--- a/cv/Anil_Kumar_Mopidevi.docx
+++ b/cv/Anil_Kumar_Mopidevi.docx
@@ -13,245 +13,11 @@
       <w:r>
         <w:rPr>
           <w:noProof/>
-          <w14:ligatures w14:val="standardContextual"/>
         </w:rPr>
         <mc:AlternateContent>
           <mc:Choice Requires="wps">
             <w:drawing>
-              <wp:anchor distT="0" distB="0" distL="114300" distR="114300" simplePos="0" relativeHeight="251661312" behindDoc="0" locked="0" layoutInCell="1" allowOverlap="1" wp14:anchorId="4F1B479D" wp14:editId="41C2FCD7">
-                <wp:simplePos x="0" y="0"/>
-                <wp:positionH relativeFrom="column">
-                  <wp:posOffset>5499100</wp:posOffset>
-                </wp:positionH>
-                <wp:positionV relativeFrom="paragraph">
-                  <wp:posOffset>222250</wp:posOffset>
-                </wp:positionV>
-                <wp:extent cx="1117600" cy="939800"/>
-                <wp:effectExtent l="0" t="0" r="6350" b="0"/>
-                <wp:wrapNone/>
-                <wp:docPr id="1077485554" name="Text Box 3"/>
-                <wp:cNvGraphicFramePr/>
-                <a:graphic xmlns:a="http://schemas.openxmlformats.org/drawingml/2006/main">
-                  <a:graphicData uri="http://schemas.microsoft.com/office/word/2010/wordprocessingShape">
-                    <wps:wsp>
-                      <wps:cNvSpPr txBox="1"/>
-                      <wps:spPr>
-                        <a:xfrm>
-                          <a:off x="0" y="0"/>
-                          <a:ext cx="1117600" cy="939800"/>
-                        </a:xfrm>
-                        <a:prstGeom prst="rect">
-                          <a:avLst/>
-                        </a:prstGeom>
-                        <a:solidFill>
-                          <a:schemeClr val="lt1"/>
-                        </a:solidFill>
-                        <a:ln w="6350">
-                          <a:noFill/>
-                        </a:ln>
-                      </wps:spPr>
-                      <wps:txbx>
-                        <w:txbxContent>
-                          <w:p>
-                            <w:pPr>
-                              <w:spacing w:after="0"/>
-                              <w:rPr>
-                                <w:rFonts w:ascii="Calibri"/>
-                                <w:b/>
-                                <w:noProof/>
-                                <w:spacing w:val="-4"/>
-                              </w:rPr>
-                            </w:pPr>
-                            <w:r>
-                              <w:rPr>
-                                <w:rFonts w:ascii="Calibri"/>
-                                <w:b/>
-                                <w:noProof/>
-                                <w:spacing w:val="-4"/>
-                              </w:rPr>
-                              <w:t xml:space="preserve">      </w:t>
-                            </w:r>
-                          </w:p>
-                          <w:p>
-                            <w:pPr>
-                              <w:spacing w:after="0"/>
-                              <w:rPr>
-                                <w:rFonts w:ascii="Calibri"/>
-                                <w:b/>
-                                <w:noProof/>
-                                <w:spacing w:val="-4"/>
-                              </w:rPr>
-                            </w:pPr>
-                            <w:r>
-                              <w:rPr>
-                                <w:rFonts w:ascii="Calibri"/>
-                                <w:b/>
-                                <w:noProof/>
-                                <w:spacing w:val="-4"/>
-                              </w:rPr>
-                              <w:drawing>
-                                <wp:inline distT="0" distB="0" distL="0" distR="0" wp14:anchorId="01670010" wp14:editId="677A1FBB">
-                                  <wp:extent cx="659674" cy="653597"/>
-                                  <wp:effectExtent l="0" t="0" r="7620" b="0"/>
-                                  <wp:docPr id="1914916517" name="Picture 8" descr="A blue hexagon with white text&#10;&#10;AI-generated content may be incorrect."/>
-                                  <wp:cNvGraphicFramePr>
-                                    <a:graphicFrameLocks xmlns:a="http://schemas.openxmlformats.org/drawingml/2006/main" noChangeAspect="1"/>
-                                  </wp:cNvGraphicFramePr>
-                                  <a:graphic xmlns:a="http://schemas.openxmlformats.org/drawingml/2006/main">
-                                    <a:graphicData uri="http://schemas.openxmlformats.org/drawingml/2006/picture">
-                                      <pic:pic xmlns:pic="http://schemas.openxmlformats.org/drawingml/2006/picture">
-                                        <pic:nvPicPr>
-                                          <pic:cNvPr id="1914916517" name="Picture 8" descr="A blue hexagon with white text&#10;&#10;AI-generated content may be incorrect."/>
-                                          <pic:cNvPicPr/>
-                                        </pic:nvPicPr>
-                                        <pic:blipFill>
-                                          <a:blip r:embed="rId5" cstate="print">
-                                            <a:extLst>
-                                              <a:ext uri="{28A0092B-C50C-407E-A947-70E740481C1C}">
-                                                <a14:useLocalDpi xmlns:a14="http://schemas.microsoft.com/office/drawing/2010/main" val="0"/>
-                                              </a:ext>
-                                            </a:extLst>
-                                          </a:blip>
-                                          <a:stretch>
-                                            <a:fillRect/>
-                                          </a:stretch>
-                                        </pic:blipFill>
-                                        <pic:spPr>
-                                          <a:xfrm>
-                                            <a:off x="0" y="0"/>
-                                            <a:ext cx="669356" cy="663190"/>
-                                          </a:xfrm>
-                                          <a:prstGeom prst="rect">
-                                            <a:avLst/>
-                                          </a:prstGeom>
-                                        </pic:spPr>
-                                      </pic:pic>
-                                    </a:graphicData>
-                                  </a:graphic>
-                                </wp:inline>
-                              </w:drawing>
-                            </w:r>
-                          </w:p>
-                          <w:p/>
-                        </w:txbxContent>
-                      </wps:txbx>
-                      <wps:bodyPr rot="0" spcFirstLastPara="0" vertOverflow="overflow" horzOverflow="overflow" vert="horz" wrap="square" lIns="91440" tIns="45720" rIns="91440" bIns="45720" numCol="1" spcCol="0" rtlCol="0" fromWordArt="0" anchor="t" anchorCtr="0" forceAA="0" compatLnSpc="1">
-                        <a:prstTxWarp prst="textNoShape">
-                          <a:avLst/>
-                        </a:prstTxWarp>
-                        <a:noAutofit/>
-                      </wps:bodyPr>
-                    </wps:wsp>
-                  </a:graphicData>
-                </a:graphic>
-              </wp:anchor>
-            </w:drawing>
-          </mc:Choice>
-          <mc:Fallback>
-            <w:pict>
-              <v:shapetype w14:anchorId="4F1B479D" id="_x0000_t202" coordsize="21600,21600" o:spt="202" path="m,l,21600r21600,l21600,xe">
-                <v:stroke joinstyle="miter"/>
-                <v:path gradientshapeok="t" o:connecttype="rect"/>
-              </v:shapetype>
-              <v:shape id="Text Box 3" o:spid="_x0000_s1026" type="#_x0000_t202" style="position:absolute;left:0;text-align:left;margin-left:433pt;margin-top:17.5pt;width:88pt;height:74pt;z-index:251661312;visibility:visible;mso-wrap-style:square;mso-wrap-distance-left:9pt;mso-wrap-distance-top:0;mso-wrap-distance-right:9pt;mso-wrap-distance-bottom:0;mso-position-horizontal:absolute;mso-position-horizontal-relative:text;mso-position-vertical:absolute;mso-position-vertical-relative:text;v-text-anchor:top" o:gfxdata="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" fillcolor="white [3201]" stroked="f" strokeweight=".5pt">
-                <v:textbox>
-                  <w:txbxContent>
-                    <w:p>
-                      <w:pPr>
-                        <w:spacing w:after="0"/>
-                        <w:rPr>
-                          <w:rFonts w:ascii="Calibri"/>
-                          <w:b/>
-                          <w:noProof/>
-                          <w:spacing w:val="-4"/>
-                        </w:rPr>
-                      </w:pPr>
-                      <w:r>
-                        <w:rPr>
-                          <w:rFonts w:ascii="Calibri"/>
-                          <w:b/>
-                          <w:noProof/>
-                          <w:spacing w:val="-4"/>
-                        </w:rPr>
-                        <w:t xml:space="preserve">      </w:t>
-                      </w:r>
-                    </w:p>
-                    <w:p>
-                      <w:pPr>
-                        <w:spacing w:after="0"/>
-                        <w:rPr>
-                          <w:rFonts w:ascii="Calibri"/>
-                          <w:b/>
-                          <w:noProof/>
-                          <w:spacing w:val="-4"/>
-                        </w:rPr>
-                      </w:pPr>
-                      <w:r>
-                        <w:rPr>
-                          <w:rFonts w:ascii="Calibri"/>
-                          <w:b/>
-                          <w:noProof/>
-                          <w:spacing w:val="-4"/>
-                        </w:rPr>
-                        <w:drawing>
-                          <wp:inline distT="0" distB="0" distL="0" distR="0" wp14:anchorId="01670010" wp14:editId="677A1FBB">
-                            <wp:extent cx="659674" cy="653597"/>
-                            <wp:effectExtent l="0" t="0" r="7620" b="0"/>
-                            <wp:docPr id="1914916517" name="Picture 8" descr="A blue hexagon with white text&#10;&#10;AI-generated content may be incorrect."/>
-                            <wp:cNvGraphicFramePr>
-                              <a:graphicFrameLocks xmlns:a="http://schemas.openxmlformats.org/drawingml/2006/main" noChangeAspect="1"/>
-                            </wp:cNvGraphicFramePr>
-                            <a:graphic xmlns:a="http://schemas.openxmlformats.org/drawingml/2006/main">
-                              <a:graphicData uri="http://schemas.openxmlformats.org/drawingml/2006/picture">
-                                <pic:pic xmlns:pic="http://schemas.openxmlformats.org/drawingml/2006/picture">
-                                  <pic:nvPicPr>
-                                    <pic:cNvPr id="1914916517" name="Picture 8" descr="A blue hexagon with white text&#10;&#10;AI-generated content may be incorrect."/>
-                                    <pic:cNvPicPr/>
-                                  </pic:nvPicPr>
-                                  <pic:blipFill>
-                                    <a:blip r:embed="rId5" cstate="print">
-                                      <a:extLst>
-                                        <a:ext uri="{28A0092B-C50C-407E-A947-70E740481C1C}">
-                                          <a14:useLocalDpi xmlns:a14="http://schemas.microsoft.com/office/drawing/2010/main" val="0"/>
-                                        </a:ext>
-                                      </a:extLst>
-                                    </a:blip>
-                                    <a:stretch>
-                                      <a:fillRect/>
-                                    </a:stretch>
-                                  </pic:blipFill>
-                                  <pic:spPr>
-                                    <a:xfrm>
-                                      <a:off x="0" y="0"/>
-                                      <a:ext cx="669356" cy="663190"/>
-                                    </a:xfrm>
-                                    <a:prstGeom prst="rect">
-                                      <a:avLst/>
-                                    </a:prstGeom>
-                                  </pic:spPr>
-                                </pic:pic>
-                              </a:graphicData>
-                            </a:graphic>
-                          </wp:inline>
-                        </w:drawing>
-                      </w:r>
-                    </w:p>
-                    <w:p/>
-                  </w:txbxContent>
-                </v:textbox>
-              </v:shape>
-            </w:pict>
-          </mc:Fallback>
-        </mc:AlternateContent>
-      </w:r>
-      <w:r>
-        <w:rPr>
-          <w:noProof/>
-        </w:rPr>
-        <mc:AlternateContent>
-          <mc:Choice Requires="wps">
-            <w:drawing>
-              <wp:anchor distT="0" distB="0" distL="114300" distR="114300" simplePos="0" relativeHeight="251660288" behindDoc="0" locked="0" layoutInCell="1" allowOverlap="1" wp14:anchorId="55E6354A" wp14:editId="234B9DB1">
+              <wp:anchor distT="0" distB="0" distL="114300" distR="114300" simplePos="0" relativeHeight="251660288" behindDoc="0" locked="0" layoutInCell="1" allowOverlap="1" wp14:anchorId="55E6354A" wp14:editId="3EA963C6">
                 <wp:simplePos x="0" y="0"/>
                 <wp:positionH relativeFrom="page">
                   <wp:posOffset>742950</wp:posOffset>
@@ -306,8 +72,34 @@
                                 <w:sz w:val="40"/>
                                 <w:szCs w:val="40"/>
                               </w:rPr>
-                              <w:t>Anil Kumar. M</w:t>
+                              <w:t>Anil Kumar</w:t>
                             </w:r>
+                            <w:r>
+                              <w:rPr>
+                                <w:rFonts w:ascii="Times New Roman" w:hAnsi="Times New Roman" w:cs="Times New Roman"/>
+                                <w:sz w:val="40"/>
+                                <w:szCs w:val="40"/>
+                              </w:rPr>
+                              <w:t xml:space="preserve"> </w:t>
+                            </w:r>
+                            <w:proofErr w:type="spellStart"/>
+                            <w:r>
+                              <w:rPr>
+                                <w:rFonts w:ascii="Times New Roman" w:hAnsi="Times New Roman" w:cs="Times New Roman"/>
+                                <w:sz w:val="40"/>
+                                <w:szCs w:val="40"/>
+                              </w:rPr>
+                              <w:t>M</w:t>
+                            </w:r>
+                            <w:r>
+                              <w:rPr>
+                                <w:rFonts w:ascii="Times New Roman" w:hAnsi="Times New Roman" w:cs="Times New Roman"/>
+                                <w:sz w:val="40"/>
+                                <w:szCs w:val="40"/>
+                              </w:rPr>
+                              <w:t>opidevi</w:t>
+                            </w:r>
+                            <w:proofErr w:type="spellEnd"/>
                             <w:r>
                               <w:rPr>
                                 <w:rFonts w:ascii="Times New Roman" w:hAnsi="Times New Roman" w:cs="Times New Roman"/>
@@ -357,14 +149,6 @@
                               </w:rPr>
                               <w:tab/>
                             </w:r>
-                            <w:r>
-                              <w:rPr>
-                                <w:rFonts w:ascii="Times New Roman" w:hAnsi="Times New Roman" w:cs="Times New Roman"/>
-                                <w:sz w:val="40"/>
-                                <w:szCs w:val="40"/>
-                              </w:rPr>
-                              <w:tab/>
-                            </w:r>
                           </w:p>
                           <w:p>
                             <w:pPr>
@@ -395,7 +179,7 @@
                               </w:rPr>
                               <w:t xml:space="preserve"> / </w:t>
                             </w:r>
-                            <w:hyperlink r:id="rId6" w:history="1">
+                            <w:hyperlink r:id="rId5" w:history="1">
                               <w:r>
                                 <w:rPr>
                                   <w:rStyle w:val="Hyperlink"/>
@@ -404,7 +188,7 @@
                                   <w:sz w:val="24"/>
                                   <w:szCs w:val="24"/>
                                 </w:rPr>
-                                <w:t>anilkumarm2195@gmail.com</w:t>
+                                <w:t>anilkumarmi647@gmail.com</w:t>
                               </w:r>
                             </w:hyperlink>
                           </w:p>
@@ -419,7 +203,7 @@
                                 <w:szCs w:val="24"/>
                               </w:rPr>
                             </w:pPr>
-                            <w:hyperlink r:id="rId7" w:history="1">
+                            <w:hyperlink r:id="rId6" w:history="1">
                               <w:r>
                                 <w:rPr>
                                   <w:rStyle w:val="Hyperlink"/>
@@ -428,7 +212,27 @@
                                   <w:sz w:val="24"/>
                                   <w:szCs w:val="24"/>
                                 </w:rPr>
-                                <w:t>LinkedIn</w:t>
+                                <w:t>Linke</w:t>
+                              </w:r>
+                              <w:r>
+                                <w:rPr>
+                                  <w:rStyle w:val="Hyperlink"/>
+                                  <w:rFonts w:ascii="Calibri"/>
+                                  <w:bCs/>
+                                  <w:sz w:val="24"/>
+                                  <w:szCs w:val="24"/>
+                                </w:rPr>
+                                <w:t>d</w:t>
+                              </w:r>
+                              <w:r>
+                                <w:rPr>
+                                  <w:rStyle w:val="Hyperlink"/>
+                                  <w:rFonts w:ascii="Calibri"/>
+                                  <w:bCs/>
+                                  <w:sz w:val="24"/>
+                                  <w:szCs w:val="24"/>
+                                </w:rPr>
+                                <w:t>In</w:t>
                               </w:r>
                             </w:hyperlink>
                             <w:r>
@@ -440,6 +244,38 @@
                               </w:rPr>
                               <w:t xml:space="preserve"> |</w:t>
                             </w:r>
+                            <w:hyperlink r:id="rId7" w:history="1">
+                              <w:r>
+                                <w:rPr>
+                                  <w:rStyle w:val="Hyperlink"/>
+                                  <w:rFonts w:ascii="Calibri"/>
+                                  <w:bCs/>
+                                  <w:sz w:val="24"/>
+                                  <w:szCs w:val="24"/>
+                                </w:rPr>
+                                <w:t>Por</w:t>
+                              </w:r>
+                              <w:r>
+                                <w:rPr>
+                                  <w:rStyle w:val="Hyperlink"/>
+                                  <w:rFonts w:ascii="Calibri"/>
+                                  <w:bCs/>
+                                  <w:sz w:val="24"/>
+                                  <w:szCs w:val="24"/>
+                                </w:rPr>
+                                <w:t>t</w:t>
+                              </w:r>
+                              <w:r>
+                                <w:rPr>
+                                  <w:rStyle w:val="Hyperlink"/>
+                                  <w:rFonts w:ascii="Calibri"/>
+                                  <w:bCs/>
+                                  <w:sz w:val="24"/>
+                                  <w:szCs w:val="24"/>
+                                </w:rPr>
+                                <w:t>folio</w:t>
+                              </w:r>
+                            </w:hyperlink>
                             <w:r>
                               <w:rPr>
                                 <w:rFonts w:ascii="Calibri"/>
@@ -447,7 +283,7 @@
                                 <w:sz w:val="24"/>
                                 <w:szCs w:val="24"/>
                               </w:rPr>
-                              <w:t>Portfolio |</w:t>
+                              <w:t xml:space="preserve"> |</w:t>
                             </w:r>
                             <w:hyperlink r:id="rId8" w:history="1">
                               <w:r>
@@ -458,7 +294,27 @@
                                   <w:sz w:val="24"/>
                                   <w:szCs w:val="24"/>
                                 </w:rPr>
-                                <w:t>Medium</w:t>
+                                <w:t>Medi</w:t>
+                              </w:r>
+                              <w:r>
+                                <w:rPr>
+                                  <w:rStyle w:val="Hyperlink"/>
+                                  <w:rFonts w:ascii="Calibri"/>
+                                  <w:bCs/>
+                                  <w:sz w:val="24"/>
+                                  <w:szCs w:val="24"/>
+                                </w:rPr>
+                                <w:t>u</w:t>
+                              </w:r>
+                              <w:r>
+                                <w:rPr>
+                                  <w:rStyle w:val="Hyperlink"/>
+                                  <w:rFonts w:ascii="Calibri"/>
+                                  <w:bCs/>
+                                  <w:sz w:val="24"/>
+                                  <w:szCs w:val="24"/>
+                                </w:rPr>
+                                <w:t>m</w:t>
                               </w:r>
                             </w:hyperlink>
                             <w:r>
@@ -696,7 +552,11 @@
           </mc:Choice>
           <mc:Fallback>
             <w:pict>
-              <v:shape w14:anchorId="55E6354A" id="Textbox 3" o:spid="_x0000_s1027" type="#_x0000_t202" style="position:absolute;left:0;text-align:left;margin-left:58.5pt;margin-top:18.5pt;width:413.5pt;height:70.5pt;z-index:251660288;visibility:visible;mso-wrap-style:square;mso-width-percent:0;mso-height-percent:0;mso-wrap-distance-left:9pt;mso-wrap-distance-top:0;mso-wrap-distance-right:9pt;mso-wrap-distance-bottom:0;mso-position-horizontal:absolute;mso-position-horizontal-relative:page;mso-position-vertical:absolute;mso-position-vertical-relative:text;mso-width-percent:0;mso-height-percent:0;mso-width-relative:margin;mso-height-relative:margin;v-text-anchor:top" o:gfxdata="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" filled="f" stroked="f">
+              <v:shapetype w14:anchorId="55E6354A" id="_x0000_t202" coordsize="21600,21600" o:spt="202" path="m,l,21600r21600,l21600,xe">
+                <v:stroke joinstyle="miter"/>
+                <v:path gradientshapeok="t" o:connecttype="rect"/>
+              </v:shapetype>
+              <v:shape id="Textbox 3" o:spid="_x0000_s1026" type="#_x0000_t202" style="position:absolute;left:0;text-align:left;margin-left:58.5pt;margin-top:18.5pt;width:413.5pt;height:70.5pt;z-index:251660288;visibility:visible;mso-wrap-style:square;mso-width-percent:0;mso-height-percent:0;mso-wrap-distance-left:9pt;mso-wrap-distance-top:0;mso-wrap-distance-right:9pt;mso-wrap-distance-bottom:0;mso-position-horizontal:absolute;mso-position-horizontal-relative:page;mso-position-vertical:absolute;mso-position-vertical-relative:text;mso-width-percent:0;mso-height-percent:0;mso-width-relative:margin;mso-height-relative:margin;v-text-anchor:top" o:gfxdata="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" filled="f" stroked="f">
                 <v:textbox inset="0,0,0,0">
                   <w:txbxContent>
                     <w:p>
@@ -726,8 +586,34 @@
                           <w:sz w:val="40"/>
                           <w:szCs w:val="40"/>
                         </w:rPr>
-                        <w:t>Anil Kumar. M</w:t>
+                        <w:t>Anil Kumar</w:t>
                       </w:r>
+                      <w:r>
+                        <w:rPr>
+                          <w:rFonts w:ascii="Times New Roman" w:hAnsi="Times New Roman" w:cs="Times New Roman"/>
+                          <w:sz w:val="40"/>
+                          <w:szCs w:val="40"/>
+                        </w:rPr>
+                        <w:t xml:space="preserve"> </w:t>
+                      </w:r>
+                      <w:proofErr w:type="spellStart"/>
+                      <w:r>
+                        <w:rPr>
+                          <w:rFonts w:ascii="Times New Roman" w:hAnsi="Times New Roman" w:cs="Times New Roman"/>
+                          <w:sz w:val="40"/>
+                          <w:szCs w:val="40"/>
+                        </w:rPr>
+                        <w:t>M</w:t>
+                      </w:r>
+                      <w:r>
+                        <w:rPr>
+                          <w:rFonts w:ascii="Times New Roman" w:hAnsi="Times New Roman" w:cs="Times New Roman"/>
+                          <w:sz w:val="40"/>
+                          <w:szCs w:val="40"/>
+                        </w:rPr>
+                        <w:t>opidevi</w:t>
+                      </w:r>
+                      <w:proofErr w:type="spellEnd"/>
                       <w:r>
                         <w:rPr>
                           <w:rFonts w:ascii="Times New Roman" w:hAnsi="Times New Roman" w:cs="Times New Roman"/>
@@ -777,14 +663,6 @@
                         </w:rPr>
                         <w:tab/>
                       </w:r>
-                      <w:r>
-                        <w:rPr>
-                          <w:rFonts w:ascii="Times New Roman" w:hAnsi="Times New Roman" w:cs="Times New Roman"/>
-                          <w:sz w:val="40"/>
-                          <w:szCs w:val="40"/>
-                        </w:rPr>
-                        <w:tab/>
-                      </w:r>
                     </w:p>
                     <w:p>
                       <w:pPr>
@@ -824,7 +702,7 @@
                             <w:sz w:val="24"/>
                             <w:szCs w:val="24"/>
                           </w:rPr>
-                          <w:t>anilkumarm2195@gmail.com</w:t>
+                          <w:t>anilkumarmi647@gmail.com</w:t>
                         </w:r>
                       </w:hyperlink>
                     </w:p>
@@ -848,7 +726,27 @@
                             <w:sz w:val="24"/>
                             <w:szCs w:val="24"/>
                           </w:rPr>
-                          <w:t>LinkedIn</w:t>
+                          <w:t>Linke</w:t>
+                        </w:r>
+                        <w:r>
+                          <w:rPr>
+                            <w:rStyle w:val="Hyperlink"/>
+                            <w:rFonts w:ascii="Calibri"/>
+                            <w:bCs/>
+                            <w:sz w:val="24"/>
+                            <w:szCs w:val="24"/>
+                          </w:rPr>
+                          <w:t>d</w:t>
+                        </w:r>
+                        <w:r>
+                          <w:rPr>
+                            <w:rStyle w:val="Hyperlink"/>
+                            <w:rFonts w:ascii="Calibri"/>
+                            <w:bCs/>
+                            <w:sz w:val="24"/>
+                            <w:szCs w:val="24"/>
+                          </w:rPr>
+                          <w:t>In</w:t>
                         </w:r>
                       </w:hyperlink>
                       <w:r>
@@ -860,15 +758,6 @@
                         </w:rPr>
                         <w:t xml:space="preserve"> |</w:t>
                       </w:r>
-                      <w:r>
-                        <w:rPr>
-                          <w:rFonts w:ascii="Calibri"/>
-                          <w:bCs/>
-                          <w:sz w:val="24"/>
-                          <w:szCs w:val="24"/>
-                        </w:rPr>
-                        <w:t>Portfolio |</w:t>
-                      </w:r>
                       <w:hyperlink r:id="rId11" w:history="1">
                         <w:r>
                           <w:rPr>
@@ -878,7 +767,68 @@
                             <w:sz w:val="24"/>
                             <w:szCs w:val="24"/>
                           </w:rPr>
-                          <w:t>Medium</w:t>
+                          <w:t>Por</w:t>
+                        </w:r>
+                        <w:r>
+                          <w:rPr>
+                            <w:rStyle w:val="Hyperlink"/>
+                            <w:rFonts w:ascii="Calibri"/>
+                            <w:bCs/>
+                            <w:sz w:val="24"/>
+                            <w:szCs w:val="24"/>
+                          </w:rPr>
+                          <w:t>t</w:t>
+                        </w:r>
+                        <w:r>
+                          <w:rPr>
+                            <w:rStyle w:val="Hyperlink"/>
+                            <w:rFonts w:ascii="Calibri"/>
+                            <w:bCs/>
+                            <w:sz w:val="24"/>
+                            <w:szCs w:val="24"/>
+                          </w:rPr>
+                          <w:t>folio</w:t>
+                        </w:r>
+                      </w:hyperlink>
+                      <w:r>
+                        <w:rPr>
+                          <w:rFonts w:ascii="Calibri"/>
+                          <w:bCs/>
+                          <w:sz w:val="24"/>
+                          <w:szCs w:val="24"/>
+                        </w:rPr>
+                        <w:t xml:space="preserve"> |</w:t>
+                      </w:r>
+                      <w:hyperlink r:id="rId12" w:history="1">
+                        <w:r>
+                          <w:rPr>
+                            <w:rStyle w:val="Hyperlink"/>
+                            <w:rFonts w:ascii="Calibri"/>
+                            <w:bCs/>
+                            <w:sz w:val="24"/>
+                            <w:szCs w:val="24"/>
+                          </w:rPr>
+                          <w:t>Medi</w:t>
+                        </w:r>
+                        <w:r>
+                          <w:rPr>
+                            <w:rStyle w:val="Hyperlink"/>
+                            <w:rFonts w:ascii="Calibri"/>
+                            <w:bCs/>
+                            <w:sz w:val="24"/>
+                            <w:szCs w:val="24"/>
+                          </w:rPr>
+                          <w:t>u</w:t>
+                        </w:r>
+                        <w:r>
+                          <w:rPr>
+                            <w:rStyle w:val="Hyperlink"/>
+                            <w:rFonts w:ascii="Calibri"/>
+                            <w:bCs/>
+                            <w:sz w:val="24"/>
+                            <w:szCs w:val="24"/>
+                          </w:rPr>
+                          <w:t>m</w:t>
                         </w:r>
                       </w:hyperlink>
                       <w:r>
@@ -1121,6 +1071,222 @@
           <w:u w:val="single"/>
         </w:rPr>
       </w:pPr>
+      <w:r>
+        <w:rPr>
+          <w:noProof/>
+          <w14:ligatures w14:val="standardContextual"/>
+        </w:rPr>
+        <mc:AlternateContent>
+          <mc:Choice Requires="wps">
+            <w:drawing>
+              <wp:anchor distT="0" distB="0" distL="114300" distR="114300" simplePos="0" relativeHeight="251661312" behindDoc="0" locked="0" layoutInCell="1" allowOverlap="1" wp14:anchorId="4F1B479D" wp14:editId="7A876D16">
+                <wp:simplePos x="0" y="0"/>
+                <wp:positionH relativeFrom="column">
+                  <wp:posOffset>4229100</wp:posOffset>
+                </wp:positionH>
+                <wp:positionV relativeFrom="paragraph">
+                  <wp:posOffset>36195</wp:posOffset>
+                </wp:positionV>
+                <wp:extent cx="1117600" cy="939800"/>
+                <wp:effectExtent l="0" t="0" r="6350" b="0"/>
+                <wp:wrapNone/>
+                <wp:docPr id="1077485554" name="Text Box 3"/>
+                <wp:cNvGraphicFramePr/>
+                <a:graphic xmlns:a="http://schemas.openxmlformats.org/drawingml/2006/main">
+                  <a:graphicData uri="http://schemas.microsoft.com/office/word/2010/wordprocessingShape">
+                    <wps:wsp>
+                      <wps:cNvSpPr txBox="1"/>
+                      <wps:spPr>
+                        <a:xfrm>
+                          <a:off x="0" y="0"/>
+                          <a:ext cx="1117600" cy="939800"/>
+                        </a:xfrm>
+                        <a:prstGeom prst="rect">
+                          <a:avLst/>
+                        </a:prstGeom>
+                        <a:solidFill>
+                          <a:schemeClr val="lt1"/>
+                        </a:solidFill>
+                        <a:ln w="6350">
+                          <a:noFill/>
+                        </a:ln>
+                      </wps:spPr>
+                      <wps:txbx>
+                        <w:txbxContent>
+                          <w:p>
+                            <w:pPr>
+                              <w:spacing w:after="0"/>
+                              <w:rPr>
+                                <w:rFonts w:ascii="Calibri"/>
+                                <w:b/>
+                                <w:noProof/>
+                                <w:spacing w:val="-4"/>
+                              </w:rPr>
+                            </w:pPr>
+                            <w:r>
+                              <w:rPr>
+                                <w:rFonts w:ascii="Calibri"/>
+                                <w:b/>
+                                <w:noProof/>
+                                <w:spacing w:val="-4"/>
+                              </w:rPr>
+                              <w:t xml:space="preserve">      </w:t>
+                            </w:r>
+                            <w:r>
+                              <w:rPr>
+                                <w:rFonts w:ascii="Calibri"/>
+                                <w:b/>
+                                <w:noProof/>
+                                <w:spacing w:val="-4"/>
+                              </w:rPr>
+                              <w:drawing>
+                                <wp:inline distT="0" distB="0" distL="0" distR="0" wp14:anchorId="7BDDA5C2" wp14:editId="3CB88098">
+                                  <wp:extent cx="742950" cy="736106"/>
+                                  <wp:effectExtent l="0" t="0" r="0" b="6985"/>
+                                  <wp:docPr id="1914916517" name="Picture 8" descr="A blue hexagon with white text&#10;&#10;AI-generated content may be incorrect.">
+                                    <a:hlinkClick xmlns:a="http://schemas.openxmlformats.org/drawingml/2006/main" r:id="rId13"/>
+                                  </wp:docPr>
+                                  <wp:cNvGraphicFramePr>
+                                    <a:graphicFrameLocks xmlns:a="http://schemas.openxmlformats.org/drawingml/2006/main" noChangeAspect="1"/>
+                                  </wp:cNvGraphicFramePr>
+                                  <a:graphic xmlns:a="http://schemas.openxmlformats.org/drawingml/2006/main">
+                                    <a:graphicData uri="http://schemas.openxmlformats.org/drawingml/2006/picture">
+                                      <pic:pic xmlns:pic="http://schemas.openxmlformats.org/drawingml/2006/picture">
+                                        <pic:nvPicPr>
+                                          <pic:cNvPr id="1914916517" name="Picture 8" descr="A blue hexagon with white text&#10;&#10;AI-generated content may be incorrect.">
+                                            <a:hlinkClick r:id="rId13"/>
+                                          </pic:cNvPr>
+                                          <pic:cNvPicPr/>
+                                        </pic:nvPicPr>
+                                        <pic:blipFill>
+                                          <a:blip r:embed="rId14" cstate="print">
+                                            <a:extLst>
+                                              <a:ext uri="{28A0092B-C50C-407E-A947-70E740481C1C}">
+                                                <a14:useLocalDpi xmlns:a14="http://schemas.microsoft.com/office/drawing/2010/main" val="0"/>
+                                              </a:ext>
+                                            </a:extLst>
+                                          </a:blip>
+                                          <a:stretch>
+                                            <a:fillRect/>
+                                          </a:stretch>
+                                        </pic:blipFill>
+                                        <pic:spPr>
+                                          <a:xfrm>
+                                            <a:off x="0" y="0"/>
+                                            <a:ext cx="758693" cy="751704"/>
+                                          </a:xfrm>
+                                          <a:prstGeom prst="rect">
+                                            <a:avLst/>
+                                          </a:prstGeom>
+                                        </pic:spPr>
+                                      </pic:pic>
+                                    </a:graphicData>
+                                  </a:graphic>
+                                </wp:inline>
+                              </w:drawing>
+                            </w:r>
+                          </w:p>
+                          <w:p/>
+                        </w:txbxContent>
+                      </wps:txbx>
+                      <wps:bodyPr rot="0" spcFirstLastPara="0" vertOverflow="overflow" horzOverflow="overflow" vert="horz" wrap="square" lIns="91440" tIns="45720" rIns="91440" bIns="45720" numCol="1" spcCol="0" rtlCol="0" fromWordArt="0" anchor="t" anchorCtr="0" forceAA="0" compatLnSpc="1">
+                        <a:prstTxWarp prst="textNoShape">
+                          <a:avLst/>
+                        </a:prstTxWarp>
+                        <a:noAutofit/>
+                      </wps:bodyPr>
+                    </wps:wsp>
+                  </a:graphicData>
+                </a:graphic>
+              </wp:anchor>
+            </w:drawing>
+          </mc:Choice>
+          <mc:Fallback>
+            <w:pict>
+              <v:shape w14:anchorId="4F1B479D" id="Text Box 3" o:spid="_x0000_s1027" type="#_x0000_t202" style="position:absolute;margin-left:333pt;margin-top:2.85pt;width:88pt;height:74pt;z-index:251661312;visibility:visible;mso-wrap-style:square;mso-wrap-distance-left:9pt;mso-wrap-distance-top:0;mso-wrap-distance-right:9pt;mso-wrap-distance-bottom:0;mso-position-horizontal:absolute;mso-position-horizontal-relative:text;mso-position-vertical:absolute;mso-position-vertical-relative:text;v-text-anchor:top" o:gfxdata="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" fillcolor="white [3201]" stroked="f" strokeweight=".5pt">
+                <v:textbox>
+                  <w:txbxContent>
+                    <w:p>
+                      <w:pPr>
+                        <w:spacing w:after="0"/>
+                        <w:rPr>
+                          <w:rFonts w:ascii="Calibri"/>
+                          <w:b/>
+                          <w:noProof/>
+                          <w:spacing w:val="-4"/>
+                        </w:rPr>
+                      </w:pPr>
+                      <w:r>
+                        <w:rPr>
+                          <w:rFonts w:ascii="Calibri"/>
+                          <w:b/>
+                          <w:noProof/>
+                          <w:spacing w:val="-4"/>
+                        </w:rPr>
+                        <w:t xml:space="preserve">      </w:t>
+                      </w:r>
+                      <w:r>
+                        <w:rPr>
+                          <w:rFonts w:ascii="Calibri"/>
+                          <w:b/>
+                          <w:noProof/>
+                          <w:spacing w:val="-4"/>
+                        </w:rPr>
+                        <w:drawing>
+                          <wp:inline distT="0" distB="0" distL="0" distR="0" wp14:anchorId="7BDDA5C2" wp14:editId="3CB88098">
+                            <wp:extent cx="742950" cy="736106"/>
+                            <wp:effectExtent l="0" t="0" r="0" b="6985"/>
+                            <wp:docPr id="1914916517" name="Picture 8" descr="A blue hexagon with white text&#10;&#10;AI-generated content may be incorrect.">
+                              <a:hlinkClick xmlns:a="http://schemas.openxmlformats.org/drawingml/2006/main" r:id="rId13"/>
+                            </wp:docPr>
+                            <wp:cNvGraphicFramePr>
+                              <a:graphicFrameLocks xmlns:a="http://schemas.openxmlformats.org/drawingml/2006/main" noChangeAspect="1"/>
+                            </wp:cNvGraphicFramePr>
+                            <a:graphic xmlns:a="http://schemas.openxmlformats.org/drawingml/2006/main">
+                              <a:graphicData uri="http://schemas.openxmlformats.org/drawingml/2006/picture">
+                                <pic:pic xmlns:pic="http://schemas.openxmlformats.org/drawingml/2006/picture">
+                                  <pic:nvPicPr>
+                                    <pic:cNvPr id="1914916517" name="Picture 8" descr="A blue hexagon with white text&#10;&#10;AI-generated content may be incorrect.">
+                                      <a:hlinkClick r:id="rId13"/>
+                                    </pic:cNvPr>
+                                    <pic:cNvPicPr/>
+                                  </pic:nvPicPr>
+                                  <pic:blipFill>
+                                    <a:blip r:embed="rId14" cstate="print">
+                                      <a:extLst>
+                                        <a:ext uri="{28A0092B-C50C-407E-A947-70E740481C1C}">
+                                          <a14:useLocalDpi xmlns:a14="http://schemas.microsoft.com/office/drawing/2010/main" val="0"/>
+                                        </a:ext>
+                                      </a:extLst>
+                                    </a:blip>
+                                    <a:stretch>
+                                      <a:fillRect/>
+                                    </a:stretch>
+                                  </pic:blipFill>
+                                  <pic:spPr>
+                                    <a:xfrm>
+                                      <a:off x="0" y="0"/>
+                                      <a:ext cx="758693" cy="751704"/>
+                                    </a:xfrm>
+                                    <a:prstGeom prst="rect">
+                                      <a:avLst/>
+                                    </a:prstGeom>
+                                  </pic:spPr>
+                                </pic:pic>
+                              </a:graphicData>
+                            </a:graphic>
+                          </wp:inline>
+                        </w:drawing>
+                      </w:r>
+                    </w:p>
+                    <w:p/>
+                  </w:txbxContent>
+                </v:textbox>
+              </v:shape>
+            </w:pict>
+          </mc:Fallback>
+        </mc:AlternateContent>
+      </w:r>
     </w:p>
     <w:p>
       <w:pPr>
@@ -2699,7 +2865,21 @@
           <w:rFonts w:ascii="Times New Roman" w:hAnsi="Times New Roman" w:cs="Times New Roman"/>
           <w:b/>
         </w:rPr>
-        <w:t>Role: Advanced Software Developer</w:t>
+        <w:t xml:space="preserve">Role: </w:t>
+      </w:r>
+      <w:r>
+        <w:rPr>
+          <w:rFonts w:ascii="Times New Roman" w:hAnsi="Times New Roman" w:cs="Times New Roman"/>
+          <w:b/>
+        </w:rPr>
+        <w:t>Senior</w:t>
+      </w:r>
+      <w:r>
+        <w:rPr>
+          <w:rFonts w:ascii="Times New Roman" w:hAnsi="Times New Roman" w:cs="Times New Roman"/>
+          <w:b/>
+        </w:rPr>
+        <w:t xml:space="preserve"> Software Developer</w:t>
       </w:r>
     </w:p>
     <w:p>
@@ -2731,7 +2911,7 @@
           <w:rFonts w:ascii="Times New Roman" w:hAnsi="Times New Roman" w:cs="Times New Roman"/>
           <w:b/>
         </w:rPr>
-        <w:t>January</w:t>
+        <w:t>May</w:t>
       </w:r>
       <w:r>
         <w:rPr>
@@ -2746,7 +2926,14 @@
           <w:rFonts w:ascii="Times New Roman" w:hAnsi="Times New Roman" w:cs="Times New Roman"/>
           <w:b/>
         </w:rPr>
-        <w:t>2024</w:t>
+        <w:t>202</w:t>
+      </w:r>
+      <w:r>
+        <w:rPr>
+          <w:rFonts w:ascii="Times New Roman" w:hAnsi="Times New Roman" w:cs="Times New Roman"/>
+          <w:b/>
+        </w:rPr>
+        <w:t>3</w:t>
       </w:r>
       <w:r>
         <w:rPr>
@@ -2800,14 +2987,7 @@
           <w:rFonts w:ascii="Times New Roman" w:hAnsi="Times New Roman" w:cs="Times New Roman"/>
           <w:b/>
         </w:rPr>
-        <w:t>Medi Stream</w:t>
-      </w:r>
-      <w:r>
-        <w:rPr>
-          <w:rFonts w:ascii="Times New Roman" w:hAnsi="Times New Roman" w:cs="Times New Roman"/>
-          <w:b/>
-        </w:rPr>
-        <w:t>: Real-Time Health Data</w:t>
+        <w:t>Medi Stream: Real-Time Health Data</w:t>
       </w:r>
       <w:r>
         <w:rPr>
@@ -3016,23 +3196,33 @@
           <w:bCs/>
           <w:spacing w:val="-2"/>
         </w:rPr>
-        <w:t xml:space="preserve">Implemented </w:t>
-      </w:r>
-      <w:r>
-        <w:rPr>
-          <w:rFonts w:ascii="Times New Roman" w:hAnsi="Times New Roman" w:cs="Times New Roman"/>
-          <w:b/>
-          <w:spacing w:val="-2"/>
-        </w:rPr>
-        <w:t>Angular Router</w:t>
-      </w:r>
-      <w:r>
-        <w:rPr>
-          <w:rFonts w:ascii="Times New Roman" w:hAnsi="Times New Roman" w:cs="Times New Roman"/>
-          <w:bCs/>
-          <w:spacing w:val="-2"/>
-        </w:rPr>
-        <w:t xml:space="preserve"> for seamless navigation across patient monitoring dashboards, analytics reports, and data-streaming insights. </w:t>
+        <w:t xml:space="preserve">Managed global state with </w:t>
+      </w:r>
+      <w:proofErr w:type="spellStart"/>
+      <w:r>
+        <w:rPr>
+          <w:rFonts w:ascii="Times New Roman" w:hAnsi="Times New Roman" w:cs="Times New Roman"/>
+          <w:b/>
+          <w:spacing w:val="-2"/>
+        </w:rPr>
+        <w:t>NgRx</w:t>
+      </w:r>
+      <w:proofErr w:type="spellEnd"/>
+      <w:r>
+        <w:rPr>
+          <w:rFonts w:ascii="Times New Roman" w:hAnsi="Times New Roman" w:cs="Times New Roman"/>
+          <w:b/>
+          <w:spacing w:val="-2"/>
+        </w:rPr>
+        <w:t xml:space="preserve"> Store</w:t>
+      </w:r>
+      <w:r>
+        <w:rPr>
+          <w:rFonts w:ascii="Times New Roman" w:hAnsi="Times New Roman" w:cs="Times New Roman"/>
+          <w:bCs/>
+          <w:spacing w:val="-2"/>
+        </w:rPr>
+        <w:t xml:space="preserve">, ensuring consistent data updates across different application modules while improving debugging and maintainability. </w:t>
       </w:r>
     </w:p>
     <w:p>
@@ -3055,39 +3245,39 @@
           <w:bCs/>
           <w:spacing w:val="-2"/>
         </w:rPr>
-        <w:t xml:space="preserve">Optimized application performance with </w:t>
-      </w:r>
-      <w:r>
-        <w:rPr>
-          <w:rFonts w:ascii="Times New Roman" w:hAnsi="Times New Roman" w:cs="Times New Roman"/>
-          <w:b/>
-          <w:spacing w:val="-2"/>
-        </w:rPr>
-        <w:t>Lazy Loading</w:t>
-      </w:r>
-      <w:r>
-        <w:rPr>
-          <w:rFonts w:ascii="Times New Roman" w:hAnsi="Times New Roman" w:cs="Times New Roman"/>
-          <w:bCs/>
-          <w:spacing w:val="-2"/>
-        </w:rPr>
-        <w:t xml:space="preserve"> and </w:t>
-      </w:r>
-      <w:r>
-        <w:rPr>
-          <w:rFonts w:ascii="Times New Roman" w:hAnsi="Times New Roman" w:cs="Times New Roman"/>
-          <w:b/>
-          <w:spacing w:val="-2"/>
-        </w:rPr>
-        <w:t>Change Detection Strategies</w:t>
-      </w:r>
-      <w:r>
-        <w:rPr>
-          <w:rFonts w:ascii="Times New Roman" w:hAnsi="Times New Roman" w:cs="Times New Roman"/>
-          <w:bCs/>
-          <w:spacing w:val="-2"/>
-        </w:rPr>
-        <w:t xml:space="preserve">, ensuring smooth rendering of high-frequency real-time data. </w:t>
+        <w:t xml:space="preserve">Designed and developed </w:t>
+      </w:r>
+      <w:r>
+        <w:rPr>
+          <w:rFonts w:ascii="Times New Roman" w:hAnsi="Times New Roman" w:cs="Times New Roman"/>
+          <w:b/>
+          <w:spacing w:val="-2"/>
+        </w:rPr>
+        <w:t xml:space="preserve">scalable and resilient microservices </w:t>
+      </w:r>
+      <w:r>
+        <w:rPr>
+          <w:rFonts w:ascii="Times New Roman" w:hAnsi="Times New Roman" w:cs="Times New Roman"/>
+          <w:bCs/>
+          <w:spacing w:val="-2"/>
+        </w:rPr>
+        <w:t>using</w:t>
+      </w:r>
+      <w:r>
+        <w:rPr>
+          <w:rFonts w:ascii="Times New Roman" w:hAnsi="Times New Roman" w:cs="Times New Roman"/>
+          <w:b/>
+          <w:spacing w:val="-2"/>
+        </w:rPr>
+        <w:t xml:space="preserve"> Spring Boot</w:t>
+      </w:r>
+      <w:r>
+        <w:rPr>
+          <w:rFonts w:ascii="Times New Roman" w:hAnsi="Times New Roman" w:cs="Times New Roman"/>
+          <w:bCs/>
+          <w:spacing w:val="-2"/>
+        </w:rPr>
+        <w:t xml:space="preserve">, handling real-time medical data processing and event-driven operations. </w:t>
       </w:r>
     </w:p>
     <w:p>
@@ -3110,33 +3300,39 @@
           <w:bCs/>
           <w:spacing w:val="-2"/>
         </w:rPr>
-        <w:t xml:space="preserve">Managed global state with </w:t>
-      </w:r>
-      <w:proofErr w:type="spellStart"/>
-      <w:r>
-        <w:rPr>
-          <w:rFonts w:ascii="Times New Roman" w:hAnsi="Times New Roman" w:cs="Times New Roman"/>
-          <w:b/>
-          <w:spacing w:val="-2"/>
-        </w:rPr>
-        <w:t>NgRx</w:t>
-      </w:r>
-      <w:proofErr w:type="spellEnd"/>
-      <w:r>
-        <w:rPr>
-          <w:rFonts w:ascii="Times New Roman" w:hAnsi="Times New Roman" w:cs="Times New Roman"/>
-          <w:b/>
-          <w:spacing w:val="-2"/>
-        </w:rPr>
-        <w:t xml:space="preserve"> Store</w:t>
-      </w:r>
-      <w:r>
-        <w:rPr>
-          <w:rFonts w:ascii="Times New Roman" w:hAnsi="Times New Roman" w:cs="Times New Roman"/>
-          <w:bCs/>
-          <w:spacing w:val="-2"/>
-        </w:rPr>
-        <w:t xml:space="preserve">, ensuring consistent data updates across different application modules while improving debugging and maintainability. </w:t>
+        <w:t xml:space="preserve">Implemented </w:t>
+      </w:r>
+      <w:r>
+        <w:rPr>
+          <w:rFonts w:ascii="Times New Roman" w:hAnsi="Times New Roman" w:cs="Times New Roman"/>
+          <w:b/>
+          <w:spacing w:val="-2"/>
+        </w:rPr>
+        <w:t>Spring Cloud Gateway</w:t>
+      </w:r>
+      <w:r>
+        <w:rPr>
+          <w:rFonts w:ascii="Times New Roman" w:hAnsi="Times New Roman" w:cs="Times New Roman"/>
+          <w:bCs/>
+          <w:spacing w:val="-2"/>
+        </w:rPr>
+        <w:t xml:space="preserve"> for API routing, load balancing, and securing endpoints with </w:t>
+      </w:r>
+      <w:r>
+        <w:rPr>
+          <w:rFonts w:ascii="Times New Roman" w:hAnsi="Times New Roman" w:cs="Times New Roman"/>
+          <w:b/>
+          <w:spacing w:val="-2"/>
+        </w:rPr>
+        <w:t>OAuth 2.0 and JWT authentication</w:t>
+      </w:r>
+      <w:r>
+        <w:rPr>
+          <w:rFonts w:ascii="Times New Roman" w:hAnsi="Times New Roman" w:cs="Times New Roman"/>
+          <w:bCs/>
+          <w:spacing w:val="-2"/>
+        </w:rPr>
+        <w:t xml:space="preserve">. </w:t>
       </w:r>
     </w:p>
     <w:p>
@@ -3159,39 +3355,23 @@
           <w:bCs/>
           <w:spacing w:val="-2"/>
         </w:rPr>
-        <w:t xml:space="preserve">Designed and developed </w:t>
-      </w:r>
-      <w:r>
-        <w:rPr>
-          <w:rFonts w:ascii="Times New Roman" w:hAnsi="Times New Roman" w:cs="Times New Roman"/>
-          <w:b/>
-          <w:spacing w:val="-2"/>
-        </w:rPr>
-        <w:t xml:space="preserve">scalable and resilient microservices </w:t>
-      </w:r>
-      <w:r>
-        <w:rPr>
-          <w:rFonts w:ascii="Times New Roman" w:hAnsi="Times New Roman" w:cs="Times New Roman"/>
-          <w:bCs/>
-          <w:spacing w:val="-2"/>
-        </w:rPr>
-        <w:t>using</w:t>
-      </w:r>
-      <w:r>
-        <w:rPr>
-          <w:rFonts w:ascii="Times New Roman" w:hAnsi="Times New Roman" w:cs="Times New Roman"/>
-          <w:b/>
-          <w:spacing w:val="-2"/>
-        </w:rPr>
-        <w:t xml:space="preserve"> Spring Boot</w:t>
-      </w:r>
-      <w:r>
-        <w:rPr>
-          <w:rFonts w:ascii="Times New Roman" w:hAnsi="Times New Roman" w:cs="Times New Roman"/>
-          <w:bCs/>
-          <w:spacing w:val="-2"/>
-        </w:rPr>
-        <w:t xml:space="preserve">, handling real-time medical data processing and event-driven operations. </w:t>
+        <w:t xml:space="preserve">Developed </w:t>
+      </w:r>
+      <w:r>
+        <w:rPr>
+          <w:rFonts w:ascii="Times New Roman" w:hAnsi="Times New Roman" w:cs="Times New Roman"/>
+          <w:b/>
+          <w:spacing w:val="-2"/>
+        </w:rPr>
+        <w:t>RESTful APIs</w:t>
+      </w:r>
+      <w:r>
+        <w:rPr>
+          <w:rFonts w:ascii="Times New Roman" w:hAnsi="Times New Roman" w:cs="Times New Roman"/>
+          <w:bCs/>
+          <w:spacing w:val="-2"/>
+        </w:rPr>
+        <w:t xml:space="preserve"> for seamless interaction between frontend, data processing layers, and external healthcare providers. </w:t>
       </w:r>
     </w:p>
     <w:p>
@@ -3214,39 +3394,23 @@
           <w:bCs/>
           <w:spacing w:val="-2"/>
         </w:rPr>
-        <w:t xml:space="preserve">Implemented </w:t>
-      </w:r>
-      <w:r>
-        <w:rPr>
-          <w:rFonts w:ascii="Times New Roman" w:hAnsi="Times New Roman" w:cs="Times New Roman"/>
-          <w:b/>
-          <w:spacing w:val="-2"/>
-        </w:rPr>
-        <w:t>Spring Cloud Gateway</w:t>
-      </w:r>
-      <w:r>
-        <w:rPr>
-          <w:rFonts w:ascii="Times New Roman" w:hAnsi="Times New Roman" w:cs="Times New Roman"/>
-          <w:bCs/>
-          <w:spacing w:val="-2"/>
-        </w:rPr>
-        <w:t xml:space="preserve"> for API routing, load balancing, and securing endpoints with </w:t>
-      </w:r>
-      <w:r>
-        <w:rPr>
-          <w:rFonts w:ascii="Times New Roman" w:hAnsi="Times New Roman" w:cs="Times New Roman"/>
-          <w:b/>
-          <w:spacing w:val="-2"/>
-        </w:rPr>
-        <w:t>OAuth 2.0 and JWT authentication</w:t>
-      </w:r>
-      <w:r>
-        <w:rPr>
-          <w:rFonts w:ascii="Times New Roman" w:hAnsi="Times New Roman" w:cs="Times New Roman"/>
-          <w:bCs/>
-          <w:spacing w:val="-2"/>
-        </w:rPr>
-        <w:t xml:space="preserve">. </w:t>
+        <w:t xml:space="preserve">Integrated </w:t>
+      </w:r>
+      <w:r>
+        <w:rPr>
+          <w:rFonts w:ascii="Times New Roman" w:hAnsi="Times New Roman" w:cs="Times New Roman"/>
+          <w:b/>
+          <w:spacing w:val="-2"/>
+        </w:rPr>
+        <w:t>Apache Kafka for real-time streaming of medical sensor data</w:t>
+      </w:r>
+      <w:r>
+        <w:rPr>
+          <w:rFonts w:ascii="Times New Roman" w:hAnsi="Times New Roman" w:cs="Times New Roman"/>
+          <w:bCs/>
+          <w:spacing w:val="-2"/>
+        </w:rPr>
+        <w:t xml:space="preserve">, ensuring low-latency processing and fault-tolerant data transmission. </w:t>
       </w:r>
     </w:p>
     <w:p>
@@ -3269,23 +3433,23 @@
           <w:bCs/>
           <w:spacing w:val="-2"/>
         </w:rPr>
-        <w:t xml:space="preserve">Developed </w:t>
-      </w:r>
-      <w:r>
-        <w:rPr>
-          <w:rFonts w:ascii="Times New Roman" w:hAnsi="Times New Roman" w:cs="Times New Roman"/>
-          <w:b/>
-          <w:spacing w:val="-2"/>
-        </w:rPr>
-        <w:t>RESTful APIs</w:t>
-      </w:r>
-      <w:r>
-        <w:rPr>
-          <w:rFonts w:ascii="Times New Roman" w:hAnsi="Times New Roman" w:cs="Times New Roman"/>
-          <w:bCs/>
-          <w:spacing w:val="-2"/>
-        </w:rPr>
-        <w:t xml:space="preserve"> for seamless interaction between frontend, data processing layers, and external healthcare providers. </w:t>
+        <w:t xml:space="preserve">Configured </w:t>
+      </w:r>
+      <w:r>
+        <w:rPr>
+          <w:rFonts w:ascii="Times New Roman" w:hAnsi="Times New Roman" w:cs="Times New Roman"/>
+          <w:b/>
+          <w:spacing w:val="-2"/>
+        </w:rPr>
+        <w:t>Kafka Producers, Consumers, and Streams API,</w:t>
+      </w:r>
+      <w:r>
+        <w:rPr>
+          <w:rFonts w:ascii="Times New Roman" w:hAnsi="Times New Roman" w:cs="Times New Roman"/>
+          <w:bCs/>
+          <w:spacing w:val="-2"/>
+        </w:rPr>
+        <w:t xml:space="preserve"> enabling efficient message distribution across microservices. </w:t>
       </w:r>
     </w:p>
     <w:p>
@@ -3308,41 +3472,23 @@
           <w:bCs/>
           <w:spacing w:val="-2"/>
         </w:rPr>
-        <w:t xml:space="preserve">Optimized system performance by utilizing </w:t>
-      </w:r>
-      <w:r>
-        <w:rPr>
-          <w:rFonts w:ascii="Times New Roman" w:hAnsi="Times New Roman" w:cs="Times New Roman"/>
-          <w:b/>
-          <w:spacing w:val="-2"/>
-        </w:rPr>
-        <w:t xml:space="preserve">Spring </w:t>
-      </w:r>
-      <w:proofErr w:type="spellStart"/>
-      <w:r>
-        <w:rPr>
-          <w:rFonts w:ascii="Times New Roman" w:hAnsi="Times New Roman" w:cs="Times New Roman"/>
-          <w:b/>
-          <w:spacing w:val="-2"/>
-        </w:rPr>
-        <w:t>WebFlux</w:t>
-      </w:r>
-      <w:proofErr w:type="spellEnd"/>
-      <w:r>
-        <w:rPr>
-          <w:rFonts w:ascii="Times New Roman" w:hAnsi="Times New Roman" w:cs="Times New Roman"/>
-          <w:b/>
-          <w:spacing w:val="-2"/>
-        </w:rPr>
-        <w:t xml:space="preserve"> (Reactive Programming)</w:t>
-      </w:r>
-      <w:r>
-        <w:rPr>
-          <w:rFonts w:ascii="Times New Roman" w:hAnsi="Times New Roman" w:cs="Times New Roman"/>
-          <w:bCs/>
-          <w:spacing w:val="-2"/>
-        </w:rPr>
-        <w:t xml:space="preserve"> for non-blocking event processing. </w:t>
+        <w:t xml:space="preserve">Implemented </w:t>
+      </w:r>
+      <w:r>
+        <w:rPr>
+          <w:rFonts w:ascii="Times New Roman" w:hAnsi="Times New Roman" w:cs="Times New Roman"/>
+          <w:b/>
+          <w:spacing w:val="-2"/>
+        </w:rPr>
+        <w:t>Kafka Connect</w:t>
+      </w:r>
+      <w:r>
+        <w:rPr>
+          <w:rFonts w:ascii="Times New Roman" w:hAnsi="Times New Roman" w:cs="Times New Roman"/>
+          <w:bCs/>
+          <w:spacing w:val="-2"/>
+        </w:rPr>
+        <w:t xml:space="preserve"> to ingest data from various sources, including IoT medical devices and third-party healthcare systems. </w:t>
       </w:r>
     </w:p>
     <w:p>
@@ -3365,23 +3511,23 @@
           <w:bCs/>
           <w:spacing w:val="-2"/>
         </w:rPr>
-        <w:t xml:space="preserve">Automated batch processing and periodic data aggregation using </w:t>
-      </w:r>
-      <w:r>
-        <w:rPr>
-          <w:rFonts w:ascii="Times New Roman" w:hAnsi="Times New Roman" w:cs="Times New Roman"/>
-          <w:b/>
-          <w:spacing w:val="-2"/>
-        </w:rPr>
-        <w:t>Spring Batch</w:t>
-      </w:r>
-      <w:r>
-        <w:rPr>
-          <w:rFonts w:ascii="Times New Roman" w:hAnsi="Times New Roman" w:cs="Times New Roman"/>
-          <w:bCs/>
-          <w:spacing w:val="-2"/>
-        </w:rPr>
-        <w:t xml:space="preserve">, improving data consistency and processing efficiency. </w:t>
+        <w:t xml:space="preserve">Utilized </w:t>
+      </w:r>
+      <w:r>
+        <w:rPr>
+          <w:rFonts w:ascii="Times New Roman" w:hAnsi="Times New Roman" w:cs="Times New Roman"/>
+          <w:b/>
+          <w:spacing w:val="-2"/>
+        </w:rPr>
+        <w:t>PostgreSQL</w:t>
+      </w:r>
+      <w:r>
+        <w:rPr>
+          <w:rFonts w:ascii="Times New Roman" w:hAnsi="Times New Roman" w:cs="Times New Roman"/>
+          <w:bCs/>
+          <w:spacing w:val="-2"/>
+        </w:rPr>
+        <w:t xml:space="preserve"> for structured data storage, optimizing complex queries and ensuring ACID compliance for patient records. </w:t>
       </w:r>
     </w:p>
     <w:p>
@@ -3404,23 +3550,23 @@
           <w:bCs/>
           <w:spacing w:val="-2"/>
         </w:rPr>
-        <w:t xml:space="preserve">Integrated </w:t>
-      </w:r>
-      <w:r>
-        <w:rPr>
-          <w:rFonts w:ascii="Times New Roman" w:hAnsi="Times New Roman" w:cs="Times New Roman"/>
-          <w:b/>
-          <w:spacing w:val="-2"/>
-        </w:rPr>
-        <w:t>Apache Kafka for real-time streaming of medical sensor data</w:t>
-      </w:r>
-      <w:r>
-        <w:rPr>
-          <w:rFonts w:ascii="Times New Roman" w:hAnsi="Times New Roman" w:cs="Times New Roman"/>
-          <w:bCs/>
-          <w:spacing w:val="-2"/>
-        </w:rPr>
-        <w:t xml:space="preserve">, ensuring low-latency processing and fault-tolerant data transmission. </w:t>
+        <w:t xml:space="preserve">Implemented </w:t>
+      </w:r>
+      <w:r>
+        <w:rPr>
+          <w:rFonts w:ascii="Times New Roman" w:hAnsi="Times New Roman" w:cs="Times New Roman"/>
+          <w:b/>
+          <w:spacing w:val="-2"/>
+        </w:rPr>
+        <w:t>MongoDB</w:t>
+      </w:r>
+      <w:r>
+        <w:rPr>
+          <w:rFonts w:ascii="Times New Roman" w:hAnsi="Times New Roman" w:cs="Times New Roman"/>
+          <w:bCs/>
+          <w:spacing w:val="-2"/>
+        </w:rPr>
+        <w:t xml:space="preserve"> for flexible and schema-less storage of real-time streaming logs, unstructured telemetry data, and analytics insights. </w:t>
       </w:r>
     </w:p>
     <w:p>
@@ -3443,23 +3589,23 @@
           <w:bCs/>
           <w:spacing w:val="-2"/>
         </w:rPr>
-        <w:t xml:space="preserve">Configured </w:t>
-      </w:r>
-      <w:r>
-        <w:rPr>
-          <w:rFonts w:ascii="Times New Roman" w:hAnsi="Times New Roman" w:cs="Times New Roman"/>
-          <w:b/>
-          <w:spacing w:val="-2"/>
-        </w:rPr>
-        <w:t>Kafka Producers, Consumers, and Streams API,</w:t>
-      </w:r>
-      <w:r>
-        <w:rPr>
-          <w:rFonts w:ascii="Times New Roman" w:hAnsi="Times New Roman" w:cs="Times New Roman"/>
-          <w:bCs/>
-          <w:spacing w:val="-2"/>
-        </w:rPr>
-        <w:t xml:space="preserve"> enabling efficient message distribution across microservices. </w:t>
+        <w:t xml:space="preserve">Designed </w:t>
+      </w:r>
+      <w:r>
+        <w:rPr>
+          <w:rFonts w:ascii="Times New Roman" w:hAnsi="Times New Roman" w:cs="Times New Roman"/>
+          <w:b/>
+          <w:spacing w:val="-2"/>
+        </w:rPr>
+        <w:t>optimized indexing strategies</w:t>
+      </w:r>
+      <w:r>
+        <w:rPr>
+          <w:rFonts w:ascii="Times New Roman" w:hAnsi="Times New Roman" w:cs="Times New Roman"/>
+          <w:bCs/>
+          <w:spacing w:val="-2"/>
+        </w:rPr>
+        <w:t xml:space="preserve"> for efficient querying of time-series medical data, reducing latency in fetching patient reports. </w:t>
       </w:r>
     </w:p>
     <w:p>
@@ -3482,23 +3628,23 @@
           <w:bCs/>
           <w:spacing w:val="-2"/>
         </w:rPr>
-        <w:t xml:space="preserve">Implemented </w:t>
-      </w:r>
-      <w:r>
-        <w:rPr>
-          <w:rFonts w:ascii="Times New Roman" w:hAnsi="Times New Roman" w:cs="Times New Roman"/>
-          <w:b/>
-          <w:spacing w:val="-2"/>
-        </w:rPr>
-        <w:t>Kafka Connect</w:t>
-      </w:r>
-      <w:r>
-        <w:rPr>
-          <w:rFonts w:ascii="Times New Roman" w:hAnsi="Times New Roman" w:cs="Times New Roman"/>
-          <w:bCs/>
-          <w:spacing w:val="-2"/>
-        </w:rPr>
-        <w:t xml:space="preserve"> to ingest data from various sources, including IoT medical devices and third-party healthcare systems. </w:t>
+        <w:t xml:space="preserve">Deployed microservices on </w:t>
+      </w:r>
+      <w:r>
+        <w:rPr>
+          <w:rFonts w:ascii="Times New Roman" w:hAnsi="Times New Roman" w:cs="Times New Roman"/>
+          <w:b/>
+          <w:spacing w:val="-2"/>
+        </w:rPr>
+        <w:t>AWS EC2 with Auto Scaling and Elastic Load Balancer (ELB),</w:t>
+      </w:r>
+      <w:r>
+        <w:rPr>
+          <w:rFonts w:ascii="Times New Roman" w:hAnsi="Times New Roman" w:cs="Times New Roman"/>
+          <w:bCs/>
+          <w:spacing w:val="-2"/>
+        </w:rPr>
+        <w:t xml:space="preserve"> ensuring high availability and performance. </w:t>
       </w:r>
     </w:p>
     <w:p>
@@ -3522,23 +3668,23 @@
           <w:spacing w:val="-2"/>
         </w:rPr>
         <w:lastRenderedPageBreak/>
-        <w:t xml:space="preserve">Ensured reliability using </w:t>
-      </w:r>
-      <w:r>
-        <w:rPr>
-          <w:rFonts w:ascii="Times New Roman" w:hAnsi="Times New Roman" w:cs="Times New Roman"/>
-          <w:b/>
-          <w:spacing w:val="-2"/>
-        </w:rPr>
-        <w:t>Kafka Schema Registry (Avro format)</w:t>
-      </w:r>
-      <w:r>
-        <w:rPr>
-          <w:rFonts w:ascii="Times New Roman" w:hAnsi="Times New Roman" w:cs="Times New Roman"/>
-          <w:bCs/>
-          <w:spacing w:val="-2"/>
-        </w:rPr>
-        <w:t xml:space="preserve"> for structured and backward-compatible message serialization. </w:t>
+        <w:t xml:space="preserve">Stored large-scale health data securely using </w:t>
+      </w:r>
+      <w:r>
+        <w:rPr>
+          <w:rFonts w:ascii="Times New Roman" w:hAnsi="Times New Roman" w:cs="Times New Roman"/>
+          <w:b/>
+          <w:spacing w:val="-2"/>
+        </w:rPr>
+        <w:t>AWS S3</w:t>
+      </w:r>
+      <w:r>
+        <w:rPr>
+          <w:rFonts w:ascii="Times New Roman" w:hAnsi="Times New Roman" w:cs="Times New Roman"/>
+          <w:bCs/>
+          <w:spacing w:val="-2"/>
+        </w:rPr>
+        <w:t xml:space="preserve">, enabling seamless integration with data analytics pipelines. </w:t>
       </w:r>
     </w:p>
     <w:p>
@@ -3561,23 +3707,23 @@
           <w:bCs/>
           <w:spacing w:val="-2"/>
         </w:rPr>
-        <w:t xml:space="preserve">Utilized </w:t>
-      </w:r>
-      <w:r>
-        <w:rPr>
-          <w:rFonts w:ascii="Times New Roman" w:hAnsi="Times New Roman" w:cs="Times New Roman"/>
-          <w:b/>
-          <w:spacing w:val="-2"/>
-        </w:rPr>
-        <w:t>PostgreSQL</w:t>
-      </w:r>
-      <w:r>
-        <w:rPr>
-          <w:rFonts w:ascii="Times New Roman" w:hAnsi="Times New Roman" w:cs="Times New Roman"/>
-          <w:bCs/>
-          <w:spacing w:val="-2"/>
-        </w:rPr>
-        <w:t xml:space="preserve"> for structured data storage, optimizing complex queries and ensuring ACID compliance for patient records. </w:t>
+        <w:t xml:space="preserve">Managed infrastructure provisioning using </w:t>
+      </w:r>
+      <w:r>
+        <w:rPr>
+          <w:rFonts w:ascii="Times New Roman" w:hAnsi="Times New Roman" w:cs="Times New Roman"/>
+          <w:b/>
+          <w:spacing w:val="-2"/>
+        </w:rPr>
+        <w:t>AWS CloudFormation</w:t>
+      </w:r>
+      <w:r>
+        <w:rPr>
+          <w:rFonts w:ascii="Times New Roman" w:hAnsi="Times New Roman" w:cs="Times New Roman"/>
+          <w:bCs/>
+          <w:spacing w:val="-2"/>
+        </w:rPr>
+        <w:t xml:space="preserve"> and monitored system performance via AWS CloudWatch. </w:t>
       </w:r>
     </w:p>
     <w:p>
@@ -3600,23 +3746,23 @@
           <w:bCs/>
           <w:spacing w:val="-2"/>
         </w:rPr>
-        <w:t xml:space="preserve">Implemented </w:t>
-      </w:r>
-      <w:r>
-        <w:rPr>
-          <w:rFonts w:ascii="Times New Roman" w:hAnsi="Times New Roman" w:cs="Times New Roman"/>
-          <w:b/>
-          <w:spacing w:val="-2"/>
-        </w:rPr>
-        <w:t>MongoDB</w:t>
-      </w:r>
-      <w:r>
-        <w:rPr>
-          <w:rFonts w:ascii="Times New Roman" w:hAnsi="Times New Roman" w:cs="Times New Roman"/>
-          <w:bCs/>
-          <w:spacing w:val="-2"/>
-        </w:rPr>
-        <w:t xml:space="preserve"> for flexible and schema-less storage of real-time streaming logs, unstructured telemetry data, and analytics insights. </w:t>
+        <w:t xml:space="preserve">Established </w:t>
+      </w:r>
+      <w:r>
+        <w:rPr>
+          <w:rFonts w:ascii="Times New Roman" w:hAnsi="Times New Roman" w:cs="Times New Roman"/>
+          <w:b/>
+          <w:spacing w:val="-2"/>
+        </w:rPr>
+        <w:t>CI/CD pipelines in Jenkins</w:t>
+      </w:r>
+      <w:r>
+        <w:rPr>
+          <w:rFonts w:ascii="Times New Roman" w:hAnsi="Times New Roman" w:cs="Times New Roman"/>
+          <w:bCs/>
+          <w:spacing w:val="-2"/>
+        </w:rPr>
+        <w:t xml:space="preserve">, automating builds, tests, and deployments to reduce time-to-market. </w:t>
       </w:r>
     </w:p>
     <w:p>
@@ -3639,23 +3785,23 @@
           <w:bCs/>
           <w:spacing w:val="-2"/>
         </w:rPr>
-        <w:t xml:space="preserve">Designed </w:t>
-      </w:r>
-      <w:r>
-        <w:rPr>
-          <w:rFonts w:ascii="Times New Roman" w:hAnsi="Times New Roman" w:cs="Times New Roman"/>
-          <w:b/>
-          <w:spacing w:val="-2"/>
-        </w:rPr>
-        <w:t>optimized indexing strategies</w:t>
-      </w:r>
-      <w:r>
-        <w:rPr>
-          <w:rFonts w:ascii="Times New Roman" w:hAnsi="Times New Roman" w:cs="Times New Roman"/>
-          <w:bCs/>
-          <w:spacing w:val="-2"/>
-        </w:rPr>
-        <w:t xml:space="preserve"> for efficient querying of time-series medical data, reducing latency in fetching patient reports. </w:t>
+        <w:t xml:space="preserve">Implemented </w:t>
+      </w:r>
+      <w:r>
+        <w:rPr>
+          <w:rFonts w:ascii="Times New Roman" w:hAnsi="Times New Roman" w:cs="Times New Roman"/>
+          <w:b/>
+          <w:spacing w:val="-2"/>
+        </w:rPr>
+        <w:t>GitLab CI/CD workflows</w:t>
+      </w:r>
+      <w:r>
+        <w:rPr>
+          <w:rFonts w:ascii="Times New Roman" w:hAnsi="Times New Roman" w:cs="Times New Roman"/>
+          <w:bCs/>
+          <w:spacing w:val="-2"/>
+        </w:rPr>
+        <w:t xml:space="preserve"> for continuous integration, ensuring a streamlined release process across multiple environments. </w:t>
       </w:r>
     </w:p>
     <w:p>
@@ -3678,23 +3824,23 @@
           <w:bCs/>
           <w:spacing w:val="-2"/>
         </w:rPr>
-        <w:t xml:space="preserve">Deployed microservices on </w:t>
-      </w:r>
-      <w:r>
-        <w:rPr>
-          <w:rFonts w:ascii="Times New Roman" w:hAnsi="Times New Roman" w:cs="Times New Roman"/>
-          <w:b/>
-          <w:spacing w:val="-2"/>
-        </w:rPr>
-        <w:t>AWS EC2 with Auto Scaling and Elastic Load Balancer (ELB),</w:t>
-      </w:r>
-      <w:r>
-        <w:rPr>
-          <w:rFonts w:ascii="Times New Roman" w:hAnsi="Times New Roman" w:cs="Times New Roman"/>
-          <w:bCs/>
-          <w:spacing w:val="-2"/>
-        </w:rPr>
-        <w:t xml:space="preserve"> ensuring high availability and performance. </w:t>
+        <w:t xml:space="preserve">Managed source code repositories using </w:t>
+      </w:r>
+      <w:r>
+        <w:rPr>
+          <w:rFonts w:ascii="Times New Roman" w:hAnsi="Times New Roman" w:cs="Times New Roman"/>
+          <w:b/>
+          <w:spacing w:val="-2"/>
+        </w:rPr>
+        <w:t>GitHub</w:t>
+      </w:r>
+      <w:r>
+        <w:rPr>
+          <w:rFonts w:ascii="Times New Roman" w:hAnsi="Times New Roman" w:cs="Times New Roman"/>
+          <w:bCs/>
+          <w:spacing w:val="-2"/>
+        </w:rPr>
+        <w:t xml:space="preserve">, ensuring proper version control, branching strategies, and structured pull request reviews. </w:t>
       </w:r>
     </w:p>
     <w:p>
@@ -3717,23 +3863,23 @@
           <w:bCs/>
           <w:spacing w:val="-2"/>
         </w:rPr>
-        <w:t xml:space="preserve">Stored large-scale health data securely using </w:t>
-      </w:r>
-      <w:r>
-        <w:rPr>
-          <w:rFonts w:ascii="Times New Roman" w:hAnsi="Times New Roman" w:cs="Times New Roman"/>
-          <w:b/>
-          <w:spacing w:val="-2"/>
-        </w:rPr>
-        <w:t>AWS S3</w:t>
-      </w:r>
-      <w:r>
-        <w:rPr>
-          <w:rFonts w:ascii="Times New Roman" w:hAnsi="Times New Roman" w:cs="Times New Roman"/>
-          <w:bCs/>
-          <w:spacing w:val="-2"/>
-        </w:rPr>
-        <w:t xml:space="preserve">, enabling seamless integration with data analytics pipelines. </w:t>
+        <w:t>Conducted</w:t>
+      </w:r>
+      <w:r>
+        <w:rPr>
+          <w:rFonts w:ascii="Times New Roman" w:hAnsi="Times New Roman" w:cs="Times New Roman"/>
+          <w:b/>
+          <w:spacing w:val="-2"/>
+        </w:rPr>
+        <w:t xml:space="preserve"> code reviews and merge requests</w:t>
+      </w:r>
+      <w:r>
+        <w:rPr>
+          <w:rFonts w:ascii="Times New Roman" w:hAnsi="Times New Roman" w:cs="Times New Roman"/>
+          <w:bCs/>
+          <w:spacing w:val="-2"/>
+        </w:rPr>
+        <w:t xml:space="preserve">, maintaining high code quality and collaboration across teams. </w:t>
       </w:r>
     </w:p>
     <w:p>
@@ -3756,23 +3902,23 @@
           <w:bCs/>
           <w:spacing w:val="-2"/>
         </w:rPr>
-        <w:t xml:space="preserve">Managed infrastructure provisioning using </w:t>
-      </w:r>
-      <w:r>
-        <w:rPr>
-          <w:rFonts w:ascii="Times New Roman" w:hAnsi="Times New Roman" w:cs="Times New Roman"/>
-          <w:b/>
-          <w:spacing w:val="-2"/>
-        </w:rPr>
-        <w:t>AWS CloudFormation</w:t>
-      </w:r>
-      <w:r>
-        <w:rPr>
-          <w:rFonts w:ascii="Times New Roman" w:hAnsi="Times New Roman" w:cs="Times New Roman"/>
-          <w:bCs/>
-          <w:spacing w:val="-2"/>
-        </w:rPr>
-        <w:t xml:space="preserve"> and monitored system performance via AWS CloudWatch. </w:t>
+        <w:t xml:space="preserve">Developed unit and integration tests using </w:t>
+      </w:r>
+      <w:r>
+        <w:rPr>
+          <w:rFonts w:ascii="Times New Roman" w:hAnsi="Times New Roman" w:cs="Times New Roman"/>
+          <w:b/>
+          <w:spacing w:val="-2"/>
+        </w:rPr>
+        <w:t>JUnit and Mockito</w:t>
+      </w:r>
+      <w:r>
+        <w:rPr>
+          <w:rFonts w:ascii="Times New Roman" w:hAnsi="Times New Roman" w:cs="Times New Roman"/>
+          <w:bCs/>
+          <w:spacing w:val="-2"/>
+        </w:rPr>
+        <w:t xml:space="preserve">, ensuring backend services met functional requirements with minimal regression issues. </w:t>
       </w:r>
     </w:p>
     <w:p>
@@ -3795,23 +3941,23 @@
           <w:bCs/>
           <w:spacing w:val="-2"/>
         </w:rPr>
-        <w:t xml:space="preserve">Secured application access with </w:t>
-      </w:r>
-      <w:r>
-        <w:rPr>
-          <w:rFonts w:ascii="Times New Roman" w:hAnsi="Times New Roman" w:cs="Times New Roman"/>
-          <w:b/>
-          <w:spacing w:val="-2"/>
-        </w:rPr>
-        <w:t>AWS IAM roles and policies</w:t>
-      </w:r>
-      <w:r>
-        <w:rPr>
-          <w:rFonts w:ascii="Times New Roman" w:hAnsi="Times New Roman" w:cs="Times New Roman"/>
-          <w:bCs/>
-          <w:spacing w:val="-2"/>
-        </w:rPr>
-        <w:t xml:space="preserve">, ensuring compliance with healthcare data protection regulations. </w:t>
+        <w:t xml:space="preserve">Implemented logging and monitoring using </w:t>
+      </w:r>
+      <w:r>
+        <w:rPr>
+          <w:rFonts w:ascii="Times New Roman" w:hAnsi="Times New Roman" w:cs="Times New Roman"/>
+          <w:b/>
+          <w:spacing w:val="-2"/>
+        </w:rPr>
+        <w:t>ELK Stack (Elasticsearch, Logstash, Kibana)</w:t>
+      </w:r>
+      <w:r>
+        <w:rPr>
+          <w:rFonts w:ascii="Times New Roman" w:hAnsi="Times New Roman" w:cs="Times New Roman"/>
+          <w:bCs/>
+          <w:spacing w:val="-2"/>
+        </w:rPr>
+        <w:t xml:space="preserve">, enabling real-time tracking of system health and anomalies. </w:t>
       </w:r>
     </w:p>
     <w:p>
@@ -3834,23 +3980,23 @@
           <w:bCs/>
           <w:spacing w:val="-2"/>
         </w:rPr>
-        <w:t xml:space="preserve">Enabled event-driven workflows with </w:t>
-      </w:r>
-      <w:r>
-        <w:rPr>
-          <w:rFonts w:ascii="Times New Roman" w:hAnsi="Times New Roman" w:cs="Times New Roman"/>
-          <w:b/>
-          <w:spacing w:val="-2"/>
-        </w:rPr>
-        <w:t>AWS Lambda</w:t>
-      </w:r>
-      <w:r>
-        <w:rPr>
-          <w:rFonts w:ascii="Times New Roman" w:hAnsi="Times New Roman" w:cs="Times New Roman"/>
-          <w:bCs/>
-          <w:spacing w:val="-2"/>
-        </w:rPr>
-        <w:t xml:space="preserve"> for on-demand processing of patient alerts and notifications. </w:t>
+        <w:t xml:space="preserve">Followed </w:t>
+      </w:r>
+      <w:r>
+        <w:rPr>
+          <w:rFonts w:ascii="Times New Roman" w:hAnsi="Times New Roman" w:cs="Times New Roman"/>
+          <w:b/>
+          <w:spacing w:val="-2"/>
+        </w:rPr>
+        <w:t>Agile Scrum methodology</w:t>
+      </w:r>
+      <w:r>
+        <w:rPr>
+          <w:rFonts w:ascii="Times New Roman" w:hAnsi="Times New Roman" w:cs="Times New Roman"/>
+          <w:bCs/>
+          <w:spacing w:val="-2"/>
+        </w:rPr>
+        <w:t xml:space="preserve">, actively participating in daily stand-ups, sprint planning, retrospectives, and backlog grooming sessions. </w:t>
       </w:r>
     </w:p>
     <w:p>
@@ -3873,23 +4019,243 @@
           <w:bCs/>
           <w:spacing w:val="-2"/>
         </w:rPr>
-        <w:t xml:space="preserve">Established </w:t>
-      </w:r>
-      <w:r>
-        <w:rPr>
-          <w:rFonts w:ascii="Times New Roman" w:hAnsi="Times New Roman" w:cs="Times New Roman"/>
-          <w:b/>
-          <w:spacing w:val="-2"/>
-        </w:rPr>
-        <w:t>CI/CD pipelines in Jenkins</w:t>
-      </w:r>
-      <w:r>
-        <w:rPr>
-          <w:rFonts w:ascii="Times New Roman" w:hAnsi="Times New Roman" w:cs="Times New Roman"/>
-          <w:bCs/>
-          <w:spacing w:val="-2"/>
-        </w:rPr>
-        <w:t xml:space="preserve">, automating builds, tests, and deployments to reduce time-to-market. </w:t>
+        <w:t xml:space="preserve">Embraced </w:t>
+      </w:r>
+      <w:r>
+        <w:rPr>
+          <w:rFonts w:ascii="Times New Roman" w:hAnsi="Times New Roman" w:cs="Times New Roman"/>
+          <w:b/>
+          <w:spacing w:val="-2"/>
+        </w:rPr>
+        <w:t>Test-Driven Development (TDD)</w:t>
+      </w:r>
+      <w:r>
+        <w:rPr>
+          <w:rFonts w:ascii="Times New Roman" w:hAnsi="Times New Roman" w:cs="Times New Roman"/>
+          <w:bCs/>
+          <w:spacing w:val="-2"/>
+        </w:rPr>
+        <w:t xml:space="preserve">, writing tests before implementation to ensure feature reliability from the ground up. </w:t>
+      </w:r>
+    </w:p>
+    <w:p>
+      <w:pPr>
+        <w:spacing w:after="0"/>
+        <w:jc w:val="both"/>
+        <w:rPr>
+          <w:rFonts w:ascii="Times New Roman" w:hAnsi="Times New Roman" w:cs="Times New Roman"/>
+          <w:b/>
+          <w:spacing w:val="-2"/>
+          <w:lang w:val="en-IN"/>
+        </w:rPr>
+      </w:pPr>
+      <w:r>
+        <w:rPr>
+          <w:rFonts w:ascii="Times New Roman" w:hAnsi="Times New Roman" w:cs="Times New Roman"/>
+          <w:b/>
+          <w:spacing w:val="-2"/>
+          <w:lang w:val="en-IN"/>
+        </w:rPr>
+        <w:t xml:space="preserve">Client: </w:t>
+      </w:r>
+      <w:r>
+        <w:rPr>
+          <w:rFonts w:ascii="Times New Roman" w:hAnsi="Times New Roman" w:cs="Times New Roman"/>
+          <w:b/>
+          <w:spacing w:val="-2"/>
+          <w:lang w:val="en-IN"/>
+        </w:rPr>
+        <w:t>State of Missouri</w:t>
+      </w:r>
+      <w:r>
+        <w:rPr>
+          <w:rFonts w:ascii="Times New Roman" w:hAnsi="Times New Roman" w:cs="Times New Roman"/>
+          <w:b/>
+          <w:spacing w:val="-2"/>
+          <w:lang w:val="en-IN"/>
+        </w:rPr>
+        <w:t>, Springfield, Missouri</w:t>
+      </w:r>
+    </w:p>
+    <w:p>
+      <w:pPr>
+        <w:spacing w:after="0"/>
+        <w:jc w:val="both"/>
+        <w:rPr>
+          <w:rFonts w:ascii="Times New Roman" w:hAnsi="Times New Roman" w:cs="Times New Roman"/>
+          <w:b/>
+          <w:spacing w:val="-2"/>
+          <w:lang w:val="en-IN"/>
+        </w:rPr>
+      </w:pPr>
+      <w:r>
+        <w:rPr>
+          <w:rFonts w:ascii="Times New Roman" w:hAnsi="Times New Roman" w:cs="Times New Roman"/>
+          <w:b/>
+          <w:spacing w:val="-2"/>
+          <w:lang w:val="en-IN"/>
+        </w:rPr>
+        <w:t>Role:</w:t>
+      </w:r>
+      <w:r>
+        <w:rPr>
+          <w:rFonts w:ascii="Times New Roman" w:hAnsi="Times New Roman" w:cs="Times New Roman"/>
+          <w:b/>
+          <w:spacing w:val="-2"/>
+          <w:lang w:val="en-IN"/>
+        </w:rPr>
+        <w:t xml:space="preserve"> </w:t>
+      </w:r>
+      <w:r>
+        <w:rPr>
+          <w:rFonts w:ascii="Times New Roman" w:hAnsi="Times New Roman" w:cs="Times New Roman"/>
+          <w:b/>
+          <w:spacing w:val="-2"/>
+          <w:lang w:val="en-IN"/>
+        </w:rPr>
+        <w:t>Java Developer</w:t>
+      </w:r>
+    </w:p>
+    <w:p>
+      <w:pPr>
+        <w:spacing w:after="0"/>
+        <w:jc w:val="both"/>
+        <w:rPr>
+          <w:rFonts w:ascii="Times New Roman" w:hAnsi="Times New Roman" w:cs="Times New Roman"/>
+          <w:b/>
+          <w:spacing w:val="-2"/>
+          <w:lang w:val="en-IN"/>
+        </w:rPr>
+      </w:pPr>
+      <w:r>
+        <w:rPr>
+          <w:rFonts w:ascii="Times New Roman" w:hAnsi="Times New Roman" w:cs="Times New Roman"/>
+          <w:b/>
+          <w:spacing w:val="-2"/>
+          <w:lang w:val="en-IN"/>
+        </w:rPr>
+        <w:t xml:space="preserve">Duration: </w:t>
+      </w:r>
+      <w:r>
+        <w:rPr>
+          <w:rFonts w:ascii="Times New Roman" w:hAnsi="Times New Roman" w:cs="Times New Roman"/>
+          <w:b/>
+          <w:spacing w:val="-2"/>
+          <w:lang w:val="en-IN"/>
+        </w:rPr>
+        <w:t>Jun</w:t>
+      </w:r>
+      <w:r>
+        <w:rPr>
+          <w:rFonts w:ascii="Times New Roman" w:hAnsi="Times New Roman" w:cs="Times New Roman"/>
+          <w:b/>
+          <w:spacing w:val="-2"/>
+          <w:lang w:val="en-IN"/>
+        </w:rPr>
+        <w:t xml:space="preserve"> 2021 - </w:t>
+      </w:r>
+      <w:r>
+        <w:rPr>
+          <w:rFonts w:ascii="Times New Roman" w:hAnsi="Times New Roman" w:cs="Times New Roman"/>
+          <w:b/>
+          <w:spacing w:val="-2"/>
+          <w:lang w:val="en-IN"/>
+        </w:rPr>
+        <w:t>May</w:t>
+      </w:r>
+      <w:r>
+        <w:rPr>
+          <w:rFonts w:ascii="Times New Roman" w:hAnsi="Times New Roman" w:cs="Times New Roman"/>
+          <w:b/>
+          <w:spacing w:val="-2"/>
+          <w:lang w:val="en-IN"/>
+        </w:rPr>
+        <w:t xml:space="preserve"> 2023</w:t>
+      </w:r>
+    </w:p>
+    <w:p>
+      <w:pPr>
+        <w:spacing w:after="0"/>
+        <w:jc w:val="both"/>
+        <w:rPr>
+          <w:rFonts w:ascii="Times New Roman" w:hAnsi="Times New Roman" w:cs="Times New Roman"/>
+          <w:b/>
+          <w:spacing w:val="-2"/>
+          <w:lang w:val="en-IN"/>
+        </w:rPr>
+      </w:pPr>
+      <w:r>
+        <w:rPr>
+          <w:rFonts w:ascii="Times New Roman" w:hAnsi="Times New Roman" w:cs="Times New Roman"/>
+          <w:b/>
+          <w:spacing w:val="-2"/>
+          <w:lang w:val="en-IN"/>
+        </w:rPr>
+        <w:t xml:space="preserve">Project: </w:t>
+      </w:r>
+      <w:r>
+        <w:rPr>
+          <w:rFonts w:ascii="Times New Roman" w:hAnsi="Times New Roman" w:cs="Times New Roman"/>
+          <w:b/>
+          <w:spacing w:val="-2"/>
+          <w:lang w:val="en-IN"/>
+        </w:rPr>
+        <w:t>Missouri Corrections Integrated System</w:t>
+      </w:r>
+    </w:p>
+    <w:p>
+      <w:pPr>
+        <w:jc w:val="both"/>
+        <w:rPr>
+          <w:rFonts w:ascii="Times New Roman" w:hAnsi="Times New Roman" w:cs="Times New Roman"/>
+          <w:bCs/>
+          <w:spacing w:val="-2"/>
+          <w:lang w:val="en-IN"/>
+        </w:rPr>
+      </w:pPr>
+      <w:r>
+        <w:rPr>
+          <w:rFonts w:ascii="Times New Roman" w:hAnsi="Times New Roman" w:cs="Times New Roman"/>
+          <w:bCs/>
+          <w:spacing w:val="-2"/>
+        </w:rPr>
+        <w:t>​The Missouri Corrections Integrated System (MOCIS) is an initiative by the Missouri Department of Corrections (MODOC) aimed at modernizing and integrating the state's correctional facilities' operations</w:t>
+      </w:r>
+      <w:r>
+        <w:rPr>
+          <w:rFonts w:ascii="Times New Roman" w:hAnsi="Times New Roman" w:cs="Times New Roman"/>
+          <w:bCs/>
+          <w:spacing w:val="-2"/>
+        </w:rPr>
+        <w:t>.</w:t>
+      </w:r>
+      <w:r>
+        <w:rPr>
+          <w:rFonts w:ascii="Times New Roman" w:hAnsi="Times New Roman" w:cs="Times New Roman"/>
+          <w:bCs/>
+          <w:spacing w:val="-2"/>
+        </w:rPr>
+        <w:t xml:space="preserve"> MOCIS focuses on integrating various modules and services within the corrections system to streamline processes and enhance service delivery. The initiative involves collaboration among MODOC, the Office of Administration, and external vendors to implement comprehensive solutions.</w:t>
+      </w:r>
+    </w:p>
+    <w:p>
+      <w:pPr>
+        <w:jc w:val="both"/>
+        <w:rPr>
+          <w:rFonts w:ascii="Times New Roman" w:hAnsi="Times New Roman" w:cs="Times New Roman"/>
+          <w:b/>
+          <w:spacing w:val="-2"/>
+          <w:lang w:val="en-IN"/>
+        </w:rPr>
+      </w:pPr>
+      <w:r>
+        <w:rPr>
+          <w:rFonts w:ascii="Times New Roman" w:hAnsi="Times New Roman" w:cs="Times New Roman"/>
+          <w:b/>
+          <w:spacing w:val="-2"/>
+          <w:lang w:val="en-IN"/>
+        </w:rPr>
+        <w:t>Roles &amp; Responsibilities:</w:t>
       </w:r>
     </w:p>
     <w:p>
@@ -3912,23 +4278,58 @@
           <w:bCs/>
           <w:spacing w:val="-2"/>
         </w:rPr>
-        <w:t xml:space="preserve">Implemented </w:t>
-      </w:r>
-      <w:r>
-        <w:rPr>
-          <w:rFonts w:ascii="Times New Roman" w:hAnsi="Times New Roman" w:cs="Times New Roman"/>
-          <w:b/>
-          <w:spacing w:val="-2"/>
-        </w:rPr>
-        <w:t>GitLab CI/CD workflows</w:t>
-      </w:r>
-      <w:r>
-        <w:rPr>
-          <w:rFonts w:ascii="Times New Roman" w:hAnsi="Times New Roman" w:cs="Times New Roman"/>
-          <w:bCs/>
-          <w:spacing w:val="-2"/>
-        </w:rPr>
-        <w:t xml:space="preserve"> for continuous integration, ensuring a streamlined release process across multiple environments. </w:t>
+        <w:t xml:space="preserve">Developed dynamic, responsive, and user-friendly interfaces using </w:t>
+      </w:r>
+      <w:r>
+        <w:rPr>
+          <w:rFonts w:ascii="Times New Roman" w:hAnsi="Times New Roman" w:cs="Times New Roman"/>
+          <w:b/>
+          <w:bCs/>
+          <w:spacing w:val="-2"/>
+        </w:rPr>
+        <w:t>Angular 12/13</w:t>
+      </w:r>
+      <w:r>
+        <w:rPr>
+          <w:rFonts w:ascii="Times New Roman" w:hAnsi="Times New Roman" w:cs="Times New Roman"/>
+          <w:bCs/>
+          <w:spacing w:val="-2"/>
+        </w:rPr>
+        <w:t xml:space="preserve">, leveraging </w:t>
+      </w:r>
+      <w:r>
+        <w:rPr>
+          <w:rFonts w:ascii="Times New Roman" w:hAnsi="Times New Roman" w:cs="Times New Roman"/>
+          <w:b/>
+          <w:bCs/>
+          <w:spacing w:val="-2"/>
+        </w:rPr>
+        <w:t>Angular CLI</w:t>
+      </w:r>
+      <w:r>
+        <w:rPr>
+          <w:rFonts w:ascii="Times New Roman" w:hAnsi="Times New Roman" w:cs="Times New Roman"/>
+          <w:bCs/>
+          <w:spacing w:val="-2"/>
+        </w:rPr>
+        <w:t xml:space="preserve"> and </w:t>
+      </w:r>
+      <w:r>
+        <w:rPr>
+          <w:rFonts w:ascii="Times New Roman" w:hAnsi="Times New Roman" w:cs="Times New Roman"/>
+          <w:b/>
+          <w:bCs/>
+          <w:spacing w:val="-2"/>
+        </w:rPr>
+        <w:t>Angular Services</w:t>
+      </w:r>
+      <w:r>
+        <w:rPr>
+          <w:rFonts w:ascii="Times New Roman" w:hAnsi="Times New Roman" w:cs="Times New Roman"/>
+          <w:bCs/>
+          <w:spacing w:val="-2"/>
+        </w:rPr>
+        <w:t xml:space="preserve"> to enhance the experience for correctional officers, administrators, and other stakeholders interacting with the corrections system.</w:t>
       </w:r>
     </w:p>
     <w:p>
@@ -3948,26 +4349,72 @@
       <w:r>
         <w:rPr>
           <w:rFonts w:ascii="Times New Roman" w:hAnsi="Times New Roman" w:cs="Times New Roman"/>
-          <w:bCs/>
-          <w:spacing w:val="-2"/>
-        </w:rPr>
-        <w:t xml:space="preserve">Managed source code repositories using </w:t>
-      </w:r>
-      <w:r>
-        <w:rPr>
-          <w:rFonts w:ascii="Times New Roman" w:hAnsi="Times New Roman" w:cs="Times New Roman"/>
-          <w:b/>
-          <w:spacing w:val="-2"/>
-        </w:rPr>
-        <w:t>GitHub</w:t>
-      </w:r>
-      <w:r>
-        <w:rPr>
-          <w:rFonts w:ascii="Times New Roman" w:hAnsi="Times New Roman" w:cs="Times New Roman"/>
-          <w:bCs/>
-          <w:spacing w:val="-2"/>
-        </w:rPr>
-        <w:t xml:space="preserve">, ensuring proper version control, branching strategies, and structured pull request reviews. </w:t>
+          <w:b/>
+          <w:bCs/>
+          <w:spacing w:val="-2"/>
+        </w:rPr>
+        <w:t>Utilized Angular Reactive Forms and Validations</w:t>
+      </w:r>
+      <w:r>
+        <w:rPr>
+          <w:rFonts w:ascii="Times New Roman" w:hAnsi="Times New Roman" w:cs="Times New Roman"/>
+          <w:bCs/>
+          <w:spacing w:val="-2"/>
+        </w:rPr>
+        <w:t xml:space="preserve"> in conjunction with </w:t>
+      </w:r>
+      <w:proofErr w:type="spellStart"/>
+      <w:r>
+        <w:rPr>
+          <w:rFonts w:ascii="Times New Roman" w:hAnsi="Times New Roman" w:cs="Times New Roman"/>
+          <w:b/>
+          <w:bCs/>
+          <w:spacing w:val="-2"/>
+        </w:rPr>
+        <w:t>ngRx</w:t>
+      </w:r>
+      <w:proofErr w:type="spellEnd"/>
+      <w:r>
+        <w:rPr>
+          <w:rFonts w:ascii="Times New Roman" w:hAnsi="Times New Roman" w:cs="Times New Roman"/>
+          <w:bCs/>
+          <w:spacing w:val="-2"/>
+        </w:rPr>
+        <w:t xml:space="preserve"> (state management) to streamline state handling and make the application more maintainable. Used </w:t>
+      </w:r>
+      <w:r>
+        <w:rPr>
+          <w:rFonts w:ascii="Times New Roman" w:hAnsi="Times New Roman" w:cs="Times New Roman"/>
+          <w:b/>
+          <w:bCs/>
+          <w:spacing w:val="-2"/>
+        </w:rPr>
+        <w:t>Angular Material</w:t>
+      </w:r>
+      <w:r>
+        <w:rPr>
+          <w:rFonts w:ascii="Times New Roman" w:hAnsi="Times New Roman" w:cs="Times New Roman"/>
+          <w:bCs/>
+          <w:spacing w:val="-2"/>
+        </w:rPr>
+        <w:t xml:space="preserve"> and </w:t>
+      </w:r>
+      <w:r>
+        <w:rPr>
+          <w:rFonts w:ascii="Times New Roman" w:hAnsi="Times New Roman" w:cs="Times New Roman"/>
+          <w:b/>
+          <w:bCs/>
+          <w:spacing w:val="-2"/>
+        </w:rPr>
+        <w:t>Bootstrap 5</w:t>
+      </w:r>
+      <w:r>
+        <w:rPr>
+          <w:rFonts w:ascii="Times New Roman" w:hAnsi="Times New Roman" w:cs="Times New Roman"/>
+          <w:bCs/>
+          <w:spacing w:val="-2"/>
+        </w:rPr>
+        <w:t xml:space="preserve"> for a consistent design system that ensures a uniform user interface (UI) across all correctional system modules.</w:t>
       </w:r>
     </w:p>
     <w:p>
@@ -3987,26 +4434,19 @@
       <w:r>
         <w:rPr>
           <w:rFonts w:ascii="Times New Roman" w:hAnsi="Times New Roman" w:cs="Times New Roman"/>
-          <w:bCs/>
-          <w:spacing w:val="-2"/>
-        </w:rPr>
-        <w:t>Conducted</w:t>
-      </w:r>
-      <w:r>
-        <w:rPr>
-          <w:rFonts w:ascii="Times New Roman" w:hAnsi="Times New Roman" w:cs="Times New Roman"/>
-          <w:b/>
-          <w:spacing w:val="-2"/>
-        </w:rPr>
-        <w:t xml:space="preserve"> code reviews and merge requests</w:t>
-      </w:r>
-      <w:r>
-        <w:rPr>
-          <w:rFonts w:ascii="Times New Roman" w:hAnsi="Times New Roman" w:cs="Times New Roman"/>
-          <w:bCs/>
-          <w:spacing w:val="-2"/>
-        </w:rPr>
-        <w:t xml:space="preserve">, maintaining high code quality and collaboration across teams. </w:t>
+          <w:b/>
+          <w:bCs/>
+          <w:spacing w:val="-2"/>
+        </w:rPr>
+        <w:t>Implemented lazy loading</w:t>
+      </w:r>
+      <w:r>
+        <w:rPr>
+          <w:rFonts w:ascii="Times New Roman" w:hAnsi="Times New Roman" w:cs="Times New Roman"/>
+          <w:bCs/>
+          <w:spacing w:val="-2"/>
+        </w:rPr>
+        <w:t xml:space="preserve"> for efficient resource management, ensuring smooth loading times for large datasets such as inmate records, parole histories, and institutional details.</w:t>
       </w:r>
     </w:p>
     <w:p>
@@ -4026,26 +4466,70 @@
       <w:r>
         <w:rPr>
           <w:rFonts w:ascii="Times New Roman" w:hAnsi="Times New Roman" w:cs="Times New Roman"/>
-          <w:bCs/>
-          <w:spacing w:val="-2"/>
-        </w:rPr>
-        <w:t xml:space="preserve">Developed unit and integration tests using </w:t>
-      </w:r>
-      <w:r>
-        <w:rPr>
-          <w:rFonts w:ascii="Times New Roman" w:hAnsi="Times New Roman" w:cs="Times New Roman"/>
-          <w:b/>
-          <w:spacing w:val="-2"/>
-        </w:rPr>
-        <w:t>JUnit and Mockito</w:t>
-      </w:r>
-      <w:r>
-        <w:rPr>
-          <w:rFonts w:ascii="Times New Roman" w:hAnsi="Times New Roman" w:cs="Times New Roman"/>
-          <w:bCs/>
-          <w:spacing w:val="-2"/>
-        </w:rPr>
-        <w:t xml:space="preserve">, ensuring backend services met functional requirements with minimal regression issues. </w:t>
+          <w:b/>
+          <w:bCs/>
+          <w:spacing w:val="-2"/>
+        </w:rPr>
+        <w:t>Developed and integrated RESTful APIs</w:t>
+      </w:r>
+      <w:r>
+        <w:rPr>
+          <w:rFonts w:ascii="Times New Roman" w:hAnsi="Times New Roman" w:cs="Times New Roman"/>
+          <w:bCs/>
+          <w:spacing w:val="-2"/>
+        </w:rPr>
+        <w:t xml:space="preserve"> using </w:t>
+      </w:r>
+      <w:r>
+        <w:rPr>
+          <w:rFonts w:ascii="Times New Roman" w:hAnsi="Times New Roman" w:cs="Times New Roman"/>
+          <w:b/>
+          <w:bCs/>
+          <w:spacing w:val="-2"/>
+        </w:rPr>
+        <w:t>Spring Boot</w:t>
+      </w:r>
+      <w:r>
+        <w:rPr>
+          <w:rFonts w:ascii="Times New Roman" w:hAnsi="Times New Roman" w:cs="Times New Roman"/>
+          <w:bCs/>
+          <w:spacing w:val="-2"/>
+        </w:rPr>
+        <w:t xml:space="preserve">, adhering to industry standards for </w:t>
+      </w:r>
+      <w:r>
+        <w:rPr>
+          <w:rFonts w:ascii="Times New Roman" w:hAnsi="Times New Roman" w:cs="Times New Roman"/>
+          <w:b/>
+          <w:bCs/>
+          <w:spacing w:val="-2"/>
+        </w:rPr>
+        <w:t>REST API design</w:t>
+      </w:r>
+      <w:r>
+        <w:rPr>
+          <w:rFonts w:ascii="Times New Roman" w:hAnsi="Times New Roman" w:cs="Times New Roman"/>
+          <w:bCs/>
+          <w:spacing w:val="-2"/>
+        </w:rPr>
+        <w:t xml:space="preserve"> and </w:t>
+      </w:r>
+      <w:r>
+        <w:rPr>
+          <w:rFonts w:ascii="Times New Roman" w:hAnsi="Times New Roman" w:cs="Times New Roman"/>
+          <w:b/>
+          <w:bCs/>
+          <w:spacing w:val="-2"/>
+        </w:rPr>
+        <w:t>documentation using Swagger</w:t>
+      </w:r>
+      <w:r>
+        <w:rPr>
+          <w:rFonts w:ascii="Times New Roman" w:hAnsi="Times New Roman" w:cs="Times New Roman"/>
+          <w:bCs/>
+          <w:spacing w:val="-2"/>
+        </w:rPr>
+        <w:t xml:space="preserve"> for easy integration and testing.</w:t>
       </w:r>
     </w:p>
     <w:p>
@@ -4065,26 +4549,70 @@
       <w:r>
         <w:rPr>
           <w:rFonts w:ascii="Times New Roman" w:hAnsi="Times New Roman" w:cs="Times New Roman"/>
-          <w:bCs/>
-          <w:spacing w:val="-2"/>
-        </w:rPr>
-        <w:t xml:space="preserve">Implemented logging and monitoring using </w:t>
-      </w:r>
-      <w:r>
-        <w:rPr>
-          <w:rFonts w:ascii="Times New Roman" w:hAnsi="Times New Roman" w:cs="Times New Roman"/>
-          <w:b/>
-          <w:spacing w:val="-2"/>
-        </w:rPr>
-        <w:t>ELK Stack (Elasticsearch, Logstash, Kibana)</w:t>
-      </w:r>
-      <w:r>
-        <w:rPr>
-          <w:rFonts w:ascii="Times New Roman" w:hAnsi="Times New Roman" w:cs="Times New Roman"/>
-          <w:bCs/>
-          <w:spacing w:val="-2"/>
-        </w:rPr>
-        <w:t xml:space="preserve">, enabling real-time tracking of system health and anomalies. </w:t>
+          <w:b/>
+          <w:bCs/>
+          <w:spacing w:val="-2"/>
+        </w:rPr>
+        <w:t>Backend development powered by Spring Boot</w:t>
+      </w:r>
+      <w:r>
+        <w:rPr>
+          <w:rFonts w:ascii="Times New Roman" w:hAnsi="Times New Roman" w:cs="Times New Roman"/>
+          <w:bCs/>
+          <w:spacing w:val="-2"/>
+        </w:rPr>
+        <w:t xml:space="preserve"> microservices architecture. Each microservice handled distinct business logic, such as </w:t>
+      </w:r>
+      <w:r>
+        <w:rPr>
+          <w:rFonts w:ascii="Times New Roman" w:hAnsi="Times New Roman" w:cs="Times New Roman"/>
+          <w:b/>
+          <w:bCs/>
+          <w:spacing w:val="-2"/>
+        </w:rPr>
+        <w:t>inmate management</w:t>
+      </w:r>
+      <w:r>
+        <w:rPr>
+          <w:rFonts w:ascii="Times New Roman" w:hAnsi="Times New Roman" w:cs="Times New Roman"/>
+          <w:bCs/>
+          <w:spacing w:val="-2"/>
+        </w:rPr>
+        <w:t xml:space="preserve">, </w:t>
+      </w:r>
+      <w:r>
+        <w:rPr>
+          <w:rFonts w:ascii="Times New Roman" w:hAnsi="Times New Roman" w:cs="Times New Roman"/>
+          <w:b/>
+          <w:bCs/>
+          <w:spacing w:val="-2"/>
+        </w:rPr>
+        <w:t>parole hearings</w:t>
+      </w:r>
+      <w:r>
+        <w:rPr>
+          <w:rFonts w:ascii="Times New Roman" w:hAnsi="Times New Roman" w:cs="Times New Roman"/>
+          <w:bCs/>
+          <w:spacing w:val="-2"/>
+        </w:rPr>
+        <w:t xml:space="preserve">, and </w:t>
+      </w:r>
+      <w:r>
+        <w:rPr>
+          <w:rFonts w:ascii="Times New Roman" w:hAnsi="Times New Roman" w:cs="Times New Roman"/>
+          <w:b/>
+          <w:bCs/>
+          <w:spacing w:val="-2"/>
+        </w:rPr>
+        <w:t>case progression</w:t>
+      </w:r>
+      <w:r>
+        <w:rPr>
+          <w:rFonts w:ascii="Times New Roman" w:hAnsi="Times New Roman" w:cs="Times New Roman"/>
+          <w:bCs/>
+          <w:spacing w:val="-2"/>
+        </w:rPr>
+        <w:t>, ensuring independent deployments, fault isolation, and improved system resilience.</w:t>
       </w:r>
     </w:p>
     <w:p>
@@ -4104,26 +4632,70 @@
       <w:r>
         <w:rPr>
           <w:rFonts w:ascii="Times New Roman" w:hAnsi="Times New Roman" w:cs="Times New Roman"/>
-          <w:bCs/>
-          <w:spacing w:val="-2"/>
-        </w:rPr>
-        <w:t xml:space="preserve">Followed </w:t>
-      </w:r>
-      <w:r>
-        <w:rPr>
-          <w:rFonts w:ascii="Times New Roman" w:hAnsi="Times New Roman" w:cs="Times New Roman"/>
-          <w:b/>
-          <w:spacing w:val="-2"/>
-        </w:rPr>
-        <w:t>Agile Scrum methodology</w:t>
-      </w:r>
-      <w:r>
-        <w:rPr>
-          <w:rFonts w:ascii="Times New Roman" w:hAnsi="Times New Roman" w:cs="Times New Roman"/>
-          <w:bCs/>
-          <w:spacing w:val="-2"/>
-        </w:rPr>
-        <w:t xml:space="preserve">, actively participating in daily stand-ups, sprint planning, retrospectives, and backlog grooming sessions. </w:t>
+          <w:b/>
+          <w:bCs/>
+          <w:spacing w:val="-2"/>
+        </w:rPr>
+        <w:t>Implemented robust security protocols</w:t>
+      </w:r>
+      <w:r>
+        <w:rPr>
+          <w:rFonts w:ascii="Times New Roman" w:hAnsi="Times New Roman" w:cs="Times New Roman"/>
+          <w:bCs/>
+          <w:spacing w:val="-2"/>
+        </w:rPr>
+        <w:t xml:space="preserve"> using </w:t>
+      </w:r>
+      <w:r>
+        <w:rPr>
+          <w:rFonts w:ascii="Times New Roman" w:hAnsi="Times New Roman" w:cs="Times New Roman"/>
+          <w:b/>
+          <w:bCs/>
+          <w:spacing w:val="-2"/>
+        </w:rPr>
+        <w:t>OAuth 2.0</w:t>
+      </w:r>
+      <w:r>
+        <w:rPr>
+          <w:rFonts w:ascii="Times New Roman" w:hAnsi="Times New Roman" w:cs="Times New Roman"/>
+          <w:bCs/>
+          <w:spacing w:val="-2"/>
+        </w:rPr>
+        <w:t xml:space="preserve"> and </w:t>
+      </w:r>
+      <w:r>
+        <w:rPr>
+          <w:rFonts w:ascii="Times New Roman" w:hAnsi="Times New Roman" w:cs="Times New Roman"/>
+          <w:b/>
+          <w:bCs/>
+          <w:spacing w:val="-2"/>
+        </w:rPr>
+        <w:t>JWT authentication</w:t>
+      </w:r>
+      <w:r>
+        <w:rPr>
+          <w:rFonts w:ascii="Times New Roman" w:hAnsi="Times New Roman" w:cs="Times New Roman"/>
+          <w:bCs/>
+          <w:spacing w:val="-2"/>
+        </w:rPr>
+        <w:t xml:space="preserve"> to protect sensitive information within the system. Introduced </w:t>
+      </w:r>
+      <w:r>
+        <w:rPr>
+          <w:rFonts w:ascii="Times New Roman" w:hAnsi="Times New Roman" w:cs="Times New Roman"/>
+          <w:b/>
+          <w:bCs/>
+          <w:spacing w:val="-2"/>
+        </w:rPr>
+        <w:t>role-based access control</w:t>
+      </w:r>
+      <w:r>
+        <w:rPr>
+          <w:rFonts w:ascii="Times New Roman" w:hAnsi="Times New Roman" w:cs="Times New Roman"/>
+          <w:bCs/>
+          <w:spacing w:val="-2"/>
+        </w:rPr>
+        <w:t xml:space="preserve"> to ensure correctional officers, administrators, and external stakeholders only had access to authorized data.</w:t>
       </w:r>
     </w:p>
     <w:p>
@@ -4143,26 +4715,36 @@
       <w:r>
         <w:rPr>
           <w:rFonts w:ascii="Times New Roman" w:hAnsi="Times New Roman" w:cs="Times New Roman"/>
-          <w:bCs/>
-          <w:spacing w:val="-2"/>
-        </w:rPr>
-        <w:t xml:space="preserve">Embraced </w:t>
-      </w:r>
-      <w:r>
-        <w:rPr>
-          <w:rFonts w:ascii="Times New Roman" w:hAnsi="Times New Roman" w:cs="Times New Roman"/>
-          <w:b/>
-          <w:spacing w:val="-2"/>
-        </w:rPr>
-        <w:t>Test-Driven Development (TDD)</w:t>
-      </w:r>
-      <w:r>
-        <w:rPr>
-          <w:rFonts w:ascii="Times New Roman" w:hAnsi="Times New Roman" w:cs="Times New Roman"/>
-          <w:bCs/>
-          <w:spacing w:val="-2"/>
-        </w:rPr>
-        <w:t xml:space="preserve">, writing tests before implementation to ensure feature reliability from the ground up. </w:t>
+          <w:b/>
+          <w:bCs/>
+          <w:spacing w:val="-2"/>
+        </w:rPr>
+        <w:t>Integrated Apache Kafka</w:t>
+      </w:r>
+      <w:r>
+        <w:rPr>
+          <w:rFonts w:ascii="Times New Roman" w:hAnsi="Times New Roman" w:cs="Times New Roman"/>
+          <w:bCs/>
+          <w:spacing w:val="-2"/>
+        </w:rPr>
+        <w:t xml:space="preserve"> for handling </w:t>
+      </w:r>
+      <w:r>
+        <w:rPr>
+          <w:rFonts w:ascii="Times New Roman" w:hAnsi="Times New Roman" w:cs="Times New Roman"/>
+          <w:b/>
+          <w:bCs/>
+          <w:spacing w:val="-2"/>
+        </w:rPr>
+        <w:t>real-time event-driven processing</w:t>
+      </w:r>
+      <w:r>
+        <w:rPr>
+          <w:rFonts w:ascii="Times New Roman" w:hAnsi="Times New Roman" w:cs="Times New Roman"/>
+          <w:bCs/>
+          <w:spacing w:val="-2"/>
+        </w:rPr>
+        <w:t xml:space="preserve"> for critical data updates. Kafka Streams were used to process updates to inmate records or changes in parole status.</w:t>
       </w:r>
     </w:p>
     <w:p>
@@ -4177,363 +4759,93 @@
           <w:rFonts w:ascii="Times New Roman" w:hAnsi="Times New Roman" w:cs="Times New Roman"/>
           <w:bCs/>
           <w:spacing w:val="-2"/>
-          <w:lang w:val="en-IN"/>
-        </w:rPr>
-      </w:pPr>
-      <w:r>
-        <w:rPr>
-          <w:rFonts w:ascii="Times New Roman" w:hAnsi="Times New Roman" w:cs="Times New Roman"/>
-          <w:bCs/>
-          <w:spacing w:val="-2"/>
-        </w:rPr>
-        <w:t>Worked closely with cross-functional teams, including data scientists, security experts, and DevOps engineers, to ensure seamless integration and system scalability.</w:t>
-      </w:r>
-    </w:p>
-    <w:p>
-      <w:pPr>
-        <w:jc w:val="both"/>
-        <w:rPr>
-          <w:rFonts w:ascii="Times New Roman" w:hAnsi="Times New Roman" w:cs="Times New Roman"/>
-          <w:bCs/>
-          <w:spacing w:val="-2"/>
-        </w:rPr>
-      </w:pPr>
-      <w:r>
-        <w:rPr>
-          <w:rFonts w:ascii="Times New Roman" w:hAnsi="Times New Roman" w:cs="Times New Roman"/>
-          <w:b/>
-          <w:bCs/>
-          <w:spacing w:val="-2"/>
-        </w:rPr>
-        <w:t>Environment:</w:t>
-      </w:r>
-      <w:r>
-        <w:rPr>
-          <w:rFonts w:ascii="Times New Roman" w:hAnsi="Times New Roman" w:cs="Times New Roman"/>
-          <w:bCs/>
-          <w:spacing w:val="-2"/>
-        </w:rPr>
-        <w:t xml:space="preserve"> Java 17, Spring Core 6, Spring Boot 3, Hibernate 6, RESTful APIs, </w:t>
-      </w:r>
-      <w:proofErr w:type="spellStart"/>
-      <w:r>
-        <w:rPr>
-          <w:rFonts w:ascii="Times New Roman" w:hAnsi="Times New Roman" w:cs="Times New Roman"/>
-          <w:bCs/>
-          <w:spacing w:val="-2"/>
-        </w:rPr>
-        <w:t>GraphQL</w:t>
-      </w:r>
-      <w:proofErr w:type="spellEnd"/>
-      <w:r>
-        <w:rPr>
-          <w:rFonts w:ascii="Times New Roman" w:hAnsi="Times New Roman" w:cs="Times New Roman"/>
-          <w:bCs/>
-          <w:spacing w:val="-2"/>
-        </w:rPr>
-        <w:t xml:space="preserve">, Spring Batch 5, AOP, AWS (EC2, S3, RDS, Lambda, Auto Scaling, CloudWatch, CloudTrail, CloudFormation, </w:t>
-      </w:r>
-      <w:proofErr w:type="spellStart"/>
-      <w:r>
-        <w:rPr>
-          <w:rFonts w:ascii="Times New Roman" w:hAnsi="Times New Roman" w:cs="Times New Roman"/>
-          <w:bCs/>
-          <w:spacing w:val="-2"/>
-        </w:rPr>
-        <w:t>CodeDeploy</w:t>
-      </w:r>
-      <w:proofErr w:type="spellEnd"/>
-      <w:r>
-        <w:rPr>
-          <w:rFonts w:ascii="Times New Roman" w:hAnsi="Times New Roman" w:cs="Times New Roman"/>
-          <w:bCs/>
-          <w:spacing w:val="-2"/>
-        </w:rPr>
-        <w:t xml:space="preserve">, </w:t>
-      </w:r>
-      <w:proofErr w:type="spellStart"/>
-      <w:r>
-        <w:rPr>
-          <w:rFonts w:ascii="Times New Roman" w:hAnsi="Times New Roman" w:cs="Times New Roman"/>
-          <w:bCs/>
-          <w:spacing w:val="-2"/>
-        </w:rPr>
-        <w:t>CodeBuild</w:t>
-      </w:r>
-      <w:proofErr w:type="spellEnd"/>
-      <w:r>
-        <w:rPr>
-          <w:rFonts w:ascii="Times New Roman" w:hAnsi="Times New Roman" w:cs="Times New Roman"/>
-          <w:bCs/>
-          <w:spacing w:val="-2"/>
-        </w:rPr>
-        <w:t>), Angular 16, TypeScript 5, HTML5, CSS3, Bootstrap 5, Apache Kafka 3, RabbitMQ 3.12, PostgreSQL 15, MongoDB 7, Apache Tomcat 10, Jenkins 2.440, Swagger 3 (</w:t>
-      </w:r>
-      <w:proofErr w:type="spellStart"/>
-      <w:r>
-        <w:rPr>
-          <w:rFonts w:ascii="Times New Roman" w:hAnsi="Times New Roman" w:cs="Times New Roman"/>
-          <w:bCs/>
-          <w:spacing w:val="-2"/>
-        </w:rPr>
-        <w:t>OpenAPI</w:t>
-      </w:r>
-      <w:proofErr w:type="spellEnd"/>
-      <w:r>
-        <w:rPr>
-          <w:rFonts w:ascii="Times New Roman" w:hAnsi="Times New Roman" w:cs="Times New Roman"/>
-          <w:bCs/>
-          <w:spacing w:val="-2"/>
-        </w:rPr>
-        <w:t>), Spring Security 6, Ansible 2.15, XSLT, JavaScript (</w:t>
-      </w:r>
-      <w:proofErr w:type="spellStart"/>
-      <w:r>
-        <w:rPr>
-          <w:rFonts w:ascii="Times New Roman" w:hAnsi="Times New Roman" w:cs="Times New Roman"/>
-          <w:bCs/>
-          <w:spacing w:val="-2"/>
-        </w:rPr>
-        <w:t>ESNext</w:t>
-      </w:r>
-      <w:proofErr w:type="spellEnd"/>
-      <w:r>
-        <w:rPr>
-          <w:rFonts w:ascii="Times New Roman" w:hAnsi="Times New Roman" w:cs="Times New Roman"/>
-          <w:bCs/>
-          <w:spacing w:val="-2"/>
-        </w:rPr>
-        <w:t>), Agile, Scrum, CI/CD (Jenkins, GitHub Actions, GitLab CI/CD).</w:t>
-      </w:r>
-    </w:p>
-    <w:p>
-      <w:pPr>
-        <w:jc w:val="both"/>
-        <w:rPr>
-          <w:rFonts w:ascii="Times New Roman" w:hAnsi="Times New Roman" w:cs="Times New Roman"/>
-          <w:bCs/>
-          <w:spacing w:val="-2"/>
-          <w:lang w:val="en-IN"/>
-        </w:rPr>
-      </w:pPr>
-    </w:p>
-    <w:p>
-      <w:pPr>
-        <w:spacing w:after="0"/>
-        <w:jc w:val="both"/>
-        <w:rPr>
-          <w:rFonts w:ascii="Times New Roman" w:hAnsi="Times New Roman" w:cs="Times New Roman"/>
-          <w:b/>
-          <w:spacing w:val="-2"/>
-          <w:lang w:val="en-IN"/>
-        </w:rPr>
-      </w:pPr>
-      <w:r>
-        <w:rPr>
-          <w:rFonts w:ascii="Times New Roman" w:hAnsi="Times New Roman" w:cs="Times New Roman"/>
-          <w:b/>
-          <w:spacing w:val="-2"/>
-          <w:lang w:val="en-IN"/>
-        </w:rPr>
-        <w:t xml:space="preserve">Client: </w:t>
-      </w:r>
-      <w:r>
-        <w:rPr>
-          <w:rFonts w:ascii="Times New Roman" w:hAnsi="Times New Roman" w:cs="Times New Roman"/>
-          <w:b/>
-          <w:spacing w:val="-2"/>
-          <w:lang w:val="en-IN"/>
-        </w:rPr>
-        <w:t>State of Missouri</w:t>
-      </w:r>
-      <w:r>
-        <w:rPr>
-          <w:rFonts w:ascii="Times New Roman" w:hAnsi="Times New Roman" w:cs="Times New Roman"/>
-          <w:b/>
-          <w:spacing w:val="-2"/>
-          <w:lang w:val="en-IN"/>
-        </w:rPr>
-        <w:t>, Springfield, Missouri</w:t>
-      </w:r>
-    </w:p>
-    <w:p>
-      <w:pPr>
-        <w:spacing w:after="0"/>
-        <w:jc w:val="both"/>
-        <w:rPr>
-          <w:rFonts w:ascii="Times New Roman" w:hAnsi="Times New Roman" w:cs="Times New Roman"/>
-          <w:b/>
-          <w:spacing w:val="-2"/>
-          <w:lang w:val="en-IN"/>
-        </w:rPr>
-      </w:pPr>
-      <w:r>
-        <w:rPr>
-          <w:rFonts w:ascii="Times New Roman" w:hAnsi="Times New Roman" w:cs="Times New Roman"/>
-          <w:b/>
-          <w:spacing w:val="-2"/>
-          <w:lang w:val="en-IN"/>
-        </w:rPr>
-        <w:t>Role:</w:t>
-      </w:r>
-      <w:r>
-        <w:rPr>
-          <w:rFonts w:ascii="Times New Roman" w:hAnsi="Times New Roman" w:cs="Times New Roman"/>
-          <w:b/>
-          <w:spacing w:val="-2"/>
-          <w:lang w:val="en-IN"/>
-        </w:rPr>
-        <w:t xml:space="preserve"> S</w:t>
-      </w:r>
-      <w:r>
-        <w:rPr>
-          <w:rFonts w:ascii="Times New Roman" w:hAnsi="Times New Roman" w:cs="Times New Roman"/>
-          <w:b/>
-          <w:spacing w:val="-2"/>
-          <w:lang w:val="en-IN"/>
-        </w:rPr>
-        <w:t>enior</w:t>
-      </w:r>
-      <w:r>
-        <w:rPr>
-          <w:rFonts w:ascii="Times New Roman" w:hAnsi="Times New Roman" w:cs="Times New Roman"/>
-          <w:b/>
-          <w:spacing w:val="-2"/>
-          <w:lang w:val="en-IN"/>
+        </w:rPr>
+      </w:pPr>
+      <w:r>
+        <w:rPr>
+          <w:rFonts w:ascii="Times New Roman" w:hAnsi="Times New Roman" w:cs="Times New Roman"/>
+          <w:b/>
+          <w:bCs/>
+          <w:spacing w:val="-2"/>
+        </w:rPr>
+        <w:t>Data storage managed with AWS RDS (PostgreSQL)</w:t>
+      </w:r>
+      <w:r>
+        <w:rPr>
+          <w:rFonts w:ascii="Times New Roman" w:hAnsi="Times New Roman" w:cs="Times New Roman"/>
+          <w:bCs/>
+          <w:spacing w:val="-2"/>
+        </w:rPr>
+        <w:t xml:space="preserve">, ensuring </w:t>
+      </w:r>
+      <w:r>
+        <w:rPr>
+          <w:rFonts w:ascii="Times New Roman" w:hAnsi="Times New Roman" w:cs="Times New Roman"/>
+          <w:b/>
+          <w:bCs/>
+          <w:spacing w:val="-2"/>
+        </w:rPr>
+        <w:t>transactional consistency</w:t>
+      </w:r>
+      <w:r>
+        <w:rPr>
+          <w:rFonts w:ascii="Times New Roman" w:hAnsi="Times New Roman" w:cs="Times New Roman"/>
+          <w:bCs/>
+          <w:spacing w:val="-2"/>
+        </w:rPr>
+        <w:t xml:space="preserve"> and </w:t>
+      </w:r>
+      <w:r>
+        <w:rPr>
+          <w:rFonts w:ascii="Times New Roman" w:hAnsi="Times New Roman" w:cs="Times New Roman"/>
+          <w:b/>
+          <w:bCs/>
+          <w:spacing w:val="-2"/>
+        </w:rPr>
+        <w:t>data integrity</w:t>
+      </w:r>
+      <w:r>
+        <w:rPr>
+          <w:rFonts w:ascii="Times New Roman" w:hAnsi="Times New Roman" w:cs="Times New Roman"/>
+          <w:bCs/>
+          <w:spacing w:val="-2"/>
+        </w:rPr>
+        <w:t xml:space="preserve"> for structured records like inmate profiles, legal histories, and rehabilitation reports. </w:t>
+      </w:r>
+      <w:r>
+        <w:rPr>
+          <w:rFonts w:ascii="Times New Roman" w:hAnsi="Times New Roman" w:cs="Times New Roman"/>
+          <w:b/>
+          <w:bCs/>
+          <w:spacing w:val="-2"/>
+        </w:rPr>
+        <w:t>AWS S3</w:t>
+      </w:r>
+      <w:r>
+        <w:rPr>
+          <w:rFonts w:ascii="Times New Roman" w:hAnsi="Times New Roman" w:cs="Times New Roman"/>
+          <w:bCs/>
+          <w:spacing w:val="-2"/>
         </w:rPr>
         <w:t xml:space="preserve"> </w:t>
       </w:r>
-      <w:r>
-        <w:rPr>
-          <w:rFonts w:ascii="Times New Roman" w:hAnsi="Times New Roman" w:cs="Times New Roman"/>
-          <w:b/>
-          <w:spacing w:val="-2"/>
-          <w:lang w:val="en-IN"/>
-        </w:rPr>
-        <w:t>Java Developer</w:t>
-      </w:r>
-    </w:p>
-    <w:p>
-      <w:pPr>
-        <w:spacing w:after="0"/>
-        <w:jc w:val="both"/>
-        <w:rPr>
-          <w:rFonts w:ascii="Times New Roman" w:hAnsi="Times New Roman" w:cs="Times New Roman"/>
-          <w:b/>
-          <w:spacing w:val="-2"/>
-          <w:lang w:val="en-IN"/>
-        </w:rPr>
-      </w:pPr>
-      <w:r>
-        <w:rPr>
-          <w:rFonts w:ascii="Times New Roman" w:hAnsi="Times New Roman" w:cs="Times New Roman"/>
-          <w:b/>
-          <w:spacing w:val="-2"/>
-          <w:lang w:val="en-IN"/>
-        </w:rPr>
-        <w:t xml:space="preserve">Duration: </w:t>
-      </w:r>
-      <w:r>
-        <w:rPr>
-          <w:rFonts w:ascii="Times New Roman" w:hAnsi="Times New Roman" w:cs="Times New Roman"/>
-          <w:b/>
-          <w:spacing w:val="-2"/>
-          <w:lang w:val="en-IN"/>
-        </w:rPr>
-        <w:t>March 2021 - December 2023</w:t>
-      </w:r>
-    </w:p>
-    <w:p>
-      <w:pPr>
-        <w:spacing w:after="0"/>
-        <w:jc w:val="both"/>
-        <w:rPr>
-          <w:rFonts w:ascii="Times New Roman" w:hAnsi="Times New Roman" w:cs="Times New Roman"/>
-          <w:b/>
-          <w:spacing w:val="-2"/>
-          <w:lang w:val="en-IN"/>
-        </w:rPr>
-      </w:pPr>
-      <w:r>
-        <w:rPr>
-          <w:rFonts w:ascii="Times New Roman" w:hAnsi="Times New Roman" w:cs="Times New Roman"/>
-          <w:b/>
-          <w:spacing w:val="-2"/>
-          <w:lang w:val="en-IN"/>
-        </w:rPr>
-        <w:t xml:space="preserve">Project: </w:t>
-      </w:r>
-      <w:r>
-        <w:rPr>
-          <w:rFonts w:ascii="Times New Roman" w:hAnsi="Times New Roman" w:cs="Times New Roman"/>
-          <w:b/>
-          <w:spacing w:val="-2"/>
-          <w:lang w:val="en-IN"/>
-        </w:rPr>
-        <w:t>Missouri Corrections Integrated System</w:t>
-      </w:r>
-    </w:p>
-    <w:p>
-      <w:pPr>
-        <w:jc w:val="both"/>
-        <w:rPr>
-          <w:rFonts w:ascii="Times New Roman" w:hAnsi="Times New Roman" w:cs="Times New Roman"/>
-          <w:bCs/>
-          <w:spacing w:val="-2"/>
-          <w:lang w:val="en-IN"/>
-        </w:rPr>
-      </w:pPr>
-      <w:r>
-        <w:rPr>
-          <w:rFonts w:ascii="Times New Roman" w:hAnsi="Times New Roman" w:cs="Times New Roman"/>
-          <w:bCs/>
-          <w:spacing w:val="-2"/>
-        </w:rPr>
-        <w:t>​The Missouri Corrections Integrated System (MOCIS) is an initiative by the Missouri Department of Corrections (MODOC) aimed at modernizing and integrating the state's correctional facilities' operations</w:t>
-      </w:r>
-      <w:r>
-        <w:rPr>
-          <w:rFonts w:ascii="Times New Roman" w:hAnsi="Times New Roman" w:cs="Times New Roman"/>
-          <w:bCs/>
-          <w:spacing w:val="-2"/>
-        </w:rPr>
-        <w:t>.</w:t>
-      </w:r>
-      <w:r>
-        <w:rPr>
-          <w:rFonts w:ascii="Times New Roman" w:hAnsi="Times New Roman" w:cs="Times New Roman"/>
-          <w:bCs/>
-          <w:spacing w:val="-2"/>
-        </w:rPr>
-        <w:t xml:space="preserve"> </w:t>
-      </w:r>
-      <w:r>
-        <w:rPr>
-          <w:rFonts w:ascii="Times New Roman" w:hAnsi="Times New Roman" w:cs="Times New Roman"/>
-          <w:bCs/>
-          <w:spacing w:val="-2"/>
-        </w:rPr>
-        <w:t>MOCIS focuses on integrating various modules and services within the corrections system to streamline processes and enhance service delivery. The initiative involves collaboration among MODOC, the Office of Administration, and external vendors to implement comprehensive solutions.</w:t>
-      </w:r>
-    </w:p>
-    <w:p>
-      <w:pPr>
-        <w:jc w:val="both"/>
-        <w:rPr>
-          <w:rFonts w:ascii="Times New Roman" w:hAnsi="Times New Roman" w:cs="Times New Roman"/>
-          <w:b/>
-          <w:spacing w:val="-2"/>
-          <w:lang w:val="en-IN"/>
-        </w:rPr>
-      </w:pPr>
-      <w:r>
-        <w:rPr>
-          <w:rFonts w:ascii="Times New Roman" w:hAnsi="Times New Roman" w:cs="Times New Roman"/>
-          <w:b/>
-          <w:spacing w:val="-2"/>
-          <w:lang w:val="en-IN"/>
-        </w:rPr>
-        <w:t>Roles &amp; Responsibilities:</w:t>
+      <w:proofErr w:type="gramStart"/>
+      <w:r>
+        <w:rPr>
+          <w:rFonts w:ascii="Times New Roman" w:hAnsi="Times New Roman" w:cs="Times New Roman"/>
+          <w:bCs/>
+          <w:spacing w:val="-2"/>
+        </w:rPr>
+        <w:t>used</w:t>
+      </w:r>
+      <w:proofErr w:type="gramEnd"/>
+      <w:r>
+        <w:rPr>
+          <w:rFonts w:ascii="Times New Roman" w:hAnsi="Times New Roman" w:cs="Times New Roman"/>
+          <w:bCs/>
+          <w:spacing w:val="-2"/>
+        </w:rPr>
+        <w:t xml:space="preserve"> to securely store large files, such as images, legal documents, and videos.</w:t>
       </w:r>
     </w:p>
     <w:p>
@@ -4553,61 +4865,19 @@
       <w:r>
         <w:rPr>
           <w:rFonts w:ascii="Times New Roman" w:hAnsi="Times New Roman" w:cs="Times New Roman"/>
-          <w:bCs/>
-          <w:spacing w:val="-2"/>
-        </w:rPr>
-        <w:t xml:space="preserve">Developed dynamic, responsive, and user-friendly interfaces using </w:t>
-      </w:r>
-      <w:r>
-        <w:rPr>
-          <w:rFonts w:ascii="Times New Roman" w:hAnsi="Times New Roman" w:cs="Times New Roman"/>
-          <w:b/>
-          <w:bCs/>
-          <w:spacing w:val="-2"/>
-        </w:rPr>
-        <w:t>Angular 12/13</w:t>
-      </w:r>
-      <w:r>
-        <w:rPr>
-          <w:rFonts w:ascii="Times New Roman" w:hAnsi="Times New Roman" w:cs="Times New Roman"/>
-          <w:bCs/>
-          <w:spacing w:val="-2"/>
-        </w:rPr>
-        <w:t xml:space="preserve">, leveraging </w:t>
-      </w:r>
-      <w:r>
-        <w:rPr>
-          <w:rFonts w:ascii="Times New Roman" w:hAnsi="Times New Roman" w:cs="Times New Roman"/>
-          <w:b/>
-          <w:bCs/>
-          <w:spacing w:val="-2"/>
-        </w:rPr>
-        <w:t>Angular CLI</w:t>
-      </w:r>
-      <w:r>
-        <w:rPr>
-          <w:rFonts w:ascii="Times New Roman" w:hAnsi="Times New Roman" w:cs="Times New Roman"/>
-          <w:bCs/>
-          <w:spacing w:val="-2"/>
-        </w:rPr>
-        <w:t xml:space="preserve"> and </w:t>
-      </w:r>
-      <w:r>
-        <w:rPr>
-          <w:rFonts w:ascii="Times New Roman" w:hAnsi="Times New Roman" w:cs="Times New Roman"/>
-          <w:b/>
-          <w:bCs/>
-          <w:spacing w:val="-2"/>
-        </w:rPr>
-        <w:t>Angular Services</w:t>
-      </w:r>
-      <w:r>
-        <w:rPr>
-          <w:rFonts w:ascii="Times New Roman" w:hAnsi="Times New Roman" w:cs="Times New Roman"/>
-          <w:bCs/>
-          <w:spacing w:val="-2"/>
-        </w:rPr>
-        <w:t xml:space="preserve"> to enhance the experience for correctional officers, administrators, and other stakeholders interacting with the corrections system.</w:t>
+          <w:b/>
+          <w:bCs/>
+          <w:spacing w:val="-2"/>
+        </w:rPr>
+        <w:t>MongoDB</w:t>
+      </w:r>
+      <w:r>
+        <w:rPr>
+          <w:rFonts w:ascii="Times New Roman" w:hAnsi="Times New Roman" w:cs="Times New Roman"/>
+          <w:bCs/>
+          <w:spacing w:val="-2"/>
+        </w:rPr>
+        <w:t xml:space="preserve"> utilized for schema-less storage of unstructured data, such as logs and alerts, providing flexibility and scalability for corrections data storage.</w:t>
       </w:r>
     </w:p>
     <w:p>
@@ -4631,68 +4901,32 @@
           <w:bCs/>
           <w:spacing w:val="-2"/>
         </w:rPr>
-        <w:t>Utilized Angular Reactive Forms and Validations</w:t>
-      </w:r>
-      <w:r>
-        <w:rPr>
-          <w:rFonts w:ascii="Times New Roman" w:hAnsi="Times New Roman" w:cs="Times New Roman"/>
-          <w:bCs/>
-          <w:spacing w:val="-2"/>
-        </w:rPr>
-        <w:t xml:space="preserve"> in conjunction with </w:t>
-      </w:r>
-      <w:proofErr w:type="spellStart"/>
-      <w:r>
-        <w:rPr>
-          <w:rFonts w:ascii="Times New Roman" w:hAnsi="Times New Roman" w:cs="Times New Roman"/>
-          <w:b/>
-          <w:bCs/>
-          <w:spacing w:val="-2"/>
-        </w:rPr>
-        <w:t>ngRx</w:t>
-      </w:r>
-      <w:proofErr w:type="spellEnd"/>
-      <w:r>
-        <w:rPr>
-          <w:rFonts w:ascii="Times New Roman" w:hAnsi="Times New Roman" w:cs="Times New Roman"/>
-          <w:bCs/>
-          <w:spacing w:val="-2"/>
-        </w:rPr>
-        <w:t xml:space="preserve"> (state management) to streamline state handling and make the application more maintainable. Used </w:t>
-      </w:r>
-      <w:r>
-        <w:rPr>
-          <w:rFonts w:ascii="Times New Roman" w:hAnsi="Times New Roman" w:cs="Times New Roman"/>
-          <w:b/>
-          <w:bCs/>
-          <w:spacing w:val="-2"/>
-        </w:rPr>
-        <w:t>Angular Material</w:t>
-      </w:r>
-      <w:r>
-        <w:rPr>
-          <w:rFonts w:ascii="Times New Roman" w:hAnsi="Times New Roman" w:cs="Times New Roman"/>
-          <w:bCs/>
-          <w:spacing w:val="-2"/>
-        </w:rPr>
-        <w:t xml:space="preserve"> and </w:t>
-      </w:r>
-      <w:r>
-        <w:rPr>
-          <w:rFonts w:ascii="Times New Roman" w:hAnsi="Times New Roman" w:cs="Times New Roman"/>
-          <w:b/>
-          <w:bCs/>
-          <w:spacing w:val="-2"/>
-        </w:rPr>
-        <w:t>Bootstrap 5</w:t>
-      </w:r>
-      <w:r>
-        <w:rPr>
-          <w:rFonts w:ascii="Times New Roman" w:hAnsi="Times New Roman" w:cs="Times New Roman"/>
-          <w:bCs/>
-          <w:spacing w:val="-2"/>
-        </w:rPr>
-        <w:t xml:space="preserve"> for a consistent design system that ensures a uniform user interface (UI) across all correctional system modules.</w:t>
+        <w:t>Deployed backend microservices on AWS EC2</w:t>
+      </w:r>
+      <w:r>
+        <w:rPr>
+          <w:rFonts w:ascii="Times New Roman" w:hAnsi="Times New Roman" w:cs="Times New Roman"/>
+          <w:bCs/>
+          <w:spacing w:val="-2"/>
+        </w:rPr>
+        <w:t xml:space="preserve"> instances, ensuring high availability and reliability. Applied </w:t>
+      </w:r>
+      <w:r>
+        <w:rPr>
+          <w:rFonts w:ascii="Times New Roman" w:hAnsi="Times New Roman" w:cs="Times New Roman"/>
+          <w:b/>
+          <w:bCs/>
+          <w:spacing w:val="-2"/>
+        </w:rPr>
+        <w:t>AWS Auto Scaling</w:t>
+      </w:r>
+      <w:r>
+        <w:rPr>
+          <w:rFonts w:ascii="Times New Roman" w:hAnsi="Times New Roman" w:cs="Times New Roman"/>
+          <w:bCs/>
+          <w:spacing w:val="-2"/>
+        </w:rPr>
+        <w:t xml:space="preserve"> to manage traffic spikes, providing optimal resource allocation and minimizing costs.</w:t>
       </w:r>
     </w:p>
     <w:p>
@@ -4716,16 +4950,83 @@
           <w:bCs/>
           <w:spacing w:val="-2"/>
         </w:rPr>
-        <w:lastRenderedPageBreak/>
-        <w:t>Implemented lazy loading</w:t>
-      </w:r>
-      <w:r>
-        <w:rPr>
-          <w:rFonts w:ascii="Times New Roman" w:hAnsi="Times New Roman" w:cs="Times New Roman"/>
-          <w:bCs/>
-          <w:spacing w:val="-2"/>
-        </w:rPr>
-        <w:t xml:space="preserve"> for efficient resource management, ensuring smooth loading times for large datasets such as inmate records, parole histories, and institutional details.</w:t>
+        <w:t>Collaborated with cross-functional teams</w:t>
+      </w:r>
+      <w:r>
+        <w:rPr>
+          <w:rFonts w:ascii="Times New Roman" w:hAnsi="Times New Roman" w:cs="Times New Roman"/>
+          <w:bCs/>
+          <w:spacing w:val="-2"/>
+        </w:rPr>
+        <w:t xml:space="preserve"> (product managers, UX designers, data scientists, and QA engineers) using </w:t>
+      </w:r>
+      <w:r>
+        <w:rPr>
+          <w:rFonts w:ascii="Times New Roman" w:hAnsi="Times New Roman" w:cs="Times New Roman"/>
+          <w:b/>
+          <w:bCs/>
+          <w:spacing w:val="-2"/>
+        </w:rPr>
+        <w:t>Agile Scrum methodology</w:t>
+      </w:r>
+      <w:r>
+        <w:rPr>
+          <w:rFonts w:ascii="Times New Roman" w:hAnsi="Times New Roman" w:cs="Times New Roman"/>
+          <w:bCs/>
+          <w:spacing w:val="-2"/>
+        </w:rPr>
+        <w:t xml:space="preserve">. Actively participated in </w:t>
+      </w:r>
+      <w:r>
+        <w:rPr>
+          <w:rFonts w:ascii="Times New Roman" w:hAnsi="Times New Roman" w:cs="Times New Roman"/>
+          <w:b/>
+          <w:bCs/>
+          <w:spacing w:val="-2"/>
+        </w:rPr>
+        <w:t>daily stand-ups</w:t>
+      </w:r>
+      <w:r>
+        <w:rPr>
+          <w:rFonts w:ascii="Times New Roman" w:hAnsi="Times New Roman" w:cs="Times New Roman"/>
+          <w:bCs/>
+          <w:spacing w:val="-2"/>
+        </w:rPr>
+        <w:t xml:space="preserve">, </w:t>
+      </w:r>
+      <w:r>
+        <w:rPr>
+          <w:rFonts w:ascii="Times New Roman" w:hAnsi="Times New Roman" w:cs="Times New Roman"/>
+          <w:b/>
+          <w:bCs/>
+          <w:spacing w:val="-2"/>
+        </w:rPr>
+        <w:t>sprint planning</w:t>
+      </w:r>
+      <w:r>
+        <w:rPr>
+          <w:rFonts w:ascii="Times New Roman" w:hAnsi="Times New Roman" w:cs="Times New Roman"/>
+          <w:bCs/>
+          <w:spacing w:val="-2"/>
+        </w:rPr>
+        <w:t xml:space="preserve">, and </w:t>
+      </w:r>
+      <w:r>
+        <w:rPr>
+          <w:rFonts w:ascii="Times New Roman" w:hAnsi="Times New Roman" w:cs="Times New Roman"/>
+          <w:b/>
+          <w:bCs/>
+          <w:spacing w:val="-2"/>
+        </w:rPr>
+        <w:t>retrospectives</w:t>
+      </w:r>
+      <w:r>
+        <w:rPr>
+          <w:rFonts w:ascii="Times New Roman" w:hAnsi="Times New Roman" w:cs="Times New Roman"/>
+          <w:bCs/>
+          <w:spacing w:val="-2"/>
+        </w:rPr>
+        <w:t xml:space="preserve"> to ensure timely delivery of milestones and project objectives.</w:t>
       </w:r>
     </w:p>
     <w:p>
@@ -4745,70 +5046,28 @@
       <w:r>
         <w:rPr>
           <w:rFonts w:ascii="Times New Roman" w:hAnsi="Times New Roman" w:cs="Times New Roman"/>
-          <w:b/>
-          <w:bCs/>
-          <w:spacing w:val="-2"/>
-        </w:rPr>
-        <w:t>Developed and integrated RESTful APIs</w:t>
-      </w:r>
-      <w:r>
-        <w:rPr>
-          <w:rFonts w:ascii="Times New Roman" w:hAnsi="Times New Roman" w:cs="Times New Roman"/>
-          <w:bCs/>
-          <w:spacing w:val="-2"/>
-        </w:rPr>
-        <w:t xml:space="preserve"> using </w:t>
-      </w:r>
-      <w:r>
-        <w:rPr>
-          <w:rFonts w:ascii="Times New Roman" w:hAnsi="Times New Roman" w:cs="Times New Roman"/>
-          <w:b/>
-          <w:bCs/>
-          <w:spacing w:val="-2"/>
-        </w:rPr>
-        <w:t>Spring Boot</w:t>
-      </w:r>
-      <w:r>
-        <w:rPr>
-          <w:rFonts w:ascii="Times New Roman" w:hAnsi="Times New Roman" w:cs="Times New Roman"/>
-          <w:bCs/>
-          <w:spacing w:val="-2"/>
-        </w:rPr>
-        <w:t xml:space="preserve">, adhering to industry standards for </w:t>
-      </w:r>
-      <w:r>
-        <w:rPr>
-          <w:rFonts w:ascii="Times New Roman" w:hAnsi="Times New Roman" w:cs="Times New Roman"/>
-          <w:b/>
-          <w:bCs/>
-          <w:spacing w:val="-2"/>
-        </w:rPr>
-        <w:t>REST API design</w:t>
-      </w:r>
-      <w:r>
-        <w:rPr>
-          <w:rFonts w:ascii="Times New Roman" w:hAnsi="Times New Roman" w:cs="Times New Roman"/>
-          <w:bCs/>
-          <w:spacing w:val="-2"/>
-        </w:rPr>
-        <w:t xml:space="preserve"> and </w:t>
-      </w:r>
-      <w:r>
-        <w:rPr>
-          <w:rFonts w:ascii="Times New Roman" w:hAnsi="Times New Roman" w:cs="Times New Roman"/>
-          <w:b/>
-          <w:bCs/>
-          <w:spacing w:val="-2"/>
-        </w:rPr>
-        <w:t>documentation using Swagger</w:t>
-      </w:r>
-      <w:r>
-        <w:rPr>
-          <w:rFonts w:ascii="Times New Roman" w:hAnsi="Times New Roman" w:cs="Times New Roman"/>
-          <w:bCs/>
-          <w:spacing w:val="-2"/>
-        </w:rPr>
-        <w:t xml:space="preserve"> for easy integration and testing.</w:t>
+          <w:bCs/>
+          <w:spacing w:val="-2"/>
+        </w:rPr>
+        <w:lastRenderedPageBreak/>
+        <w:t xml:space="preserve">Managed tasks using </w:t>
+      </w:r>
+      <w:r>
+        <w:rPr>
+          <w:rFonts w:ascii="Times New Roman" w:hAnsi="Times New Roman" w:cs="Times New Roman"/>
+          <w:b/>
+          <w:bCs/>
+          <w:spacing w:val="-2"/>
+        </w:rPr>
+        <w:t>JIRA</w:t>
+      </w:r>
+      <w:r>
+        <w:rPr>
+          <w:rFonts w:ascii="Times New Roman" w:hAnsi="Times New Roman" w:cs="Times New Roman"/>
+          <w:bCs/>
+          <w:spacing w:val="-2"/>
+        </w:rPr>
+        <w:t>, tracked progress, and resolved issues in bi-weekly sprints, ensuring high project visibility and stakeholder engagement.</w:t>
       </w:r>
     </w:p>
     <w:p>
@@ -4832,66 +5091,49 @@
           <w:bCs/>
           <w:spacing w:val="-2"/>
         </w:rPr>
-        <w:t>Backend development powered by Spring Boot</w:t>
-      </w:r>
-      <w:r>
-        <w:rPr>
-          <w:rFonts w:ascii="Times New Roman" w:hAnsi="Times New Roman" w:cs="Times New Roman"/>
-          <w:bCs/>
-          <w:spacing w:val="-2"/>
-        </w:rPr>
-        <w:t xml:space="preserve"> microservices architecture. Each microservice handled distinct business logic, such as </w:t>
-      </w:r>
-      <w:r>
-        <w:rPr>
-          <w:rFonts w:ascii="Times New Roman" w:hAnsi="Times New Roman" w:cs="Times New Roman"/>
-          <w:b/>
-          <w:bCs/>
-          <w:spacing w:val="-2"/>
-        </w:rPr>
-        <w:t>inmate management</w:t>
-      </w:r>
-      <w:r>
-        <w:rPr>
-          <w:rFonts w:ascii="Times New Roman" w:hAnsi="Times New Roman" w:cs="Times New Roman"/>
-          <w:bCs/>
-          <w:spacing w:val="-2"/>
-        </w:rPr>
-        <w:t xml:space="preserve">, </w:t>
-      </w:r>
-      <w:r>
-        <w:rPr>
-          <w:rFonts w:ascii="Times New Roman" w:hAnsi="Times New Roman" w:cs="Times New Roman"/>
-          <w:b/>
-          <w:bCs/>
-          <w:spacing w:val="-2"/>
-        </w:rPr>
-        <w:t>parole hearings</w:t>
-      </w:r>
-      <w:r>
-        <w:rPr>
-          <w:rFonts w:ascii="Times New Roman" w:hAnsi="Times New Roman" w:cs="Times New Roman"/>
-          <w:bCs/>
-          <w:spacing w:val="-2"/>
-        </w:rPr>
-        <w:t xml:space="preserve">, and </w:t>
-      </w:r>
-      <w:r>
-        <w:rPr>
-          <w:rFonts w:ascii="Times New Roman" w:hAnsi="Times New Roman" w:cs="Times New Roman"/>
-          <w:b/>
-          <w:bCs/>
-          <w:spacing w:val="-2"/>
-        </w:rPr>
-        <w:t>case progression</w:t>
-      </w:r>
-      <w:r>
-        <w:rPr>
-          <w:rFonts w:ascii="Times New Roman" w:hAnsi="Times New Roman" w:cs="Times New Roman"/>
-          <w:bCs/>
-          <w:spacing w:val="-2"/>
-        </w:rPr>
-        <w:t>, ensuring independent deployments, fault isolation, and improved system resilience.</w:t>
+        <w:t>Implemented unit and integration tests</w:t>
+      </w:r>
+      <w:r>
+        <w:rPr>
+          <w:rFonts w:ascii="Times New Roman" w:hAnsi="Times New Roman" w:cs="Times New Roman"/>
+          <w:bCs/>
+          <w:spacing w:val="-2"/>
+        </w:rPr>
+        <w:t xml:space="preserve"> using </w:t>
+      </w:r>
+      <w:r>
+        <w:rPr>
+          <w:rFonts w:ascii="Times New Roman" w:hAnsi="Times New Roman" w:cs="Times New Roman"/>
+          <w:b/>
+          <w:bCs/>
+          <w:spacing w:val="-2"/>
+        </w:rPr>
+        <w:t>JUnit</w:t>
+      </w:r>
+      <w:r>
+        <w:rPr>
+          <w:rFonts w:ascii="Times New Roman" w:hAnsi="Times New Roman" w:cs="Times New Roman"/>
+          <w:bCs/>
+          <w:spacing w:val="-2"/>
+        </w:rPr>
+        <w:t xml:space="preserve"> and </w:t>
+      </w:r>
+      <w:r>
+        <w:rPr>
+          <w:rFonts w:ascii="Times New Roman" w:hAnsi="Times New Roman" w:cs="Times New Roman"/>
+          <w:b/>
+          <w:bCs/>
+          <w:spacing w:val="-2"/>
+        </w:rPr>
+        <w:t>Mockito</w:t>
+      </w:r>
+      <w:r>
+        <w:rPr>
+          <w:rFonts w:ascii="Times New Roman" w:hAnsi="Times New Roman" w:cs="Times New Roman"/>
+          <w:bCs/>
+          <w:spacing w:val="-2"/>
+        </w:rPr>
+        <w:t>, ensuring backend services were reliable and met functional requirements. Tests were part of the CI/CD pipeline, ensuring that the codebase remained stable.</w:t>
       </w:r>
     </w:p>
     <w:p>
@@ -4915,66 +5157,15 @@
           <w:bCs/>
           <w:spacing w:val="-2"/>
         </w:rPr>
-        <w:t>Implemented robust security protocols</w:t>
-      </w:r>
-      <w:r>
-        <w:rPr>
-          <w:rFonts w:ascii="Times New Roman" w:hAnsi="Times New Roman" w:cs="Times New Roman"/>
-          <w:bCs/>
-          <w:spacing w:val="-2"/>
-        </w:rPr>
-        <w:t xml:space="preserve"> using </w:t>
-      </w:r>
-      <w:r>
-        <w:rPr>
-          <w:rFonts w:ascii="Times New Roman" w:hAnsi="Times New Roman" w:cs="Times New Roman"/>
-          <w:b/>
-          <w:bCs/>
-          <w:spacing w:val="-2"/>
-        </w:rPr>
-        <w:t>OAuth 2.0</w:t>
-      </w:r>
-      <w:r>
-        <w:rPr>
-          <w:rFonts w:ascii="Times New Roman" w:hAnsi="Times New Roman" w:cs="Times New Roman"/>
-          <w:bCs/>
-          <w:spacing w:val="-2"/>
-        </w:rPr>
-        <w:t xml:space="preserve"> and </w:t>
-      </w:r>
-      <w:r>
-        <w:rPr>
-          <w:rFonts w:ascii="Times New Roman" w:hAnsi="Times New Roman" w:cs="Times New Roman"/>
-          <w:b/>
-          <w:bCs/>
-          <w:spacing w:val="-2"/>
-        </w:rPr>
-        <w:t>JWT authentication</w:t>
-      </w:r>
-      <w:r>
-        <w:rPr>
-          <w:rFonts w:ascii="Times New Roman" w:hAnsi="Times New Roman" w:cs="Times New Roman"/>
-          <w:bCs/>
-          <w:spacing w:val="-2"/>
-        </w:rPr>
-        <w:t xml:space="preserve"> to protect sensitive information within the system. Introduced </w:t>
-      </w:r>
-      <w:r>
-        <w:rPr>
-          <w:rFonts w:ascii="Times New Roman" w:hAnsi="Times New Roman" w:cs="Times New Roman"/>
-          <w:b/>
-          <w:bCs/>
-          <w:spacing w:val="-2"/>
-        </w:rPr>
-        <w:t>role-based access control</w:t>
-      </w:r>
-      <w:r>
-        <w:rPr>
-          <w:rFonts w:ascii="Times New Roman" w:hAnsi="Times New Roman" w:cs="Times New Roman"/>
-          <w:bCs/>
-          <w:spacing w:val="-2"/>
-        </w:rPr>
-        <w:t xml:space="preserve"> to ensure correctional officers, administrators, and external stakeholders only had access to authorized data.</w:t>
+        <w:t>Adopted Test-Driven Development (TDD)</w:t>
+      </w:r>
+      <w:r>
+        <w:rPr>
+          <w:rFonts w:ascii="Times New Roman" w:hAnsi="Times New Roman" w:cs="Times New Roman"/>
+          <w:bCs/>
+          <w:spacing w:val="-2"/>
+        </w:rPr>
+        <w:t xml:space="preserve"> principles, ensuring that new features were tested and validated at each stage before implementation.</w:t>
       </w:r>
     </w:p>
     <w:p>
@@ -4998,32 +5189,66 @@
           <w:bCs/>
           <w:spacing w:val="-2"/>
         </w:rPr>
-        <w:t>Deployed backend microservices on AWS EC2</w:t>
-      </w:r>
-      <w:r>
-        <w:rPr>
-          <w:rFonts w:ascii="Times New Roman" w:hAnsi="Times New Roman" w:cs="Times New Roman"/>
-          <w:bCs/>
-          <w:spacing w:val="-2"/>
-        </w:rPr>
-        <w:t xml:space="preserve"> instances, ensuring high availability and reliability. Applied </w:t>
-      </w:r>
-      <w:r>
-        <w:rPr>
-          <w:rFonts w:ascii="Times New Roman" w:hAnsi="Times New Roman" w:cs="Times New Roman"/>
-          <w:b/>
-          <w:bCs/>
-          <w:spacing w:val="-2"/>
-        </w:rPr>
-        <w:t>AWS Auto Scaling</w:t>
-      </w:r>
-      <w:r>
-        <w:rPr>
-          <w:rFonts w:ascii="Times New Roman" w:hAnsi="Times New Roman" w:cs="Times New Roman"/>
-          <w:bCs/>
-          <w:spacing w:val="-2"/>
-        </w:rPr>
-        <w:t xml:space="preserve"> to manage traffic spikes, providing optimal resource allocation and minimizing costs.</w:t>
+        <w:t>Automated build, test, and deployment workflows</w:t>
+      </w:r>
+      <w:r>
+        <w:rPr>
+          <w:rFonts w:ascii="Times New Roman" w:hAnsi="Times New Roman" w:cs="Times New Roman"/>
+          <w:bCs/>
+          <w:spacing w:val="-2"/>
+        </w:rPr>
+        <w:t xml:space="preserve"> using </w:t>
+      </w:r>
+      <w:r>
+        <w:rPr>
+          <w:rFonts w:ascii="Times New Roman" w:hAnsi="Times New Roman" w:cs="Times New Roman"/>
+          <w:b/>
+          <w:bCs/>
+          <w:spacing w:val="-2"/>
+        </w:rPr>
+        <w:t>Jenkins</w:t>
+      </w:r>
+      <w:r>
+        <w:rPr>
+          <w:rFonts w:ascii="Times New Roman" w:hAnsi="Times New Roman" w:cs="Times New Roman"/>
+          <w:bCs/>
+          <w:spacing w:val="-2"/>
+        </w:rPr>
+        <w:t xml:space="preserve">, enabling </w:t>
+      </w:r>
+      <w:r>
+        <w:rPr>
+          <w:rFonts w:ascii="Times New Roman" w:hAnsi="Times New Roman" w:cs="Times New Roman"/>
+          <w:b/>
+          <w:bCs/>
+          <w:spacing w:val="-2"/>
+        </w:rPr>
+        <w:t>continuous integration (CI)</w:t>
+      </w:r>
+      <w:r>
+        <w:rPr>
+          <w:rFonts w:ascii="Times New Roman" w:hAnsi="Times New Roman" w:cs="Times New Roman"/>
+          <w:bCs/>
+          <w:spacing w:val="-2"/>
+        </w:rPr>
+        <w:t xml:space="preserve"> and </w:t>
+      </w:r>
+      <w:r>
+        <w:rPr>
+          <w:rFonts w:ascii="Times New Roman" w:hAnsi="Times New Roman" w:cs="Times New Roman"/>
+          <w:b/>
+          <w:bCs/>
+          <w:spacing w:val="-2"/>
+        </w:rPr>
+        <w:t>continuous delivery (CD)</w:t>
+      </w:r>
+      <w:r>
+        <w:rPr>
+          <w:rFonts w:ascii="Times New Roman" w:hAnsi="Times New Roman" w:cs="Times New Roman"/>
+          <w:bCs/>
+          <w:spacing w:val="-2"/>
+        </w:rPr>
+        <w:t xml:space="preserve"> for faster release cycles and efficient delivery of new features.</w:t>
       </w:r>
     </w:p>
     <w:p>
@@ -5047,84 +5272,32 @@
           <w:bCs/>
           <w:spacing w:val="-2"/>
         </w:rPr>
-        <w:t>Data storage managed with AWS RDS (PostgreSQL)</w:t>
-      </w:r>
-      <w:r>
-        <w:rPr>
-          <w:rFonts w:ascii="Times New Roman" w:hAnsi="Times New Roman" w:cs="Times New Roman"/>
-          <w:bCs/>
-          <w:spacing w:val="-2"/>
-        </w:rPr>
-        <w:t xml:space="preserve">, ensuring </w:t>
-      </w:r>
-      <w:r>
-        <w:rPr>
-          <w:rFonts w:ascii="Times New Roman" w:hAnsi="Times New Roman" w:cs="Times New Roman"/>
-          <w:b/>
-          <w:bCs/>
-          <w:spacing w:val="-2"/>
-        </w:rPr>
-        <w:t>transactional consistency</w:t>
-      </w:r>
-      <w:r>
-        <w:rPr>
-          <w:rFonts w:ascii="Times New Roman" w:hAnsi="Times New Roman" w:cs="Times New Roman"/>
-          <w:bCs/>
-          <w:spacing w:val="-2"/>
-        </w:rPr>
-        <w:t xml:space="preserve"> and </w:t>
-      </w:r>
-      <w:r>
-        <w:rPr>
-          <w:rFonts w:ascii="Times New Roman" w:hAnsi="Times New Roman" w:cs="Times New Roman"/>
-          <w:b/>
-          <w:bCs/>
-          <w:spacing w:val="-2"/>
-        </w:rPr>
-        <w:t>data integrity</w:t>
-      </w:r>
-      <w:r>
-        <w:rPr>
-          <w:rFonts w:ascii="Times New Roman" w:hAnsi="Times New Roman" w:cs="Times New Roman"/>
-          <w:bCs/>
-          <w:spacing w:val="-2"/>
-        </w:rPr>
-        <w:t xml:space="preserve"> for structured records like inmate profiles, legal histories, and rehabilitation reports. </w:t>
-      </w:r>
-      <w:r>
-        <w:rPr>
-          <w:rFonts w:ascii="Times New Roman" w:hAnsi="Times New Roman" w:cs="Times New Roman"/>
-          <w:b/>
-          <w:bCs/>
-          <w:spacing w:val="-2"/>
-        </w:rPr>
-        <w:t>AWS S3</w:t>
-      </w:r>
-      <w:r>
-        <w:rPr>
-          <w:rFonts w:ascii="Times New Roman" w:hAnsi="Times New Roman" w:cs="Times New Roman"/>
-          <w:bCs/>
-          <w:spacing w:val="-2"/>
-        </w:rPr>
-        <w:t xml:space="preserve"> </w:t>
-      </w:r>
-      <w:proofErr w:type="gramStart"/>
-      <w:r>
-        <w:rPr>
-          <w:rFonts w:ascii="Times New Roman" w:hAnsi="Times New Roman" w:cs="Times New Roman"/>
-          <w:bCs/>
-          <w:spacing w:val="-2"/>
-        </w:rPr>
-        <w:t>used</w:t>
-      </w:r>
-      <w:proofErr w:type="gramEnd"/>
-      <w:r>
-        <w:rPr>
-          <w:rFonts w:ascii="Times New Roman" w:hAnsi="Times New Roman" w:cs="Times New Roman"/>
-          <w:bCs/>
-          <w:spacing w:val="-2"/>
-        </w:rPr>
-        <w:t xml:space="preserve"> to securely store large files, such as images, legal documents, and videos.</w:t>
+        <w:t>Collaborated with external agencies</w:t>
+      </w:r>
+      <w:r>
+        <w:rPr>
+          <w:rFonts w:ascii="Times New Roman" w:hAnsi="Times New Roman" w:cs="Times New Roman"/>
+          <w:bCs/>
+          <w:spacing w:val="-2"/>
+        </w:rPr>
+        <w:t xml:space="preserve"> through </w:t>
+      </w:r>
+      <w:r>
+        <w:rPr>
+          <w:rFonts w:ascii="Times New Roman" w:hAnsi="Times New Roman" w:cs="Times New Roman"/>
+          <w:b/>
+          <w:bCs/>
+          <w:spacing w:val="-2"/>
+        </w:rPr>
+        <w:t>API integration</w:t>
+      </w:r>
+      <w:r>
+        <w:rPr>
+          <w:rFonts w:ascii="Times New Roman" w:hAnsi="Times New Roman" w:cs="Times New Roman"/>
+          <w:bCs/>
+          <w:spacing w:val="-2"/>
+        </w:rPr>
+        <w:t xml:space="preserve"> to ensure interoperability with other government systems, enhancing data exchange and improving operational efficiency.</w:t>
       </w:r>
     </w:p>
     <w:p>
@@ -5148,32 +5321,49 @@
           <w:bCs/>
           <w:spacing w:val="-2"/>
         </w:rPr>
-        <w:t>Integrated AWS CloudWatch</w:t>
-      </w:r>
-      <w:r>
-        <w:rPr>
-          <w:rFonts w:ascii="Times New Roman" w:hAnsi="Times New Roman" w:cs="Times New Roman"/>
-          <w:bCs/>
-          <w:spacing w:val="-2"/>
-        </w:rPr>
-        <w:t xml:space="preserve"> for performance monitoring and </w:t>
-      </w:r>
-      <w:r>
-        <w:rPr>
-          <w:rFonts w:ascii="Times New Roman" w:hAnsi="Times New Roman" w:cs="Times New Roman"/>
-          <w:b/>
-          <w:bCs/>
-          <w:spacing w:val="-2"/>
-        </w:rPr>
-        <w:t>real-time alerts</w:t>
-      </w:r>
-      <w:r>
-        <w:rPr>
-          <w:rFonts w:ascii="Times New Roman" w:hAnsi="Times New Roman" w:cs="Times New Roman"/>
-          <w:bCs/>
-          <w:spacing w:val="-2"/>
-        </w:rPr>
-        <w:t xml:space="preserve"> for system anomalies. Monitored key metrics such as response times, error rates, and system throughput.</w:t>
+        <w:t>Implemented detailed logging</w:t>
+      </w:r>
+      <w:r>
+        <w:rPr>
+          <w:rFonts w:ascii="Times New Roman" w:hAnsi="Times New Roman" w:cs="Times New Roman"/>
+          <w:bCs/>
+          <w:spacing w:val="-2"/>
+        </w:rPr>
+        <w:t xml:space="preserve"> using </w:t>
+      </w:r>
+      <w:r>
+        <w:rPr>
+          <w:rFonts w:ascii="Times New Roman" w:hAnsi="Times New Roman" w:cs="Times New Roman"/>
+          <w:b/>
+          <w:bCs/>
+          <w:spacing w:val="-2"/>
+        </w:rPr>
+        <w:t>AWS CloudWatch</w:t>
+      </w:r>
+      <w:r>
+        <w:rPr>
+          <w:rFonts w:ascii="Times New Roman" w:hAnsi="Times New Roman" w:cs="Times New Roman"/>
+          <w:bCs/>
+          <w:spacing w:val="-2"/>
+        </w:rPr>
+        <w:t xml:space="preserve"> and </w:t>
+      </w:r>
+      <w:r>
+        <w:rPr>
+          <w:rFonts w:ascii="Times New Roman" w:hAnsi="Times New Roman" w:cs="Times New Roman"/>
+          <w:b/>
+          <w:bCs/>
+          <w:spacing w:val="-2"/>
+        </w:rPr>
+        <w:t>Log4j</w:t>
+      </w:r>
+      <w:r>
+        <w:rPr>
+          <w:rFonts w:ascii="Times New Roman" w:hAnsi="Times New Roman" w:cs="Times New Roman"/>
+          <w:bCs/>
+          <w:spacing w:val="-2"/>
+        </w:rPr>
+        <w:t>, tracking system activities, error logs, and operational events for easier debugging and performance monitoring.</w:t>
       </w:r>
     </w:p>
     <w:p>
@@ -5197,32 +5387,66 @@
           <w:bCs/>
           <w:spacing w:val="-2"/>
         </w:rPr>
-        <w:t>AWS Lambda</w:t>
-      </w:r>
-      <w:r>
-        <w:rPr>
-          <w:rFonts w:ascii="Times New Roman" w:hAnsi="Times New Roman" w:cs="Times New Roman"/>
-          <w:bCs/>
-          <w:spacing w:val="-2"/>
-        </w:rPr>
-        <w:t xml:space="preserve"> used to implement </w:t>
-      </w:r>
-      <w:r>
-        <w:rPr>
-          <w:rFonts w:ascii="Times New Roman" w:hAnsi="Times New Roman" w:cs="Times New Roman"/>
-          <w:b/>
-          <w:bCs/>
-          <w:spacing w:val="-2"/>
-        </w:rPr>
-        <w:t>serverless functions</w:t>
-      </w:r>
-      <w:r>
-        <w:rPr>
-          <w:rFonts w:ascii="Times New Roman" w:hAnsi="Times New Roman" w:cs="Times New Roman"/>
-          <w:bCs/>
-          <w:spacing w:val="-2"/>
-        </w:rPr>
-        <w:t xml:space="preserve"> for sending notifications related to parole status updates and case file reviews, optimizing system efficiency.</w:t>
+        <w:t>Managed version control</w:t>
+      </w:r>
+      <w:r>
+        <w:rPr>
+          <w:rFonts w:ascii="Times New Roman" w:hAnsi="Times New Roman" w:cs="Times New Roman"/>
+          <w:bCs/>
+          <w:spacing w:val="-2"/>
+        </w:rPr>
+        <w:t xml:space="preserve"> with </w:t>
+      </w:r>
+      <w:r>
+        <w:rPr>
+          <w:rFonts w:ascii="Times New Roman" w:hAnsi="Times New Roman" w:cs="Times New Roman"/>
+          <w:b/>
+          <w:bCs/>
+          <w:spacing w:val="-2"/>
+        </w:rPr>
+        <w:t>GitHub</w:t>
+      </w:r>
+      <w:r>
+        <w:rPr>
+          <w:rFonts w:ascii="Times New Roman" w:hAnsi="Times New Roman" w:cs="Times New Roman"/>
+          <w:bCs/>
+          <w:spacing w:val="-2"/>
+        </w:rPr>
+        <w:t xml:space="preserve">, ensuring organized source code management. Used </w:t>
+      </w:r>
+      <w:r>
+        <w:rPr>
+          <w:rFonts w:ascii="Times New Roman" w:hAnsi="Times New Roman" w:cs="Times New Roman"/>
+          <w:b/>
+          <w:bCs/>
+          <w:spacing w:val="-2"/>
+        </w:rPr>
+        <w:t>feature branches</w:t>
+      </w:r>
+      <w:r>
+        <w:rPr>
+          <w:rFonts w:ascii="Times New Roman" w:hAnsi="Times New Roman" w:cs="Times New Roman"/>
+          <w:bCs/>
+          <w:spacing w:val="-2"/>
+        </w:rPr>
+        <w:t xml:space="preserve"> for new feature development and </w:t>
+      </w:r>
+      <w:r>
+        <w:rPr>
+          <w:rFonts w:ascii="Times New Roman" w:hAnsi="Times New Roman" w:cs="Times New Roman"/>
+          <w:b/>
+          <w:bCs/>
+          <w:spacing w:val="-2"/>
+        </w:rPr>
+        <w:t>peer code reviews</w:t>
+      </w:r>
+      <w:r>
+        <w:rPr>
+          <w:rFonts w:ascii="Times New Roman" w:hAnsi="Times New Roman" w:cs="Times New Roman"/>
+          <w:bCs/>
+          <w:spacing w:val="-2"/>
+        </w:rPr>
+        <w:t xml:space="preserve"> to maintain high-quality code standards.</w:t>
       </w:r>
     </w:p>
     <w:p>
@@ -5242,36 +5466,270 @@
       <w:r>
         <w:rPr>
           <w:rFonts w:ascii="Times New Roman" w:hAnsi="Times New Roman" w:cs="Times New Roman"/>
-          <w:b/>
-          <w:bCs/>
-          <w:spacing w:val="-2"/>
-        </w:rPr>
-        <w:t>Integrated Apache Kafka</w:t>
-      </w:r>
-      <w:r>
-        <w:rPr>
-          <w:rFonts w:ascii="Times New Roman" w:hAnsi="Times New Roman" w:cs="Times New Roman"/>
-          <w:bCs/>
-          <w:spacing w:val="-2"/>
-        </w:rPr>
-        <w:t xml:space="preserve"> for handling </w:t>
-      </w:r>
-      <w:r>
-        <w:rPr>
-          <w:rFonts w:ascii="Times New Roman" w:hAnsi="Times New Roman" w:cs="Times New Roman"/>
-          <w:b/>
-          <w:bCs/>
-          <w:spacing w:val="-2"/>
-        </w:rPr>
-        <w:t>real-time event-driven processing</w:t>
-      </w:r>
-      <w:r>
-        <w:rPr>
-          <w:rFonts w:ascii="Times New Roman" w:hAnsi="Times New Roman" w:cs="Times New Roman"/>
-          <w:bCs/>
-          <w:spacing w:val="-2"/>
-        </w:rPr>
-        <w:t xml:space="preserve"> for critical data updates. Kafka Streams were used to process updates to inmate records or changes in parole status.</w:t>
+          <w:bCs/>
+          <w:spacing w:val="-2"/>
+        </w:rPr>
+        <w:t xml:space="preserve">Provided </w:t>
+      </w:r>
+      <w:r>
+        <w:rPr>
+          <w:rFonts w:ascii="Times New Roman" w:hAnsi="Times New Roman" w:cs="Times New Roman"/>
+          <w:b/>
+          <w:bCs/>
+          <w:spacing w:val="-2"/>
+        </w:rPr>
+        <w:t>ongoing system maintenance and support</w:t>
+      </w:r>
+      <w:r>
+        <w:rPr>
+          <w:rFonts w:ascii="Times New Roman" w:hAnsi="Times New Roman" w:cs="Times New Roman"/>
+          <w:bCs/>
+          <w:spacing w:val="-2"/>
+        </w:rPr>
+        <w:t>, ensuring the platform remained stable, secure, and responsive to the evolving needs of the Missouri Department of Corrections.</w:t>
+      </w:r>
+    </w:p>
+    <w:p>
+      <w:pPr>
+        <w:spacing w:after="0"/>
+        <w:ind w:right="2885"/>
+        <w:jc w:val="both"/>
+        <w:rPr>
+          <w:rFonts w:ascii="Times New Roman" w:hAnsi="Times New Roman" w:cs="Times New Roman"/>
+          <w:b/>
+        </w:rPr>
+      </w:pPr>
+    </w:p>
+    <w:p>
+      <w:pPr>
+        <w:spacing w:after="0"/>
+        <w:ind w:right="2885"/>
+        <w:jc w:val="both"/>
+        <w:rPr>
+          <w:rFonts w:ascii="Times New Roman" w:hAnsi="Times New Roman" w:cs="Times New Roman"/>
+          <w:b/>
+        </w:rPr>
+      </w:pPr>
+      <w:r>
+        <w:rPr>
+          <w:rFonts w:ascii="Times New Roman" w:hAnsi="Times New Roman" w:cs="Times New Roman"/>
+          <w:b/>
+        </w:rPr>
+        <w:t xml:space="preserve">Client: </w:t>
+      </w:r>
+      <w:r>
+        <w:rPr>
+          <w:rFonts w:ascii="Times New Roman" w:hAnsi="Times New Roman" w:cs="Times New Roman"/>
+          <w:b/>
+        </w:rPr>
+        <w:t>Cipher Health,</w:t>
+      </w:r>
+      <w:r>
+        <w:rPr>
+          <w:rFonts w:ascii="Times New Roman" w:hAnsi="Times New Roman" w:cs="Times New Roman"/>
+          <w:b/>
+        </w:rPr>
+        <w:t xml:space="preserve"> </w:t>
+      </w:r>
+      <w:r>
+        <w:rPr>
+          <w:rFonts w:ascii="Times New Roman" w:hAnsi="Times New Roman" w:cs="Times New Roman"/>
+          <w:b/>
+        </w:rPr>
+        <w:t>NYC NY</w:t>
+      </w:r>
+    </w:p>
+    <w:p>
+      <w:pPr>
+        <w:spacing w:after="0"/>
+        <w:ind w:right="2885"/>
+        <w:jc w:val="both"/>
+        <w:rPr>
+          <w:rFonts w:ascii="Times New Roman" w:hAnsi="Times New Roman" w:cs="Times New Roman"/>
+          <w:b/>
+        </w:rPr>
+      </w:pPr>
+      <w:r>
+        <w:rPr>
+          <w:rFonts w:ascii="Times New Roman" w:hAnsi="Times New Roman" w:cs="Times New Roman"/>
+          <w:b/>
+        </w:rPr>
+        <w:t xml:space="preserve">Role: </w:t>
+      </w:r>
+      <w:r>
+        <w:rPr>
+          <w:rFonts w:ascii="Times New Roman" w:hAnsi="Times New Roman" w:cs="Times New Roman"/>
+          <w:b/>
+        </w:rPr>
+        <w:t>Java Full Stack</w:t>
+      </w:r>
+      <w:r>
+        <w:rPr>
+          <w:rFonts w:ascii="Times New Roman" w:hAnsi="Times New Roman" w:cs="Times New Roman"/>
+          <w:b/>
+        </w:rPr>
+        <w:t xml:space="preserve"> Developer</w:t>
+      </w:r>
+    </w:p>
+    <w:p>
+      <w:pPr>
+        <w:pStyle w:val="BodyText"/>
+        <w:spacing w:after="0"/>
+        <w:ind w:left="0" w:firstLine="0"/>
+        <w:rPr>
+          <w:rFonts w:ascii="Times New Roman" w:hAnsi="Times New Roman" w:cs="Times New Roman"/>
+          <w:b/>
+          <w:bCs/>
+        </w:rPr>
+      </w:pPr>
+      <w:r>
+        <w:rPr>
+          <w:rFonts w:ascii="Times New Roman" w:hAnsi="Times New Roman" w:cs="Times New Roman"/>
+          <w:b/>
+          <w:bCs/>
+        </w:rPr>
+        <w:t xml:space="preserve">Duration: </w:t>
+      </w:r>
+      <w:r>
+        <w:rPr>
+          <w:rFonts w:ascii="Times New Roman" w:hAnsi="Times New Roman" w:cs="Times New Roman"/>
+          <w:b/>
+          <w:bCs/>
+        </w:rPr>
+        <w:t>Jan</w:t>
+      </w:r>
+      <w:r>
+        <w:rPr>
+          <w:rFonts w:ascii="Times New Roman" w:hAnsi="Times New Roman" w:cs="Times New Roman"/>
+          <w:b/>
+          <w:bCs/>
+        </w:rPr>
+        <w:t xml:space="preserve"> 20</w:t>
+      </w:r>
+      <w:r>
+        <w:rPr>
+          <w:rFonts w:ascii="Times New Roman" w:hAnsi="Times New Roman" w:cs="Times New Roman"/>
+          <w:b/>
+          <w:bCs/>
+        </w:rPr>
+        <w:t>20</w:t>
+      </w:r>
+      <w:r>
+        <w:rPr>
+          <w:rFonts w:ascii="Times New Roman" w:hAnsi="Times New Roman" w:cs="Times New Roman"/>
+          <w:b/>
+          <w:bCs/>
+        </w:rPr>
+        <w:t xml:space="preserve"> – </w:t>
+      </w:r>
+      <w:r>
+        <w:rPr>
+          <w:rFonts w:ascii="Times New Roman" w:hAnsi="Times New Roman" w:cs="Times New Roman"/>
+          <w:b/>
+          <w:bCs/>
+        </w:rPr>
+        <w:t>May</w:t>
+      </w:r>
+      <w:r>
+        <w:rPr>
+          <w:rFonts w:ascii="Times New Roman" w:hAnsi="Times New Roman" w:cs="Times New Roman"/>
+          <w:b/>
+          <w:bCs/>
+        </w:rPr>
+        <w:t xml:space="preserve"> 202</w:t>
+      </w:r>
+      <w:r>
+        <w:rPr>
+          <w:rFonts w:ascii="Times New Roman" w:hAnsi="Times New Roman" w:cs="Times New Roman"/>
+          <w:b/>
+          <w:bCs/>
+        </w:rPr>
+        <w:t>1</w:t>
+      </w:r>
+      <w:r>
+        <w:rPr>
+          <w:rFonts w:ascii="Times New Roman" w:hAnsi="Times New Roman" w:cs="Times New Roman"/>
+          <w:b/>
+          <w:bCs/>
+        </w:rPr>
+        <w:t xml:space="preserve"> </w:t>
+      </w:r>
+    </w:p>
+    <w:p>
+      <w:pPr>
+        <w:pStyle w:val="BodyText"/>
+        <w:spacing w:after="0"/>
+        <w:ind w:left="0" w:firstLine="0"/>
+        <w:rPr>
+          <w:rFonts w:ascii="Times New Roman" w:hAnsi="Times New Roman" w:cs="Times New Roman"/>
+          <w:b/>
+          <w:bCs/>
+        </w:rPr>
+      </w:pPr>
+      <w:r>
+        <w:rPr>
+          <w:rFonts w:ascii="Times New Roman" w:hAnsi="Times New Roman" w:cs="Times New Roman"/>
+          <w:b/>
+          <w:bCs/>
+        </w:rPr>
+        <w:t>Project : Patient Health</w:t>
+      </w:r>
+    </w:p>
+    <w:p>
+      <w:pPr>
+        <w:pStyle w:val="BodyText"/>
+        <w:spacing w:after="0"/>
+        <w:ind w:left="0" w:firstLine="0"/>
+        <w:rPr>
+          <w:rFonts w:ascii="Times New Roman" w:hAnsi="Times New Roman" w:cs="Times New Roman"/>
+        </w:rPr>
+      </w:pPr>
+      <w:proofErr w:type="spellStart"/>
+      <w:r>
+        <w:rPr>
+          <w:rFonts w:ascii="Times New Roman" w:hAnsi="Times New Roman" w:cs="Times New Roman"/>
+          <w:b/>
+          <w:bCs/>
+        </w:rPr>
+        <w:t>PatientConnect</w:t>
+      </w:r>
+      <w:proofErr w:type="spellEnd"/>
+      <w:r>
+        <w:rPr>
+          <w:rFonts w:ascii="Times New Roman" w:hAnsi="Times New Roman" w:cs="Times New Roman"/>
+        </w:rPr>
+        <w:t xml:space="preserve"> is a comprehensive patient engagement platform designed to streamline communication between healthcare providers and patients. The application facilitates appointment scheduling, real-time health monitoring, secure messaging, and personalized health reminders, aiming to enhance patient satisfaction and improve health outcomes.</w:t>
+      </w:r>
+    </w:p>
+    <w:p>
+      <w:pPr>
+        <w:jc w:val="both"/>
+        <w:rPr>
+          <w:rFonts w:ascii="Times New Roman" w:hAnsi="Times New Roman" w:cs="Times New Roman"/>
+          <w:b/>
+          <w:spacing w:val="-2"/>
+          <w:lang w:val="en-IN"/>
+        </w:rPr>
+      </w:pPr>
+    </w:p>
+    <w:p>
+      <w:pPr>
+        <w:jc w:val="both"/>
+        <w:rPr>
+          <w:rFonts w:ascii="Times New Roman" w:hAnsi="Times New Roman" w:cs="Times New Roman"/>
+          <w:b/>
+          <w:spacing w:val="-2"/>
+          <w:lang w:val="en-IN"/>
+        </w:rPr>
+      </w:pPr>
+      <w:r>
+        <w:rPr>
+          <w:rFonts w:ascii="Times New Roman" w:hAnsi="Times New Roman" w:cs="Times New Roman"/>
+          <w:b/>
+          <w:spacing w:val="-2"/>
+          <w:lang w:val="en-IN"/>
+        </w:rPr>
+        <w:t>Roles &amp; Responsibilities:</w:t>
       </w:r>
     </w:p>
     <w:p>
@@ -5291,19 +5749,96 @@
       <w:r>
         <w:rPr>
           <w:rFonts w:ascii="Times New Roman" w:hAnsi="Times New Roman" w:cs="Times New Roman"/>
-          <w:b/>
-          <w:bCs/>
-          <w:spacing w:val="-2"/>
-        </w:rPr>
-        <w:t>MongoDB</w:t>
-      </w:r>
-      <w:r>
-        <w:rPr>
-          <w:rFonts w:ascii="Times New Roman" w:hAnsi="Times New Roman" w:cs="Times New Roman"/>
-          <w:bCs/>
-          <w:spacing w:val="-2"/>
-        </w:rPr>
-        <w:t xml:space="preserve"> utilized for schema-less storage of unstructured data, such as logs and alerts, providing flexibility and scalability for corrections data storage.</w:t>
+          <w:bCs/>
+          <w:spacing w:val="-2"/>
+        </w:rPr>
+        <w:t xml:space="preserve">Developed dynamic and responsive user interfaces using </w:t>
+      </w:r>
+      <w:r>
+        <w:rPr>
+          <w:rFonts w:ascii="Times New Roman" w:hAnsi="Times New Roman" w:cs="Times New Roman"/>
+          <w:b/>
+          <w:bCs/>
+          <w:spacing w:val="-2"/>
+        </w:rPr>
+        <w:t>Angular 12</w:t>
+      </w:r>
+      <w:r>
+        <w:rPr>
+          <w:rFonts w:ascii="Times New Roman" w:hAnsi="Times New Roman" w:cs="Times New Roman"/>
+          <w:bCs/>
+          <w:spacing w:val="-2"/>
+        </w:rPr>
+        <w:t xml:space="preserve">, </w:t>
+      </w:r>
+      <w:r>
+        <w:rPr>
+          <w:rFonts w:ascii="Times New Roman" w:hAnsi="Times New Roman" w:cs="Times New Roman"/>
+          <w:b/>
+          <w:bCs/>
+          <w:spacing w:val="-2"/>
+        </w:rPr>
+        <w:t>TypeScript</w:t>
+      </w:r>
+      <w:r>
+        <w:rPr>
+          <w:rFonts w:ascii="Times New Roman" w:hAnsi="Times New Roman" w:cs="Times New Roman"/>
+          <w:bCs/>
+          <w:spacing w:val="-2"/>
+        </w:rPr>
+        <w:t xml:space="preserve">, </w:t>
+      </w:r>
+      <w:r>
+        <w:rPr>
+          <w:rFonts w:ascii="Times New Roman" w:hAnsi="Times New Roman" w:cs="Times New Roman"/>
+          <w:b/>
+          <w:bCs/>
+          <w:spacing w:val="-2"/>
+        </w:rPr>
+        <w:t>HTML5</w:t>
+      </w:r>
+      <w:r>
+        <w:rPr>
+          <w:rFonts w:ascii="Times New Roman" w:hAnsi="Times New Roman" w:cs="Times New Roman"/>
+          <w:bCs/>
+          <w:spacing w:val="-2"/>
+        </w:rPr>
+        <w:t xml:space="preserve">, and </w:t>
+      </w:r>
+      <w:r>
+        <w:rPr>
+          <w:rFonts w:ascii="Times New Roman" w:hAnsi="Times New Roman" w:cs="Times New Roman"/>
+          <w:b/>
+          <w:bCs/>
+          <w:spacing w:val="-2"/>
+        </w:rPr>
+        <w:t>CSS3</w:t>
+      </w:r>
+      <w:r>
+        <w:rPr>
+          <w:rFonts w:ascii="Times New Roman" w:hAnsi="Times New Roman" w:cs="Times New Roman"/>
+          <w:bCs/>
+          <w:spacing w:val="-2"/>
+        </w:rPr>
+        <w:t xml:space="preserve"> to deliver </w:t>
+      </w:r>
+      <w:proofErr w:type="gramStart"/>
+      <w:r>
+        <w:rPr>
+          <w:rFonts w:ascii="Times New Roman" w:hAnsi="Times New Roman" w:cs="Times New Roman"/>
+          <w:bCs/>
+          <w:spacing w:val="-2"/>
+        </w:rPr>
+        <w:t>an intuitive</w:t>
+      </w:r>
+      <w:proofErr w:type="gramEnd"/>
+      <w:r>
+        <w:rPr>
+          <w:rFonts w:ascii="Times New Roman" w:hAnsi="Times New Roman" w:cs="Times New Roman"/>
+          <w:bCs/>
+          <w:spacing w:val="-2"/>
+        </w:rPr>
+        <w:t>, user-friendly experience for patients, healthcare providers, and administrators. Ensured mobile responsiveness for accessibility across all device types.</w:t>
       </w:r>
     </w:p>
     <w:p>
@@ -5323,45 +5858,19 @@
       <w:r>
         <w:rPr>
           <w:rFonts w:ascii="Times New Roman" w:hAnsi="Times New Roman" w:cs="Times New Roman"/>
-          <w:b/>
-          <w:bCs/>
-          <w:spacing w:val="-2"/>
-        </w:rPr>
-        <w:t>Collaborated with cross-functional teams</w:t>
-      </w:r>
-      <w:r>
-        <w:rPr>
-          <w:rFonts w:ascii="Times New Roman" w:hAnsi="Times New Roman" w:cs="Times New Roman"/>
-          <w:bCs/>
-          <w:spacing w:val="-2"/>
-        </w:rPr>
-        <w:t xml:space="preserve"> (product managers, UX designers, data scientists, and QA engineers) using </w:t>
-      </w:r>
-      <w:r>
-        <w:rPr>
-          <w:rFonts w:ascii="Times New Roman" w:hAnsi="Times New Roman" w:cs="Times New Roman"/>
-          <w:b/>
-          <w:bCs/>
-          <w:spacing w:val="-2"/>
-        </w:rPr>
-        <w:t>Agile Scrum methodology</w:t>
-      </w:r>
-      <w:r>
-        <w:rPr>
-          <w:rFonts w:ascii="Times New Roman" w:hAnsi="Times New Roman" w:cs="Times New Roman"/>
-          <w:bCs/>
-          <w:spacing w:val="-2"/>
-        </w:rPr>
-        <w:t xml:space="preserve">. Actively participated in </w:t>
-      </w:r>
-      <w:r>
-        <w:rPr>
-          <w:rFonts w:ascii="Times New Roman" w:hAnsi="Times New Roman" w:cs="Times New Roman"/>
-          <w:b/>
-          <w:bCs/>
-          <w:spacing w:val="-2"/>
-        </w:rPr>
-        <w:t>daily stand-ups</w:t>
+          <w:bCs/>
+          <w:spacing w:val="-2"/>
+        </w:rPr>
+        <w:t xml:space="preserve">Implemented interactive forms and workflows for </w:t>
+      </w:r>
+      <w:r>
+        <w:rPr>
+          <w:rFonts w:ascii="Times New Roman" w:hAnsi="Times New Roman" w:cs="Times New Roman"/>
+          <w:b/>
+          <w:bCs/>
+          <w:spacing w:val="-2"/>
+        </w:rPr>
+        <w:t>appointment scheduling</w:t>
       </w:r>
       <w:r>
         <w:rPr>
@@ -5378,7 +5887,7 @@
           <w:bCs/>
           <w:spacing w:val="-2"/>
         </w:rPr>
-        <w:t>sprint planning</w:t>
+        <w:t>medical history updates</w:t>
       </w:r>
       <w:r>
         <w:rPr>
@@ -5395,15 +5904,15 @@
           <w:bCs/>
           <w:spacing w:val="-2"/>
         </w:rPr>
-        <w:t>retrospectives</w:t>
-      </w:r>
-      <w:r>
-        <w:rPr>
-          <w:rFonts w:ascii="Times New Roman" w:hAnsi="Times New Roman" w:cs="Times New Roman"/>
-          <w:bCs/>
-          <w:spacing w:val="-2"/>
-        </w:rPr>
-        <w:t xml:space="preserve"> to ensure timely delivery of milestones and project objectives.</w:t>
+        <w:t>real-time health monitoring</w:t>
+      </w:r>
+      <w:r>
+        <w:rPr>
+          <w:rFonts w:ascii="Times New Roman" w:hAnsi="Times New Roman" w:cs="Times New Roman"/>
+          <w:bCs/>
+          <w:spacing w:val="-2"/>
+        </w:rPr>
+        <w:t xml:space="preserve"> features, streamlining data collection and improving patient experience.</w:t>
       </w:r>
     </w:p>
     <w:p>
@@ -5426,24 +5935,52 @@
           <w:bCs/>
           <w:spacing w:val="-2"/>
         </w:rPr>
-        <w:t xml:space="preserve">Managed tasks using </w:t>
-      </w:r>
-      <w:r>
-        <w:rPr>
-          <w:rFonts w:ascii="Times New Roman" w:hAnsi="Times New Roman" w:cs="Times New Roman"/>
-          <w:b/>
-          <w:bCs/>
-          <w:spacing w:val="-2"/>
-        </w:rPr>
-        <w:t>JIRA</w:t>
-      </w:r>
-      <w:r>
-        <w:rPr>
-          <w:rFonts w:ascii="Times New Roman" w:hAnsi="Times New Roman" w:cs="Times New Roman"/>
-          <w:bCs/>
-          <w:spacing w:val="-2"/>
-        </w:rPr>
-        <w:t>, tracked progress, and resolved issues in bi-weekly sprints, ensuring high project visibility and stakeholder engagement.</w:t>
+        <w:t xml:space="preserve">Integrated </w:t>
+      </w:r>
+      <w:r>
+        <w:rPr>
+          <w:rFonts w:ascii="Times New Roman" w:hAnsi="Times New Roman" w:cs="Times New Roman"/>
+          <w:b/>
+          <w:bCs/>
+          <w:spacing w:val="-2"/>
+        </w:rPr>
+        <w:t>AJAX</w:t>
+      </w:r>
+      <w:r>
+        <w:rPr>
+          <w:rFonts w:ascii="Times New Roman" w:hAnsi="Times New Roman" w:cs="Times New Roman"/>
+          <w:bCs/>
+          <w:spacing w:val="-2"/>
+        </w:rPr>
+        <w:t xml:space="preserve"> calls using </w:t>
+      </w:r>
+      <w:r>
+        <w:rPr>
+          <w:rFonts w:ascii="Times New Roman" w:hAnsi="Times New Roman" w:cs="Times New Roman"/>
+          <w:b/>
+          <w:bCs/>
+          <w:spacing w:val="-2"/>
+        </w:rPr>
+        <w:t xml:space="preserve">Angular </w:t>
+      </w:r>
+      <w:proofErr w:type="spellStart"/>
+      <w:r>
+        <w:rPr>
+          <w:rFonts w:ascii="Times New Roman" w:hAnsi="Times New Roman" w:cs="Times New Roman"/>
+          <w:b/>
+          <w:bCs/>
+          <w:spacing w:val="-2"/>
+        </w:rPr>
+        <w:t>HTTPClient</w:t>
+      </w:r>
+      <w:proofErr w:type="spellEnd"/>
+      <w:r>
+        <w:rPr>
+          <w:rFonts w:ascii="Times New Roman" w:hAnsi="Times New Roman" w:cs="Times New Roman"/>
+          <w:bCs/>
+          <w:spacing w:val="-2"/>
+        </w:rPr>
+        <w:t xml:space="preserve"> to asynchronously fetch, update, and display data, ensuring a seamless experience during data-intensive operations.</w:t>
       </w:r>
     </w:p>
     <w:p>
@@ -5463,28 +6000,19 @@
       <w:r>
         <w:rPr>
           <w:rFonts w:ascii="Times New Roman" w:hAnsi="Times New Roman" w:cs="Times New Roman"/>
-          <w:b/>
-          <w:bCs/>
-          <w:spacing w:val="-2"/>
-        </w:rPr>
-        <w:t>Implemented unit and integration tests</w:t>
-      </w:r>
-      <w:r>
-        <w:rPr>
-          <w:rFonts w:ascii="Times New Roman" w:hAnsi="Times New Roman" w:cs="Times New Roman"/>
-          <w:bCs/>
-          <w:spacing w:val="-2"/>
-        </w:rPr>
-        <w:t xml:space="preserve"> using </w:t>
-      </w:r>
-      <w:r>
-        <w:rPr>
-          <w:rFonts w:ascii="Times New Roman" w:hAnsi="Times New Roman" w:cs="Times New Roman"/>
-          <w:b/>
-          <w:bCs/>
-          <w:spacing w:val="-2"/>
-        </w:rPr>
-        <w:t>JUnit</w:t>
+          <w:bCs/>
+          <w:spacing w:val="-2"/>
+        </w:rPr>
+        <w:t xml:space="preserve">Developed backend services using </w:t>
+      </w:r>
+      <w:r>
+        <w:rPr>
+          <w:rFonts w:ascii="Times New Roman" w:hAnsi="Times New Roman" w:cs="Times New Roman"/>
+          <w:b/>
+          <w:bCs/>
+          <w:spacing w:val="-2"/>
+        </w:rPr>
+        <w:t>Java 11</w:t>
       </w:r>
       <w:r>
         <w:rPr>
@@ -5501,15 +6029,32 @@
           <w:bCs/>
           <w:spacing w:val="-2"/>
         </w:rPr>
-        <w:t>Mockito</w:t>
-      </w:r>
-      <w:r>
-        <w:rPr>
-          <w:rFonts w:ascii="Times New Roman" w:hAnsi="Times New Roman" w:cs="Times New Roman"/>
-          <w:bCs/>
-          <w:spacing w:val="-2"/>
-        </w:rPr>
-        <w:t>, ensuring backend services were reliable and met functional requirements. Tests were part of the CI/CD pipeline, ensuring that the codebase remained stable.</w:t>
+        <w:t>Spring Boot 2.5</w:t>
+      </w:r>
+      <w:r>
+        <w:rPr>
+          <w:rFonts w:ascii="Times New Roman" w:hAnsi="Times New Roman" w:cs="Times New Roman"/>
+          <w:bCs/>
+          <w:spacing w:val="-2"/>
+        </w:rPr>
+        <w:t xml:space="preserve"> to create high-performance </w:t>
+      </w:r>
+      <w:r>
+        <w:rPr>
+          <w:rFonts w:ascii="Times New Roman" w:hAnsi="Times New Roman" w:cs="Times New Roman"/>
+          <w:b/>
+          <w:bCs/>
+          <w:spacing w:val="-2"/>
+        </w:rPr>
+        <w:t>RESTful APIs</w:t>
+      </w:r>
+      <w:r>
+        <w:rPr>
+          <w:rFonts w:ascii="Times New Roman" w:hAnsi="Times New Roman" w:cs="Times New Roman"/>
+          <w:bCs/>
+          <w:spacing w:val="-2"/>
+        </w:rPr>
+        <w:t xml:space="preserve"> for managing patient data, appointments, and health metrics.</w:t>
       </w:r>
     </w:p>
     <w:p>
@@ -5529,19 +6074,61 @@
       <w:r>
         <w:rPr>
           <w:rFonts w:ascii="Times New Roman" w:hAnsi="Times New Roman" w:cs="Times New Roman"/>
-          <w:b/>
-          <w:bCs/>
-          <w:spacing w:val="-2"/>
-        </w:rPr>
-        <w:t>Adopted Test-Driven Development (TDD)</w:t>
-      </w:r>
-      <w:r>
-        <w:rPr>
-          <w:rFonts w:ascii="Times New Roman" w:hAnsi="Times New Roman" w:cs="Times New Roman"/>
-          <w:bCs/>
-          <w:spacing w:val="-2"/>
-        </w:rPr>
-        <w:t xml:space="preserve"> principles, ensuring that new features were tested and validated at each stage before implementation.</w:t>
+          <w:bCs/>
+          <w:spacing w:val="-2"/>
+        </w:rPr>
+        <w:t xml:space="preserve">Utilized </w:t>
+      </w:r>
+      <w:r>
+        <w:rPr>
+          <w:rFonts w:ascii="Times New Roman" w:hAnsi="Times New Roman" w:cs="Times New Roman"/>
+          <w:b/>
+          <w:bCs/>
+          <w:spacing w:val="-2"/>
+        </w:rPr>
+        <w:t>Spring Data JPA</w:t>
+      </w:r>
+      <w:r>
+        <w:rPr>
+          <w:rFonts w:ascii="Times New Roman" w:hAnsi="Times New Roman" w:cs="Times New Roman"/>
+          <w:bCs/>
+          <w:spacing w:val="-2"/>
+        </w:rPr>
+        <w:t xml:space="preserve"> for data persistence, optimizing </w:t>
+      </w:r>
+      <w:r>
+        <w:rPr>
+          <w:rFonts w:ascii="Times New Roman" w:hAnsi="Times New Roman" w:cs="Times New Roman"/>
+          <w:b/>
+          <w:bCs/>
+          <w:spacing w:val="-2"/>
+        </w:rPr>
+        <w:t>CRUD</w:t>
+      </w:r>
+      <w:r>
+        <w:rPr>
+          <w:rFonts w:ascii="Times New Roman" w:hAnsi="Times New Roman" w:cs="Times New Roman"/>
+          <w:bCs/>
+          <w:spacing w:val="-2"/>
+        </w:rPr>
+        <w:t xml:space="preserve"> operations on relational databases such as </w:t>
+      </w:r>
+      <w:r>
+        <w:rPr>
+          <w:rFonts w:ascii="Times New Roman" w:hAnsi="Times New Roman" w:cs="Times New Roman"/>
+          <w:b/>
+          <w:bCs/>
+          <w:spacing w:val="-2"/>
+        </w:rPr>
+        <w:t>PostgreSQL</w:t>
+      </w:r>
+      <w:r>
+        <w:rPr>
+          <w:rFonts w:ascii="Times New Roman" w:hAnsi="Times New Roman" w:cs="Times New Roman"/>
+          <w:bCs/>
+          <w:spacing w:val="-2"/>
+        </w:rPr>
+        <w:t>, ensuring efficient data retrieval.</w:t>
       </w:r>
     </w:p>
     <w:p>
@@ -5561,45 +6148,36 @@
       <w:r>
         <w:rPr>
           <w:rFonts w:ascii="Times New Roman" w:hAnsi="Times New Roman" w:cs="Times New Roman"/>
-          <w:b/>
-          <w:bCs/>
-          <w:spacing w:val="-2"/>
-        </w:rPr>
-        <w:t>Automated build, test, and deployment workflows</w:t>
-      </w:r>
-      <w:r>
-        <w:rPr>
-          <w:rFonts w:ascii="Times New Roman" w:hAnsi="Times New Roman" w:cs="Times New Roman"/>
-          <w:bCs/>
-          <w:spacing w:val="-2"/>
-        </w:rPr>
-        <w:t xml:space="preserve"> using </w:t>
-      </w:r>
-      <w:r>
-        <w:rPr>
-          <w:rFonts w:ascii="Times New Roman" w:hAnsi="Times New Roman" w:cs="Times New Roman"/>
-          <w:b/>
-          <w:bCs/>
-          <w:spacing w:val="-2"/>
-        </w:rPr>
-        <w:t>Jenkins</w:t>
-      </w:r>
-      <w:r>
-        <w:rPr>
-          <w:rFonts w:ascii="Times New Roman" w:hAnsi="Times New Roman" w:cs="Times New Roman"/>
-          <w:bCs/>
-          <w:spacing w:val="-2"/>
-        </w:rPr>
-        <w:t xml:space="preserve">, enabling </w:t>
-      </w:r>
-      <w:r>
-        <w:rPr>
-          <w:rFonts w:ascii="Times New Roman" w:hAnsi="Times New Roman" w:cs="Times New Roman"/>
-          <w:b/>
-          <w:bCs/>
-          <w:spacing w:val="-2"/>
-        </w:rPr>
-        <w:t>continuous integration (CI)</w:t>
+          <w:bCs/>
+          <w:spacing w:val="-2"/>
+        </w:rPr>
+        <w:t xml:space="preserve">Integrated </w:t>
+      </w:r>
+      <w:r>
+        <w:rPr>
+          <w:rFonts w:ascii="Times New Roman" w:hAnsi="Times New Roman" w:cs="Times New Roman"/>
+          <w:b/>
+          <w:bCs/>
+          <w:spacing w:val="-2"/>
+        </w:rPr>
+        <w:t>Spring Security</w:t>
+      </w:r>
+      <w:r>
+        <w:rPr>
+          <w:rFonts w:ascii="Times New Roman" w:hAnsi="Times New Roman" w:cs="Times New Roman"/>
+          <w:bCs/>
+          <w:spacing w:val="-2"/>
+        </w:rPr>
+        <w:t xml:space="preserve"> with </w:t>
+      </w:r>
+      <w:r>
+        <w:rPr>
+          <w:rFonts w:ascii="Times New Roman" w:hAnsi="Times New Roman" w:cs="Times New Roman"/>
+          <w:b/>
+          <w:bCs/>
+          <w:spacing w:val="-2"/>
+        </w:rPr>
+        <w:t>JWT Authentication</w:t>
       </w:r>
       <w:r>
         <w:rPr>
@@ -5616,15 +6194,15 @@
           <w:bCs/>
           <w:spacing w:val="-2"/>
         </w:rPr>
-        <w:t>continuous delivery (CD)</w:t>
-      </w:r>
-      <w:r>
-        <w:rPr>
-          <w:rFonts w:ascii="Times New Roman" w:hAnsi="Times New Roman" w:cs="Times New Roman"/>
-          <w:bCs/>
-          <w:spacing w:val="-2"/>
-        </w:rPr>
-        <w:t xml:space="preserve"> for faster release cycles and efficient delivery of new features.</w:t>
+        <w:t>OAuth 2.0</w:t>
+      </w:r>
+      <w:r>
+        <w:rPr>
+          <w:rFonts w:ascii="Times New Roman" w:hAnsi="Times New Roman" w:cs="Times New Roman"/>
+          <w:bCs/>
+          <w:spacing w:val="-2"/>
+        </w:rPr>
+        <w:t xml:space="preserve"> for secure, role-based access control to sensitive healthcare data.</w:t>
       </w:r>
     </w:p>
     <w:p>
@@ -5644,36 +6222,27 @@
       <w:r>
         <w:rPr>
           <w:rFonts w:ascii="Times New Roman" w:hAnsi="Times New Roman" w:cs="Times New Roman"/>
-          <w:b/>
-          <w:bCs/>
-          <w:spacing w:val="-2"/>
-        </w:rPr>
-        <w:t>Collaborated with external agencies</w:t>
-      </w:r>
-      <w:r>
-        <w:rPr>
-          <w:rFonts w:ascii="Times New Roman" w:hAnsi="Times New Roman" w:cs="Times New Roman"/>
-          <w:bCs/>
-          <w:spacing w:val="-2"/>
-        </w:rPr>
-        <w:t xml:space="preserve"> through </w:t>
-      </w:r>
-      <w:r>
-        <w:rPr>
-          <w:rFonts w:ascii="Times New Roman" w:hAnsi="Times New Roman" w:cs="Times New Roman"/>
-          <w:b/>
-          <w:bCs/>
-          <w:spacing w:val="-2"/>
-        </w:rPr>
-        <w:t>API integration</w:t>
-      </w:r>
-      <w:r>
-        <w:rPr>
-          <w:rFonts w:ascii="Times New Roman" w:hAnsi="Times New Roman" w:cs="Times New Roman"/>
-          <w:bCs/>
-          <w:spacing w:val="-2"/>
-        </w:rPr>
-        <w:t xml:space="preserve"> to ensure interoperability with other government systems, enhancing data exchange and improving operational efficiency.</w:t>
+          <w:bCs/>
+          <w:spacing w:val="-2"/>
+        </w:rPr>
+        <w:t xml:space="preserve">Designed and implemented </w:t>
+      </w:r>
+      <w:r>
+        <w:rPr>
+          <w:rFonts w:ascii="Times New Roman" w:hAnsi="Times New Roman" w:cs="Times New Roman"/>
+          <w:b/>
+          <w:bCs/>
+          <w:spacing w:val="-2"/>
+        </w:rPr>
+        <w:t>Spring AOP</w:t>
+      </w:r>
+      <w:r>
+        <w:rPr>
+          <w:rFonts w:ascii="Times New Roman" w:hAnsi="Times New Roman" w:cs="Times New Roman"/>
+          <w:bCs/>
+          <w:spacing w:val="-2"/>
+        </w:rPr>
+        <w:t xml:space="preserve"> to handle cross-cutting concerns such as logging, security checks, and transaction management.</w:t>
       </w:r>
     </w:p>
     <w:p>
@@ -5693,53 +6262,27 @@
       <w:r>
         <w:rPr>
           <w:rFonts w:ascii="Times New Roman" w:hAnsi="Times New Roman" w:cs="Times New Roman"/>
-          <w:b/>
-          <w:bCs/>
-          <w:spacing w:val="-2"/>
-        </w:rPr>
-        <w:t>Implemented detailed logging</w:t>
-      </w:r>
-      <w:r>
-        <w:rPr>
-          <w:rFonts w:ascii="Times New Roman" w:hAnsi="Times New Roman" w:cs="Times New Roman"/>
-          <w:bCs/>
-          <w:spacing w:val="-2"/>
-        </w:rPr>
-        <w:t xml:space="preserve"> using </w:t>
-      </w:r>
-      <w:r>
-        <w:rPr>
-          <w:rFonts w:ascii="Times New Roman" w:hAnsi="Times New Roman" w:cs="Times New Roman"/>
-          <w:b/>
-          <w:bCs/>
-          <w:spacing w:val="-2"/>
-        </w:rPr>
-        <w:t>AWS CloudWatch</w:t>
-      </w:r>
-      <w:r>
-        <w:rPr>
-          <w:rFonts w:ascii="Times New Roman" w:hAnsi="Times New Roman" w:cs="Times New Roman"/>
-          <w:bCs/>
-          <w:spacing w:val="-2"/>
-        </w:rPr>
-        <w:t xml:space="preserve"> and </w:t>
-      </w:r>
-      <w:r>
-        <w:rPr>
-          <w:rFonts w:ascii="Times New Roman" w:hAnsi="Times New Roman" w:cs="Times New Roman"/>
-          <w:b/>
-          <w:bCs/>
-          <w:spacing w:val="-2"/>
-        </w:rPr>
-        <w:t>Log4j</w:t>
-      </w:r>
-      <w:r>
-        <w:rPr>
-          <w:rFonts w:ascii="Times New Roman" w:hAnsi="Times New Roman" w:cs="Times New Roman"/>
-          <w:bCs/>
-          <w:spacing w:val="-2"/>
-        </w:rPr>
-        <w:t>, tracking system activities, error logs, and operational events for easier debugging and performance monitoring.</w:t>
+          <w:bCs/>
+          <w:spacing w:val="-2"/>
+        </w:rPr>
+        <w:t xml:space="preserve">Implemented </w:t>
+      </w:r>
+      <w:r>
+        <w:rPr>
+          <w:rFonts w:ascii="Times New Roman" w:hAnsi="Times New Roman" w:cs="Times New Roman"/>
+          <w:b/>
+          <w:bCs/>
+          <w:spacing w:val="-2"/>
+        </w:rPr>
+        <w:t>WebSocket</w:t>
+      </w:r>
+      <w:r>
+        <w:rPr>
+          <w:rFonts w:ascii="Times New Roman" w:hAnsi="Times New Roman" w:cs="Times New Roman"/>
+          <w:bCs/>
+          <w:spacing w:val="-2"/>
+        </w:rPr>
+        <w:t xml:space="preserve"> for real-time communication, enabling live chat, appointment reminders, and emergency notifications between patients and healthcare providers.</w:t>
       </w:r>
     </w:p>
     <w:p>
@@ -5759,11 +6302,19 @@
       <w:r>
         <w:rPr>
           <w:rFonts w:ascii="Times New Roman" w:hAnsi="Times New Roman" w:cs="Times New Roman"/>
-          <w:b/>
-          <w:bCs/>
-          <w:spacing w:val="-2"/>
-        </w:rPr>
-        <w:t>Managed version control</w:t>
+          <w:bCs/>
+          <w:spacing w:val="-2"/>
+        </w:rPr>
+        <w:t xml:space="preserve">Managed patient data storage using </w:t>
+      </w:r>
+      <w:r>
+        <w:rPr>
+          <w:rFonts w:ascii="Times New Roman" w:hAnsi="Times New Roman" w:cs="Times New Roman"/>
+          <w:b/>
+          <w:bCs/>
+          <w:spacing w:val="-2"/>
+        </w:rPr>
+        <w:t>AWS RDS</w:t>
       </w:r>
       <w:r>
         <w:rPr>
@@ -5780,49 +6331,15 @@
           <w:bCs/>
           <w:spacing w:val="-2"/>
         </w:rPr>
-        <w:t>GitHub</w:t>
-      </w:r>
-      <w:r>
-        <w:rPr>
-          <w:rFonts w:ascii="Times New Roman" w:hAnsi="Times New Roman" w:cs="Times New Roman"/>
-          <w:bCs/>
-          <w:spacing w:val="-2"/>
-        </w:rPr>
-        <w:t xml:space="preserve">, ensuring organized source code management. Used </w:t>
-      </w:r>
-      <w:r>
-        <w:rPr>
-          <w:rFonts w:ascii="Times New Roman" w:hAnsi="Times New Roman" w:cs="Times New Roman"/>
-          <w:b/>
-          <w:bCs/>
-          <w:spacing w:val="-2"/>
-        </w:rPr>
-        <w:t>feature branches</w:t>
-      </w:r>
-      <w:r>
-        <w:rPr>
-          <w:rFonts w:ascii="Times New Roman" w:hAnsi="Times New Roman" w:cs="Times New Roman"/>
-          <w:bCs/>
-          <w:spacing w:val="-2"/>
-        </w:rPr>
-        <w:t xml:space="preserve"> for new feature development and </w:t>
-      </w:r>
-      <w:r>
-        <w:rPr>
-          <w:rFonts w:ascii="Times New Roman" w:hAnsi="Times New Roman" w:cs="Times New Roman"/>
-          <w:b/>
-          <w:bCs/>
-          <w:spacing w:val="-2"/>
-        </w:rPr>
-        <w:t>peer code reviews</w:t>
-      </w:r>
-      <w:r>
-        <w:rPr>
-          <w:rFonts w:ascii="Times New Roman" w:hAnsi="Times New Roman" w:cs="Times New Roman"/>
-          <w:bCs/>
-          <w:spacing w:val="-2"/>
-        </w:rPr>
-        <w:t xml:space="preserve"> to maintain high-quality code standards.</w:t>
+        <w:t>PostgreSQL</w:t>
+      </w:r>
+      <w:r>
+        <w:rPr>
+          <w:rFonts w:ascii="Times New Roman" w:hAnsi="Times New Roman" w:cs="Times New Roman"/>
+          <w:bCs/>
+          <w:spacing w:val="-2"/>
+        </w:rPr>
+        <w:t>, ensuring high availability and fault tolerance with automatic backups and replication.</w:t>
       </w:r>
     </w:p>
     <w:p>
@@ -5845,309 +6362,7 @@
           <w:bCs/>
           <w:spacing w:val="-2"/>
         </w:rPr>
-        <w:t xml:space="preserve">Provided </w:t>
-      </w:r>
-      <w:r>
-        <w:rPr>
-          <w:rFonts w:ascii="Times New Roman" w:hAnsi="Times New Roman" w:cs="Times New Roman"/>
-          <w:b/>
-          <w:bCs/>
-          <w:spacing w:val="-2"/>
-        </w:rPr>
-        <w:t>ongoing system maintenance and support</w:t>
-      </w:r>
-      <w:r>
-        <w:rPr>
-          <w:rFonts w:ascii="Times New Roman" w:hAnsi="Times New Roman" w:cs="Times New Roman"/>
-          <w:bCs/>
-          <w:spacing w:val="-2"/>
-        </w:rPr>
-        <w:t>, ensuring the platform remained stable, secure, and responsive to the evolving needs of the Missouri Department of Corrections.</w:t>
-      </w:r>
-    </w:p>
-    <w:p>
-      <w:pPr>
-        <w:jc w:val="both"/>
-        <w:rPr>
-          <w:rFonts w:ascii="Times New Roman" w:hAnsi="Times New Roman" w:cs="Times New Roman"/>
-          <w:b/>
-          <w:spacing w:val="-2"/>
-          <w:lang w:val="en-IN"/>
-        </w:rPr>
-      </w:pPr>
-    </w:p>
-    <w:p>
-      <w:pPr>
-        <w:jc w:val="both"/>
-        <w:rPr>
-          <w:rFonts w:ascii="Times New Roman" w:hAnsi="Times New Roman" w:cs="Times New Roman"/>
-          <w:bCs/>
-          <w:spacing w:val="-2"/>
-        </w:rPr>
-      </w:pPr>
-      <w:r>
-        <w:rPr>
-          <w:rFonts w:ascii="Times New Roman" w:hAnsi="Times New Roman" w:cs="Times New Roman"/>
-          <w:b/>
-          <w:spacing w:val="-2"/>
-          <w:lang w:val="en-IN"/>
-        </w:rPr>
-        <w:t>Environment:</w:t>
-      </w:r>
-      <w:r>
-        <w:rPr>
-          <w:rFonts w:ascii="Times New Roman" w:hAnsi="Times New Roman" w:cs="Times New Roman"/>
-          <w:bCs/>
-          <w:spacing w:val="-2"/>
-          <w:lang w:val="en-IN"/>
-        </w:rPr>
-        <w:t xml:space="preserve"> </w:t>
-      </w:r>
-      <w:r>
-        <w:rPr>
-          <w:rFonts w:ascii="Times New Roman" w:hAnsi="Times New Roman" w:cs="Times New Roman"/>
-          <w:bCs/>
-          <w:spacing w:val="-2"/>
-        </w:rPr>
-        <w:t>Core Java, Spring Framework, Spring Boot, RESTful APIs, Microservices, Dependency Injection (DI), Inversion of Control (IoC), AOP, Angular 12/13, TypeScript, HTML5, CSS3, Angular CLI, Angular Material, Bootstrap 5, Java 11, Spring Boot 2.5/2.6, Spring Security, Spring Data JPA, Spring Cloud, JWT Authentication, OAuth 2.0, Apache Kafka, AWS EC2, AWS Lambda, AWS RDS (PostgreSQL), AWS S3, AWS Auto Scaling, AWS CloudWatch, Jenkins, Terraform, Gradle, Docker, Kubernetes, Git, GitHub, JUnit, Mockito, JEST, TestNG, TDD, ELK Stack (Elasticsearch, Logstash, Kibana), Apache Kafka, Amazon SNS/SQS, OAuth 2.0, JWT Authentication, JIRA, Scrum.</w:t>
-      </w:r>
-    </w:p>
-    <w:p>
-      <w:pPr>
-        <w:jc w:val="both"/>
-        <w:rPr>
-          <w:rFonts w:ascii="Times New Roman" w:hAnsi="Times New Roman" w:cs="Times New Roman"/>
-          <w:bCs/>
-          <w:spacing w:val="-2"/>
-          <w:lang w:val="en-IN"/>
-        </w:rPr>
-      </w:pPr>
-    </w:p>
-    <w:p>
-      <w:pPr>
-        <w:spacing w:after="0"/>
-        <w:ind w:right="2885"/>
-        <w:jc w:val="both"/>
-        <w:rPr>
-          <w:rFonts w:ascii="Times New Roman" w:hAnsi="Times New Roman" w:cs="Times New Roman"/>
-          <w:b/>
-        </w:rPr>
-      </w:pPr>
-    </w:p>
-    <w:p>
-      <w:pPr>
-        <w:spacing w:after="0"/>
-        <w:ind w:right="2885"/>
-        <w:jc w:val="both"/>
-        <w:rPr>
-          <w:rFonts w:ascii="Times New Roman" w:hAnsi="Times New Roman" w:cs="Times New Roman"/>
-          <w:b/>
-        </w:rPr>
-      </w:pPr>
-    </w:p>
-    <w:p>
-      <w:pPr>
-        <w:spacing w:after="0"/>
-        <w:ind w:right="2885"/>
-        <w:jc w:val="both"/>
-        <w:rPr>
-          <w:rFonts w:ascii="Times New Roman" w:hAnsi="Times New Roman" w:cs="Times New Roman"/>
-          <w:b/>
-        </w:rPr>
-      </w:pPr>
-    </w:p>
-    <w:p>
-      <w:pPr>
-        <w:spacing w:after="0"/>
-        <w:ind w:right="2885"/>
-        <w:jc w:val="both"/>
-        <w:rPr>
-          <w:rFonts w:ascii="Times New Roman" w:hAnsi="Times New Roman" w:cs="Times New Roman"/>
-          <w:b/>
-        </w:rPr>
-      </w:pPr>
-    </w:p>
-    <w:p>
-      <w:pPr>
-        <w:spacing w:after="0"/>
-        <w:ind w:right="2885"/>
-        <w:jc w:val="both"/>
-        <w:rPr>
-          <w:rFonts w:ascii="Times New Roman" w:hAnsi="Times New Roman" w:cs="Times New Roman"/>
-          <w:b/>
-        </w:rPr>
-      </w:pPr>
-      <w:r>
-        <w:rPr>
-          <w:rFonts w:ascii="Times New Roman" w:hAnsi="Times New Roman" w:cs="Times New Roman"/>
-          <w:b/>
-        </w:rPr>
-        <w:lastRenderedPageBreak/>
-        <w:t xml:space="preserve">Client: </w:t>
-      </w:r>
-      <w:r>
-        <w:rPr>
-          <w:rFonts w:ascii="Times New Roman" w:hAnsi="Times New Roman" w:cs="Times New Roman"/>
-          <w:b/>
-        </w:rPr>
-        <w:t>Cipher Health,</w:t>
-      </w:r>
-      <w:r>
-        <w:rPr>
-          <w:rFonts w:ascii="Times New Roman" w:hAnsi="Times New Roman" w:cs="Times New Roman"/>
-          <w:b/>
-        </w:rPr>
-        <w:t xml:space="preserve"> </w:t>
-      </w:r>
-      <w:r>
-        <w:rPr>
-          <w:rFonts w:ascii="Times New Roman" w:hAnsi="Times New Roman" w:cs="Times New Roman"/>
-          <w:b/>
-        </w:rPr>
-        <w:t>NYC NY</w:t>
-      </w:r>
-    </w:p>
-    <w:p>
-      <w:pPr>
-        <w:spacing w:after="0"/>
-        <w:ind w:right="2885"/>
-        <w:jc w:val="both"/>
-        <w:rPr>
-          <w:rFonts w:ascii="Times New Roman" w:hAnsi="Times New Roman" w:cs="Times New Roman"/>
-          <w:b/>
-        </w:rPr>
-      </w:pPr>
-      <w:r>
-        <w:rPr>
-          <w:rFonts w:ascii="Times New Roman" w:hAnsi="Times New Roman" w:cs="Times New Roman"/>
-          <w:b/>
-        </w:rPr>
-        <w:t xml:space="preserve">Role: </w:t>
-      </w:r>
-      <w:r>
-        <w:rPr>
-          <w:rFonts w:ascii="Times New Roman" w:hAnsi="Times New Roman" w:cs="Times New Roman"/>
-          <w:b/>
-        </w:rPr>
-        <w:t>Java Full Stack</w:t>
-      </w:r>
-      <w:r>
-        <w:rPr>
-          <w:rFonts w:ascii="Times New Roman" w:hAnsi="Times New Roman" w:cs="Times New Roman"/>
-          <w:b/>
-        </w:rPr>
-        <w:t xml:space="preserve"> Developer</w:t>
-      </w:r>
-    </w:p>
-    <w:p>
-      <w:pPr>
-        <w:pStyle w:val="BodyText"/>
-        <w:spacing w:after="0"/>
-        <w:ind w:left="0" w:firstLine="0"/>
-        <w:rPr>
-          <w:rFonts w:ascii="Times New Roman" w:hAnsi="Times New Roman" w:cs="Times New Roman"/>
-          <w:b/>
-          <w:bCs/>
-        </w:rPr>
-      </w:pPr>
-      <w:r>
-        <w:rPr>
-          <w:rFonts w:ascii="Times New Roman" w:hAnsi="Times New Roman" w:cs="Times New Roman"/>
-          <w:b/>
-          <w:bCs/>
-        </w:rPr>
-        <w:t>Duration: October 20</w:t>
-      </w:r>
-      <w:r>
-        <w:rPr>
-          <w:rFonts w:ascii="Times New Roman" w:hAnsi="Times New Roman" w:cs="Times New Roman"/>
-          <w:b/>
-          <w:bCs/>
-        </w:rPr>
-        <w:t>18</w:t>
-      </w:r>
-      <w:r>
-        <w:rPr>
-          <w:rFonts w:ascii="Times New Roman" w:hAnsi="Times New Roman" w:cs="Times New Roman"/>
-          <w:b/>
-          <w:bCs/>
-        </w:rPr>
-        <w:t xml:space="preserve"> – February 2021 </w:t>
-      </w:r>
-    </w:p>
-    <w:p>
-      <w:pPr>
-        <w:pStyle w:val="BodyText"/>
-        <w:spacing w:after="0"/>
-        <w:ind w:left="0" w:firstLine="0"/>
-        <w:rPr>
-          <w:rFonts w:ascii="Times New Roman" w:hAnsi="Times New Roman" w:cs="Times New Roman"/>
-          <w:b/>
-          <w:bCs/>
-        </w:rPr>
-      </w:pPr>
-      <w:r>
-        <w:rPr>
-          <w:rFonts w:ascii="Times New Roman" w:hAnsi="Times New Roman" w:cs="Times New Roman"/>
-          <w:b/>
-          <w:bCs/>
-        </w:rPr>
-        <w:t>Project : Patient Health</w:t>
-      </w:r>
-    </w:p>
-    <w:p>
-      <w:pPr>
-        <w:pStyle w:val="BodyText"/>
-        <w:spacing w:after="0"/>
-        <w:ind w:left="0" w:firstLine="0"/>
-        <w:rPr>
-          <w:rFonts w:ascii="Times New Roman" w:hAnsi="Times New Roman" w:cs="Times New Roman"/>
-        </w:rPr>
-      </w:pPr>
-      <w:r>
-        <w:rPr>
-          <w:rFonts w:ascii="Times New Roman" w:hAnsi="Times New Roman" w:cs="Times New Roman"/>
-          <w:b/>
-          <w:bCs/>
-        </w:rPr>
-        <w:t>PatientConnect</w:t>
-      </w:r>
-      <w:r>
-        <w:rPr>
-          <w:rFonts w:ascii="Times New Roman" w:hAnsi="Times New Roman" w:cs="Times New Roman"/>
-        </w:rPr>
-        <w:t xml:space="preserve"> is a comprehensive patient engagement platform designed to streamline communication between healthcare providers and patients. The application facilitates appointment scheduling, real-time health monitoring, secure messaging, and personalized health reminders, aiming to enhance patient satisfaction and improve health outcomes.</w:t>
-      </w:r>
-    </w:p>
-    <w:p>
-      <w:pPr>
-        <w:jc w:val="both"/>
-        <w:rPr>
-          <w:rFonts w:ascii="Times New Roman" w:hAnsi="Times New Roman" w:cs="Times New Roman"/>
-          <w:b/>
-          <w:spacing w:val="-2"/>
-          <w:lang w:val="en-IN"/>
-        </w:rPr>
-      </w:pPr>
-    </w:p>
-    <w:p>
-      <w:pPr>
-        <w:jc w:val="both"/>
-        <w:rPr>
-          <w:rFonts w:ascii="Times New Roman" w:hAnsi="Times New Roman" w:cs="Times New Roman"/>
-          <w:b/>
-          <w:spacing w:val="-2"/>
-          <w:lang w:val="en-IN"/>
-        </w:rPr>
-      </w:pPr>
-      <w:r>
-        <w:rPr>
-          <w:rFonts w:ascii="Times New Roman" w:hAnsi="Times New Roman" w:cs="Times New Roman"/>
-          <w:b/>
-          <w:spacing w:val="-2"/>
-          <w:lang w:val="en-IN"/>
-        </w:rPr>
-        <w:t>Roles &amp; Responsibilities:</w:t>
+        <w:t>Optimized SQL queries and database performance by implementing indexing, stored procedures, and a normalized schema for patient records.</w:t>
       </w:r>
     </w:p>
     <w:p>
@@ -6170,93 +6385,24 @@
           <w:bCs/>
           <w:spacing w:val="-2"/>
         </w:rPr>
-        <w:t xml:space="preserve">Developed dynamic and responsive user interfaces using </w:t>
-      </w:r>
-      <w:r>
-        <w:rPr>
-          <w:rFonts w:ascii="Times New Roman" w:hAnsi="Times New Roman" w:cs="Times New Roman"/>
-          <w:b/>
-          <w:bCs/>
-          <w:spacing w:val="-2"/>
-        </w:rPr>
-        <w:t>Angular 12</w:t>
-      </w:r>
-      <w:r>
-        <w:rPr>
-          <w:rFonts w:ascii="Times New Roman" w:hAnsi="Times New Roman" w:cs="Times New Roman"/>
-          <w:bCs/>
-          <w:spacing w:val="-2"/>
-        </w:rPr>
-        <w:t xml:space="preserve">, </w:t>
-      </w:r>
-      <w:r>
-        <w:rPr>
-          <w:rFonts w:ascii="Times New Roman" w:hAnsi="Times New Roman" w:cs="Times New Roman"/>
-          <w:b/>
-          <w:bCs/>
-          <w:spacing w:val="-2"/>
-        </w:rPr>
-        <w:t>TypeScript</w:t>
-      </w:r>
-      <w:r>
-        <w:rPr>
-          <w:rFonts w:ascii="Times New Roman" w:hAnsi="Times New Roman" w:cs="Times New Roman"/>
-          <w:bCs/>
-          <w:spacing w:val="-2"/>
-        </w:rPr>
-        <w:t xml:space="preserve">, </w:t>
-      </w:r>
-      <w:r>
-        <w:rPr>
-          <w:rFonts w:ascii="Times New Roman" w:hAnsi="Times New Roman" w:cs="Times New Roman"/>
-          <w:b/>
-          <w:bCs/>
-          <w:spacing w:val="-2"/>
-        </w:rPr>
-        <w:t>HTML5</w:t>
-      </w:r>
-      <w:r>
-        <w:rPr>
-          <w:rFonts w:ascii="Times New Roman" w:hAnsi="Times New Roman" w:cs="Times New Roman"/>
-          <w:bCs/>
-          <w:spacing w:val="-2"/>
-        </w:rPr>
-        <w:t xml:space="preserve">, and </w:t>
-      </w:r>
-      <w:r>
-        <w:rPr>
-          <w:rFonts w:ascii="Times New Roman" w:hAnsi="Times New Roman" w:cs="Times New Roman"/>
-          <w:b/>
-          <w:bCs/>
-          <w:spacing w:val="-2"/>
-        </w:rPr>
-        <w:t>CSS3</w:t>
-      </w:r>
-      <w:r>
-        <w:rPr>
-          <w:rFonts w:ascii="Times New Roman" w:hAnsi="Times New Roman" w:cs="Times New Roman"/>
-          <w:bCs/>
-          <w:spacing w:val="-2"/>
-        </w:rPr>
-        <w:t xml:space="preserve"> to deliver </w:t>
-      </w:r>
-      <w:proofErr w:type="gramStart"/>
-      <w:r>
-        <w:rPr>
-          <w:rFonts w:ascii="Times New Roman" w:hAnsi="Times New Roman" w:cs="Times New Roman"/>
-          <w:bCs/>
-          <w:spacing w:val="-2"/>
-        </w:rPr>
-        <w:t>an intuitive</w:t>
-      </w:r>
-      <w:proofErr w:type="gramEnd"/>
-      <w:r>
-        <w:rPr>
-          <w:rFonts w:ascii="Times New Roman" w:hAnsi="Times New Roman" w:cs="Times New Roman"/>
-          <w:bCs/>
-          <w:spacing w:val="-2"/>
-        </w:rPr>
-        <w:t>, user-friendly experience for patients, healthcare providers, and administrators. Ensured mobile responsiveness for accessibility across all device types.</w:t>
+        <w:t xml:space="preserve">Integrated </w:t>
+      </w:r>
+      <w:r>
+        <w:rPr>
+          <w:rFonts w:ascii="Times New Roman" w:hAnsi="Times New Roman" w:cs="Times New Roman"/>
+          <w:b/>
+          <w:bCs/>
+          <w:spacing w:val="-2"/>
+        </w:rPr>
+        <w:t>AWS S3</w:t>
+      </w:r>
+      <w:r>
+        <w:rPr>
+          <w:rFonts w:ascii="Times New Roman" w:hAnsi="Times New Roman" w:cs="Times New Roman"/>
+          <w:bCs/>
+          <w:spacing w:val="-2"/>
+        </w:rPr>
+        <w:t xml:space="preserve"> for scalable and secure file storage solutions, managing patient documents, medical images, and lab reports.</w:t>
       </w:r>
     </w:p>
     <w:p>
@@ -6279,58 +6425,24 @@
           <w:bCs/>
           <w:spacing w:val="-2"/>
         </w:rPr>
-        <w:t xml:space="preserve">Implemented interactive forms and workflows for </w:t>
-      </w:r>
-      <w:r>
-        <w:rPr>
-          <w:rFonts w:ascii="Times New Roman" w:hAnsi="Times New Roman" w:cs="Times New Roman"/>
-          <w:b/>
-          <w:bCs/>
-          <w:spacing w:val="-2"/>
-        </w:rPr>
-        <w:t>appointment scheduling</w:t>
-      </w:r>
-      <w:r>
-        <w:rPr>
-          <w:rFonts w:ascii="Times New Roman" w:hAnsi="Times New Roman" w:cs="Times New Roman"/>
-          <w:bCs/>
-          <w:spacing w:val="-2"/>
-        </w:rPr>
-        <w:t xml:space="preserve">, </w:t>
-      </w:r>
-      <w:r>
-        <w:rPr>
-          <w:rFonts w:ascii="Times New Roman" w:hAnsi="Times New Roman" w:cs="Times New Roman"/>
-          <w:b/>
-          <w:bCs/>
-          <w:spacing w:val="-2"/>
-        </w:rPr>
-        <w:t>medical history updates</w:t>
-      </w:r>
-      <w:r>
-        <w:rPr>
-          <w:rFonts w:ascii="Times New Roman" w:hAnsi="Times New Roman" w:cs="Times New Roman"/>
-          <w:bCs/>
-          <w:spacing w:val="-2"/>
-        </w:rPr>
-        <w:t xml:space="preserve">, and </w:t>
-      </w:r>
-      <w:r>
-        <w:rPr>
-          <w:rFonts w:ascii="Times New Roman" w:hAnsi="Times New Roman" w:cs="Times New Roman"/>
-          <w:b/>
-          <w:bCs/>
-          <w:spacing w:val="-2"/>
-        </w:rPr>
-        <w:t>real-time health monitoring</w:t>
-      </w:r>
-      <w:r>
-        <w:rPr>
-          <w:rFonts w:ascii="Times New Roman" w:hAnsi="Times New Roman" w:cs="Times New Roman"/>
-          <w:bCs/>
-          <w:spacing w:val="-2"/>
-        </w:rPr>
-        <w:t xml:space="preserve"> features, streamlining data collection and improving patient experience.</w:t>
+        <w:t xml:space="preserve">Monitored performance with </w:t>
+      </w:r>
+      <w:r>
+        <w:rPr>
+          <w:rFonts w:ascii="Times New Roman" w:hAnsi="Times New Roman" w:cs="Times New Roman"/>
+          <w:b/>
+          <w:bCs/>
+          <w:spacing w:val="-2"/>
+        </w:rPr>
+        <w:t>AWS CloudWatch</w:t>
+      </w:r>
+      <w:r>
+        <w:rPr>
+          <w:rFonts w:ascii="Times New Roman" w:hAnsi="Times New Roman" w:cs="Times New Roman"/>
+          <w:bCs/>
+          <w:spacing w:val="-2"/>
+        </w:rPr>
+        <w:t>, setting up custom metrics and alarms to detect performance issues and mitigate them promptly.</w:t>
       </w:r>
     </w:p>
     <w:p>
@@ -6353,41 +6465,41 @@
           <w:bCs/>
           <w:spacing w:val="-2"/>
         </w:rPr>
-        <w:t xml:space="preserve">Enhanced user experience by utilizing </w:t>
-      </w:r>
-      <w:r>
-        <w:rPr>
-          <w:rFonts w:ascii="Times New Roman" w:hAnsi="Times New Roman" w:cs="Times New Roman"/>
-          <w:b/>
-          <w:bCs/>
-          <w:spacing w:val="-2"/>
-        </w:rPr>
-        <w:t>Reactive Forms</w:t>
-      </w:r>
-      <w:r>
-        <w:rPr>
-          <w:rFonts w:ascii="Times New Roman" w:hAnsi="Times New Roman" w:cs="Times New Roman"/>
-          <w:bCs/>
-          <w:spacing w:val="-2"/>
-        </w:rPr>
-        <w:t xml:space="preserve"> and </w:t>
-      </w:r>
-      <w:r>
-        <w:rPr>
-          <w:rFonts w:ascii="Times New Roman" w:hAnsi="Times New Roman" w:cs="Times New Roman"/>
-          <w:b/>
-          <w:bCs/>
-          <w:spacing w:val="-2"/>
-        </w:rPr>
-        <w:t>Angular Services</w:t>
-      </w:r>
-      <w:r>
-        <w:rPr>
-          <w:rFonts w:ascii="Times New Roman" w:hAnsi="Times New Roman" w:cs="Times New Roman"/>
-          <w:bCs/>
-          <w:spacing w:val="-2"/>
-        </w:rPr>
-        <w:t xml:space="preserve"> for smooth validation, error handling, and real-time dynamic field management.</w:t>
+        <w:t xml:space="preserve">Automated deployment using </w:t>
+      </w:r>
+      <w:r>
+        <w:rPr>
+          <w:rFonts w:ascii="Times New Roman" w:hAnsi="Times New Roman" w:cs="Times New Roman"/>
+          <w:b/>
+          <w:bCs/>
+          <w:spacing w:val="-2"/>
+        </w:rPr>
+        <w:t>Docker</w:t>
+      </w:r>
+      <w:r>
+        <w:rPr>
+          <w:rFonts w:ascii="Times New Roman" w:hAnsi="Times New Roman" w:cs="Times New Roman"/>
+          <w:bCs/>
+          <w:spacing w:val="-2"/>
+        </w:rPr>
+        <w:t xml:space="preserve"> containers and </w:t>
+      </w:r>
+      <w:r>
+        <w:rPr>
+          <w:rFonts w:ascii="Times New Roman" w:hAnsi="Times New Roman" w:cs="Times New Roman"/>
+          <w:b/>
+          <w:bCs/>
+          <w:spacing w:val="-2"/>
+        </w:rPr>
+        <w:t>Kubernetes</w:t>
+      </w:r>
+      <w:r>
+        <w:rPr>
+          <w:rFonts w:ascii="Times New Roman" w:hAnsi="Times New Roman" w:cs="Times New Roman"/>
+          <w:bCs/>
+          <w:spacing w:val="-2"/>
+        </w:rPr>
+        <w:t xml:space="preserve"> for container orchestration, ensuring consistency across environments and efficient management of microservices.</w:t>
       </w:r>
     </w:p>
     <w:p>
@@ -6410,52 +6522,42 @@
           <w:bCs/>
           <w:spacing w:val="-2"/>
         </w:rPr>
-        <w:t xml:space="preserve">Integrated </w:t>
-      </w:r>
-      <w:r>
-        <w:rPr>
-          <w:rFonts w:ascii="Times New Roman" w:hAnsi="Times New Roman" w:cs="Times New Roman"/>
-          <w:b/>
-          <w:bCs/>
-          <w:spacing w:val="-2"/>
-        </w:rPr>
-        <w:t>AJAX</w:t>
-      </w:r>
-      <w:r>
-        <w:rPr>
-          <w:rFonts w:ascii="Times New Roman" w:hAnsi="Times New Roman" w:cs="Times New Roman"/>
-          <w:bCs/>
-          <w:spacing w:val="-2"/>
-        </w:rPr>
-        <w:t xml:space="preserve"> calls using </w:t>
-      </w:r>
-      <w:r>
-        <w:rPr>
-          <w:rFonts w:ascii="Times New Roman" w:hAnsi="Times New Roman" w:cs="Times New Roman"/>
-          <w:b/>
-          <w:bCs/>
-          <w:spacing w:val="-2"/>
-        </w:rPr>
-        <w:t xml:space="preserve">Angular </w:t>
-      </w:r>
-      <w:proofErr w:type="spellStart"/>
-      <w:r>
-        <w:rPr>
-          <w:rFonts w:ascii="Times New Roman" w:hAnsi="Times New Roman" w:cs="Times New Roman"/>
-          <w:b/>
-          <w:bCs/>
-          <w:spacing w:val="-2"/>
-        </w:rPr>
-        <w:t>HTTPClient</w:t>
-      </w:r>
-      <w:proofErr w:type="spellEnd"/>
-      <w:r>
-        <w:rPr>
-          <w:rFonts w:ascii="Times New Roman" w:hAnsi="Times New Roman" w:cs="Times New Roman"/>
-          <w:bCs/>
-          <w:spacing w:val="-2"/>
-        </w:rPr>
-        <w:t xml:space="preserve"> to asynchronously fetch, update, and display data, ensuring a seamless experience during data-intensive operations.</w:t>
+        <w:lastRenderedPageBreak/>
+        <w:t xml:space="preserve">Configured </w:t>
+      </w:r>
+      <w:r>
+        <w:rPr>
+          <w:rFonts w:ascii="Times New Roman" w:hAnsi="Times New Roman" w:cs="Times New Roman"/>
+          <w:b/>
+          <w:bCs/>
+          <w:spacing w:val="-2"/>
+        </w:rPr>
+        <w:t>CI/CD pipelines</w:t>
+      </w:r>
+      <w:r>
+        <w:rPr>
+          <w:rFonts w:ascii="Times New Roman" w:hAnsi="Times New Roman" w:cs="Times New Roman"/>
+          <w:bCs/>
+          <w:spacing w:val="-2"/>
+        </w:rPr>
+        <w:t xml:space="preserve"> using </w:t>
+      </w:r>
+      <w:r>
+        <w:rPr>
+          <w:rFonts w:ascii="Times New Roman" w:hAnsi="Times New Roman" w:cs="Times New Roman"/>
+          <w:b/>
+          <w:bCs/>
+          <w:spacing w:val="-2"/>
+        </w:rPr>
+        <w:t>Jenkins</w:t>
+      </w:r>
+      <w:r>
+        <w:rPr>
+          <w:rFonts w:ascii="Times New Roman" w:hAnsi="Times New Roman" w:cs="Times New Roman"/>
+          <w:bCs/>
+          <w:spacing w:val="-2"/>
+        </w:rPr>
+        <w:t xml:space="preserve"> for automating build, testing, and deployment processes, leading to faster release cycles.</w:t>
       </w:r>
     </w:p>
     <w:p>
@@ -6478,58 +6580,24 @@
           <w:bCs/>
           <w:spacing w:val="-2"/>
         </w:rPr>
-        <w:t xml:space="preserve">Developed backend services using </w:t>
-      </w:r>
-      <w:r>
-        <w:rPr>
-          <w:rFonts w:ascii="Times New Roman" w:hAnsi="Times New Roman" w:cs="Times New Roman"/>
-          <w:b/>
-          <w:bCs/>
-          <w:spacing w:val="-2"/>
-        </w:rPr>
-        <w:t>Java 11</w:t>
-      </w:r>
-      <w:r>
-        <w:rPr>
-          <w:rFonts w:ascii="Times New Roman" w:hAnsi="Times New Roman" w:cs="Times New Roman"/>
-          <w:bCs/>
-          <w:spacing w:val="-2"/>
-        </w:rPr>
-        <w:t xml:space="preserve"> and </w:t>
-      </w:r>
-      <w:r>
-        <w:rPr>
-          <w:rFonts w:ascii="Times New Roman" w:hAnsi="Times New Roman" w:cs="Times New Roman"/>
-          <w:b/>
-          <w:bCs/>
-          <w:spacing w:val="-2"/>
-        </w:rPr>
-        <w:t>Spring Boot 2.5</w:t>
-      </w:r>
-      <w:r>
-        <w:rPr>
-          <w:rFonts w:ascii="Times New Roman" w:hAnsi="Times New Roman" w:cs="Times New Roman"/>
-          <w:bCs/>
-          <w:spacing w:val="-2"/>
-        </w:rPr>
-        <w:t xml:space="preserve"> to create high-performance </w:t>
-      </w:r>
-      <w:r>
-        <w:rPr>
-          <w:rFonts w:ascii="Times New Roman" w:hAnsi="Times New Roman" w:cs="Times New Roman"/>
-          <w:b/>
-          <w:bCs/>
-          <w:spacing w:val="-2"/>
-        </w:rPr>
-        <w:t>RESTful APIs</w:t>
-      </w:r>
-      <w:r>
-        <w:rPr>
-          <w:rFonts w:ascii="Times New Roman" w:hAnsi="Times New Roman" w:cs="Times New Roman"/>
-          <w:bCs/>
-          <w:spacing w:val="-2"/>
-        </w:rPr>
-        <w:t xml:space="preserve"> for managing patient data, appointments, and health metrics.</w:t>
+        <w:t xml:space="preserve">Set up deployment workflows with </w:t>
+      </w:r>
+      <w:r>
+        <w:rPr>
+          <w:rFonts w:ascii="Times New Roman" w:hAnsi="Times New Roman" w:cs="Times New Roman"/>
+          <w:b/>
+          <w:bCs/>
+          <w:spacing w:val="-2"/>
+        </w:rPr>
+        <w:t>GitHub Actions</w:t>
+      </w:r>
+      <w:r>
+        <w:rPr>
+          <w:rFonts w:ascii="Times New Roman" w:hAnsi="Times New Roman" w:cs="Times New Roman"/>
+          <w:bCs/>
+          <w:spacing w:val="-2"/>
+        </w:rPr>
+        <w:t>, streamlining code integration and reducing manual intervention.</w:t>
       </w:r>
     </w:p>
     <w:p>
@@ -6552,58 +6620,41 @@
           <w:bCs/>
           <w:spacing w:val="-2"/>
         </w:rPr>
-        <w:t xml:space="preserve">Utilized </w:t>
-      </w:r>
-      <w:r>
-        <w:rPr>
-          <w:rFonts w:ascii="Times New Roman" w:hAnsi="Times New Roman" w:cs="Times New Roman"/>
-          <w:b/>
-          <w:bCs/>
-          <w:spacing w:val="-2"/>
-        </w:rPr>
-        <w:t>Spring Data JPA</w:t>
-      </w:r>
-      <w:r>
-        <w:rPr>
-          <w:rFonts w:ascii="Times New Roman" w:hAnsi="Times New Roman" w:cs="Times New Roman"/>
-          <w:bCs/>
-          <w:spacing w:val="-2"/>
-        </w:rPr>
-        <w:t xml:space="preserve"> for data persistence, optimizing </w:t>
-      </w:r>
-      <w:r>
-        <w:rPr>
-          <w:rFonts w:ascii="Times New Roman" w:hAnsi="Times New Roman" w:cs="Times New Roman"/>
-          <w:b/>
-          <w:bCs/>
-          <w:spacing w:val="-2"/>
-        </w:rPr>
-        <w:t>CRUD</w:t>
-      </w:r>
-      <w:r>
-        <w:rPr>
-          <w:rFonts w:ascii="Times New Roman" w:hAnsi="Times New Roman" w:cs="Times New Roman"/>
-          <w:bCs/>
-          <w:spacing w:val="-2"/>
-        </w:rPr>
-        <w:t xml:space="preserve"> operations on relational databases such as </w:t>
-      </w:r>
-      <w:r>
-        <w:rPr>
-          <w:rFonts w:ascii="Times New Roman" w:hAnsi="Times New Roman" w:cs="Times New Roman"/>
-          <w:b/>
-          <w:bCs/>
-          <w:spacing w:val="-2"/>
-        </w:rPr>
-        <w:t>PostgreSQL</w:t>
-      </w:r>
-      <w:r>
-        <w:rPr>
-          <w:rFonts w:ascii="Times New Roman" w:hAnsi="Times New Roman" w:cs="Times New Roman"/>
-          <w:bCs/>
-          <w:spacing w:val="-2"/>
-        </w:rPr>
-        <w:t>, ensuring efficient data retrieval.</w:t>
+        <w:t xml:space="preserve">Participated actively in </w:t>
+      </w:r>
+      <w:r>
+        <w:rPr>
+          <w:rFonts w:ascii="Times New Roman" w:hAnsi="Times New Roman" w:cs="Times New Roman"/>
+          <w:b/>
+          <w:bCs/>
+          <w:spacing w:val="-2"/>
+        </w:rPr>
+        <w:t>Agile Scrum</w:t>
+      </w:r>
+      <w:r>
+        <w:rPr>
+          <w:rFonts w:ascii="Times New Roman" w:hAnsi="Times New Roman" w:cs="Times New Roman"/>
+          <w:bCs/>
+          <w:spacing w:val="-2"/>
+        </w:rPr>
+        <w:t xml:space="preserve"> ceremonies, using </w:t>
+      </w:r>
+      <w:r>
+        <w:rPr>
+          <w:rFonts w:ascii="Times New Roman" w:hAnsi="Times New Roman" w:cs="Times New Roman"/>
+          <w:b/>
+          <w:bCs/>
+          <w:spacing w:val="-2"/>
+        </w:rPr>
+        <w:t>JIRA</w:t>
+      </w:r>
+      <w:r>
+        <w:rPr>
+          <w:rFonts w:ascii="Times New Roman" w:hAnsi="Times New Roman" w:cs="Times New Roman"/>
+          <w:bCs/>
+          <w:spacing w:val="-2"/>
+        </w:rPr>
+        <w:t xml:space="preserve"> for task and bug management to ensure project tracking and transparency.</w:t>
       </w:r>
     </w:p>
     <w:p>
@@ -6626,58 +6677,24 @@
           <w:bCs/>
           <w:spacing w:val="-2"/>
         </w:rPr>
-        <w:t xml:space="preserve">Integrated </w:t>
-      </w:r>
-      <w:r>
-        <w:rPr>
-          <w:rFonts w:ascii="Times New Roman" w:hAnsi="Times New Roman" w:cs="Times New Roman"/>
-          <w:b/>
-          <w:bCs/>
-          <w:spacing w:val="-2"/>
-        </w:rPr>
-        <w:t>Spring Security</w:t>
-      </w:r>
-      <w:r>
-        <w:rPr>
-          <w:rFonts w:ascii="Times New Roman" w:hAnsi="Times New Roman" w:cs="Times New Roman"/>
-          <w:bCs/>
-          <w:spacing w:val="-2"/>
-        </w:rPr>
-        <w:t xml:space="preserve"> with </w:t>
-      </w:r>
-      <w:r>
-        <w:rPr>
-          <w:rFonts w:ascii="Times New Roman" w:hAnsi="Times New Roman" w:cs="Times New Roman"/>
-          <w:b/>
-          <w:bCs/>
-          <w:spacing w:val="-2"/>
-        </w:rPr>
-        <w:t>JWT Authentication</w:t>
-      </w:r>
-      <w:r>
-        <w:rPr>
-          <w:rFonts w:ascii="Times New Roman" w:hAnsi="Times New Roman" w:cs="Times New Roman"/>
-          <w:bCs/>
-          <w:spacing w:val="-2"/>
-        </w:rPr>
-        <w:t xml:space="preserve"> and </w:t>
-      </w:r>
-      <w:r>
-        <w:rPr>
-          <w:rFonts w:ascii="Times New Roman" w:hAnsi="Times New Roman" w:cs="Times New Roman"/>
-          <w:b/>
-          <w:bCs/>
-          <w:spacing w:val="-2"/>
-        </w:rPr>
-        <w:t>OAuth 2.0</w:t>
-      </w:r>
-      <w:r>
-        <w:rPr>
-          <w:rFonts w:ascii="Times New Roman" w:hAnsi="Times New Roman" w:cs="Times New Roman"/>
-          <w:bCs/>
-          <w:spacing w:val="-2"/>
-        </w:rPr>
-        <w:t xml:space="preserve"> for secure, role-based access control to sensitive healthcare data.</w:t>
+        <w:t xml:space="preserve">Followed </w:t>
+      </w:r>
+      <w:r>
+        <w:rPr>
+          <w:rFonts w:ascii="Times New Roman" w:hAnsi="Times New Roman" w:cs="Times New Roman"/>
+          <w:b/>
+          <w:bCs/>
+          <w:spacing w:val="-2"/>
+        </w:rPr>
+        <w:t>Test-Driven Development (TDD)</w:t>
+      </w:r>
+      <w:r>
+        <w:rPr>
+          <w:rFonts w:ascii="Times New Roman" w:hAnsi="Times New Roman" w:cs="Times New Roman"/>
+          <w:bCs/>
+          <w:spacing w:val="-2"/>
+        </w:rPr>
+        <w:t xml:space="preserve"> principles, writing tests before feature implementation to ensure code reliability and minimal defects.</w:t>
       </w:r>
     </w:p>
     <w:p>
@@ -6700,24 +6717,58 @@
           <w:bCs/>
           <w:spacing w:val="-2"/>
         </w:rPr>
-        <w:t xml:space="preserve">Designed and implemented </w:t>
-      </w:r>
-      <w:r>
-        <w:rPr>
-          <w:rFonts w:ascii="Times New Roman" w:hAnsi="Times New Roman" w:cs="Times New Roman"/>
-          <w:b/>
-          <w:bCs/>
-          <w:spacing w:val="-2"/>
-        </w:rPr>
-        <w:t>Spring AOP</w:t>
-      </w:r>
-      <w:r>
-        <w:rPr>
-          <w:rFonts w:ascii="Times New Roman" w:hAnsi="Times New Roman" w:cs="Times New Roman"/>
-          <w:bCs/>
-          <w:spacing w:val="-2"/>
-        </w:rPr>
-        <w:t xml:space="preserve"> to handle cross-cutting concerns such as logging, security checks, and transaction management.</w:t>
+        <w:t xml:space="preserve">Used </w:t>
+      </w:r>
+      <w:r>
+        <w:rPr>
+          <w:rFonts w:ascii="Times New Roman" w:hAnsi="Times New Roman" w:cs="Times New Roman"/>
+          <w:b/>
+          <w:bCs/>
+          <w:spacing w:val="-2"/>
+        </w:rPr>
+        <w:t>JUnit</w:t>
+      </w:r>
+      <w:r>
+        <w:rPr>
+          <w:rFonts w:ascii="Times New Roman" w:hAnsi="Times New Roman" w:cs="Times New Roman"/>
+          <w:bCs/>
+          <w:spacing w:val="-2"/>
+        </w:rPr>
+        <w:t xml:space="preserve"> and </w:t>
+      </w:r>
+      <w:r>
+        <w:rPr>
+          <w:rFonts w:ascii="Times New Roman" w:hAnsi="Times New Roman" w:cs="Times New Roman"/>
+          <w:b/>
+          <w:bCs/>
+          <w:spacing w:val="-2"/>
+        </w:rPr>
+        <w:t>Mockito</w:t>
+      </w:r>
+      <w:r>
+        <w:rPr>
+          <w:rFonts w:ascii="Times New Roman" w:hAnsi="Times New Roman" w:cs="Times New Roman"/>
+          <w:bCs/>
+          <w:spacing w:val="-2"/>
+        </w:rPr>
+        <w:t xml:space="preserve"> for backend unit testing, ensuring backend services were thoroughly tested, and </w:t>
+      </w:r>
+      <w:r>
+        <w:rPr>
+          <w:rFonts w:ascii="Times New Roman" w:hAnsi="Times New Roman" w:cs="Times New Roman"/>
+          <w:b/>
+          <w:bCs/>
+          <w:spacing w:val="-2"/>
+        </w:rPr>
+        <w:t>JEST</w:t>
+      </w:r>
+      <w:r>
+        <w:rPr>
+          <w:rFonts w:ascii="Times New Roman" w:hAnsi="Times New Roman" w:cs="Times New Roman"/>
+          <w:bCs/>
+          <w:spacing w:val="-2"/>
+        </w:rPr>
+        <w:t xml:space="preserve"> for frontend testing of Angular components.</w:t>
       </w:r>
     </w:p>
     <w:p>
@@ -6740,24 +6791,24 @@
           <w:bCs/>
           <w:spacing w:val="-2"/>
         </w:rPr>
-        <w:t xml:space="preserve">Implemented </w:t>
-      </w:r>
-      <w:r>
-        <w:rPr>
-          <w:rFonts w:ascii="Times New Roman" w:hAnsi="Times New Roman" w:cs="Times New Roman"/>
-          <w:b/>
-          <w:bCs/>
-          <w:spacing w:val="-2"/>
-        </w:rPr>
-        <w:t>WebSocket</w:t>
-      </w:r>
-      <w:r>
-        <w:rPr>
-          <w:rFonts w:ascii="Times New Roman" w:hAnsi="Times New Roman" w:cs="Times New Roman"/>
-          <w:bCs/>
-          <w:spacing w:val="-2"/>
-        </w:rPr>
-        <w:t xml:space="preserve"> for real-time communication, enabling live chat, appointment reminders, and emergency notifications between patients and healthcare providers.</w:t>
+        <w:t xml:space="preserve">Leveraged the </w:t>
+      </w:r>
+      <w:r>
+        <w:rPr>
+          <w:rFonts w:ascii="Times New Roman" w:hAnsi="Times New Roman" w:cs="Times New Roman"/>
+          <w:b/>
+          <w:bCs/>
+          <w:spacing w:val="-2"/>
+        </w:rPr>
+        <w:t>ELK Stack</w:t>
+      </w:r>
+      <w:r>
+        <w:rPr>
+          <w:rFonts w:ascii="Times New Roman" w:hAnsi="Times New Roman" w:cs="Times New Roman"/>
+          <w:bCs/>
+          <w:spacing w:val="-2"/>
+        </w:rPr>
+        <w:t xml:space="preserve"> (Elasticsearch, Logstash, Kibana) for real-time logging and performance monitoring, enabling proactive issue tracking.</w:t>
       </w:r>
     </w:p>
     <w:p>
@@ -6780,41 +6831,24 @@
           <w:bCs/>
           <w:spacing w:val="-2"/>
         </w:rPr>
-        <w:t xml:space="preserve">Managed patient data storage using </w:t>
-      </w:r>
-      <w:r>
-        <w:rPr>
-          <w:rFonts w:ascii="Times New Roman" w:hAnsi="Times New Roman" w:cs="Times New Roman"/>
-          <w:b/>
-          <w:bCs/>
-          <w:spacing w:val="-2"/>
-        </w:rPr>
-        <w:t>AWS RDS</w:t>
-      </w:r>
-      <w:r>
-        <w:rPr>
-          <w:rFonts w:ascii="Times New Roman" w:hAnsi="Times New Roman" w:cs="Times New Roman"/>
-          <w:bCs/>
-          <w:spacing w:val="-2"/>
-        </w:rPr>
-        <w:t xml:space="preserve"> with </w:t>
-      </w:r>
-      <w:r>
-        <w:rPr>
-          <w:rFonts w:ascii="Times New Roman" w:hAnsi="Times New Roman" w:cs="Times New Roman"/>
-          <w:b/>
-          <w:bCs/>
-          <w:spacing w:val="-2"/>
-        </w:rPr>
-        <w:t>PostgreSQL</w:t>
-      </w:r>
-      <w:r>
-        <w:rPr>
-          <w:rFonts w:ascii="Times New Roman" w:hAnsi="Times New Roman" w:cs="Times New Roman"/>
-          <w:bCs/>
-          <w:spacing w:val="-2"/>
-        </w:rPr>
-        <w:t>, ensuring high availability and fault tolerance with automatic backups and replication.</w:t>
+        <w:t xml:space="preserve">Collaborated with </w:t>
+      </w:r>
+      <w:r>
+        <w:rPr>
+          <w:rFonts w:ascii="Times New Roman" w:hAnsi="Times New Roman" w:cs="Times New Roman"/>
+          <w:b/>
+          <w:bCs/>
+          <w:spacing w:val="-2"/>
+        </w:rPr>
+        <w:t>product managers</w:t>
+      </w:r>
+      <w:r>
+        <w:rPr>
+          <w:rFonts w:ascii="Times New Roman" w:hAnsi="Times New Roman" w:cs="Times New Roman"/>
+          <w:bCs/>
+          <w:spacing w:val="-2"/>
+        </w:rPr>
+        <w:t xml:space="preserve"> and stakeholders to refine feature requirements and ensure the platform met the needs of healthcare providers and patients.</w:t>
       </w:r>
     </w:p>
     <w:p>
@@ -6837,24 +6871,41 @@
           <w:bCs/>
           <w:spacing w:val="-2"/>
         </w:rPr>
-        <w:t xml:space="preserve">Integrated </w:t>
-      </w:r>
-      <w:r>
-        <w:rPr>
-          <w:rFonts w:ascii="Times New Roman" w:hAnsi="Times New Roman" w:cs="Times New Roman"/>
-          <w:b/>
-          <w:bCs/>
-          <w:spacing w:val="-2"/>
-        </w:rPr>
-        <w:t>AWS S3</w:t>
-      </w:r>
-      <w:r>
-        <w:rPr>
-          <w:rFonts w:ascii="Times New Roman" w:hAnsi="Times New Roman" w:cs="Times New Roman"/>
-          <w:bCs/>
-          <w:spacing w:val="-2"/>
-        </w:rPr>
-        <w:t xml:space="preserve"> for scalable and secure file storage solutions, managing patient documents, medical images, and lab reports.</w:t>
+        <w:t xml:space="preserve">Conducted </w:t>
+      </w:r>
+      <w:r>
+        <w:rPr>
+          <w:rFonts w:ascii="Times New Roman" w:hAnsi="Times New Roman" w:cs="Times New Roman"/>
+          <w:b/>
+          <w:bCs/>
+          <w:spacing w:val="-2"/>
+        </w:rPr>
+        <w:t>code reviews</w:t>
+      </w:r>
+      <w:r>
+        <w:rPr>
+          <w:rFonts w:ascii="Times New Roman" w:hAnsi="Times New Roman" w:cs="Times New Roman"/>
+          <w:bCs/>
+          <w:spacing w:val="-2"/>
+        </w:rPr>
+        <w:t xml:space="preserve"> and </w:t>
+      </w:r>
+      <w:r>
+        <w:rPr>
+          <w:rFonts w:ascii="Times New Roman" w:hAnsi="Times New Roman" w:cs="Times New Roman"/>
+          <w:b/>
+          <w:bCs/>
+          <w:spacing w:val="-2"/>
+        </w:rPr>
+        <w:t>pair programming</w:t>
+      </w:r>
+      <w:r>
+        <w:rPr>
+          <w:rFonts w:ascii="Times New Roman" w:hAnsi="Times New Roman" w:cs="Times New Roman"/>
+          <w:bCs/>
+          <w:spacing w:val="-2"/>
+        </w:rPr>
+        <w:t xml:space="preserve"> sessions, promoting knowledge sharing, ensuring high code quality, and fostering best practices.</w:t>
       </w:r>
     </w:p>
     <w:p>
@@ -6869,15 +6920,268 @@
           <w:rFonts w:ascii="Times New Roman" w:hAnsi="Times New Roman" w:cs="Times New Roman"/>
           <w:bCs/>
           <w:spacing w:val="-2"/>
-        </w:rPr>
-      </w:pPr>
-      <w:r>
-        <w:rPr>
-          <w:rFonts w:ascii="Times New Roman" w:hAnsi="Times New Roman" w:cs="Times New Roman"/>
-          <w:bCs/>
-          <w:spacing w:val="-2"/>
-        </w:rPr>
-        <w:t>Optimized SQL queries and database performance by implementing indexing, stored procedures, and a normalized schema for patient records.</w:t>
+          <w:lang w:val="en-IN"/>
+        </w:rPr>
+      </w:pPr>
+      <w:r>
+        <w:rPr>
+          <w:rFonts w:ascii="Times New Roman" w:hAnsi="Times New Roman" w:cs="Times New Roman"/>
+          <w:bCs/>
+          <w:spacing w:val="-2"/>
+        </w:rPr>
+        <w:t>Communicated technical challenges and updates to non-technical stakeholders, ensuring alignment with business goals and timely resolution of blockers.</w:t>
+      </w:r>
+    </w:p>
+    <w:p>
+      <w:pPr>
+        <w:pStyle w:val="BodyText"/>
+        <w:spacing w:after="0"/>
+        <w:ind w:left="0" w:firstLine="0"/>
+        <w:rPr>
+          <w:rFonts w:ascii="Times New Roman" w:hAnsi="Times New Roman" w:cs="Times New Roman"/>
+          <w:b/>
+          <w:bCs/>
+        </w:rPr>
+      </w:pPr>
+    </w:p>
+    <w:p>
+      <w:pPr>
+        <w:pStyle w:val="BodyText"/>
+        <w:spacing w:after="0"/>
+        <w:ind w:left="0" w:firstLine="0"/>
+        <w:rPr>
+          <w:rFonts w:ascii="Times New Roman" w:hAnsi="Times New Roman" w:cs="Times New Roman"/>
+          <w:b/>
+          <w:bCs/>
+        </w:rPr>
+      </w:pPr>
+      <w:r>
+        <w:rPr>
+          <w:rFonts w:ascii="Times New Roman" w:hAnsi="Times New Roman" w:cs="Times New Roman"/>
+          <w:b/>
+          <w:bCs/>
+        </w:rPr>
+        <w:t>Client</w:t>
+      </w:r>
+      <w:r>
+        <w:rPr>
+          <w:rFonts w:ascii="Times New Roman" w:hAnsi="Times New Roman" w:cs="Times New Roman"/>
+          <w:b/>
+          <w:bCs/>
+        </w:rPr>
+        <w:t>:</w:t>
+      </w:r>
+      <w:r>
+        <w:rPr>
+          <w:rFonts w:ascii="Times New Roman" w:hAnsi="Times New Roman" w:cs="Times New Roman"/>
+          <w:b/>
+          <w:bCs/>
+        </w:rPr>
+        <w:t xml:space="preserve"> </w:t>
+      </w:r>
+      <w:r>
+        <w:rPr>
+          <w:rFonts w:ascii="Times New Roman" w:hAnsi="Times New Roman" w:cs="Times New Roman"/>
+          <w:b/>
+          <w:bCs/>
+        </w:rPr>
+        <w:t xml:space="preserve">Credit Suisse, NYC, NY </w:t>
+      </w:r>
+    </w:p>
+    <w:p>
+      <w:pPr>
+        <w:pStyle w:val="BodyText"/>
+        <w:spacing w:after="0"/>
+        <w:ind w:left="0" w:firstLine="0"/>
+        <w:rPr>
+          <w:rFonts w:ascii="Times New Roman" w:hAnsi="Times New Roman" w:cs="Times New Roman"/>
+          <w:b/>
+          <w:bCs/>
+        </w:rPr>
+      </w:pPr>
+      <w:r>
+        <w:rPr>
+          <w:rFonts w:ascii="Times New Roman" w:hAnsi="Times New Roman" w:cs="Times New Roman"/>
+          <w:b/>
+          <w:bCs/>
+        </w:rPr>
+        <w:t>Role:</w:t>
+      </w:r>
+      <w:r>
+        <w:rPr>
+          <w:rFonts w:ascii="Times New Roman" w:hAnsi="Times New Roman" w:cs="Times New Roman"/>
+          <w:b/>
+          <w:bCs/>
+          <w:spacing w:val="-2"/>
+          <w:lang w:val="en-IN"/>
+        </w:rPr>
+        <w:t xml:space="preserve"> </w:t>
+      </w:r>
+      <w:r>
+        <w:rPr>
+          <w:rFonts w:ascii="Times New Roman" w:hAnsi="Times New Roman" w:cs="Times New Roman"/>
+          <w:b/>
+          <w:bCs/>
+          <w:spacing w:val="-2"/>
+        </w:rPr>
+        <w:t>Software Engineer</w:t>
+      </w:r>
+    </w:p>
+    <w:p>
+      <w:pPr>
+        <w:pStyle w:val="BodyText"/>
+        <w:spacing w:after="0"/>
+        <w:ind w:left="0" w:firstLine="0"/>
+        <w:rPr>
+          <w:rFonts w:ascii="Times New Roman" w:hAnsi="Times New Roman" w:cs="Times New Roman"/>
+          <w:bCs/>
+        </w:rPr>
+      </w:pPr>
+      <w:r>
+        <w:rPr>
+          <w:rFonts w:ascii="Times New Roman" w:hAnsi="Times New Roman" w:cs="Times New Roman"/>
+          <w:b/>
+          <w:bCs/>
+        </w:rPr>
+        <w:t xml:space="preserve">Duration: </w:t>
+      </w:r>
+      <w:r>
+        <w:rPr>
+          <w:rFonts w:ascii="Times New Roman" w:hAnsi="Times New Roman" w:cs="Times New Roman"/>
+          <w:b/>
+          <w:bCs/>
+        </w:rPr>
+        <w:t>Jul</w:t>
+      </w:r>
+      <w:r>
+        <w:rPr>
+          <w:rFonts w:ascii="Times New Roman" w:hAnsi="Times New Roman" w:cs="Times New Roman"/>
+          <w:b/>
+          <w:bCs/>
+        </w:rPr>
+        <w:t xml:space="preserve"> 201</w:t>
+      </w:r>
+      <w:r>
+        <w:rPr>
+          <w:rFonts w:ascii="Times New Roman" w:hAnsi="Times New Roman" w:cs="Times New Roman"/>
+          <w:b/>
+          <w:bCs/>
+        </w:rPr>
+        <w:t>8</w:t>
+      </w:r>
+      <w:r>
+        <w:rPr>
+          <w:rFonts w:ascii="Times New Roman" w:hAnsi="Times New Roman" w:cs="Times New Roman"/>
+          <w:b/>
+          <w:bCs/>
+        </w:rPr>
+        <w:t xml:space="preserve"> – </w:t>
+      </w:r>
+      <w:r>
+        <w:rPr>
+          <w:rFonts w:ascii="Times New Roman" w:hAnsi="Times New Roman" w:cs="Times New Roman"/>
+          <w:b/>
+          <w:bCs/>
+        </w:rPr>
+        <w:t>Nov</w:t>
+      </w:r>
+      <w:r>
+        <w:rPr>
+          <w:rFonts w:ascii="Times New Roman" w:hAnsi="Times New Roman" w:cs="Times New Roman"/>
+          <w:b/>
+          <w:bCs/>
+        </w:rPr>
+        <w:t xml:space="preserve"> 201</w:t>
+      </w:r>
+      <w:r>
+        <w:rPr>
+          <w:rFonts w:ascii="Times New Roman" w:hAnsi="Times New Roman" w:cs="Times New Roman"/>
+          <w:b/>
+          <w:bCs/>
+        </w:rPr>
+        <w:t>9</w:t>
+      </w:r>
+      <w:r>
+        <w:rPr>
+          <w:rFonts w:ascii="Times New Roman" w:hAnsi="Times New Roman" w:cs="Times New Roman"/>
+          <w:bCs/>
+        </w:rPr>
+        <w:t xml:space="preserve"> </w:t>
+      </w:r>
+    </w:p>
+    <w:p>
+      <w:pPr>
+        <w:jc w:val="both"/>
+        <w:rPr>
+          <w:rFonts w:ascii="Times New Roman" w:hAnsi="Times New Roman" w:cs="Times New Roman"/>
+          <w:b/>
+          <w:spacing w:val="-2"/>
+        </w:rPr>
+      </w:pPr>
+      <w:r>
+        <w:rPr>
+          <w:rFonts w:ascii="Times New Roman" w:hAnsi="Times New Roman" w:cs="Times New Roman"/>
+          <w:b/>
+          <w:spacing w:val="-2"/>
+          <w:lang w:val="en-IN"/>
+        </w:rPr>
+        <w:t>Project:</w:t>
+      </w:r>
+      <w:r>
+        <w:rPr>
+          <w:rFonts w:ascii="Times New Roman" w:hAnsi="Times New Roman" w:cs="Times New Roman"/>
+          <w:b/>
+          <w:spacing w:val="-2"/>
+          <w:lang w:val="en-IN"/>
+        </w:rPr>
+        <w:t xml:space="preserve"> </w:t>
+      </w:r>
+      <w:r>
+        <w:rPr>
+          <w:rFonts w:ascii="Times New Roman" w:hAnsi="Times New Roman" w:cs="Times New Roman"/>
+          <w:b/>
+          <w:spacing w:val="-2"/>
+        </w:rPr>
+        <w:t>Client Trading Technology Platform</w:t>
+      </w:r>
+    </w:p>
+    <w:p>
+      <w:pPr>
+        <w:jc w:val="both"/>
+        <w:rPr>
+          <w:rFonts w:ascii="Times New Roman" w:hAnsi="Times New Roman" w:cs="Times New Roman"/>
+          <w:bCs/>
+          <w:spacing w:val="-2"/>
+          <w:lang w:val="en-IN"/>
+        </w:rPr>
+      </w:pPr>
+      <w:r>
+        <w:rPr>
+          <w:rFonts w:ascii="Times New Roman" w:hAnsi="Times New Roman" w:cs="Times New Roman"/>
+          <w:bCs/>
+          <w:spacing w:val="-2"/>
+        </w:rPr>
+        <w:t>The Client Trading Technology Platform is a high-performance, real-time trading platform designed to empower institutional traders and clients to execute and manage trades seamlessly across a wide range of financial instruments. With an emphasis on scalability, security, and speed, this platform integrates real-time market data, trade execution, and client portfolio management, delivering a robust solution for complex financial environments. The platform leverages Angular for the frontend and Java-based backend services to ensure a responsive, intuitive, and highly secure user experience.</w:t>
+      </w:r>
+    </w:p>
+    <w:p>
+      <w:pPr>
+        <w:jc w:val="both"/>
+        <w:rPr>
+          <w:rFonts w:ascii="Times New Roman" w:hAnsi="Times New Roman" w:cs="Times New Roman"/>
+          <w:b/>
+          <w:spacing w:val="-2"/>
+          <w:lang w:val="en-IN"/>
+        </w:rPr>
+      </w:pPr>
+      <w:r>
+        <w:rPr>
+          <w:rFonts w:ascii="Times New Roman" w:hAnsi="Times New Roman" w:cs="Times New Roman"/>
+          <w:b/>
+          <w:spacing w:val="-2"/>
+          <w:lang w:val="en-IN"/>
+        </w:rPr>
+        <w:t>Roles &amp; Responsibilities:</w:t>
       </w:r>
     </w:p>
     <w:p>
@@ -6900,41 +7204,24 @@
           <w:bCs/>
           <w:spacing w:val="-2"/>
         </w:rPr>
-        <w:t xml:space="preserve">Deployed microservices on </w:t>
-      </w:r>
-      <w:r>
-        <w:rPr>
-          <w:rFonts w:ascii="Times New Roman" w:hAnsi="Times New Roman" w:cs="Times New Roman"/>
-          <w:b/>
-          <w:bCs/>
-          <w:spacing w:val="-2"/>
-        </w:rPr>
-        <w:t>AWS EC2</w:t>
-      </w:r>
-      <w:r>
-        <w:rPr>
-          <w:rFonts w:ascii="Times New Roman" w:hAnsi="Times New Roman" w:cs="Times New Roman"/>
-          <w:bCs/>
-          <w:spacing w:val="-2"/>
-        </w:rPr>
-        <w:t xml:space="preserve"> instances with </w:t>
-      </w:r>
-      <w:r>
-        <w:rPr>
-          <w:rFonts w:ascii="Times New Roman" w:hAnsi="Times New Roman" w:cs="Times New Roman"/>
-          <w:b/>
-          <w:bCs/>
-          <w:spacing w:val="-2"/>
-        </w:rPr>
-        <w:t>Elastic Load Balancer (ELB)</w:t>
-      </w:r>
-      <w:r>
-        <w:rPr>
-          <w:rFonts w:ascii="Times New Roman" w:hAnsi="Times New Roman" w:cs="Times New Roman"/>
-          <w:bCs/>
-          <w:spacing w:val="-2"/>
-        </w:rPr>
-        <w:t xml:space="preserve"> to ensure scalability and availability during peak demand.</w:t>
+        <w:t xml:space="preserve">Developed dynamic, responsive user interfaces for the trading platform using </w:t>
+      </w:r>
+      <w:r>
+        <w:rPr>
+          <w:rFonts w:ascii="Times New Roman" w:hAnsi="Times New Roman" w:cs="Times New Roman"/>
+          <w:b/>
+          <w:bCs/>
+          <w:spacing w:val="-2"/>
+        </w:rPr>
+        <w:t>Angular</w:t>
+      </w:r>
+      <w:r>
+        <w:rPr>
+          <w:rFonts w:ascii="Times New Roman" w:hAnsi="Times New Roman" w:cs="Times New Roman"/>
+          <w:bCs/>
+          <w:spacing w:val="-2"/>
+        </w:rPr>
+        <w:t xml:space="preserve">, ensuring a smooth and user-friendly experience for traders and clients across devices. </w:t>
       </w:r>
     </w:p>
     <w:p>
@@ -6966,15 +7253,34 @@
           <w:bCs/>
           <w:spacing w:val="-2"/>
         </w:rPr>
-        <w:t>AWS Auto Scaling</w:t>
-      </w:r>
-      <w:r>
-        <w:rPr>
-          <w:rFonts w:ascii="Times New Roman" w:hAnsi="Times New Roman" w:cs="Times New Roman"/>
-          <w:bCs/>
-          <w:spacing w:val="-2"/>
-        </w:rPr>
-        <w:t xml:space="preserve"> to dynamically adjust the number of running instances based on system load for cost-effective resource management.</w:t>
+        <w:t>Angular services</w:t>
+      </w:r>
+      <w:r>
+        <w:rPr>
+          <w:rFonts w:ascii="Times New Roman" w:hAnsi="Times New Roman" w:cs="Times New Roman"/>
+          <w:bCs/>
+          <w:spacing w:val="-2"/>
+        </w:rPr>
+        <w:t xml:space="preserve"> and </w:t>
+      </w:r>
+      <w:proofErr w:type="spellStart"/>
+      <w:r>
+        <w:rPr>
+          <w:rFonts w:ascii="Times New Roman" w:hAnsi="Times New Roman" w:cs="Times New Roman"/>
+          <w:b/>
+          <w:bCs/>
+          <w:spacing w:val="-2"/>
+        </w:rPr>
+        <w:t>RxJS</w:t>
+      </w:r>
+      <w:proofErr w:type="spellEnd"/>
+      <w:r>
+        <w:rPr>
+          <w:rFonts w:ascii="Times New Roman" w:hAnsi="Times New Roman" w:cs="Times New Roman"/>
+          <w:bCs/>
+          <w:spacing w:val="-2"/>
+        </w:rPr>
+        <w:t xml:space="preserve"> to manage real-time data streams, enabling asynchronous data handling for market feeds, trade execution statuses, and client portfolio updates, ensuring seamless user experience. </w:t>
       </w:r>
     </w:p>
     <w:p>
@@ -6997,24 +7303,58 @@
           <w:bCs/>
           <w:spacing w:val="-2"/>
         </w:rPr>
-        <w:t xml:space="preserve">Monitored performance with </w:t>
-      </w:r>
-      <w:r>
-        <w:rPr>
-          <w:rFonts w:ascii="Times New Roman" w:hAnsi="Times New Roman" w:cs="Times New Roman"/>
-          <w:b/>
-          <w:bCs/>
-          <w:spacing w:val="-2"/>
-        </w:rPr>
-        <w:t>AWS CloudWatch</w:t>
-      </w:r>
-      <w:r>
-        <w:rPr>
-          <w:rFonts w:ascii="Times New Roman" w:hAnsi="Times New Roman" w:cs="Times New Roman"/>
-          <w:bCs/>
-          <w:spacing w:val="-2"/>
-        </w:rPr>
-        <w:t>, setting up custom metrics and alarms to detect performance issues and mitigate them promptly.</w:t>
+        <w:t xml:space="preserve">Designed and implemented </w:t>
+      </w:r>
+      <w:r>
+        <w:rPr>
+          <w:rFonts w:ascii="Times New Roman" w:hAnsi="Times New Roman" w:cs="Times New Roman"/>
+          <w:b/>
+          <w:bCs/>
+          <w:spacing w:val="-2"/>
+        </w:rPr>
+        <w:t>RESTful APIs</w:t>
+      </w:r>
+      <w:r>
+        <w:rPr>
+          <w:rFonts w:ascii="Times New Roman" w:hAnsi="Times New Roman" w:cs="Times New Roman"/>
+          <w:bCs/>
+          <w:spacing w:val="-2"/>
+        </w:rPr>
+        <w:t xml:space="preserve"> using </w:t>
+      </w:r>
+      <w:r>
+        <w:rPr>
+          <w:rFonts w:ascii="Times New Roman" w:hAnsi="Times New Roman" w:cs="Times New Roman"/>
+          <w:b/>
+          <w:bCs/>
+          <w:spacing w:val="-2"/>
+        </w:rPr>
+        <w:t>Java 17</w:t>
+      </w:r>
+      <w:r>
+        <w:rPr>
+          <w:rFonts w:ascii="Times New Roman" w:hAnsi="Times New Roman" w:cs="Times New Roman"/>
+          <w:bCs/>
+          <w:spacing w:val="-2"/>
+        </w:rPr>
+        <w:t xml:space="preserve"> and </w:t>
+      </w:r>
+      <w:r>
+        <w:rPr>
+          <w:rFonts w:ascii="Times New Roman" w:hAnsi="Times New Roman" w:cs="Times New Roman"/>
+          <w:b/>
+          <w:bCs/>
+          <w:spacing w:val="-2"/>
+        </w:rPr>
+        <w:t>Spring Boot</w:t>
+      </w:r>
+      <w:r>
+        <w:rPr>
+          <w:rFonts w:ascii="Times New Roman" w:hAnsi="Times New Roman" w:cs="Times New Roman"/>
+          <w:bCs/>
+          <w:spacing w:val="-2"/>
+        </w:rPr>
+        <w:t xml:space="preserve">, ensuring secure, efficient communication between the frontend and backend services for real-time trade processing and market data analysis. </w:t>
       </w:r>
     </w:p>
     <w:p>
@@ -7037,41 +7377,41 @@
           <w:bCs/>
           <w:spacing w:val="-2"/>
         </w:rPr>
-        <w:t xml:space="preserve">Configured </w:t>
-      </w:r>
-      <w:r>
-        <w:rPr>
-          <w:rFonts w:ascii="Times New Roman" w:hAnsi="Times New Roman" w:cs="Times New Roman"/>
-          <w:b/>
-          <w:bCs/>
-          <w:spacing w:val="-2"/>
-        </w:rPr>
-        <w:t>CI/CD pipelines</w:t>
-      </w:r>
-      <w:r>
-        <w:rPr>
-          <w:rFonts w:ascii="Times New Roman" w:hAnsi="Times New Roman" w:cs="Times New Roman"/>
-          <w:bCs/>
-          <w:spacing w:val="-2"/>
-        </w:rPr>
-        <w:t xml:space="preserve"> using </w:t>
-      </w:r>
-      <w:r>
-        <w:rPr>
-          <w:rFonts w:ascii="Times New Roman" w:hAnsi="Times New Roman" w:cs="Times New Roman"/>
-          <w:b/>
-          <w:bCs/>
-          <w:spacing w:val="-2"/>
-        </w:rPr>
-        <w:t>Jenkins</w:t>
-      </w:r>
-      <w:r>
-        <w:rPr>
-          <w:rFonts w:ascii="Times New Roman" w:hAnsi="Times New Roman" w:cs="Times New Roman"/>
-          <w:bCs/>
-          <w:spacing w:val="-2"/>
-        </w:rPr>
-        <w:t xml:space="preserve"> for automating build, testing, and deployment processes, leading to faster release cycles.</w:t>
+        <w:t xml:space="preserve">Developed </w:t>
+      </w:r>
+      <w:r>
+        <w:rPr>
+          <w:rFonts w:ascii="Times New Roman" w:hAnsi="Times New Roman" w:cs="Times New Roman"/>
+          <w:b/>
+          <w:bCs/>
+          <w:spacing w:val="-2"/>
+        </w:rPr>
+        <w:t>microservices</w:t>
+      </w:r>
+      <w:r>
+        <w:rPr>
+          <w:rFonts w:ascii="Times New Roman" w:hAnsi="Times New Roman" w:cs="Times New Roman"/>
+          <w:bCs/>
+          <w:spacing w:val="-2"/>
+        </w:rPr>
+        <w:t xml:space="preserve"> architecture using </w:t>
+      </w:r>
+      <w:r>
+        <w:rPr>
+          <w:rFonts w:ascii="Times New Roman" w:hAnsi="Times New Roman" w:cs="Times New Roman"/>
+          <w:b/>
+          <w:bCs/>
+          <w:spacing w:val="-2"/>
+        </w:rPr>
+        <w:t>Spring Boot</w:t>
+      </w:r>
+      <w:r>
+        <w:rPr>
+          <w:rFonts w:ascii="Times New Roman" w:hAnsi="Times New Roman" w:cs="Times New Roman"/>
+          <w:bCs/>
+          <w:spacing w:val="-2"/>
+        </w:rPr>
+        <w:t xml:space="preserve"> to ensure a scalable, modular approach to platform components, including trade execution, risk management, and order processing services. </w:t>
       </w:r>
     </w:p>
     <w:p>
@@ -7094,41 +7434,24 @@
           <w:bCs/>
           <w:spacing w:val="-2"/>
         </w:rPr>
-        <w:t xml:space="preserve">Automated deployment using </w:t>
-      </w:r>
-      <w:r>
-        <w:rPr>
-          <w:rFonts w:ascii="Times New Roman" w:hAnsi="Times New Roman" w:cs="Times New Roman"/>
-          <w:b/>
-          <w:bCs/>
-          <w:spacing w:val="-2"/>
-        </w:rPr>
-        <w:t>Docker</w:t>
-      </w:r>
-      <w:r>
-        <w:rPr>
-          <w:rFonts w:ascii="Times New Roman" w:hAnsi="Times New Roman" w:cs="Times New Roman"/>
-          <w:bCs/>
-          <w:spacing w:val="-2"/>
-        </w:rPr>
-        <w:t xml:space="preserve"> containers and </w:t>
-      </w:r>
-      <w:r>
-        <w:rPr>
-          <w:rFonts w:ascii="Times New Roman" w:hAnsi="Times New Roman" w:cs="Times New Roman"/>
-          <w:b/>
-          <w:bCs/>
-          <w:spacing w:val="-2"/>
-        </w:rPr>
-        <w:t>Kubernetes</w:t>
-      </w:r>
-      <w:r>
-        <w:rPr>
-          <w:rFonts w:ascii="Times New Roman" w:hAnsi="Times New Roman" w:cs="Times New Roman"/>
-          <w:bCs/>
-          <w:spacing w:val="-2"/>
-        </w:rPr>
-        <w:t xml:space="preserve"> for container orchestration, ensuring consistency across environments and efficient management of microservices.</w:t>
+        <w:t xml:space="preserve">Integrated </w:t>
+      </w:r>
+      <w:r>
+        <w:rPr>
+          <w:rFonts w:ascii="Times New Roman" w:hAnsi="Times New Roman" w:cs="Times New Roman"/>
+          <w:b/>
+          <w:bCs/>
+          <w:spacing w:val="-2"/>
+        </w:rPr>
+        <w:t>Apache Kafka</w:t>
+      </w:r>
+      <w:r>
+        <w:rPr>
+          <w:rFonts w:ascii="Times New Roman" w:hAnsi="Times New Roman" w:cs="Times New Roman"/>
+          <w:bCs/>
+          <w:spacing w:val="-2"/>
+        </w:rPr>
+        <w:t xml:space="preserve"> for event-driven data streaming, enabling real-time updates on trade status, market alerts, and execution logs across distributed services. </w:t>
       </w:r>
     </w:p>
     <w:p>
@@ -7151,24 +7474,58 @@
           <w:bCs/>
           <w:spacing w:val="-2"/>
         </w:rPr>
-        <w:t xml:space="preserve">Set up deployment workflows with </w:t>
-      </w:r>
-      <w:r>
-        <w:rPr>
-          <w:rFonts w:ascii="Times New Roman" w:hAnsi="Times New Roman" w:cs="Times New Roman"/>
-          <w:b/>
-          <w:bCs/>
-          <w:spacing w:val="-2"/>
-        </w:rPr>
-        <w:t>GitHub Actions</w:t>
-      </w:r>
-      <w:r>
-        <w:rPr>
-          <w:rFonts w:ascii="Times New Roman" w:hAnsi="Times New Roman" w:cs="Times New Roman"/>
-          <w:bCs/>
-          <w:spacing w:val="-2"/>
-        </w:rPr>
-        <w:t>, streamlining code integration and reducing manual intervention.</w:t>
+        <w:t xml:space="preserve">Employed </w:t>
+      </w:r>
+      <w:r>
+        <w:rPr>
+          <w:rFonts w:ascii="Times New Roman" w:hAnsi="Times New Roman" w:cs="Times New Roman"/>
+          <w:b/>
+          <w:bCs/>
+          <w:spacing w:val="-2"/>
+        </w:rPr>
+        <w:t>Spring Security</w:t>
+      </w:r>
+      <w:r>
+        <w:rPr>
+          <w:rFonts w:ascii="Times New Roman" w:hAnsi="Times New Roman" w:cs="Times New Roman"/>
+          <w:bCs/>
+          <w:spacing w:val="-2"/>
+        </w:rPr>
+        <w:t xml:space="preserve"> and </w:t>
+      </w:r>
+      <w:r>
+        <w:rPr>
+          <w:rFonts w:ascii="Times New Roman" w:hAnsi="Times New Roman" w:cs="Times New Roman"/>
+          <w:b/>
+          <w:bCs/>
+          <w:spacing w:val="-2"/>
+        </w:rPr>
+        <w:t>OAuth 2.0</w:t>
+      </w:r>
+      <w:r>
+        <w:rPr>
+          <w:rFonts w:ascii="Times New Roman" w:hAnsi="Times New Roman" w:cs="Times New Roman"/>
+          <w:bCs/>
+          <w:spacing w:val="-2"/>
+        </w:rPr>
+        <w:t xml:space="preserve"> with </w:t>
+      </w:r>
+      <w:r>
+        <w:rPr>
+          <w:rFonts w:ascii="Times New Roman" w:hAnsi="Times New Roman" w:cs="Times New Roman"/>
+          <w:b/>
+          <w:bCs/>
+          <w:spacing w:val="-2"/>
+        </w:rPr>
+        <w:t>JWT</w:t>
+      </w:r>
+      <w:r>
+        <w:rPr>
+          <w:rFonts w:ascii="Times New Roman" w:hAnsi="Times New Roman" w:cs="Times New Roman"/>
+          <w:bCs/>
+          <w:spacing w:val="-2"/>
+        </w:rPr>
+        <w:t xml:space="preserve"> to implement secure authentication and authorization for users, ensuring the integrity and confidentiality of financial transactions and sensitive client data. </w:t>
       </w:r>
     </w:p>
     <w:p>
@@ -7191,41 +7548,24 @@
           <w:bCs/>
           <w:spacing w:val="-2"/>
         </w:rPr>
-        <w:t xml:space="preserve">Participated actively in </w:t>
-      </w:r>
-      <w:r>
-        <w:rPr>
-          <w:rFonts w:ascii="Times New Roman" w:hAnsi="Times New Roman" w:cs="Times New Roman"/>
-          <w:b/>
-          <w:bCs/>
-          <w:spacing w:val="-2"/>
-        </w:rPr>
-        <w:t>Agile Scrum</w:t>
-      </w:r>
-      <w:r>
-        <w:rPr>
-          <w:rFonts w:ascii="Times New Roman" w:hAnsi="Times New Roman" w:cs="Times New Roman"/>
-          <w:bCs/>
-          <w:spacing w:val="-2"/>
-        </w:rPr>
-        <w:t xml:space="preserve"> ceremonies, using </w:t>
-      </w:r>
-      <w:r>
-        <w:rPr>
-          <w:rFonts w:ascii="Times New Roman" w:hAnsi="Times New Roman" w:cs="Times New Roman"/>
-          <w:b/>
-          <w:bCs/>
-          <w:spacing w:val="-2"/>
-        </w:rPr>
-        <w:t>JIRA</w:t>
-      </w:r>
-      <w:r>
-        <w:rPr>
-          <w:rFonts w:ascii="Times New Roman" w:hAnsi="Times New Roman" w:cs="Times New Roman"/>
-          <w:bCs/>
-          <w:spacing w:val="-2"/>
-        </w:rPr>
-        <w:t xml:space="preserve"> for task and bug management to ensure project tracking and transparency.</w:t>
+        <w:t xml:space="preserve">Worked with </w:t>
+      </w:r>
+      <w:r>
+        <w:rPr>
+          <w:rFonts w:ascii="Times New Roman" w:hAnsi="Times New Roman" w:cs="Times New Roman"/>
+          <w:b/>
+          <w:bCs/>
+          <w:spacing w:val="-2"/>
+        </w:rPr>
+        <w:t>PostgreSQL</w:t>
+      </w:r>
+      <w:r>
+        <w:rPr>
+          <w:rFonts w:ascii="Times New Roman" w:hAnsi="Times New Roman" w:cs="Times New Roman"/>
+          <w:bCs/>
+          <w:spacing w:val="-2"/>
+        </w:rPr>
+        <w:t xml:space="preserve"> to handle the storage and querying of trade data, market information, and client portfolios, optimizing database interactions to ensure performance and scalability. </w:t>
       </w:r>
     </w:p>
     <w:p>
@@ -7248,24 +7588,24 @@
           <w:bCs/>
           <w:spacing w:val="-2"/>
         </w:rPr>
-        <w:t xml:space="preserve">Followed </w:t>
-      </w:r>
-      <w:r>
-        <w:rPr>
-          <w:rFonts w:ascii="Times New Roman" w:hAnsi="Times New Roman" w:cs="Times New Roman"/>
-          <w:b/>
-          <w:bCs/>
-          <w:spacing w:val="-2"/>
-        </w:rPr>
-        <w:t>Test-Driven Development (TDD)</w:t>
-      </w:r>
-      <w:r>
-        <w:rPr>
-          <w:rFonts w:ascii="Times New Roman" w:hAnsi="Times New Roman" w:cs="Times New Roman"/>
-          <w:bCs/>
-          <w:spacing w:val="-2"/>
-        </w:rPr>
-        <w:t xml:space="preserve"> principles, writing tests before feature implementation to ensure code reliability and minimal defects.</w:t>
+        <w:t xml:space="preserve">Utilized </w:t>
+      </w:r>
+      <w:r>
+        <w:rPr>
+          <w:rFonts w:ascii="Times New Roman" w:hAnsi="Times New Roman" w:cs="Times New Roman"/>
+          <w:b/>
+          <w:bCs/>
+          <w:spacing w:val="-2"/>
+        </w:rPr>
+        <w:t>Spring Data JPA</w:t>
+      </w:r>
+      <w:r>
+        <w:rPr>
+          <w:rFonts w:ascii="Times New Roman" w:hAnsi="Times New Roman" w:cs="Times New Roman"/>
+          <w:bCs/>
+          <w:spacing w:val="-2"/>
+        </w:rPr>
+        <w:t xml:space="preserve"> for seamless integration between Java objects and relational database entities, improving data management and reducing boilerplate code for CRUD operations. </w:t>
       </w:r>
     </w:p>
     <w:p>
@@ -7288,58 +7628,58 @@
           <w:bCs/>
           <w:spacing w:val="-2"/>
         </w:rPr>
-        <w:t xml:space="preserve">Used </w:t>
-      </w:r>
-      <w:r>
-        <w:rPr>
-          <w:rFonts w:ascii="Times New Roman" w:hAnsi="Times New Roman" w:cs="Times New Roman"/>
-          <w:b/>
-          <w:bCs/>
-          <w:spacing w:val="-2"/>
-        </w:rPr>
-        <w:t>JUnit</w:t>
-      </w:r>
-      <w:r>
-        <w:rPr>
-          <w:rFonts w:ascii="Times New Roman" w:hAnsi="Times New Roman" w:cs="Times New Roman"/>
-          <w:bCs/>
-          <w:spacing w:val="-2"/>
-        </w:rPr>
-        <w:t xml:space="preserve"> and </w:t>
-      </w:r>
-      <w:r>
-        <w:rPr>
-          <w:rFonts w:ascii="Times New Roman" w:hAnsi="Times New Roman" w:cs="Times New Roman"/>
-          <w:b/>
-          <w:bCs/>
-          <w:spacing w:val="-2"/>
-        </w:rPr>
-        <w:t>Mockito</w:t>
-      </w:r>
-      <w:r>
-        <w:rPr>
-          <w:rFonts w:ascii="Times New Roman" w:hAnsi="Times New Roman" w:cs="Times New Roman"/>
-          <w:bCs/>
-          <w:spacing w:val="-2"/>
-        </w:rPr>
-        <w:t xml:space="preserve"> for backend unit testing, ensuring backend services were thoroughly tested, and </w:t>
-      </w:r>
-      <w:r>
-        <w:rPr>
-          <w:rFonts w:ascii="Times New Roman" w:hAnsi="Times New Roman" w:cs="Times New Roman"/>
-          <w:b/>
-          <w:bCs/>
-          <w:spacing w:val="-2"/>
-        </w:rPr>
-        <w:t>JEST</w:t>
-      </w:r>
-      <w:r>
-        <w:rPr>
-          <w:rFonts w:ascii="Times New Roman" w:hAnsi="Times New Roman" w:cs="Times New Roman"/>
-          <w:bCs/>
-          <w:spacing w:val="-2"/>
-        </w:rPr>
-        <w:t xml:space="preserve"> for frontend testing of Angular components.</w:t>
+        <w:t xml:space="preserve">Deployed microservices on </w:t>
+      </w:r>
+      <w:r>
+        <w:rPr>
+          <w:rFonts w:ascii="Times New Roman" w:hAnsi="Times New Roman" w:cs="Times New Roman"/>
+          <w:b/>
+          <w:bCs/>
+          <w:spacing w:val="-2"/>
+        </w:rPr>
+        <w:t>AWS EC2</w:t>
+      </w:r>
+      <w:r>
+        <w:rPr>
+          <w:rFonts w:ascii="Times New Roman" w:hAnsi="Times New Roman" w:cs="Times New Roman"/>
+          <w:bCs/>
+          <w:spacing w:val="-2"/>
+        </w:rPr>
+        <w:t xml:space="preserve"> instances, using </w:t>
+      </w:r>
+      <w:r>
+        <w:rPr>
+          <w:rFonts w:ascii="Times New Roman" w:hAnsi="Times New Roman" w:cs="Times New Roman"/>
+          <w:b/>
+          <w:bCs/>
+          <w:spacing w:val="-2"/>
+        </w:rPr>
+        <w:t>Elastic Load Balancer (ELB)</w:t>
+      </w:r>
+      <w:r>
+        <w:rPr>
+          <w:rFonts w:ascii="Times New Roman" w:hAnsi="Times New Roman" w:cs="Times New Roman"/>
+          <w:bCs/>
+          <w:spacing w:val="-2"/>
+        </w:rPr>
+        <w:t xml:space="preserve"> to ensure high availability, and implemented </w:t>
+      </w:r>
+      <w:r>
+        <w:rPr>
+          <w:rFonts w:ascii="Times New Roman" w:hAnsi="Times New Roman" w:cs="Times New Roman"/>
+          <w:b/>
+          <w:bCs/>
+          <w:spacing w:val="-2"/>
+        </w:rPr>
+        <w:t>Auto Scaling</w:t>
+      </w:r>
+      <w:r>
+        <w:rPr>
+          <w:rFonts w:ascii="Times New Roman" w:hAnsi="Times New Roman" w:cs="Times New Roman"/>
+          <w:bCs/>
+          <w:spacing w:val="-2"/>
+        </w:rPr>
+        <w:t xml:space="preserve"> to automatically adjust resources based on platform demand during peak trading periods. </w:t>
       </w:r>
     </w:p>
     <w:p>
@@ -7362,41 +7702,24 @@
           <w:bCs/>
           <w:spacing w:val="-2"/>
         </w:rPr>
-        <w:t xml:space="preserve">Integrated </w:t>
-      </w:r>
-      <w:r>
-        <w:rPr>
-          <w:rFonts w:ascii="Times New Roman" w:hAnsi="Times New Roman" w:cs="Times New Roman"/>
-          <w:b/>
-          <w:bCs/>
-          <w:spacing w:val="-2"/>
-        </w:rPr>
-        <w:t>OAuth 2.0</w:t>
-      </w:r>
-      <w:r>
-        <w:rPr>
-          <w:rFonts w:ascii="Times New Roman" w:hAnsi="Times New Roman" w:cs="Times New Roman"/>
-          <w:bCs/>
-          <w:spacing w:val="-2"/>
-        </w:rPr>
-        <w:t xml:space="preserve"> and </w:t>
-      </w:r>
-      <w:r>
-        <w:rPr>
-          <w:rFonts w:ascii="Times New Roman" w:hAnsi="Times New Roman" w:cs="Times New Roman"/>
-          <w:b/>
-          <w:bCs/>
-          <w:spacing w:val="-2"/>
-        </w:rPr>
-        <w:t>JWT</w:t>
-      </w:r>
-      <w:r>
-        <w:rPr>
-          <w:rFonts w:ascii="Times New Roman" w:hAnsi="Times New Roman" w:cs="Times New Roman"/>
-          <w:bCs/>
-          <w:spacing w:val="-2"/>
-        </w:rPr>
-        <w:t xml:space="preserve"> for secure, token-based user authentication, protecting user data.</w:t>
+        <w:t xml:space="preserve">Leveraged </w:t>
+      </w:r>
+      <w:r>
+        <w:rPr>
+          <w:rFonts w:ascii="Times New Roman" w:hAnsi="Times New Roman" w:cs="Times New Roman"/>
+          <w:b/>
+          <w:bCs/>
+          <w:spacing w:val="-2"/>
+        </w:rPr>
+        <w:t>AWS S3</w:t>
+      </w:r>
+      <w:r>
+        <w:rPr>
+          <w:rFonts w:ascii="Times New Roman" w:hAnsi="Times New Roman" w:cs="Times New Roman"/>
+          <w:bCs/>
+          <w:spacing w:val="-2"/>
+        </w:rPr>
+        <w:t xml:space="preserve"> for secure and scalable storage of trade logs, historical data, and market reports, ensuring easy access and compliance with data retention policies. </w:t>
       </w:r>
     </w:p>
     <w:p>
@@ -7419,24 +7742,24 @@
           <w:bCs/>
           <w:spacing w:val="-2"/>
         </w:rPr>
-        <w:t xml:space="preserve">Worked with compliance teams to ensure adherence to </w:t>
-      </w:r>
-      <w:r>
-        <w:rPr>
-          <w:rFonts w:ascii="Times New Roman" w:hAnsi="Times New Roman" w:cs="Times New Roman"/>
-          <w:b/>
-          <w:bCs/>
-          <w:spacing w:val="-2"/>
-        </w:rPr>
-        <w:t>HIPAA</w:t>
-      </w:r>
-      <w:r>
-        <w:rPr>
-          <w:rFonts w:ascii="Times New Roman" w:hAnsi="Times New Roman" w:cs="Times New Roman"/>
-          <w:bCs/>
-          <w:spacing w:val="-2"/>
-        </w:rPr>
-        <w:t xml:space="preserve"> regulations, including implementing encryption and secure data storage practices.</w:t>
+        <w:t xml:space="preserve">Integrated </w:t>
+      </w:r>
+      <w:r>
+        <w:rPr>
+          <w:rFonts w:ascii="Times New Roman" w:hAnsi="Times New Roman" w:cs="Times New Roman"/>
+          <w:b/>
+          <w:bCs/>
+          <w:spacing w:val="-2"/>
+        </w:rPr>
+        <w:t>Redis</w:t>
+      </w:r>
+      <w:r>
+        <w:rPr>
+          <w:rFonts w:ascii="Times New Roman" w:hAnsi="Times New Roman" w:cs="Times New Roman"/>
+          <w:bCs/>
+          <w:spacing w:val="-2"/>
+        </w:rPr>
+        <w:t xml:space="preserve"> for caching frequently queried data, improving the platform's performance by reducing latency during high-frequency trading activities. </w:t>
       </w:r>
     </w:p>
     <w:p>
@@ -7459,24 +7782,41 @@
           <w:bCs/>
           <w:spacing w:val="-2"/>
         </w:rPr>
-        <w:t xml:space="preserve">Utilized </w:t>
-      </w:r>
-      <w:r>
-        <w:rPr>
-          <w:rFonts w:ascii="Times New Roman" w:hAnsi="Times New Roman" w:cs="Times New Roman"/>
-          <w:b/>
-          <w:bCs/>
-          <w:spacing w:val="-2"/>
-        </w:rPr>
-        <w:t>AWS IAM (Identity and Access Management)</w:t>
-      </w:r>
-      <w:r>
-        <w:rPr>
-          <w:rFonts w:ascii="Times New Roman" w:hAnsi="Times New Roman" w:cs="Times New Roman"/>
-          <w:bCs/>
-          <w:spacing w:val="-2"/>
-        </w:rPr>
-        <w:t xml:space="preserve"> to manage secure access to AWS resources and services.</w:t>
+        <w:t xml:space="preserve">Automated build, test, and deployment workflows using </w:t>
+      </w:r>
+      <w:r>
+        <w:rPr>
+          <w:rFonts w:ascii="Times New Roman" w:hAnsi="Times New Roman" w:cs="Times New Roman"/>
+          <w:b/>
+          <w:bCs/>
+          <w:spacing w:val="-2"/>
+        </w:rPr>
+        <w:t>Jenkins</w:t>
+      </w:r>
+      <w:r>
+        <w:rPr>
+          <w:rFonts w:ascii="Times New Roman" w:hAnsi="Times New Roman" w:cs="Times New Roman"/>
+          <w:bCs/>
+          <w:spacing w:val="-2"/>
+        </w:rPr>
+        <w:t xml:space="preserve"> and </w:t>
+      </w:r>
+      <w:r>
+        <w:rPr>
+          <w:rFonts w:ascii="Times New Roman" w:hAnsi="Times New Roman" w:cs="Times New Roman"/>
+          <w:b/>
+          <w:bCs/>
+          <w:spacing w:val="-2"/>
+        </w:rPr>
+        <w:t>GitLab</w:t>
+      </w:r>
+      <w:r>
+        <w:rPr>
+          <w:rFonts w:ascii="Times New Roman" w:hAnsi="Times New Roman" w:cs="Times New Roman"/>
+          <w:bCs/>
+          <w:spacing w:val="-2"/>
+        </w:rPr>
+        <w:t xml:space="preserve">, streamlining the CI/CD pipeline and ensuring consistent, fast, and reliable deployment cycles for new features and updates. </w:t>
       </w:r>
     </w:p>
     <w:p>
@@ -7499,25 +7839,41 @@
           <w:bCs/>
           <w:spacing w:val="-2"/>
         </w:rPr>
-        <w:lastRenderedPageBreak/>
-        <w:t xml:space="preserve">Leveraged the </w:t>
-      </w:r>
-      <w:r>
-        <w:rPr>
-          <w:rFonts w:ascii="Times New Roman" w:hAnsi="Times New Roman" w:cs="Times New Roman"/>
-          <w:b/>
-          <w:bCs/>
-          <w:spacing w:val="-2"/>
-        </w:rPr>
-        <w:t>ELK Stack</w:t>
-      </w:r>
-      <w:r>
-        <w:rPr>
-          <w:rFonts w:ascii="Times New Roman" w:hAnsi="Times New Roman" w:cs="Times New Roman"/>
-          <w:bCs/>
-          <w:spacing w:val="-2"/>
-        </w:rPr>
-        <w:t xml:space="preserve"> (Elasticsearch, Logstash, Kibana) for real-time logging and performance monitoring, enabling proactive issue tracking.</w:t>
+        <w:t xml:space="preserve">Conducted unit and integration testing with </w:t>
+      </w:r>
+      <w:r>
+        <w:rPr>
+          <w:rFonts w:ascii="Times New Roman" w:hAnsi="Times New Roman" w:cs="Times New Roman"/>
+          <w:b/>
+          <w:bCs/>
+          <w:spacing w:val="-2"/>
+        </w:rPr>
+        <w:t>JUnit</w:t>
+      </w:r>
+      <w:r>
+        <w:rPr>
+          <w:rFonts w:ascii="Times New Roman" w:hAnsi="Times New Roman" w:cs="Times New Roman"/>
+          <w:bCs/>
+          <w:spacing w:val="-2"/>
+        </w:rPr>
+        <w:t xml:space="preserve"> and </w:t>
+      </w:r>
+      <w:r>
+        <w:rPr>
+          <w:rFonts w:ascii="Times New Roman" w:hAnsi="Times New Roman" w:cs="Times New Roman"/>
+          <w:b/>
+          <w:bCs/>
+          <w:spacing w:val="-2"/>
+        </w:rPr>
+        <w:t>Mockito</w:t>
+      </w:r>
+      <w:r>
+        <w:rPr>
+          <w:rFonts w:ascii="Times New Roman" w:hAnsi="Times New Roman" w:cs="Times New Roman"/>
+          <w:bCs/>
+          <w:spacing w:val="-2"/>
+        </w:rPr>
+        <w:t xml:space="preserve">, ensuring the reliability and accuracy of backend services, particularly trade execution and market data processing components. </w:t>
       </w:r>
     </w:p>
     <w:p>
@@ -7540,41 +7896,24 @@
           <w:bCs/>
           <w:spacing w:val="-2"/>
         </w:rPr>
-        <w:t xml:space="preserve">Set up </w:t>
-      </w:r>
-      <w:r>
-        <w:rPr>
-          <w:rFonts w:ascii="Times New Roman" w:hAnsi="Times New Roman" w:cs="Times New Roman"/>
-          <w:b/>
-          <w:bCs/>
-          <w:spacing w:val="-2"/>
-        </w:rPr>
-        <w:t>Prometheus</w:t>
-      </w:r>
-      <w:r>
-        <w:rPr>
-          <w:rFonts w:ascii="Times New Roman" w:hAnsi="Times New Roman" w:cs="Times New Roman"/>
-          <w:bCs/>
-          <w:spacing w:val="-2"/>
-        </w:rPr>
-        <w:t xml:space="preserve"> and </w:t>
-      </w:r>
-      <w:r>
-        <w:rPr>
-          <w:rFonts w:ascii="Times New Roman" w:hAnsi="Times New Roman" w:cs="Times New Roman"/>
-          <w:b/>
-          <w:bCs/>
-          <w:spacing w:val="-2"/>
-        </w:rPr>
-        <w:t>Grafana</w:t>
-      </w:r>
-      <w:r>
-        <w:rPr>
-          <w:rFonts w:ascii="Times New Roman" w:hAnsi="Times New Roman" w:cs="Times New Roman"/>
-          <w:bCs/>
-          <w:spacing w:val="-2"/>
-        </w:rPr>
-        <w:t xml:space="preserve"> for system monitoring and visualization of performance metrics such as CPU, memory, and network utilization.</w:t>
+        <w:lastRenderedPageBreak/>
+        <w:t xml:space="preserve">Collaborated with </w:t>
+      </w:r>
+      <w:r>
+        <w:rPr>
+          <w:rFonts w:ascii="Times New Roman" w:hAnsi="Times New Roman" w:cs="Times New Roman"/>
+          <w:b/>
+          <w:spacing w:val="-2"/>
+        </w:rPr>
+        <w:t>cross-functional teams</w:t>
+      </w:r>
+      <w:r>
+        <w:rPr>
+          <w:rFonts w:ascii="Times New Roman" w:hAnsi="Times New Roman" w:cs="Times New Roman"/>
+          <w:bCs/>
+          <w:spacing w:val="-2"/>
+        </w:rPr>
+        <w:t xml:space="preserve">, including business analysts, product owners, and QA engineers, to define feature requirements, refine technical specifications, and ensure alignment with business and compliance needs. </w:t>
       </w:r>
     </w:p>
     <w:p>
@@ -7597,24 +7936,41 @@
           <w:bCs/>
           <w:spacing w:val="-2"/>
         </w:rPr>
-        <w:t xml:space="preserve">Integrated </w:t>
-      </w:r>
-      <w:r>
-        <w:rPr>
-          <w:rFonts w:ascii="Times New Roman" w:hAnsi="Times New Roman" w:cs="Times New Roman"/>
-          <w:b/>
-          <w:bCs/>
-          <w:spacing w:val="-2"/>
-        </w:rPr>
-        <w:t>Sentry</w:t>
-      </w:r>
-      <w:r>
-        <w:rPr>
-          <w:rFonts w:ascii="Times New Roman" w:hAnsi="Times New Roman" w:cs="Times New Roman"/>
-          <w:bCs/>
-          <w:spacing w:val="-2"/>
-        </w:rPr>
-        <w:t xml:space="preserve"> for real-time error tracking, enabling quick resolution of issues that affected application performance or user experience.</w:t>
+        <w:t xml:space="preserve">Participated in </w:t>
+      </w:r>
+      <w:r>
+        <w:rPr>
+          <w:rFonts w:ascii="Times New Roman" w:hAnsi="Times New Roman" w:cs="Times New Roman"/>
+          <w:b/>
+          <w:bCs/>
+          <w:spacing w:val="-2"/>
+        </w:rPr>
+        <w:t>Agile Scrum</w:t>
+      </w:r>
+      <w:r>
+        <w:rPr>
+          <w:rFonts w:ascii="Times New Roman" w:hAnsi="Times New Roman" w:cs="Times New Roman"/>
+          <w:bCs/>
+          <w:spacing w:val="-2"/>
+        </w:rPr>
+        <w:t xml:space="preserve"> processes, including sprint planning, daily stand-ups, and retrospectives, contributing to project tracking and visibility using </w:t>
+      </w:r>
+      <w:r>
+        <w:rPr>
+          <w:rFonts w:ascii="Times New Roman" w:hAnsi="Times New Roman" w:cs="Times New Roman"/>
+          <w:b/>
+          <w:bCs/>
+          <w:spacing w:val="-2"/>
+        </w:rPr>
+        <w:t>JIRA</w:t>
+      </w:r>
+      <w:r>
+        <w:rPr>
+          <w:rFonts w:ascii="Times New Roman" w:hAnsi="Times New Roman" w:cs="Times New Roman"/>
+          <w:bCs/>
+          <w:spacing w:val="-2"/>
+        </w:rPr>
+        <w:t xml:space="preserve">. </w:t>
       </w:r>
     </w:p>
     <w:p>
@@ -7629,32 +7985,281 @@
           <w:rFonts w:ascii="Times New Roman" w:hAnsi="Times New Roman" w:cs="Times New Roman"/>
           <w:bCs/>
           <w:spacing w:val="-2"/>
-        </w:rPr>
-      </w:pPr>
-      <w:r>
-        <w:rPr>
-          <w:rFonts w:ascii="Times New Roman" w:hAnsi="Times New Roman" w:cs="Times New Roman"/>
-          <w:bCs/>
-          <w:spacing w:val="-2"/>
-        </w:rPr>
-        <w:t xml:space="preserve">Collaborated with </w:t>
-      </w:r>
-      <w:r>
-        <w:rPr>
-          <w:rFonts w:ascii="Times New Roman" w:hAnsi="Times New Roman" w:cs="Times New Roman"/>
-          <w:b/>
-          <w:bCs/>
-          <w:spacing w:val="-2"/>
-        </w:rPr>
-        <w:t>product managers</w:t>
-      </w:r>
-      <w:r>
-        <w:rPr>
-          <w:rFonts w:ascii="Times New Roman" w:hAnsi="Times New Roman" w:cs="Times New Roman"/>
-          <w:bCs/>
-          <w:spacing w:val="-2"/>
-        </w:rPr>
-        <w:t xml:space="preserve"> and stakeholders to refine feature requirements and ensure the platform met the needs of healthcare providers and patients.</w:t>
+          <w:lang w:val="en-IN"/>
+        </w:rPr>
+      </w:pPr>
+      <w:r>
+        <w:rPr>
+          <w:rFonts w:ascii="Times New Roman" w:hAnsi="Times New Roman" w:cs="Times New Roman"/>
+          <w:bCs/>
+          <w:spacing w:val="-2"/>
+        </w:rPr>
+        <w:t xml:space="preserve">Adhered to </w:t>
+      </w:r>
+      <w:r>
+        <w:rPr>
+          <w:rFonts w:ascii="Times New Roman" w:hAnsi="Times New Roman" w:cs="Times New Roman"/>
+          <w:b/>
+          <w:bCs/>
+          <w:spacing w:val="-2"/>
+        </w:rPr>
+        <w:t>Test-Driven Development (TDD)</w:t>
+      </w:r>
+      <w:r>
+        <w:rPr>
+          <w:rFonts w:ascii="Times New Roman" w:hAnsi="Times New Roman" w:cs="Times New Roman"/>
+          <w:bCs/>
+          <w:spacing w:val="-2"/>
+        </w:rPr>
+        <w:t xml:space="preserve"> principles, writing comprehensive tests before implementation to ensure code quality and reduce defects in the final product.</w:t>
+      </w:r>
+    </w:p>
+    <w:p>
+      <w:pPr>
+        <w:jc w:val="both"/>
+        <w:rPr>
+          <w:rFonts w:ascii="Times New Roman" w:hAnsi="Times New Roman" w:cs="Times New Roman"/>
+          <w:bCs/>
+          <w:spacing w:val="-2"/>
+          <w:lang w:val="en-IN"/>
+        </w:rPr>
+      </w:pPr>
+    </w:p>
+    <w:p>
+      <w:pPr>
+        <w:spacing w:after="0"/>
+        <w:jc w:val="both"/>
+        <w:rPr>
+          <w:rFonts w:ascii="Times New Roman" w:hAnsi="Times New Roman" w:cs="Times New Roman"/>
+          <w:b/>
+          <w:bCs/>
+          <w:spacing w:val="-2"/>
+          <w:lang w:val="en-IN"/>
+        </w:rPr>
+      </w:pPr>
+      <w:r>
+        <w:rPr>
+          <w:rFonts w:ascii="Times New Roman" w:hAnsi="Times New Roman" w:cs="Times New Roman"/>
+          <w:b/>
+          <w:bCs/>
+        </w:rPr>
+        <w:t xml:space="preserve">Client: </w:t>
+      </w:r>
+      <w:proofErr w:type="spellStart"/>
+      <w:r>
+        <w:rPr>
+          <w:rFonts w:ascii="Times New Roman" w:hAnsi="Times New Roman" w:cs="Times New Roman"/>
+          <w:b/>
+          <w:bCs/>
+          <w:spacing w:val="-2"/>
+          <w:lang w:val="en-IN"/>
+        </w:rPr>
+        <w:t>WalkingTree</w:t>
+      </w:r>
+      <w:proofErr w:type="spellEnd"/>
+      <w:r>
+        <w:rPr>
+          <w:rFonts w:ascii="Times New Roman" w:hAnsi="Times New Roman" w:cs="Times New Roman"/>
+          <w:b/>
+          <w:bCs/>
+          <w:spacing w:val="-2"/>
+          <w:lang w:val="en-IN"/>
+        </w:rPr>
+        <w:t xml:space="preserve"> Technologies, Hyderabad IN</w:t>
+      </w:r>
+    </w:p>
+    <w:p>
+      <w:pPr>
+        <w:pStyle w:val="BodyText"/>
+        <w:spacing w:after="0"/>
+        <w:ind w:left="0" w:firstLine="0"/>
+        <w:rPr>
+          <w:rFonts w:ascii="Times New Roman" w:hAnsi="Times New Roman" w:cs="Times New Roman"/>
+          <w:b/>
+          <w:bCs/>
+        </w:rPr>
+      </w:pPr>
+      <w:r>
+        <w:rPr>
+          <w:rFonts w:ascii="Times New Roman" w:hAnsi="Times New Roman" w:cs="Times New Roman"/>
+          <w:b/>
+          <w:bCs/>
+        </w:rPr>
+        <w:t>Role:</w:t>
+      </w:r>
+      <w:r>
+        <w:rPr>
+          <w:rFonts w:ascii="Times New Roman" w:hAnsi="Times New Roman" w:cs="Times New Roman"/>
+          <w:b/>
+          <w:bCs/>
+          <w:spacing w:val="-2"/>
+          <w:lang w:val="en-IN"/>
+        </w:rPr>
+        <w:t xml:space="preserve"> </w:t>
+      </w:r>
+      <w:r>
+        <w:rPr>
+          <w:rFonts w:ascii="Times New Roman" w:hAnsi="Times New Roman" w:cs="Times New Roman"/>
+          <w:b/>
+          <w:bCs/>
+          <w:spacing w:val="-2"/>
+          <w:lang w:val="en-IN"/>
+        </w:rPr>
+        <w:t xml:space="preserve">Associate </w:t>
+      </w:r>
+      <w:r>
+        <w:rPr>
+          <w:rFonts w:ascii="Times New Roman" w:hAnsi="Times New Roman" w:cs="Times New Roman"/>
+          <w:b/>
+          <w:bCs/>
+          <w:spacing w:val="-2"/>
+          <w:lang w:val="en-IN"/>
+        </w:rPr>
+        <w:t>Java Software Engineer</w:t>
+      </w:r>
+    </w:p>
+    <w:p>
+      <w:pPr>
+        <w:pStyle w:val="BodyText"/>
+        <w:spacing w:after="0"/>
+        <w:ind w:left="0" w:firstLine="0"/>
+        <w:rPr>
+          <w:rFonts w:ascii="Times New Roman" w:hAnsi="Times New Roman" w:cs="Times New Roman"/>
+          <w:b/>
+          <w:bCs/>
+        </w:rPr>
+      </w:pPr>
+      <w:r>
+        <w:rPr>
+          <w:rFonts w:ascii="Times New Roman" w:hAnsi="Times New Roman" w:cs="Times New Roman"/>
+          <w:b/>
+          <w:bCs/>
+        </w:rPr>
+        <w:t xml:space="preserve">Duration: </w:t>
+      </w:r>
+      <w:r>
+        <w:rPr>
+          <w:rFonts w:ascii="Times New Roman" w:hAnsi="Times New Roman" w:cs="Times New Roman"/>
+          <w:b/>
+          <w:bCs/>
+        </w:rPr>
+        <w:t>Apr</w:t>
+      </w:r>
+      <w:r>
+        <w:rPr>
+          <w:rFonts w:ascii="Times New Roman" w:hAnsi="Times New Roman" w:cs="Times New Roman"/>
+          <w:b/>
+          <w:bCs/>
+        </w:rPr>
+        <w:t xml:space="preserve"> 201</w:t>
+      </w:r>
+      <w:r>
+        <w:rPr>
+          <w:rFonts w:ascii="Times New Roman" w:hAnsi="Times New Roman" w:cs="Times New Roman"/>
+          <w:b/>
+          <w:bCs/>
+        </w:rPr>
+        <w:t>6</w:t>
+      </w:r>
+      <w:r>
+        <w:rPr>
+          <w:rFonts w:ascii="Times New Roman" w:hAnsi="Times New Roman" w:cs="Times New Roman"/>
+          <w:b/>
+          <w:bCs/>
+        </w:rPr>
+        <w:t xml:space="preserve"> – Jun 201</w:t>
+      </w:r>
+      <w:r>
+        <w:rPr>
+          <w:rFonts w:ascii="Times New Roman" w:hAnsi="Times New Roman" w:cs="Times New Roman"/>
+          <w:b/>
+          <w:bCs/>
+        </w:rPr>
+        <w:t>8</w:t>
+      </w:r>
+      <w:r>
+        <w:rPr>
+          <w:rFonts w:ascii="Times New Roman" w:hAnsi="Times New Roman" w:cs="Times New Roman"/>
+          <w:b/>
+          <w:bCs/>
+        </w:rPr>
+        <w:t xml:space="preserve"> </w:t>
+      </w:r>
+    </w:p>
+    <w:p>
+      <w:pPr>
+        <w:pStyle w:val="BodyText"/>
+        <w:spacing w:after="0"/>
+        <w:ind w:left="0" w:firstLine="0"/>
+        <w:rPr>
+          <w:rFonts w:ascii="Times New Roman" w:hAnsi="Times New Roman" w:cs="Times New Roman"/>
+          <w:b/>
+          <w:bCs/>
+        </w:rPr>
+      </w:pPr>
+      <w:r>
+        <w:rPr>
+          <w:rFonts w:ascii="Times New Roman" w:hAnsi="Times New Roman" w:cs="Times New Roman"/>
+          <w:b/>
+          <w:bCs/>
+        </w:rPr>
+        <w:t xml:space="preserve">Project: </w:t>
+      </w:r>
+      <w:r>
+        <w:rPr>
+          <w:rFonts w:ascii="Times New Roman" w:hAnsi="Times New Roman" w:cs="Times New Roman"/>
+          <w:b/>
+          <w:bCs/>
+        </w:rPr>
+        <w:t>Automated Workflow Management System</w:t>
+      </w:r>
+    </w:p>
+    <w:p>
+      <w:pPr>
+        <w:pStyle w:val="BodyText"/>
+        <w:spacing w:after="0"/>
+        <w:ind w:left="0" w:firstLine="0"/>
+        <w:jc w:val="both"/>
+        <w:rPr>
+          <w:rFonts w:ascii="Times New Roman" w:hAnsi="Times New Roman" w:cs="Times New Roman"/>
+        </w:rPr>
+      </w:pPr>
+      <w:r>
+        <w:rPr>
+          <w:rFonts w:ascii="Times New Roman" w:hAnsi="Times New Roman" w:cs="Times New Roman"/>
+        </w:rPr>
+        <w:t>The Automated Workflow Management System is an internal solution developed to automate and streamline various business processes, ensuring more efficient task management, seamless collaboration, and faster decision-making. The system offers tools for automating approvals, task assignments, notifications, and status tracking, which significantly reduces manual work and optimizes workflow processes.</w:t>
+      </w:r>
+    </w:p>
+    <w:p>
+      <w:pPr>
+        <w:pStyle w:val="BodyText"/>
+        <w:spacing w:after="0"/>
+        <w:ind w:left="0" w:firstLine="0"/>
+        <w:jc w:val="both"/>
+        <w:rPr>
+          <w:rFonts w:ascii="Times New Roman" w:hAnsi="Times New Roman" w:cs="Times New Roman"/>
+        </w:rPr>
+      </w:pPr>
+    </w:p>
+    <w:p>
+      <w:pPr>
+        <w:jc w:val="both"/>
+        <w:rPr>
+          <w:rFonts w:ascii="Times New Roman" w:hAnsi="Times New Roman" w:cs="Times New Roman"/>
+          <w:b/>
+          <w:spacing w:val="-2"/>
+          <w:lang w:val="en-IN"/>
+        </w:rPr>
+      </w:pPr>
+      <w:r>
+        <w:rPr>
+          <w:rFonts w:ascii="Times New Roman" w:hAnsi="Times New Roman" w:cs="Times New Roman"/>
+          <w:b/>
+          <w:spacing w:val="-2"/>
+          <w:lang w:val="en-IN"/>
+        </w:rPr>
+        <w:t>Roles &amp; Responsibilities:</w:t>
       </w:r>
     </w:p>
     <w:p>
@@ -7674,44 +8279,36 @@
       <w:r>
         <w:rPr>
           <w:rFonts w:ascii="Times New Roman" w:hAnsi="Times New Roman" w:cs="Times New Roman"/>
-          <w:bCs/>
-          <w:spacing w:val="-2"/>
-        </w:rPr>
-        <w:t xml:space="preserve">Conducted </w:t>
-      </w:r>
-      <w:r>
-        <w:rPr>
-          <w:rFonts w:ascii="Times New Roman" w:hAnsi="Times New Roman" w:cs="Times New Roman"/>
-          <w:b/>
-          <w:bCs/>
-          <w:spacing w:val="-2"/>
-        </w:rPr>
-        <w:t>code reviews</w:t>
-      </w:r>
-      <w:r>
-        <w:rPr>
-          <w:rFonts w:ascii="Times New Roman" w:hAnsi="Times New Roman" w:cs="Times New Roman"/>
-          <w:bCs/>
-          <w:spacing w:val="-2"/>
-        </w:rPr>
-        <w:t xml:space="preserve"> and </w:t>
-      </w:r>
-      <w:r>
-        <w:rPr>
-          <w:rFonts w:ascii="Times New Roman" w:hAnsi="Times New Roman" w:cs="Times New Roman"/>
-          <w:b/>
-          <w:bCs/>
-          <w:spacing w:val="-2"/>
-        </w:rPr>
-        <w:t>pair programming</w:t>
-      </w:r>
-      <w:r>
-        <w:rPr>
-          <w:rFonts w:ascii="Times New Roman" w:hAnsi="Times New Roman" w:cs="Times New Roman"/>
-          <w:bCs/>
-          <w:spacing w:val="-2"/>
-        </w:rPr>
-        <w:t xml:space="preserve"> sessions, promoting knowledge sharing, ensuring high code quality, and fostering best practices.</w:t>
+          <w:b/>
+          <w:bCs/>
+          <w:spacing w:val="-2"/>
+        </w:rPr>
+        <w:t>Provided ongoing support</w:t>
+      </w:r>
+      <w:r>
+        <w:rPr>
+          <w:rFonts w:ascii="Times New Roman" w:hAnsi="Times New Roman" w:cs="Times New Roman"/>
+          <w:bCs/>
+          <w:spacing w:val="-2"/>
+        </w:rPr>
+        <w:t xml:space="preserve"> for the </w:t>
+      </w:r>
+      <w:r>
+        <w:rPr>
+          <w:rFonts w:ascii="Times New Roman" w:hAnsi="Times New Roman" w:cs="Times New Roman"/>
+          <w:b/>
+          <w:bCs/>
+          <w:spacing w:val="-2"/>
+        </w:rPr>
+        <w:t>Automated Workflow Management System</w:t>
+      </w:r>
+      <w:r>
+        <w:rPr>
+          <w:rFonts w:ascii="Times New Roman" w:hAnsi="Times New Roman" w:cs="Times New Roman"/>
+          <w:bCs/>
+          <w:spacing w:val="-2"/>
+        </w:rPr>
+        <w:t xml:space="preserve">, ensuring smooth operational flow and assisting internal teams with any technical issues. </w:t>
       </w:r>
     </w:p>
     <w:p>
@@ -7731,266 +8328,53 @@
       <w:r>
         <w:rPr>
           <w:rFonts w:ascii="Times New Roman" w:hAnsi="Times New Roman" w:cs="Times New Roman"/>
-          <w:bCs/>
-          <w:spacing w:val="-2"/>
-        </w:rPr>
-        <w:t>Communicated technical challenges and updates to non-technical stakeholders, ensuring alignment with business goals and timely resolution of blockers.</w:t>
-      </w:r>
-    </w:p>
-    <w:p>
-      <w:pPr>
-        <w:jc w:val="both"/>
-        <w:rPr>
-          <w:rFonts w:ascii="Times New Roman" w:hAnsi="Times New Roman" w:cs="Times New Roman"/>
-          <w:bCs/>
-          <w:spacing w:val="-2"/>
-          <w:lang w:val="en-IN"/>
-        </w:rPr>
-      </w:pPr>
-      <w:r>
-        <w:rPr>
-          <w:rFonts w:ascii="Times New Roman" w:hAnsi="Times New Roman" w:cs="Times New Roman"/>
-          <w:b/>
-          <w:spacing w:val="-2"/>
-          <w:lang w:val="en-IN"/>
-        </w:rPr>
-        <w:t>Environment:</w:t>
-      </w:r>
-      <w:r>
-        <w:rPr>
-          <w:rFonts w:ascii="Times New Roman" w:hAnsi="Times New Roman" w:cs="Times New Roman"/>
-          <w:bCs/>
-          <w:spacing w:val="-2"/>
-          <w:lang w:val="en-IN"/>
-        </w:rPr>
-        <w:t xml:space="preserve"> </w:t>
-      </w:r>
-      <w:r>
-        <w:rPr>
-          <w:rFonts w:ascii="Times New Roman" w:hAnsi="Times New Roman" w:cs="Times New Roman"/>
-          <w:bCs/>
-          <w:spacing w:val="-2"/>
-        </w:rPr>
-        <w:t>Angular 12, TypeScript, HTML5, CSS3, Java 11, Spring Boot 2.5, RESTful APIs, Spring Data JPA, PostgreSQL, AWS RDS, AWS S3, AWS EC2, AWS Lambda, AWS CloudWatch, AWS Auto Scaling, Jenkins, Docker, Kubernetes, GitHub Actions, JUnit, Mockito, JEST, ELK Stack, Prometheus, Grafana, OAuth 2.0, JWT, HIPAA compliance, Scrum, JIRA.</w:t>
-      </w:r>
-    </w:p>
-    <w:p>
-      <w:pPr>
-        <w:jc w:val="both"/>
-        <w:rPr>
-          <w:rFonts w:ascii="Times New Roman" w:hAnsi="Times New Roman" w:cs="Times New Roman"/>
-          <w:bCs/>
-          <w:spacing w:val="-2"/>
-          <w:lang w:val="en-IN"/>
-        </w:rPr>
-      </w:pPr>
-    </w:p>
-    <w:p>
-      <w:pPr>
-        <w:pStyle w:val="BodyText"/>
-        <w:spacing w:after="0"/>
-        <w:ind w:left="0" w:firstLine="0"/>
-        <w:rPr>
-          <w:rFonts w:ascii="Times New Roman" w:hAnsi="Times New Roman" w:cs="Times New Roman"/>
-          <w:b/>
-          <w:bCs/>
-        </w:rPr>
-      </w:pPr>
-    </w:p>
-    <w:p>
-      <w:pPr>
-        <w:pStyle w:val="BodyText"/>
-        <w:spacing w:after="0"/>
-        <w:ind w:left="0" w:firstLine="0"/>
-        <w:rPr>
-          <w:rFonts w:ascii="Times New Roman" w:hAnsi="Times New Roman" w:cs="Times New Roman"/>
-          <w:b/>
-          <w:bCs/>
-        </w:rPr>
-      </w:pPr>
-    </w:p>
-    <w:p>
-      <w:pPr>
-        <w:pStyle w:val="BodyText"/>
-        <w:spacing w:after="0"/>
-        <w:ind w:left="0" w:firstLine="0"/>
-        <w:rPr>
-          <w:rFonts w:ascii="Times New Roman" w:hAnsi="Times New Roman" w:cs="Times New Roman"/>
-          <w:b/>
-          <w:bCs/>
-        </w:rPr>
-      </w:pPr>
-      <w:r>
-        <w:rPr>
-          <w:rFonts w:ascii="Times New Roman" w:hAnsi="Times New Roman" w:cs="Times New Roman"/>
-          <w:b/>
-          <w:bCs/>
-        </w:rPr>
-        <w:t>Client</w:t>
-      </w:r>
-      <w:r>
-        <w:rPr>
-          <w:rFonts w:ascii="Times New Roman" w:hAnsi="Times New Roman" w:cs="Times New Roman"/>
-          <w:b/>
-          <w:bCs/>
-        </w:rPr>
-        <w:t>:</w:t>
-      </w:r>
-      <w:r>
-        <w:rPr>
-          <w:rFonts w:ascii="Times New Roman" w:hAnsi="Times New Roman" w:cs="Times New Roman"/>
-          <w:b/>
-          <w:bCs/>
-        </w:rPr>
-        <w:t xml:space="preserve"> </w:t>
-      </w:r>
-      <w:r>
-        <w:rPr>
-          <w:rFonts w:ascii="Times New Roman" w:hAnsi="Times New Roman" w:cs="Times New Roman"/>
-          <w:b/>
-          <w:bCs/>
-        </w:rPr>
-        <w:t xml:space="preserve">Credit Suisse, NYC, NY </w:t>
-      </w:r>
-    </w:p>
-    <w:p>
-      <w:pPr>
-        <w:pStyle w:val="BodyText"/>
-        <w:spacing w:after="0"/>
-        <w:ind w:left="0" w:firstLine="0"/>
-        <w:rPr>
-          <w:rFonts w:ascii="Times New Roman" w:hAnsi="Times New Roman" w:cs="Times New Roman"/>
-          <w:b/>
-          <w:bCs/>
-        </w:rPr>
-      </w:pPr>
-      <w:r>
-        <w:rPr>
-          <w:rFonts w:ascii="Times New Roman" w:hAnsi="Times New Roman" w:cs="Times New Roman"/>
-          <w:b/>
-          <w:bCs/>
-        </w:rPr>
-        <w:t>Role:</w:t>
-      </w:r>
-      <w:r>
-        <w:rPr>
-          <w:rFonts w:ascii="Times New Roman" w:hAnsi="Times New Roman" w:cs="Times New Roman"/>
-          <w:b/>
-          <w:bCs/>
-          <w:spacing w:val="-2"/>
-          <w:lang w:val="en-IN"/>
-        </w:rPr>
-        <w:t xml:space="preserve"> </w:t>
-      </w:r>
-      <w:r>
-        <w:rPr>
-          <w:rFonts w:ascii="Times New Roman" w:hAnsi="Times New Roman" w:cs="Times New Roman"/>
-          <w:b/>
-          <w:bCs/>
-          <w:spacing w:val="-2"/>
-        </w:rPr>
-        <w:t>Software Engineer</w:t>
-      </w:r>
-    </w:p>
-    <w:p>
-      <w:pPr>
-        <w:pStyle w:val="BodyText"/>
-        <w:spacing w:after="0"/>
-        <w:ind w:left="0" w:firstLine="0"/>
-        <w:rPr>
-          <w:rFonts w:ascii="Times New Roman" w:hAnsi="Times New Roman" w:cs="Times New Roman"/>
-          <w:bCs/>
-        </w:rPr>
-      </w:pPr>
-      <w:r>
-        <w:rPr>
-          <w:rFonts w:ascii="Times New Roman" w:hAnsi="Times New Roman" w:cs="Times New Roman"/>
-          <w:b/>
-          <w:bCs/>
-        </w:rPr>
-        <w:t>Duration: August 2016 – September 2018</w:t>
-      </w:r>
-      <w:r>
-        <w:rPr>
-          <w:rFonts w:ascii="Times New Roman" w:hAnsi="Times New Roman" w:cs="Times New Roman"/>
-          <w:bCs/>
-        </w:rPr>
-        <w:t xml:space="preserve"> </w:t>
-      </w:r>
-    </w:p>
-    <w:p>
-      <w:pPr>
-        <w:jc w:val="both"/>
-        <w:rPr>
-          <w:rFonts w:ascii="Times New Roman" w:hAnsi="Times New Roman" w:cs="Times New Roman"/>
-          <w:b/>
-          <w:spacing w:val="-2"/>
-        </w:rPr>
-      </w:pPr>
-      <w:r>
-        <w:rPr>
-          <w:rFonts w:ascii="Times New Roman" w:hAnsi="Times New Roman" w:cs="Times New Roman"/>
-          <w:b/>
-          <w:spacing w:val="-2"/>
-          <w:lang w:val="en-IN"/>
-        </w:rPr>
-        <w:t>Project:</w:t>
-      </w:r>
-      <w:r>
-        <w:rPr>
-          <w:rFonts w:ascii="Times New Roman" w:hAnsi="Times New Roman" w:cs="Times New Roman"/>
-          <w:b/>
-          <w:spacing w:val="-2"/>
-          <w:lang w:val="en-IN"/>
-        </w:rPr>
-        <w:t xml:space="preserve"> </w:t>
-      </w:r>
-      <w:r>
-        <w:rPr>
-          <w:rFonts w:ascii="Times New Roman" w:hAnsi="Times New Roman" w:cs="Times New Roman"/>
-          <w:b/>
-          <w:spacing w:val="-2"/>
-        </w:rPr>
-        <w:t>Client Trading Technology Platform</w:t>
-      </w:r>
-    </w:p>
-    <w:p>
-      <w:pPr>
-        <w:jc w:val="both"/>
-        <w:rPr>
-          <w:rFonts w:ascii="Times New Roman" w:hAnsi="Times New Roman" w:cs="Times New Roman"/>
-          <w:bCs/>
-          <w:spacing w:val="-2"/>
-          <w:lang w:val="en-IN"/>
-        </w:rPr>
-      </w:pPr>
-      <w:r>
-        <w:rPr>
-          <w:rFonts w:ascii="Times New Roman" w:hAnsi="Times New Roman" w:cs="Times New Roman"/>
-          <w:bCs/>
-          <w:spacing w:val="-2"/>
-        </w:rPr>
-        <w:t>The Client Trading Technology Platform is a high-performance, real-time trading platform designed to empower institutional traders and clients to execute and manage trades seamlessly across a wide range of financial instruments. With an emphasis on scalability, security, and speed, this platform integrates real-time market data, trade execution, and client portfolio management, delivering a robust solution for complex financial environments. The platform leverages Angular for the frontend and Java-based backend services to ensure a responsive, intuitive, and highly secure user experience.</w:t>
-      </w:r>
-    </w:p>
-    <w:p>
-      <w:pPr>
-        <w:jc w:val="both"/>
-        <w:rPr>
-          <w:rFonts w:ascii="Times New Roman" w:hAnsi="Times New Roman" w:cs="Times New Roman"/>
-          <w:b/>
-          <w:spacing w:val="-2"/>
-          <w:lang w:val="en-IN"/>
-        </w:rPr>
-      </w:pPr>
-      <w:r>
-        <w:rPr>
-          <w:rFonts w:ascii="Times New Roman" w:hAnsi="Times New Roman" w:cs="Times New Roman"/>
-          <w:b/>
-          <w:spacing w:val="-2"/>
-          <w:lang w:val="en-IN"/>
-        </w:rPr>
-        <w:t>Roles &amp; Responsibilities:</w:t>
+          <w:b/>
+          <w:bCs/>
+          <w:spacing w:val="-2"/>
+        </w:rPr>
+        <w:t>Backend services</w:t>
+      </w:r>
+      <w:r>
+        <w:rPr>
+          <w:rFonts w:ascii="Times New Roman" w:hAnsi="Times New Roman" w:cs="Times New Roman"/>
+          <w:bCs/>
+          <w:spacing w:val="-2"/>
+        </w:rPr>
+        <w:t xml:space="preserve"> were built using </w:t>
+      </w:r>
+      <w:r>
+        <w:rPr>
+          <w:rFonts w:ascii="Times New Roman" w:hAnsi="Times New Roman" w:cs="Times New Roman"/>
+          <w:b/>
+          <w:bCs/>
+          <w:spacing w:val="-2"/>
+        </w:rPr>
+        <w:t>Java 11</w:t>
+      </w:r>
+      <w:r>
+        <w:rPr>
+          <w:rFonts w:ascii="Times New Roman" w:hAnsi="Times New Roman" w:cs="Times New Roman"/>
+          <w:bCs/>
+          <w:spacing w:val="-2"/>
+        </w:rPr>
+        <w:t xml:space="preserve"> and </w:t>
+      </w:r>
+      <w:r>
+        <w:rPr>
+          <w:rFonts w:ascii="Times New Roman" w:hAnsi="Times New Roman" w:cs="Times New Roman"/>
+          <w:b/>
+          <w:bCs/>
+          <w:spacing w:val="-2"/>
+        </w:rPr>
+        <w:t>Spring Boot</w:t>
+      </w:r>
+      <w:r>
+        <w:rPr>
+          <w:rFonts w:ascii="Times New Roman" w:hAnsi="Times New Roman" w:cs="Times New Roman"/>
+          <w:bCs/>
+          <w:spacing w:val="-2"/>
+        </w:rPr>
+        <w:t xml:space="preserve">, and I contributed to resolving backend issues, ensuring system reliability. </w:t>
       </w:r>
     </w:p>
     <w:p>
@@ -8010,27 +8394,19 @@
       <w:r>
         <w:rPr>
           <w:rFonts w:ascii="Times New Roman" w:hAnsi="Times New Roman" w:cs="Times New Roman"/>
-          <w:bCs/>
-          <w:spacing w:val="-2"/>
-        </w:rPr>
-        <w:t xml:space="preserve">Developed dynamic, responsive user interfaces for the trading platform using </w:t>
-      </w:r>
-      <w:r>
-        <w:rPr>
-          <w:rFonts w:ascii="Times New Roman" w:hAnsi="Times New Roman" w:cs="Times New Roman"/>
-          <w:b/>
-          <w:bCs/>
-          <w:spacing w:val="-2"/>
-        </w:rPr>
-        <w:t>Angular</w:t>
-      </w:r>
-      <w:r>
-        <w:rPr>
-          <w:rFonts w:ascii="Times New Roman" w:hAnsi="Times New Roman" w:cs="Times New Roman"/>
-          <w:bCs/>
-          <w:spacing w:val="-2"/>
-        </w:rPr>
-        <w:t xml:space="preserve">, ensuring a smooth and user-friendly experience for traders and clients across devices. </w:t>
+          <w:b/>
+          <w:bCs/>
+          <w:spacing w:val="-2"/>
+        </w:rPr>
+        <w:t>Assisted in managing PostgreSQL</w:t>
+      </w:r>
+      <w:r>
+        <w:rPr>
+          <w:rFonts w:ascii="Times New Roman" w:hAnsi="Times New Roman" w:cs="Times New Roman"/>
+          <w:bCs/>
+          <w:spacing w:val="-2"/>
+        </w:rPr>
+        <w:t xml:space="preserve">, ensuring smooth database operations, optimizing queries, and maintaining data integrity within the system. </w:t>
       </w:r>
     </w:p>
     <w:p>
@@ -8050,62 +8426,19 @@
       <w:r>
         <w:rPr>
           <w:rFonts w:ascii="Times New Roman" w:hAnsi="Times New Roman" w:cs="Times New Roman"/>
-          <w:bCs/>
-          <w:spacing w:val="-2"/>
-        </w:rPr>
-        <w:t xml:space="preserve">Utilized </w:t>
-      </w:r>
-      <w:r>
-        <w:rPr>
-          <w:rFonts w:ascii="Times New Roman" w:hAnsi="Times New Roman" w:cs="Times New Roman"/>
-          <w:b/>
-          <w:bCs/>
-          <w:spacing w:val="-2"/>
-        </w:rPr>
-        <w:t>Angular services</w:t>
-      </w:r>
-      <w:r>
-        <w:rPr>
-          <w:rFonts w:ascii="Times New Roman" w:hAnsi="Times New Roman" w:cs="Times New Roman"/>
-          <w:bCs/>
-          <w:spacing w:val="-2"/>
-        </w:rPr>
-        <w:t xml:space="preserve"> and </w:t>
-      </w:r>
-      <w:proofErr w:type="spellStart"/>
-      <w:r>
-        <w:rPr>
-          <w:rFonts w:ascii="Times New Roman" w:hAnsi="Times New Roman" w:cs="Times New Roman"/>
-          <w:b/>
-          <w:bCs/>
-          <w:spacing w:val="-2"/>
-        </w:rPr>
-        <w:t>RxJS</w:t>
-      </w:r>
-      <w:proofErr w:type="spellEnd"/>
-      <w:r>
-        <w:rPr>
-          <w:rFonts w:ascii="Times New Roman" w:hAnsi="Times New Roman" w:cs="Times New Roman"/>
-          <w:bCs/>
-          <w:spacing w:val="-2"/>
-        </w:rPr>
-        <w:t xml:space="preserve"> to manage real-time data streams, enabling asynchronous data handling for market feeds, trade execution statuses, and client portfolio updates, ensuring </w:t>
-      </w:r>
-      <w:r>
-        <w:rPr>
-          <w:rFonts w:ascii="Times New Roman" w:hAnsi="Times New Roman" w:cs="Times New Roman"/>
-          <w:bCs/>
-          <w:spacing w:val="-2"/>
-        </w:rPr>
-        <w:t>seamless</w:t>
-      </w:r>
-      <w:r>
-        <w:rPr>
-          <w:rFonts w:ascii="Times New Roman" w:hAnsi="Times New Roman" w:cs="Times New Roman"/>
-          <w:bCs/>
-          <w:spacing w:val="-2"/>
-        </w:rPr>
-        <w:t xml:space="preserve"> user experience. </w:t>
+          <w:b/>
+          <w:bCs/>
+          <w:spacing w:val="-2"/>
+        </w:rPr>
+        <w:t>Integrated and supported Kafka for real-time data streaming</w:t>
+      </w:r>
+      <w:r>
+        <w:rPr>
+          <w:rFonts w:ascii="Times New Roman" w:hAnsi="Times New Roman" w:cs="Times New Roman"/>
+          <w:bCs/>
+          <w:spacing w:val="-2"/>
+        </w:rPr>
+        <w:t xml:space="preserve">, enabling efficient messaging and data updates across the system’s components. </w:t>
       </w:r>
     </w:p>
     <w:p>
@@ -8125,61 +8458,70 @@
       <w:r>
         <w:rPr>
           <w:rFonts w:ascii="Times New Roman" w:hAnsi="Times New Roman" w:cs="Times New Roman"/>
-          <w:bCs/>
-          <w:spacing w:val="-2"/>
-        </w:rPr>
-        <w:t xml:space="preserve">Designed and implemented </w:t>
-      </w:r>
-      <w:r>
-        <w:rPr>
-          <w:rFonts w:ascii="Times New Roman" w:hAnsi="Times New Roman" w:cs="Times New Roman"/>
-          <w:b/>
-          <w:bCs/>
-          <w:spacing w:val="-2"/>
-        </w:rPr>
-        <w:t>RESTful APIs</w:t>
-      </w:r>
-      <w:r>
-        <w:rPr>
-          <w:rFonts w:ascii="Times New Roman" w:hAnsi="Times New Roman" w:cs="Times New Roman"/>
-          <w:bCs/>
-          <w:spacing w:val="-2"/>
-        </w:rPr>
-        <w:t xml:space="preserve"> using </w:t>
-      </w:r>
-      <w:r>
-        <w:rPr>
-          <w:rFonts w:ascii="Times New Roman" w:hAnsi="Times New Roman" w:cs="Times New Roman"/>
-          <w:b/>
-          <w:bCs/>
-          <w:spacing w:val="-2"/>
-        </w:rPr>
-        <w:t>Java 17</w:t>
-      </w:r>
-      <w:r>
-        <w:rPr>
-          <w:rFonts w:ascii="Times New Roman" w:hAnsi="Times New Roman" w:cs="Times New Roman"/>
-          <w:bCs/>
-          <w:spacing w:val="-2"/>
-        </w:rPr>
-        <w:t xml:space="preserve"> and </w:t>
-      </w:r>
-      <w:r>
-        <w:rPr>
-          <w:rFonts w:ascii="Times New Roman" w:hAnsi="Times New Roman" w:cs="Times New Roman"/>
-          <w:b/>
-          <w:bCs/>
-          <w:spacing w:val="-2"/>
-        </w:rPr>
-        <w:t>Spring Boot</w:t>
-      </w:r>
-      <w:r>
-        <w:rPr>
-          <w:rFonts w:ascii="Times New Roman" w:hAnsi="Times New Roman" w:cs="Times New Roman"/>
-          <w:bCs/>
-          <w:spacing w:val="-2"/>
-        </w:rPr>
-        <w:t xml:space="preserve">, ensuring secure, efficient communication between the frontend and backend services for real-time trade processing and market data analysis. </w:t>
+          <w:b/>
+          <w:bCs/>
+          <w:spacing w:val="-2"/>
+        </w:rPr>
+        <w:t>Utilized AWS services</w:t>
+      </w:r>
+      <w:r>
+        <w:rPr>
+          <w:rFonts w:ascii="Times New Roman" w:hAnsi="Times New Roman" w:cs="Times New Roman"/>
+          <w:bCs/>
+          <w:spacing w:val="-2"/>
+        </w:rPr>
+        <w:t xml:space="preserve"> such as </w:t>
+      </w:r>
+      <w:r>
+        <w:rPr>
+          <w:rFonts w:ascii="Times New Roman" w:hAnsi="Times New Roman" w:cs="Times New Roman"/>
+          <w:b/>
+          <w:bCs/>
+          <w:spacing w:val="-2"/>
+        </w:rPr>
+        <w:t>EC2</w:t>
+      </w:r>
+      <w:r>
+        <w:rPr>
+          <w:rFonts w:ascii="Times New Roman" w:hAnsi="Times New Roman" w:cs="Times New Roman"/>
+          <w:bCs/>
+          <w:spacing w:val="-2"/>
+        </w:rPr>
+        <w:t xml:space="preserve">, </w:t>
+      </w:r>
+      <w:r>
+        <w:rPr>
+          <w:rFonts w:ascii="Times New Roman" w:hAnsi="Times New Roman" w:cs="Times New Roman"/>
+          <w:b/>
+          <w:bCs/>
+          <w:spacing w:val="-2"/>
+        </w:rPr>
+        <w:t>RDS</w:t>
+      </w:r>
+      <w:r>
+        <w:rPr>
+          <w:rFonts w:ascii="Times New Roman" w:hAnsi="Times New Roman" w:cs="Times New Roman"/>
+          <w:bCs/>
+          <w:spacing w:val="-2"/>
+        </w:rPr>
+        <w:t xml:space="preserve">, and </w:t>
+      </w:r>
+      <w:r>
+        <w:rPr>
+          <w:rFonts w:ascii="Times New Roman" w:hAnsi="Times New Roman" w:cs="Times New Roman"/>
+          <w:b/>
+          <w:bCs/>
+          <w:spacing w:val="-2"/>
+        </w:rPr>
+        <w:t>S3</w:t>
+      </w:r>
+      <w:r>
+        <w:rPr>
+          <w:rFonts w:ascii="Times New Roman" w:hAnsi="Times New Roman" w:cs="Times New Roman"/>
+          <w:bCs/>
+          <w:spacing w:val="-2"/>
+        </w:rPr>
+        <w:t xml:space="preserve"> to manage cloud infrastructure, ensuring high availability and scalability. </w:t>
       </w:r>
     </w:p>
     <w:p>
@@ -8199,44 +8541,36 @@
       <w:r>
         <w:rPr>
           <w:rFonts w:ascii="Times New Roman" w:hAnsi="Times New Roman" w:cs="Times New Roman"/>
-          <w:bCs/>
-          <w:spacing w:val="-2"/>
-        </w:rPr>
-        <w:t xml:space="preserve">Developed </w:t>
-      </w:r>
-      <w:r>
-        <w:rPr>
-          <w:rFonts w:ascii="Times New Roman" w:hAnsi="Times New Roman" w:cs="Times New Roman"/>
-          <w:b/>
-          <w:bCs/>
-          <w:spacing w:val="-2"/>
-        </w:rPr>
-        <w:t>microservices</w:t>
-      </w:r>
-      <w:r>
-        <w:rPr>
-          <w:rFonts w:ascii="Times New Roman" w:hAnsi="Times New Roman" w:cs="Times New Roman"/>
-          <w:bCs/>
-          <w:spacing w:val="-2"/>
-        </w:rPr>
-        <w:t xml:space="preserve"> architecture using </w:t>
-      </w:r>
-      <w:r>
-        <w:rPr>
-          <w:rFonts w:ascii="Times New Roman" w:hAnsi="Times New Roman" w:cs="Times New Roman"/>
-          <w:b/>
-          <w:bCs/>
-          <w:spacing w:val="-2"/>
-        </w:rPr>
-        <w:t>Spring Boot</w:t>
-      </w:r>
-      <w:r>
-        <w:rPr>
-          <w:rFonts w:ascii="Times New Roman" w:hAnsi="Times New Roman" w:cs="Times New Roman"/>
-          <w:bCs/>
-          <w:spacing w:val="-2"/>
-        </w:rPr>
-        <w:t xml:space="preserve"> to ensure a scalable, modular approach to platform components, including trade execution, risk management, and order processing services. </w:t>
+          <w:b/>
+          <w:bCs/>
+          <w:spacing w:val="-2"/>
+        </w:rPr>
+        <w:t>Monitored application performance</w:t>
+      </w:r>
+      <w:r>
+        <w:rPr>
+          <w:rFonts w:ascii="Times New Roman" w:hAnsi="Times New Roman" w:cs="Times New Roman"/>
+          <w:bCs/>
+          <w:spacing w:val="-2"/>
+        </w:rPr>
+        <w:t xml:space="preserve"> using </w:t>
+      </w:r>
+      <w:r>
+        <w:rPr>
+          <w:rFonts w:ascii="Times New Roman" w:hAnsi="Times New Roman" w:cs="Times New Roman"/>
+          <w:b/>
+          <w:bCs/>
+          <w:spacing w:val="-2"/>
+        </w:rPr>
+        <w:t>AWS CloudWatch</w:t>
+      </w:r>
+      <w:r>
+        <w:rPr>
+          <w:rFonts w:ascii="Times New Roman" w:hAnsi="Times New Roman" w:cs="Times New Roman"/>
+          <w:bCs/>
+          <w:spacing w:val="-2"/>
+        </w:rPr>
+        <w:t xml:space="preserve"> and implemented necessary optimizations to ensure system reliability. </w:t>
       </w:r>
     </w:p>
     <w:p>
@@ -8256,27 +8590,36 @@
       <w:r>
         <w:rPr>
           <w:rFonts w:ascii="Times New Roman" w:hAnsi="Times New Roman" w:cs="Times New Roman"/>
-          <w:bCs/>
-          <w:spacing w:val="-2"/>
-        </w:rPr>
-        <w:t xml:space="preserve">Integrated </w:t>
-      </w:r>
-      <w:r>
-        <w:rPr>
-          <w:rFonts w:ascii="Times New Roman" w:hAnsi="Times New Roman" w:cs="Times New Roman"/>
-          <w:b/>
-          <w:bCs/>
-          <w:spacing w:val="-2"/>
-        </w:rPr>
-        <w:t>Apache Kafka</w:t>
-      </w:r>
-      <w:r>
-        <w:rPr>
-          <w:rFonts w:ascii="Times New Roman" w:hAnsi="Times New Roman" w:cs="Times New Roman"/>
-          <w:bCs/>
-          <w:spacing w:val="-2"/>
-        </w:rPr>
-        <w:t xml:space="preserve"> for event-driven data streaming, enabling real-time updates on trade status, market alerts, and execution logs across distributed services. </w:t>
+          <w:b/>
+          <w:bCs/>
+          <w:spacing w:val="-2"/>
+        </w:rPr>
+        <w:t>Assisted in maintaining CI/CD pipelines</w:t>
+      </w:r>
+      <w:r>
+        <w:rPr>
+          <w:rFonts w:ascii="Times New Roman" w:hAnsi="Times New Roman" w:cs="Times New Roman"/>
+          <w:bCs/>
+          <w:spacing w:val="-2"/>
+        </w:rPr>
+        <w:t xml:space="preserve"> with </w:t>
+      </w:r>
+      <w:r>
+        <w:rPr>
+          <w:rFonts w:ascii="Times New Roman" w:hAnsi="Times New Roman" w:cs="Times New Roman"/>
+          <w:b/>
+          <w:bCs/>
+          <w:spacing w:val="-2"/>
+        </w:rPr>
+        <w:t>Jenkins</w:t>
+      </w:r>
+      <w:r>
+        <w:rPr>
+          <w:rFonts w:ascii="Times New Roman" w:hAnsi="Times New Roman" w:cs="Times New Roman"/>
+          <w:bCs/>
+          <w:spacing w:val="-2"/>
+        </w:rPr>
+        <w:t xml:space="preserve"> to automate deployments, reducing the risk of errors and enhancing deployment efficiency. </w:t>
       </w:r>
     </w:p>
     <w:p>
@@ -8296,61 +8639,36 @@
       <w:r>
         <w:rPr>
           <w:rFonts w:ascii="Times New Roman" w:hAnsi="Times New Roman" w:cs="Times New Roman"/>
-          <w:bCs/>
-          <w:spacing w:val="-2"/>
-        </w:rPr>
-        <w:t xml:space="preserve">Employed </w:t>
-      </w:r>
-      <w:r>
-        <w:rPr>
-          <w:rFonts w:ascii="Times New Roman" w:hAnsi="Times New Roman" w:cs="Times New Roman"/>
-          <w:b/>
-          <w:bCs/>
-          <w:spacing w:val="-2"/>
-        </w:rPr>
-        <w:t>Spring Security</w:t>
-      </w:r>
-      <w:r>
-        <w:rPr>
-          <w:rFonts w:ascii="Times New Roman" w:hAnsi="Times New Roman" w:cs="Times New Roman"/>
-          <w:bCs/>
-          <w:spacing w:val="-2"/>
-        </w:rPr>
-        <w:t xml:space="preserve"> and </w:t>
-      </w:r>
-      <w:r>
-        <w:rPr>
-          <w:rFonts w:ascii="Times New Roman" w:hAnsi="Times New Roman" w:cs="Times New Roman"/>
-          <w:b/>
-          <w:bCs/>
-          <w:spacing w:val="-2"/>
-        </w:rPr>
-        <w:t>OAuth 2.0</w:t>
-      </w:r>
-      <w:r>
-        <w:rPr>
-          <w:rFonts w:ascii="Times New Roman" w:hAnsi="Times New Roman" w:cs="Times New Roman"/>
-          <w:bCs/>
-          <w:spacing w:val="-2"/>
-        </w:rPr>
-        <w:t xml:space="preserve"> with </w:t>
-      </w:r>
-      <w:r>
-        <w:rPr>
-          <w:rFonts w:ascii="Times New Roman" w:hAnsi="Times New Roman" w:cs="Times New Roman"/>
-          <w:b/>
-          <w:bCs/>
-          <w:spacing w:val="-2"/>
-        </w:rPr>
-        <w:t>JWT</w:t>
-      </w:r>
-      <w:r>
-        <w:rPr>
-          <w:rFonts w:ascii="Times New Roman" w:hAnsi="Times New Roman" w:cs="Times New Roman"/>
-          <w:bCs/>
-          <w:spacing w:val="-2"/>
-        </w:rPr>
-        <w:t xml:space="preserve"> to implement secure authentication and authorization for users, ensuring the integrity and confidentiality of financial transactions and sensitive client data. </w:t>
+          <w:b/>
+          <w:bCs/>
+          <w:spacing w:val="-2"/>
+        </w:rPr>
+        <w:t>Collaborated on unit testing</w:t>
+      </w:r>
+      <w:r>
+        <w:rPr>
+          <w:rFonts w:ascii="Times New Roman" w:hAnsi="Times New Roman" w:cs="Times New Roman"/>
+          <w:bCs/>
+          <w:spacing w:val="-2"/>
+        </w:rPr>
+        <w:t xml:space="preserve"> using </w:t>
+      </w:r>
+      <w:r>
+        <w:rPr>
+          <w:rFonts w:ascii="Times New Roman" w:hAnsi="Times New Roman" w:cs="Times New Roman"/>
+          <w:b/>
+          <w:bCs/>
+          <w:spacing w:val="-2"/>
+        </w:rPr>
+        <w:t>JUnit</w:t>
+      </w:r>
+      <w:r>
+        <w:rPr>
+          <w:rFonts w:ascii="Times New Roman" w:hAnsi="Times New Roman" w:cs="Times New Roman"/>
+          <w:bCs/>
+          <w:spacing w:val="-2"/>
+        </w:rPr>
+        <w:t xml:space="preserve">, ensuring that backend services met functional requirements and had minimal regression errors. </w:t>
       </w:r>
     </w:p>
     <w:p>
@@ -8370,27 +8688,19 @@
       <w:r>
         <w:rPr>
           <w:rFonts w:ascii="Times New Roman" w:hAnsi="Times New Roman" w:cs="Times New Roman"/>
-          <w:bCs/>
-          <w:spacing w:val="-2"/>
-        </w:rPr>
-        <w:t xml:space="preserve">Worked with </w:t>
-      </w:r>
-      <w:r>
-        <w:rPr>
-          <w:rFonts w:ascii="Times New Roman" w:hAnsi="Times New Roman" w:cs="Times New Roman"/>
-          <w:b/>
-          <w:bCs/>
-          <w:spacing w:val="-2"/>
-        </w:rPr>
-        <w:t>PostgreSQL</w:t>
-      </w:r>
-      <w:r>
-        <w:rPr>
-          <w:rFonts w:ascii="Times New Roman" w:hAnsi="Times New Roman" w:cs="Times New Roman"/>
-          <w:bCs/>
-          <w:spacing w:val="-2"/>
-        </w:rPr>
-        <w:t xml:space="preserve"> to handle the storage and querying of trade data, market information, and client portfolios, optimizing database interactions to ensure performance and scalability. </w:t>
+          <w:b/>
+          <w:bCs/>
+          <w:spacing w:val="-2"/>
+        </w:rPr>
+        <w:t>Worked in an Agile environment</w:t>
+      </w:r>
+      <w:r>
+        <w:rPr>
+          <w:rFonts w:ascii="Times New Roman" w:hAnsi="Times New Roman" w:cs="Times New Roman"/>
+          <w:bCs/>
+          <w:spacing w:val="-2"/>
+        </w:rPr>
+        <w:t xml:space="preserve">, participating in Scrum ceremonies like sprint planning, daily stand-ups, and retrospectives for effective project tracking and collaboration. </w:t>
       </w:r>
     </w:p>
     <w:p>
@@ -8403,1129 +8713,6 @@
         <w:jc w:val="both"/>
         <w:rPr>
           <w:rFonts w:ascii="Times New Roman" w:hAnsi="Times New Roman" w:cs="Times New Roman"/>
-          <w:bCs/>
-          <w:spacing w:val="-2"/>
-        </w:rPr>
-      </w:pPr>
-      <w:r>
-        <w:rPr>
-          <w:rFonts w:ascii="Times New Roman" w:hAnsi="Times New Roman" w:cs="Times New Roman"/>
-          <w:bCs/>
-          <w:spacing w:val="-2"/>
-        </w:rPr>
-        <w:t xml:space="preserve">Utilized </w:t>
-      </w:r>
-      <w:r>
-        <w:rPr>
-          <w:rFonts w:ascii="Times New Roman" w:hAnsi="Times New Roman" w:cs="Times New Roman"/>
-          <w:b/>
-          <w:bCs/>
-          <w:spacing w:val="-2"/>
-        </w:rPr>
-        <w:t>Spring Data JPA</w:t>
-      </w:r>
-      <w:r>
-        <w:rPr>
-          <w:rFonts w:ascii="Times New Roman" w:hAnsi="Times New Roman" w:cs="Times New Roman"/>
-          <w:bCs/>
-          <w:spacing w:val="-2"/>
-        </w:rPr>
-        <w:t xml:space="preserve"> for seamless integration between Java objects and relational database entities, improving data management and reducing boilerplate code for CRUD operations. </w:t>
-      </w:r>
-    </w:p>
-    <w:p>
-      <w:pPr>
-        <w:pStyle w:val="ListParagraph"/>
-        <w:numPr>
-          <w:ilvl w:val="0"/>
-          <w:numId w:val="14"/>
-        </w:numPr>
-        <w:jc w:val="both"/>
-        <w:rPr>
-          <w:rFonts w:ascii="Times New Roman" w:hAnsi="Times New Roman" w:cs="Times New Roman"/>
-          <w:bCs/>
-          <w:spacing w:val="-2"/>
-        </w:rPr>
-      </w:pPr>
-      <w:r>
-        <w:rPr>
-          <w:rFonts w:ascii="Times New Roman" w:hAnsi="Times New Roman" w:cs="Times New Roman"/>
-          <w:bCs/>
-          <w:spacing w:val="-2"/>
-        </w:rPr>
-        <w:t xml:space="preserve">Deployed microservices on </w:t>
-      </w:r>
-      <w:r>
-        <w:rPr>
-          <w:rFonts w:ascii="Times New Roman" w:hAnsi="Times New Roman" w:cs="Times New Roman"/>
-          <w:b/>
-          <w:bCs/>
-          <w:spacing w:val="-2"/>
-        </w:rPr>
-        <w:t>AWS EC2</w:t>
-      </w:r>
-      <w:r>
-        <w:rPr>
-          <w:rFonts w:ascii="Times New Roman" w:hAnsi="Times New Roman" w:cs="Times New Roman"/>
-          <w:bCs/>
-          <w:spacing w:val="-2"/>
-        </w:rPr>
-        <w:t xml:space="preserve"> instances, using </w:t>
-      </w:r>
-      <w:r>
-        <w:rPr>
-          <w:rFonts w:ascii="Times New Roman" w:hAnsi="Times New Roman" w:cs="Times New Roman"/>
-          <w:b/>
-          <w:bCs/>
-          <w:spacing w:val="-2"/>
-        </w:rPr>
-        <w:t>Elastic Load Balancer (ELB)</w:t>
-      </w:r>
-      <w:r>
-        <w:rPr>
-          <w:rFonts w:ascii="Times New Roman" w:hAnsi="Times New Roman" w:cs="Times New Roman"/>
-          <w:bCs/>
-          <w:spacing w:val="-2"/>
-        </w:rPr>
-        <w:t xml:space="preserve"> to ensure high availability, and implemented </w:t>
-      </w:r>
-      <w:r>
-        <w:rPr>
-          <w:rFonts w:ascii="Times New Roman" w:hAnsi="Times New Roman" w:cs="Times New Roman"/>
-          <w:b/>
-          <w:bCs/>
-          <w:spacing w:val="-2"/>
-        </w:rPr>
-        <w:t>Auto Scaling</w:t>
-      </w:r>
-      <w:r>
-        <w:rPr>
-          <w:rFonts w:ascii="Times New Roman" w:hAnsi="Times New Roman" w:cs="Times New Roman"/>
-          <w:bCs/>
-          <w:spacing w:val="-2"/>
-        </w:rPr>
-        <w:t xml:space="preserve"> to automatically adjust resources based on platform demand during peak trading periods. </w:t>
-      </w:r>
-    </w:p>
-    <w:p>
-      <w:pPr>
-        <w:pStyle w:val="ListParagraph"/>
-        <w:numPr>
-          <w:ilvl w:val="0"/>
-          <w:numId w:val="14"/>
-        </w:numPr>
-        <w:jc w:val="both"/>
-        <w:rPr>
-          <w:rFonts w:ascii="Times New Roman" w:hAnsi="Times New Roman" w:cs="Times New Roman"/>
-          <w:bCs/>
-          <w:spacing w:val="-2"/>
-        </w:rPr>
-      </w:pPr>
-      <w:r>
-        <w:rPr>
-          <w:rFonts w:ascii="Times New Roman" w:hAnsi="Times New Roman" w:cs="Times New Roman"/>
-          <w:bCs/>
-          <w:spacing w:val="-2"/>
-        </w:rPr>
-        <w:t xml:space="preserve">Leveraged </w:t>
-      </w:r>
-      <w:r>
-        <w:rPr>
-          <w:rFonts w:ascii="Times New Roman" w:hAnsi="Times New Roman" w:cs="Times New Roman"/>
-          <w:b/>
-          <w:bCs/>
-          <w:spacing w:val="-2"/>
-        </w:rPr>
-        <w:t>AWS S3</w:t>
-      </w:r>
-      <w:r>
-        <w:rPr>
-          <w:rFonts w:ascii="Times New Roman" w:hAnsi="Times New Roman" w:cs="Times New Roman"/>
-          <w:bCs/>
-          <w:spacing w:val="-2"/>
-        </w:rPr>
-        <w:t xml:space="preserve"> for secure and scalable storage of trade logs, historical data, and market reports, ensuring easy access and compliance with data retention policies. </w:t>
-      </w:r>
-    </w:p>
-    <w:p>
-      <w:pPr>
-        <w:pStyle w:val="ListParagraph"/>
-        <w:numPr>
-          <w:ilvl w:val="0"/>
-          <w:numId w:val="14"/>
-        </w:numPr>
-        <w:jc w:val="both"/>
-        <w:rPr>
-          <w:rFonts w:ascii="Times New Roman" w:hAnsi="Times New Roman" w:cs="Times New Roman"/>
-          <w:bCs/>
-          <w:spacing w:val="-2"/>
-        </w:rPr>
-      </w:pPr>
-      <w:r>
-        <w:rPr>
-          <w:rFonts w:ascii="Times New Roman" w:hAnsi="Times New Roman" w:cs="Times New Roman"/>
-          <w:bCs/>
-          <w:spacing w:val="-2"/>
-        </w:rPr>
-        <w:t xml:space="preserve">Integrated </w:t>
-      </w:r>
-      <w:r>
-        <w:rPr>
-          <w:rFonts w:ascii="Times New Roman" w:hAnsi="Times New Roman" w:cs="Times New Roman"/>
-          <w:b/>
-          <w:bCs/>
-          <w:spacing w:val="-2"/>
-        </w:rPr>
-        <w:t>Redis</w:t>
-      </w:r>
-      <w:r>
-        <w:rPr>
-          <w:rFonts w:ascii="Times New Roman" w:hAnsi="Times New Roman" w:cs="Times New Roman"/>
-          <w:bCs/>
-          <w:spacing w:val="-2"/>
-        </w:rPr>
-        <w:t xml:space="preserve"> for caching frequently queried data, improving the platform's performance by reducing latency during high-frequency trading activities. </w:t>
-      </w:r>
-    </w:p>
-    <w:p>
-      <w:pPr>
-        <w:pStyle w:val="ListParagraph"/>
-        <w:numPr>
-          <w:ilvl w:val="0"/>
-          <w:numId w:val="14"/>
-        </w:numPr>
-        <w:jc w:val="both"/>
-        <w:rPr>
-          <w:rFonts w:ascii="Times New Roman" w:hAnsi="Times New Roman" w:cs="Times New Roman"/>
-          <w:bCs/>
-          <w:spacing w:val="-2"/>
-        </w:rPr>
-      </w:pPr>
-      <w:r>
-        <w:rPr>
-          <w:rFonts w:ascii="Times New Roman" w:hAnsi="Times New Roman" w:cs="Times New Roman"/>
-          <w:bCs/>
-          <w:spacing w:val="-2"/>
-        </w:rPr>
-        <w:t xml:space="preserve">Automated build, test, and deployment workflows using </w:t>
-      </w:r>
-      <w:r>
-        <w:rPr>
-          <w:rFonts w:ascii="Times New Roman" w:hAnsi="Times New Roman" w:cs="Times New Roman"/>
-          <w:b/>
-          <w:bCs/>
-          <w:spacing w:val="-2"/>
-        </w:rPr>
-        <w:t>Jenkins</w:t>
-      </w:r>
-      <w:r>
-        <w:rPr>
-          <w:rFonts w:ascii="Times New Roman" w:hAnsi="Times New Roman" w:cs="Times New Roman"/>
-          <w:bCs/>
-          <w:spacing w:val="-2"/>
-        </w:rPr>
-        <w:t xml:space="preserve"> and </w:t>
-      </w:r>
-      <w:r>
-        <w:rPr>
-          <w:rFonts w:ascii="Times New Roman" w:hAnsi="Times New Roman" w:cs="Times New Roman"/>
-          <w:b/>
-          <w:bCs/>
-          <w:spacing w:val="-2"/>
-        </w:rPr>
-        <w:t>GitLab</w:t>
-      </w:r>
-      <w:r>
-        <w:rPr>
-          <w:rFonts w:ascii="Times New Roman" w:hAnsi="Times New Roman" w:cs="Times New Roman"/>
-          <w:bCs/>
-          <w:spacing w:val="-2"/>
-        </w:rPr>
-        <w:t xml:space="preserve">, streamlining the CI/CD pipeline and ensuring consistent, fast, and reliable deployment cycles for new features and updates. </w:t>
-      </w:r>
-    </w:p>
-    <w:p>
-      <w:pPr>
-        <w:pStyle w:val="ListParagraph"/>
-        <w:numPr>
-          <w:ilvl w:val="0"/>
-          <w:numId w:val="14"/>
-        </w:numPr>
-        <w:jc w:val="both"/>
-        <w:rPr>
-          <w:rFonts w:ascii="Times New Roman" w:hAnsi="Times New Roman" w:cs="Times New Roman"/>
-          <w:bCs/>
-          <w:spacing w:val="-2"/>
-        </w:rPr>
-      </w:pPr>
-      <w:r>
-        <w:rPr>
-          <w:rFonts w:ascii="Times New Roman" w:hAnsi="Times New Roman" w:cs="Times New Roman"/>
-          <w:bCs/>
-          <w:spacing w:val="-2"/>
-        </w:rPr>
-        <w:lastRenderedPageBreak/>
-        <w:t xml:space="preserve">Conducted unit and integration testing with </w:t>
-      </w:r>
-      <w:r>
-        <w:rPr>
-          <w:rFonts w:ascii="Times New Roman" w:hAnsi="Times New Roman" w:cs="Times New Roman"/>
-          <w:b/>
-          <w:bCs/>
-          <w:spacing w:val="-2"/>
-        </w:rPr>
-        <w:t>JUnit</w:t>
-      </w:r>
-      <w:r>
-        <w:rPr>
-          <w:rFonts w:ascii="Times New Roman" w:hAnsi="Times New Roman" w:cs="Times New Roman"/>
-          <w:bCs/>
-          <w:spacing w:val="-2"/>
-        </w:rPr>
-        <w:t xml:space="preserve"> and </w:t>
-      </w:r>
-      <w:r>
-        <w:rPr>
-          <w:rFonts w:ascii="Times New Roman" w:hAnsi="Times New Roman" w:cs="Times New Roman"/>
-          <w:b/>
-          <w:bCs/>
-          <w:spacing w:val="-2"/>
-        </w:rPr>
-        <w:t>Mockito</w:t>
-      </w:r>
-      <w:r>
-        <w:rPr>
-          <w:rFonts w:ascii="Times New Roman" w:hAnsi="Times New Roman" w:cs="Times New Roman"/>
-          <w:bCs/>
-          <w:spacing w:val="-2"/>
-        </w:rPr>
-        <w:t xml:space="preserve">, ensuring the reliability and accuracy of backend services, particularly trade execution and market data processing components. </w:t>
-      </w:r>
-    </w:p>
-    <w:p>
-      <w:pPr>
-        <w:pStyle w:val="ListParagraph"/>
-        <w:numPr>
-          <w:ilvl w:val="0"/>
-          <w:numId w:val="14"/>
-        </w:numPr>
-        <w:jc w:val="both"/>
-        <w:rPr>
-          <w:rFonts w:ascii="Times New Roman" w:hAnsi="Times New Roman" w:cs="Times New Roman"/>
-          <w:bCs/>
-          <w:spacing w:val="-2"/>
-        </w:rPr>
-      </w:pPr>
-      <w:r>
-        <w:rPr>
-          <w:rFonts w:ascii="Times New Roman" w:hAnsi="Times New Roman" w:cs="Times New Roman"/>
-          <w:bCs/>
-          <w:spacing w:val="-2"/>
-        </w:rPr>
-        <w:t xml:space="preserve">Collaborated with </w:t>
-      </w:r>
-      <w:r>
-        <w:rPr>
-          <w:rFonts w:ascii="Times New Roman" w:hAnsi="Times New Roman" w:cs="Times New Roman"/>
-          <w:b/>
-          <w:spacing w:val="-2"/>
-        </w:rPr>
-        <w:t>cross-functional teams</w:t>
-      </w:r>
-      <w:r>
-        <w:rPr>
-          <w:rFonts w:ascii="Times New Roman" w:hAnsi="Times New Roman" w:cs="Times New Roman"/>
-          <w:bCs/>
-          <w:spacing w:val="-2"/>
-        </w:rPr>
-        <w:t xml:space="preserve">, including business analysts, product owners, and QA engineers, to define feature requirements, refine technical specifications, and ensure alignment with business and compliance needs. </w:t>
-      </w:r>
-    </w:p>
-    <w:p>
-      <w:pPr>
-        <w:pStyle w:val="ListParagraph"/>
-        <w:numPr>
-          <w:ilvl w:val="0"/>
-          <w:numId w:val="14"/>
-        </w:numPr>
-        <w:jc w:val="both"/>
-        <w:rPr>
-          <w:rFonts w:ascii="Times New Roman" w:hAnsi="Times New Roman" w:cs="Times New Roman"/>
-          <w:bCs/>
-          <w:spacing w:val="-2"/>
-        </w:rPr>
-      </w:pPr>
-      <w:r>
-        <w:rPr>
-          <w:rFonts w:ascii="Times New Roman" w:hAnsi="Times New Roman" w:cs="Times New Roman"/>
-          <w:bCs/>
-          <w:spacing w:val="-2"/>
-        </w:rPr>
-        <w:t xml:space="preserve">Participated in </w:t>
-      </w:r>
-      <w:r>
-        <w:rPr>
-          <w:rFonts w:ascii="Times New Roman" w:hAnsi="Times New Roman" w:cs="Times New Roman"/>
-          <w:b/>
-          <w:bCs/>
-          <w:spacing w:val="-2"/>
-        </w:rPr>
-        <w:t>Agile Scrum</w:t>
-      </w:r>
-      <w:r>
-        <w:rPr>
-          <w:rFonts w:ascii="Times New Roman" w:hAnsi="Times New Roman" w:cs="Times New Roman"/>
-          <w:bCs/>
-          <w:spacing w:val="-2"/>
-        </w:rPr>
-        <w:t xml:space="preserve"> processes, including sprint planning, daily stand-ups, and retrospectives, contributing to project tracking and visibility using </w:t>
-      </w:r>
-      <w:r>
-        <w:rPr>
-          <w:rFonts w:ascii="Times New Roman" w:hAnsi="Times New Roman" w:cs="Times New Roman"/>
-          <w:b/>
-          <w:bCs/>
-          <w:spacing w:val="-2"/>
-        </w:rPr>
-        <w:t>JIRA</w:t>
-      </w:r>
-      <w:r>
-        <w:rPr>
-          <w:rFonts w:ascii="Times New Roman" w:hAnsi="Times New Roman" w:cs="Times New Roman"/>
-          <w:bCs/>
-          <w:spacing w:val="-2"/>
-        </w:rPr>
-        <w:t xml:space="preserve">. </w:t>
-      </w:r>
-    </w:p>
-    <w:p>
-      <w:pPr>
-        <w:pStyle w:val="ListParagraph"/>
-        <w:numPr>
-          <w:ilvl w:val="0"/>
-          <w:numId w:val="14"/>
-        </w:numPr>
-        <w:jc w:val="both"/>
-        <w:rPr>
-          <w:rFonts w:ascii="Times New Roman" w:hAnsi="Times New Roman" w:cs="Times New Roman"/>
-          <w:bCs/>
-          <w:spacing w:val="-2"/>
-        </w:rPr>
-      </w:pPr>
-      <w:r>
-        <w:rPr>
-          <w:rFonts w:ascii="Times New Roman" w:hAnsi="Times New Roman" w:cs="Times New Roman"/>
-          <w:bCs/>
-          <w:spacing w:val="-2"/>
-        </w:rPr>
-        <w:t xml:space="preserve">Adhered to </w:t>
-      </w:r>
-      <w:r>
-        <w:rPr>
-          <w:rFonts w:ascii="Times New Roman" w:hAnsi="Times New Roman" w:cs="Times New Roman"/>
-          <w:b/>
-          <w:bCs/>
-          <w:spacing w:val="-2"/>
-        </w:rPr>
-        <w:t>Test-Driven Development (TDD)</w:t>
-      </w:r>
-      <w:r>
-        <w:rPr>
-          <w:rFonts w:ascii="Times New Roman" w:hAnsi="Times New Roman" w:cs="Times New Roman"/>
-          <w:bCs/>
-          <w:spacing w:val="-2"/>
-        </w:rPr>
-        <w:t xml:space="preserve"> principles, writing comprehensive tests before implementation to ensure code quality and reduce defects in the final product.</w:t>
-      </w:r>
-    </w:p>
-    <w:p>
-      <w:pPr>
-        <w:jc w:val="both"/>
-        <w:rPr>
-          <w:rFonts w:ascii="Times New Roman" w:hAnsi="Times New Roman" w:cs="Times New Roman"/>
-          <w:bCs/>
-          <w:spacing w:val="-2"/>
-          <w:lang w:val="en-IN"/>
-        </w:rPr>
-      </w:pPr>
-      <w:r>
-        <w:rPr>
-          <w:rFonts w:ascii="Times New Roman" w:hAnsi="Times New Roman" w:cs="Times New Roman"/>
-          <w:b/>
-          <w:spacing w:val="-2"/>
-          <w:lang w:val="en-IN"/>
-        </w:rPr>
-        <w:t>Environment:</w:t>
-      </w:r>
-      <w:r>
-        <w:rPr>
-          <w:rFonts w:ascii="Times New Roman" w:hAnsi="Times New Roman" w:cs="Times New Roman"/>
-          <w:bCs/>
-          <w:spacing w:val="-2"/>
-          <w:lang w:val="en-IN"/>
-        </w:rPr>
-        <w:t xml:space="preserve"> </w:t>
-      </w:r>
-      <w:r>
-        <w:rPr>
-          <w:rFonts w:ascii="Times New Roman" w:hAnsi="Times New Roman" w:cs="Times New Roman"/>
-          <w:bCs/>
-          <w:spacing w:val="-2"/>
-        </w:rPr>
-        <w:t>Angular, Java 11, Spring Boot 2.5, Microservices, Apache Kafka, PostgreSQL, AWS EC2, S3, RDS, Lambda, Jenkins, GitHub, OAuth 2.0, JWT, Docker, Kubernetes, Elasticsearch, Kibana, Prometheus, Grafana, JUnit, Mockito, Agile, Scrum, CI/CD.</w:t>
-      </w:r>
-    </w:p>
-    <w:p>
-      <w:pPr>
-        <w:jc w:val="both"/>
-        <w:rPr>
-          <w:rFonts w:ascii="Times New Roman" w:hAnsi="Times New Roman" w:cs="Times New Roman"/>
-          <w:bCs/>
-          <w:spacing w:val="-2"/>
-          <w:lang w:val="en-IN"/>
-        </w:rPr>
-      </w:pPr>
-    </w:p>
-    <w:p>
-      <w:pPr>
-        <w:spacing w:after="0"/>
-        <w:jc w:val="both"/>
-        <w:rPr>
-          <w:rFonts w:ascii="Times New Roman" w:hAnsi="Times New Roman" w:cs="Times New Roman"/>
-          <w:b/>
-          <w:bCs/>
-          <w:spacing w:val="-2"/>
-          <w:lang w:val="en-IN"/>
-        </w:rPr>
-      </w:pPr>
-      <w:r>
-        <w:rPr>
-          <w:rFonts w:ascii="Times New Roman" w:hAnsi="Times New Roman" w:cs="Times New Roman"/>
-          <w:b/>
-          <w:bCs/>
-        </w:rPr>
-        <w:t xml:space="preserve">Client: </w:t>
-      </w:r>
-      <w:proofErr w:type="spellStart"/>
-      <w:r>
-        <w:rPr>
-          <w:rFonts w:ascii="Times New Roman" w:hAnsi="Times New Roman" w:cs="Times New Roman"/>
-          <w:b/>
-          <w:bCs/>
-          <w:spacing w:val="-2"/>
-          <w:lang w:val="en-IN"/>
-        </w:rPr>
-        <w:t>WalkingTree</w:t>
-      </w:r>
-      <w:proofErr w:type="spellEnd"/>
-      <w:r>
-        <w:rPr>
-          <w:rFonts w:ascii="Times New Roman" w:hAnsi="Times New Roman" w:cs="Times New Roman"/>
-          <w:b/>
-          <w:bCs/>
-          <w:spacing w:val="-2"/>
-          <w:lang w:val="en-IN"/>
-        </w:rPr>
-        <w:t xml:space="preserve"> Technologies, Hyderabad IN</w:t>
-      </w:r>
-    </w:p>
-    <w:p>
-      <w:pPr>
-        <w:pStyle w:val="BodyText"/>
-        <w:spacing w:after="0"/>
-        <w:ind w:left="0" w:firstLine="0"/>
-        <w:rPr>
-          <w:rFonts w:ascii="Times New Roman" w:hAnsi="Times New Roman" w:cs="Times New Roman"/>
-          <w:b/>
-          <w:bCs/>
-        </w:rPr>
-      </w:pPr>
-      <w:r>
-        <w:rPr>
-          <w:rFonts w:ascii="Times New Roman" w:hAnsi="Times New Roman" w:cs="Times New Roman"/>
-          <w:b/>
-          <w:bCs/>
-        </w:rPr>
-        <w:t>Role:</w:t>
-      </w:r>
-      <w:r>
-        <w:rPr>
-          <w:rFonts w:ascii="Times New Roman" w:hAnsi="Times New Roman" w:cs="Times New Roman"/>
-          <w:b/>
-          <w:bCs/>
-          <w:spacing w:val="-2"/>
-          <w:lang w:val="en-IN"/>
-        </w:rPr>
-        <w:t xml:space="preserve"> </w:t>
-      </w:r>
-      <w:r>
-        <w:rPr>
-          <w:rFonts w:ascii="Times New Roman" w:hAnsi="Times New Roman" w:cs="Times New Roman"/>
-          <w:b/>
-          <w:bCs/>
-          <w:spacing w:val="-2"/>
-          <w:lang w:val="en-IN"/>
-        </w:rPr>
-        <w:t xml:space="preserve">Associate </w:t>
-      </w:r>
-      <w:r>
-        <w:rPr>
-          <w:rFonts w:ascii="Times New Roman" w:hAnsi="Times New Roman" w:cs="Times New Roman"/>
-          <w:b/>
-          <w:bCs/>
-          <w:spacing w:val="-2"/>
-          <w:lang w:val="en-IN"/>
-        </w:rPr>
-        <w:t>Java Software Engineer</w:t>
-      </w:r>
-    </w:p>
-    <w:p>
-      <w:pPr>
-        <w:pStyle w:val="BodyText"/>
-        <w:spacing w:after="0"/>
-        <w:ind w:left="0" w:firstLine="0"/>
-        <w:rPr>
-          <w:rFonts w:ascii="Times New Roman" w:hAnsi="Times New Roman" w:cs="Times New Roman"/>
-          <w:b/>
-          <w:bCs/>
-        </w:rPr>
-      </w:pPr>
-      <w:r>
-        <w:rPr>
-          <w:rFonts w:ascii="Times New Roman" w:hAnsi="Times New Roman" w:cs="Times New Roman"/>
-          <w:b/>
-          <w:bCs/>
-        </w:rPr>
-        <w:t xml:space="preserve">Duration: July 2014 – June 2015 </w:t>
-      </w:r>
-    </w:p>
-    <w:p>
-      <w:pPr>
-        <w:pStyle w:val="BodyText"/>
-        <w:spacing w:after="0"/>
-        <w:ind w:left="0" w:firstLine="0"/>
-        <w:rPr>
-          <w:rFonts w:ascii="Times New Roman" w:hAnsi="Times New Roman" w:cs="Times New Roman"/>
-          <w:b/>
-          <w:bCs/>
-        </w:rPr>
-      </w:pPr>
-      <w:r>
-        <w:rPr>
-          <w:rFonts w:ascii="Times New Roman" w:hAnsi="Times New Roman" w:cs="Times New Roman"/>
-          <w:b/>
-          <w:bCs/>
-        </w:rPr>
-        <w:t xml:space="preserve">Project: </w:t>
-      </w:r>
-      <w:r>
-        <w:rPr>
-          <w:rFonts w:ascii="Times New Roman" w:hAnsi="Times New Roman" w:cs="Times New Roman"/>
-          <w:b/>
-          <w:bCs/>
-        </w:rPr>
-        <w:t>Automated Workflow Management System</w:t>
-      </w:r>
-    </w:p>
-    <w:p>
-      <w:pPr>
-        <w:pStyle w:val="BodyText"/>
-        <w:spacing w:after="0"/>
-        <w:ind w:left="0" w:firstLine="0"/>
-        <w:jc w:val="both"/>
-        <w:rPr>
-          <w:rFonts w:ascii="Times New Roman" w:hAnsi="Times New Roman" w:cs="Times New Roman"/>
-        </w:rPr>
-      </w:pPr>
-      <w:r>
-        <w:rPr>
-          <w:rFonts w:ascii="Times New Roman" w:hAnsi="Times New Roman" w:cs="Times New Roman"/>
-        </w:rPr>
-        <w:t>The Automated Workflow Management System is an internal solution developed to automate and streamline various business processes, ensuring more efficient task management, seamless collaboration, and faster decision-making. The system offers tools for automating approvals, task assignments, notifications, and status tracking, which significantly reduces manual work and optimizes workflow processes.</w:t>
-      </w:r>
-    </w:p>
-    <w:p>
-      <w:pPr>
-        <w:pStyle w:val="BodyText"/>
-        <w:spacing w:after="0"/>
-        <w:ind w:left="0" w:firstLine="0"/>
-        <w:jc w:val="both"/>
-        <w:rPr>
-          <w:rFonts w:ascii="Times New Roman" w:hAnsi="Times New Roman" w:cs="Times New Roman"/>
-        </w:rPr>
-      </w:pPr>
-    </w:p>
-    <w:p>
-      <w:pPr>
-        <w:jc w:val="both"/>
-        <w:rPr>
-          <w:rFonts w:ascii="Times New Roman" w:hAnsi="Times New Roman" w:cs="Times New Roman"/>
-          <w:b/>
-          <w:spacing w:val="-2"/>
-          <w:lang w:val="en-IN"/>
-        </w:rPr>
-      </w:pPr>
-      <w:r>
-        <w:rPr>
-          <w:rFonts w:ascii="Times New Roman" w:hAnsi="Times New Roman" w:cs="Times New Roman"/>
-          <w:b/>
-          <w:spacing w:val="-2"/>
-          <w:lang w:val="en-IN"/>
-        </w:rPr>
-        <w:t>Roles &amp; Responsibilities:</w:t>
-      </w:r>
-    </w:p>
-    <w:p>
-      <w:pPr>
-        <w:pStyle w:val="ListParagraph"/>
-        <w:numPr>
-          <w:ilvl w:val="0"/>
-          <w:numId w:val="14"/>
-        </w:numPr>
-        <w:jc w:val="both"/>
-        <w:rPr>
-          <w:rFonts w:ascii="Times New Roman" w:hAnsi="Times New Roman" w:cs="Times New Roman"/>
-          <w:bCs/>
-          <w:spacing w:val="-2"/>
-        </w:rPr>
-      </w:pPr>
-      <w:r>
-        <w:rPr>
-          <w:rFonts w:ascii="Times New Roman" w:hAnsi="Times New Roman" w:cs="Times New Roman"/>
-          <w:b/>
-          <w:bCs/>
-          <w:spacing w:val="-2"/>
-        </w:rPr>
-        <w:t>Provided ongoing support</w:t>
-      </w:r>
-      <w:r>
-        <w:rPr>
-          <w:rFonts w:ascii="Times New Roman" w:hAnsi="Times New Roman" w:cs="Times New Roman"/>
-          <w:bCs/>
-          <w:spacing w:val="-2"/>
-        </w:rPr>
-        <w:t xml:space="preserve"> for the </w:t>
-      </w:r>
-      <w:r>
-        <w:rPr>
-          <w:rFonts w:ascii="Times New Roman" w:hAnsi="Times New Roman" w:cs="Times New Roman"/>
-          <w:b/>
-          <w:bCs/>
-          <w:spacing w:val="-2"/>
-        </w:rPr>
-        <w:t>Automated Workflow Management System</w:t>
-      </w:r>
-      <w:r>
-        <w:rPr>
-          <w:rFonts w:ascii="Times New Roman" w:hAnsi="Times New Roman" w:cs="Times New Roman"/>
-          <w:bCs/>
-          <w:spacing w:val="-2"/>
-        </w:rPr>
-        <w:t xml:space="preserve">, ensuring smooth operational flow and assisting internal teams with any technical issues. </w:t>
-      </w:r>
-    </w:p>
-    <w:p>
-      <w:pPr>
-        <w:pStyle w:val="ListParagraph"/>
-        <w:numPr>
-          <w:ilvl w:val="0"/>
-          <w:numId w:val="14"/>
-        </w:numPr>
-        <w:jc w:val="both"/>
-        <w:rPr>
-          <w:rFonts w:ascii="Times New Roman" w:hAnsi="Times New Roman" w:cs="Times New Roman"/>
-          <w:bCs/>
-          <w:spacing w:val="-2"/>
-        </w:rPr>
-      </w:pPr>
-      <w:r>
-        <w:rPr>
-          <w:rFonts w:ascii="Times New Roman" w:hAnsi="Times New Roman" w:cs="Times New Roman"/>
-          <w:b/>
-          <w:bCs/>
-          <w:spacing w:val="-2"/>
-        </w:rPr>
-        <w:t>Backend services</w:t>
-      </w:r>
-      <w:r>
-        <w:rPr>
-          <w:rFonts w:ascii="Times New Roman" w:hAnsi="Times New Roman" w:cs="Times New Roman"/>
-          <w:bCs/>
-          <w:spacing w:val="-2"/>
-        </w:rPr>
-        <w:t xml:space="preserve"> were built using </w:t>
-      </w:r>
-      <w:r>
-        <w:rPr>
-          <w:rFonts w:ascii="Times New Roman" w:hAnsi="Times New Roman" w:cs="Times New Roman"/>
-          <w:b/>
-          <w:bCs/>
-          <w:spacing w:val="-2"/>
-        </w:rPr>
-        <w:t>Java 11</w:t>
-      </w:r>
-      <w:r>
-        <w:rPr>
-          <w:rFonts w:ascii="Times New Roman" w:hAnsi="Times New Roman" w:cs="Times New Roman"/>
-          <w:bCs/>
-          <w:spacing w:val="-2"/>
-        </w:rPr>
-        <w:t xml:space="preserve"> and </w:t>
-      </w:r>
-      <w:r>
-        <w:rPr>
-          <w:rFonts w:ascii="Times New Roman" w:hAnsi="Times New Roman" w:cs="Times New Roman"/>
-          <w:b/>
-          <w:bCs/>
-          <w:spacing w:val="-2"/>
-        </w:rPr>
-        <w:t>Spring Boot</w:t>
-      </w:r>
-      <w:r>
-        <w:rPr>
-          <w:rFonts w:ascii="Times New Roman" w:hAnsi="Times New Roman" w:cs="Times New Roman"/>
-          <w:bCs/>
-          <w:spacing w:val="-2"/>
-        </w:rPr>
-        <w:t xml:space="preserve">, and I contributed to resolving backend issues, ensuring system reliability. </w:t>
-      </w:r>
-    </w:p>
-    <w:p>
-      <w:pPr>
-        <w:pStyle w:val="ListParagraph"/>
-        <w:numPr>
-          <w:ilvl w:val="0"/>
-          <w:numId w:val="14"/>
-        </w:numPr>
-        <w:jc w:val="both"/>
-        <w:rPr>
-          <w:rFonts w:ascii="Times New Roman" w:hAnsi="Times New Roman" w:cs="Times New Roman"/>
-          <w:bCs/>
-          <w:spacing w:val="-2"/>
-        </w:rPr>
-      </w:pPr>
-      <w:r>
-        <w:rPr>
-          <w:rFonts w:ascii="Times New Roman" w:hAnsi="Times New Roman" w:cs="Times New Roman"/>
-          <w:b/>
-          <w:bCs/>
-          <w:spacing w:val="-2"/>
-        </w:rPr>
-        <w:t>Assisted in managing PostgreSQL</w:t>
-      </w:r>
-      <w:r>
-        <w:rPr>
-          <w:rFonts w:ascii="Times New Roman" w:hAnsi="Times New Roman" w:cs="Times New Roman"/>
-          <w:bCs/>
-          <w:spacing w:val="-2"/>
-        </w:rPr>
-        <w:t xml:space="preserve">, ensuring smooth database operations, optimizing queries, and maintaining data integrity within the system. </w:t>
-      </w:r>
-    </w:p>
-    <w:p>
-      <w:pPr>
-        <w:pStyle w:val="ListParagraph"/>
-        <w:numPr>
-          <w:ilvl w:val="0"/>
-          <w:numId w:val="14"/>
-        </w:numPr>
-        <w:jc w:val="both"/>
-        <w:rPr>
-          <w:rFonts w:ascii="Times New Roman" w:hAnsi="Times New Roman" w:cs="Times New Roman"/>
-          <w:bCs/>
-          <w:spacing w:val="-2"/>
-        </w:rPr>
-      </w:pPr>
-      <w:r>
-        <w:rPr>
-          <w:rFonts w:ascii="Times New Roman" w:hAnsi="Times New Roman" w:cs="Times New Roman"/>
-          <w:b/>
-          <w:bCs/>
-          <w:spacing w:val="-2"/>
-        </w:rPr>
-        <w:t>Integrated and supported Kafka for real-time data streaming</w:t>
-      </w:r>
-      <w:r>
-        <w:rPr>
-          <w:rFonts w:ascii="Times New Roman" w:hAnsi="Times New Roman" w:cs="Times New Roman"/>
-          <w:bCs/>
-          <w:spacing w:val="-2"/>
-        </w:rPr>
-        <w:t xml:space="preserve">, enabling efficient messaging and data updates across the system’s components. </w:t>
-      </w:r>
-    </w:p>
-    <w:p>
-      <w:pPr>
-        <w:pStyle w:val="ListParagraph"/>
-        <w:numPr>
-          <w:ilvl w:val="0"/>
-          <w:numId w:val="14"/>
-        </w:numPr>
-        <w:jc w:val="both"/>
-        <w:rPr>
-          <w:rFonts w:ascii="Times New Roman" w:hAnsi="Times New Roman" w:cs="Times New Roman"/>
-          <w:bCs/>
-          <w:spacing w:val="-2"/>
-        </w:rPr>
-      </w:pPr>
-      <w:r>
-        <w:rPr>
-          <w:rFonts w:ascii="Times New Roman" w:hAnsi="Times New Roman" w:cs="Times New Roman"/>
-          <w:b/>
-          <w:bCs/>
-          <w:spacing w:val="-2"/>
-        </w:rPr>
-        <w:t>Utilized AWS services</w:t>
-      </w:r>
-      <w:r>
-        <w:rPr>
-          <w:rFonts w:ascii="Times New Roman" w:hAnsi="Times New Roman" w:cs="Times New Roman"/>
-          <w:bCs/>
-          <w:spacing w:val="-2"/>
-        </w:rPr>
-        <w:t xml:space="preserve"> such as </w:t>
-      </w:r>
-      <w:r>
-        <w:rPr>
-          <w:rFonts w:ascii="Times New Roman" w:hAnsi="Times New Roman" w:cs="Times New Roman"/>
-          <w:b/>
-          <w:bCs/>
-          <w:spacing w:val="-2"/>
-        </w:rPr>
-        <w:t>EC2</w:t>
-      </w:r>
-      <w:r>
-        <w:rPr>
-          <w:rFonts w:ascii="Times New Roman" w:hAnsi="Times New Roman" w:cs="Times New Roman"/>
-          <w:bCs/>
-          <w:spacing w:val="-2"/>
-        </w:rPr>
-        <w:t xml:space="preserve">, </w:t>
-      </w:r>
-      <w:r>
-        <w:rPr>
-          <w:rFonts w:ascii="Times New Roman" w:hAnsi="Times New Roman" w:cs="Times New Roman"/>
-          <w:b/>
-          <w:bCs/>
-          <w:spacing w:val="-2"/>
-        </w:rPr>
-        <w:t>RDS</w:t>
-      </w:r>
-      <w:r>
-        <w:rPr>
-          <w:rFonts w:ascii="Times New Roman" w:hAnsi="Times New Roman" w:cs="Times New Roman"/>
-          <w:bCs/>
-          <w:spacing w:val="-2"/>
-        </w:rPr>
-        <w:t xml:space="preserve">, and </w:t>
-      </w:r>
-      <w:r>
-        <w:rPr>
-          <w:rFonts w:ascii="Times New Roman" w:hAnsi="Times New Roman" w:cs="Times New Roman"/>
-          <w:b/>
-          <w:bCs/>
-          <w:spacing w:val="-2"/>
-        </w:rPr>
-        <w:t>S3</w:t>
-      </w:r>
-      <w:r>
-        <w:rPr>
-          <w:rFonts w:ascii="Times New Roman" w:hAnsi="Times New Roman" w:cs="Times New Roman"/>
-          <w:bCs/>
-          <w:spacing w:val="-2"/>
-        </w:rPr>
-        <w:t xml:space="preserve"> to manage cloud infrastructure, ensuring high availability and scalability. </w:t>
-      </w:r>
-    </w:p>
-    <w:p>
-      <w:pPr>
-        <w:pStyle w:val="ListParagraph"/>
-        <w:numPr>
-          <w:ilvl w:val="0"/>
-          <w:numId w:val="14"/>
-        </w:numPr>
-        <w:jc w:val="both"/>
-        <w:rPr>
-          <w:rFonts w:ascii="Times New Roman" w:hAnsi="Times New Roman" w:cs="Times New Roman"/>
-          <w:bCs/>
-          <w:spacing w:val="-2"/>
-        </w:rPr>
-      </w:pPr>
-      <w:r>
-        <w:rPr>
-          <w:rFonts w:ascii="Times New Roman" w:hAnsi="Times New Roman" w:cs="Times New Roman"/>
-          <w:b/>
-          <w:bCs/>
-          <w:spacing w:val="-2"/>
-        </w:rPr>
-        <w:t>Monitored application performance</w:t>
-      </w:r>
-      <w:r>
-        <w:rPr>
-          <w:rFonts w:ascii="Times New Roman" w:hAnsi="Times New Roman" w:cs="Times New Roman"/>
-          <w:bCs/>
-          <w:spacing w:val="-2"/>
-        </w:rPr>
-        <w:t xml:space="preserve"> using </w:t>
-      </w:r>
-      <w:r>
-        <w:rPr>
-          <w:rFonts w:ascii="Times New Roman" w:hAnsi="Times New Roman" w:cs="Times New Roman"/>
-          <w:b/>
-          <w:bCs/>
-          <w:spacing w:val="-2"/>
-        </w:rPr>
-        <w:t>AWS CloudWatch</w:t>
-      </w:r>
-      <w:r>
-        <w:rPr>
-          <w:rFonts w:ascii="Times New Roman" w:hAnsi="Times New Roman" w:cs="Times New Roman"/>
-          <w:bCs/>
-          <w:spacing w:val="-2"/>
-        </w:rPr>
-        <w:t xml:space="preserve"> and implemented necessary optimizations to ensure system reliability. </w:t>
-      </w:r>
-    </w:p>
-    <w:p>
-      <w:pPr>
-        <w:pStyle w:val="ListParagraph"/>
-        <w:numPr>
-          <w:ilvl w:val="0"/>
-          <w:numId w:val="14"/>
-        </w:numPr>
-        <w:jc w:val="both"/>
-        <w:rPr>
-          <w:rFonts w:ascii="Times New Roman" w:hAnsi="Times New Roman" w:cs="Times New Roman"/>
-          <w:bCs/>
-          <w:spacing w:val="-2"/>
-        </w:rPr>
-      </w:pPr>
-      <w:r>
-        <w:rPr>
-          <w:rFonts w:ascii="Times New Roman" w:hAnsi="Times New Roman" w:cs="Times New Roman"/>
-          <w:b/>
-          <w:bCs/>
-          <w:spacing w:val="-2"/>
-        </w:rPr>
-        <w:t>Assisted in maintaining CI/CD pipelines</w:t>
-      </w:r>
-      <w:r>
-        <w:rPr>
-          <w:rFonts w:ascii="Times New Roman" w:hAnsi="Times New Roman" w:cs="Times New Roman"/>
-          <w:bCs/>
-          <w:spacing w:val="-2"/>
-        </w:rPr>
-        <w:t xml:space="preserve"> with </w:t>
-      </w:r>
-      <w:r>
-        <w:rPr>
-          <w:rFonts w:ascii="Times New Roman" w:hAnsi="Times New Roman" w:cs="Times New Roman"/>
-          <w:b/>
-          <w:bCs/>
-          <w:spacing w:val="-2"/>
-        </w:rPr>
-        <w:t>Jenkins</w:t>
-      </w:r>
-      <w:r>
-        <w:rPr>
-          <w:rFonts w:ascii="Times New Roman" w:hAnsi="Times New Roman" w:cs="Times New Roman"/>
-          <w:bCs/>
-          <w:spacing w:val="-2"/>
-        </w:rPr>
-        <w:t xml:space="preserve"> to automate deployments, reducing the risk of errors and enhancing deployment efficiency. </w:t>
-      </w:r>
-    </w:p>
-    <w:p>
-      <w:pPr>
-        <w:pStyle w:val="ListParagraph"/>
-        <w:numPr>
-          <w:ilvl w:val="0"/>
-          <w:numId w:val="14"/>
-        </w:numPr>
-        <w:jc w:val="both"/>
-        <w:rPr>
-          <w:rFonts w:ascii="Times New Roman" w:hAnsi="Times New Roman" w:cs="Times New Roman"/>
-          <w:bCs/>
-          <w:spacing w:val="-2"/>
-        </w:rPr>
-      </w:pPr>
-      <w:r>
-        <w:rPr>
-          <w:rFonts w:ascii="Times New Roman" w:hAnsi="Times New Roman" w:cs="Times New Roman"/>
-          <w:b/>
-          <w:bCs/>
-          <w:spacing w:val="-2"/>
-        </w:rPr>
-        <w:t>Collaborated on unit testing</w:t>
-      </w:r>
-      <w:r>
-        <w:rPr>
-          <w:rFonts w:ascii="Times New Roman" w:hAnsi="Times New Roman" w:cs="Times New Roman"/>
-          <w:bCs/>
-          <w:spacing w:val="-2"/>
-        </w:rPr>
-        <w:t xml:space="preserve"> using </w:t>
-      </w:r>
-      <w:r>
-        <w:rPr>
-          <w:rFonts w:ascii="Times New Roman" w:hAnsi="Times New Roman" w:cs="Times New Roman"/>
-          <w:b/>
-          <w:bCs/>
-          <w:spacing w:val="-2"/>
-        </w:rPr>
-        <w:t>JUnit</w:t>
-      </w:r>
-      <w:r>
-        <w:rPr>
-          <w:rFonts w:ascii="Times New Roman" w:hAnsi="Times New Roman" w:cs="Times New Roman"/>
-          <w:bCs/>
-          <w:spacing w:val="-2"/>
-        </w:rPr>
-        <w:t xml:space="preserve">, ensuring that backend services met functional requirements and had minimal regression errors. </w:t>
-      </w:r>
-    </w:p>
-    <w:p>
-      <w:pPr>
-        <w:pStyle w:val="ListParagraph"/>
-        <w:numPr>
-          <w:ilvl w:val="0"/>
-          <w:numId w:val="14"/>
-        </w:numPr>
-        <w:jc w:val="both"/>
-        <w:rPr>
-          <w:rFonts w:ascii="Times New Roman" w:hAnsi="Times New Roman" w:cs="Times New Roman"/>
-          <w:bCs/>
-          <w:spacing w:val="-2"/>
-        </w:rPr>
-      </w:pPr>
-      <w:r>
-        <w:rPr>
-          <w:rFonts w:ascii="Times New Roman" w:hAnsi="Times New Roman" w:cs="Times New Roman"/>
-          <w:b/>
-          <w:bCs/>
-          <w:spacing w:val="-2"/>
-        </w:rPr>
-        <w:t>Worked in an Agile environment</w:t>
-      </w:r>
-      <w:r>
-        <w:rPr>
-          <w:rFonts w:ascii="Times New Roman" w:hAnsi="Times New Roman" w:cs="Times New Roman"/>
-          <w:bCs/>
-          <w:spacing w:val="-2"/>
-        </w:rPr>
-        <w:t xml:space="preserve">, participating in Scrum ceremonies like sprint planning, daily stand-ups, and retrospectives for effective project tracking and collaboration. </w:t>
-      </w:r>
-    </w:p>
-    <w:p>
-      <w:pPr>
-        <w:pStyle w:val="ListParagraph"/>
-        <w:numPr>
-          <w:ilvl w:val="0"/>
-          <w:numId w:val="14"/>
-        </w:numPr>
-        <w:jc w:val="both"/>
-        <w:rPr>
-          <w:rFonts w:ascii="Times New Roman" w:hAnsi="Times New Roman" w:cs="Times New Roman"/>
           <w:b/>
           <w:spacing w:val="-2"/>
           <w:u w:val="single"/>
@@ -9569,40 +8756,27 @@
     </w:p>
     <w:p>
       <w:pPr>
+        <w:pStyle w:val="ListParagraph"/>
+        <w:ind w:left="360"/>
         <w:jc w:val="both"/>
         <w:rPr>
           <w:rFonts w:ascii="Times New Roman" w:hAnsi="Times New Roman" w:cs="Times New Roman"/>
-          <w:bCs/>
-          <w:spacing w:val="-2"/>
-          <w:lang w:val="en-IN"/>
-        </w:rPr>
-      </w:pPr>
-      <w:r>
-        <w:rPr>
-          <w:rFonts w:ascii="Times New Roman" w:hAnsi="Times New Roman" w:cs="Times New Roman"/>
-          <w:b/>
-          <w:spacing w:val="-2"/>
-          <w:lang w:val="en-IN"/>
-        </w:rPr>
-        <w:t>Environment:</w:t>
-      </w:r>
-      <w:r>
-        <w:rPr>
-          <w:rFonts w:ascii="Times New Roman" w:hAnsi="Times New Roman" w:cs="Times New Roman"/>
-          <w:bCs/>
-          <w:spacing w:val="-2"/>
-          <w:lang w:val="en-IN"/>
-        </w:rPr>
-        <w:t xml:space="preserve"> Java, Struts, JSP, Servlets, JDBC, Hibernate, Eclipse, GIT, Ant, log4j, SQL, XML, JSTL, Eclipse IDE, Struts Tag Libraries, JavaScript, SOAP, REST.</w:t>
-      </w:r>
-    </w:p>
-    <w:p>
-      <w:pPr>
+          <w:b/>
+          <w:bCs/>
+          <w:spacing w:val="-2"/>
+        </w:rPr>
+      </w:pPr>
+    </w:p>
+    <w:p>
+      <w:pPr>
+        <w:pStyle w:val="ListParagraph"/>
+        <w:ind w:left="360"/>
         <w:jc w:val="both"/>
         <w:rPr>
           <w:rFonts w:ascii="Times New Roman" w:hAnsi="Times New Roman" w:cs="Times New Roman"/>
-          <w:bCs/>
-          <w:spacing w:val="-2"/>
+          <w:b/>
+          <w:spacing w:val="-2"/>
+          <w:u w:val="single"/>
           <w:lang w:val="en-IN"/>
         </w:rPr>
       </w:pPr>
@@ -9671,6 +8845,33 @@
           <w:lang w:val="en-IN"/>
         </w:rPr>
         <w:t xml:space="preserve">Bachelor of Science in Computer Science, Jawaharlal Nehru Technological University, Hyderabad, India. </w:t>
+      </w:r>
+      <w:r>
+        <w:rPr>
+          <w:rFonts w:ascii="Times New Roman" w:hAnsi="Times New Roman" w:cs="Times New Roman"/>
+          <w:bCs/>
+          <w:spacing w:val="-2"/>
+          <w:lang w:val="en-IN"/>
+        </w:rPr>
+        <w:t>(2014-2017)</w:t>
+      </w:r>
+      <w:r>
+        <w:rPr>
+          <w:rFonts w:ascii="Times New Roman" w:hAnsi="Times New Roman" w:cs="Times New Roman"/>
+          <w:bCs/>
+          <w:spacing w:val="-2"/>
+          <w:lang w:val="en-IN"/>
+        </w:rPr>
+        <w:tab/>
+      </w:r>
+      <w:r>
+        <w:rPr>
+          <w:rFonts w:ascii="Times New Roman" w:hAnsi="Times New Roman" w:cs="Times New Roman"/>
+          <w:bCs/>
+          <w:spacing w:val="-2"/>
+          <w:lang w:val="en-IN"/>
+        </w:rPr>
+        <w:tab/>
       </w:r>
     </w:p>
     <w:p/>
@@ -13701,6 +12902,7 @@
   <w:style w:type="character" w:default="1" w:styleId="DefaultParagraphFont">
     <w:name w:val="Default Paragraph Font"/>
     <w:uiPriority w:val="1"/>
+    <w:semiHidden/>
     <w:unhideWhenUsed/>
   </w:style>
   <w:style w:type="table" w:default="1" w:styleId="TableNormal">
@@ -14072,6 +13274,18 @@
       <w:shd w:val="clear" w:color="auto" w:fill="E1DFDD"/>
     </w:rPr>
   </w:style>
+  <w:style w:type="character" w:styleId="FollowedHyperlink">
+    <w:name w:val="FollowedHyperlink"/>
+    <w:basedOn w:val="DefaultParagraphFont"/>
+    <w:uiPriority w:val="99"/>
+    <w:semiHidden/>
+    <w:unhideWhenUsed/>
+    <w:rsid w:val="00B419B9"/>
+    <w:rPr>
+      <w:color w:val="96607D" w:themeColor="followedHyperlink"/>
+      <w:u w:val="single"/>
+    </w:rPr>
+  </w:style>
 </w:styles>
 </file>
 

--- a/cv/Anil_Kumar_Mopidevi.docx
+++ b/cv/Anil_Kumar_Mopidevi.docx
@@ -212,27 +212,7 @@
                                   <w:sz w:val="24"/>
                                   <w:szCs w:val="24"/>
                                 </w:rPr>
-                                <w:t>Linke</w:t>
-                              </w:r>
-                              <w:r>
-                                <w:rPr>
-                                  <w:rStyle w:val="Hyperlink"/>
-                                  <w:rFonts w:ascii="Calibri"/>
-                                  <w:bCs/>
-                                  <w:sz w:val="24"/>
-                                  <w:szCs w:val="24"/>
-                                </w:rPr>
-                                <w:t>d</w:t>
-                              </w:r>
-                              <w:r>
-                                <w:rPr>
-                                  <w:rStyle w:val="Hyperlink"/>
-                                  <w:rFonts w:ascii="Calibri"/>
-                                  <w:bCs/>
-                                  <w:sz w:val="24"/>
-                                  <w:szCs w:val="24"/>
-                                </w:rPr>
-                                <w:t>In</w:t>
+                                <w:t>LinkedIn</w:t>
                               </w:r>
                             </w:hyperlink>
                             <w:r>
@@ -253,27 +233,7 @@
                                   <w:sz w:val="24"/>
                                   <w:szCs w:val="24"/>
                                 </w:rPr>
-                                <w:t>Por</w:t>
-                              </w:r>
-                              <w:r>
-                                <w:rPr>
-                                  <w:rStyle w:val="Hyperlink"/>
-                                  <w:rFonts w:ascii="Calibri"/>
-                                  <w:bCs/>
-                                  <w:sz w:val="24"/>
-                                  <w:szCs w:val="24"/>
-                                </w:rPr>
-                                <w:t>t</w:t>
-                              </w:r>
-                              <w:r>
-                                <w:rPr>
-                                  <w:rStyle w:val="Hyperlink"/>
-                                  <w:rFonts w:ascii="Calibri"/>
-                                  <w:bCs/>
-                                  <w:sz w:val="24"/>
-                                  <w:szCs w:val="24"/>
-                                </w:rPr>
-                                <w:t>folio</w:t>
+                                <w:t>Portfolio</w:t>
                               </w:r>
                             </w:hyperlink>
                             <w:r>
@@ -294,27 +254,7 @@
                                   <w:sz w:val="24"/>
                                   <w:szCs w:val="24"/>
                                 </w:rPr>
-                                <w:t>Medi</w:t>
-                              </w:r>
-                              <w:r>
-                                <w:rPr>
-                                  <w:rStyle w:val="Hyperlink"/>
-                                  <w:rFonts w:ascii="Calibri"/>
-                                  <w:bCs/>
-                                  <w:sz w:val="24"/>
-                                  <w:szCs w:val="24"/>
-                                </w:rPr>
-                                <w:t>u</w:t>
-                              </w:r>
-                              <w:r>
-                                <w:rPr>
-                                  <w:rStyle w:val="Hyperlink"/>
-                                  <w:rFonts w:ascii="Calibri"/>
-                                  <w:bCs/>
-                                  <w:sz w:val="24"/>
-                                  <w:szCs w:val="24"/>
-                                </w:rPr>
-                                <w:t>m</w:t>
+                                <w:t>Medium</w:t>
                               </w:r>
                             </w:hyperlink>
                             <w:r>
@@ -726,27 +666,7 @@
                             <w:sz w:val="24"/>
                             <w:szCs w:val="24"/>
                           </w:rPr>
-                          <w:t>Linke</w:t>
-                        </w:r>
-                        <w:r>
-                          <w:rPr>
-                            <w:rStyle w:val="Hyperlink"/>
-                            <w:rFonts w:ascii="Calibri"/>
-                            <w:bCs/>
-                            <w:sz w:val="24"/>
-                            <w:szCs w:val="24"/>
-                          </w:rPr>
-                          <w:t>d</w:t>
-                        </w:r>
-                        <w:r>
-                          <w:rPr>
-                            <w:rStyle w:val="Hyperlink"/>
-                            <w:rFonts w:ascii="Calibri"/>
-                            <w:bCs/>
-                            <w:sz w:val="24"/>
-                            <w:szCs w:val="24"/>
-                          </w:rPr>
-                          <w:t>In</w:t>
+                          <w:t>LinkedIn</w:t>
                         </w:r>
                       </w:hyperlink>
                       <w:r>
@@ -767,27 +687,7 @@
                             <w:sz w:val="24"/>
                             <w:szCs w:val="24"/>
                           </w:rPr>
-                          <w:t>Por</w:t>
-                        </w:r>
-                        <w:r>
-                          <w:rPr>
-                            <w:rStyle w:val="Hyperlink"/>
-                            <w:rFonts w:ascii="Calibri"/>
-                            <w:bCs/>
-                            <w:sz w:val="24"/>
-                            <w:szCs w:val="24"/>
-                          </w:rPr>
-                          <w:t>t</w:t>
-                        </w:r>
-                        <w:r>
-                          <w:rPr>
-                            <w:rStyle w:val="Hyperlink"/>
-                            <w:rFonts w:ascii="Calibri"/>
-                            <w:bCs/>
-                            <w:sz w:val="24"/>
-                            <w:szCs w:val="24"/>
-                          </w:rPr>
-                          <w:t>folio</w:t>
+                          <w:t>Portfolio</w:t>
                         </w:r>
                       </w:hyperlink>
                       <w:r>
@@ -808,27 +708,7 @@
                             <w:sz w:val="24"/>
                             <w:szCs w:val="24"/>
                           </w:rPr>
-                          <w:t>Medi</w:t>
-                        </w:r>
-                        <w:r>
-                          <w:rPr>
-                            <w:rStyle w:val="Hyperlink"/>
-                            <w:rFonts w:ascii="Calibri"/>
-                            <w:bCs/>
-                            <w:sz w:val="24"/>
-                            <w:szCs w:val="24"/>
-                          </w:rPr>
-                          <w:t>u</w:t>
-                        </w:r>
-                        <w:r>
-                          <w:rPr>
-                            <w:rStyle w:val="Hyperlink"/>
-                            <w:rFonts w:ascii="Calibri"/>
-                            <w:bCs/>
-                            <w:sz w:val="24"/>
-                            <w:szCs w:val="24"/>
-                          </w:rPr>
-                          <w:t>m</w:t>
+                          <w:t>Medium</w:t>
                         </w:r>
                       </w:hyperlink>
                       <w:r>
@@ -1237,7 +1117,7 @@
                             <wp:extent cx="742950" cy="736106"/>
                             <wp:effectExtent l="0" t="0" r="0" b="6985"/>
                             <wp:docPr id="1914916517" name="Picture 8" descr="A blue hexagon with white text&#10;&#10;AI-generated content may be incorrect.">
-                              <a:hlinkClick xmlns:a="http://schemas.openxmlformats.org/drawingml/2006/main" r:id="rId13"/>
+                              <a:hlinkClick xmlns:a="http://schemas.openxmlformats.org/drawingml/2006/main" r:id="rId15"/>
                             </wp:docPr>
                             <wp:cNvGraphicFramePr>
                               <a:graphicFrameLocks xmlns:a="http://schemas.openxmlformats.org/drawingml/2006/main" noChangeAspect="1"/>
@@ -1247,12 +1127,12 @@
                                 <pic:pic xmlns:pic="http://schemas.openxmlformats.org/drawingml/2006/picture">
                                   <pic:nvPicPr>
                                     <pic:cNvPr id="1914916517" name="Picture 8" descr="A blue hexagon with white text&#10;&#10;AI-generated content may be incorrect.">
-                                      <a:hlinkClick r:id="rId13"/>
+                                      <a:hlinkClick r:id="rId15"/>
                                     </pic:cNvPr>
                                     <pic:cNvPicPr/>
                                   </pic:nvPicPr>
                                   <pic:blipFill>
-                                    <a:blip r:embed="rId14" cstate="print">
+                                    <a:blip r:embed="rId16" cstate="print">
                                       <a:extLst>
                                         <a:ext uri="{28A0092B-C50C-407E-A947-70E740481C1C}">
                                           <a14:useLocalDpi xmlns:a14="http://schemas.microsoft.com/office/drawing/2010/main" val="0"/>

--- a/cv/Anil_Kumar_Mopidevi.docx
+++ b/cv/Anil_Kumar_Mopidevi.docx
@@ -212,7 +212,27 @@
                                   <w:sz w:val="24"/>
                                   <w:szCs w:val="24"/>
                                 </w:rPr>
-                                <w:t>LinkedIn</w:t>
+                                <w:t>Linke</w:t>
+                              </w:r>
+                              <w:r>
+                                <w:rPr>
+                                  <w:rStyle w:val="Hyperlink"/>
+                                  <w:rFonts w:ascii="Calibri"/>
+                                  <w:bCs/>
+                                  <w:sz w:val="24"/>
+                                  <w:szCs w:val="24"/>
+                                </w:rPr>
+                                <w:t>d</w:t>
+                              </w:r>
+                              <w:r>
+                                <w:rPr>
+                                  <w:rStyle w:val="Hyperlink"/>
+                                  <w:rFonts w:ascii="Calibri"/>
+                                  <w:bCs/>
+                                  <w:sz w:val="24"/>
+                                  <w:szCs w:val="24"/>
+                                </w:rPr>
+                                <w:t>In</w:t>
                               </w:r>
                             </w:hyperlink>
                             <w:r>
@@ -233,7 +253,27 @@
                                   <w:sz w:val="24"/>
                                   <w:szCs w:val="24"/>
                                 </w:rPr>
-                                <w:t>Portfolio</w:t>
+                                <w:t>Por</w:t>
+                              </w:r>
+                              <w:r>
+                                <w:rPr>
+                                  <w:rStyle w:val="Hyperlink"/>
+                                  <w:rFonts w:ascii="Calibri"/>
+                                  <w:bCs/>
+                                  <w:sz w:val="24"/>
+                                  <w:szCs w:val="24"/>
+                                </w:rPr>
+                                <w:t>t</w:t>
+                              </w:r>
+                              <w:r>
+                                <w:rPr>
+                                  <w:rStyle w:val="Hyperlink"/>
+                                  <w:rFonts w:ascii="Calibri"/>
+                                  <w:bCs/>
+                                  <w:sz w:val="24"/>
+                                  <w:szCs w:val="24"/>
+                                </w:rPr>
+                                <w:t>folio</w:t>
                               </w:r>
                             </w:hyperlink>
                             <w:r>
@@ -254,7 +294,27 @@
                                   <w:sz w:val="24"/>
                                   <w:szCs w:val="24"/>
                                 </w:rPr>
-                                <w:t>Medium</w:t>
+                                <w:t>Medi</w:t>
+                              </w:r>
+                              <w:r>
+                                <w:rPr>
+                                  <w:rStyle w:val="Hyperlink"/>
+                                  <w:rFonts w:ascii="Calibri"/>
+                                  <w:bCs/>
+                                  <w:sz w:val="24"/>
+                                  <w:szCs w:val="24"/>
+                                </w:rPr>
+                                <w:t>u</w:t>
+                              </w:r>
+                              <w:r>
+                                <w:rPr>
+                                  <w:rStyle w:val="Hyperlink"/>
+                                  <w:rFonts w:ascii="Calibri"/>
+                                  <w:bCs/>
+                                  <w:sz w:val="24"/>
+                                  <w:szCs w:val="24"/>
+                                </w:rPr>
+                                <w:t>m</w:t>
                               </w:r>
                             </w:hyperlink>
                             <w:r>
@@ -666,7 +726,27 @@
                             <w:sz w:val="24"/>
                             <w:szCs w:val="24"/>
                           </w:rPr>
-                          <w:t>LinkedIn</w:t>
+                          <w:t>Linke</w:t>
+                        </w:r>
+                        <w:r>
+                          <w:rPr>
+                            <w:rStyle w:val="Hyperlink"/>
+                            <w:rFonts w:ascii="Calibri"/>
+                            <w:bCs/>
+                            <w:sz w:val="24"/>
+                            <w:szCs w:val="24"/>
+                          </w:rPr>
+                          <w:t>d</w:t>
+                        </w:r>
+                        <w:r>
+                          <w:rPr>
+                            <w:rStyle w:val="Hyperlink"/>
+                            <w:rFonts w:ascii="Calibri"/>
+                            <w:bCs/>
+                            <w:sz w:val="24"/>
+                            <w:szCs w:val="24"/>
+                          </w:rPr>
+                          <w:t>In</w:t>
                         </w:r>
                       </w:hyperlink>
                       <w:r>
@@ -687,7 +767,27 @@
                             <w:sz w:val="24"/>
                             <w:szCs w:val="24"/>
                           </w:rPr>
-                          <w:t>Portfolio</w:t>
+                          <w:t>Por</w:t>
+                        </w:r>
+                        <w:r>
+                          <w:rPr>
+                            <w:rStyle w:val="Hyperlink"/>
+                            <w:rFonts w:ascii="Calibri"/>
+                            <w:bCs/>
+                            <w:sz w:val="24"/>
+                            <w:szCs w:val="24"/>
+                          </w:rPr>
+                          <w:t>t</w:t>
+                        </w:r>
+                        <w:r>
+                          <w:rPr>
+                            <w:rStyle w:val="Hyperlink"/>
+                            <w:rFonts w:ascii="Calibri"/>
+                            <w:bCs/>
+                            <w:sz w:val="24"/>
+                            <w:szCs w:val="24"/>
+                          </w:rPr>
+                          <w:t>folio</w:t>
                         </w:r>
                       </w:hyperlink>
                       <w:r>
@@ -708,7 +808,27 @@
                             <w:sz w:val="24"/>
                             <w:szCs w:val="24"/>
                           </w:rPr>
-                          <w:t>Medium</w:t>
+                          <w:t>Medi</w:t>
+                        </w:r>
+                        <w:r>
+                          <w:rPr>
+                            <w:rStyle w:val="Hyperlink"/>
+                            <w:rFonts w:ascii="Calibri"/>
+                            <w:bCs/>
+                            <w:sz w:val="24"/>
+                            <w:szCs w:val="24"/>
+                          </w:rPr>
+                          <w:t>u</w:t>
+                        </w:r>
+                        <w:r>
+                          <w:rPr>
+                            <w:rStyle w:val="Hyperlink"/>
+                            <w:rFonts w:ascii="Calibri"/>
+                            <w:bCs/>
+                            <w:sz w:val="24"/>
+                            <w:szCs w:val="24"/>
+                          </w:rPr>
+                          <w:t>m</w:t>
                         </w:r>
                       </w:hyperlink>
                       <w:r>
@@ -1117,7 +1237,7 @@
                             <wp:extent cx="742950" cy="736106"/>
                             <wp:effectExtent l="0" t="0" r="0" b="6985"/>
                             <wp:docPr id="1914916517" name="Picture 8" descr="A blue hexagon with white text&#10;&#10;AI-generated content may be incorrect.">
-                              <a:hlinkClick xmlns:a="http://schemas.openxmlformats.org/drawingml/2006/main" r:id="rId15"/>
+                              <a:hlinkClick xmlns:a="http://schemas.openxmlformats.org/drawingml/2006/main" r:id="rId13"/>
                             </wp:docPr>
                             <wp:cNvGraphicFramePr>
                               <a:graphicFrameLocks xmlns:a="http://schemas.openxmlformats.org/drawingml/2006/main" noChangeAspect="1"/>
@@ -1127,12 +1247,12 @@
                                 <pic:pic xmlns:pic="http://schemas.openxmlformats.org/drawingml/2006/picture">
                                   <pic:nvPicPr>
                                     <pic:cNvPr id="1914916517" name="Picture 8" descr="A blue hexagon with white text&#10;&#10;AI-generated content may be incorrect.">
-                                      <a:hlinkClick r:id="rId15"/>
+                                      <a:hlinkClick r:id="rId13"/>
                                     </pic:cNvPr>
                                     <pic:cNvPicPr/>
                                   </pic:nvPicPr>
                                   <pic:blipFill>
-                                    <a:blip r:embed="rId16" cstate="print">
+                                    <a:blip r:embed="rId14" cstate="print">
                                       <a:extLst>
                                         <a:ext uri="{28A0092B-C50C-407E-A947-70E740481C1C}">
                                           <a14:useLocalDpi xmlns:a14="http://schemas.microsoft.com/office/drawing/2010/main" val="0"/>

--- a/cv/Anil_Kumar_Mopidevi.docx
+++ b/cv/Anil_Kumar_Mopidevi.docx
@@ -212,27 +212,7 @@
                                   <w:sz w:val="24"/>
                                   <w:szCs w:val="24"/>
                                 </w:rPr>
-                                <w:t>Linke</w:t>
-                              </w:r>
-                              <w:r>
-                                <w:rPr>
-                                  <w:rStyle w:val="Hyperlink"/>
-                                  <w:rFonts w:ascii="Calibri"/>
-                                  <w:bCs/>
-                                  <w:sz w:val="24"/>
-                                  <w:szCs w:val="24"/>
-                                </w:rPr>
-                                <w:t>d</w:t>
-                              </w:r>
-                              <w:r>
-                                <w:rPr>
-                                  <w:rStyle w:val="Hyperlink"/>
-                                  <w:rFonts w:ascii="Calibri"/>
-                                  <w:bCs/>
-                                  <w:sz w:val="24"/>
-                                  <w:szCs w:val="24"/>
-                                </w:rPr>
-                                <w:t>In</w:t>
+                                <w:t>LinkedIn</w:t>
                               </w:r>
                             </w:hyperlink>
                             <w:r>
@@ -253,27 +233,7 @@
                                   <w:sz w:val="24"/>
                                   <w:szCs w:val="24"/>
                                 </w:rPr>
-                                <w:t>Por</w:t>
-                              </w:r>
-                              <w:r>
-                                <w:rPr>
-                                  <w:rStyle w:val="Hyperlink"/>
-                                  <w:rFonts w:ascii="Calibri"/>
-                                  <w:bCs/>
-                                  <w:sz w:val="24"/>
-                                  <w:szCs w:val="24"/>
-                                </w:rPr>
-                                <w:t>t</w:t>
-                              </w:r>
-                              <w:r>
-                                <w:rPr>
-                                  <w:rStyle w:val="Hyperlink"/>
-                                  <w:rFonts w:ascii="Calibri"/>
-                                  <w:bCs/>
-                                  <w:sz w:val="24"/>
-                                  <w:szCs w:val="24"/>
-                                </w:rPr>
-                                <w:t>folio</w:t>
+                                <w:t>Portfolio</w:t>
                               </w:r>
                             </w:hyperlink>
                             <w:r>
@@ -294,27 +254,7 @@
                                   <w:sz w:val="24"/>
                                   <w:szCs w:val="24"/>
                                 </w:rPr>
-                                <w:t>Medi</w:t>
-                              </w:r>
-                              <w:r>
-                                <w:rPr>
-                                  <w:rStyle w:val="Hyperlink"/>
-                                  <w:rFonts w:ascii="Calibri"/>
-                                  <w:bCs/>
-                                  <w:sz w:val="24"/>
-                                  <w:szCs w:val="24"/>
-                                </w:rPr>
-                                <w:t>u</w:t>
-                              </w:r>
-                              <w:r>
-                                <w:rPr>
-                                  <w:rStyle w:val="Hyperlink"/>
-                                  <w:rFonts w:ascii="Calibri"/>
-                                  <w:bCs/>
-                                  <w:sz w:val="24"/>
-                                  <w:szCs w:val="24"/>
-                                </w:rPr>
-                                <w:t>m</w:t>
+                                <w:t>Medium</w:t>
                               </w:r>
                             </w:hyperlink>
                             <w:r>
@@ -726,27 +666,7 @@
                             <w:sz w:val="24"/>
                             <w:szCs w:val="24"/>
                           </w:rPr>
-                          <w:t>Linke</w:t>
-                        </w:r>
-                        <w:r>
-                          <w:rPr>
-                            <w:rStyle w:val="Hyperlink"/>
-                            <w:rFonts w:ascii="Calibri"/>
-                            <w:bCs/>
-                            <w:sz w:val="24"/>
-                            <w:szCs w:val="24"/>
-                          </w:rPr>
-                          <w:t>d</w:t>
-                        </w:r>
-                        <w:r>
-                          <w:rPr>
-                            <w:rStyle w:val="Hyperlink"/>
-                            <w:rFonts w:ascii="Calibri"/>
-                            <w:bCs/>
-                            <w:sz w:val="24"/>
-                            <w:szCs w:val="24"/>
-                          </w:rPr>
-                          <w:t>In</w:t>
+                          <w:t>LinkedIn</w:t>
                         </w:r>
                       </w:hyperlink>
                       <w:r>
@@ -767,27 +687,7 @@
                             <w:sz w:val="24"/>
                             <w:szCs w:val="24"/>
                           </w:rPr>
-                          <w:t>Por</w:t>
-                        </w:r>
-                        <w:r>
-                          <w:rPr>
-                            <w:rStyle w:val="Hyperlink"/>
-                            <w:rFonts w:ascii="Calibri"/>
-                            <w:bCs/>
-                            <w:sz w:val="24"/>
-                            <w:szCs w:val="24"/>
-                          </w:rPr>
-                          <w:t>t</w:t>
-                        </w:r>
-                        <w:r>
-                          <w:rPr>
-                            <w:rStyle w:val="Hyperlink"/>
-                            <w:rFonts w:ascii="Calibri"/>
-                            <w:bCs/>
-                            <w:sz w:val="24"/>
-                            <w:szCs w:val="24"/>
-                          </w:rPr>
-                          <w:t>folio</w:t>
+                          <w:t>Portfolio</w:t>
                         </w:r>
                       </w:hyperlink>
                       <w:r>
@@ -808,27 +708,7 @@
                             <w:sz w:val="24"/>
                             <w:szCs w:val="24"/>
                           </w:rPr>
-                          <w:t>Medi</w:t>
-                        </w:r>
-                        <w:r>
-                          <w:rPr>
-                            <w:rStyle w:val="Hyperlink"/>
-                            <w:rFonts w:ascii="Calibri"/>
-                            <w:bCs/>
-                            <w:sz w:val="24"/>
-                            <w:szCs w:val="24"/>
-                          </w:rPr>
-                          <w:t>u</w:t>
-                        </w:r>
-                        <w:r>
-                          <w:rPr>
-                            <w:rStyle w:val="Hyperlink"/>
-                            <w:rFonts w:ascii="Calibri"/>
-                            <w:bCs/>
-                            <w:sz w:val="24"/>
-                            <w:szCs w:val="24"/>
-                          </w:rPr>
-                          <w:t>m</w:t>
+                          <w:t>Medium</w:t>
                         </w:r>
                       </w:hyperlink>
                       <w:r>
@@ -3371,7 +3251,7 @@
           <w:bCs/>
           <w:spacing w:val="-2"/>
         </w:rPr>
-        <w:t xml:space="preserve"> for seamless interaction between frontend, data processing layers, and external healthcare providers. </w:t>
+        <w:t xml:space="preserve"> for seamless interaction between frontend, data processing layers, and external healthcare providers.</w:t>
       </w:r>
     </w:p>
     <w:p>
@@ -3402,15 +3282,15 @@
           <w:b/>
           <w:spacing w:val="-2"/>
         </w:rPr>
-        <w:t>Apache Kafka for real-time streaming of medical sensor data</w:t>
-      </w:r>
-      <w:r>
-        <w:rPr>
-          <w:rFonts w:ascii="Times New Roman" w:hAnsi="Times New Roman" w:cs="Times New Roman"/>
-          <w:bCs/>
-          <w:spacing w:val="-2"/>
-        </w:rPr>
-        <w:t xml:space="preserve">, ensuring low-latency processing and fault-tolerant data transmission. </w:t>
+        <w:t>RabbitMQ</w:t>
+      </w:r>
+      <w:r>
+        <w:rPr>
+          <w:rFonts w:ascii="Times New Roman" w:hAnsi="Times New Roman" w:cs="Times New Roman"/>
+          <w:bCs/>
+          <w:spacing w:val="-2"/>
+        </w:rPr>
+        <w:t xml:space="preserve"> for real-time messaging of medical sensor data, ensuring low-latency processing and reliable, asynchronous data transmission.</w:t>
       </w:r>
     </w:p>
     <w:p>
@@ -3441,15 +3321,23 @@
           <w:b/>
           <w:spacing w:val="-2"/>
         </w:rPr>
-        <w:t>Kafka Producers, Consumers, and Streams API,</w:t>
-      </w:r>
-      <w:r>
-        <w:rPr>
-          <w:rFonts w:ascii="Times New Roman" w:hAnsi="Times New Roman" w:cs="Times New Roman"/>
-          <w:bCs/>
-          <w:spacing w:val="-2"/>
-        </w:rPr>
-        <w:t xml:space="preserve"> enabling efficient message distribution across microservices. </w:t>
+        <w:t>RabbitMQ</w:t>
+      </w:r>
+      <w:r>
+        <w:rPr>
+          <w:rFonts w:ascii="Times New Roman" w:hAnsi="Times New Roman" w:cs="Times New Roman"/>
+          <w:bCs/>
+          <w:spacing w:val="-2"/>
+        </w:rPr>
+        <w:t xml:space="preserve"> producers and consumers with topic and direct exchanges to efficiently distribute messages across microservices.</w:t>
+      </w:r>
+      <w:r>
+        <w:rPr>
+          <w:rFonts w:ascii="Times New Roman" w:hAnsi="Times New Roman" w:cs="Times New Roman"/>
+          <w:bCs/>
+          <w:spacing w:val="-2"/>
+        </w:rPr>
+        <w:t xml:space="preserve"> </w:t>
       </w:r>
     </w:p>
     <w:p>
@@ -3472,23 +3360,7 @@
           <w:bCs/>
           <w:spacing w:val="-2"/>
         </w:rPr>
-        <w:t xml:space="preserve">Implemented </w:t>
-      </w:r>
-      <w:r>
-        <w:rPr>
-          <w:rFonts w:ascii="Times New Roman" w:hAnsi="Times New Roman" w:cs="Times New Roman"/>
-          <w:b/>
-          <w:spacing w:val="-2"/>
-        </w:rPr>
-        <w:t>Kafka Connect</w:t>
-      </w:r>
-      <w:r>
-        <w:rPr>
-          <w:rFonts w:ascii="Times New Roman" w:hAnsi="Times New Roman" w:cs="Times New Roman"/>
-          <w:bCs/>
-          <w:spacing w:val="-2"/>
-        </w:rPr>
-        <w:t xml:space="preserve"> to ingest data from various sources, including IoT medical devices and third-party healthcare systems. </w:t>
+        <w:t xml:space="preserve">structured data storage, optimizing complex queries and ensuring ACID compliance for patient records. </w:t>
       </w:r>
     </w:p>
     <w:p>
@@ -3511,23 +3383,23 @@
           <w:bCs/>
           <w:spacing w:val="-2"/>
         </w:rPr>
-        <w:t xml:space="preserve">Utilized </w:t>
-      </w:r>
-      <w:r>
-        <w:rPr>
-          <w:rFonts w:ascii="Times New Roman" w:hAnsi="Times New Roman" w:cs="Times New Roman"/>
-          <w:b/>
-          <w:spacing w:val="-2"/>
-        </w:rPr>
-        <w:t>PostgreSQL</w:t>
-      </w:r>
-      <w:r>
-        <w:rPr>
-          <w:rFonts w:ascii="Times New Roman" w:hAnsi="Times New Roman" w:cs="Times New Roman"/>
-          <w:bCs/>
-          <w:spacing w:val="-2"/>
-        </w:rPr>
-        <w:t xml:space="preserve"> for structured data storage, optimizing complex queries and ensuring ACID compliance for patient records. </w:t>
+        <w:t xml:space="preserve">Implemented </w:t>
+      </w:r>
+      <w:r>
+        <w:rPr>
+          <w:rFonts w:ascii="Times New Roman" w:hAnsi="Times New Roman" w:cs="Times New Roman"/>
+          <w:b/>
+          <w:spacing w:val="-2"/>
+        </w:rPr>
+        <w:t>MongoDB</w:t>
+      </w:r>
+      <w:r>
+        <w:rPr>
+          <w:rFonts w:ascii="Times New Roman" w:hAnsi="Times New Roman" w:cs="Times New Roman"/>
+          <w:bCs/>
+          <w:spacing w:val="-2"/>
+        </w:rPr>
+        <w:t xml:space="preserve"> for flexible and schema-less storage of real-time streaming logs, unstructured telemetry data, and analytics insights. </w:t>
       </w:r>
     </w:p>
     <w:p>
@@ -3550,23 +3422,23 @@
           <w:bCs/>
           <w:spacing w:val="-2"/>
         </w:rPr>
-        <w:t xml:space="preserve">Implemented </w:t>
-      </w:r>
-      <w:r>
-        <w:rPr>
-          <w:rFonts w:ascii="Times New Roman" w:hAnsi="Times New Roman" w:cs="Times New Roman"/>
-          <w:b/>
-          <w:spacing w:val="-2"/>
-        </w:rPr>
-        <w:t>MongoDB</w:t>
-      </w:r>
-      <w:r>
-        <w:rPr>
-          <w:rFonts w:ascii="Times New Roman" w:hAnsi="Times New Roman" w:cs="Times New Roman"/>
-          <w:bCs/>
-          <w:spacing w:val="-2"/>
-        </w:rPr>
-        <w:t xml:space="preserve"> for flexible and schema-less storage of real-time streaming logs, unstructured telemetry data, and analytics insights. </w:t>
+        <w:t xml:space="preserve">Designed </w:t>
+      </w:r>
+      <w:r>
+        <w:rPr>
+          <w:rFonts w:ascii="Times New Roman" w:hAnsi="Times New Roman" w:cs="Times New Roman"/>
+          <w:b/>
+          <w:spacing w:val="-2"/>
+        </w:rPr>
+        <w:t>optimized indexing strategies</w:t>
+      </w:r>
+      <w:r>
+        <w:rPr>
+          <w:rFonts w:ascii="Times New Roman" w:hAnsi="Times New Roman" w:cs="Times New Roman"/>
+          <w:bCs/>
+          <w:spacing w:val="-2"/>
+        </w:rPr>
+        <w:t xml:space="preserve"> for efficient querying of time-series medical data, reducing latency in fetching patient reports. </w:t>
       </w:r>
     </w:p>
     <w:p>
@@ -3589,23 +3461,23 @@
           <w:bCs/>
           <w:spacing w:val="-2"/>
         </w:rPr>
-        <w:t xml:space="preserve">Designed </w:t>
-      </w:r>
-      <w:r>
-        <w:rPr>
-          <w:rFonts w:ascii="Times New Roman" w:hAnsi="Times New Roman" w:cs="Times New Roman"/>
-          <w:b/>
-          <w:spacing w:val="-2"/>
-        </w:rPr>
-        <w:t>optimized indexing strategies</w:t>
-      </w:r>
-      <w:r>
-        <w:rPr>
-          <w:rFonts w:ascii="Times New Roman" w:hAnsi="Times New Roman" w:cs="Times New Roman"/>
-          <w:bCs/>
-          <w:spacing w:val="-2"/>
-        </w:rPr>
-        <w:t xml:space="preserve"> for efficient querying of time-series medical data, reducing latency in fetching patient reports. </w:t>
+        <w:t xml:space="preserve">Deployed microservices on </w:t>
+      </w:r>
+      <w:r>
+        <w:rPr>
+          <w:rFonts w:ascii="Times New Roman" w:hAnsi="Times New Roman" w:cs="Times New Roman"/>
+          <w:b/>
+          <w:spacing w:val="-2"/>
+        </w:rPr>
+        <w:t>AWS EC2 with Auto Scaling and Elastic Load Balancer (ELB),</w:t>
+      </w:r>
+      <w:r>
+        <w:rPr>
+          <w:rFonts w:ascii="Times New Roman" w:hAnsi="Times New Roman" w:cs="Times New Roman"/>
+          <w:bCs/>
+          <w:spacing w:val="-2"/>
+        </w:rPr>
+        <w:t xml:space="preserve"> ensuring high availability and performance. </w:t>
       </w:r>
     </w:p>
     <w:p>
@@ -3628,23 +3500,23 @@
           <w:bCs/>
           <w:spacing w:val="-2"/>
         </w:rPr>
-        <w:t xml:space="preserve">Deployed microservices on </w:t>
-      </w:r>
-      <w:r>
-        <w:rPr>
-          <w:rFonts w:ascii="Times New Roman" w:hAnsi="Times New Roman" w:cs="Times New Roman"/>
-          <w:b/>
-          <w:spacing w:val="-2"/>
-        </w:rPr>
-        <w:t>AWS EC2 with Auto Scaling and Elastic Load Balancer (ELB),</w:t>
-      </w:r>
-      <w:r>
-        <w:rPr>
-          <w:rFonts w:ascii="Times New Roman" w:hAnsi="Times New Roman" w:cs="Times New Roman"/>
-          <w:bCs/>
-          <w:spacing w:val="-2"/>
-        </w:rPr>
-        <w:t xml:space="preserve"> ensuring high availability and performance. </w:t>
+        <w:t xml:space="preserve">Stored large-scale health data securely using </w:t>
+      </w:r>
+      <w:r>
+        <w:rPr>
+          <w:rFonts w:ascii="Times New Roman" w:hAnsi="Times New Roman" w:cs="Times New Roman"/>
+          <w:b/>
+          <w:spacing w:val="-2"/>
+        </w:rPr>
+        <w:t>AWS S3</w:t>
+      </w:r>
+      <w:r>
+        <w:rPr>
+          <w:rFonts w:ascii="Times New Roman" w:hAnsi="Times New Roman" w:cs="Times New Roman"/>
+          <w:bCs/>
+          <w:spacing w:val="-2"/>
+        </w:rPr>
+        <w:t xml:space="preserve">, enabling seamless integration with data analytics pipelines. </w:t>
       </w:r>
     </w:p>
     <w:p>
@@ -3668,23 +3540,23 @@
           <w:spacing w:val="-2"/>
         </w:rPr>
         <w:lastRenderedPageBreak/>
-        <w:t xml:space="preserve">Stored large-scale health data securely using </w:t>
-      </w:r>
-      <w:r>
-        <w:rPr>
-          <w:rFonts w:ascii="Times New Roman" w:hAnsi="Times New Roman" w:cs="Times New Roman"/>
-          <w:b/>
-          <w:spacing w:val="-2"/>
-        </w:rPr>
-        <w:t>AWS S3</w:t>
-      </w:r>
-      <w:r>
-        <w:rPr>
-          <w:rFonts w:ascii="Times New Roman" w:hAnsi="Times New Roman" w:cs="Times New Roman"/>
-          <w:bCs/>
-          <w:spacing w:val="-2"/>
-        </w:rPr>
-        <w:t xml:space="preserve">, enabling seamless integration with data analytics pipelines. </w:t>
+        <w:t xml:space="preserve">Managed infrastructure provisioning using </w:t>
+      </w:r>
+      <w:r>
+        <w:rPr>
+          <w:rFonts w:ascii="Times New Roman" w:hAnsi="Times New Roman" w:cs="Times New Roman"/>
+          <w:b/>
+          <w:spacing w:val="-2"/>
+        </w:rPr>
+        <w:t>AWS CloudFormation</w:t>
+      </w:r>
+      <w:r>
+        <w:rPr>
+          <w:rFonts w:ascii="Times New Roman" w:hAnsi="Times New Roman" w:cs="Times New Roman"/>
+          <w:bCs/>
+          <w:spacing w:val="-2"/>
+        </w:rPr>
+        <w:t xml:space="preserve"> and monitored system performance via AWS CloudWatch. </w:t>
       </w:r>
     </w:p>
     <w:p>
@@ -3707,23 +3579,23 @@
           <w:bCs/>
           <w:spacing w:val="-2"/>
         </w:rPr>
-        <w:t xml:space="preserve">Managed infrastructure provisioning using </w:t>
-      </w:r>
-      <w:r>
-        <w:rPr>
-          <w:rFonts w:ascii="Times New Roman" w:hAnsi="Times New Roman" w:cs="Times New Roman"/>
-          <w:b/>
-          <w:spacing w:val="-2"/>
-        </w:rPr>
-        <w:t>AWS CloudFormation</w:t>
-      </w:r>
-      <w:r>
-        <w:rPr>
-          <w:rFonts w:ascii="Times New Roman" w:hAnsi="Times New Roman" w:cs="Times New Roman"/>
-          <w:bCs/>
-          <w:spacing w:val="-2"/>
-        </w:rPr>
-        <w:t xml:space="preserve"> and monitored system performance via AWS CloudWatch. </w:t>
+        <w:t xml:space="preserve">Established </w:t>
+      </w:r>
+      <w:r>
+        <w:rPr>
+          <w:rFonts w:ascii="Times New Roman" w:hAnsi="Times New Roman" w:cs="Times New Roman"/>
+          <w:b/>
+          <w:spacing w:val="-2"/>
+        </w:rPr>
+        <w:t>CI/CD pipelines in Jenkins</w:t>
+      </w:r>
+      <w:r>
+        <w:rPr>
+          <w:rFonts w:ascii="Times New Roman" w:hAnsi="Times New Roman" w:cs="Times New Roman"/>
+          <w:bCs/>
+          <w:spacing w:val="-2"/>
+        </w:rPr>
+        <w:t xml:space="preserve">, automating builds, tests, and deployments to reduce time-to-market. </w:t>
       </w:r>
     </w:p>
     <w:p>
@@ -3746,23 +3618,23 @@
           <w:bCs/>
           <w:spacing w:val="-2"/>
         </w:rPr>
-        <w:t xml:space="preserve">Established </w:t>
-      </w:r>
-      <w:r>
-        <w:rPr>
-          <w:rFonts w:ascii="Times New Roman" w:hAnsi="Times New Roman" w:cs="Times New Roman"/>
-          <w:b/>
-          <w:spacing w:val="-2"/>
-        </w:rPr>
-        <w:t>CI/CD pipelines in Jenkins</w:t>
-      </w:r>
-      <w:r>
-        <w:rPr>
-          <w:rFonts w:ascii="Times New Roman" w:hAnsi="Times New Roman" w:cs="Times New Roman"/>
-          <w:bCs/>
-          <w:spacing w:val="-2"/>
-        </w:rPr>
-        <w:t xml:space="preserve">, automating builds, tests, and deployments to reduce time-to-market. </w:t>
+        <w:t xml:space="preserve">Implemented </w:t>
+      </w:r>
+      <w:r>
+        <w:rPr>
+          <w:rFonts w:ascii="Times New Roman" w:hAnsi="Times New Roman" w:cs="Times New Roman"/>
+          <w:b/>
+          <w:spacing w:val="-2"/>
+        </w:rPr>
+        <w:t>GitLab CI/CD workflows</w:t>
+      </w:r>
+      <w:r>
+        <w:rPr>
+          <w:rFonts w:ascii="Times New Roman" w:hAnsi="Times New Roman" w:cs="Times New Roman"/>
+          <w:bCs/>
+          <w:spacing w:val="-2"/>
+        </w:rPr>
+        <w:t xml:space="preserve"> for continuous integration, ensuring a streamlined release process across multiple environments. </w:t>
       </w:r>
     </w:p>
     <w:p>
@@ -3785,23 +3657,23 @@
           <w:bCs/>
           <w:spacing w:val="-2"/>
         </w:rPr>
-        <w:t xml:space="preserve">Implemented </w:t>
-      </w:r>
-      <w:r>
-        <w:rPr>
-          <w:rFonts w:ascii="Times New Roman" w:hAnsi="Times New Roman" w:cs="Times New Roman"/>
-          <w:b/>
-          <w:spacing w:val="-2"/>
-        </w:rPr>
-        <w:t>GitLab CI/CD workflows</w:t>
-      </w:r>
-      <w:r>
-        <w:rPr>
-          <w:rFonts w:ascii="Times New Roman" w:hAnsi="Times New Roman" w:cs="Times New Roman"/>
-          <w:bCs/>
-          <w:spacing w:val="-2"/>
-        </w:rPr>
-        <w:t xml:space="preserve"> for continuous integration, ensuring a streamlined release process across multiple environments. </w:t>
+        <w:t xml:space="preserve">Managed source code repositories using </w:t>
+      </w:r>
+      <w:r>
+        <w:rPr>
+          <w:rFonts w:ascii="Times New Roman" w:hAnsi="Times New Roman" w:cs="Times New Roman"/>
+          <w:b/>
+          <w:spacing w:val="-2"/>
+        </w:rPr>
+        <w:t>GitHub</w:t>
+      </w:r>
+      <w:r>
+        <w:rPr>
+          <w:rFonts w:ascii="Times New Roman" w:hAnsi="Times New Roman" w:cs="Times New Roman"/>
+          <w:bCs/>
+          <w:spacing w:val="-2"/>
+        </w:rPr>
+        <w:t xml:space="preserve">, ensuring proper version control, branching strategies, and structured pull request reviews. </w:t>
       </w:r>
     </w:p>
     <w:p>
@@ -3824,23 +3696,23 @@
           <w:bCs/>
           <w:spacing w:val="-2"/>
         </w:rPr>
-        <w:t xml:space="preserve">Managed source code repositories using </w:t>
-      </w:r>
-      <w:r>
-        <w:rPr>
-          <w:rFonts w:ascii="Times New Roman" w:hAnsi="Times New Roman" w:cs="Times New Roman"/>
-          <w:b/>
-          <w:spacing w:val="-2"/>
-        </w:rPr>
-        <w:t>GitHub</w:t>
-      </w:r>
-      <w:r>
-        <w:rPr>
-          <w:rFonts w:ascii="Times New Roman" w:hAnsi="Times New Roman" w:cs="Times New Roman"/>
-          <w:bCs/>
-          <w:spacing w:val="-2"/>
-        </w:rPr>
-        <w:t xml:space="preserve">, ensuring proper version control, branching strategies, and structured pull request reviews. </w:t>
+        <w:t>Conducted</w:t>
+      </w:r>
+      <w:r>
+        <w:rPr>
+          <w:rFonts w:ascii="Times New Roman" w:hAnsi="Times New Roman" w:cs="Times New Roman"/>
+          <w:b/>
+          <w:spacing w:val="-2"/>
+        </w:rPr>
+        <w:t xml:space="preserve"> code reviews and merge requests</w:t>
+      </w:r>
+      <w:r>
+        <w:rPr>
+          <w:rFonts w:ascii="Times New Roman" w:hAnsi="Times New Roman" w:cs="Times New Roman"/>
+          <w:bCs/>
+          <w:spacing w:val="-2"/>
+        </w:rPr>
+        <w:t xml:space="preserve">, maintaining high code quality and collaboration across teams. </w:t>
       </w:r>
     </w:p>
     <w:p>
@@ -3863,23 +3735,23 @@
           <w:bCs/>
           <w:spacing w:val="-2"/>
         </w:rPr>
-        <w:t>Conducted</w:t>
-      </w:r>
-      <w:r>
-        <w:rPr>
-          <w:rFonts w:ascii="Times New Roman" w:hAnsi="Times New Roman" w:cs="Times New Roman"/>
-          <w:b/>
-          <w:spacing w:val="-2"/>
-        </w:rPr>
-        <w:t xml:space="preserve"> code reviews and merge requests</w:t>
-      </w:r>
-      <w:r>
-        <w:rPr>
-          <w:rFonts w:ascii="Times New Roman" w:hAnsi="Times New Roman" w:cs="Times New Roman"/>
-          <w:bCs/>
-          <w:spacing w:val="-2"/>
-        </w:rPr>
-        <w:t xml:space="preserve">, maintaining high code quality and collaboration across teams. </w:t>
+        <w:t xml:space="preserve">Developed unit and integration tests using </w:t>
+      </w:r>
+      <w:r>
+        <w:rPr>
+          <w:rFonts w:ascii="Times New Roman" w:hAnsi="Times New Roman" w:cs="Times New Roman"/>
+          <w:b/>
+          <w:spacing w:val="-2"/>
+        </w:rPr>
+        <w:t>JUnit and Mockito</w:t>
+      </w:r>
+      <w:r>
+        <w:rPr>
+          <w:rFonts w:ascii="Times New Roman" w:hAnsi="Times New Roman" w:cs="Times New Roman"/>
+          <w:bCs/>
+          <w:spacing w:val="-2"/>
+        </w:rPr>
+        <w:t xml:space="preserve">, ensuring backend services met functional requirements with minimal regression issues. </w:t>
       </w:r>
     </w:p>
     <w:p>
@@ -3902,23 +3774,23 @@
           <w:bCs/>
           <w:spacing w:val="-2"/>
         </w:rPr>
-        <w:t xml:space="preserve">Developed unit and integration tests using </w:t>
-      </w:r>
-      <w:r>
-        <w:rPr>
-          <w:rFonts w:ascii="Times New Roman" w:hAnsi="Times New Roman" w:cs="Times New Roman"/>
-          <w:b/>
-          <w:spacing w:val="-2"/>
-        </w:rPr>
-        <w:t>JUnit and Mockito</w:t>
-      </w:r>
-      <w:r>
-        <w:rPr>
-          <w:rFonts w:ascii="Times New Roman" w:hAnsi="Times New Roman" w:cs="Times New Roman"/>
-          <w:bCs/>
-          <w:spacing w:val="-2"/>
-        </w:rPr>
-        <w:t xml:space="preserve">, ensuring backend services met functional requirements with minimal regression issues. </w:t>
+        <w:t xml:space="preserve">Implemented logging and monitoring using </w:t>
+      </w:r>
+      <w:r>
+        <w:rPr>
+          <w:rFonts w:ascii="Times New Roman" w:hAnsi="Times New Roman" w:cs="Times New Roman"/>
+          <w:b/>
+          <w:spacing w:val="-2"/>
+        </w:rPr>
+        <w:t>ELK Stack (Elasticsearch, Logstash, Kibana)</w:t>
+      </w:r>
+      <w:r>
+        <w:rPr>
+          <w:rFonts w:ascii="Times New Roman" w:hAnsi="Times New Roman" w:cs="Times New Roman"/>
+          <w:bCs/>
+          <w:spacing w:val="-2"/>
+        </w:rPr>
+        <w:t xml:space="preserve">, enabling real-time tracking of system health and anomalies. </w:t>
       </w:r>
     </w:p>
     <w:p>
@@ -3941,23 +3813,23 @@
           <w:bCs/>
           <w:spacing w:val="-2"/>
         </w:rPr>
-        <w:t xml:space="preserve">Implemented logging and monitoring using </w:t>
-      </w:r>
-      <w:r>
-        <w:rPr>
-          <w:rFonts w:ascii="Times New Roman" w:hAnsi="Times New Roman" w:cs="Times New Roman"/>
-          <w:b/>
-          <w:spacing w:val="-2"/>
-        </w:rPr>
-        <w:t>ELK Stack (Elasticsearch, Logstash, Kibana)</w:t>
-      </w:r>
-      <w:r>
-        <w:rPr>
-          <w:rFonts w:ascii="Times New Roman" w:hAnsi="Times New Roman" w:cs="Times New Roman"/>
-          <w:bCs/>
-          <w:spacing w:val="-2"/>
-        </w:rPr>
-        <w:t xml:space="preserve">, enabling real-time tracking of system health and anomalies. </w:t>
+        <w:t xml:space="preserve">Followed </w:t>
+      </w:r>
+      <w:r>
+        <w:rPr>
+          <w:rFonts w:ascii="Times New Roman" w:hAnsi="Times New Roman" w:cs="Times New Roman"/>
+          <w:b/>
+          <w:spacing w:val="-2"/>
+        </w:rPr>
+        <w:t>Agile Scrum methodology</w:t>
+      </w:r>
+      <w:r>
+        <w:rPr>
+          <w:rFonts w:ascii="Times New Roman" w:hAnsi="Times New Roman" w:cs="Times New Roman"/>
+          <w:bCs/>
+          <w:spacing w:val="-2"/>
+        </w:rPr>
+        <w:t xml:space="preserve">, actively participating in daily stand-ups, sprint planning, retrospectives, and backlog grooming sessions. </w:t>
       </w:r>
     </w:p>
     <w:p>
@@ -3980,23 +3852,243 @@
           <w:bCs/>
           <w:spacing w:val="-2"/>
         </w:rPr>
-        <w:t xml:space="preserve">Followed </w:t>
-      </w:r>
-      <w:r>
-        <w:rPr>
-          <w:rFonts w:ascii="Times New Roman" w:hAnsi="Times New Roman" w:cs="Times New Roman"/>
-          <w:b/>
-          <w:spacing w:val="-2"/>
-        </w:rPr>
-        <w:t>Agile Scrum methodology</w:t>
-      </w:r>
-      <w:r>
-        <w:rPr>
-          <w:rFonts w:ascii="Times New Roman" w:hAnsi="Times New Roman" w:cs="Times New Roman"/>
-          <w:bCs/>
-          <w:spacing w:val="-2"/>
-        </w:rPr>
-        <w:t xml:space="preserve">, actively participating in daily stand-ups, sprint planning, retrospectives, and backlog grooming sessions. </w:t>
+        <w:t xml:space="preserve">Embraced </w:t>
+      </w:r>
+      <w:r>
+        <w:rPr>
+          <w:rFonts w:ascii="Times New Roman" w:hAnsi="Times New Roman" w:cs="Times New Roman"/>
+          <w:b/>
+          <w:spacing w:val="-2"/>
+        </w:rPr>
+        <w:t>Test-Driven Development (TDD)</w:t>
+      </w:r>
+      <w:r>
+        <w:rPr>
+          <w:rFonts w:ascii="Times New Roman" w:hAnsi="Times New Roman" w:cs="Times New Roman"/>
+          <w:bCs/>
+          <w:spacing w:val="-2"/>
+        </w:rPr>
+        <w:t xml:space="preserve">, writing tests before implementation to ensure feature reliability from the ground up. </w:t>
+      </w:r>
+    </w:p>
+    <w:p>
+      <w:pPr>
+        <w:spacing w:after="0"/>
+        <w:jc w:val="both"/>
+        <w:rPr>
+          <w:rFonts w:ascii="Times New Roman" w:hAnsi="Times New Roman" w:cs="Times New Roman"/>
+          <w:b/>
+          <w:spacing w:val="-2"/>
+          <w:lang w:val="en-IN"/>
+        </w:rPr>
+      </w:pPr>
+      <w:r>
+        <w:rPr>
+          <w:rFonts w:ascii="Times New Roman" w:hAnsi="Times New Roman" w:cs="Times New Roman"/>
+          <w:b/>
+          <w:spacing w:val="-2"/>
+          <w:lang w:val="en-IN"/>
+        </w:rPr>
+        <w:t xml:space="preserve">Client: </w:t>
+      </w:r>
+      <w:r>
+        <w:rPr>
+          <w:rFonts w:ascii="Times New Roman" w:hAnsi="Times New Roman" w:cs="Times New Roman"/>
+          <w:b/>
+          <w:spacing w:val="-2"/>
+          <w:lang w:val="en-IN"/>
+        </w:rPr>
+        <w:t>State of Missouri</w:t>
+      </w:r>
+      <w:r>
+        <w:rPr>
+          <w:rFonts w:ascii="Times New Roman" w:hAnsi="Times New Roman" w:cs="Times New Roman"/>
+          <w:b/>
+          <w:spacing w:val="-2"/>
+          <w:lang w:val="en-IN"/>
+        </w:rPr>
+        <w:t>, Springfield, Missouri</w:t>
+      </w:r>
+    </w:p>
+    <w:p>
+      <w:pPr>
+        <w:spacing w:after="0"/>
+        <w:jc w:val="both"/>
+        <w:rPr>
+          <w:rFonts w:ascii="Times New Roman" w:hAnsi="Times New Roman" w:cs="Times New Roman"/>
+          <w:b/>
+          <w:spacing w:val="-2"/>
+          <w:lang w:val="en-IN"/>
+        </w:rPr>
+      </w:pPr>
+      <w:r>
+        <w:rPr>
+          <w:rFonts w:ascii="Times New Roman" w:hAnsi="Times New Roman" w:cs="Times New Roman"/>
+          <w:b/>
+          <w:spacing w:val="-2"/>
+          <w:lang w:val="en-IN"/>
+        </w:rPr>
+        <w:t>Role:</w:t>
+      </w:r>
+      <w:r>
+        <w:rPr>
+          <w:rFonts w:ascii="Times New Roman" w:hAnsi="Times New Roman" w:cs="Times New Roman"/>
+          <w:b/>
+          <w:spacing w:val="-2"/>
+          <w:lang w:val="en-IN"/>
+        </w:rPr>
+        <w:t xml:space="preserve"> </w:t>
+      </w:r>
+      <w:r>
+        <w:rPr>
+          <w:rFonts w:ascii="Times New Roman" w:hAnsi="Times New Roman" w:cs="Times New Roman"/>
+          <w:b/>
+          <w:spacing w:val="-2"/>
+          <w:lang w:val="en-IN"/>
+        </w:rPr>
+        <w:t>Java Developer</w:t>
+      </w:r>
+    </w:p>
+    <w:p>
+      <w:pPr>
+        <w:spacing w:after="0"/>
+        <w:jc w:val="both"/>
+        <w:rPr>
+          <w:rFonts w:ascii="Times New Roman" w:hAnsi="Times New Roman" w:cs="Times New Roman"/>
+          <w:b/>
+          <w:spacing w:val="-2"/>
+          <w:lang w:val="en-IN"/>
+        </w:rPr>
+      </w:pPr>
+      <w:r>
+        <w:rPr>
+          <w:rFonts w:ascii="Times New Roman" w:hAnsi="Times New Roman" w:cs="Times New Roman"/>
+          <w:b/>
+          <w:spacing w:val="-2"/>
+          <w:lang w:val="en-IN"/>
+        </w:rPr>
+        <w:t xml:space="preserve">Duration: </w:t>
+      </w:r>
+      <w:r>
+        <w:rPr>
+          <w:rFonts w:ascii="Times New Roman" w:hAnsi="Times New Roman" w:cs="Times New Roman"/>
+          <w:b/>
+          <w:spacing w:val="-2"/>
+          <w:lang w:val="en-IN"/>
+        </w:rPr>
+        <w:t>Jun</w:t>
+      </w:r>
+      <w:r>
+        <w:rPr>
+          <w:rFonts w:ascii="Times New Roman" w:hAnsi="Times New Roman" w:cs="Times New Roman"/>
+          <w:b/>
+          <w:spacing w:val="-2"/>
+          <w:lang w:val="en-IN"/>
+        </w:rPr>
+        <w:t xml:space="preserve"> 2021 - </w:t>
+      </w:r>
+      <w:r>
+        <w:rPr>
+          <w:rFonts w:ascii="Times New Roman" w:hAnsi="Times New Roman" w:cs="Times New Roman"/>
+          <w:b/>
+          <w:spacing w:val="-2"/>
+          <w:lang w:val="en-IN"/>
+        </w:rPr>
+        <w:t>May</w:t>
+      </w:r>
+      <w:r>
+        <w:rPr>
+          <w:rFonts w:ascii="Times New Roman" w:hAnsi="Times New Roman" w:cs="Times New Roman"/>
+          <w:b/>
+          <w:spacing w:val="-2"/>
+          <w:lang w:val="en-IN"/>
+        </w:rPr>
+        <w:t xml:space="preserve"> 2023</w:t>
+      </w:r>
+    </w:p>
+    <w:p>
+      <w:pPr>
+        <w:spacing w:after="0"/>
+        <w:jc w:val="both"/>
+        <w:rPr>
+          <w:rFonts w:ascii="Times New Roman" w:hAnsi="Times New Roman" w:cs="Times New Roman"/>
+          <w:b/>
+          <w:spacing w:val="-2"/>
+          <w:lang w:val="en-IN"/>
+        </w:rPr>
+      </w:pPr>
+      <w:r>
+        <w:rPr>
+          <w:rFonts w:ascii="Times New Roman" w:hAnsi="Times New Roman" w:cs="Times New Roman"/>
+          <w:b/>
+          <w:spacing w:val="-2"/>
+          <w:lang w:val="en-IN"/>
+        </w:rPr>
+        <w:t xml:space="preserve">Project: </w:t>
+      </w:r>
+      <w:r>
+        <w:rPr>
+          <w:rFonts w:ascii="Times New Roman" w:hAnsi="Times New Roman" w:cs="Times New Roman"/>
+          <w:b/>
+          <w:spacing w:val="-2"/>
+          <w:lang w:val="en-IN"/>
+        </w:rPr>
+        <w:t>Missouri Corrections Integrated System</w:t>
+      </w:r>
+    </w:p>
+    <w:p>
+      <w:pPr>
+        <w:jc w:val="both"/>
+        <w:rPr>
+          <w:rFonts w:ascii="Times New Roman" w:hAnsi="Times New Roman" w:cs="Times New Roman"/>
+          <w:bCs/>
+          <w:spacing w:val="-2"/>
+          <w:lang w:val="en-IN"/>
+        </w:rPr>
+      </w:pPr>
+      <w:r>
+        <w:rPr>
+          <w:rFonts w:ascii="Times New Roman" w:hAnsi="Times New Roman" w:cs="Times New Roman"/>
+          <w:bCs/>
+          <w:spacing w:val="-2"/>
+        </w:rPr>
+        <w:t>​The Missouri Corrections Integrated System (MOCIS) is an initiative by the Missouri Department of Corrections (MODOC) aimed at modernizing and integrating the state's correctional facilities' operations</w:t>
+      </w:r>
+      <w:r>
+        <w:rPr>
+          <w:rFonts w:ascii="Times New Roman" w:hAnsi="Times New Roman" w:cs="Times New Roman"/>
+          <w:bCs/>
+          <w:spacing w:val="-2"/>
+        </w:rPr>
+        <w:t>.</w:t>
+      </w:r>
+      <w:r>
+        <w:rPr>
+          <w:rFonts w:ascii="Times New Roman" w:hAnsi="Times New Roman" w:cs="Times New Roman"/>
+          <w:bCs/>
+          <w:spacing w:val="-2"/>
+        </w:rPr>
+        <w:t xml:space="preserve"> MOCIS focuses on integrating various modules and services within the corrections system to streamline processes and enhance service delivery. The initiative involves collaboration among MODOC, the Office of Administration, and external vendors to implement comprehensive solutions.</w:t>
+      </w:r>
+    </w:p>
+    <w:p>
+      <w:pPr>
+        <w:jc w:val="both"/>
+        <w:rPr>
+          <w:rFonts w:ascii="Times New Roman" w:hAnsi="Times New Roman" w:cs="Times New Roman"/>
+          <w:b/>
+          <w:spacing w:val="-2"/>
+          <w:lang w:val="en-IN"/>
+        </w:rPr>
+      </w:pPr>
+      <w:r>
+        <w:rPr>
+          <w:rFonts w:ascii="Times New Roman" w:hAnsi="Times New Roman" w:cs="Times New Roman"/>
+          <w:b/>
+          <w:spacing w:val="-2"/>
+          <w:lang w:val="en-IN"/>
+        </w:rPr>
+        <w:t>Roles &amp; Responsibilities:</w:t>
       </w:r>
     </w:p>
     <w:p>
@@ -4019,243 +4111,23 @@
           <w:bCs/>
           <w:spacing w:val="-2"/>
         </w:rPr>
-        <w:t xml:space="preserve">Embraced </w:t>
-      </w:r>
-      <w:r>
-        <w:rPr>
-          <w:rFonts w:ascii="Times New Roman" w:hAnsi="Times New Roman" w:cs="Times New Roman"/>
-          <w:b/>
-          <w:spacing w:val="-2"/>
-        </w:rPr>
-        <w:t>Test-Driven Development (TDD)</w:t>
-      </w:r>
-      <w:r>
-        <w:rPr>
-          <w:rFonts w:ascii="Times New Roman" w:hAnsi="Times New Roman" w:cs="Times New Roman"/>
-          <w:bCs/>
-          <w:spacing w:val="-2"/>
-        </w:rPr>
-        <w:t xml:space="preserve">, writing tests before implementation to ensure feature reliability from the ground up. </w:t>
-      </w:r>
-    </w:p>
-    <w:p>
-      <w:pPr>
-        <w:spacing w:after="0"/>
-        <w:jc w:val="both"/>
-        <w:rPr>
-          <w:rFonts w:ascii="Times New Roman" w:hAnsi="Times New Roman" w:cs="Times New Roman"/>
-          <w:b/>
-          <w:spacing w:val="-2"/>
-          <w:lang w:val="en-IN"/>
-        </w:rPr>
-      </w:pPr>
-      <w:r>
-        <w:rPr>
-          <w:rFonts w:ascii="Times New Roman" w:hAnsi="Times New Roman" w:cs="Times New Roman"/>
-          <w:b/>
-          <w:spacing w:val="-2"/>
-          <w:lang w:val="en-IN"/>
-        </w:rPr>
-        <w:t xml:space="preserve">Client: </w:t>
-      </w:r>
-      <w:r>
-        <w:rPr>
-          <w:rFonts w:ascii="Times New Roman" w:hAnsi="Times New Roman" w:cs="Times New Roman"/>
-          <w:b/>
-          <w:spacing w:val="-2"/>
-          <w:lang w:val="en-IN"/>
-        </w:rPr>
-        <w:t>State of Missouri</w:t>
-      </w:r>
-      <w:r>
-        <w:rPr>
-          <w:rFonts w:ascii="Times New Roman" w:hAnsi="Times New Roman" w:cs="Times New Roman"/>
-          <w:b/>
-          <w:spacing w:val="-2"/>
-          <w:lang w:val="en-IN"/>
-        </w:rPr>
-        <w:t>, Springfield, Missouri</w:t>
-      </w:r>
-    </w:p>
-    <w:p>
-      <w:pPr>
-        <w:spacing w:after="0"/>
-        <w:jc w:val="both"/>
-        <w:rPr>
-          <w:rFonts w:ascii="Times New Roman" w:hAnsi="Times New Roman" w:cs="Times New Roman"/>
-          <w:b/>
-          <w:spacing w:val="-2"/>
-          <w:lang w:val="en-IN"/>
-        </w:rPr>
-      </w:pPr>
-      <w:r>
-        <w:rPr>
-          <w:rFonts w:ascii="Times New Roman" w:hAnsi="Times New Roman" w:cs="Times New Roman"/>
-          <w:b/>
-          <w:spacing w:val="-2"/>
-          <w:lang w:val="en-IN"/>
-        </w:rPr>
-        <w:t>Role:</w:t>
-      </w:r>
-      <w:r>
-        <w:rPr>
-          <w:rFonts w:ascii="Times New Roman" w:hAnsi="Times New Roman" w:cs="Times New Roman"/>
-          <w:b/>
-          <w:spacing w:val="-2"/>
-          <w:lang w:val="en-IN"/>
-        </w:rPr>
-        <w:t xml:space="preserve"> </w:t>
-      </w:r>
-      <w:r>
-        <w:rPr>
-          <w:rFonts w:ascii="Times New Roman" w:hAnsi="Times New Roman" w:cs="Times New Roman"/>
-          <w:b/>
-          <w:spacing w:val="-2"/>
-          <w:lang w:val="en-IN"/>
-        </w:rPr>
-        <w:t>Java Developer</w:t>
-      </w:r>
-    </w:p>
-    <w:p>
-      <w:pPr>
-        <w:spacing w:after="0"/>
-        <w:jc w:val="both"/>
-        <w:rPr>
-          <w:rFonts w:ascii="Times New Roman" w:hAnsi="Times New Roman" w:cs="Times New Roman"/>
-          <w:b/>
-          <w:spacing w:val="-2"/>
-          <w:lang w:val="en-IN"/>
-        </w:rPr>
-      </w:pPr>
-      <w:r>
-        <w:rPr>
-          <w:rFonts w:ascii="Times New Roman" w:hAnsi="Times New Roman" w:cs="Times New Roman"/>
-          <w:b/>
-          <w:spacing w:val="-2"/>
-          <w:lang w:val="en-IN"/>
-        </w:rPr>
-        <w:t xml:space="preserve">Duration: </w:t>
-      </w:r>
-      <w:r>
-        <w:rPr>
-          <w:rFonts w:ascii="Times New Roman" w:hAnsi="Times New Roman" w:cs="Times New Roman"/>
-          <w:b/>
-          <w:spacing w:val="-2"/>
-          <w:lang w:val="en-IN"/>
-        </w:rPr>
-        <w:t>Jun</w:t>
-      </w:r>
-      <w:r>
-        <w:rPr>
-          <w:rFonts w:ascii="Times New Roman" w:hAnsi="Times New Roman" w:cs="Times New Roman"/>
-          <w:b/>
-          <w:spacing w:val="-2"/>
-          <w:lang w:val="en-IN"/>
-        </w:rPr>
-        <w:t xml:space="preserve"> 2021 - </w:t>
-      </w:r>
-      <w:r>
-        <w:rPr>
-          <w:rFonts w:ascii="Times New Roman" w:hAnsi="Times New Roman" w:cs="Times New Roman"/>
-          <w:b/>
-          <w:spacing w:val="-2"/>
-          <w:lang w:val="en-IN"/>
-        </w:rPr>
-        <w:t>May</w:t>
-      </w:r>
-      <w:r>
-        <w:rPr>
-          <w:rFonts w:ascii="Times New Roman" w:hAnsi="Times New Roman" w:cs="Times New Roman"/>
-          <w:b/>
-          <w:spacing w:val="-2"/>
-          <w:lang w:val="en-IN"/>
-        </w:rPr>
-        <w:t xml:space="preserve"> 2023</w:t>
-      </w:r>
-    </w:p>
-    <w:p>
-      <w:pPr>
-        <w:spacing w:after="0"/>
-        <w:jc w:val="both"/>
-        <w:rPr>
-          <w:rFonts w:ascii="Times New Roman" w:hAnsi="Times New Roman" w:cs="Times New Roman"/>
-          <w:b/>
-          <w:spacing w:val="-2"/>
-          <w:lang w:val="en-IN"/>
-        </w:rPr>
-      </w:pPr>
-      <w:r>
-        <w:rPr>
-          <w:rFonts w:ascii="Times New Roman" w:hAnsi="Times New Roman" w:cs="Times New Roman"/>
-          <w:b/>
-          <w:spacing w:val="-2"/>
-          <w:lang w:val="en-IN"/>
-        </w:rPr>
-        <w:t xml:space="preserve">Project: </w:t>
-      </w:r>
-      <w:r>
-        <w:rPr>
-          <w:rFonts w:ascii="Times New Roman" w:hAnsi="Times New Roman" w:cs="Times New Roman"/>
-          <w:b/>
-          <w:spacing w:val="-2"/>
-          <w:lang w:val="en-IN"/>
-        </w:rPr>
-        <w:t>Missouri Corrections Integrated System</w:t>
-      </w:r>
-    </w:p>
-    <w:p>
-      <w:pPr>
-        <w:jc w:val="both"/>
-        <w:rPr>
-          <w:rFonts w:ascii="Times New Roman" w:hAnsi="Times New Roman" w:cs="Times New Roman"/>
-          <w:bCs/>
-          <w:spacing w:val="-2"/>
-          <w:lang w:val="en-IN"/>
-        </w:rPr>
-      </w:pPr>
-      <w:r>
-        <w:rPr>
-          <w:rFonts w:ascii="Times New Roman" w:hAnsi="Times New Roman" w:cs="Times New Roman"/>
-          <w:bCs/>
-          <w:spacing w:val="-2"/>
-        </w:rPr>
-        <w:t>​The Missouri Corrections Integrated System (MOCIS) is an initiative by the Missouri Department of Corrections (MODOC) aimed at modernizing and integrating the state's correctional facilities' operations</w:t>
-      </w:r>
-      <w:r>
-        <w:rPr>
-          <w:rFonts w:ascii="Times New Roman" w:hAnsi="Times New Roman" w:cs="Times New Roman"/>
-          <w:bCs/>
-          <w:spacing w:val="-2"/>
-        </w:rPr>
-        <w:t>.</w:t>
-      </w:r>
-      <w:r>
-        <w:rPr>
-          <w:rFonts w:ascii="Times New Roman" w:hAnsi="Times New Roman" w:cs="Times New Roman"/>
-          <w:bCs/>
-          <w:spacing w:val="-2"/>
-        </w:rPr>
-        <w:t xml:space="preserve"> MOCIS focuses on integrating various modules and services within the corrections system to streamline processes and enhance service delivery. The initiative involves collaboration among MODOC, the Office of Administration, and external vendors to implement comprehensive solutions.</w:t>
-      </w:r>
-    </w:p>
-    <w:p>
-      <w:pPr>
-        <w:jc w:val="both"/>
-        <w:rPr>
-          <w:rFonts w:ascii="Times New Roman" w:hAnsi="Times New Roman" w:cs="Times New Roman"/>
-          <w:b/>
-          <w:spacing w:val="-2"/>
-          <w:lang w:val="en-IN"/>
-        </w:rPr>
-      </w:pPr>
-      <w:r>
-        <w:rPr>
-          <w:rFonts w:ascii="Times New Roman" w:hAnsi="Times New Roman" w:cs="Times New Roman"/>
-          <w:b/>
-          <w:spacing w:val="-2"/>
-          <w:lang w:val="en-IN"/>
-        </w:rPr>
-        <w:t>Roles &amp; Responsibilities:</w:t>
+        <w:t xml:space="preserve">Developed dynamic, responsive, and user-friendly interfaces using </w:t>
+      </w:r>
+      <w:r>
+        <w:rPr>
+          <w:rFonts w:ascii="Times New Roman" w:hAnsi="Times New Roman" w:cs="Times New Roman"/>
+          <w:b/>
+          <w:spacing w:val="-2"/>
+        </w:rPr>
+        <w:t>ReactJS (with version 17+</w:t>
+      </w:r>
+      <w:r>
+        <w:rPr>
+          <w:rFonts w:ascii="Times New Roman" w:hAnsi="Times New Roman" w:cs="Times New Roman"/>
+          <w:bCs/>
+          <w:spacing w:val="-2"/>
+        </w:rPr>
+        <w:t>), enhancing the experience for correctional officers, administrators, and other stakeholders interacting with the corrections system.</w:t>
       </w:r>
     </w:p>
     <w:p>
@@ -4278,58 +4150,57 @@
           <w:bCs/>
           <w:spacing w:val="-2"/>
         </w:rPr>
-        <w:t xml:space="preserve">Developed dynamic, responsive, and user-friendly interfaces using </w:t>
-      </w:r>
-      <w:r>
-        <w:rPr>
-          <w:rFonts w:ascii="Times New Roman" w:hAnsi="Times New Roman" w:cs="Times New Roman"/>
-          <w:b/>
-          <w:bCs/>
-          <w:spacing w:val="-2"/>
-        </w:rPr>
-        <w:t>Angular 12/13</w:t>
-      </w:r>
-      <w:r>
-        <w:rPr>
-          <w:rFonts w:ascii="Times New Roman" w:hAnsi="Times New Roman" w:cs="Times New Roman"/>
-          <w:bCs/>
-          <w:spacing w:val="-2"/>
-        </w:rPr>
-        <w:t xml:space="preserve">, leveraging </w:t>
-      </w:r>
-      <w:r>
-        <w:rPr>
-          <w:rFonts w:ascii="Times New Roman" w:hAnsi="Times New Roman" w:cs="Times New Roman"/>
-          <w:b/>
-          <w:bCs/>
-          <w:spacing w:val="-2"/>
-        </w:rPr>
-        <w:t>Angular CLI</w:t>
-      </w:r>
-      <w:r>
-        <w:rPr>
-          <w:rFonts w:ascii="Times New Roman" w:hAnsi="Times New Roman" w:cs="Times New Roman"/>
-          <w:bCs/>
-          <w:spacing w:val="-2"/>
-        </w:rPr>
-        <w:t xml:space="preserve"> and </w:t>
-      </w:r>
-      <w:r>
-        <w:rPr>
-          <w:rFonts w:ascii="Times New Roman" w:hAnsi="Times New Roman" w:cs="Times New Roman"/>
-          <w:b/>
-          <w:bCs/>
-          <w:spacing w:val="-2"/>
-        </w:rPr>
-        <w:t>Angular Services</w:t>
-      </w:r>
-      <w:r>
-        <w:rPr>
-          <w:rFonts w:ascii="Times New Roman" w:hAnsi="Times New Roman" w:cs="Times New Roman"/>
-          <w:bCs/>
-          <w:spacing w:val="-2"/>
-        </w:rPr>
-        <w:t xml:space="preserve"> to enhance the experience for correctional officers, administrators, and other stakeholders interacting with the corrections system.</w:t>
+        <w:t xml:space="preserve">Utilized </w:t>
+      </w:r>
+      <w:r>
+        <w:rPr>
+          <w:rFonts w:ascii="Times New Roman" w:hAnsi="Times New Roman" w:cs="Times New Roman"/>
+          <w:b/>
+          <w:spacing w:val="-2"/>
+        </w:rPr>
+        <w:t xml:space="preserve">React Hooks and </w:t>
+      </w:r>
+      <w:proofErr w:type="spellStart"/>
+      <w:r>
+        <w:rPr>
+          <w:rFonts w:ascii="Times New Roman" w:hAnsi="Times New Roman" w:cs="Times New Roman"/>
+          <w:b/>
+          <w:spacing w:val="-2"/>
+        </w:rPr>
+        <w:t>Formik</w:t>
+      </w:r>
+      <w:proofErr w:type="spellEnd"/>
+      <w:r>
+        <w:rPr>
+          <w:rFonts w:ascii="Times New Roman" w:hAnsi="Times New Roman" w:cs="Times New Roman"/>
+          <w:b/>
+          <w:spacing w:val="-2"/>
+        </w:rPr>
+        <w:t xml:space="preserve"> with Yup</w:t>
+      </w:r>
+      <w:r>
+        <w:rPr>
+          <w:rFonts w:ascii="Times New Roman" w:hAnsi="Times New Roman" w:cs="Times New Roman"/>
+          <w:bCs/>
+          <w:spacing w:val="-2"/>
+        </w:rPr>
+        <w:t xml:space="preserve"> for handling form state and validations. Managed application state using Redux Toolkit, improving maintainability and data consistency. Applied </w:t>
+      </w:r>
+      <w:r>
+        <w:rPr>
+          <w:rFonts w:ascii="Times New Roman" w:hAnsi="Times New Roman" w:cs="Times New Roman"/>
+          <w:b/>
+          <w:spacing w:val="-2"/>
+        </w:rPr>
+        <w:t>Bootstrap 5 and Material-UI</w:t>
+      </w:r>
+      <w:r>
+        <w:rPr>
+          <w:rFonts w:ascii="Times New Roman" w:hAnsi="Times New Roman" w:cs="Times New Roman"/>
+          <w:bCs/>
+          <w:spacing w:val="-2"/>
+        </w:rPr>
+        <w:t xml:space="preserve"> to ensure a cohesive and modern UI across all modules.</w:t>
       </w:r>
     </w:p>
     <w:p>
@@ -4349,29 +4220,35 @@
       <w:r>
         <w:rPr>
           <w:rFonts w:ascii="Times New Roman" w:hAnsi="Times New Roman" w:cs="Times New Roman"/>
-          <w:b/>
-          <w:bCs/>
-          <w:spacing w:val="-2"/>
-        </w:rPr>
-        <w:t>Utilized Angular Reactive Forms and Validations</w:t>
-      </w:r>
-      <w:r>
-        <w:rPr>
-          <w:rFonts w:ascii="Times New Roman" w:hAnsi="Times New Roman" w:cs="Times New Roman"/>
-          <w:bCs/>
-          <w:spacing w:val="-2"/>
-        </w:rPr>
-        <w:t xml:space="preserve"> in conjunction with </w:t>
+          <w:bCs/>
+          <w:spacing w:val="-2"/>
+        </w:rPr>
+        <w:t xml:space="preserve">Implemented </w:t>
+      </w:r>
+      <w:r>
+        <w:rPr>
+          <w:rFonts w:ascii="Times New Roman" w:hAnsi="Times New Roman" w:cs="Times New Roman"/>
+          <w:b/>
+          <w:spacing w:val="-2"/>
+        </w:rPr>
+        <w:t>code splitting and dynamic imports using</w:t>
+      </w:r>
+      <w:r>
+        <w:rPr>
+          <w:rFonts w:ascii="Times New Roman" w:hAnsi="Times New Roman" w:cs="Times New Roman"/>
+          <w:bCs/>
+          <w:spacing w:val="-2"/>
+        </w:rPr>
+        <w:t xml:space="preserve"> </w:t>
       </w:r>
       <w:proofErr w:type="spellStart"/>
       <w:r>
         <w:rPr>
           <w:rFonts w:ascii="Times New Roman" w:hAnsi="Times New Roman" w:cs="Times New Roman"/>
           <w:b/>
-          <w:bCs/>
-          <w:spacing w:val="-2"/>
-        </w:rPr>
-        <w:t>ngRx</w:t>
+          <w:spacing w:val="-2"/>
+        </w:rPr>
+        <w:t>React.lazy</w:t>
       </w:r>
       <w:proofErr w:type="spellEnd"/>
       <w:r>
@@ -4380,41 +4257,23 @@
           <w:bCs/>
           <w:spacing w:val="-2"/>
         </w:rPr>
-        <w:t xml:space="preserve"> (state management) to streamline state handling and make the application more maintainable. Used </w:t>
-      </w:r>
-      <w:r>
-        <w:rPr>
-          <w:rFonts w:ascii="Times New Roman" w:hAnsi="Times New Roman" w:cs="Times New Roman"/>
-          <w:b/>
-          <w:bCs/>
-          <w:spacing w:val="-2"/>
-        </w:rPr>
-        <w:t>Angular Material</w:t>
-      </w:r>
-      <w:r>
-        <w:rPr>
-          <w:rFonts w:ascii="Times New Roman" w:hAnsi="Times New Roman" w:cs="Times New Roman"/>
-          <w:bCs/>
-          <w:spacing w:val="-2"/>
-        </w:rPr>
         <w:t xml:space="preserve"> and </w:t>
       </w:r>
       <w:r>
         <w:rPr>
           <w:rFonts w:ascii="Times New Roman" w:hAnsi="Times New Roman" w:cs="Times New Roman"/>
           <w:b/>
-          <w:bCs/>
-          <w:spacing w:val="-2"/>
-        </w:rPr>
-        <w:t>Bootstrap 5</w:t>
-      </w:r>
-      <w:r>
-        <w:rPr>
-          <w:rFonts w:ascii="Times New Roman" w:hAnsi="Times New Roman" w:cs="Times New Roman"/>
-          <w:bCs/>
-          <w:spacing w:val="-2"/>
-        </w:rPr>
-        <w:t xml:space="preserve"> for a consistent design system that ensures a uniform user interface (UI) across all correctional system modules.</w:t>
+          <w:spacing w:val="-2"/>
+        </w:rPr>
+        <w:t>Suspense</w:t>
+      </w:r>
+      <w:r>
+        <w:rPr>
+          <w:rFonts w:ascii="Times New Roman" w:hAnsi="Times New Roman" w:cs="Times New Roman"/>
+          <w:bCs/>
+          <w:spacing w:val="-2"/>
+        </w:rPr>
+        <w:t xml:space="preserve"> to optimize resource loading, enabling smooth performance even for large datasets like inmate records, parole histories, and institutional details.</w:t>
       </w:r>
     </w:p>
     <w:p>
@@ -4438,15 +4297,66 @@
           <w:bCs/>
           <w:spacing w:val="-2"/>
         </w:rPr>
-        <w:t>Implemented lazy loading</w:t>
-      </w:r>
-      <w:r>
-        <w:rPr>
-          <w:rFonts w:ascii="Times New Roman" w:hAnsi="Times New Roman" w:cs="Times New Roman"/>
-          <w:bCs/>
-          <w:spacing w:val="-2"/>
-        </w:rPr>
-        <w:t xml:space="preserve"> for efficient resource management, ensuring smooth loading times for large datasets such as inmate records, parole histories, and institutional details.</w:t>
+        <w:t>Developed and integrated RESTful APIs</w:t>
+      </w:r>
+      <w:r>
+        <w:rPr>
+          <w:rFonts w:ascii="Times New Roman" w:hAnsi="Times New Roman" w:cs="Times New Roman"/>
+          <w:bCs/>
+          <w:spacing w:val="-2"/>
+        </w:rPr>
+        <w:t xml:space="preserve"> using </w:t>
+      </w:r>
+      <w:r>
+        <w:rPr>
+          <w:rFonts w:ascii="Times New Roman" w:hAnsi="Times New Roman" w:cs="Times New Roman"/>
+          <w:b/>
+          <w:bCs/>
+          <w:spacing w:val="-2"/>
+        </w:rPr>
+        <w:t>Spring Boot</w:t>
+      </w:r>
+      <w:r>
+        <w:rPr>
+          <w:rFonts w:ascii="Times New Roman" w:hAnsi="Times New Roman" w:cs="Times New Roman"/>
+          <w:bCs/>
+          <w:spacing w:val="-2"/>
+        </w:rPr>
+        <w:t xml:space="preserve">, adhering to industry standards for </w:t>
+      </w:r>
+      <w:r>
+        <w:rPr>
+          <w:rFonts w:ascii="Times New Roman" w:hAnsi="Times New Roman" w:cs="Times New Roman"/>
+          <w:b/>
+          <w:bCs/>
+          <w:spacing w:val="-2"/>
+        </w:rPr>
+        <w:t>REST API design</w:t>
+      </w:r>
+      <w:r>
+        <w:rPr>
+          <w:rFonts w:ascii="Times New Roman" w:hAnsi="Times New Roman" w:cs="Times New Roman"/>
+          <w:bCs/>
+          <w:spacing w:val="-2"/>
+        </w:rPr>
+        <w:t xml:space="preserve"> and </w:t>
+      </w:r>
+      <w:r>
+        <w:rPr>
+          <w:rFonts w:ascii="Times New Roman" w:hAnsi="Times New Roman" w:cs="Times New Roman"/>
+          <w:b/>
+          <w:bCs/>
+          <w:spacing w:val="-2"/>
+        </w:rPr>
+        <w:t>documentation using Swagger</w:t>
+      </w:r>
+      <w:r>
+        <w:rPr>
+          <w:rFonts w:ascii="Times New Roman" w:hAnsi="Times New Roman" w:cs="Times New Roman"/>
+          <w:bCs/>
+          <w:spacing w:val="-2"/>
+        </w:rPr>
+        <w:t xml:space="preserve"> for easy integration and testing.</w:t>
       </w:r>
     </w:p>
     <w:p>
@@ -4470,66 +4380,66 @@
           <w:bCs/>
           <w:spacing w:val="-2"/>
         </w:rPr>
-        <w:t>Developed and integrated RESTful APIs</w:t>
-      </w:r>
-      <w:r>
-        <w:rPr>
-          <w:rFonts w:ascii="Times New Roman" w:hAnsi="Times New Roman" w:cs="Times New Roman"/>
-          <w:bCs/>
-          <w:spacing w:val="-2"/>
-        </w:rPr>
-        <w:t xml:space="preserve"> using </w:t>
-      </w:r>
-      <w:r>
-        <w:rPr>
-          <w:rFonts w:ascii="Times New Roman" w:hAnsi="Times New Roman" w:cs="Times New Roman"/>
-          <w:b/>
-          <w:bCs/>
-          <w:spacing w:val="-2"/>
-        </w:rPr>
-        <w:t>Spring Boot</w:t>
-      </w:r>
-      <w:r>
-        <w:rPr>
-          <w:rFonts w:ascii="Times New Roman" w:hAnsi="Times New Roman" w:cs="Times New Roman"/>
-          <w:bCs/>
-          <w:spacing w:val="-2"/>
-        </w:rPr>
-        <w:t xml:space="preserve">, adhering to industry standards for </w:t>
-      </w:r>
-      <w:r>
-        <w:rPr>
-          <w:rFonts w:ascii="Times New Roman" w:hAnsi="Times New Roman" w:cs="Times New Roman"/>
-          <w:b/>
-          <w:bCs/>
-          <w:spacing w:val="-2"/>
-        </w:rPr>
-        <w:t>REST API design</w:t>
-      </w:r>
-      <w:r>
-        <w:rPr>
-          <w:rFonts w:ascii="Times New Roman" w:hAnsi="Times New Roman" w:cs="Times New Roman"/>
-          <w:bCs/>
-          <w:spacing w:val="-2"/>
-        </w:rPr>
-        <w:t xml:space="preserve"> and </w:t>
-      </w:r>
-      <w:r>
-        <w:rPr>
-          <w:rFonts w:ascii="Times New Roman" w:hAnsi="Times New Roman" w:cs="Times New Roman"/>
-          <w:b/>
-          <w:bCs/>
-          <w:spacing w:val="-2"/>
-        </w:rPr>
-        <w:t>documentation using Swagger</w:t>
-      </w:r>
-      <w:r>
-        <w:rPr>
-          <w:rFonts w:ascii="Times New Roman" w:hAnsi="Times New Roman" w:cs="Times New Roman"/>
-          <w:bCs/>
-          <w:spacing w:val="-2"/>
-        </w:rPr>
-        <w:t xml:space="preserve"> for easy integration and testing.</w:t>
+        <w:t>Backend development powered by Spring Boot</w:t>
+      </w:r>
+      <w:r>
+        <w:rPr>
+          <w:rFonts w:ascii="Times New Roman" w:hAnsi="Times New Roman" w:cs="Times New Roman"/>
+          <w:bCs/>
+          <w:spacing w:val="-2"/>
+        </w:rPr>
+        <w:t xml:space="preserve"> microservices architecture. Each microservice handled distinct business logic, such as </w:t>
+      </w:r>
+      <w:r>
+        <w:rPr>
+          <w:rFonts w:ascii="Times New Roman" w:hAnsi="Times New Roman" w:cs="Times New Roman"/>
+          <w:b/>
+          <w:bCs/>
+          <w:spacing w:val="-2"/>
+        </w:rPr>
+        <w:t>inmate management</w:t>
+      </w:r>
+      <w:r>
+        <w:rPr>
+          <w:rFonts w:ascii="Times New Roman" w:hAnsi="Times New Roman" w:cs="Times New Roman"/>
+          <w:bCs/>
+          <w:spacing w:val="-2"/>
+        </w:rPr>
+        <w:t xml:space="preserve">, </w:t>
+      </w:r>
+      <w:r>
+        <w:rPr>
+          <w:rFonts w:ascii="Times New Roman" w:hAnsi="Times New Roman" w:cs="Times New Roman"/>
+          <w:b/>
+          <w:bCs/>
+          <w:spacing w:val="-2"/>
+        </w:rPr>
+        <w:t>parole hearings</w:t>
+      </w:r>
+      <w:r>
+        <w:rPr>
+          <w:rFonts w:ascii="Times New Roman" w:hAnsi="Times New Roman" w:cs="Times New Roman"/>
+          <w:bCs/>
+          <w:spacing w:val="-2"/>
+        </w:rPr>
+        <w:t xml:space="preserve">, and </w:t>
+      </w:r>
+      <w:r>
+        <w:rPr>
+          <w:rFonts w:ascii="Times New Roman" w:hAnsi="Times New Roman" w:cs="Times New Roman"/>
+          <w:b/>
+          <w:bCs/>
+          <w:spacing w:val="-2"/>
+        </w:rPr>
+        <w:t>case progression</w:t>
+      </w:r>
+      <w:r>
+        <w:rPr>
+          <w:rFonts w:ascii="Times New Roman" w:hAnsi="Times New Roman" w:cs="Times New Roman"/>
+          <w:bCs/>
+          <w:spacing w:val="-2"/>
+        </w:rPr>
+        <w:t>, ensuring independent deployments, fault isolation, and improved system resilience.</w:t>
       </w:r>
     </w:p>
     <w:p>
@@ -4553,66 +4463,66 @@
           <w:bCs/>
           <w:spacing w:val="-2"/>
         </w:rPr>
-        <w:t>Backend development powered by Spring Boot</w:t>
-      </w:r>
-      <w:r>
-        <w:rPr>
-          <w:rFonts w:ascii="Times New Roman" w:hAnsi="Times New Roman" w:cs="Times New Roman"/>
-          <w:bCs/>
-          <w:spacing w:val="-2"/>
-        </w:rPr>
-        <w:t xml:space="preserve"> microservices architecture. Each microservice handled distinct business logic, such as </w:t>
-      </w:r>
-      <w:r>
-        <w:rPr>
-          <w:rFonts w:ascii="Times New Roman" w:hAnsi="Times New Roman" w:cs="Times New Roman"/>
-          <w:b/>
-          <w:bCs/>
-          <w:spacing w:val="-2"/>
-        </w:rPr>
-        <w:t>inmate management</w:t>
-      </w:r>
-      <w:r>
-        <w:rPr>
-          <w:rFonts w:ascii="Times New Roman" w:hAnsi="Times New Roman" w:cs="Times New Roman"/>
-          <w:bCs/>
-          <w:spacing w:val="-2"/>
-        </w:rPr>
-        <w:t xml:space="preserve">, </w:t>
-      </w:r>
-      <w:r>
-        <w:rPr>
-          <w:rFonts w:ascii="Times New Roman" w:hAnsi="Times New Roman" w:cs="Times New Roman"/>
-          <w:b/>
-          <w:bCs/>
-          <w:spacing w:val="-2"/>
-        </w:rPr>
-        <w:t>parole hearings</w:t>
-      </w:r>
-      <w:r>
-        <w:rPr>
-          <w:rFonts w:ascii="Times New Roman" w:hAnsi="Times New Roman" w:cs="Times New Roman"/>
-          <w:bCs/>
-          <w:spacing w:val="-2"/>
-        </w:rPr>
-        <w:t xml:space="preserve">, and </w:t>
-      </w:r>
-      <w:r>
-        <w:rPr>
-          <w:rFonts w:ascii="Times New Roman" w:hAnsi="Times New Roman" w:cs="Times New Roman"/>
-          <w:b/>
-          <w:bCs/>
-          <w:spacing w:val="-2"/>
-        </w:rPr>
-        <w:t>case progression</w:t>
-      </w:r>
-      <w:r>
-        <w:rPr>
-          <w:rFonts w:ascii="Times New Roman" w:hAnsi="Times New Roman" w:cs="Times New Roman"/>
-          <w:bCs/>
-          <w:spacing w:val="-2"/>
-        </w:rPr>
-        <w:t>, ensuring independent deployments, fault isolation, and improved system resilience.</w:t>
+        <w:t>Implemented robust security protocols</w:t>
+      </w:r>
+      <w:r>
+        <w:rPr>
+          <w:rFonts w:ascii="Times New Roman" w:hAnsi="Times New Roman" w:cs="Times New Roman"/>
+          <w:bCs/>
+          <w:spacing w:val="-2"/>
+        </w:rPr>
+        <w:t xml:space="preserve"> using </w:t>
+      </w:r>
+      <w:r>
+        <w:rPr>
+          <w:rFonts w:ascii="Times New Roman" w:hAnsi="Times New Roman" w:cs="Times New Roman"/>
+          <w:b/>
+          <w:bCs/>
+          <w:spacing w:val="-2"/>
+        </w:rPr>
+        <w:t>OAuth 2.0</w:t>
+      </w:r>
+      <w:r>
+        <w:rPr>
+          <w:rFonts w:ascii="Times New Roman" w:hAnsi="Times New Roman" w:cs="Times New Roman"/>
+          <w:bCs/>
+          <w:spacing w:val="-2"/>
+        </w:rPr>
+        <w:t xml:space="preserve"> and </w:t>
+      </w:r>
+      <w:r>
+        <w:rPr>
+          <w:rFonts w:ascii="Times New Roman" w:hAnsi="Times New Roman" w:cs="Times New Roman"/>
+          <w:b/>
+          <w:bCs/>
+          <w:spacing w:val="-2"/>
+        </w:rPr>
+        <w:t>JWT authentication</w:t>
+      </w:r>
+      <w:r>
+        <w:rPr>
+          <w:rFonts w:ascii="Times New Roman" w:hAnsi="Times New Roman" w:cs="Times New Roman"/>
+          <w:bCs/>
+          <w:spacing w:val="-2"/>
+        </w:rPr>
+        <w:t xml:space="preserve"> to protect sensitive information within the system. Introduced </w:t>
+      </w:r>
+      <w:r>
+        <w:rPr>
+          <w:rFonts w:ascii="Times New Roman" w:hAnsi="Times New Roman" w:cs="Times New Roman"/>
+          <w:b/>
+          <w:bCs/>
+          <w:spacing w:val="-2"/>
+        </w:rPr>
+        <w:t>role-based access control</w:t>
+      </w:r>
+      <w:r>
+        <w:rPr>
+          <w:rFonts w:ascii="Times New Roman" w:hAnsi="Times New Roman" w:cs="Times New Roman"/>
+          <w:bCs/>
+          <w:spacing w:val="-2"/>
+        </w:rPr>
+        <w:t xml:space="preserve"> to ensure correctional officers, administrators, and external stakeholders only had access to authorized data.</w:t>
       </w:r>
     </w:p>
     <w:p>
@@ -4636,66 +4546,32 @@
           <w:bCs/>
           <w:spacing w:val="-2"/>
         </w:rPr>
-        <w:t>Implemented robust security protocols</w:t>
-      </w:r>
-      <w:r>
-        <w:rPr>
-          <w:rFonts w:ascii="Times New Roman" w:hAnsi="Times New Roman" w:cs="Times New Roman"/>
-          <w:bCs/>
-          <w:spacing w:val="-2"/>
-        </w:rPr>
-        <w:t xml:space="preserve"> using </w:t>
-      </w:r>
-      <w:r>
-        <w:rPr>
-          <w:rFonts w:ascii="Times New Roman" w:hAnsi="Times New Roman" w:cs="Times New Roman"/>
-          <w:b/>
-          <w:bCs/>
-          <w:spacing w:val="-2"/>
-        </w:rPr>
-        <w:t>OAuth 2.0</w:t>
-      </w:r>
-      <w:r>
-        <w:rPr>
-          <w:rFonts w:ascii="Times New Roman" w:hAnsi="Times New Roman" w:cs="Times New Roman"/>
-          <w:bCs/>
-          <w:spacing w:val="-2"/>
-        </w:rPr>
-        <w:t xml:space="preserve"> and </w:t>
-      </w:r>
-      <w:r>
-        <w:rPr>
-          <w:rFonts w:ascii="Times New Roman" w:hAnsi="Times New Roman" w:cs="Times New Roman"/>
-          <w:b/>
-          <w:bCs/>
-          <w:spacing w:val="-2"/>
-        </w:rPr>
-        <w:t>JWT authentication</w:t>
-      </w:r>
-      <w:r>
-        <w:rPr>
-          <w:rFonts w:ascii="Times New Roman" w:hAnsi="Times New Roman" w:cs="Times New Roman"/>
-          <w:bCs/>
-          <w:spacing w:val="-2"/>
-        </w:rPr>
-        <w:t xml:space="preserve"> to protect sensitive information within the system. Introduced </w:t>
-      </w:r>
-      <w:r>
-        <w:rPr>
-          <w:rFonts w:ascii="Times New Roman" w:hAnsi="Times New Roman" w:cs="Times New Roman"/>
-          <w:b/>
-          <w:bCs/>
-          <w:spacing w:val="-2"/>
-        </w:rPr>
-        <w:t>role-based access control</w:t>
-      </w:r>
-      <w:r>
-        <w:rPr>
-          <w:rFonts w:ascii="Times New Roman" w:hAnsi="Times New Roman" w:cs="Times New Roman"/>
-          <w:bCs/>
-          <w:spacing w:val="-2"/>
-        </w:rPr>
-        <w:t xml:space="preserve"> to ensure correctional officers, administrators, and external stakeholders only had access to authorized data.</w:t>
+        <w:t>Integrated Apache Kafka</w:t>
+      </w:r>
+      <w:r>
+        <w:rPr>
+          <w:rFonts w:ascii="Times New Roman" w:hAnsi="Times New Roman" w:cs="Times New Roman"/>
+          <w:bCs/>
+          <w:spacing w:val="-2"/>
+        </w:rPr>
+        <w:t xml:space="preserve"> for handling </w:t>
+      </w:r>
+      <w:r>
+        <w:rPr>
+          <w:rFonts w:ascii="Times New Roman" w:hAnsi="Times New Roman" w:cs="Times New Roman"/>
+          <w:b/>
+          <w:bCs/>
+          <w:spacing w:val="-2"/>
+        </w:rPr>
+        <w:t>real-time event-driven processing</w:t>
+      </w:r>
+      <w:r>
+        <w:rPr>
+          <w:rFonts w:ascii="Times New Roman" w:hAnsi="Times New Roman" w:cs="Times New Roman"/>
+          <w:bCs/>
+          <w:spacing w:val="-2"/>
+        </w:rPr>
+        <w:t xml:space="preserve"> for critical data updates. Kafka Streams were used to process updates to inmate records or changes in parole status.</w:t>
       </w:r>
     </w:p>
     <w:p>
@@ -4715,36 +4591,42 @@
       <w:r>
         <w:rPr>
           <w:rFonts w:ascii="Times New Roman" w:hAnsi="Times New Roman" w:cs="Times New Roman"/>
-          <w:b/>
-          <w:bCs/>
-          <w:spacing w:val="-2"/>
-        </w:rPr>
-        <w:t>Integrated Apache Kafka</w:t>
-      </w:r>
-      <w:r>
-        <w:rPr>
-          <w:rFonts w:ascii="Times New Roman" w:hAnsi="Times New Roman" w:cs="Times New Roman"/>
-          <w:bCs/>
-          <w:spacing w:val="-2"/>
-        </w:rPr>
-        <w:t xml:space="preserve"> for handling </w:t>
-      </w:r>
-      <w:r>
-        <w:rPr>
-          <w:rFonts w:ascii="Times New Roman" w:hAnsi="Times New Roman" w:cs="Times New Roman"/>
-          <w:b/>
-          <w:bCs/>
-          <w:spacing w:val="-2"/>
-        </w:rPr>
-        <w:t>real-time event-driven processing</w:t>
-      </w:r>
-      <w:r>
-        <w:rPr>
-          <w:rFonts w:ascii="Times New Roman" w:hAnsi="Times New Roman" w:cs="Times New Roman"/>
-          <w:bCs/>
-          <w:spacing w:val="-2"/>
-        </w:rPr>
-        <w:t xml:space="preserve"> for critical data updates. Kafka Streams were used to process updates to inmate records or changes in parole status.</w:t>
+          <w:bCs/>
+          <w:spacing w:val="-2"/>
+        </w:rPr>
+        <w:t xml:space="preserve">Data storage managed with </w:t>
+      </w:r>
+      <w:r>
+        <w:rPr>
+          <w:rFonts w:ascii="Times New Roman" w:hAnsi="Times New Roman" w:cs="Times New Roman"/>
+          <w:b/>
+          <w:spacing w:val="-2"/>
+        </w:rPr>
+        <w:t>Azure Database for PostgreSQL</w:t>
+      </w:r>
+      <w:r>
+        <w:rPr>
+          <w:rFonts w:ascii="Times New Roman" w:hAnsi="Times New Roman" w:cs="Times New Roman"/>
+          <w:bCs/>
+          <w:spacing w:val="-2"/>
+        </w:rPr>
+        <w:t xml:space="preserve">, ensuring transactional consistency and data integrity for structured records like inmate profiles, legal histories, and rehabilitation reports. </w:t>
+      </w:r>
+      <w:r>
+        <w:rPr>
+          <w:rFonts w:ascii="Times New Roman" w:hAnsi="Times New Roman" w:cs="Times New Roman"/>
+          <w:b/>
+          <w:spacing w:val="-2"/>
+        </w:rPr>
+        <w:t>Azure Blob Storage</w:t>
+      </w:r>
+      <w:r>
+        <w:rPr>
+          <w:rFonts w:ascii="Times New Roman" w:hAnsi="Times New Roman" w:cs="Times New Roman"/>
+          <w:bCs/>
+          <w:spacing w:val="-2"/>
+        </w:rPr>
+        <w:t xml:space="preserve"> was used to securely store large files, such as images, legal documents, and videos.</w:t>
       </w:r>
     </w:p>
     <w:p>
@@ -4765,87 +4647,17 @@
         <w:rPr>
           <w:rFonts w:ascii="Times New Roman" w:hAnsi="Times New Roman" w:cs="Times New Roman"/>
           <w:b/>
-          <w:bCs/>
-          <w:spacing w:val="-2"/>
-        </w:rPr>
-        <w:t>Data storage managed with AWS RDS (PostgreSQL)</w:t>
-      </w:r>
-      <w:r>
-        <w:rPr>
-          <w:rFonts w:ascii="Times New Roman" w:hAnsi="Times New Roman" w:cs="Times New Roman"/>
-          <w:bCs/>
-          <w:spacing w:val="-2"/>
-        </w:rPr>
-        <w:t xml:space="preserve">, ensuring </w:t>
-      </w:r>
-      <w:r>
-        <w:rPr>
-          <w:rFonts w:ascii="Times New Roman" w:hAnsi="Times New Roman" w:cs="Times New Roman"/>
-          <w:b/>
-          <w:bCs/>
-          <w:spacing w:val="-2"/>
-        </w:rPr>
-        <w:t>transactional consistency</w:t>
-      </w:r>
-      <w:r>
-        <w:rPr>
-          <w:rFonts w:ascii="Times New Roman" w:hAnsi="Times New Roman" w:cs="Times New Roman"/>
-          <w:bCs/>
-          <w:spacing w:val="-2"/>
-        </w:rPr>
-        <w:t xml:space="preserve"> and </w:t>
-      </w:r>
-      <w:r>
-        <w:rPr>
-          <w:rFonts w:ascii="Times New Roman" w:hAnsi="Times New Roman" w:cs="Times New Roman"/>
-          <w:b/>
-          <w:bCs/>
-          <w:spacing w:val="-2"/>
-        </w:rPr>
-        <w:t>data integrity</w:t>
-      </w:r>
-      <w:r>
-        <w:rPr>
-          <w:rFonts w:ascii="Times New Roman" w:hAnsi="Times New Roman" w:cs="Times New Roman"/>
-          <w:bCs/>
-          <w:spacing w:val="-2"/>
-        </w:rPr>
-        <w:t xml:space="preserve"> for structured records like inmate profiles, legal histories, and rehabilitation reports. </w:t>
-      </w:r>
-      <w:r>
-        <w:rPr>
-          <w:rFonts w:ascii="Times New Roman" w:hAnsi="Times New Roman" w:cs="Times New Roman"/>
-          <w:b/>
-          <w:bCs/>
-          <w:spacing w:val="-2"/>
-        </w:rPr>
-        <w:t>AWS S3</w:t>
-      </w:r>
-      <w:r>
-        <w:rPr>
-          <w:rFonts w:ascii="Times New Roman" w:hAnsi="Times New Roman" w:cs="Times New Roman"/>
-          <w:bCs/>
-          <w:spacing w:val="-2"/>
-        </w:rPr>
-        <w:t xml:space="preserve"> </w:t>
-      </w:r>
-      <w:proofErr w:type="gramStart"/>
-      <w:r>
-        <w:rPr>
-          <w:rFonts w:ascii="Times New Roman" w:hAnsi="Times New Roman" w:cs="Times New Roman"/>
-          <w:bCs/>
-          <w:spacing w:val="-2"/>
-        </w:rPr>
-        <w:t>used</w:t>
-      </w:r>
-      <w:proofErr w:type="gramEnd"/>
-      <w:r>
-        <w:rPr>
-          <w:rFonts w:ascii="Times New Roman" w:hAnsi="Times New Roman" w:cs="Times New Roman"/>
-          <w:bCs/>
-          <w:spacing w:val="-2"/>
-        </w:rPr>
-        <w:t xml:space="preserve"> to securely store large files, such as images, legal documents, and videos.</w:t>
+          <w:spacing w:val="-2"/>
+        </w:rPr>
+        <w:t xml:space="preserve">MongoDB </w:t>
+      </w:r>
+      <w:r>
+        <w:rPr>
+          <w:rFonts w:ascii="Times New Roman" w:hAnsi="Times New Roman" w:cs="Times New Roman"/>
+          <w:bCs/>
+          <w:spacing w:val="-2"/>
+        </w:rPr>
+        <w:t>utilized for schema-less storage of unstructured data, such as logs and alerts, providing flexibility and scalability for corrections data storage.</w:t>
       </w:r>
     </w:p>
     <w:p>
@@ -4865,19 +4677,58 @@
       <w:r>
         <w:rPr>
           <w:rFonts w:ascii="Times New Roman" w:hAnsi="Times New Roman" w:cs="Times New Roman"/>
-          <w:b/>
-          <w:bCs/>
-          <w:spacing w:val="-2"/>
-        </w:rPr>
-        <w:t>MongoDB</w:t>
-      </w:r>
-      <w:r>
-        <w:rPr>
-          <w:rFonts w:ascii="Times New Roman" w:hAnsi="Times New Roman" w:cs="Times New Roman"/>
-          <w:bCs/>
-          <w:spacing w:val="-2"/>
-        </w:rPr>
-        <w:t xml:space="preserve"> utilized for schema-less storage of unstructured data, such as logs and alerts, providing flexibility and scalability for corrections data storage.</w:t>
+          <w:bCs/>
+          <w:spacing w:val="-2"/>
+        </w:rPr>
+        <w:t xml:space="preserve">Deployed backend microservices on </w:t>
+      </w:r>
+      <w:r>
+        <w:rPr>
+          <w:rFonts w:ascii="Times New Roman" w:hAnsi="Times New Roman" w:cs="Times New Roman"/>
+          <w:b/>
+          <w:spacing w:val="-2"/>
+        </w:rPr>
+        <w:t>Azure Virtual Machines (VMs)</w:t>
+      </w:r>
+      <w:r>
+        <w:rPr>
+          <w:rFonts w:ascii="Times New Roman" w:hAnsi="Times New Roman" w:cs="Times New Roman"/>
+          <w:bCs/>
+          <w:spacing w:val="-2"/>
+        </w:rPr>
+        <w:t xml:space="preserve">, ensuring high availability and reliability. Applied </w:t>
+      </w:r>
+      <w:r>
+        <w:rPr>
+          <w:rFonts w:ascii="Times New Roman" w:hAnsi="Times New Roman" w:cs="Times New Roman"/>
+          <w:b/>
+          <w:spacing w:val="-2"/>
+        </w:rPr>
+        <w:t>Azure Virtual Machine Scale Sets (VMSS)</w:t>
+      </w:r>
+      <w:r>
+        <w:rPr>
+          <w:rFonts w:ascii="Times New Roman" w:hAnsi="Times New Roman" w:cs="Times New Roman"/>
+          <w:bCs/>
+          <w:spacing w:val="-2"/>
+        </w:rPr>
+        <w:t xml:space="preserve"> to handle traffic spikes and dynamically manage </w:t>
+      </w:r>
+      <w:r>
+        <w:rPr>
+          <w:rFonts w:ascii="Times New Roman" w:hAnsi="Times New Roman" w:cs="Times New Roman"/>
+          <w:bCs/>
+          <w:spacing w:val="-2"/>
+        </w:rPr>
+        <w:t>computing</w:t>
+      </w:r>
+      <w:r>
+        <w:rPr>
+          <w:rFonts w:ascii="Times New Roman" w:hAnsi="Times New Roman" w:cs="Times New Roman"/>
+          <w:bCs/>
+          <w:spacing w:val="-2"/>
+        </w:rPr>
+        <w:t xml:space="preserve"> resources for cost-efficiency.</w:t>
       </w:r>
     </w:p>
     <w:p>
@@ -4901,32 +4752,83 @@
           <w:bCs/>
           <w:spacing w:val="-2"/>
         </w:rPr>
-        <w:t>Deployed backend microservices on AWS EC2</w:t>
-      </w:r>
-      <w:r>
-        <w:rPr>
-          <w:rFonts w:ascii="Times New Roman" w:hAnsi="Times New Roman" w:cs="Times New Roman"/>
-          <w:bCs/>
-          <w:spacing w:val="-2"/>
-        </w:rPr>
-        <w:t xml:space="preserve"> instances, ensuring high availability and reliability. Applied </w:t>
-      </w:r>
-      <w:r>
-        <w:rPr>
-          <w:rFonts w:ascii="Times New Roman" w:hAnsi="Times New Roman" w:cs="Times New Roman"/>
-          <w:b/>
-          <w:bCs/>
-          <w:spacing w:val="-2"/>
-        </w:rPr>
-        <w:t>AWS Auto Scaling</w:t>
-      </w:r>
-      <w:r>
-        <w:rPr>
-          <w:rFonts w:ascii="Times New Roman" w:hAnsi="Times New Roman" w:cs="Times New Roman"/>
-          <w:bCs/>
-          <w:spacing w:val="-2"/>
-        </w:rPr>
-        <w:t xml:space="preserve"> to manage traffic spikes, providing optimal resource allocation and minimizing costs.</w:t>
+        <w:t>Collaborated with cross-functional teams</w:t>
+      </w:r>
+      <w:r>
+        <w:rPr>
+          <w:rFonts w:ascii="Times New Roman" w:hAnsi="Times New Roman" w:cs="Times New Roman"/>
+          <w:bCs/>
+          <w:spacing w:val="-2"/>
+        </w:rPr>
+        <w:t xml:space="preserve"> (product managers, UX designers, data scientists, and QA engineers) using </w:t>
+      </w:r>
+      <w:r>
+        <w:rPr>
+          <w:rFonts w:ascii="Times New Roman" w:hAnsi="Times New Roman" w:cs="Times New Roman"/>
+          <w:b/>
+          <w:bCs/>
+          <w:spacing w:val="-2"/>
+        </w:rPr>
+        <w:t>Agile Scrum methodology</w:t>
+      </w:r>
+      <w:r>
+        <w:rPr>
+          <w:rFonts w:ascii="Times New Roman" w:hAnsi="Times New Roman" w:cs="Times New Roman"/>
+          <w:bCs/>
+          <w:spacing w:val="-2"/>
+        </w:rPr>
+        <w:t xml:space="preserve">. Actively participated in </w:t>
+      </w:r>
+      <w:r>
+        <w:rPr>
+          <w:rFonts w:ascii="Times New Roman" w:hAnsi="Times New Roman" w:cs="Times New Roman"/>
+          <w:b/>
+          <w:bCs/>
+          <w:spacing w:val="-2"/>
+        </w:rPr>
+        <w:t>daily stand-ups</w:t>
+      </w:r>
+      <w:r>
+        <w:rPr>
+          <w:rFonts w:ascii="Times New Roman" w:hAnsi="Times New Roman" w:cs="Times New Roman"/>
+          <w:bCs/>
+          <w:spacing w:val="-2"/>
+        </w:rPr>
+        <w:t xml:space="preserve">, </w:t>
+      </w:r>
+      <w:r>
+        <w:rPr>
+          <w:rFonts w:ascii="Times New Roman" w:hAnsi="Times New Roman" w:cs="Times New Roman"/>
+          <w:b/>
+          <w:bCs/>
+          <w:spacing w:val="-2"/>
+        </w:rPr>
+        <w:t>sprint planning</w:t>
+      </w:r>
+      <w:r>
+        <w:rPr>
+          <w:rFonts w:ascii="Times New Roman" w:hAnsi="Times New Roman" w:cs="Times New Roman"/>
+          <w:bCs/>
+          <w:spacing w:val="-2"/>
+        </w:rPr>
+        <w:t xml:space="preserve">, and </w:t>
+      </w:r>
+      <w:r>
+        <w:rPr>
+          <w:rFonts w:ascii="Times New Roman" w:hAnsi="Times New Roman" w:cs="Times New Roman"/>
+          <w:b/>
+          <w:bCs/>
+          <w:spacing w:val="-2"/>
+        </w:rPr>
+        <w:t>retrospectives</w:t>
+      </w:r>
+      <w:r>
+        <w:rPr>
+          <w:rFonts w:ascii="Times New Roman" w:hAnsi="Times New Roman" w:cs="Times New Roman"/>
+          <w:bCs/>
+          <w:spacing w:val="-2"/>
+        </w:rPr>
+        <w:t xml:space="preserve"> to ensure timely delivery of milestones and project objectives.</w:t>
       </w:r>
     </w:p>
     <w:p>
@@ -4946,87 +4848,28 @@
       <w:r>
         <w:rPr>
           <w:rFonts w:ascii="Times New Roman" w:hAnsi="Times New Roman" w:cs="Times New Roman"/>
-          <w:b/>
-          <w:bCs/>
-          <w:spacing w:val="-2"/>
-        </w:rPr>
-        <w:t>Collaborated with cross-functional teams</w:t>
-      </w:r>
-      <w:r>
-        <w:rPr>
-          <w:rFonts w:ascii="Times New Roman" w:hAnsi="Times New Roman" w:cs="Times New Roman"/>
-          <w:bCs/>
-          <w:spacing w:val="-2"/>
-        </w:rPr>
-        <w:t xml:space="preserve"> (product managers, UX designers, data scientists, and QA engineers) using </w:t>
-      </w:r>
-      <w:r>
-        <w:rPr>
-          <w:rFonts w:ascii="Times New Roman" w:hAnsi="Times New Roman" w:cs="Times New Roman"/>
-          <w:b/>
-          <w:bCs/>
-          <w:spacing w:val="-2"/>
-        </w:rPr>
-        <w:t>Agile Scrum methodology</w:t>
-      </w:r>
-      <w:r>
-        <w:rPr>
-          <w:rFonts w:ascii="Times New Roman" w:hAnsi="Times New Roman" w:cs="Times New Roman"/>
-          <w:bCs/>
-          <w:spacing w:val="-2"/>
-        </w:rPr>
-        <w:t xml:space="preserve">. Actively participated in </w:t>
-      </w:r>
-      <w:r>
-        <w:rPr>
-          <w:rFonts w:ascii="Times New Roman" w:hAnsi="Times New Roman" w:cs="Times New Roman"/>
-          <w:b/>
-          <w:bCs/>
-          <w:spacing w:val="-2"/>
-        </w:rPr>
-        <w:t>daily stand-ups</w:t>
-      </w:r>
-      <w:r>
-        <w:rPr>
-          <w:rFonts w:ascii="Times New Roman" w:hAnsi="Times New Roman" w:cs="Times New Roman"/>
-          <w:bCs/>
-          <w:spacing w:val="-2"/>
-        </w:rPr>
-        <w:t xml:space="preserve">, </w:t>
-      </w:r>
-      <w:r>
-        <w:rPr>
-          <w:rFonts w:ascii="Times New Roman" w:hAnsi="Times New Roman" w:cs="Times New Roman"/>
-          <w:b/>
-          <w:bCs/>
-          <w:spacing w:val="-2"/>
-        </w:rPr>
-        <w:t>sprint planning</w:t>
-      </w:r>
-      <w:r>
-        <w:rPr>
-          <w:rFonts w:ascii="Times New Roman" w:hAnsi="Times New Roman" w:cs="Times New Roman"/>
-          <w:bCs/>
-          <w:spacing w:val="-2"/>
-        </w:rPr>
-        <w:t xml:space="preserve">, and </w:t>
-      </w:r>
-      <w:r>
-        <w:rPr>
-          <w:rFonts w:ascii="Times New Roman" w:hAnsi="Times New Roman" w:cs="Times New Roman"/>
-          <w:b/>
-          <w:bCs/>
-          <w:spacing w:val="-2"/>
-        </w:rPr>
-        <w:t>retrospectives</w:t>
-      </w:r>
-      <w:r>
-        <w:rPr>
-          <w:rFonts w:ascii="Times New Roman" w:hAnsi="Times New Roman" w:cs="Times New Roman"/>
-          <w:bCs/>
-          <w:spacing w:val="-2"/>
-        </w:rPr>
-        <w:t xml:space="preserve"> to ensure timely delivery of milestones and project objectives.</w:t>
+          <w:bCs/>
+          <w:spacing w:val="-2"/>
+        </w:rPr>
+        <w:lastRenderedPageBreak/>
+        <w:t xml:space="preserve">Managed tasks using </w:t>
+      </w:r>
+      <w:r>
+        <w:rPr>
+          <w:rFonts w:ascii="Times New Roman" w:hAnsi="Times New Roman" w:cs="Times New Roman"/>
+          <w:b/>
+          <w:bCs/>
+          <w:spacing w:val="-2"/>
+        </w:rPr>
+        <w:t>JIRA</w:t>
+      </w:r>
+      <w:r>
+        <w:rPr>
+          <w:rFonts w:ascii="Times New Roman" w:hAnsi="Times New Roman" w:cs="Times New Roman"/>
+          <w:bCs/>
+          <w:spacing w:val="-2"/>
+        </w:rPr>
+        <w:t>, tracked progress, and resolved issues in bi-weekly sprints, ensuring high project visibility and stakeholder engagement.</w:t>
       </w:r>
     </w:p>
     <w:p>
@@ -5046,28 +4889,53 @@
       <w:r>
         <w:rPr>
           <w:rFonts w:ascii="Times New Roman" w:hAnsi="Times New Roman" w:cs="Times New Roman"/>
-          <w:bCs/>
-          <w:spacing w:val="-2"/>
-        </w:rPr>
-        <w:lastRenderedPageBreak/>
-        <w:t xml:space="preserve">Managed tasks using </w:t>
-      </w:r>
-      <w:r>
-        <w:rPr>
-          <w:rFonts w:ascii="Times New Roman" w:hAnsi="Times New Roman" w:cs="Times New Roman"/>
-          <w:b/>
-          <w:bCs/>
-          <w:spacing w:val="-2"/>
-        </w:rPr>
-        <w:t>JIRA</w:t>
-      </w:r>
-      <w:r>
-        <w:rPr>
-          <w:rFonts w:ascii="Times New Roman" w:hAnsi="Times New Roman" w:cs="Times New Roman"/>
-          <w:bCs/>
-          <w:spacing w:val="-2"/>
-        </w:rPr>
-        <w:t>, tracked progress, and resolved issues in bi-weekly sprints, ensuring high project visibility and stakeholder engagement.</w:t>
+          <w:b/>
+          <w:bCs/>
+          <w:spacing w:val="-2"/>
+        </w:rPr>
+        <w:t>Implemented unit and integration tests</w:t>
+      </w:r>
+      <w:r>
+        <w:rPr>
+          <w:rFonts w:ascii="Times New Roman" w:hAnsi="Times New Roman" w:cs="Times New Roman"/>
+          <w:bCs/>
+          <w:spacing w:val="-2"/>
+        </w:rPr>
+        <w:t xml:space="preserve"> using </w:t>
+      </w:r>
+      <w:r>
+        <w:rPr>
+          <w:rFonts w:ascii="Times New Roman" w:hAnsi="Times New Roman" w:cs="Times New Roman"/>
+          <w:b/>
+          <w:bCs/>
+          <w:spacing w:val="-2"/>
+        </w:rPr>
+        <w:t>JUnit</w:t>
+      </w:r>
+      <w:r>
+        <w:rPr>
+          <w:rFonts w:ascii="Times New Roman" w:hAnsi="Times New Roman" w:cs="Times New Roman"/>
+          <w:bCs/>
+          <w:spacing w:val="-2"/>
+        </w:rPr>
+        <w:t xml:space="preserve"> and </w:t>
+      </w:r>
+      <w:r>
+        <w:rPr>
+          <w:rFonts w:ascii="Times New Roman" w:hAnsi="Times New Roman" w:cs="Times New Roman"/>
+          <w:b/>
+          <w:bCs/>
+          <w:spacing w:val="-2"/>
+        </w:rPr>
+        <w:t>Mockito</w:t>
+      </w:r>
+      <w:r>
+        <w:rPr>
+          <w:rFonts w:ascii="Times New Roman" w:hAnsi="Times New Roman" w:cs="Times New Roman"/>
+          <w:bCs/>
+          <w:spacing w:val="-2"/>
+        </w:rPr>
+        <w:t>, ensuring backend services were reliable and met functional requirements. Tests were part of the CI/CD pipeline, ensuring that the codebase remained stable.</w:t>
       </w:r>
     </w:p>
     <w:p>
@@ -5091,49 +4959,15 @@
           <w:bCs/>
           <w:spacing w:val="-2"/>
         </w:rPr>
-        <w:t>Implemented unit and integration tests</w:t>
-      </w:r>
-      <w:r>
-        <w:rPr>
-          <w:rFonts w:ascii="Times New Roman" w:hAnsi="Times New Roman" w:cs="Times New Roman"/>
-          <w:bCs/>
-          <w:spacing w:val="-2"/>
-        </w:rPr>
-        <w:t xml:space="preserve"> using </w:t>
-      </w:r>
-      <w:r>
-        <w:rPr>
-          <w:rFonts w:ascii="Times New Roman" w:hAnsi="Times New Roman" w:cs="Times New Roman"/>
-          <w:b/>
-          <w:bCs/>
-          <w:spacing w:val="-2"/>
-        </w:rPr>
-        <w:t>JUnit</w:t>
-      </w:r>
-      <w:r>
-        <w:rPr>
-          <w:rFonts w:ascii="Times New Roman" w:hAnsi="Times New Roman" w:cs="Times New Roman"/>
-          <w:bCs/>
-          <w:spacing w:val="-2"/>
-        </w:rPr>
-        <w:t xml:space="preserve"> and </w:t>
-      </w:r>
-      <w:r>
-        <w:rPr>
-          <w:rFonts w:ascii="Times New Roman" w:hAnsi="Times New Roman" w:cs="Times New Roman"/>
-          <w:b/>
-          <w:bCs/>
-          <w:spacing w:val="-2"/>
-        </w:rPr>
-        <w:t>Mockito</w:t>
-      </w:r>
-      <w:r>
-        <w:rPr>
-          <w:rFonts w:ascii="Times New Roman" w:hAnsi="Times New Roman" w:cs="Times New Roman"/>
-          <w:bCs/>
-          <w:spacing w:val="-2"/>
-        </w:rPr>
-        <w:t>, ensuring backend services were reliable and met functional requirements. Tests were part of the CI/CD pipeline, ensuring that the codebase remained stable.</w:t>
+        <w:t>Adopted Test-Driven Development (TDD)</w:t>
+      </w:r>
+      <w:r>
+        <w:rPr>
+          <w:rFonts w:ascii="Times New Roman" w:hAnsi="Times New Roman" w:cs="Times New Roman"/>
+          <w:bCs/>
+          <w:spacing w:val="-2"/>
+        </w:rPr>
+        <w:t xml:space="preserve"> principles, ensuring that new features were tested and validated at each stage before implementation.</w:t>
       </w:r>
     </w:p>
     <w:p>
@@ -5157,15 +4991,66 @@
           <w:bCs/>
           <w:spacing w:val="-2"/>
         </w:rPr>
-        <w:t>Adopted Test-Driven Development (TDD)</w:t>
-      </w:r>
-      <w:r>
-        <w:rPr>
-          <w:rFonts w:ascii="Times New Roman" w:hAnsi="Times New Roman" w:cs="Times New Roman"/>
-          <w:bCs/>
-          <w:spacing w:val="-2"/>
-        </w:rPr>
-        <w:t xml:space="preserve"> principles, ensuring that new features were tested and validated at each stage before implementation.</w:t>
+        <w:t>Automated build, test, and deployment workflows</w:t>
+      </w:r>
+      <w:r>
+        <w:rPr>
+          <w:rFonts w:ascii="Times New Roman" w:hAnsi="Times New Roman" w:cs="Times New Roman"/>
+          <w:bCs/>
+          <w:spacing w:val="-2"/>
+        </w:rPr>
+        <w:t xml:space="preserve"> using </w:t>
+      </w:r>
+      <w:r>
+        <w:rPr>
+          <w:rFonts w:ascii="Times New Roman" w:hAnsi="Times New Roman" w:cs="Times New Roman"/>
+          <w:b/>
+          <w:bCs/>
+          <w:spacing w:val="-2"/>
+        </w:rPr>
+        <w:t>Jenkins</w:t>
+      </w:r>
+      <w:r>
+        <w:rPr>
+          <w:rFonts w:ascii="Times New Roman" w:hAnsi="Times New Roman" w:cs="Times New Roman"/>
+          <w:bCs/>
+          <w:spacing w:val="-2"/>
+        </w:rPr>
+        <w:t xml:space="preserve">, enabling </w:t>
+      </w:r>
+      <w:r>
+        <w:rPr>
+          <w:rFonts w:ascii="Times New Roman" w:hAnsi="Times New Roman" w:cs="Times New Roman"/>
+          <w:b/>
+          <w:bCs/>
+          <w:spacing w:val="-2"/>
+        </w:rPr>
+        <w:t>continuous integration (CI)</w:t>
+      </w:r>
+      <w:r>
+        <w:rPr>
+          <w:rFonts w:ascii="Times New Roman" w:hAnsi="Times New Roman" w:cs="Times New Roman"/>
+          <w:bCs/>
+          <w:spacing w:val="-2"/>
+        </w:rPr>
+        <w:t xml:space="preserve"> and </w:t>
+      </w:r>
+      <w:r>
+        <w:rPr>
+          <w:rFonts w:ascii="Times New Roman" w:hAnsi="Times New Roman" w:cs="Times New Roman"/>
+          <w:b/>
+          <w:bCs/>
+          <w:spacing w:val="-2"/>
+        </w:rPr>
+        <w:t>continuous delivery (CD)</w:t>
+      </w:r>
+      <w:r>
+        <w:rPr>
+          <w:rFonts w:ascii="Times New Roman" w:hAnsi="Times New Roman" w:cs="Times New Roman"/>
+          <w:bCs/>
+          <w:spacing w:val="-2"/>
+        </w:rPr>
+        <w:t xml:space="preserve"> for faster release cycles and efficient delivery of new features.</w:t>
       </w:r>
     </w:p>
     <w:p>
@@ -5189,7 +5074,7 @@
           <w:bCs/>
           <w:spacing w:val="-2"/>
         </w:rPr>
-        <w:t>Automated build, test, and deployment workflows</w:t>
+        <w:t>Implemented detailed logging</w:t>
       </w:r>
       <w:r>
         <w:rPr>
@@ -5206,24 +5091,7 @@
           <w:bCs/>
           <w:spacing w:val="-2"/>
         </w:rPr>
-        <w:t>Jenkins</w:t>
-      </w:r>
-      <w:r>
-        <w:rPr>
-          <w:rFonts w:ascii="Times New Roman" w:hAnsi="Times New Roman" w:cs="Times New Roman"/>
-          <w:bCs/>
-          <w:spacing w:val="-2"/>
-        </w:rPr>
-        <w:t xml:space="preserve">, enabling </w:t>
-      </w:r>
-      <w:r>
-        <w:rPr>
-          <w:rFonts w:ascii="Times New Roman" w:hAnsi="Times New Roman" w:cs="Times New Roman"/>
-          <w:b/>
-          <w:bCs/>
-          <w:spacing w:val="-2"/>
-        </w:rPr>
-        <w:t>continuous integration (CI)</w:t>
+        <w:t>AWS CloudWatch</w:t>
       </w:r>
       <w:r>
         <w:rPr>
@@ -5240,15 +5108,15 @@
           <w:bCs/>
           <w:spacing w:val="-2"/>
         </w:rPr>
-        <w:t>continuous delivery (CD)</w:t>
-      </w:r>
-      <w:r>
-        <w:rPr>
-          <w:rFonts w:ascii="Times New Roman" w:hAnsi="Times New Roman" w:cs="Times New Roman"/>
-          <w:bCs/>
-          <w:spacing w:val="-2"/>
-        </w:rPr>
-        <w:t xml:space="preserve"> for faster release cycles and efficient delivery of new features.</w:t>
+        <w:t>Log4j</w:t>
+      </w:r>
+      <w:r>
+        <w:rPr>
+          <w:rFonts w:ascii="Times New Roman" w:hAnsi="Times New Roman" w:cs="Times New Roman"/>
+          <w:bCs/>
+          <w:spacing w:val="-2"/>
+        </w:rPr>
+        <w:t>, tracking system activities, error logs, and operational events for easier debugging and performance monitoring.</w:t>
       </w:r>
     </w:p>
     <w:p>
@@ -5272,32 +5140,66 @@
           <w:bCs/>
           <w:spacing w:val="-2"/>
         </w:rPr>
-        <w:t>Collaborated with external agencies</w:t>
-      </w:r>
-      <w:r>
-        <w:rPr>
-          <w:rFonts w:ascii="Times New Roman" w:hAnsi="Times New Roman" w:cs="Times New Roman"/>
-          <w:bCs/>
-          <w:spacing w:val="-2"/>
-        </w:rPr>
-        <w:t xml:space="preserve"> through </w:t>
-      </w:r>
-      <w:r>
-        <w:rPr>
-          <w:rFonts w:ascii="Times New Roman" w:hAnsi="Times New Roman" w:cs="Times New Roman"/>
-          <w:b/>
-          <w:bCs/>
-          <w:spacing w:val="-2"/>
-        </w:rPr>
-        <w:t>API integration</w:t>
-      </w:r>
-      <w:r>
-        <w:rPr>
-          <w:rFonts w:ascii="Times New Roman" w:hAnsi="Times New Roman" w:cs="Times New Roman"/>
-          <w:bCs/>
-          <w:spacing w:val="-2"/>
-        </w:rPr>
-        <w:t xml:space="preserve"> to ensure interoperability with other government systems, enhancing data exchange and improving operational efficiency.</w:t>
+        <w:t>Managed version control</w:t>
+      </w:r>
+      <w:r>
+        <w:rPr>
+          <w:rFonts w:ascii="Times New Roman" w:hAnsi="Times New Roman" w:cs="Times New Roman"/>
+          <w:bCs/>
+          <w:spacing w:val="-2"/>
+        </w:rPr>
+        <w:t xml:space="preserve"> with </w:t>
+      </w:r>
+      <w:r>
+        <w:rPr>
+          <w:rFonts w:ascii="Times New Roman" w:hAnsi="Times New Roman" w:cs="Times New Roman"/>
+          <w:b/>
+          <w:bCs/>
+          <w:spacing w:val="-2"/>
+        </w:rPr>
+        <w:t>GitHub</w:t>
+      </w:r>
+      <w:r>
+        <w:rPr>
+          <w:rFonts w:ascii="Times New Roman" w:hAnsi="Times New Roman" w:cs="Times New Roman"/>
+          <w:bCs/>
+          <w:spacing w:val="-2"/>
+        </w:rPr>
+        <w:t xml:space="preserve">, ensuring organized source code management. Used </w:t>
+      </w:r>
+      <w:r>
+        <w:rPr>
+          <w:rFonts w:ascii="Times New Roman" w:hAnsi="Times New Roman" w:cs="Times New Roman"/>
+          <w:b/>
+          <w:bCs/>
+          <w:spacing w:val="-2"/>
+        </w:rPr>
+        <w:t>feature branches</w:t>
+      </w:r>
+      <w:r>
+        <w:rPr>
+          <w:rFonts w:ascii="Times New Roman" w:hAnsi="Times New Roman" w:cs="Times New Roman"/>
+          <w:bCs/>
+          <w:spacing w:val="-2"/>
+        </w:rPr>
+        <w:t xml:space="preserve"> for new feature development and </w:t>
+      </w:r>
+      <w:r>
+        <w:rPr>
+          <w:rFonts w:ascii="Times New Roman" w:hAnsi="Times New Roman" w:cs="Times New Roman"/>
+          <w:b/>
+          <w:bCs/>
+          <w:spacing w:val="-2"/>
+        </w:rPr>
+        <w:t>peer code reviews</w:t>
+      </w:r>
+      <w:r>
+        <w:rPr>
+          <w:rFonts w:ascii="Times New Roman" w:hAnsi="Times New Roman" w:cs="Times New Roman"/>
+          <w:bCs/>
+          <w:spacing w:val="-2"/>
+        </w:rPr>
+        <w:t xml:space="preserve"> to maintain high-quality code standards.</w:t>
       </w:r>
     </w:p>
     <w:p>
@@ -5317,53 +5219,270 @@
       <w:r>
         <w:rPr>
           <w:rFonts w:ascii="Times New Roman" w:hAnsi="Times New Roman" w:cs="Times New Roman"/>
-          <w:b/>
-          <w:bCs/>
-          <w:spacing w:val="-2"/>
-        </w:rPr>
-        <w:t>Implemented detailed logging</w:t>
-      </w:r>
-      <w:r>
-        <w:rPr>
-          <w:rFonts w:ascii="Times New Roman" w:hAnsi="Times New Roman" w:cs="Times New Roman"/>
-          <w:bCs/>
-          <w:spacing w:val="-2"/>
-        </w:rPr>
-        <w:t xml:space="preserve"> using </w:t>
-      </w:r>
-      <w:r>
-        <w:rPr>
-          <w:rFonts w:ascii="Times New Roman" w:hAnsi="Times New Roman" w:cs="Times New Roman"/>
-          <w:b/>
-          <w:bCs/>
-          <w:spacing w:val="-2"/>
-        </w:rPr>
-        <w:t>AWS CloudWatch</w:t>
-      </w:r>
-      <w:r>
-        <w:rPr>
-          <w:rFonts w:ascii="Times New Roman" w:hAnsi="Times New Roman" w:cs="Times New Roman"/>
-          <w:bCs/>
-          <w:spacing w:val="-2"/>
-        </w:rPr>
-        <w:t xml:space="preserve"> and </w:t>
-      </w:r>
-      <w:r>
-        <w:rPr>
-          <w:rFonts w:ascii="Times New Roman" w:hAnsi="Times New Roman" w:cs="Times New Roman"/>
-          <w:b/>
-          <w:bCs/>
-          <w:spacing w:val="-2"/>
-        </w:rPr>
-        <w:t>Log4j</w:t>
-      </w:r>
-      <w:r>
-        <w:rPr>
-          <w:rFonts w:ascii="Times New Roman" w:hAnsi="Times New Roman" w:cs="Times New Roman"/>
-          <w:bCs/>
-          <w:spacing w:val="-2"/>
-        </w:rPr>
-        <w:t>, tracking system activities, error logs, and operational events for easier debugging and performance monitoring.</w:t>
+          <w:bCs/>
+          <w:spacing w:val="-2"/>
+        </w:rPr>
+        <w:t xml:space="preserve">Provided </w:t>
+      </w:r>
+      <w:r>
+        <w:rPr>
+          <w:rFonts w:ascii="Times New Roman" w:hAnsi="Times New Roman" w:cs="Times New Roman"/>
+          <w:b/>
+          <w:bCs/>
+          <w:spacing w:val="-2"/>
+        </w:rPr>
+        <w:t>ongoing system maintenance and support</w:t>
+      </w:r>
+      <w:r>
+        <w:rPr>
+          <w:rFonts w:ascii="Times New Roman" w:hAnsi="Times New Roman" w:cs="Times New Roman"/>
+          <w:bCs/>
+          <w:spacing w:val="-2"/>
+        </w:rPr>
+        <w:t>, ensuring the platform remained stable, secure, and responsive to the evolving needs of the Missouri Department of Corrections.</w:t>
+      </w:r>
+    </w:p>
+    <w:p>
+      <w:pPr>
+        <w:spacing w:after="0"/>
+        <w:ind w:right="2885"/>
+        <w:jc w:val="both"/>
+        <w:rPr>
+          <w:rFonts w:ascii="Times New Roman" w:hAnsi="Times New Roman" w:cs="Times New Roman"/>
+          <w:b/>
+        </w:rPr>
+      </w:pPr>
+    </w:p>
+    <w:p>
+      <w:pPr>
+        <w:spacing w:after="0"/>
+        <w:ind w:right="2885"/>
+        <w:jc w:val="both"/>
+        <w:rPr>
+          <w:rFonts w:ascii="Times New Roman" w:hAnsi="Times New Roman" w:cs="Times New Roman"/>
+          <w:b/>
+        </w:rPr>
+      </w:pPr>
+      <w:r>
+        <w:rPr>
+          <w:rFonts w:ascii="Times New Roman" w:hAnsi="Times New Roman" w:cs="Times New Roman"/>
+          <w:b/>
+        </w:rPr>
+        <w:t xml:space="preserve">Client: </w:t>
+      </w:r>
+      <w:r>
+        <w:rPr>
+          <w:rFonts w:ascii="Times New Roman" w:hAnsi="Times New Roman" w:cs="Times New Roman"/>
+          <w:b/>
+        </w:rPr>
+        <w:t>Cipher Health,</w:t>
+      </w:r>
+      <w:r>
+        <w:rPr>
+          <w:rFonts w:ascii="Times New Roman" w:hAnsi="Times New Roman" w:cs="Times New Roman"/>
+          <w:b/>
+        </w:rPr>
+        <w:t xml:space="preserve"> </w:t>
+      </w:r>
+      <w:r>
+        <w:rPr>
+          <w:rFonts w:ascii="Times New Roman" w:hAnsi="Times New Roman" w:cs="Times New Roman"/>
+          <w:b/>
+        </w:rPr>
+        <w:t>NYC NY</w:t>
+      </w:r>
+    </w:p>
+    <w:p>
+      <w:pPr>
+        <w:spacing w:after="0"/>
+        <w:ind w:right="2885"/>
+        <w:jc w:val="both"/>
+        <w:rPr>
+          <w:rFonts w:ascii="Times New Roman" w:hAnsi="Times New Roman" w:cs="Times New Roman"/>
+          <w:b/>
+        </w:rPr>
+      </w:pPr>
+      <w:r>
+        <w:rPr>
+          <w:rFonts w:ascii="Times New Roman" w:hAnsi="Times New Roman" w:cs="Times New Roman"/>
+          <w:b/>
+        </w:rPr>
+        <w:t xml:space="preserve">Role: </w:t>
+      </w:r>
+      <w:r>
+        <w:rPr>
+          <w:rFonts w:ascii="Times New Roman" w:hAnsi="Times New Roman" w:cs="Times New Roman"/>
+          <w:b/>
+        </w:rPr>
+        <w:t>Java Full Stack</w:t>
+      </w:r>
+      <w:r>
+        <w:rPr>
+          <w:rFonts w:ascii="Times New Roman" w:hAnsi="Times New Roman" w:cs="Times New Roman"/>
+          <w:b/>
+        </w:rPr>
+        <w:t xml:space="preserve"> Developer</w:t>
+      </w:r>
+    </w:p>
+    <w:p>
+      <w:pPr>
+        <w:pStyle w:val="BodyText"/>
+        <w:spacing w:after="0"/>
+        <w:ind w:left="0" w:firstLine="0"/>
+        <w:rPr>
+          <w:rFonts w:ascii="Times New Roman" w:hAnsi="Times New Roman" w:cs="Times New Roman"/>
+          <w:b/>
+          <w:bCs/>
+        </w:rPr>
+      </w:pPr>
+      <w:r>
+        <w:rPr>
+          <w:rFonts w:ascii="Times New Roman" w:hAnsi="Times New Roman" w:cs="Times New Roman"/>
+          <w:b/>
+          <w:bCs/>
+        </w:rPr>
+        <w:t xml:space="preserve">Duration: </w:t>
+      </w:r>
+      <w:r>
+        <w:rPr>
+          <w:rFonts w:ascii="Times New Roman" w:hAnsi="Times New Roman" w:cs="Times New Roman"/>
+          <w:b/>
+          <w:bCs/>
+        </w:rPr>
+        <w:t>Jan</w:t>
+      </w:r>
+      <w:r>
+        <w:rPr>
+          <w:rFonts w:ascii="Times New Roman" w:hAnsi="Times New Roman" w:cs="Times New Roman"/>
+          <w:b/>
+          <w:bCs/>
+        </w:rPr>
+        <w:t xml:space="preserve"> 20</w:t>
+      </w:r>
+      <w:r>
+        <w:rPr>
+          <w:rFonts w:ascii="Times New Roman" w:hAnsi="Times New Roman" w:cs="Times New Roman"/>
+          <w:b/>
+          <w:bCs/>
+        </w:rPr>
+        <w:t>20</w:t>
+      </w:r>
+      <w:r>
+        <w:rPr>
+          <w:rFonts w:ascii="Times New Roman" w:hAnsi="Times New Roman" w:cs="Times New Roman"/>
+          <w:b/>
+          <w:bCs/>
+        </w:rPr>
+        <w:t xml:space="preserve"> – </w:t>
+      </w:r>
+      <w:r>
+        <w:rPr>
+          <w:rFonts w:ascii="Times New Roman" w:hAnsi="Times New Roman" w:cs="Times New Roman"/>
+          <w:b/>
+          <w:bCs/>
+        </w:rPr>
+        <w:t>May</w:t>
+      </w:r>
+      <w:r>
+        <w:rPr>
+          <w:rFonts w:ascii="Times New Roman" w:hAnsi="Times New Roman" w:cs="Times New Roman"/>
+          <w:b/>
+          <w:bCs/>
+        </w:rPr>
+        <w:t xml:space="preserve"> 202</w:t>
+      </w:r>
+      <w:r>
+        <w:rPr>
+          <w:rFonts w:ascii="Times New Roman" w:hAnsi="Times New Roman" w:cs="Times New Roman"/>
+          <w:b/>
+          <w:bCs/>
+        </w:rPr>
+        <w:t>1</w:t>
+      </w:r>
+      <w:r>
+        <w:rPr>
+          <w:rFonts w:ascii="Times New Roman" w:hAnsi="Times New Roman" w:cs="Times New Roman"/>
+          <w:b/>
+          <w:bCs/>
+        </w:rPr>
+        <w:t xml:space="preserve"> </w:t>
+      </w:r>
+    </w:p>
+    <w:p>
+      <w:pPr>
+        <w:pStyle w:val="BodyText"/>
+        <w:spacing w:after="0"/>
+        <w:ind w:left="0" w:firstLine="0"/>
+        <w:rPr>
+          <w:rFonts w:ascii="Times New Roman" w:hAnsi="Times New Roman" w:cs="Times New Roman"/>
+          <w:b/>
+          <w:bCs/>
+        </w:rPr>
+      </w:pPr>
+      <w:r>
+        <w:rPr>
+          <w:rFonts w:ascii="Times New Roman" w:hAnsi="Times New Roman" w:cs="Times New Roman"/>
+          <w:b/>
+          <w:bCs/>
+        </w:rPr>
+        <w:t>Project : Patient Health</w:t>
+      </w:r>
+    </w:p>
+    <w:p>
+      <w:pPr>
+        <w:pStyle w:val="BodyText"/>
+        <w:spacing w:after="0"/>
+        <w:ind w:left="0" w:firstLine="0"/>
+        <w:rPr>
+          <w:rFonts w:ascii="Times New Roman" w:hAnsi="Times New Roman" w:cs="Times New Roman"/>
+        </w:rPr>
+      </w:pPr>
+      <w:proofErr w:type="spellStart"/>
+      <w:r>
+        <w:rPr>
+          <w:rFonts w:ascii="Times New Roman" w:hAnsi="Times New Roman" w:cs="Times New Roman"/>
+          <w:b/>
+          <w:bCs/>
+        </w:rPr>
+        <w:t>PatientConnect</w:t>
+      </w:r>
+      <w:proofErr w:type="spellEnd"/>
+      <w:r>
+        <w:rPr>
+          <w:rFonts w:ascii="Times New Roman" w:hAnsi="Times New Roman" w:cs="Times New Roman"/>
+        </w:rPr>
+        <w:t xml:space="preserve"> is a comprehensive patient engagement platform designed to streamline communication between healthcare providers and patients. The application facilitates appointment scheduling, real-time health monitoring, secure messaging, and personalized health reminders, aiming to enhance patient satisfaction and improve health outcomes.</w:t>
+      </w:r>
+    </w:p>
+    <w:p>
+      <w:pPr>
+        <w:jc w:val="both"/>
+        <w:rPr>
+          <w:rFonts w:ascii="Times New Roman" w:hAnsi="Times New Roman" w:cs="Times New Roman"/>
+          <w:b/>
+          <w:spacing w:val="-2"/>
+          <w:lang w:val="en-IN"/>
+        </w:rPr>
+      </w:pPr>
+    </w:p>
+    <w:p>
+      <w:pPr>
+        <w:jc w:val="both"/>
+        <w:rPr>
+          <w:rFonts w:ascii="Times New Roman" w:hAnsi="Times New Roman" w:cs="Times New Roman"/>
+          <w:b/>
+          <w:spacing w:val="-2"/>
+          <w:lang w:val="en-IN"/>
+        </w:rPr>
+      </w:pPr>
+      <w:r>
+        <w:rPr>
+          <w:rFonts w:ascii="Times New Roman" w:hAnsi="Times New Roman" w:cs="Times New Roman"/>
+          <w:b/>
+          <w:spacing w:val="-2"/>
+          <w:lang w:val="en-IN"/>
+        </w:rPr>
+        <w:t>Roles &amp; Responsibilities:</w:t>
       </w:r>
     </w:p>
     <w:p>
@@ -5383,70 +5502,26 @@
       <w:r>
         <w:rPr>
           <w:rFonts w:ascii="Times New Roman" w:hAnsi="Times New Roman" w:cs="Times New Roman"/>
-          <w:b/>
-          <w:bCs/>
-          <w:spacing w:val="-2"/>
-        </w:rPr>
-        <w:t>Managed version control</w:t>
-      </w:r>
-      <w:r>
-        <w:rPr>
-          <w:rFonts w:ascii="Times New Roman" w:hAnsi="Times New Roman" w:cs="Times New Roman"/>
-          <w:bCs/>
-          <w:spacing w:val="-2"/>
-        </w:rPr>
-        <w:t xml:space="preserve"> with </w:t>
-      </w:r>
-      <w:r>
-        <w:rPr>
-          <w:rFonts w:ascii="Times New Roman" w:hAnsi="Times New Roman" w:cs="Times New Roman"/>
-          <w:b/>
-          <w:bCs/>
-          <w:spacing w:val="-2"/>
-        </w:rPr>
-        <w:t>GitHub</w:t>
-      </w:r>
-      <w:r>
-        <w:rPr>
-          <w:rFonts w:ascii="Times New Roman" w:hAnsi="Times New Roman" w:cs="Times New Roman"/>
-          <w:bCs/>
-          <w:spacing w:val="-2"/>
-        </w:rPr>
-        <w:t xml:space="preserve">, ensuring organized source code management. Used </w:t>
-      </w:r>
-      <w:r>
-        <w:rPr>
-          <w:rFonts w:ascii="Times New Roman" w:hAnsi="Times New Roman" w:cs="Times New Roman"/>
-          <w:b/>
-          <w:bCs/>
-          <w:spacing w:val="-2"/>
-        </w:rPr>
-        <w:t>feature branches</w:t>
-      </w:r>
-      <w:r>
-        <w:rPr>
-          <w:rFonts w:ascii="Times New Roman" w:hAnsi="Times New Roman" w:cs="Times New Roman"/>
-          <w:bCs/>
-          <w:spacing w:val="-2"/>
-        </w:rPr>
-        <w:t xml:space="preserve"> for new feature development and </w:t>
-      </w:r>
-      <w:r>
-        <w:rPr>
-          <w:rFonts w:ascii="Times New Roman" w:hAnsi="Times New Roman" w:cs="Times New Roman"/>
-          <w:b/>
-          <w:bCs/>
-          <w:spacing w:val="-2"/>
-        </w:rPr>
-        <w:t>peer code reviews</w:t>
-      </w:r>
-      <w:r>
-        <w:rPr>
-          <w:rFonts w:ascii="Times New Roman" w:hAnsi="Times New Roman" w:cs="Times New Roman"/>
-          <w:bCs/>
-          <w:spacing w:val="-2"/>
-        </w:rPr>
-        <w:t xml:space="preserve"> to maintain high-quality code standards.</w:t>
+          <w:bCs/>
+          <w:spacing w:val="-2"/>
+        </w:rPr>
+        <w:t xml:space="preserve">Developed dynamic and responsive user interfaces using </w:t>
+      </w:r>
+      <w:r>
+        <w:rPr>
+          <w:rFonts w:ascii="Times New Roman" w:hAnsi="Times New Roman" w:cs="Times New Roman"/>
+          <w:b/>
+          <w:spacing w:val="-2"/>
+        </w:rPr>
+        <w:t>ReactJS, JavaScript/TypeScript, HTML5, and CSS3</w:t>
+      </w:r>
+      <w:r>
+        <w:rPr>
+          <w:rFonts w:ascii="Times New Roman" w:hAnsi="Times New Roman" w:cs="Times New Roman"/>
+          <w:bCs/>
+          <w:spacing w:val="-2"/>
+        </w:rPr>
+        <w:t xml:space="preserve"> to deliver an intuitive, user-friendly experience for patients, healthcare providers, and administrators. Ensured cross-browser compatibility and mobile responsiveness across all device types.</w:t>
       </w:r>
     </w:p>
     <w:p>
@@ -5469,267 +5544,33 @@
           <w:bCs/>
           <w:spacing w:val="-2"/>
         </w:rPr>
-        <w:t xml:space="preserve">Provided </w:t>
-      </w:r>
-      <w:r>
-        <w:rPr>
-          <w:rFonts w:ascii="Times New Roman" w:hAnsi="Times New Roman" w:cs="Times New Roman"/>
-          <w:b/>
-          <w:bCs/>
-          <w:spacing w:val="-2"/>
-        </w:rPr>
-        <w:t>ongoing system maintenance and support</w:t>
-      </w:r>
-      <w:r>
-        <w:rPr>
-          <w:rFonts w:ascii="Times New Roman" w:hAnsi="Times New Roman" w:cs="Times New Roman"/>
-          <w:bCs/>
-          <w:spacing w:val="-2"/>
-        </w:rPr>
-        <w:t>, ensuring the platform remained stable, secure, and responsive to the evolving needs of the Missouri Department of Corrections.</w:t>
-      </w:r>
-    </w:p>
-    <w:p>
-      <w:pPr>
-        <w:spacing w:after="0"/>
-        <w:ind w:right="2885"/>
-        <w:jc w:val="both"/>
-        <w:rPr>
-          <w:rFonts w:ascii="Times New Roman" w:hAnsi="Times New Roman" w:cs="Times New Roman"/>
-          <w:b/>
-        </w:rPr>
-      </w:pPr>
-    </w:p>
-    <w:p>
-      <w:pPr>
-        <w:spacing w:after="0"/>
-        <w:ind w:right="2885"/>
-        <w:jc w:val="both"/>
-        <w:rPr>
-          <w:rFonts w:ascii="Times New Roman" w:hAnsi="Times New Roman" w:cs="Times New Roman"/>
-          <w:b/>
-        </w:rPr>
-      </w:pPr>
-      <w:r>
-        <w:rPr>
-          <w:rFonts w:ascii="Times New Roman" w:hAnsi="Times New Roman" w:cs="Times New Roman"/>
-          <w:b/>
-        </w:rPr>
-        <w:t xml:space="preserve">Client: </w:t>
-      </w:r>
-      <w:r>
-        <w:rPr>
-          <w:rFonts w:ascii="Times New Roman" w:hAnsi="Times New Roman" w:cs="Times New Roman"/>
-          <w:b/>
-        </w:rPr>
-        <w:t>Cipher Health,</w:t>
-      </w:r>
-      <w:r>
-        <w:rPr>
-          <w:rFonts w:ascii="Times New Roman" w:hAnsi="Times New Roman" w:cs="Times New Roman"/>
-          <w:b/>
-        </w:rPr>
-        <w:t xml:space="preserve"> </w:t>
-      </w:r>
-      <w:r>
-        <w:rPr>
-          <w:rFonts w:ascii="Times New Roman" w:hAnsi="Times New Roman" w:cs="Times New Roman"/>
-          <w:b/>
-        </w:rPr>
-        <w:t>NYC NY</w:t>
-      </w:r>
-    </w:p>
-    <w:p>
-      <w:pPr>
-        <w:spacing w:after="0"/>
-        <w:ind w:right="2885"/>
-        <w:jc w:val="both"/>
-        <w:rPr>
-          <w:rFonts w:ascii="Times New Roman" w:hAnsi="Times New Roman" w:cs="Times New Roman"/>
-          <w:b/>
-        </w:rPr>
-      </w:pPr>
-      <w:r>
-        <w:rPr>
-          <w:rFonts w:ascii="Times New Roman" w:hAnsi="Times New Roman" w:cs="Times New Roman"/>
-          <w:b/>
-        </w:rPr>
-        <w:t xml:space="preserve">Role: </w:t>
-      </w:r>
-      <w:r>
-        <w:rPr>
-          <w:rFonts w:ascii="Times New Roman" w:hAnsi="Times New Roman" w:cs="Times New Roman"/>
-          <w:b/>
-        </w:rPr>
-        <w:t>Java Full Stack</w:t>
-      </w:r>
-      <w:r>
-        <w:rPr>
-          <w:rFonts w:ascii="Times New Roman" w:hAnsi="Times New Roman" w:cs="Times New Roman"/>
-          <w:b/>
-        </w:rPr>
-        <w:t xml:space="preserve"> Developer</w:t>
-      </w:r>
-    </w:p>
-    <w:p>
-      <w:pPr>
-        <w:pStyle w:val="BodyText"/>
-        <w:spacing w:after="0"/>
-        <w:ind w:left="0" w:firstLine="0"/>
-        <w:rPr>
-          <w:rFonts w:ascii="Times New Roman" w:hAnsi="Times New Roman" w:cs="Times New Roman"/>
-          <w:b/>
-          <w:bCs/>
-        </w:rPr>
-      </w:pPr>
-      <w:r>
-        <w:rPr>
-          <w:rFonts w:ascii="Times New Roman" w:hAnsi="Times New Roman" w:cs="Times New Roman"/>
-          <w:b/>
-          <w:bCs/>
-        </w:rPr>
-        <w:t xml:space="preserve">Duration: </w:t>
-      </w:r>
-      <w:r>
-        <w:rPr>
-          <w:rFonts w:ascii="Times New Roman" w:hAnsi="Times New Roman" w:cs="Times New Roman"/>
-          <w:b/>
-          <w:bCs/>
-        </w:rPr>
-        <w:t>Jan</w:t>
-      </w:r>
-      <w:r>
-        <w:rPr>
-          <w:rFonts w:ascii="Times New Roman" w:hAnsi="Times New Roman" w:cs="Times New Roman"/>
-          <w:b/>
-          <w:bCs/>
-        </w:rPr>
-        <w:t xml:space="preserve"> 20</w:t>
-      </w:r>
-      <w:r>
-        <w:rPr>
-          <w:rFonts w:ascii="Times New Roman" w:hAnsi="Times New Roman" w:cs="Times New Roman"/>
-          <w:b/>
-          <w:bCs/>
-        </w:rPr>
-        <w:t>20</w:t>
-      </w:r>
-      <w:r>
-        <w:rPr>
-          <w:rFonts w:ascii="Times New Roman" w:hAnsi="Times New Roman" w:cs="Times New Roman"/>
-          <w:b/>
-          <w:bCs/>
-        </w:rPr>
-        <w:t xml:space="preserve"> – </w:t>
-      </w:r>
-      <w:r>
-        <w:rPr>
-          <w:rFonts w:ascii="Times New Roman" w:hAnsi="Times New Roman" w:cs="Times New Roman"/>
-          <w:b/>
-          <w:bCs/>
-        </w:rPr>
-        <w:t>May</w:t>
-      </w:r>
-      <w:r>
-        <w:rPr>
-          <w:rFonts w:ascii="Times New Roman" w:hAnsi="Times New Roman" w:cs="Times New Roman"/>
-          <w:b/>
-          <w:bCs/>
-        </w:rPr>
-        <w:t xml:space="preserve"> 202</w:t>
-      </w:r>
-      <w:r>
-        <w:rPr>
-          <w:rFonts w:ascii="Times New Roman" w:hAnsi="Times New Roman" w:cs="Times New Roman"/>
-          <w:b/>
-          <w:bCs/>
-        </w:rPr>
-        <w:t>1</w:t>
-      </w:r>
-      <w:r>
-        <w:rPr>
-          <w:rFonts w:ascii="Times New Roman" w:hAnsi="Times New Roman" w:cs="Times New Roman"/>
-          <w:b/>
-          <w:bCs/>
-        </w:rPr>
-        <w:t xml:space="preserve"> </w:t>
-      </w:r>
-    </w:p>
-    <w:p>
-      <w:pPr>
-        <w:pStyle w:val="BodyText"/>
-        <w:spacing w:after="0"/>
-        <w:ind w:left="0" w:firstLine="0"/>
-        <w:rPr>
-          <w:rFonts w:ascii="Times New Roman" w:hAnsi="Times New Roman" w:cs="Times New Roman"/>
-          <w:b/>
-          <w:bCs/>
-        </w:rPr>
-      </w:pPr>
-      <w:r>
-        <w:rPr>
-          <w:rFonts w:ascii="Times New Roman" w:hAnsi="Times New Roman" w:cs="Times New Roman"/>
-          <w:b/>
-          <w:bCs/>
-        </w:rPr>
-        <w:t>Project : Patient Health</w:t>
-      </w:r>
-    </w:p>
-    <w:p>
-      <w:pPr>
-        <w:pStyle w:val="BodyText"/>
-        <w:spacing w:after="0"/>
-        <w:ind w:left="0" w:firstLine="0"/>
-        <w:rPr>
-          <w:rFonts w:ascii="Times New Roman" w:hAnsi="Times New Roman" w:cs="Times New Roman"/>
-        </w:rPr>
-      </w:pPr>
+        <w:t xml:space="preserve">Implemented interactive forms and workflows for appointment scheduling, medical history updates, and real-time health monitoring features using </w:t>
+      </w:r>
       <w:proofErr w:type="spellStart"/>
       <w:r>
         <w:rPr>
           <w:rFonts w:ascii="Times New Roman" w:hAnsi="Times New Roman" w:cs="Times New Roman"/>
           <w:b/>
-          <w:bCs/>
-        </w:rPr>
-        <w:t>PatientConnect</w:t>
+          <w:spacing w:val="-2"/>
+        </w:rPr>
+        <w:t>Formik</w:t>
       </w:r>
       <w:proofErr w:type="spellEnd"/>
       <w:r>
         <w:rPr>
           <w:rFonts w:ascii="Times New Roman" w:hAnsi="Times New Roman" w:cs="Times New Roman"/>
-        </w:rPr>
-        <w:t xml:space="preserve"> is a comprehensive patient engagement platform designed to streamline communication between healthcare providers and patients. The application facilitates appointment scheduling, real-time health monitoring, secure messaging, and personalized health reminders, aiming to enhance patient satisfaction and improve health outcomes.</w:t>
-      </w:r>
-    </w:p>
-    <w:p>
-      <w:pPr>
-        <w:jc w:val="both"/>
-        <w:rPr>
-          <w:rFonts w:ascii="Times New Roman" w:hAnsi="Times New Roman" w:cs="Times New Roman"/>
-          <w:b/>
-          <w:spacing w:val="-2"/>
-          <w:lang w:val="en-IN"/>
-        </w:rPr>
-      </w:pPr>
-    </w:p>
-    <w:p>
-      <w:pPr>
-        <w:jc w:val="both"/>
-        <w:rPr>
-          <w:rFonts w:ascii="Times New Roman" w:hAnsi="Times New Roman" w:cs="Times New Roman"/>
-          <w:b/>
-          <w:spacing w:val="-2"/>
-          <w:lang w:val="en-IN"/>
-        </w:rPr>
-      </w:pPr>
-      <w:r>
-        <w:rPr>
-          <w:rFonts w:ascii="Times New Roman" w:hAnsi="Times New Roman" w:cs="Times New Roman"/>
-          <w:b/>
-          <w:spacing w:val="-2"/>
-          <w:lang w:val="en-IN"/>
-        </w:rPr>
-        <w:t>Roles &amp; Responsibilities:</w:t>
+          <w:b/>
+          <w:spacing w:val="-2"/>
+        </w:rPr>
+        <w:t>, Yup, and custom React</w:t>
+      </w:r>
+      <w:r>
+        <w:rPr>
+          <w:rFonts w:ascii="Times New Roman" w:hAnsi="Times New Roman" w:cs="Times New Roman"/>
+          <w:bCs/>
+          <w:spacing w:val="-2"/>
+        </w:rPr>
+        <w:t xml:space="preserve"> components, streamlining data collection and improving patient experience.</w:t>
       </w:r>
     </w:p>
     <w:p>
@@ -5752,93 +5593,73 @@
           <w:bCs/>
           <w:spacing w:val="-2"/>
         </w:rPr>
-        <w:t xml:space="preserve">Developed dynamic and responsive user interfaces using </w:t>
-      </w:r>
-      <w:r>
-        <w:rPr>
-          <w:rFonts w:ascii="Times New Roman" w:hAnsi="Times New Roman" w:cs="Times New Roman"/>
-          <w:b/>
-          <w:bCs/>
-          <w:spacing w:val="-2"/>
-        </w:rPr>
-        <w:t>Angular 12</w:t>
-      </w:r>
-      <w:r>
-        <w:rPr>
-          <w:rFonts w:ascii="Times New Roman" w:hAnsi="Times New Roman" w:cs="Times New Roman"/>
-          <w:bCs/>
-          <w:spacing w:val="-2"/>
-        </w:rPr>
-        <w:t xml:space="preserve">, </w:t>
-      </w:r>
-      <w:r>
-        <w:rPr>
-          <w:rFonts w:ascii="Times New Roman" w:hAnsi="Times New Roman" w:cs="Times New Roman"/>
-          <w:b/>
-          <w:bCs/>
-          <w:spacing w:val="-2"/>
-        </w:rPr>
-        <w:t>TypeScript</w:t>
-      </w:r>
-      <w:r>
-        <w:rPr>
-          <w:rFonts w:ascii="Times New Roman" w:hAnsi="Times New Roman" w:cs="Times New Roman"/>
-          <w:bCs/>
-          <w:spacing w:val="-2"/>
-        </w:rPr>
-        <w:t xml:space="preserve">, </w:t>
-      </w:r>
-      <w:r>
-        <w:rPr>
-          <w:rFonts w:ascii="Times New Roman" w:hAnsi="Times New Roman" w:cs="Times New Roman"/>
-          <w:b/>
-          <w:bCs/>
-          <w:spacing w:val="-2"/>
-        </w:rPr>
-        <w:t>HTML5</w:t>
-      </w:r>
-      <w:r>
-        <w:rPr>
-          <w:rFonts w:ascii="Times New Roman" w:hAnsi="Times New Roman" w:cs="Times New Roman"/>
-          <w:bCs/>
-          <w:spacing w:val="-2"/>
-        </w:rPr>
-        <w:t xml:space="preserve">, and </w:t>
-      </w:r>
-      <w:r>
-        <w:rPr>
-          <w:rFonts w:ascii="Times New Roman" w:hAnsi="Times New Roman" w:cs="Times New Roman"/>
-          <w:b/>
-          <w:bCs/>
-          <w:spacing w:val="-2"/>
-        </w:rPr>
-        <w:t>CSS3</w:t>
-      </w:r>
-      <w:r>
-        <w:rPr>
-          <w:rFonts w:ascii="Times New Roman" w:hAnsi="Times New Roman" w:cs="Times New Roman"/>
-          <w:bCs/>
-          <w:spacing w:val="-2"/>
-        </w:rPr>
-        <w:t xml:space="preserve"> to deliver </w:t>
-      </w:r>
-      <w:proofErr w:type="gramStart"/>
-      <w:r>
-        <w:rPr>
-          <w:rFonts w:ascii="Times New Roman" w:hAnsi="Times New Roman" w:cs="Times New Roman"/>
-          <w:bCs/>
-          <w:spacing w:val="-2"/>
-        </w:rPr>
-        <w:t>an intuitive</w:t>
-      </w:r>
-      <w:proofErr w:type="gramEnd"/>
-      <w:r>
-        <w:rPr>
-          <w:rFonts w:ascii="Times New Roman" w:hAnsi="Times New Roman" w:cs="Times New Roman"/>
-          <w:bCs/>
-          <w:spacing w:val="-2"/>
-        </w:rPr>
-        <w:t>, user-friendly experience for patients, healthcare providers, and administrators. Ensured mobile responsiveness for accessibility across all device types.</w:t>
+        <w:t xml:space="preserve">Integrated asynchronous data fetching using </w:t>
+      </w:r>
+      <w:r>
+        <w:rPr>
+          <w:rFonts w:ascii="Times New Roman" w:hAnsi="Times New Roman" w:cs="Times New Roman"/>
+          <w:b/>
+          <w:spacing w:val="-2"/>
+        </w:rPr>
+        <w:t>Axios and Fetch API</w:t>
+      </w:r>
+      <w:r>
+        <w:rPr>
+          <w:rFonts w:ascii="Times New Roman" w:hAnsi="Times New Roman" w:cs="Times New Roman"/>
+          <w:bCs/>
+          <w:spacing w:val="-2"/>
+        </w:rPr>
+        <w:t xml:space="preserve"> with </w:t>
+      </w:r>
+      <w:proofErr w:type="spellStart"/>
+      <w:r>
+        <w:rPr>
+          <w:rFonts w:ascii="Times New Roman" w:hAnsi="Times New Roman" w:cs="Times New Roman"/>
+          <w:b/>
+          <w:spacing w:val="-2"/>
+        </w:rPr>
+        <w:t>useEffect</w:t>
+      </w:r>
+      <w:proofErr w:type="spellEnd"/>
+      <w:r>
+        <w:rPr>
+          <w:rFonts w:ascii="Times New Roman" w:hAnsi="Times New Roman" w:cs="Times New Roman"/>
+          <w:bCs/>
+          <w:spacing w:val="-2"/>
+        </w:rPr>
+        <w:t xml:space="preserve"> and </w:t>
+      </w:r>
+      <w:r>
+        <w:rPr>
+          <w:rFonts w:ascii="Times New Roman" w:hAnsi="Times New Roman" w:cs="Times New Roman"/>
+          <w:b/>
+          <w:spacing w:val="-2"/>
+        </w:rPr>
+        <w:t>custom</w:t>
+      </w:r>
+      <w:r>
+        <w:rPr>
+          <w:rFonts w:ascii="Times New Roman" w:hAnsi="Times New Roman" w:cs="Times New Roman"/>
+          <w:bCs/>
+          <w:spacing w:val="-2"/>
+        </w:rPr>
+        <w:t xml:space="preserve"> </w:t>
+      </w:r>
+      <w:r>
+        <w:rPr>
+          <w:rFonts w:ascii="Times New Roman" w:hAnsi="Times New Roman" w:cs="Times New Roman"/>
+          <w:b/>
+          <w:spacing w:val="-2"/>
+        </w:rPr>
+        <w:t>hooks</w:t>
+      </w:r>
+      <w:r>
+        <w:rPr>
+          <w:rFonts w:ascii="Times New Roman" w:hAnsi="Times New Roman" w:cs="Times New Roman"/>
+          <w:bCs/>
+          <w:spacing w:val="-2"/>
+        </w:rPr>
+        <w:t>, enabling smooth, real-time data interactions and enhancing performance during high-load operations.</w:t>
       </w:r>
     </w:p>
     <w:p>
@@ -5861,58 +5682,58 @@
           <w:bCs/>
           <w:spacing w:val="-2"/>
         </w:rPr>
-        <w:t xml:space="preserve">Implemented interactive forms and workflows for </w:t>
-      </w:r>
-      <w:r>
-        <w:rPr>
-          <w:rFonts w:ascii="Times New Roman" w:hAnsi="Times New Roman" w:cs="Times New Roman"/>
-          <w:b/>
-          <w:bCs/>
-          <w:spacing w:val="-2"/>
-        </w:rPr>
-        <w:t>appointment scheduling</w:t>
-      </w:r>
-      <w:r>
-        <w:rPr>
-          <w:rFonts w:ascii="Times New Roman" w:hAnsi="Times New Roman" w:cs="Times New Roman"/>
-          <w:bCs/>
-          <w:spacing w:val="-2"/>
-        </w:rPr>
-        <w:t xml:space="preserve">, </w:t>
-      </w:r>
-      <w:r>
-        <w:rPr>
-          <w:rFonts w:ascii="Times New Roman" w:hAnsi="Times New Roman" w:cs="Times New Roman"/>
-          <w:b/>
-          <w:bCs/>
-          <w:spacing w:val="-2"/>
-        </w:rPr>
-        <w:t>medical history updates</w:t>
-      </w:r>
-      <w:r>
-        <w:rPr>
-          <w:rFonts w:ascii="Times New Roman" w:hAnsi="Times New Roman" w:cs="Times New Roman"/>
-          <w:bCs/>
-          <w:spacing w:val="-2"/>
-        </w:rPr>
-        <w:t xml:space="preserve">, and </w:t>
-      </w:r>
-      <w:r>
-        <w:rPr>
-          <w:rFonts w:ascii="Times New Roman" w:hAnsi="Times New Roman" w:cs="Times New Roman"/>
-          <w:b/>
-          <w:bCs/>
-          <w:spacing w:val="-2"/>
-        </w:rPr>
-        <w:t>real-time health monitoring</w:t>
-      </w:r>
-      <w:r>
-        <w:rPr>
-          <w:rFonts w:ascii="Times New Roman" w:hAnsi="Times New Roman" w:cs="Times New Roman"/>
-          <w:bCs/>
-          <w:spacing w:val="-2"/>
-        </w:rPr>
-        <w:t xml:space="preserve"> features, streamlining data collection and improving patient experience.</w:t>
+        <w:t xml:space="preserve">Developed backend services using </w:t>
+      </w:r>
+      <w:r>
+        <w:rPr>
+          <w:rFonts w:ascii="Times New Roman" w:hAnsi="Times New Roman" w:cs="Times New Roman"/>
+          <w:b/>
+          <w:bCs/>
+          <w:spacing w:val="-2"/>
+        </w:rPr>
+        <w:t>Java 11</w:t>
+      </w:r>
+      <w:r>
+        <w:rPr>
+          <w:rFonts w:ascii="Times New Roman" w:hAnsi="Times New Roman" w:cs="Times New Roman"/>
+          <w:bCs/>
+          <w:spacing w:val="-2"/>
+        </w:rPr>
+        <w:t xml:space="preserve"> and </w:t>
+      </w:r>
+      <w:r>
+        <w:rPr>
+          <w:rFonts w:ascii="Times New Roman" w:hAnsi="Times New Roman" w:cs="Times New Roman"/>
+          <w:b/>
+          <w:bCs/>
+          <w:spacing w:val="-2"/>
+        </w:rPr>
+        <w:t>Spring Boot 2.5</w:t>
+      </w:r>
+      <w:r>
+        <w:rPr>
+          <w:rFonts w:ascii="Times New Roman" w:hAnsi="Times New Roman" w:cs="Times New Roman"/>
+          <w:bCs/>
+          <w:spacing w:val="-2"/>
+        </w:rPr>
+        <w:t xml:space="preserve"> to create high-performance </w:t>
+      </w:r>
+      <w:r>
+        <w:rPr>
+          <w:rFonts w:ascii="Times New Roman" w:hAnsi="Times New Roman" w:cs="Times New Roman"/>
+          <w:b/>
+          <w:bCs/>
+          <w:spacing w:val="-2"/>
+        </w:rPr>
+        <w:t>RESTful APIs</w:t>
+      </w:r>
+      <w:r>
+        <w:rPr>
+          <w:rFonts w:ascii="Times New Roman" w:hAnsi="Times New Roman" w:cs="Times New Roman"/>
+          <w:bCs/>
+          <w:spacing w:val="-2"/>
+        </w:rPr>
+        <w:t xml:space="preserve"> for managing patient data, appointments, and health metrics.</w:t>
       </w:r>
     </w:p>
     <w:p>
@@ -5935,52 +5756,58 @@
           <w:bCs/>
           <w:spacing w:val="-2"/>
         </w:rPr>
-        <w:t xml:space="preserve">Integrated </w:t>
-      </w:r>
-      <w:r>
-        <w:rPr>
-          <w:rFonts w:ascii="Times New Roman" w:hAnsi="Times New Roman" w:cs="Times New Roman"/>
-          <w:b/>
-          <w:bCs/>
-          <w:spacing w:val="-2"/>
-        </w:rPr>
-        <w:t>AJAX</w:t>
-      </w:r>
-      <w:r>
-        <w:rPr>
-          <w:rFonts w:ascii="Times New Roman" w:hAnsi="Times New Roman" w:cs="Times New Roman"/>
-          <w:bCs/>
-          <w:spacing w:val="-2"/>
-        </w:rPr>
-        <w:t xml:space="preserve"> calls using </w:t>
-      </w:r>
-      <w:r>
-        <w:rPr>
-          <w:rFonts w:ascii="Times New Roman" w:hAnsi="Times New Roman" w:cs="Times New Roman"/>
-          <w:b/>
-          <w:bCs/>
-          <w:spacing w:val="-2"/>
-        </w:rPr>
-        <w:t xml:space="preserve">Angular </w:t>
-      </w:r>
-      <w:proofErr w:type="spellStart"/>
-      <w:r>
-        <w:rPr>
-          <w:rFonts w:ascii="Times New Roman" w:hAnsi="Times New Roman" w:cs="Times New Roman"/>
-          <w:b/>
-          <w:bCs/>
-          <w:spacing w:val="-2"/>
-        </w:rPr>
-        <w:t>HTTPClient</w:t>
-      </w:r>
-      <w:proofErr w:type="spellEnd"/>
-      <w:r>
-        <w:rPr>
-          <w:rFonts w:ascii="Times New Roman" w:hAnsi="Times New Roman" w:cs="Times New Roman"/>
-          <w:bCs/>
-          <w:spacing w:val="-2"/>
-        </w:rPr>
-        <w:t xml:space="preserve"> to asynchronously fetch, update, and display data, ensuring a seamless experience during data-intensive operations.</w:t>
+        <w:t xml:space="preserve">Utilized </w:t>
+      </w:r>
+      <w:r>
+        <w:rPr>
+          <w:rFonts w:ascii="Times New Roman" w:hAnsi="Times New Roman" w:cs="Times New Roman"/>
+          <w:b/>
+          <w:bCs/>
+          <w:spacing w:val="-2"/>
+        </w:rPr>
+        <w:t>Spring Data JPA</w:t>
+      </w:r>
+      <w:r>
+        <w:rPr>
+          <w:rFonts w:ascii="Times New Roman" w:hAnsi="Times New Roman" w:cs="Times New Roman"/>
+          <w:bCs/>
+          <w:spacing w:val="-2"/>
+        </w:rPr>
+        <w:t xml:space="preserve"> for data persistence, optimizing </w:t>
+      </w:r>
+      <w:r>
+        <w:rPr>
+          <w:rFonts w:ascii="Times New Roman" w:hAnsi="Times New Roman" w:cs="Times New Roman"/>
+          <w:b/>
+          <w:bCs/>
+          <w:spacing w:val="-2"/>
+        </w:rPr>
+        <w:t>CRUD</w:t>
+      </w:r>
+      <w:r>
+        <w:rPr>
+          <w:rFonts w:ascii="Times New Roman" w:hAnsi="Times New Roman" w:cs="Times New Roman"/>
+          <w:bCs/>
+          <w:spacing w:val="-2"/>
+        </w:rPr>
+        <w:t xml:space="preserve"> operations on relational databases such as </w:t>
+      </w:r>
+      <w:r>
+        <w:rPr>
+          <w:rFonts w:ascii="Times New Roman" w:hAnsi="Times New Roman" w:cs="Times New Roman"/>
+          <w:b/>
+          <w:bCs/>
+          <w:spacing w:val="-2"/>
+        </w:rPr>
+        <w:t>PostgreSQL</w:t>
+      </w:r>
+      <w:r>
+        <w:rPr>
+          <w:rFonts w:ascii="Times New Roman" w:hAnsi="Times New Roman" w:cs="Times New Roman"/>
+          <w:bCs/>
+          <w:spacing w:val="-2"/>
+        </w:rPr>
+        <w:t>, ensuring efficient data retrieval.</w:t>
       </w:r>
     </w:p>
     <w:p>
@@ -6003,16 +5830,33 @@
           <w:bCs/>
           <w:spacing w:val="-2"/>
         </w:rPr>
-        <w:t xml:space="preserve">Developed backend services using </w:t>
-      </w:r>
-      <w:r>
-        <w:rPr>
-          <w:rFonts w:ascii="Times New Roman" w:hAnsi="Times New Roman" w:cs="Times New Roman"/>
-          <w:b/>
-          <w:bCs/>
-          <w:spacing w:val="-2"/>
-        </w:rPr>
-        <w:t>Java 11</w:t>
+        <w:t xml:space="preserve">Integrated </w:t>
+      </w:r>
+      <w:r>
+        <w:rPr>
+          <w:rFonts w:ascii="Times New Roman" w:hAnsi="Times New Roman" w:cs="Times New Roman"/>
+          <w:b/>
+          <w:bCs/>
+          <w:spacing w:val="-2"/>
+        </w:rPr>
+        <w:t>Spring Security</w:t>
+      </w:r>
+      <w:r>
+        <w:rPr>
+          <w:rFonts w:ascii="Times New Roman" w:hAnsi="Times New Roman" w:cs="Times New Roman"/>
+          <w:bCs/>
+          <w:spacing w:val="-2"/>
+        </w:rPr>
+        <w:t xml:space="preserve"> with </w:t>
+      </w:r>
+      <w:r>
+        <w:rPr>
+          <w:rFonts w:ascii="Times New Roman" w:hAnsi="Times New Roman" w:cs="Times New Roman"/>
+          <w:b/>
+          <w:bCs/>
+          <w:spacing w:val="-2"/>
+        </w:rPr>
+        <w:t>JWT Authentication</w:t>
       </w:r>
       <w:r>
         <w:rPr>
@@ -6029,32 +5873,15 @@
           <w:bCs/>
           <w:spacing w:val="-2"/>
         </w:rPr>
-        <w:t>Spring Boot 2.5</w:t>
-      </w:r>
-      <w:r>
-        <w:rPr>
-          <w:rFonts w:ascii="Times New Roman" w:hAnsi="Times New Roman" w:cs="Times New Roman"/>
-          <w:bCs/>
-          <w:spacing w:val="-2"/>
-        </w:rPr>
-        <w:t xml:space="preserve"> to create high-performance </w:t>
-      </w:r>
-      <w:r>
-        <w:rPr>
-          <w:rFonts w:ascii="Times New Roman" w:hAnsi="Times New Roman" w:cs="Times New Roman"/>
-          <w:b/>
-          <w:bCs/>
-          <w:spacing w:val="-2"/>
-        </w:rPr>
-        <w:t>RESTful APIs</w:t>
-      </w:r>
-      <w:r>
-        <w:rPr>
-          <w:rFonts w:ascii="Times New Roman" w:hAnsi="Times New Roman" w:cs="Times New Roman"/>
-          <w:bCs/>
-          <w:spacing w:val="-2"/>
-        </w:rPr>
-        <w:t xml:space="preserve"> for managing patient data, appointments, and health metrics.</w:t>
+        <w:t>OAuth 2.0</w:t>
+      </w:r>
+      <w:r>
+        <w:rPr>
+          <w:rFonts w:ascii="Times New Roman" w:hAnsi="Times New Roman" w:cs="Times New Roman"/>
+          <w:bCs/>
+          <w:spacing w:val="-2"/>
+        </w:rPr>
+        <w:t xml:space="preserve"> for secure, role-based access control to sensitive healthcare data.</w:t>
       </w:r>
     </w:p>
     <w:p>
@@ -6077,58 +5904,24 @@
           <w:bCs/>
           <w:spacing w:val="-2"/>
         </w:rPr>
-        <w:t xml:space="preserve">Utilized </w:t>
-      </w:r>
-      <w:r>
-        <w:rPr>
-          <w:rFonts w:ascii="Times New Roman" w:hAnsi="Times New Roman" w:cs="Times New Roman"/>
-          <w:b/>
-          <w:bCs/>
-          <w:spacing w:val="-2"/>
-        </w:rPr>
-        <w:t>Spring Data JPA</w:t>
-      </w:r>
-      <w:r>
-        <w:rPr>
-          <w:rFonts w:ascii="Times New Roman" w:hAnsi="Times New Roman" w:cs="Times New Roman"/>
-          <w:bCs/>
-          <w:spacing w:val="-2"/>
-        </w:rPr>
-        <w:t xml:space="preserve"> for data persistence, optimizing </w:t>
-      </w:r>
-      <w:r>
-        <w:rPr>
-          <w:rFonts w:ascii="Times New Roman" w:hAnsi="Times New Roman" w:cs="Times New Roman"/>
-          <w:b/>
-          <w:bCs/>
-          <w:spacing w:val="-2"/>
-        </w:rPr>
-        <w:t>CRUD</w:t>
-      </w:r>
-      <w:r>
-        <w:rPr>
-          <w:rFonts w:ascii="Times New Roman" w:hAnsi="Times New Roman" w:cs="Times New Roman"/>
-          <w:bCs/>
-          <w:spacing w:val="-2"/>
-        </w:rPr>
-        <w:t xml:space="preserve"> operations on relational databases such as </w:t>
-      </w:r>
-      <w:r>
-        <w:rPr>
-          <w:rFonts w:ascii="Times New Roman" w:hAnsi="Times New Roman" w:cs="Times New Roman"/>
-          <w:b/>
-          <w:bCs/>
-          <w:spacing w:val="-2"/>
-        </w:rPr>
-        <w:t>PostgreSQL</w:t>
-      </w:r>
-      <w:r>
-        <w:rPr>
-          <w:rFonts w:ascii="Times New Roman" w:hAnsi="Times New Roman" w:cs="Times New Roman"/>
-          <w:bCs/>
-          <w:spacing w:val="-2"/>
-        </w:rPr>
-        <w:t>, ensuring efficient data retrieval.</w:t>
+        <w:t xml:space="preserve">Designed and implemented </w:t>
+      </w:r>
+      <w:r>
+        <w:rPr>
+          <w:rFonts w:ascii="Times New Roman" w:hAnsi="Times New Roman" w:cs="Times New Roman"/>
+          <w:b/>
+          <w:bCs/>
+          <w:spacing w:val="-2"/>
+        </w:rPr>
+        <w:t>Spring AOP</w:t>
+      </w:r>
+      <w:r>
+        <w:rPr>
+          <w:rFonts w:ascii="Times New Roman" w:hAnsi="Times New Roman" w:cs="Times New Roman"/>
+          <w:bCs/>
+          <w:spacing w:val="-2"/>
+        </w:rPr>
+        <w:t xml:space="preserve"> to handle cross-cutting concerns such as logging, security checks, and transaction management.</w:t>
       </w:r>
     </w:p>
     <w:p>
@@ -6151,58 +5944,24 @@
           <w:bCs/>
           <w:spacing w:val="-2"/>
         </w:rPr>
-        <w:t xml:space="preserve">Integrated </w:t>
-      </w:r>
-      <w:r>
-        <w:rPr>
-          <w:rFonts w:ascii="Times New Roman" w:hAnsi="Times New Roman" w:cs="Times New Roman"/>
-          <w:b/>
-          <w:bCs/>
-          <w:spacing w:val="-2"/>
-        </w:rPr>
-        <w:t>Spring Security</w:t>
-      </w:r>
-      <w:r>
-        <w:rPr>
-          <w:rFonts w:ascii="Times New Roman" w:hAnsi="Times New Roman" w:cs="Times New Roman"/>
-          <w:bCs/>
-          <w:spacing w:val="-2"/>
-        </w:rPr>
-        <w:t xml:space="preserve"> with </w:t>
-      </w:r>
-      <w:r>
-        <w:rPr>
-          <w:rFonts w:ascii="Times New Roman" w:hAnsi="Times New Roman" w:cs="Times New Roman"/>
-          <w:b/>
-          <w:bCs/>
-          <w:spacing w:val="-2"/>
-        </w:rPr>
-        <w:t>JWT Authentication</w:t>
-      </w:r>
-      <w:r>
-        <w:rPr>
-          <w:rFonts w:ascii="Times New Roman" w:hAnsi="Times New Roman" w:cs="Times New Roman"/>
-          <w:bCs/>
-          <w:spacing w:val="-2"/>
-        </w:rPr>
-        <w:t xml:space="preserve"> and </w:t>
-      </w:r>
-      <w:r>
-        <w:rPr>
-          <w:rFonts w:ascii="Times New Roman" w:hAnsi="Times New Roman" w:cs="Times New Roman"/>
-          <w:b/>
-          <w:bCs/>
-          <w:spacing w:val="-2"/>
-        </w:rPr>
-        <w:t>OAuth 2.0</w:t>
-      </w:r>
-      <w:r>
-        <w:rPr>
-          <w:rFonts w:ascii="Times New Roman" w:hAnsi="Times New Roman" w:cs="Times New Roman"/>
-          <w:bCs/>
-          <w:spacing w:val="-2"/>
-        </w:rPr>
-        <w:t xml:space="preserve"> for secure, role-based access control to sensitive healthcare data.</w:t>
+        <w:t xml:space="preserve">Implemented </w:t>
+      </w:r>
+      <w:r>
+        <w:rPr>
+          <w:rFonts w:ascii="Times New Roman" w:hAnsi="Times New Roman" w:cs="Times New Roman"/>
+          <w:b/>
+          <w:bCs/>
+          <w:spacing w:val="-2"/>
+        </w:rPr>
+        <w:t>WebSocket</w:t>
+      </w:r>
+      <w:r>
+        <w:rPr>
+          <w:rFonts w:ascii="Times New Roman" w:hAnsi="Times New Roman" w:cs="Times New Roman"/>
+          <w:bCs/>
+          <w:spacing w:val="-2"/>
+        </w:rPr>
+        <w:t xml:space="preserve"> for real-time communication, enabling live chat, appointment reminders, and emergency notifications between patients and healthcare providers.</w:t>
       </w:r>
     </w:p>
     <w:p>
@@ -6225,24 +5984,23 @@
           <w:bCs/>
           <w:spacing w:val="-2"/>
         </w:rPr>
-        <w:t xml:space="preserve">Designed and implemented </w:t>
-      </w:r>
-      <w:r>
-        <w:rPr>
-          <w:rFonts w:ascii="Times New Roman" w:hAnsi="Times New Roman" w:cs="Times New Roman"/>
-          <w:b/>
-          <w:bCs/>
-          <w:spacing w:val="-2"/>
-        </w:rPr>
-        <w:t>Spring AOP</w:t>
-      </w:r>
-      <w:r>
-        <w:rPr>
-          <w:rFonts w:ascii="Times New Roman" w:hAnsi="Times New Roman" w:cs="Times New Roman"/>
-          <w:bCs/>
-          <w:spacing w:val="-2"/>
-        </w:rPr>
-        <w:t xml:space="preserve"> to handle cross-cutting concerns such as logging, security checks, and transaction management.</w:t>
+        <w:t xml:space="preserve">Managed patient data storage using </w:t>
+      </w:r>
+      <w:r>
+        <w:rPr>
+          <w:rFonts w:ascii="Times New Roman" w:hAnsi="Times New Roman" w:cs="Times New Roman"/>
+          <w:b/>
+          <w:spacing w:val="-2"/>
+        </w:rPr>
+        <w:t>Azure Database for PostgreSQL</w:t>
+      </w:r>
+      <w:r>
+        <w:rPr>
+          <w:rFonts w:ascii="Times New Roman" w:hAnsi="Times New Roman" w:cs="Times New Roman"/>
+          <w:bCs/>
+          <w:spacing w:val="-2"/>
+        </w:rPr>
+        <w:t>, ensuring high availability and fault tolerance with features like automated backups and geo-redundant replication.</w:t>
       </w:r>
     </w:p>
     <w:p>
@@ -6265,24 +6023,23 @@
           <w:bCs/>
           <w:spacing w:val="-2"/>
         </w:rPr>
-        <w:t xml:space="preserve">Implemented </w:t>
-      </w:r>
-      <w:r>
-        <w:rPr>
-          <w:rFonts w:ascii="Times New Roman" w:hAnsi="Times New Roman" w:cs="Times New Roman"/>
-          <w:b/>
-          <w:bCs/>
-          <w:spacing w:val="-2"/>
-        </w:rPr>
-        <w:t>WebSocket</w:t>
-      </w:r>
-      <w:r>
-        <w:rPr>
-          <w:rFonts w:ascii="Times New Roman" w:hAnsi="Times New Roman" w:cs="Times New Roman"/>
-          <w:bCs/>
-          <w:spacing w:val="-2"/>
-        </w:rPr>
-        <w:t xml:space="preserve"> for real-time communication, enabling live chat, appointment reminders, and emergency notifications between patients and healthcare providers.</w:t>
+        <w:t xml:space="preserve">Integrated </w:t>
+      </w:r>
+      <w:r>
+        <w:rPr>
+          <w:rFonts w:ascii="Times New Roman" w:hAnsi="Times New Roman" w:cs="Times New Roman"/>
+          <w:b/>
+          <w:spacing w:val="-2"/>
+        </w:rPr>
+        <w:t>Azure Blob Storage</w:t>
+      </w:r>
+      <w:r>
+        <w:rPr>
+          <w:rFonts w:ascii="Times New Roman" w:hAnsi="Times New Roman" w:cs="Times New Roman"/>
+          <w:bCs/>
+          <w:spacing w:val="-2"/>
+        </w:rPr>
+        <w:t xml:space="preserve"> for scalable and secure file storage, managing patient documents, medical images, and lab reports.</w:t>
       </w:r>
     </w:p>
     <w:p>
@@ -6305,41 +6062,23 @@
           <w:bCs/>
           <w:spacing w:val="-2"/>
         </w:rPr>
-        <w:t xml:space="preserve">Managed patient data storage using </w:t>
-      </w:r>
-      <w:r>
-        <w:rPr>
-          <w:rFonts w:ascii="Times New Roman" w:hAnsi="Times New Roman" w:cs="Times New Roman"/>
-          <w:b/>
-          <w:bCs/>
-          <w:spacing w:val="-2"/>
-        </w:rPr>
-        <w:t>AWS RDS</w:t>
-      </w:r>
-      <w:r>
-        <w:rPr>
-          <w:rFonts w:ascii="Times New Roman" w:hAnsi="Times New Roman" w:cs="Times New Roman"/>
-          <w:bCs/>
-          <w:spacing w:val="-2"/>
-        </w:rPr>
-        <w:t xml:space="preserve"> with </w:t>
-      </w:r>
-      <w:r>
-        <w:rPr>
-          <w:rFonts w:ascii="Times New Roman" w:hAnsi="Times New Roman" w:cs="Times New Roman"/>
-          <w:b/>
-          <w:bCs/>
-          <w:spacing w:val="-2"/>
-        </w:rPr>
-        <w:t>PostgreSQL</w:t>
-      </w:r>
-      <w:r>
-        <w:rPr>
-          <w:rFonts w:ascii="Times New Roman" w:hAnsi="Times New Roman" w:cs="Times New Roman"/>
-          <w:bCs/>
-          <w:spacing w:val="-2"/>
-        </w:rPr>
-        <w:t>, ensuring high availability and fault tolerance with automatic backups and replication.</w:t>
+        <w:t xml:space="preserve">Monitored application and infrastructure performance using </w:t>
+      </w:r>
+      <w:r>
+        <w:rPr>
+          <w:rFonts w:ascii="Times New Roman" w:hAnsi="Times New Roman" w:cs="Times New Roman"/>
+          <w:b/>
+          <w:spacing w:val="-2"/>
+        </w:rPr>
+        <w:t>Azure Monitor and Azure Metrics</w:t>
+      </w:r>
+      <w:r>
+        <w:rPr>
+          <w:rFonts w:ascii="Times New Roman" w:hAnsi="Times New Roman" w:cs="Times New Roman"/>
+          <w:bCs/>
+          <w:spacing w:val="-2"/>
+        </w:rPr>
+        <w:t>, configuring custom alerts to proactively detect and resolve performance issues.</w:t>
       </w:r>
     </w:p>
     <w:p>
@@ -6362,7 +6101,41 @@
           <w:bCs/>
           <w:spacing w:val="-2"/>
         </w:rPr>
-        <w:t>Optimized SQL queries and database performance by implementing indexing, stored procedures, and a normalized schema for patient records.</w:t>
+        <w:t xml:space="preserve">Automated deployment using </w:t>
+      </w:r>
+      <w:r>
+        <w:rPr>
+          <w:rFonts w:ascii="Times New Roman" w:hAnsi="Times New Roman" w:cs="Times New Roman"/>
+          <w:b/>
+          <w:bCs/>
+          <w:spacing w:val="-2"/>
+        </w:rPr>
+        <w:t>Docker</w:t>
+      </w:r>
+      <w:r>
+        <w:rPr>
+          <w:rFonts w:ascii="Times New Roman" w:hAnsi="Times New Roman" w:cs="Times New Roman"/>
+          <w:bCs/>
+          <w:spacing w:val="-2"/>
+        </w:rPr>
+        <w:t xml:space="preserve"> containers and </w:t>
+      </w:r>
+      <w:r>
+        <w:rPr>
+          <w:rFonts w:ascii="Times New Roman" w:hAnsi="Times New Roman" w:cs="Times New Roman"/>
+          <w:b/>
+          <w:bCs/>
+          <w:spacing w:val="-2"/>
+        </w:rPr>
+        <w:t>Kubernetes</w:t>
+      </w:r>
+      <w:r>
+        <w:rPr>
+          <w:rFonts w:ascii="Times New Roman" w:hAnsi="Times New Roman" w:cs="Times New Roman"/>
+          <w:bCs/>
+          <w:spacing w:val="-2"/>
+        </w:rPr>
+        <w:t xml:space="preserve"> for container orchestration, ensuring consistency across environments and efficient management of microservices.</w:t>
       </w:r>
     </w:p>
     <w:p>
@@ -6385,24 +6158,41 @@
           <w:bCs/>
           <w:spacing w:val="-2"/>
         </w:rPr>
-        <w:t xml:space="preserve">Integrated </w:t>
-      </w:r>
-      <w:r>
-        <w:rPr>
-          <w:rFonts w:ascii="Times New Roman" w:hAnsi="Times New Roman" w:cs="Times New Roman"/>
-          <w:b/>
-          <w:bCs/>
-          <w:spacing w:val="-2"/>
-        </w:rPr>
-        <w:t>AWS S3</w:t>
-      </w:r>
-      <w:r>
-        <w:rPr>
-          <w:rFonts w:ascii="Times New Roman" w:hAnsi="Times New Roman" w:cs="Times New Roman"/>
-          <w:bCs/>
-          <w:spacing w:val="-2"/>
-        </w:rPr>
-        <w:t xml:space="preserve"> for scalable and secure file storage solutions, managing patient documents, medical images, and lab reports.</w:t>
+        <w:t xml:space="preserve">Configured </w:t>
+      </w:r>
+      <w:r>
+        <w:rPr>
+          <w:rFonts w:ascii="Times New Roman" w:hAnsi="Times New Roman" w:cs="Times New Roman"/>
+          <w:b/>
+          <w:bCs/>
+          <w:spacing w:val="-2"/>
+        </w:rPr>
+        <w:t>CI/CD pipelines</w:t>
+      </w:r>
+      <w:r>
+        <w:rPr>
+          <w:rFonts w:ascii="Times New Roman" w:hAnsi="Times New Roman" w:cs="Times New Roman"/>
+          <w:bCs/>
+          <w:spacing w:val="-2"/>
+        </w:rPr>
+        <w:t xml:space="preserve"> using </w:t>
+      </w:r>
+      <w:r>
+        <w:rPr>
+          <w:rFonts w:ascii="Times New Roman" w:hAnsi="Times New Roman" w:cs="Times New Roman"/>
+          <w:b/>
+          <w:bCs/>
+          <w:spacing w:val="-2"/>
+        </w:rPr>
+        <w:t>Jenkins</w:t>
+      </w:r>
+      <w:r>
+        <w:rPr>
+          <w:rFonts w:ascii="Times New Roman" w:hAnsi="Times New Roman" w:cs="Times New Roman"/>
+          <w:bCs/>
+          <w:spacing w:val="-2"/>
+        </w:rPr>
+        <w:t xml:space="preserve"> for automating build, testing, and deployment processes, leading to faster release cycles.</w:t>
       </w:r>
     </w:p>
     <w:p>
@@ -6425,24 +6215,24 @@
           <w:bCs/>
           <w:spacing w:val="-2"/>
         </w:rPr>
-        <w:t xml:space="preserve">Monitored performance with </w:t>
-      </w:r>
-      <w:r>
-        <w:rPr>
-          <w:rFonts w:ascii="Times New Roman" w:hAnsi="Times New Roman" w:cs="Times New Roman"/>
-          <w:b/>
-          <w:bCs/>
-          <w:spacing w:val="-2"/>
-        </w:rPr>
-        <w:t>AWS CloudWatch</w:t>
-      </w:r>
-      <w:r>
-        <w:rPr>
-          <w:rFonts w:ascii="Times New Roman" w:hAnsi="Times New Roman" w:cs="Times New Roman"/>
-          <w:bCs/>
-          <w:spacing w:val="-2"/>
-        </w:rPr>
-        <w:t>, setting up custom metrics and alarms to detect performance issues and mitigate them promptly.</w:t>
+        <w:t xml:space="preserve">Set up deployment workflows with </w:t>
+      </w:r>
+      <w:r>
+        <w:rPr>
+          <w:rFonts w:ascii="Times New Roman" w:hAnsi="Times New Roman" w:cs="Times New Roman"/>
+          <w:b/>
+          <w:bCs/>
+          <w:spacing w:val="-2"/>
+        </w:rPr>
+        <w:t>GitHub Actions</w:t>
+      </w:r>
+      <w:r>
+        <w:rPr>
+          <w:rFonts w:ascii="Times New Roman" w:hAnsi="Times New Roman" w:cs="Times New Roman"/>
+          <w:bCs/>
+          <w:spacing w:val="-2"/>
+        </w:rPr>
+        <w:t>, streamlining code integration and reducing manual intervention.</w:t>
       </w:r>
     </w:p>
     <w:p>
@@ -6465,41 +6255,42 @@
           <w:bCs/>
           <w:spacing w:val="-2"/>
         </w:rPr>
-        <w:t xml:space="preserve">Automated deployment using </w:t>
-      </w:r>
-      <w:r>
-        <w:rPr>
-          <w:rFonts w:ascii="Times New Roman" w:hAnsi="Times New Roman" w:cs="Times New Roman"/>
-          <w:b/>
-          <w:bCs/>
-          <w:spacing w:val="-2"/>
-        </w:rPr>
-        <w:t>Docker</w:t>
-      </w:r>
-      <w:r>
-        <w:rPr>
-          <w:rFonts w:ascii="Times New Roman" w:hAnsi="Times New Roman" w:cs="Times New Roman"/>
-          <w:bCs/>
-          <w:spacing w:val="-2"/>
-        </w:rPr>
-        <w:t xml:space="preserve"> containers and </w:t>
-      </w:r>
-      <w:r>
-        <w:rPr>
-          <w:rFonts w:ascii="Times New Roman" w:hAnsi="Times New Roman" w:cs="Times New Roman"/>
-          <w:b/>
-          <w:bCs/>
-          <w:spacing w:val="-2"/>
-        </w:rPr>
-        <w:t>Kubernetes</w:t>
-      </w:r>
-      <w:r>
-        <w:rPr>
-          <w:rFonts w:ascii="Times New Roman" w:hAnsi="Times New Roman" w:cs="Times New Roman"/>
-          <w:bCs/>
-          <w:spacing w:val="-2"/>
-        </w:rPr>
-        <w:t xml:space="preserve"> for container orchestration, ensuring consistency across environments and efficient management of microservices.</w:t>
+        <w:lastRenderedPageBreak/>
+        <w:t xml:space="preserve">Participated actively in </w:t>
+      </w:r>
+      <w:r>
+        <w:rPr>
+          <w:rFonts w:ascii="Times New Roman" w:hAnsi="Times New Roman" w:cs="Times New Roman"/>
+          <w:b/>
+          <w:bCs/>
+          <w:spacing w:val="-2"/>
+        </w:rPr>
+        <w:t>Agile Scrum</w:t>
+      </w:r>
+      <w:r>
+        <w:rPr>
+          <w:rFonts w:ascii="Times New Roman" w:hAnsi="Times New Roman" w:cs="Times New Roman"/>
+          <w:bCs/>
+          <w:spacing w:val="-2"/>
+        </w:rPr>
+        <w:t xml:space="preserve"> ceremonies, using </w:t>
+      </w:r>
+      <w:r>
+        <w:rPr>
+          <w:rFonts w:ascii="Times New Roman" w:hAnsi="Times New Roman" w:cs="Times New Roman"/>
+          <w:b/>
+          <w:bCs/>
+          <w:spacing w:val="-2"/>
+        </w:rPr>
+        <w:t>JIRA</w:t>
+      </w:r>
+      <w:r>
+        <w:rPr>
+          <w:rFonts w:ascii="Times New Roman" w:hAnsi="Times New Roman" w:cs="Times New Roman"/>
+          <w:bCs/>
+          <w:spacing w:val="-2"/>
+        </w:rPr>
+        <w:t xml:space="preserve"> for task and bug management to ensure project tracking and transparency.</w:t>
       </w:r>
     </w:p>
     <w:p>
@@ -6522,42 +6313,24 @@
           <w:bCs/>
           <w:spacing w:val="-2"/>
         </w:rPr>
-        <w:lastRenderedPageBreak/>
-        <w:t xml:space="preserve">Configured </w:t>
-      </w:r>
-      <w:r>
-        <w:rPr>
-          <w:rFonts w:ascii="Times New Roman" w:hAnsi="Times New Roman" w:cs="Times New Roman"/>
-          <w:b/>
-          <w:bCs/>
-          <w:spacing w:val="-2"/>
-        </w:rPr>
-        <w:t>CI/CD pipelines</w:t>
-      </w:r>
-      <w:r>
-        <w:rPr>
-          <w:rFonts w:ascii="Times New Roman" w:hAnsi="Times New Roman" w:cs="Times New Roman"/>
-          <w:bCs/>
-          <w:spacing w:val="-2"/>
-        </w:rPr>
-        <w:t xml:space="preserve"> using </w:t>
-      </w:r>
-      <w:r>
-        <w:rPr>
-          <w:rFonts w:ascii="Times New Roman" w:hAnsi="Times New Roman" w:cs="Times New Roman"/>
-          <w:b/>
-          <w:bCs/>
-          <w:spacing w:val="-2"/>
-        </w:rPr>
-        <w:t>Jenkins</w:t>
-      </w:r>
-      <w:r>
-        <w:rPr>
-          <w:rFonts w:ascii="Times New Roman" w:hAnsi="Times New Roman" w:cs="Times New Roman"/>
-          <w:bCs/>
-          <w:spacing w:val="-2"/>
-        </w:rPr>
-        <w:t xml:space="preserve"> for automating build, testing, and deployment processes, leading to faster release cycles.</w:t>
+        <w:t xml:space="preserve">Followed </w:t>
+      </w:r>
+      <w:r>
+        <w:rPr>
+          <w:rFonts w:ascii="Times New Roman" w:hAnsi="Times New Roman" w:cs="Times New Roman"/>
+          <w:b/>
+          <w:bCs/>
+          <w:spacing w:val="-2"/>
+        </w:rPr>
+        <w:t>Test-Driven Development (TDD)</w:t>
+      </w:r>
+      <w:r>
+        <w:rPr>
+          <w:rFonts w:ascii="Times New Roman" w:hAnsi="Times New Roman" w:cs="Times New Roman"/>
+          <w:bCs/>
+          <w:spacing w:val="-2"/>
+        </w:rPr>
+        <w:t xml:space="preserve"> principles, writing tests before feature implementation to ensure code reliability and minimal defects.</w:t>
       </w:r>
     </w:p>
     <w:p>
@@ -6580,24 +6353,58 @@
           <w:bCs/>
           <w:spacing w:val="-2"/>
         </w:rPr>
-        <w:t xml:space="preserve">Set up deployment workflows with </w:t>
-      </w:r>
-      <w:r>
-        <w:rPr>
-          <w:rFonts w:ascii="Times New Roman" w:hAnsi="Times New Roman" w:cs="Times New Roman"/>
-          <w:b/>
-          <w:bCs/>
-          <w:spacing w:val="-2"/>
-        </w:rPr>
-        <w:t>GitHub Actions</w:t>
-      </w:r>
-      <w:r>
-        <w:rPr>
-          <w:rFonts w:ascii="Times New Roman" w:hAnsi="Times New Roman" w:cs="Times New Roman"/>
-          <w:bCs/>
-          <w:spacing w:val="-2"/>
-        </w:rPr>
-        <w:t>, streamlining code integration and reducing manual intervention.</w:t>
+        <w:t xml:space="preserve">Used </w:t>
+      </w:r>
+      <w:r>
+        <w:rPr>
+          <w:rFonts w:ascii="Times New Roman" w:hAnsi="Times New Roman" w:cs="Times New Roman"/>
+          <w:b/>
+          <w:bCs/>
+          <w:spacing w:val="-2"/>
+        </w:rPr>
+        <w:t>JUnit</w:t>
+      </w:r>
+      <w:r>
+        <w:rPr>
+          <w:rFonts w:ascii="Times New Roman" w:hAnsi="Times New Roman" w:cs="Times New Roman"/>
+          <w:bCs/>
+          <w:spacing w:val="-2"/>
+        </w:rPr>
+        <w:t xml:space="preserve"> and </w:t>
+      </w:r>
+      <w:r>
+        <w:rPr>
+          <w:rFonts w:ascii="Times New Roman" w:hAnsi="Times New Roman" w:cs="Times New Roman"/>
+          <w:b/>
+          <w:bCs/>
+          <w:spacing w:val="-2"/>
+        </w:rPr>
+        <w:t>Mockito</w:t>
+      </w:r>
+      <w:r>
+        <w:rPr>
+          <w:rFonts w:ascii="Times New Roman" w:hAnsi="Times New Roman" w:cs="Times New Roman"/>
+          <w:bCs/>
+          <w:spacing w:val="-2"/>
+        </w:rPr>
+        <w:t xml:space="preserve"> for backend unit testing, ensuring backend services were thoroughly tested, and </w:t>
+      </w:r>
+      <w:r>
+        <w:rPr>
+          <w:rFonts w:ascii="Times New Roman" w:hAnsi="Times New Roman" w:cs="Times New Roman"/>
+          <w:b/>
+          <w:bCs/>
+          <w:spacing w:val="-2"/>
+        </w:rPr>
+        <w:t>JEST</w:t>
+      </w:r>
+      <w:r>
+        <w:rPr>
+          <w:rFonts w:ascii="Times New Roman" w:hAnsi="Times New Roman" w:cs="Times New Roman"/>
+          <w:bCs/>
+          <w:spacing w:val="-2"/>
+        </w:rPr>
+        <w:t xml:space="preserve"> for frontend testing of Angular components.</w:t>
       </w:r>
     </w:p>
     <w:p>
@@ -6620,41 +6427,24 @@
           <w:bCs/>
           <w:spacing w:val="-2"/>
         </w:rPr>
-        <w:t xml:space="preserve">Participated actively in </w:t>
-      </w:r>
-      <w:r>
-        <w:rPr>
-          <w:rFonts w:ascii="Times New Roman" w:hAnsi="Times New Roman" w:cs="Times New Roman"/>
-          <w:b/>
-          <w:bCs/>
-          <w:spacing w:val="-2"/>
-        </w:rPr>
-        <w:t>Agile Scrum</w:t>
-      </w:r>
-      <w:r>
-        <w:rPr>
-          <w:rFonts w:ascii="Times New Roman" w:hAnsi="Times New Roman" w:cs="Times New Roman"/>
-          <w:bCs/>
-          <w:spacing w:val="-2"/>
-        </w:rPr>
-        <w:t xml:space="preserve"> ceremonies, using </w:t>
-      </w:r>
-      <w:r>
-        <w:rPr>
-          <w:rFonts w:ascii="Times New Roman" w:hAnsi="Times New Roman" w:cs="Times New Roman"/>
-          <w:b/>
-          <w:bCs/>
-          <w:spacing w:val="-2"/>
-        </w:rPr>
-        <w:t>JIRA</w:t>
-      </w:r>
-      <w:r>
-        <w:rPr>
-          <w:rFonts w:ascii="Times New Roman" w:hAnsi="Times New Roman" w:cs="Times New Roman"/>
-          <w:bCs/>
-          <w:spacing w:val="-2"/>
-        </w:rPr>
-        <w:t xml:space="preserve"> for task and bug management to ensure project tracking and transparency.</w:t>
+        <w:t xml:space="preserve">Leveraged the </w:t>
+      </w:r>
+      <w:r>
+        <w:rPr>
+          <w:rFonts w:ascii="Times New Roman" w:hAnsi="Times New Roman" w:cs="Times New Roman"/>
+          <w:b/>
+          <w:bCs/>
+          <w:spacing w:val="-2"/>
+        </w:rPr>
+        <w:t>ELK Stack</w:t>
+      </w:r>
+      <w:r>
+        <w:rPr>
+          <w:rFonts w:ascii="Times New Roman" w:hAnsi="Times New Roman" w:cs="Times New Roman"/>
+          <w:bCs/>
+          <w:spacing w:val="-2"/>
+        </w:rPr>
+        <w:t xml:space="preserve"> (Elasticsearch, Logstash, Kibana) for real-time logging and performance monitoring, enabling proactive issue tracking.</w:t>
       </w:r>
     </w:p>
     <w:p>
@@ -6677,24 +6467,24 @@
           <w:bCs/>
           <w:spacing w:val="-2"/>
         </w:rPr>
-        <w:t xml:space="preserve">Followed </w:t>
-      </w:r>
-      <w:r>
-        <w:rPr>
-          <w:rFonts w:ascii="Times New Roman" w:hAnsi="Times New Roman" w:cs="Times New Roman"/>
-          <w:b/>
-          <w:bCs/>
-          <w:spacing w:val="-2"/>
-        </w:rPr>
-        <w:t>Test-Driven Development (TDD)</w:t>
-      </w:r>
-      <w:r>
-        <w:rPr>
-          <w:rFonts w:ascii="Times New Roman" w:hAnsi="Times New Roman" w:cs="Times New Roman"/>
-          <w:bCs/>
-          <w:spacing w:val="-2"/>
-        </w:rPr>
-        <w:t xml:space="preserve"> principles, writing tests before feature implementation to ensure code reliability and minimal defects.</w:t>
+        <w:t xml:space="preserve">Collaborated with </w:t>
+      </w:r>
+      <w:r>
+        <w:rPr>
+          <w:rFonts w:ascii="Times New Roman" w:hAnsi="Times New Roman" w:cs="Times New Roman"/>
+          <w:b/>
+          <w:bCs/>
+          <w:spacing w:val="-2"/>
+        </w:rPr>
+        <w:t>product managers</w:t>
+      </w:r>
+      <w:r>
+        <w:rPr>
+          <w:rFonts w:ascii="Times New Roman" w:hAnsi="Times New Roman" w:cs="Times New Roman"/>
+          <w:bCs/>
+          <w:spacing w:val="-2"/>
+        </w:rPr>
+        <w:t xml:space="preserve"> and stakeholders to refine feature requirements and ensure the platform met the needs of healthcare providers and patients.</w:t>
       </w:r>
     </w:p>
     <w:p>
@@ -6717,16 +6507,16 @@
           <w:bCs/>
           <w:spacing w:val="-2"/>
         </w:rPr>
-        <w:t xml:space="preserve">Used </w:t>
-      </w:r>
-      <w:r>
-        <w:rPr>
-          <w:rFonts w:ascii="Times New Roman" w:hAnsi="Times New Roman" w:cs="Times New Roman"/>
-          <w:b/>
-          <w:bCs/>
-          <w:spacing w:val="-2"/>
-        </w:rPr>
-        <w:t>JUnit</w:t>
+        <w:t xml:space="preserve">Conducted </w:t>
+      </w:r>
+      <w:r>
+        <w:rPr>
+          <w:rFonts w:ascii="Times New Roman" w:hAnsi="Times New Roman" w:cs="Times New Roman"/>
+          <w:b/>
+          <w:bCs/>
+          <w:spacing w:val="-2"/>
+        </w:rPr>
+        <w:t>code reviews</w:t>
       </w:r>
       <w:r>
         <w:rPr>
@@ -6743,32 +6533,15 @@
           <w:bCs/>
           <w:spacing w:val="-2"/>
         </w:rPr>
-        <w:t>Mockito</w:t>
-      </w:r>
-      <w:r>
-        <w:rPr>
-          <w:rFonts w:ascii="Times New Roman" w:hAnsi="Times New Roman" w:cs="Times New Roman"/>
-          <w:bCs/>
-          <w:spacing w:val="-2"/>
-        </w:rPr>
-        <w:t xml:space="preserve"> for backend unit testing, ensuring backend services were thoroughly tested, and </w:t>
-      </w:r>
-      <w:r>
-        <w:rPr>
-          <w:rFonts w:ascii="Times New Roman" w:hAnsi="Times New Roman" w:cs="Times New Roman"/>
-          <w:b/>
-          <w:bCs/>
-          <w:spacing w:val="-2"/>
-        </w:rPr>
-        <w:t>JEST</w:t>
-      </w:r>
-      <w:r>
-        <w:rPr>
-          <w:rFonts w:ascii="Times New Roman" w:hAnsi="Times New Roman" w:cs="Times New Roman"/>
-          <w:bCs/>
-          <w:spacing w:val="-2"/>
-        </w:rPr>
-        <w:t xml:space="preserve"> for frontend testing of Angular components.</w:t>
+        <w:t>pair programming</w:t>
+      </w:r>
+      <w:r>
+        <w:rPr>
+          <w:rFonts w:ascii="Times New Roman" w:hAnsi="Times New Roman" w:cs="Times New Roman"/>
+          <w:bCs/>
+          <w:spacing w:val="-2"/>
+        </w:rPr>
+        <w:t xml:space="preserve"> sessions, promoting knowledge sharing, ensuring high code quality, and fostering best practices.</w:t>
       </w:r>
     </w:p>
     <w:p>
@@ -6783,32 +6556,268 @@
           <w:rFonts w:ascii="Times New Roman" w:hAnsi="Times New Roman" w:cs="Times New Roman"/>
           <w:bCs/>
           <w:spacing w:val="-2"/>
-        </w:rPr>
-      </w:pPr>
-      <w:r>
-        <w:rPr>
-          <w:rFonts w:ascii="Times New Roman" w:hAnsi="Times New Roman" w:cs="Times New Roman"/>
-          <w:bCs/>
-          <w:spacing w:val="-2"/>
-        </w:rPr>
-        <w:t xml:space="preserve">Leveraged the </w:t>
-      </w:r>
-      <w:r>
-        <w:rPr>
-          <w:rFonts w:ascii="Times New Roman" w:hAnsi="Times New Roman" w:cs="Times New Roman"/>
-          <w:b/>
-          <w:bCs/>
-          <w:spacing w:val="-2"/>
-        </w:rPr>
-        <w:t>ELK Stack</w:t>
-      </w:r>
-      <w:r>
-        <w:rPr>
-          <w:rFonts w:ascii="Times New Roman" w:hAnsi="Times New Roman" w:cs="Times New Roman"/>
-          <w:bCs/>
-          <w:spacing w:val="-2"/>
-        </w:rPr>
-        <w:t xml:space="preserve"> (Elasticsearch, Logstash, Kibana) for real-time logging and performance monitoring, enabling proactive issue tracking.</w:t>
+          <w:lang w:val="en-IN"/>
+        </w:rPr>
+      </w:pPr>
+      <w:r>
+        <w:rPr>
+          <w:rFonts w:ascii="Times New Roman" w:hAnsi="Times New Roman" w:cs="Times New Roman"/>
+          <w:bCs/>
+          <w:spacing w:val="-2"/>
+        </w:rPr>
+        <w:t>Communicated technical challenges and updates to non-technical stakeholders, ensuring alignment with business goals and timely resolution of blockers.</w:t>
+      </w:r>
+    </w:p>
+    <w:p>
+      <w:pPr>
+        <w:pStyle w:val="BodyText"/>
+        <w:spacing w:after="0"/>
+        <w:ind w:left="0" w:firstLine="0"/>
+        <w:rPr>
+          <w:rFonts w:ascii="Times New Roman" w:hAnsi="Times New Roman" w:cs="Times New Roman"/>
+          <w:b/>
+          <w:bCs/>
+        </w:rPr>
+      </w:pPr>
+    </w:p>
+    <w:p>
+      <w:pPr>
+        <w:pStyle w:val="BodyText"/>
+        <w:spacing w:after="0"/>
+        <w:ind w:left="0" w:firstLine="0"/>
+        <w:rPr>
+          <w:rFonts w:ascii="Times New Roman" w:hAnsi="Times New Roman" w:cs="Times New Roman"/>
+          <w:b/>
+          <w:bCs/>
+        </w:rPr>
+      </w:pPr>
+      <w:r>
+        <w:rPr>
+          <w:rFonts w:ascii="Times New Roman" w:hAnsi="Times New Roman" w:cs="Times New Roman"/>
+          <w:b/>
+          <w:bCs/>
+        </w:rPr>
+        <w:t>Client</w:t>
+      </w:r>
+      <w:r>
+        <w:rPr>
+          <w:rFonts w:ascii="Times New Roman" w:hAnsi="Times New Roman" w:cs="Times New Roman"/>
+          <w:b/>
+          <w:bCs/>
+        </w:rPr>
+        <w:t>:</w:t>
+      </w:r>
+      <w:r>
+        <w:rPr>
+          <w:rFonts w:ascii="Times New Roman" w:hAnsi="Times New Roman" w:cs="Times New Roman"/>
+          <w:b/>
+          <w:bCs/>
+        </w:rPr>
+        <w:t xml:space="preserve"> </w:t>
+      </w:r>
+      <w:r>
+        <w:rPr>
+          <w:rFonts w:ascii="Times New Roman" w:hAnsi="Times New Roman" w:cs="Times New Roman"/>
+          <w:b/>
+          <w:bCs/>
+        </w:rPr>
+        <w:t xml:space="preserve">Credit Suisse, NYC, NY </w:t>
+      </w:r>
+    </w:p>
+    <w:p>
+      <w:pPr>
+        <w:pStyle w:val="BodyText"/>
+        <w:spacing w:after="0"/>
+        <w:ind w:left="0" w:firstLine="0"/>
+        <w:rPr>
+          <w:rFonts w:ascii="Times New Roman" w:hAnsi="Times New Roman" w:cs="Times New Roman"/>
+          <w:b/>
+          <w:bCs/>
+        </w:rPr>
+      </w:pPr>
+      <w:r>
+        <w:rPr>
+          <w:rFonts w:ascii="Times New Roman" w:hAnsi="Times New Roman" w:cs="Times New Roman"/>
+          <w:b/>
+          <w:bCs/>
+        </w:rPr>
+        <w:t>Role:</w:t>
+      </w:r>
+      <w:r>
+        <w:rPr>
+          <w:rFonts w:ascii="Times New Roman" w:hAnsi="Times New Roman" w:cs="Times New Roman"/>
+          <w:b/>
+          <w:bCs/>
+          <w:spacing w:val="-2"/>
+          <w:lang w:val="en-IN"/>
+        </w:rPr>
+        <w:t xml:space="preserve"> </w:t>
+      </w:r>
+      <w:r>
+        <w:rPr>
+          <w:rFonts w:ascii="Times New Roman" w:hAnsi="Times New Roman" w:cs="Times New Roman"/>
+          <w:b/>
+          <w:bCs/>
+          <w:spacing w:val="-2"/>
+        </w:rPr>
+        <w:t>Software Engineer</w:t>
+      </w:r>
+    </w:p>
+    <w:p>
+      <w:pPr>
+        <w:pStyle w:val="BodyText"/>
+        <w:spacing w:after="0"/>
+        <w:ind w:left="0" w:firstLine="0"/>
+        <w:rPr>
+          <w:rFonts w:ascii="Times New Roman" w:hAnsi="Times New Roman" w:cs="Times New Roman"/>
+          <w:bCs/>
+        </w:rPr>
+      </w:pPr>
+      <w:r>
+        <w:rPr>
+          <w:rFonts w:ascii="Times New Roman" w:hAnsi="Times New Roman" w:cs="Times New Roman"/>
+          <w:b/>
+          <w:bCs/>
+        </w:rPr>
+        <w:t xml:space="preserve">Duration: </w:t>
+      </w:r>
+      <w:r>
+        <w:rPr>
+          <w:rFonts w:ascii="Times New Roman" w:hAnsi="Times New Roman" w:cs="Times New Roman"/>
+          <w:b/>
+          <w:bCs/>
+        </w:rPr>
+        <w:t>Jul</w:t>
+      </w:r>
+      <w:r>
+        <w:rPr>
+          <w:rFonts w:ascii="Times New Roman" w:hAnsi="Times New Roman" w:cs="Times New Roman"/>
+          <w:b/>
+          <w:bCs/>
+        </w:rPr>
+        <w:t xml:space="preserve"> 201</w:t>
+      </w:r>
+      <w:r>
+        <w:rPr>
+          <w:rFonts w:ascii="Times New Roman" w:hAnsi="Times New Roman" w:cs="Times New Roman"/>
+          <w:b/>
+          <w:bCs/>
+        </w:rPr>
+        <w:t>8</w:t>
+      </w:r>
+      <w:r>
+        <w:rPr>
+          <w:rFonts w:ascii="Times New Roman" w:hAnsi="Times New Roman" w:cs="Times New Roman"/>
+          <w:b/>
+          <w:bCs/>
+        </w:rPr>
+        <w:t xml:space="preserve"> – </w:t>
+      </w:r>
+      <w:r>
+        <w:rPr>
+          <w:rFonts w:ascii="Times New Roman" w:hAnsi="Times New Roman" w:cs="Times New Roman"/>
+          <w:b/>
+          <w:bCs/>
+        </w:rPr>
+        <w:t>Nov</w:t>
+      </w:r>
+      <w:r>
+        <w:rPr>
+          <w:rFonts w:ascii="Times New Roman" w:hAnsi="Times New Roman" w:cs="Times New Roman"/>
+          <w:b/>
+          <w:bCs/>
+        </w:rPr>
+        <w:t xml:space="preserve"> 201</w:t>
+      </w:r>
+      <w:r>
+        <w:rPr>
+          <w:rFonts w:ascii="Times New Roman" w:hAnsi="Times New Roman" w:cs="Times New Roman"/>
+          <w:b/>
+          <w:bCs/>
+        </w:rPr>
+        <w:t>9</w:t>
+      </w:r>
+      <w:r>
+        <w:rPr>
+          <w:rFonts w:ascii="Times New Roman" w:hAnsi="Times New Roman" w:cs="Times New Roman"/>
+          <w:bCs/>
+        </w:rPr>
+        <w:t xml:space="preserve"> </w:t>
+      </w:r>
+    </w:p>
+    <w:p>
+      <w:pPr>
+        <w:jc w:val="both"/>
+        <w:rPr>
+          <w:rFonts w:ascii="Times New Roman" w:hAnsi="Times New Roman" w:cs="Times New Roman"/>
+          <w:b/>
+          <w:spacing w:val="-2"/>
+        </w:rPr>
+      </w:pPr>
+      <w:r>
+        <w:rPr>
+          <w:rFonts w:ascii="Times New Roman" w:hAnsi="Times New Roman" w:cs="Times New Roman"/>
+          <w:b/>
+          <w:spacing w:val="-2"/>
+          <w:lang w:val="en-IN"/>
+        </w:rPr>
+        <w:t>Project:</w:t>
+      </w:r>
+      <w:r>
+        <w:rPr>
+          <w:rFonts w:ascii="Times New Roman" w:hAnsi="Times New Roman" w:cs="Times New Roman"/>
+          <w:b/>
+          <w:spacing w:val="-2"/>
+          <w:lang w:val="en-IN"/>
+        </w:rPr>
+        <w:t xml:space="preserve"> </w:t>
+      </w:r>
+      <w:r>
+        <w:rPr>
+          <w:rFonts w:ascii="Times New Roman" w:hAnsi="Times New Roman" w:cs="Times New Roman"/>
+          <w:b/>
+          <w:spacing w:val="-2"/>
+        </w:rPr>
+        <w:t>Client Trading Technology Platform</w:t>
+      </w:r>
+    </w:p>
+    <w:p>
+      <w:pPr>
+        <w:jc w:val="both"/>
+        <w:rPr>
+          <w:rFonts w:ascii="Times New Roman" w:hAnsi="Times New Roman" w:cs="Times New Roman"/>
+          <w:bCs/>
+          <w:spacing w:val="-2"/>
+          <w:lang w:val="en-IN"/>
+        </w:rPr>
+      </w:pPr>
+      <w:r>
+        <w:rPr>
+          <w:rFonts w:ascii="Times New Roman" w:hAnsi="Times New Roman" w:cs="Times New Roman"/>
+          <w:bCs/>
+          <w:spacing w:val="-2"/>
+        </w:rPr>
+        <w:t>The Client Trading Technology Platform is a high-performance, real-time trading platform designed to empower institutional traders and clients to execute and manage trades seamlessly across a wide range of financial instruments. With an emphasis on scalability, security, and speed, this platform integrates real-time market data, trade execution, and client portfolio management, delivering a robust solution for complex financial environments. The platform leverages Angular for the frontend and Java-based backend services to ensure a responsive, intuitive, and highly secure user experience.</w:t>
+      </w:r>
+    </w:p>
+    <w:p>
+      <w:pPr>
+        <w:jc w:val="both"/>
+        <w:rPr>
+          <w:rFonts w:ascii="Times New Roman" w:hAnsi="Times New Roman" w:cs="Times New Roman"/>
+          <w:b/>
+          <w:spacing w:val="-2"/>
+          <w:lang w:val="en-IN"/>
+        </w:rPr>
+      </w:pPr>
+      <w:r>
+        <w:rPr>
+          <w:rFonts w:ascii="Times New Roman" w:hAnsi="Times New Roman" w:cs="Times New Roman"/>
+          <w:b/>
+          <w:spacing w:val="-2"/>
+          <w:lang w:val="en-IN"/>
+        </w:rPr>
+        <w:t>Roles &amp; Responsibilities:</w:t>
       </w:r>
     </w:p>
     <w:p>
@@ -6831,24 +6840,24 @@
           <w:bCs/>
           <w:spacing w:val="-2"/>
         </w:rPr>
-        <w:t xml:space="preserve">Collaborated with </w:t>
-      </w:r>
-      <w:r>
-        <w:rPr>
-          <w:rFonts w:ascii="Times New Roman" w:hAnsi="Times New Roman" w:cs="Times New Roman"/>
-          <w:b/>
-          <w:bCs/>
-          <w:spacing w:val="-2"/>
-        </w:rPr>
-        <w:t>product managers</w:t>
-      </w:r>
-      <w:r>
-        <w:rPr>
-          <w:rFonts w:ascii="Times New Roman" w:hAnsi="Times New Roman" w:cs="Times New Roman"/>
-          <w:bCs/>
-          <w:spacing w:val="-2"/>
-        </w:rPr>
-        <w:t xml:space="preserve"> and stakeholders to refine feature requirements and ensure the platform met the needs of healthcare providers and patients.</w:t>
+        <w:t xml:space="preserve">Developed dynamic, responsive user interfaces for the trading platform using </w:t>
+      </w:r>
+      <w:r>
+        <w:rPr>
+          <w:rFonts w:ascii="Times New Roman" w:hAnsi="Times New Roman" w:cs="Times New Roman"/>
+          <w:b/>
+          <w:bCs/>
+          <w:spacing w:val="-2"/>
+        </w:rPr>
+        <w:t>Angular</w:t>
+      </w:r>
+      <w:r>
+        <w:rPr>
+          <w:rFonts w:ascii="Times New Roman" w:hAnsi="Times New Roman" w:cs="Times New Roman"/>
+          <w:bCs/>
+          <w:spacing w:val="-2"/>
+        </w:rPr>
+        <w:t xml:space="preserve">, ensuring a smooth and user-friendly experience for traders and clients across devices. </w:t>
       </w:r>
     </w:p>
     <w:p>
@@ -6871,16 +6880,16 @@
           <w:bCs/>
           <w:spacing w:val="-2"/>
         </w:rPr>
-        <w:t xml:space="preserve">Conducted </w:t>
-      </w:r>
-      <w:r>
-        <w:rPr>
-          <w:rFonts w:ascii="Times New Roman" w:hAnsi="Times New Roman" w:cs="Times New Roman"/>
-          <w:b/>
-          <w:bCs/>
-          <w:spacing w:val="-2"/>
-        </w:rPr>
-        <w:t>code reviews</w:t>
+        <w:t xml:space="preserve">Utilized </w:t>
+      </w:r>
+      <w:r>
+        <w:rPr>
+          <w:rFonts w:ascii="Times New Roman" w:hAnsi="Times New Roman" w:cs="Times New Roman"/>
+          <w:b/>
+          <w:bCs/>
+          <w:spacing w:val="-2"/>
+        </w:rPr>
+        <w:t>Angular services</w:t>
       </w:r>
       <w:r>
         <w:rPr>
@@ -6890,22 +6899,24 @@
         </w:rPr>
         <w:t xml:space="preserve"> and </w:t>
       </w:r>
-      <w:r>
-        <w:rPr>
-          <w:rFonts w:ascii="Times New Roman" w:hAnsi="Times New Roman" w:cs="Times New Roman"/>
-          <w:b/>
-          <w:bCs/>
-          <w:spacing w:val="-2"/>
-        </w:rPr>
-        <w:t>pair programming</w:t>
-      </w:r>
-      <w:r>
-        <w:rPr>
-          <w:rFonts w:ascii="Times New Roman" w:hAnsi="Times New Roman" w:cs="Times New Roman"/>
-          <w:bCs/>
-          <w:spacing w:val="-2"/>
-        </w:rPr>
-        <w:t xml:space="preserve"> sessions, promoting knowledge sharing, ensuring high code quality, and fostering best practices.</w:t>
+      <w:proofErr w:type="spellStart"/>
+      <w:r>
+        <w:rPr>
+          <w:rFonts w:ascii="Times New Roman" w:hAnsi="Times New Roman" w:cs="Times New Roman"/>
+          <w:b/>
+          <w:bCs/>
+          <w:spacing w:val="-2"/>
+        </w:rPr>
+        <w:t>RxJS</w:t>
+      </w:r>
+      <w:proofErr w:type="spellEnd"/>
+      <w:r>
+        <w:rPr>
+          <w:rFonts w:ascii="Times New Roman" w:hAnsi="Times New Roman" w:cs="Times New Roman"/>
+          <w:bCs/>
+          <w:spacing w:val="-2"/>
+        </w:rPr>
+        <w:t xml:space="preserve"> to manage real-time data streams, enabling asynchronous data handling for market feeds, trade execution statuses, and client portfolio updates, ensuring seamless user experience. </w:t>
       </w:r>
     </w:p>
     <w:p>
@@ -6920,268 +6931,66 @@
           <w:rFonts w:ascii="Times New Roman" w:hAnsi="Times New Roman" w:cs="Times New Roman"/>
           <w:bCs/>
           <w:spacing w:val="-2"/>
-          <w:lang w:val="en-IN"/>
-        </w:rPr>
-      </w:pPr>
-      <w:r>
-        <w:rPr>
-          <w:rFonts w:ascii="Times New Roman" w:hAnsi="Times New Roman" w:cs="Times New Roman"/>
-          <w:bCs/>
-          <w:spacing w:val="-2"/>
-        </w:rPr>
-        <w:t>Communicated technical challenges and updates to non-technical stakeholders, ensuring alignment with business goals and timely resolution of blockers.</w:t>
-      </w:r>
-    </w:p>
-    <w:p>
-      <w:pPr>
-        <w:pStyle w:val="BodyText"/>
-        <w:spacing w:after="0"/>
-        <w:ind w:left="0" w:firstLine="0"/>
-        <w:rPr>
-          <w:rFonts w:ascii="Times New Roman" w:hAnsi="Times New Roman" w:cs="Times New Roman"/>
-          <w:b/>
-          <w:bCs/>
-        </w:rPr>
-      </w:pPr>
-    </w:p>
-    <w:p>
-      <w:pPr>
-        <w:pStyle w:val="BodyText"/>
-        <w:spacing w:after="0"/>
-        <w:ind w:left="0" w:firstLine="0"/>
-        <w:rPr>
-          <w:rFonts w:ascii="Times New Roman" w:hAnsi="Times New Roman" w:cs="Times New Roman"/>
-          <w:b/>
-          <w:bCs/>
-        </w:rPr>
-      </w:pPr>
-      <w:r>
-        <w:rPr>
-          <w:rFonts w:ascii="Times New Roman" w:hAnsi="Times New Roman" w:cs="Times New Roman"/>
-          <w:b/>
-          <w:bCs/>
-        </w:rPr>
-        <w:t>Client</w:t>
-      </w:r>
-      <w:r>
-        <w:rPr>
-          <w:rFonts w:ascii="Times New Roman" w:hAnsi="Times New Roman" w:cs="Times New Roman"/>
-          <w:b/>
-          <w:bCs/>
-        </w:rPr>
-        <w:t>:</w:t>
-      </w:r>
-      <w:r>
-        <w:rPr>
-          <w:rFonts w:ascii="Times New Roman" w:hAnsi="Times New Roman" w:cs="Times New Roman"/>
-          <w:b/>
-          <w:bCs/>
-        </w:rPr>
-        <w:t xml:space="preserve"> </w:t>
-      </w:r>
-      <w:r>
-        <w:rPr>
-          <w:rFonts w:ascii="Times New Roman" w:hAnsi="Times New Roman" w:cs="Times New Roman"/>
-          <w:b/>
-          <w:bCs/>
-        </w:rPr>
-        <w:t xml:space="preserve">Credit Suisse, NYC, NY </w:t>
-      </w:r>
-    </w:p>
-    <w:p>
-      <w:pPr>
-        <w:pStyle w:val="BodyText"/>
-        <w:spacing w:after="0"/>
-        <w:ind w:left="0" w:firstLine="0"/>
-        <w:rPr>
-          <w:rFonts w:ascii="Times New Roman" w:hAnsi="Times New Roman" w:cs="Times New Roman"/>
-          <w:b/>
-          <w:bCs/>
-        </w:rPr>
-      </w:pPr>
-      <w:r>
-        <w:rPr>
-          <w:rFonts w:ascii="Times New Roman" w:hAnsi="Times New Roman" w:cs="Times New Roman"/>
-          <w:b/>
-          <w:bCs/>
-        </w:rPr>
-        <w:t>Role:</w:t>
-      </w:r>
-      <w:r>
-        <w:rPr>
-          <w:rFonts w:ascii="Times New Roman" w:hAnsi="Times New Roman" w:cs="Times New Roman"/>
-          <w:b/>
-          <w:bCs/>
-          <w:spacing w:val="-2"/>
-          <w:lang w:val="en-IN"/>
-        </w:rPr>
-        <w:t xml:space="preserve"> </w:t>
-      </w:r>
-      <w:r>
-        <w:rPr>
-          <w:rFonts w:ascii="Times New Roman" w:hAnsi="Times New Roman" w:cs="Times New Roman"/>
-          <w:b/>
-          <w:bCs/>
-          <w:spacing w:val="-2"/>
-        </w:rPr>
-        <w:t>Software Engineer</w:t>
-      </w:r>
-    </w:p>
-    <w:p>
-      <w:pPr>
-        <w:pStyle w:val="BodyText"/>
-        <w:spacing w:after="0"/>
-        <w:ind w:left="0" w:firstLine="0"/>
-        <w:rPr>
-          <w:rFonts w:ascii="Times New Roman" w:hAnsi="Times New Roman" w:cs="Times New Roman"/>
-          <w:bCs/>
-        </w:rPr>
-      </w:pPr>
-      <w:r>
-        <w:rPr>
-          <w:rFonts w:ascii="Times New Roman" w:hAnsi="Times New Roman" w:cs="Times New Roman"/>
-          <w:b/>
-          <w:bCs/>
-        </w:rPr>
-        <w:t xml:space="preserve">Duration: </w:t>
-      </w:r>
-      <w:r>
-        <w:rPr>
-          <w:rFonts w:ascii="Times New Roman" w:hAnsi="Times New Roman" w:cs="Times New Roman"/>
-          <w:b/>
-          <w:bCs/>
-        </w:rPr>
-        <w:t>Jul</w:t>
-      </w:r>
-      <w:r>
-        <w:rPr>
-          <w:rFonts w:ascii="Times New Roman" w:hAnsi="Times New Roman" w:cs="Times New Roman"/>
-          <w:b/>
-          <w:bCs/>
-        </w:rPr>
-        <w:t xml:space="preserve"> 201</w:t>
-      </w:r>
-      <w:r>
-        <w:rPr>
-          <w:rFonts w:ascii="Times New Roman" w:hAnsi="Times New Roman" w:cs="Times New Roman"/>
-          <w:b/>
-          <w:bCs/>
-        </w:rPr>
-        <w:t>8</w:t>
-      </w:r>
-      <w:r>
-        <w:rPr>
-          <w:rFonts w:ascii="Times New Roman" w:hAnsi="Times New Roman" w:cs="Times New Roman"/>
-          <w:b/>
-          <w:bCs/>
-        </w:rPr>
-        <w:t xml:space="preserve"> – </w:t>
-      </w:r>
-      <w:r>
-        <w:rPr>
-          <w:rFonts w:ascii="Times New Roman" w:hAnsi="Times New Roman" w:cs="Times New Roman"/>
-          <w:b/>
-          <w:bCs/>
-        </w:rPr>
-        <w:t>Nov</w:t>
-      </w:r>
-      <w:r>
-        <w:rPr>
-          <w:rFonts w:ascii="Times New Roman" w:hAnsi="Times New Roman" w:cs="Times New Roman"/>
-          <w:b/>
-          <w:bCs/>
-        </w:rPr>
-        <w:t xml:space="preserve"> 201</w:t>
-      </w:r>
-      <w:r>
-        <w:rPr>
-          <w:rFonts w:ascii="Times New Roman" w:hAnsi="Times New Roman" w:cs="Times New Roman"/>
-          <w:b/>
-          <w:bCs/>
-        </w:rPr>
-        <w:t>9</w:t>
-      </w:r>
-      <w:r>
-        <w:rPr>
-          <w:rFonts w:ascii="Times New Roman" w:hAnsi="Times New Roman" w:cs="Times New Roman"/>
-          <w:bCs/>
-        </w:rPr>
-        <w:t xml:space="preserve"> </w:t>
-      </w:r>
-    </w:p>
-    <w:p>
-      <w:pPr>
-        <w:jc w:val="both"/>
-        <w:rPr>
-          <w:rFonts w:ascii="Times New Roman" w:hAnsi="Times New Roman" w:cs="Times New Roman"/>
-          <w:b/>
-          <w:spacing w:val="-2"/>
-        </w:rPr>
-      </w:pPr>
-      <w:r>
-        <w:rPr>
-          <w:rFonts w:ascii="Times New Roman" w:hAnsi="Times New Roman" w:cs="Times New Roman"/>
-          <w:b/>
-          <w:spacing w:val="-2"/>
-          <w:lang w:val="en-IN"/>
-        </w:rPr>
-        <w:t>Project:</w:t>
-      </w:r>
-      <w:r>
-        <w:rPr>
-          <w:rFonts w:ascii="Times New Roman" w:hAnsi="Times New Roman" w:cs="Times New Roman"/>
-          <w:b/>
-          <w:spacing w:val="-2"/>
-          <w:lang w:val="en-IN"/>
-        </w:rPr>
-        <w:t xml:space="preserve"> </w:t>
-      </w:r>
-      <w:r>
-        <w:rPr>
-          <w:rFonts w:ascii="Times New Roman" w:hAnsi="Times New Roman" w:cs="Times New Roman"/>
-          <w:b/>
-          <w:spacing w:val="-2"/>
-        </w:rPr>
-        <w:t>Client Trading Technology Platform</w:t>
-      </w:r>
-    </w:p>
-    <w:p>
-      <w:pPr>
-        <w:jc w:val="both"/>
-        <w:rPr>
-          <w:rFonts w:ascii="Times New Roman" w:hAnsi="Times New Roman" w:cs="Times New Roman"/>
-          <w:bCs/>
-          <w:spacing w:val="-2"/>
-          <w:lang w:val="en-IN"/>
-        </w:rPr>
-      </w:pPr>
-      <w:r>
-        <w:rPr>
-          <w:rFonts w:ascii="Times New Roman" w:hAnsi="Times New Roman" w:cs="Times New Roman"/>
-          <w:bCs/>
-          <w:spacing w:val="-2"/>
-        </w:rPr>
-        <w:t>The Client Trading Technology Platform is a high-performance, real-time trading platform designed to empower institutional traders and clients to execute and manage trades seamlessly across a wide range of financial instruments. With an emphasis on scalability, security, and speed, this platform integrates real-time market data, trade execution, and client portfolio management, delivering a robust solution for complex financial environments. The platform leverages Angular for the frontend and Java-based backend services to ensure a responsive, intuitive, and highly secure user experience.</w:t>
-      </w:r>
-    </w:p>
-    <w:p>
-      <w:pPr>
-        <w:jc w:val="both"/>
-        <w:rPr>
-          <w:rFonts w:ascii="Times New Roman" w:hAnsi="Times New Roman" w:cs="Times New Roman"/>
-          <w:b/>
-          <w:spacing w:val="-2"/>
-          <w:lang w:val="en-IN"/>
-        </w:rPr>
-      </w:pPr>
-      <w:r>
-        <w:rPr>
-          <w:rFonts w:ascii="Times New Roman" w:hAnsi="Times New Roman" w:cs="Times New Roman"/>
-          <w:b/>
-          <w:spacing w:val="-2"/>
-          <w:lang w:val="en-IN"/>
-        </w:rPr>
-        <w:t>Roles &amp; Responsibilities:</w:t>
+        </w:rPr>
+      </w:pPr>
+      <w:r>
+        <w:rPr>
+          <w:rFonts w:ascii="Times New Roman" w:hAnsi="Times New Roman" w:cs="Times New Roman"/>
+          <w:bCs/>
+          <w:spacing w:val="-2"/>
+        </w:rPr>
+        <w:t xml:space="preserve">Designed and implemented </w:t>
+      </w:r>
+      <w:r>
+        <w:rPr>
+          <w:rFonts w:ascii="Times New Roman" w:hAnsi="Times New Roman" w:cs="Times New Roman"/>
+          <w:b/>
+          <w:bCs/>
+          <w:spacing w:val="-2"/>
+        </w:rPr>
+        <w:t>RESTful APIs</w:t>
+      </w:r>
+      <w:r>
+        <w:rPr>
+          <w:rFonts w:ascii="Times New Roman" w:hAnsi="Times New Roman" w:cs="Times New Roman"/>
+          <w:bCs/>
+          <w:spacing w:val="-2"/>
+        </w:rPr>
+        <w:t xml:space="preserve"> using </w:t>
+      </w:r>
+      <w:r>
+        <w:rPr>
+          <w:rFonts w:ascii="Times New Roman" w:hAnsi="Times New Roman" w:cs="Times New Roman"/>
+          <w:b/>
+          <w:bCs/>
+          <w:spacing w:val="-2"/>
+        </w:rPr>
+        <w:t>Java 17</w:t>
+      </w:r>
+      <w:r>
+        <w:rPr>
+          <w:rFonts w:ascii="Times New Roman" w:hAnsi="Times New Roman" w:cs="Times New Roman"/>
+          <w:bCs/>
+          <w:spacing w:val="-2"/>
+        </w:rPr>
+        <w:t xml:space="preserve"> and </w:t>
+      </w:r>
+      <w:r>
+        <w:rPr>
+          <w:rFonts w:ascii="Times New Roman" w:hAnsi="Times New Roman" w:cs="Times New Roman"/>
+          <w:b/>
+          <w:bCs/>
+          <w:spacing w:val="-2"/>
+        </w:rPr>
+        <w:t>Spring Boot</w:t>
+      </w:r>
+      <w:r>
+        <w:rPr>
+          <w:rFonts w:ascii="Times New Roman" w:hAnsi="Times New Roman" w:cs="Times New Roman"/>
+          <w:bCs/>
+          <w:spacing w:val="-2"/>
+        </w:rPr>
+        <w:t xml:space="preserve">, ensuring secure, efficient communication between the frontend and backend services for real-time trade processing and market data analysis. </w:t>
       </w:r>
     </w:p>
     <w:p>
@@ -7204,24 +7013,41 @@
           <w:bCs/>
           <w:spacing w:val="-2"/>
         </w:rPr>
-        <w:t xml:space="preserve">Developed dynamic, responsive user interfaces for the trading platform using </w:t>
-      </w:r>
-      <w:r>
-        <w:rPr>
-          <w:rFonts w:ascii="Times New Roman" w:hAnsi="Times New Roman" w:cs="Times New Roman"/>
-          <w:b/>
-          <w:bCs/>
-          <w:spacing w:val="-2"/>
-        </w:rPr>
-        <w:t>Angular</w:t>
-      </w:r>
-      <w:r>
-        <w:rPr>
-          <w:rFonts w:ascii="Times New Roman" w:hAnsi="Times New Roman" w:cs="Times New Roman"/>
-          <w:bCs/>
-          <w:spacing w:val="-2"/>
-        </w:rPr>
-        <w:t xml:space="preserve">, ensuring a smooth and user-friendly experience for traders and clients across devices. </w:t>
+        <w:t xml:space="preserve">Developed </w:t>
+      </w:r>
+      <w:r>
+        <w:rPr>
+          <w:rFonts w:ascii="Times New Roman" w:hAnsi="Times New Roman" w:cs="Times New Roman"/>
+          <w:b/>
+          <w:bCs/>
+          <w:spacing w:val="-2"/>
+        </w:rPr>
+        <w:t>microservices</w:t>
+      </w:r>
+      <w:r>
+        <w:rPr>
+          <w:rFonts w:ascii="Times New Roman" w:hAnsi="Times New Roman" w:cs="Times New Roman"/>
+          <w:bCs/>
+          <w:spacing w:val="-2"/>
+        </w:rPr>
+        <w:t xml:space="preserve"> architecture using </w:t>
+      </w:r>
+      <w:r>
+        <w:rPr>
+          <w:rFonts w:ascii="Times New Roman" w:hAnsi="Times New Roman" w:cs="Times New Roman"/>
+          <w:b/>
+          <w:bCs/>
+          <w:spacing w:val="-2"/>
+        </w:rPr>
+        <w:t>Spring Boot</w:t>
+      </w:r>
+      <w:r>
+        <w:rPr>
+          <w:rFonts w:ascii="Times New Roman" w:hAnsi="Times New Roman" w:cs="Times New Roman"/>
+          <w:bCs/>
+          <w:spacing w:val="-2"/>
+        </w:rPr>
+        <w:t xml:space="preserve"> to ensure a scalable, modular approach to platform components, including trade execution, risk management, and order processing services. </w:t>
       </w:r>
     </w:p>
     <w:p>
@@ -7244,43 +7070,24 @@
           <w:bCs/>
           <w:spacing w:val="-2"/>
         </w:rPr>
-        <w:t xml:space="preserve">Utilized </w:t>
-      </w:r>
-      <w:r>
-        <w:rPr>
-          <w:rFonts w:ascii="Times New Roman" w:hAnsi="Times New Roman" w:cs="Times New Roman"/>
-          <w:b/>
-          <w:bCs/>
-          <w:spacing w:val="-2"/>
-        </w:rPr>
-        <w:t>Angular services</w:t>
-      </w:r>
-      <w:r>
-        <w:rPr>
-          <w:rFonts w:ascii="Times New Roman" w:hAnsi="Times New Roman" w:cs="Times New Roman"/>
-          <w:bCs/>
-          <w:spacing w:val="-2"/>
-        </w:rPr>
-        <w:t xml:space="preserve"> and </w:t>
-      </w:r>
-      <w:proofErr w:type="spellStart"/>
-      <w:r>
-        <w:rPr>
-          <w:rFonts w:ascii="Times New Roman" w:hAnsi="Times New Roman" w:cs="Times New Roman"/>
-          <w:b/>
-          <w:bCs/>
-          <w:spacing w:val="-2"/>
-        </w:rPr>
-        <w:t>RxJS</w:t>
-      </w:r>
-      <w:proofErr w:type="spellEnd"/>
-      <w:r>
-        <w:rPr>
-          <w:rFonts w:ascii="Times New Roman" w:hAnsi="Times New Roman" w:cs="Times New Roman"/>
-          <w:bCs/>
-          <w:spacing w:val="-2"/>
-        </w:rPr>
-        <w:t xml:space="preserve"> to manage real-time data streams, enabling asynchronous data handling for market feeds, trade execution statuses, and client portfolio updates, ensuring seamless user experience. </w:t>
+        <w:t xml:space="preserve">Integrated </w:t>
+      </w:r>
+      <w:r>
+        <w:rPr>
+          <w:rFonts w:ascii="Times New Roman" w:hAnsi="Times New Roman" w:cs="Times New Roman"/>
+          <w:b/>
+          <w:bCs/>
+          <w:spacing w:val="-2"/>
+        </w:rPr>
+        <w:t>RabbitMQ</w:t>
+      </w:r>
+      <w:r>
+        <w:rPr>
+          <w:rFonts w:ascii="Times New Roman" w:hAnsi="Times New Roman" w:cs="Times New Roman"/>
+          <w:bCs/>
+          <w:spacing w:val="-2"/>
+        </w:rPr>
+        <w:t xml:space="preserve"> for event-driven message queuing, enabling real-time updates on trade status, market alerts, and execution logs across distributed services.</w:t>
       </w:r>
     </w:p>
     <w:p>
@@ -7303,33 +7110,16 @@
           <w:bCs/>
           <w:spacing w:val="-2"/>
         </w:rPr>
-        <w:t xml:space="preserve">Designed and implemented </w:t>
-      </w:r>
-      <w:r>
-        <w:rPr>
-          <w:rFonts w:ascii="Times New Roman" w:hAnsi="Times New Roman" w:cs="Times New Roman"/>
-          <w:b/>
-          <w:bCs/>
-          <w:spacing w:val="-2"/>
-        </w:rPr>
-        <w:t>RESTful APIs</w:t>
-      </w:r>
-      <w:r>
-        <w:rPr>
-          <w:rFonts w:ascii="Times New Roman" w:hAnsi="Times New Roman" w:cs="Times New Roman"/>
-          <w:bCs/>
-          <w:spacing w:val="-2"/>
-        </w:rPr>
-        <w:t xml:space="preserve"> using </w:t>
-      </w:r>
-      <w:r>
-        <w:rPr>
-          <w:rFonts w:ascii="Times New Roman" w:hAnsi="Times New Roman" w:cs="Times New Roman"/>
-          <w:b/>
-          <w:bCs/>
-          <w:spacing w:val="-2"/>
-        </w:rPr>
-        <w:t>Java 17</w:t>
+        <w:t xml:space="preserve">Employed </w:t>
+      </w:r>
+      <w:r>
+        <w:rPr>
+          <w:rFonts w:ascii="Times New Roman" w:hAnsi="Times New Roman" w:cs="Times New Roman"/>
+          <w:b/>
+          <w:bCs/>
+          <w:spacing w:val="-2"/>
+        </w:rPr>
+        <w:t>Spring Security</w:t>
       </w:r>
       <w:r>
         <w:rPr>
@@ -7346,15 +7136,32 @@
           <w:bCs/>
           <w:spacing w:val="-2"/>
         </w:rPr>
-        <w:t>Spring Boot</w:t>
-      </w:r>
-      <w:r>
-        <w:rPr>
-          <w:rFonts w:ascii="Times New Roman" w:hAnsi="Times New Roman" w:cs="Times New Roman"/>
-          <w:bCs/>
-          <w:spacing w:val="-2"/>
-        </w:rPr>
-        <w:t xml:space="preserve">, ensuring secure, efficient communication between the frontend and backend services for real-time trade processing and market data analysis. </w:t>
+        <w:t>OAuth 2.0</w:t>
+      </w:r>
+      <w:r>
+        <w:rPr>
+          <w:rFonts w:ascii="Times New Roman" w:hAnsi="Times New Roman" w:cs="Times New Roman"/>
+          <w:bCs/>
+          <w:spacing w:val="-2"/>
+        </w:rPr>
+        <w:t xml:space="preserve"> with </w:t>
+      </w:r>
+      <w:r>
+        <w:rPr>
+          <w:rFonts w:ascii="Times New Roman" w:hAnsi="Times New Roman" w:cs="Times New Roman"/>
+          <w:b/>
+          <w:bCs/>
+          <w:spacing w:val="-2"/>
+        </w:rPr>
+        <w:t>JWT</w:t>
+      </w:r>
+      <w:r>
+        <w:rPr>
+          <w:rFonts w:ascii="Times New Roman" w:hAnsi="Times New Roman" w:cs="Times New Roman"/>
+          <w:bCs/>
+          <w:spacing w:val="-2"/>
+        </w:rPr>
+        <w:t xml:space="preserve"> to implement secure authentication and authorization for users, ensuring the integrity and confidentiality of financial transactions and sensitive client data. </w:t>
       </w:r>
     </w:p>
     <w:p>
@@ -7377,41 +7184,24 @@
           <w:bCs/>
           <w:spacing w:val="-2"/>
         </w:rPr>
-        <w:t xml:space="preserve">Developed </w:t>
-      </w:r>
-      <w:r>
-        <w:rPr>
-          <w:rFonts w:ascii="Times New Roman" w:hAnsi="Times New Roman" w:cs="Times New Roman"/>
-          <w:b/>
-          <w:bCs/>
-          <w:spacing w:val="-2"/>
-        </w:rPr>
-        <w:t>microservices</w:t>
-      </w:r>
-      <w:r>
-        <w:rPr>
-          <w:rFonts w:ascii="Times New Roman" w:hAnsi="Times New Roman" w:cs="Times New Roman"/>
-          <w:bCs/>
-          <w:spacing w:val="-2"/>
-        </w:rPr>
-        <w:t xml:space="preserve"> architecture using </w:t>
-      </w:r>
-      <w:r>
-        <w:rPr>
-          <w:rFonts w:ascii="Times New Roman" w:hAnsi="Times New Roman" w:cs="Times New Roman"/>
-          <w:b/>
-          <w:bCs/>
-          <w:spacing w:val="-2"/>
-        </w:rPr>
-        <w:t>Spring Boot</w:t>
-      </w:r>
-      <w:r>
-        <w:rPr>
-          <w:rFonts w:ascii="Times New Roman" w:hAnsi="Times New Roman" w:cs="Times New Roman"/>
-          <w:bCs/>
-          <w:spacing w:val="-2"/>
-        </w:rPr>
-        <w:t xml:space="preserve"> to ensure a scalable, modular approach to platform components, including trade execution, risk management, and order processing services. </w:t>
+        <w:t xml:space="preserve">Worked with </w:t>
+      </w:r>
+      <w:r>
+        <w:rPr>
+          <w:rFonts w:ascii="Times New Roman" w:hAnsi="Times New Roman" w:cs="Times New Roman"/>
+          <w:b/>
+          <w:bCs/>
+          <w:spacing w:val="-2"/>
+        </w:rPr>
+        <w:t>PostgreSQL</w:t>
+      </w:r>
+      <w:r>
+        <w:rPr>
+          <w:rFonts w:ascii="Times New Roman" w:hAnsi="Times New Roman" w:cs="Times New Roman"/>
+          <w:bCs/>
+          <w:spacing w:val="-2"/>
+        </w:rPr>
+        <w:t xml:space="preserve"> to handle the storage and querying of trade data, market information, and client portfolios, optimizing database interactions to ensure performance and scalability. </w:t>
       </w:r>
     </w:p>
     <w:p>
@@ -7434,24 +7224,24 @@
           <w:bCs/>
           <w:spacing w:val="-2"/>
         </w:rPr>
-        <w:t xml:space="preserve">Integrated </w:t>
-      </w:r>
-      <w:r>
-        <w:rPr>
-          <w:rFonts w:ascii="Times New Roman" w:hAnsi="Times New Roman" w:cs="Times New Roman"/>
-          <w:b/>
-          <w:bCs/>
-          <w:spacing w:val="-2"/>
-        </w:rPr>
-        <w:t>Apache Kafka</w:t>
-      </w:r>
-      <w:r>
-        <w:rPr>
-          <w:rFonts w:ascii="Times New Roman" w:hAnsi="Times New Roman" w:cs="Times New Roman"/>
-          <w:bCs/>
-          <w:spacing w:val="-2"/>
-        </w:rPr>
-        <w:t xml:space="preserve"> for event-driven data streaming, enabling real-time updates on trade status, market alerts, and execution logs across distributed services. </w:t>
+        <w:t xml:space="preserve">Utilized </w:t>
+      </w:r>
+      <w:r>
+        <w:rPr>
+          <w:rFonts w:ascii="Times New Roman" w:hAnsi="Times New Roman" w:cs="Times New Roman"/>
+          <w:b/>
+          <w:bCs/>
+          <w:spacing w:val="-2"/>
+        </w:rPr>
+        <w:t>Spring Data JPA</w:t>
+      </w:r>
+      <w:r>
+        <w:rPr>
+          <w:rFonts w:ascii="Times New Roman" w:hAnsi="Times New Roman" w:cs="Times New Roman"/>
+          <w:bCs/>
+          <w:spacing w:val="-2"/>
+        </w:rPr>
+        <w:t xml:space="preserve"> for seamless integration between Java objects and relational database entities, improving data management and reducing boilerplate code for CRUD operations. </w:t>
       </w:r>
     </w:p>
     <w:p>
@@ -7474,58 +7264,55 @@
           <w:bCs/>
           <w:spacing w:val="-2"/>
         </w:rPr>
-        <w:t xml:space="preserve">Employed </w:t>
-      </w:r>
-      <w:r>
-        <w:rPr>
-          <w:rFonts w:ascii="Times New Roman" w:hAnsi="Times New Roman" w:cs="Times New Roman"/>
-          <w:b/>
-          <w:bCs/>
-          <w:spacing w:val="-2"/>
-        </w:rPr>
-        <w:t>Spring Security</w:t>
-      </w:r>
-      <w:r>
-        <w:rPr>
-          <w:rFonts w:ascii="Times New Roman" w:hAnsi="Times New Roman" w:cs="Times New Roman"/>
-          <w:bCs/>
-          <w:spacing w:val="-2"/>
-        </w:rPr>
-        <w:t xml:space="preserve"> and </w:t>
-      </w:r>
-      <w:r>
-        <w:rPr>
-          <w:rFonts w:ascii="Times New Roman" w:hAnsi="Times New Roman" w:cs="Times New Roman"/>
-          <w:b/>
-          <w:bCs/>
-          <w:spacing w:val="-2"/>
-        </w:rPr>
-        <w:t>OAuth 2.0</w:t>
-      </w:r>
-      <w:r>
-        <w:rPr>
-          <w:rFonts w:ascii="Times New Roman" w:hAnsi="Times New Roman" w:cs="Times New Roman"/>
-          <w:bCs/>
-          <w:spacing w:val="-2"/>
-        </w:rPr>
-        <w:t xml:space="preserve"> with </w:t>
-      </w:r>
-      <w:r>
-        <w:rPr>
-          <w:rFonts w:ascii="Times New Roman" w:hAnsi="Times New Roman" w:cs="Times New Roman"/>
-          <w:b/>
-          <w:bCs/>
-          <w:spacing w:val="-2"/>
-        </w:rPr>
-        <w:t>JWT</w:t>
-      </w:r>
-      <w:r>
-        <w:rPr>
-          <w:rFonts w:ascii="Times New Roman" w:hAnsi="Times New Roman" w:cs="Times New Roman"/>
-          <w:bCs/>
-          <w:spacing w:val="-2"/>
-        </w:rPr>
-        <w:t xml:space="preserve"> to implement secure authentication and authorization for users, ensuring the integrity and confidentiality of financial transactions and sensitive client data. </w:t>
+        <w:t xml:space="preserve">Deployed microservices on </w:t>
+      </w:r>
+      <w:r>
+        <w:rPr>
+          <w:rFonts w:ascii="Times New Roman" w:hAnsi="Times New Roman" w:cs="Times New Roman"/>
+          <w:b/>
+          <w:spacing w:val="-2"/>
+        </w:rPr>
+        <w:t>Google Compute Engine (GCE) instances</w:t>
+      </w:r>
+      <w:r>
+        <w:rPr>
+          <w:rFonts w:ascii="Times New Roman" w:hAnsi="Times New Roman" w:cs="Times New Roman"/>
+          <w:bCs/>
+          <w:spacing w:val="-2"/>
+        </w:rPr>
+        <w:t xml:space="preserve">, utilizing </w:t>
+      </w:r>
+      <w:r>
+        <w:rPr>
+          <w:rFonts w:ascii="Times New Roman" w:hAnsi="Times New Roman" w:cs="Times New Roman"/>
+          <w:b/>
+          <w:spacing w:val="-2"/>
+        </w:rPr>
+        <w:t>Google Cloud Load Balancing</w:t>
+      </w:r>
+      <w:r>
+        <w:rPr>
+          <w:rFonts w:ascii="Times New Roman" w:hAnsi="Times New Roman" w:cs="Times New Roman"/>
+          <w:bCs/>
+          <w:spacing w:val="-2"/>
+        </w:rPr>
+        <w:t xml:space="preserve"> to ensure high availability, and implemented </w:t>
+      </w:r>
+      <w:r>
+        <w:rPr>
+          <w:rFonts w:ascii="Times New Roman" w:hAnsi="Times New Roman" w:cs="Times New Roman"/>
+          <w:b/>
+          <w:spacing w:val="-2"/>
+        </w:rPr>
+        <w:t>Instance Groups with autoscaling</w:t>
+      </w:r>
+      <w:r>
+        <w:rPr>
+          <w:rFonts w:ascii="Times New Roman" w:hAnsi="Times New Roman" w:cs="Times New Roman"/>
+          <w:bCs/>
+          <w:spacing w:val="-2"/>
+        </w:rPr>
+        <w:t xml:space="preserve"> to dynamically adjust resources based on platform demand during peak trading periods.</w:t>
       </w:r>
     </w:p>
     <w:p>
@@ -7548,24 +7335,23 @@
           <w:bCs/>
           <w:spacing w:val="-2"/>
         </w:rPr>
-        <w:t xml:space="preserve">Worked with </w:t>
-      </w:r>
-      <w:r>
-        <w:rPr>
-          <w:rFonts w:ascii="Times New Roman" w:hAnsi="Times New Roman" w:cs="Times New Roman"/>
-          <w:b/>
-          <w:bCs/>
-          <w:spacing w:val="-2"/>
-        </w:rPr>
-        <w:t>PostgreSQL</w:t>
-      </w:r>
-      <w:r>
-        <w:rPr>
-          <w:rFonts w:ascii="Times New Roman" w:hAnsi="Times New Roman" w:cs="Times New Roman"/>
-          <w:bCs/>
-          <w:spacing w:val="-2"/>
-        </w:rPr>
-        <w:t xml:space="preserve"> to handle the storage and querying of trade data, market information, and client portfolios, optimizing database interactions to ensure performance and scalability. </w:t>
+        <w:t xml:space="preserve">Leveraged </w:t>
+      </w:r>
+      <w:r>
+        <w:rPr>
+          <w:rFonts w:ascii="Times New Roman" w:hAnsi="Times New Roman" w:cs="Times New Roman"/>
+          <w:b/>
+          <w:spacing w:val="-2"/>
+        </w:rPr>
+        <w:t>Google Cloud Storage (GCS)</w:t>
+      </w:r>
+      <w:r>
+        <w:rPr>
+          <w:rFonts w:ascii="Times New Roman" w:hAnsi="Times New Roman" w:cs="Times New Roman"/>
+          <w:bCs/>
+          <w:spacing w:val="-2"/>
+        </w:rPr>
+        <w:t xml:space="preserve"> for secure and scalable storage of trade logs, historical data, and market reports, ensuring easy access and compliance with data retention policies.</w:t>
       </w:r>
     </w:p>
     <w:p>
@@ -7588,24 +7374,24 @@
           <w:bCs/>
           <w:spacing w:val="-2"/>
         </w:rPr>
-        <w:t xml:space="preserve">Utilized </w:t>
-      </w:r>
-      <w:r>
-        <w:rPr>
-          <w:rFonts w:ascii="Times New Roman" w:hAnsi="Times New Roman" w:cs="Times New Roman"/>
-          <w:b/>
-          <w:bCs/>
-          <w:spacing w:val="-2"/>
-        </w:rPr>
-        <w:t>Spring Data JPA</w:t>
-      </w:r>
-      <w:r>
-        <w:rPr>
-          <w:rFonts w:ascii="Times New Roman" w:hAnsi="Times New Roman" w:cs="Times New Roman"/>
-          <w:bCs/>
-          <w:spacing w:val="-2"/>
-        </w:rPr>
-        <w:t xml:space="preserve"> for seamless integration between Java objects and relational database entities, improving data management and reducing boilerplate code for CRUD operations. </w:t>
+        <w:t xml:space="preserve">Integrated </w:t>
+      </w:r>
+      <w:r>
+        <w:rPr>
+          <w:rFonts w:ascii="Times New Roman" w:hAnsi="Times New Roman" w:cs="Times New Roman"/>
+          <w:b/>
+          <w:bCs/>
+          <w:spacing w:val="-2"/>
+        </w:rPr>
+        <w:t>Redis</w:t>
+      </w:r>
+      <w:r>
+        <w:rPr>
+          <w:rFonts w:ascii="Times New Roman" w:hAnsi="Times New Roman" w:cs="Times New Roman"/>
+          <w:bCs/>
+          <w:spacing w:val="-2"/>
+        </w:rPr>
+        <w:t xml:space="preserve"> for caching frequently queried data, improving the platform's performance by reducing latency during high-frequency trading activities. </w:t>
       </w:r>
     </w:p>
     <w:p>
@@ -7628,58 +7414,41 @@
           <w:bCs/>
           <w:spacing w:val="-2"/>
         </w:rPr>
-        <w:t xml:space="preserve">Deployed microservices on </w:t>
-      </w:r>
-      <w:r>
-        <w:rPr>
-          <w:rFonts w:ascii="Times New Roman" w:hAnsi="Times New Roman" w:cs="Times New Roman"/>
-          <w:b/>
-          <w:bCs/>
-          <w:spacing w:val="-2"/>
-        </w:rPr>
-        <w:t>AWS EC2</w:t>
-      </w:r>
-      <w:r>
-        <w:rPr>
-          <w:rFonts w:ascii="Times New Roman" w:hAnsi="Times New Roman" w:cs="Times New Roman"/>
-          <w:bCs/>
-          <w:spacing w:val="-2"/>
-        </w:rPr>
-        <w:t xml:space="preserve"> instances, using </w:t>
-      </w:r>
-      <w:r>
-        <w:rPr>
-          <w:rFonts w:ascii="Times New Roman" w:hAnsi="Times New Roman" w:cs="Times New Roman"/>
-          <w:b/>
-          <w:bCs/>
-          <w:spacing w:val="-2"/>
-        </w:rPr>
-        <w:t>Elastic Load Balancer (ELB)</w:t>
-      </w:r>
-      <w:r>
-        <w:rPr>
-          <w:rFonts w:ascii="Times New Roman" w:hAnsi="Times New Roman" w:cs="Times New Roman"/>
-          <w:bCs/>
-          <w:spacing w:val="-2"/>
-        </w:rPr>
-        <w:t xml:space="preserve"> to ensure high availability, and implemented </w:t>
-      </w:r>
-      <w:r>
-        <w:rPr>
-          <w:rFonts w:ascii="Times New Roman" w:hAnsi="Times New Roman" w:cs="Times New Roman"/>
-          <w:b/>
-          <w:bCs/>
-          <w:spacing w:val="-2"/>
-        </w:rPr>
-        <w:t>Auto Scaling</w:t>
-      </w:r>
-      <w:r>
-        <w:rPr>
-          <w:rFonts w:ascii="Times New Roman" w:hAnsi="Times New Roman" w:cs="Times New Roman"/>
-          <w:bCs/>
-          <w:spacing w:val="-2"/>
-        </w:rPr>
-        <w:t xml:space="preserve"> to automatically adjust resources based on platform demand during peak trading periods. </w:t>
+        <w:t xml:space="preserve">Automated build, test, and deployment workflows using </w:t>
+      </w:r>
+      <w:r>
+        <w:rPr>
+          <w:rFonts w:ascii="Times New Roman" w:hAnsi="Times New Roman" w:cs="Times New Roman"/>
+          <w:b/>
+          <w:bCs/>
+          <w:spacing w:val="-2"/>
+        </w:rPr>
+        <w:t>Jenkins</w:t>
+      </w:r>
+      <w:r>
+        <w:rPr>
+          <w:rFonts w:ascii="Times New Roman" w:hAnsi="Times New Roman" w:cs="Times New Roman"/>
+          <w:bCs/>
+          <w:spacing w:val="-2"/>
+        </w:rPr>
+        <w:t xml:space="preserve"> and </w:t>
+      </w:r>
+      <w:r>
+        <w:rPr>
+          <w:rFonts w:ascii="Times New Roman" w:hAnsi="Times New Roman" w:cs="Times New Roman"/>
+          <w:b/>
+          <w:bCs/>
+          <w:spacing w:val="-2"/>
+        </w:rPr>
+        <w:t>GitLab</w:t>
+      </w:r>
+      <w:r>
+        <w:rPr>
+          <w:rFonts w:ascii="Times New Roman" w:hAnsi="Times New Roman" w:cs="Times New Roman"/>
+          <w:bCs/>
+          <w:spacing w:val="-2"/>
+        </w:rPr>
+        <w:t xml:space="preserve">, streamlining the CI/CD pipeline and ensuring consistent, fast, and reliable deployment cycles for new features and updates. </w:t>
       </w:r>
     </w:p>
     <w:p>
@@ -7702,24 +7471,41 @@
           <w:bCs/>
           <w:spacing w:val="-2"/>
         </w:rPr>
-        <w:t xml:space="preserve">Leveraged </w:t>
-      </w:r>
-      <w:r>
-        <w:rPr>
-          <w:rFonts w:ascii="Times New Roman" w:hAnsi="Times New Roman" w:cs="Times New Roman"/>
-          <w:b/>
-          <w:bCs/>
-          <w:spacing w:val="-2"/>
-        </w:rPr>
-        <w:t>AWS S3</w:t>
-      </w:r>
-      <w:r>
-        <w:rPr>
-          <w:rFonts w:ascii="Times New Roman" w:hAnsi="Times New Roman" w:cs="Times New Roman"/>
-          <w:bCs/>
-          <w:spacing w:val="-2"/>
-        </w:rPr>
-        <w:t xml:space="preserve"> for secure and scalable storage of trade logs, historical data, and market reports, ensuring easy access and compliance with data retention policies. </w:t>
+        <w:t xml:space="preserve">Conducted unit and integration testing with </w:t>
+      </w:r>
+      <w:r>
+        <w:rPr>
+          <w:rFonts w:ascii="Times New Roman" w:hAnsi="Times New Roman" w:cs="Times New Roman"/>
+          <w:b/>
+          <w:bCs/>
+          <w:spacing w:val="-2"/>
+        </w:rPr>
+        <w:t>JUnit</w:t>
+      </w:r>
+      <w:r>
+        <w:rPr>
+          <w:rFonts w:ascii="Times New Roman" w:hAnsi="Times New Roman" w:cs="Times New Roman"/>
+          <w:bCs/>
+          <w:spacing w:val="-2"/>
+        </w:rPr>
+        <w:t xml:space="preserve"> and </w:t>
+      </w:r>
+      <w:r>
+        <w:rPr>
+          <w:rFonts w:ascii="Times New Roman" w:hAnsi="Times New Roman" w:cs="Times New Roman"/>
+          <w:b/>
+          <w:bCs/>
+          <w:spacing w:val="-2"/>
+        </w:rPr>
+        <w:t>Mockito</w:t>
+      </w:r>
+      <w:r>
+        <w:rPr>
+          <w:rFonts w:ascii="Times New Roman" w:hAnsi="Times New Roman" w:cs="Times New Roman"/>
+          <w:bCs/>
+          <w:spacing w:val="-2"/>
+        </w:rPr>
+        <w:t xml:space="preserve">, ensuring the reliability and accuracy of backend services, particularly trade execution and market data processing components. </w:t>
       </w:r>
     </w:p>
     <w:p>
@@ -7742,24 +7528,23 @@
           <w:bCs/>
           <w:spacing w:val="-2"/>
         </w:rPr>
-        <w:t xml:space="preserve">Integrated </w:t>
-      </w:r>
-      <w:r>
-        <w:rPr>
-          <w:rFonts w:ascii="Times New Roman" w:hAnsi="Times New Roman" w:cs="Times New Roman"/>
-          <w:b/>
-          <w:bCs/>
-          <w:spacing w:val="-2"/>
-        </w:rPr>
-        <w:t>Redis</w:t>
-      </w:r>
-      <w:r>
-        <w:rPr>
-          <w:rFonts w:ascii="Times New Roman" w:hAnsi="Times New Roman" w:cs="Times New Roman"/>
-          <w:bCs/>
-          <w:spacing w:val="-2"/>
-        </w:rPr>
-        <w:t xml:space="preserve"> for caching frequently queried data, improving the platform's performance by reducing latency during high-frequency trading activities. </w:t>
+        <w:t xml:space="preserve">Collaborated with </w:t>
+      </w:r>
+      <w:r>
+        <w:rPr>
+          <w:rFonts w:ascii="Times New Roman" w:hAnsi="Times New Roman" w:cs="Times New Roman"/>
+          <w:b/>
+          <w:spacing w:val="-2"/>
+        </w:rPr>
+        <w:t>cross-functional teams</w:t>
+      </w:r>
+      <w:r>
+        <w:rPr>
+          <w:rFonts w:ascii="Times New Roman" w:hAnsi="Times New Roman" w:cs="Times New Roman"/>
+          <w:bCs/>
+          <w:spacing w:val="-2"/>
+        </w:rPr>
+        <w:t xml:space="preserve">, including business analysts, product owners, and QA engineers, to define feature requirements, refine technical specifications, and ensure alignment with business and compliance needs. </w:t>
       </w:r>
     </w:p>
     <w:p>
@@ -7782,160 +7567,7 @@
           <w:bCs/>
           <w:spacing w:val="-2"/>
         </w:rPr>
-        <w:t xml:space="preserve">Automated build, test, and deployment workflows using </w:t>
-      </w:r>
-      <w:r>
-        <w:rPr>
-          <w:rFonts w:ascii="Times New Roman" w:hAnsi="Times New Roman" w:cs="Times New Roman"/>
-          <w:b/>
-          <w:bCs/>
-          <w:spacing w:val="-2"/>
-        </w:rPr>
-        <w:t>Jenkins</w:t>
-      </w:r>
-      <w:r>
-        <w:rPr>
-          <w:rFonts w:ascii="Times New Roman" w:hAnsi="Times New Roman" w:cs="Times New Roman"/>
-          <w:bCs/>
-          <w:spacing w:val="-2"/>
-        </w:rPr>
-        <w:t xml:space="preserve"> and </w:t>
-      </w:r>
-      <w:r>
-        <w:rPr>
-          <w:rFonts w:ascii="Times New Roman" w:hAnsi="Times New Roman" w:cs="Times New Roman"/>
-          <w:b/>
-          <w:bCs/>
-          <w:spacing w:val="-2"/>
-        </w:rPr>
-        <w:t>GitLab</w:t>
-      </w:r>
-      <w:r>
-        <w:rPr>
-          <w:rFonts w:ascii="Times New Roman" w:hAnsi="Times New Roman" w:cs="Times New Roman"/>
-          <w:bCs/>
-          <w:spacing w:val="-2"/>
-        </w:rPr>
-        <w:t xml:space="preserve">, streamlining the CI/CD pipeline and ensuring consistent, fast, and reliable deployment cycles for new features and updates. </w:t>
-      </w:r>
-    </w:p>
-    <w:p>
-      <w:pPr>
-        <w:pStyle w:val="ListParagraph"/>
-        <w:numPr>
-          <w:ilvl w:val="0"/>
-          <w:numId w:val="14"/>
-        </w:numPr>
-        <w:jc w:val="both"/>
-        <w:rPr>
-          <w:rFonts w:ascii="Times New Roman" w:hAnsi="Times New Roman" w:cs="Times New Roman"/>
-          <w:bCs/>
-          <w:spacing w:val="-2"/>
-        </w:rPr>
-      </w:pPr>
-      <w:r>
-        <w:rPr>
-          <w:rFonts w:ascii="Times New Roman" w:hAnsi="Times New Roman" w:cs="Times New Roman"/>
-          <w:bCs/>
-          <w:spacing w:val="-2"/>
-        </w:rPr>
-        <w:t xml:space="preserve">Conducted unit and integration testing with </w:t>
-      </w:r>
-      <w:r>
-        <w:rPr>
-          <w:rFonts w:ascii="Times New Roman" w:hAnsi="Times New Roman" w:cs="Times New Roman"/>
-          <w:b/>
-          <w:bCs/>
-          <w:spacing w:val="-2"/>
-        </w:rPr>
-        <w:t>JUnit</w:t>
-      </w:r>
-      <w:r>
-        <w:rPr>
-          <w:rFonts w:ascii="Times New Roman" w:hAnsi="Times New Roman" w:cs="Times New Roman"/>
-          <w:bCs/>
-          <w:spacing w:val="-2"/>
-        </w:rPr>
-        <w:t xml:space="preserve"> and </w:t>
-      </w:r>
-      <w:r>
-        <w:rPr>
-          <w:rFonts w:ascii="Times New Roman" w:hAnsi="Times New Roman" w:cs="Times New Roman"/>
-          <w:b/>
-          <w:bCs/>
-          <w:spacing w:val="-2"/>
-        </w:rPr>
-        <w:t>Mockito</w:t>
-      </w:r>
-      <w:r>
-        <w:rPr>
-          <w:rFonts w:ascii="Times New Roman" w:hAnsi="Times New Roman" w:cs="Times New Roman"/>
-          <w:bCs/>
-          <w:spacing w:val="-2"/>
-        </w:rPr>
-        <w:t xml:space="preserve">, ensuring the reliability and accuracy of backend services, particularly trade execution and market data processing components. </w:t>
-      </w:r>
-    </w:p>
-    <w:p>
-      <w:pPr>
-        <w:pStyle w:val="ListParagraph"/>
-        <w:numPr>
-          <w:ilvl w:val="0"/>
-          <w:numId w:val="14"/>
-        </w:numPr>
-        <w:jc w:val="both"/>
-        <w:rPr>
-          <w:rFonts w:ascii="Times New Roman" w:hAnsi="Times New Roman" w:cs="Times New Roman"/>
-          <w:bCs/>
-          <w:spacing w:val="-2"/>
-        </w:rPr>
-      </w:pPr>
-      <w:r>
-        <w:rPr>
-          <w:rFonts w:ascii="Times New Roman" w:hAnsi="Times New Roman" w:cs="Times New Roman"/>
-          <w:bCs/>
-          <w:spacing w:val="-2"/>
-        </w:rPr>
         <w:lastRenderedPageBreak/>
-        <w:t xml:space="preserve">Collaborated with </w:t>
-      </w:r>
-      <w:r>
-        <w:rPr>
-          <w:rFonts w:ascii="Times New Roman" w:hAnsi="Times New Roman" w:cs="Times New Roman"/>
-          <w:b/>
-          <w:spacing w:val="-2"/>
-        </w:rPr>
-        <w:t>cross-functional teams</w:t>
-      </w:r>
-      <w:r>
-        <w:rPr>
-          <w:rFonts w:ascii="Times New Roman" w:hAnsi="Times New Roman" w:cs="Times New Roman"/>
-          <w:bCs/>
-          <w:spacing w:val="-2"/>
-        </w:rPr>
-        <w:t xml:space="preserve">, including business analysts, product owners, and QA engineers, to define feature requirements, refine technical specifications, and ensure alignment with business and compliance needs. </w:t>
-      </w:r>
-    </w:p>
-    <w:p>
-      <w:pPr>
-        <w:pStyle w:val="ListParagraph"/>
-        <w:numPr>
-          <w:ilvl w:val="0"/>
-          <w:numId w:val="14"/>
-        </w:numPr>
-        <w:jc w:val="both"/>
-        <w:rPr>
-          <w:rFonts w:ascii="Times New Roman" w:hAnsi="Times New Roman" w:cs="Times New Roman"/>
-          <w:bCs/>
-          <w:spacing w:val="-2"/>
-        </w:rPr>
-      </w:pPr>
-      <w:r>
-        <w:rPr>
-          <w:rFonts w:ascii="Times New Roman" w:hAnsi="Times New Roman" w:cs="Times New Roman"/>
-          <w:bCs/>
-          <w:spacing w:val="-2"/>
-        </w:rPr>
         <w:t xml:space="preserve">Participated in </w:t>
       </w:r>
       <w:r>
@@ -12902,7 +12534,6 @@
   <w:style w:type="character" w:default="1" w:styleId="DefaultParagraphFont">
     <w:name w:val="Default Paragraph Font"/>
     <w:uiPriority w:val="1"/>
-    <w:semiHidden/>
     <w:unhideWhenUsed/>
   </w:style>
   <w:style w:type="table" w:default="1" w:styleId="TableNormal">

--- a/cv/Anil_Kumar_Mopidevi.docx
+++ b/cv/Anil_Kumar_Mopidevi.docx
@@ -5074,49 +5074,66 @@
           <w:bCs/>
           <w:spacing w:val="-2"/>
         </w:rPr>
-        <w:t>Implemented detailed logging</w:t>
-      </w:r>
-      <w:r>
-        <w:rPr>
-          <w:rFonts w:ascii="Times New Roman" w:hAnsi="Times New Roman" w:cs="Times New Roman"/>
-          <w:bCs/>
-          <w:spacing w:val="-2"/>
-        </w:rPr>
-        <w:t xml:space="preserve"> using </w:t>
-      </w:r>
-      <w:r>
-        <w:rPr>
-          <w:rFonts w:ascii="Times New Roman" w:hAnsi="Times New Roman" w:cs="Times New Roman"/>
-          <w:b/>
-          <w:bCs/>
-          <w:spacing w:val="-2"/>
-        </w:rPr>
-        <w:t>AWS CloudWatch</w:t>
-      </w:r>
-      <w:r>
-        <w:rPr>
-          <w:rFonts w:ascii="Times New Roman" w:hAnsi="Times New Roman" w:cs="Times New Roman"/>
-          <w:bCs/>
-          <w:spacing w:val="-2"/>
-        </w:rPr>
-        <w:t xml:space="preserve"> and </w:t>
-      </w:r>
-      <w:r>
-        <w:rPr>
-          <w:rFonts w:ascii="Times New Roman" w:hAnsi="Times New Roman" w:cs="Times New Roman"/>
-          <w:b/>
-          <w:bCs/>
-          <w:spacing w:val="-2"/>
-        </w:rPr>
-        <w:t>Log4j</w:t>
-      </w:r>
-      <w:r>
-        <w:rPr>
-          <w:rFonts w:ascii="Times New Roman" w:hAnsi="Times New Roman" w:cs="Times New Roman"/>
-          <w:bCs/>
-          <w:spacing w:val="-2"/>
-        </w:rPr>
-        <w:t>, tracking system activities, error logs, and operational events for easier debugging and performance monitoring.</w:t>
+        <w:t>Managed version control</w:t>
+      </w:r>
+      <w:r>
+        <w:rPr>
+          <w:rFonts w:ascii="Times New Roman" w:hAnsi="Times New Roman" w:cs="Times New Roman"/>
+          <w:bCs/>
+          <w:spacing w:val="-2"/>
+        </w:rPr>
+        <w:t xml:space="preserve"> with </w:t>
+      </w:r>
+      <w:r>
+        <w:rPr>
+          <w:rFonts w:ascii="Times New Roman" w:hAnsi="Times New Roman" w:cs="Times New Roman"/>
+          <w:b/>
+          <w:bCs/>
+          <w:spacing w:val="-2"/>
+        </w:rPr>
+        <w:t>GitHub</w:t>
+      </w:r>
+      <w:r>
+        <w:rPr>
+          <w:rFonts w:ascii="Times New Roman" w:hAnsi="Times New Roman" w:cs="Times New Roman"/>
+          <w:bCs/>
+          <w:spacing w:val="-2"/>
+        </w:rPr>
+        <w:t xml:space="preserve">, ensuring organized source code management. Used </w:t>
+      </w:r>
+      <w:r>
+        <w:rPr>
+          <w:rFonts w:ascii="Times New Roman" w:hAnsi="Times New Roman" w:cs="Times New Roman"/>
+          <w:b/>
+          <w:bCs/>
+          <w:spacing w:val="-2"/>
+        </w:rPr>
+        <w:t>feature branches</w:t>
+      </w:r>
+      <w:r>
+        <w:rPr>
+          <w:rFonts w:ascii="Times New Roman" w:hAnsi="Times New Roman" w:cs="Times New Roman"/>
+          <w:bCs/>
+          <w:spacing w:val="-2"/>
+        </w:rPr>
+        <w:t xml:space="preserve"> for new feature development and </w:t>
+      </w:r>
+      <w:r>
+        <w:rPr>
+          <w:rFonts w:ascii="Times New Roman" w:hAnsi="Times New Roman" w:cs="Times New Roman"/>
+          <w:b/>
+          <w:bCs/>
+          <w:spacing w:val="-2"/>
+        </w:rPr>
+        <w:t>peer code reviews</w:t>
+      </w:r>
+      <w:r>
+        <w:rPr>
+          <w:rFonts w:ascii="Times New Roman" w:hAnsi="Times New Roman" w:cs="Times New Roman"/>
+          <w:bCs/>
+          <w:spacing w:val="-2"/>
+        </w:rPr>
+        <w:t xml:space="preserve"> to maintain high-quality code standards.</w:t>
       </w:r>
     </w:p>
     <w:p>
@@ -5136,70 +5153,270 @@
       <w:r>
         <w:rPr>
           <w:rFonts w:ascii="Times New Roman" w:hAnsi="Times New Roman" w:cs="Times New Roman"/>
-          <w:b/>
-          <w:bCs/>
-          <w:spacing w:val="-2"/>
-        </w:rPr>
-        <w:t>Managed version control</w:t>
-      </w:r>
-      <w:r>
-        <w:rPr>
-          <w:rFonts w:ascii="Times New Roman" w:hAnsi="Times New Roman" w:cs="Times New Roman"/>
-          <w:bCs/>
-          <w:spacing w:val="-2"/>
-        </w:rPr>
-        <w:t xml:space="preserve"> with </w:t>
-      </w:r>
-      <w:r>
-        <w:rPr>
-          <w:rFonts w:ascii="Times New Roman" w:hAnsi="Times New Roman" w:cs="Times New Roman"/>
-          <w:b/>
-          <w:bCs/>
-          <w:spacing w:val="-2"/>
-        </w:rPr>
-        <w:t>GitHub</w:t>
-      </w:r>
-      <w:r>
-        <w:rPr>
-          <w:rFonts w:ascii="Times New Roman" w:hAnsi="Times New Roman" w:cs="Times New Roman"/>
-          <w:bCs/>
-          <w:spacing w:val="-2"/>
-        </w:rPr>
-        <w:t xml:space="preserve">, ensuring organized source code management. Used </w:t>
-      </w:r>
-      <w:r>
-        <w:rPr>
-          <w:rFonts w:ascii="Times New Roman" w:hAnsi="Times New Roman" w:cs="Times New Roman"/>
-          <w:b/>
-          <w:bCs/>
-          <w:spacing w:val="-2"/>
-        </w:rPr>
-        <w:t>feature branches</w:t>
-      </w:r>
-      <w:r>
-        <w:rPr>
-          <w:rFonts w:ascii="Times New Roman" w:hAnsi="Times New Roman" w:cs="Times New Roman"/>
-          <w:bCs/>
-          <w:spacing w:val="-2"/>
-        </w:rPr>
-        <w:t xml:space="preserve"> for new feature development and </w:t>
-      </w:r>
-      <w:r>
-        <w:rPr>
-          <w:rFonts w:ascii="Times New Roman" w:hAnsi="Times New Roman" w:cs="Times New Roman"/>
-          <w:b/>
-          <w:bCs/>
-          <w:spacing w:val="-2"/>
-        </w:rPr>
-        <w:t>peer code reviews</w:t>
-      </w:r>
-      <w:r>
-        <w:rPr>
-          <w:rFonts w:ascii="Times New Roman" w:hAnsi="Times New Roman" w:cs="Times New Roman"/>
-          <w:bCs/>
-          <w:spacing w:val="-2"/>
-        </w:rPr>
-        <w:t xml:space="preserve"> to maintain high-quality code standards.</w:t>
+          <w:bCs/>
+          <w:spacing w:val="-2"/>
+        </w:rPr>
+        <w:t xml:space="preserve">Provided </w:t>
+      </w:r>
+      <w:r>
+        <w:rPr>
+          <w:rFonts w:ascii="Times New Roman" w:hAnsi="Times New Roman" w:cs="Times New Roman"/>
+          <w:b/>
+          <w:bCs/>
+          <w:spacing w:val="-2"/>
+        </w:rPr>
+        <w:t>ongoing system maintenance and support</w:t>
+      </w:r>
+      <w:r>
+        <w:rPr>
+          <w:rFonts w:ascii="Times New Roman" w:hAnsi="Times New Roman" w:cs="Times New Roman"/>
+          <w:bCs/>
+          <w:spacing w:val="-2"/>
+        </w:rPr>
+        <w:t>, ensuring the platform remained stable, secure, and responsive to the evolving needs of the Missouri Department of Corrections.</w:t>
+      </w:r>
+    </w:p>
+    <w:p>
+      <w:pPr>
+        <w:spacing w:after="0"/>
+        <w:ind w:right="2885"/>
+        <w:jc w:val="both"/>
+        <w:rPr>
+          <w:rFonts w:ascii="Times New Roman" w:hAnsi="Times New Roman" w:cs="Times New Roman"/>
+          <w:b/>
+        </w:rPr>
+      </w:pPr>
+    </w:p>
+    <w:p>
+      <w:pPr>
+        <w:spacing w:after="0"/>
+        <w:ind w:right="2885"/>
+        <w:jc w:val="both"/>
+        <w:rPr>
+          <w:rFonts w:ascii="Times New Roman" w:hAnsi="Times New Roman" w:cs="Times New Roman"/>
+          <w:b/>
+        </w:rPr>
+      </w:pPr>
+      <w:r>
+        <w:rPr>
+          <w:rFonts w:ascii="Times New Roman" w:hAnsi="Times New Roman" w:cs="Times New Roman"/>
+          <w:b/>
+        </w:rPr>
+        <w:t xml:space="preserve">Client: </w:t>
+      </w:r>
+      <w:r>
+        <w:rPr>
+          <w:rFonts w:ascii="Times New Roman" w:hAnsi="Times New Roman" w:cs="Times New Roman"/>
+          <w:b/>
+        </w:rPr>
+        <w:t>Cipher Health,</w:t>
+      </w:r>
+      <w:r>
+        <w:rPr>
+          <w:rFonts w:ascii="Times New Roman" w:hAnsi="Times New Roman" w:cs="Times New Roman"/>
+          <w:b/>
+        </w:rPr>
+        <w:t xml:space="preserve"> </w:t>
+      </w:r>
+      <w:r>
+        <w:rPr>
+          <w:rFonts w:ascii="Times New Roman" w:hAnsi="Times New Roman" w:cs="Times New Roman"/>
+          <w:b/>
+        </w:rPr>
+        <w:t>NYC NY</w:t>
+      </w:r>
+    </w:p>
+    <w:p>
+      <w:pPr>
+        <w:spacing w:after="0"/>
+        <w:ind w:right="2885"/>
+        <w:jc w:val="both"/>
+        <w:rPr>
+          <w:rFonts w:ascii="Times New Roman" w:hAnsi="Times New Roman" w:cs="Times New Roman"/>
+          <w:b/>
+        </w:rPr>
+      </w:pPr>
+      <w:r>
+        <w:rPr>
+          <w:rFonts w:ascii="Times New Roman" w:hAnsi="Times New Roman" w:cs="Times New Roman"/>
+          <w:b/>
+        </w:rPr>
+        <w:t xml:space="preserve">Role: </w:t>
+      </w:r>
+      <w:r>
+        <w:rPr>
+          <w:rFonts w:ascii="Times New Roman" w:hAnsi="Times New Roman" w:cs="Times New Roman"/>
+          <w:b/>
+        </w:rPr>
+        <w:t>Java Full Stack</w:t>
+      </w:r>
+      <w:r>
+        <w:rPr>
+          <w:rFonts w:ascii="Times New Roman" w:hAnsi="Times New Roman" w:cs="Times New Roman"/>
+          <w:b/>
+        </w:rPr>
+        <w:t xml:space="preserve"> Developer</w:t>
+      </w:r>
+    </w:p>
+    <w:p>
+      <w:pPr>
+        <w:pStyle w:val="BodyText"/>
+        <w:spacing w:after="0"/>
+        <w:ind w:left="0" w:firstLine="0"/>
+        <w:rPr>
+          <w:rFonts w:ascii="Times New Roman" w:hAnsi="Times New Roman" w:cs="Times New Roman"/>
+          <w:b/>
+          <w:bCs/>
+        </w:rPr>
+      </w:pPr>
+      <w:r>
+        <w:rPr>
+          <w:rFonts w:ascii="Times New Roman" w:hAnsi="Times New Roman" w:cs="Times New Roman"/>
+          <w:b/>
+          <w:bCs/>
+        </w:rPr>
+        <w:t xml:space="preserve">Duration: </w:t>
+      </w:r>
+      <w:r>
+        <w:rPr>
+          <w:rFonts w:ascii="Times New Roman" w:hAnsi="Times New Roman" w:cs="Times New Roman"/>
+          <w:b/>
+          <w:bCs/>
+        </w:rPr>
+        <w:t>Jan</w:t>
+      </w:r>
+      <w:r>
+        <w:rPr>
+          <w:rFonts w:ascii="Times New Roman" w:hAnsi="Times New Roman" w:cs="Times New Roman"/>
+          <w:b/>
+          <w:bCs/>
+        </w:rPr>
+        <w:t xml:space="preserve"> 20</w:t>
+      </w:r>
+      <w:r>
+        <w:rPr>
+          <w:rFonts w:ascii="Times New Roman" w:hAnsi="Times New Roman" w:cs="Times New Roman"/>
+          <w:b/>
+          <w:bCs/>
+        </w:rPr>
+        <w:t>20</w:t>
+      </w:r>
+      <w:r>
+        <w:rPr>
+          <w:rFonts w:ascii="Times New Roman" w:hAnsi="Times New Roman" w:cs="Times New Roman"/>
+          <w:b/>
+          <w:bCs/>
+        </w:rPr>
+        <w:t xml:space="preserve"> – </w:t>
+      </w:r>
+      <w:r>
+        <w:rPr>
+          <w:rFonts w:ascii="Times New Roman" w:hAnsi="Times New Roman" w:cs="Times New Roman"/>
+          <w:b/>
+          <w:bCs/>
+        </w:rPr>
+        <w:t>May</w:t>
+      </w:r>
+      <w:r>
+        <w:rPr>
+          <w:rFonts w:ascii="Times New Roman" w:hAnsi="Times New Roman" w:cs="Times New Roman"/>
+          <w:b/>
+          <w:bCs/>
+        </w:rPr>
+        <w:t xml:space="preserve"> 202</w:t>
+      </w:r>
+      <w:r>
+        <w:rPr>
+          <w:rFonts w:ascii="Times New Roman" w:hAnsi="Times New Roman" w:cs="Times New Roman"/>
+          <w:b/>
+          <w:bCs/>
+        </w:rPr>
+        <w:t>1</w:t>
+      </w:r>
+      <w:r>
+        <w:rPr>
+          <w:rFonts w:ascii="Times New Roman" w:hAnsi="Times New Roman" w:cs="Times New Roman"/>
+          <w:b/>
+          <w:bCs/>
+        </w:rPr>
+        <w:t xml:space="preserve"> </w:t>
+      </w:r>
+    </w:p>
+    <w:p>
+      <w:pPr>
+        <w:pStyle w:val="BodyText"/>
+        <w:spacing w:after="0"/>
+        <w:ind w:left="0" w:firstLine="0"/>
+        <w:rPr>
+          <w:rFonts w:ascii="Times New Roman" w:hAnsi="Times New Roman" w:cs="Times New Roman"/>
+          <w:b/>
+          <w:bCs/>
+        </w:rPr>
+      </w:pPr>
+      <w:r>
+        <w:rPr>
+          <w:rFonts w:ascii="Times New Roman" w:hAnsi="Times New Roman" w:cs="Times New Roman"/>
+          <w:b/>
+          <w:bCs/>
+        </w:rPr>
+        <w:t>Project : Patient Health</w:t>
+      </w:r>
+    </w:p>
+    <w:p>
+      <w:pPr>
+        <w:pStyle w:val="BodyText"/>
+        <w:spacing w:after="0"/>
+        <w:ind w:left="0" w:firstLine="0"/>
+        <w:rPr>
+          <w:rFonts w:ascii="Times New Roman" w:hAnsi="Times New Roman" w:cs="Times New Roman"/>
+        </w:rPr>
+      </w:pPr>
+      <w:proofErr w:type="spellStart"/>
+      <w:r>
+        <w:rPr>
+          <w:rFonts w:ascii="Times New Roman" w:hAnsi="Times New Roman" w:cs="Times New Roman"/>
+          <w:b/>
+          <w:bCs/>
+        </w:rPr>
+        <w:t>PatientConnect</w:t>
+      </w:r>
+      <w:proofErr w:type="spellEnd"/>
+      <w:r>
+        <w:rPr>
+          <w:rFonts w:ascii="Times New Roman" w:hAnsi="Times New Roman" w:cs="Times New Roman"/>
+        </w:rPr>
+        <w:t xml:space="preserve"> is a comprehensive patient engagement platform designed to streamline communication between healthcare providers and patients. The application facilitates appointment scheduling, real-time health monitoring, secure messaging, and personalized health reminders, aiming to enhance patient satisfaction and improve health outcomes.</w:t>
+      </w:r>
+    </w:p>
+    <w:p>
+      <w:pPr>
+        <w:jc w:val="both"/>
+        <w:rPr>
+          <w:rFonts w:ascii="Times New Roman" w:hAnsi="Times New Roman" w:cs="Times New Roman"/>
+          <w:b/>
+          <w:spacing w:val="-2"/>
+          <w:lang w:val="en-IN"/>
+        </w:rPr>
+      </w:pPr>
+    </w:p>
+    <w:p>
+      <w:pPr>
+        <w:jc w:val="both"/>
+        <w:rPr>
+          <w:rFonts w:ascii="Times New Roman" w:hAnsi="Times New Roman" w:cs="Times New Roman"/>
+          <w:b/>
+          <w:spacing w:val="-2"/>
+          <w:lang w:val="en-IN"/>
+        </w:rPr>
+      </w:pPr>
+      <w:r>
+        <w:rPr>
+          <w:rFonts w:ascii="Times New Roman" w:hAnsi="Times New Roman" w:cs="Times New Roman"/>
+          <w:b/>
+          <w:spacing w:val="-2"/>
+          <w:lang w:val="en-IN"/>
+        </w:rPr>
+        <w:t>Roles &amp; Responsibilities:</w:t>
       </w:r>
     </w:p>
     <w:p>
@@ -5222,267 +5439,23 @@
           <w:bCs/>
           <w:spacing w:val="-2"/>
         </w:rPr>
-        <w:t xml:space="preserve">Provided </w:t>
-      </w:r>
-      <w:r>
-        <w:rPr>
-          <w:rFonts w:ascii="Times New Roman" w:hAnsi="Times New Roman" w:cs="Times New Roman"/>
-          <w:b/>
-          <w:bCs/>
-          <w:spacing w:val="-2"/>
-        </w:rPr>
-        <w:t>ongoing system maintenance and support</w:t>
-      </w:r>
-      <w:r>
-        <w:rPr>
-          <w:rFonts w:ascii="Times New Roman" w:hAnsi="Times New Roman" w:cs="Times New Roman"/>
-          <w:bCs/>
-          <w:spacing w:val="-2"/>
-        </w:rPr>
-        <w:t>, ensuring the platform remained stable, secure, and responsive to the evolving needs of the Missouri Department of Corrections.</w:t>
-      </w:r>
-    </w:p>
-    <w:p>
-      <w:pPr>
-        <w:spacing w:after="0"/>
-        <w:ind w:right="2885"/>
-        <w:jc w:val="both"/>
-        <w:rPr>
-          <w:rFonts w:ascii="Times New Roman" w:hAnsi="Times New Roman" w:cs="Times New Roman"/>
-          <w:b/>
-        </w:rPr>
-      </w:pPr>
-    </w:p>
-    <w:p>
-      <w:pPr>
-        <w:spacing w:after="0"/>
-        <w:ind w:right="2885"/>
-        <w:jc w:val="both"/>
-        <w:rPr>
-          <w:rFonts w:ascii="Times New Roman" w:hAnsi="Times New Roman" w:cs="Times New Roman"/>
-          <w:b/>
-        </w:rPr>
-      </w:pPr>
-      <w:r>
-        <w:rPr>
-          <w:rFonts w:ascii="Times New Roman" w:hAnsi="Times New Roman" w:cs="Times New Roman"/>
-          <w:b/>
-        </w:rPr>
-        <w:t xml:space="preserve">Client: </w:t>
-      </w:r>
-      <w:r>
-        <w:rPr>
-          <w:rFonts w:ascii="Times New Roman" w:hAnsi="Times New Roman" w:cs="Times New Roman"/>
-          <w:b/>
-        </w:rPr>
-        <w:t>Cipher Health,</w:t>
-      </w:r>
-      <w:r>
-        <w:rPr>
-          <w:rFonts w:ascii="Times New Roman" w:hAnsi="Times New Roman" w:cs="Times New Roman"/>
-          <w:b/>
-        </w:rPr>
-        <w:t xml:space="preserve"> </w:t>
-      </w:r>
-      <w:r>
-        <w:rPr>
-          <w:rFonts w:ascii="Times New Roman" w:hAnsi="Times New Roman" w:cs="Times New Roman"/>
-          <w:b/>
-        </w:rPr>
-        <w:t>NYC NY</w:t>
-      </w:r>
-    </w:p>
-    <w:p>
-      <w:pPr>
-        <w:spacing w:after="0"/>
-        <w:ind w:right="2885"/>
-        <w:jc w:val="both"/>
-        <w:rPr>
-          <w:rFonts w:ascii="Times New Roman" w:hAnsi="Times New Roman" w:cs="Times New Roman"/>
-          <w:b/>
-        </w:rPr>
-      </w:pPr>
-      <w:r>
-        <w:rPr>
-          <w:rFonts w:ascii="Times New Roman" w:hAnsi="Times New Roman" w:cs="Times New Roman"/>
-          <w:b/>
-        </w:rPr>
-        <w:t xml:space="preserve">Role: </w:t>
-      </w:r>
-      <w:r>
-        <w:rPr>
-          <w:rFonts w:ascii="Times New Roman" w:hAnsi="Times New Roman" w:cs="Times New Roman"/>
-          <w:b/>
-        </w:rPr>
-        <w:t>Java Full Stack</w:t>
-      </w:r>
-      <w:r>
-        <w:rPr>
-          <w:rFonts w:ascii="Times New Roman" w:hAnsi="Times New Roman" w:cs="Times New Roman"/>
-          <w:b/>
-        </w:rPr>
-        <w:t xml:space="preserve"> Developer</w:t>
-      </w:r>
-    </w:p>
-    <w:p>
-      <w:pPr>
-        <w:pStyle w:val="BodyText"/>
-        <w:spacing w:after="0"/>
-        <w:ind w:left="0" w:firstLine="0"/>
-        <w:rPr>
-          <w:rFonts w:ascii="Times New Roman" w:hAnsi="Times New Roman" w:cs="Times New Roman"/>
-          <w:b/>
-          <w:bCs/>
-        </w:rPr>
-      </w:pPr>
-      <w:r>
-        <w:rPr>
-          <w:rFonts w:ascii="Times New Roman" w:hAnsi="Times New Roman" w:cs="Times New Roman"/>
-          <w:b/>
-          <w:bCs/>
-        </w:rPr>
-        <w:t xml:space="preserve">Duration: </w:t>
-      </w:r>
-      <w:r>
-        <w:rPr>
-          <w:rFonts w:ascii="Times New Roman" w:hAnsi="Times New Roman" w:cs="Times New Roman"/>
-          <w:b/>
-          <w:bCs/>
-        </w:rPr>
-        <w:t>Jan</w:t>
-      </w:r>
-      <w:r>
-        <w:rPr>
-          <w:rFonts w:ascii="Times New Roman" w:hAnsi="Times New Roman" w:cs="Times New Roman"/>
-          <w:b/>
-          <w:bCs/>
-        </w:rPr>
-        <w:t xml:space="preserve"> 20</w:t>
-      </w:r>
-      <w:r>
-        <w:rPr>
-          <w:rFonts w:ascii="Times New Roman" w:hAnsi="Times New Roman" w:cs="Times New Roman"/>
-          <w:b/>
-          <w:bCs/>
-        </w:rPr>
-        <w:t>20</w:t>
-      </w:r>
-      <w:r>
-        <w:rPr>
-          <w:rFonts w:ascii="Times New Roman" w:hAnsi="Times New Roman" w:cs="Times New Roman"/>
-          <w:b/>
-          <w:bCs/>
-        </w:rPr>
-        <w:t xml:space="preserve"> – </w:t>
-      </w:r>
-      <w:r>
-        <w:rPr>
-          <w:rFonts w:ascii="Times New Roman" w:hAnsi="Times New Roman" w:cs="Times New Roman"/>
-          <w:b/>
-          <w:bCs/>
-        </w:rPr>
-        <w:t>May</w:t>
-      </w:r>
-      <w:r>
-        <w:rPr>
-          <w:rFonts w:ascii="Times New Roman" w:hAnsi="Times New Roman" w:cs="Times New Roman"/>
-          <w:b/>
-          <w:bCs/>
-        </w:rPr>
-        <w:t xml:space="preserve"> 202</w:t>
-      </w:r>
-      <w:r>
-        <w:rPr>
-          <w:rFonts w:ascii="Times New Roman" w:hAnsi="Times New Roman" w:cs="Times New Roman"/>
-          <w:b/>
-          <w:bCs/>
-        </w:rPr>
-        <w:t>1</w:t>
-      </w:r>
-      <w:r>
-        <w:rPr>
-          <w:rFonts w:ascii="Times New Roman" w:hAnsi="Times New Roman" w:cs="Times New Roman"/>
-          <w:b/>
-          <w:bCs/>
-        </w:rPr>
-        <w:t xml:space="preserve"> </w:t>
-      </w:r>
-    </w:p>
-    <w:p>
-      <w:pPr>
-        <w:pStyle w:val="BodyText"/>
-        <w:spacing w:after="0"/>
-        <w:ind w:left="0" w:firstLine="0"/>
-        <w:rPr>
-          <w:rFonts w:ascii="Times New Roman" w:hAnsi="Times New Roman" w:cs="Times New Roman"/>
-          <w:b/>
-          <w:bCs/>
-        </w:rPr>
-      </w:pPr>
-      <w:r>
-        <w:rPr>
-          <w:rFonts w:ascii="Times New Roman" w:hAnsi="Times New Roman" w:cs="Times New Roman"/>
-          <w:b/>
-          <w:bCs/>
-        </w:rPr>
-        <w:t>Project : Patient Health</w:t>
-      </w:r>
-    </w:p>
-    <w:p>
-      <w:pPr>
-        <w:pStyle w:val="BodyText"/>
-        <w:spacing w:after="0"/>
-        <w:ind w:left="0" w:firstLine="0"/>
-        <w:rPr>
-          <w:rFonts w:ascii="Times New Roman" w:hAnsi="Times New Roman" w:cs="Times New Roman"/>
-        </w:rPr>
-      </w:pPr>
-      <w:proofErr w:type="spellStart"/>
-      <w:r>
-        <w:rPr>
-          <w:rFonts w:ascii="Times New Roman" w:hAnsi="Times New Roman" w:cs="Times New Roman"/>
-          <w:b/>
-          <w:bCs/>
-        </w:rPr>
-        <w:t>PatientConnect</w:t>
-      </w:r>
-      <w:proofErr w:type="spellEnd"/>
-      <w:r>
-        <w:rPr>
-          <w:rFonts w:ascii="Times New Roman" w:hAnsi="Times New Roman" w:cs="Times New Roman"/>
-        </w:rPr>
-        <w:t xml:space="preserve"> is a comprehensive patient engagement platform designed to streamline communication between healthcare providers and patients. The application facilitates appointment scheduling, real-time health monitoring, secure messaging, and personalized health reminders, aiming to enhance patient satisfaction and improve health outcomes.</w:t>
-      </w:r>
-    </w:p>
-    <w:p>
-      <w:pPr>
-        <w:jc w:val="both"/>
-        <w:rPr>
-          <w:rFonts w:ascii="Times New Roman" w:hAnsi="Times New Roman" w:cs="Times New Roman"/>
-          <w:b/>
-          <w:spacing w:val="-2"/>
-          <w:lang w:val="en-IN"/>
-        </w:rPr>
-      </w:pPr>
-    </w:p>
-    <w:p>
-      <w:pPr>
-        <w:jc w:val="both"/>
-        <w:rPr>
-          <w:rFonts w:ascii="Times New Roman" w:hAnsi="Times New Roman" w:cs="Times New Roman"/>
-          <w:b/>
-          <w:spacing w:val="-2"/>
-          <w:lang w:val="en-IN"/>
-        </w:rPr>
-      </w:pPr>
-      <w:r>
-        <w:rPr>
-          <w:rFonts w:ascii="Times New Roman" w:hAnsi="Times New Roman" w:cs="Times New Roman"/>
-          <w:b/>
-          <w:spacing w:val="-2"/>
-          <w:lang w:val="en-IN"/>
-        </w:rPr>
-        <w:t>Roles &amp; Responsibilities:</w:t>
+        <w:t xml:space="preserve">Developed dynamic and responsive user interfaces using </w:t>
+      </w:r>
+      <w:r>
+        <w:rPr>
+          <w:rFonts w:ascii="Times New Roman" w:hAnsi="Times New Roman" w:cs="Times New Roman"/>
+          <w:b/>
+          <w:spacing w:val="-2"/>
+        </w:rPr>
+        <w:t>ReactJS, JavaScript/TypeScript, HTML5, and CSS3</w:t>
+      </w:r>
+      <w:r>
+        <w:rPr>
+          <w:rFonts w:ascii="Times New Roman" w:hAnsi="Times New Roman" w:cs="Times New Roman"/>
+          <w:bCs/>
+          <w:spacing w:val="-2"/>
+        </w:rPr>
+        <w:t xml:space="preserve"> to deliver an intuitive, user-friendly experience for patients, healthcare providers, and administrators. Ensured cross-browser compatibility and mobile responsiveness across all device types.</w:t>
       </w:r>
     </w:p>
     <w:p>
@@ -5505,23 +5478,33 @@
           <w:bCs/>
           <w:spacing w:val="-2"/>
         </w:rPr>
-        <w:t xml:space="preserve">Developed dynamic and responsive user interfaces using </w:t>
-      </w:r>
-      <w:r>
-        <w:rPr>
-          <w:rFonts w:ascii="Times New Roman" w:hAnsi="Times New Roman" w:cs="Times New Roman"/>
-          <w:b/>
-          <w:spacing w:val="-2"/>
-        </w:rPr>
-        <w:t>ReactJS, JavaScript/TypeScript, HTML5, and CSS3</w:t>
-      </w:r>
-      <w:r>
-        <w:rPr>
-          <w:rFonts w:ascii="Times New Roman" w:hAnsi="Times New Roman" w:cs="Times New Roman"/>
-          <w:bCs/>
-          <w:spacing w:val="-2"/>
-        </w:rPr>
-        <w:t xml:space="preserve"> to deliver an intuitive, user-friendly experience for patients, healthcare providers, and administrators. Ensured cross-browser compatibility and mobile responsiveness across all device types.</w:t>
+        <w:t xml:space="preserve">Implemented interactive forms and workflows for appointment scheduling, medical history updates, and real-time health monitoring features using </w:t>
+      </w:r>
+      <w:proofErr w:type="spellStart"/>
+      <w:r>
+        <w:rPr>
+          <w:rFonts w:ascii="Times New Roman" w:hAnsi="Times New Roman" w:cs="Times New Roman"/>
+          <w:b/>
+          <w:spacing w:val="-2"/>
+        </w:rPr>
+        <w:t>Formik</w:t>
+      </w:r>
+      <w:proofErr w:type="spellEnd"/>
+      <w:r>
+        <w:rPr>
+          <w:rFonts w:ascii="Times New Roman" w:hAnsi="Times New Roman" w:cs="Times New Roman"/>
+          <w:b/>
+          <w:spacing w:val="-2"/>
+        </w:rPr>
+        <w:t>, Yup, and custom React</w:t>
+      </w:r>
+      <w:r>
+        <w:rPr>
+          <w:rFonts w:ascii="Times New Roman" w:hAnsi="Times New Roman" w:cs="Times New Roman"/>
+          <w:bCs/>
+          <w:spacing w:val="-2"/>
+        </w:rPr>
+        <w:t xml:space="preserve"> components, streamlining data collection and improving patient experience.</w:t>
       </w:r>
     </w:p>
     <w:p>
@@ -5544,7 +5527,23 @@
           <w:bCs/>
           <w:spacing w:val="-2"/>
         </w:rPr>
-        <w:t xml:space="preserve">Implemented interactive forms and workflows for appointment scheduling, medical history updates, and real-time health monitoring features using </w:t>
+        <w:t xml:space="preserve">Integrated asynchronous data fetching using </w:t>
+      </w:r>
+      <w:r>
+        <w:rPr>
+          <w:rFonts w:ascii="Times New Roman" w:hAnsi="Times New Roman" w:cs="Times New Roman"/>
+          <w:b/>
+          <w:spacing w:val="-2"/>
+        </w:rPr>
+        <w:t>Axios and Fetch API</w:t>
+      </w:r>
+      <w:r>
+        <w:rPr>
+          <w:rFonts w:ascii="Times New Roman" w:hAnsi="Times New Roman" w:cs="Times New Roman"/>
+          <w:bCs/>
+          <w:spacing w:val="-2"/>
+        </w:rPr>
+        <w:t xml:space="preserve"> with </w:t>
       </w:r>
       <w:proofErr w:type="spellStart"/>
       <w:r>
@@ -5553,24 +5552,48 @@
           <w:b/>
           <w:spacing w:val="-2"/>
         </w:rPr>
-        <w:t>Formik</w:t>
+        <w:t>useEffect</w:t>
       </w:r>
       <w:proofErr w:type="spellEnd"/>
       <w:r>
         <w:rPr>
           <w:rFonts w:ascii="Times New Roman" w:hAnsi="Times New Roman" w:cs="Times New Roman"/>
-          <w:b/>
-          <w:spacing w:val="-2"/>
-        </w:rPr>
-        <w:t>, Yup, and custom React</w:t>
-      </w:r>
-      <w:r>
-        <w:rPr>
-          <w:rFonts w:ascii="Times New Roman" w:hAnsi="Times New Roman" w:cs="Times New Roman"/>
-          <w:bCs/>
-          <w:spacing w:val="-2"/>
-        </w:rPr>
-        <w:t xml:space="preserve"> components, streamlining data collection and improving patient experience.</w:t>
+          <w:bCs/>
+          <w:spacing w:val="-2"/>
+        </w:rPr>
+        <w:t xml:space="preserve"> and </w:t>
+      </w:r>
+      <w:r>
+        <w:rPr>
+          <w:rFonts w:ascii="Times New Roman" w:hAnsi="Times New Roman" w:cs="Times New Roman"/>
+          <w:b/>
+          <w:spacing w:val="-2"/>
+        </w:rPr>
+        <w:t>custom</w:t>
+      </w:r>
+      <w:r>
+        <w:rPr>
+          <w:rFonts w:ascii="Times New Roman" w:hAnsi="Times New Roman" w:cs="Times New Roman"/>
+          <w:bCs/>
+          <w:spacing w:val="-2"/>
+        </w:rPr>
+        <w:t xml:space="preserve"> </w:t>
+      </w:r>
+      <w:r>
+        <w:rPr>
+          <w:rFonts w:ascii="Times New Roman" w:hAnsi="Times New Roman" w:cs="Times New Roman"/>
+          <w:b/>
+          <w:spacing w:val="-2"/>
+        </w:rPr>
+        <w:t>hooks</w:t>
+      </w:r>
+      <w:r>
+        <w:rPr>
+          <w:rFonts w:ascii="Times New Roman" w:hAnsi="Times New Roman" w:cs="Times New Roman"/>
+          <w:bCs/>
+          <w:spacing w:val="-2"/>
+        </w:rPr>
+        <w:t>, enabling smooth, real-time data interactions and enhancing performance during high-load operations.</w:t>
       </w:r>
     </w:p>
     <w:p>
@@ -5593,34 +5616,17 @@
           <w:bCs/>
           <w:spacing w:val="-2"/>
         </w:rPr>
-        <w:t xml:space="preserve">Integrated asynchronous data fetching using </w:t>
-      </w:r>
-      <w:r>
-        <w:rPr>
-          <w:rFonts w:ascii="Times New Roman" w:hAnsi="Times New Roman" w:cs="Times New Roman"/>
-          <w:b/>
-          <w:spacing w:val="-2"/>
-        </w:rPr>
-        <w:t>Axios and Fetch API</w:t>
-      </w:r>
-      <w:r>
-        <w:rPr>
-          <w:rFonts w:ascii="Times New Roman" w:hAnsi="Times New Roman" w:cs="Times New Roman"/>
-          <w:bCs/>
-          <w:spacing w:val="-2"/>
-        </w:rPr>
-        <w:t xml:space="preserve"> with </w:t>
-      </w:r>
-      <w:proofErr w:type="spellStart"/>
-      <w:r>
-        <w:rPr>
-          <w:rFonts w:ascii="Times New Roman" w:hAnsi="Times New Roman" w:cs="Times New Roman"/>
-          <w:b/>
-          <w:spacing w:val="-2"/>
-        </w:rPr>
-        <w:t>useEffect</w:t>
-      </w:r>
-      <w:proofErr w:type="spellEnd"/>
+        <w:t xml:space="preserve">Developed backend services using </w:t>
+      </w:r>
+      <w:r>
+        <w:rPr>
+          <w:rFonts w:ascii="Times New Roman" w:hAnsi="Times New Roman" w:cs="Times New Roman"/>
+          <w:b/>
+          <w:bCs/>
+          <w:spacing w:val="-2"/>
+        </w:rPr>
+        <w:t>Java 11</w:t>
+      </w:r>
       <w:r>
         <w:rPr>
           <w:rFonts w:ascii="Times New Roman" w:hAnsi="Times New Roman" w:cs="Times New Roman"/>
@@ -5633,33 +5639,35 @@
         <w:rPr>
           <w:rFonts w:ascii="Times New Roman" w:hAnsi="Times New Roman" w:cs="Times New Roman"/>
           <w:b/>
-          <w:spacing w:val="-2"/>
-        </w:rPr>
-        <w:t>custom</w:t>
-      </w:r>
-      <w:r>
-        <w:rPr>
-          <w:rFonts w:ascii="Times New Roman" w:hAnsi="Times New Roman" w:cs="Times New Roman"/>
-          <w:bCs/>
-          <w:spacing w:val="-2"/>
-        </w:rPr>
-        <w:t xml:space="preserve"> </w:t>
-      </w:r>
-      <w:r>
-        <w:rPr>
-          <w:rFonts w:ascii="Times New Roman" w:hAnsi="Times New Roman" w:cs="Times New Roman"/>
-          <w:b/>
-          <w:spacing w:val="-2"/>
-        </w:rPr>
-        <w:t>hooks</w:t>
-      </w:r>
-      <w:r>
-        <w:rPr>
-          <w:rFonts w:ascii="Times New Roman" w:hAnsi="Times New Roman" w:cs="Times New Roman"/>
-          <w:bCs/>
-          <w:spacing w:val="-2"/>
-        </w:rPr>
-        <w:t>, enabling smooth, real-time data interactions and enhancing performance during high-load operations.</w:t>
+          <w:bCs/>
+          <w:spacing w:val="-2"/>
+        </w:rPr>
+        <w:t>Spring Boot 2.5</w:t>
+      </w:r>
+      <w:r>
+        <w:rPr>
+          <w:rFonts w:ascii="Times New Roman" w:hAnsi="Times New Roman" w:cs="Times New Roman"/>
+          <w:bCs/>
+          <w:spacing w:val="-2"/>
+        </w:rPr>
+        <w:t xml:space="preserve"> to create high-performance </w:t>
+      </w:r>
+      <w:r>
+        <w:rPr>
+          <w:rFonts w:ascii="Times New Roman" w:hAnsi="Times New Roman" w:cs="Times New Roman"/>
+          <w:b/>
+          <w:bCs/>
+          <w:spacing w:val="-2"/>
+        </w:rPr>
+        <w:t>RESTful APIs</w:t>
+      </w:r>
+      <w:r>
+        <w:rPr>
+          <w:rFonts w:ascii="Times New Roman" w:hAnsi="Times New Roman" w:cs="Times New Roman"/>
+          <w:bCs/>
+          <w:spacing w:val="-2"/>
+        </w:rPr>
+        <w:t xml:space="preserve"> for managing patient data, appointments, and health metrics.</w:t>
       </w:r>
     </w:p>
     <w:p>
@@ -5682,58 +5690,58 @@
           <w:bCs/>
           <w:spacing w:val="-2"/>
         </w:rPr>
-        <w:t xml:space="preserve">Developed backend services using </w:t>
-      </w:r>
-      <w:r>
-        <w:rPr>
-          <w:rFonts w:ascii="Times New Roman" w:hAnsi="Times New Roman" w:cs="Times New Roman"/>
-          <w:b/>
-          <w:bCs/>
-          <w:spacing w:val="-2"/>
-        </w:rPr>
-        <w:t>Java 11</w:t>
-      </w:r>
-      <w:r>
-        <w:rPr>
-          <w:rFonts w:ascii="Times New Roman" w:hAnsi="Times New Roman" w:cs="Times New Roman"/>
-          <w:bCs/>
-          <w:spacing w:val="-2"/>
-        </w:rPr>
-        <w:t xml:space="preserve"> and </w:t>
-      </w:r>
-      <w:r>
-        <w:rPr>
-          <w:rFonts w:ascii="Times New Roman" w:hAnsi="Times New Roman" w:cs="Times New Roman"/>
-          <w:b/>
-          <w:bCs/>
-          <w:spacing w:val="-2"/>
-        </w:rPr>
-        <w:t>Spring Boot 2.5</w:t>
-      </w:r>
-      <w:r>
-        <w:rPr>
-          <w:rFonts w:ascii="Times New Roman" w:hAnsi="Times New Roman" w:cs="Times New Roman"/>
-          <w:bCs/>
-          <w:spacing w:val="-2"/>
-        </w:rPr>
-        <w:t xml:space="preserve"> to create high-performance </w:t>
-      </w:r>
-      <w:r>
-        <w:rPr>
-          <w:rFonts w:ascii="Times New Roman" w:hAnsi="Times New Roman" w:cs="Times New Roman"/>
-          <w:b/>
-          <w:bCs/>
-          <w:spacing w:val="-2"/>
-        </w:rPr>
-        <w:t>RESTful APIs</w:t>
-      </w:r>
-      <w:r>
-        <w:rPr>
-          <w:rFonts w:ascii="Times New Roman" w:hAnsi="Times New Roman" w:cs="Times New Roman"/>
-          <w:bCs/>
-          <w:spacing w:val="-2"/>
-        </w:rPr>
-        <w:t xml:space="preserve"> for managing patient data, appointments, and health metrics.</w:t>
+        <w:t xml:space="preserve">Utilized </w:t>
+      </w:r>
+      <w:r>
+        <w:rPr>
+          <w:rFonts w:ascii="Times New Roman" w:hAnsi="Times New Roman" w:cs="Times New Roman"/>
+          <w:b/>
+          <w:bCs/>
+          <w:spacing w:val="-2"/>
+        </w:rPr>
+        <w:t>Spring Data JPA</w:t>
+      </w:r>
+      <w:r>
+        <w:rPr>
+          <w:rFonts w:ascii="Times New Roman" w:hAnsi="Times New Roman" w:cs="Times New Roman"/>
+          <w:bCs/>
+          <w:spacing w:val="-2"/>
+        </w:rPr>
+        <w:t xml:space="preserve"> for data persistence, optimizing </w:t>
+      </w:r>
+      <w:r>
+        <w:rPr>
+          <w:rFonts w:ascii="Times New Roman" w:hAnsi="Times New Roman" w:cs="Times New Roman"/>
+          <w:b/>
+          <w:bCs/>
+          <w:spacing w:val="-2"/>
+        </w:rPr>
+        <w:t>CRUD</w:t>
+      </w:r>
+      <w:r>
+        <w:rPr>
+          <w:rFonts w:ascii="Times New Roman" w:hAnsi="Times New Roman" w:cs="Times New Roman"/>
+          <w:bCs/>
+          <w:spacing w:val="-2"/>
+        </w:rPr>
+        <w:t xml:space="preserve"> operations on relational databases such as </w:t>
+      </w:r>
+      <w:r>
+        <w:rPr>
+          <w:rFonts w:ascii="Times New Roman" w:hAnsi="Times New Roman" w:cs="Times New Roman"/>
+          <w:b/>
+          <w:bCs/>
+          <w:spacing w:val="-2"/>
+        </w:rPr>
+        <w:t>PostgreSQL</w:t>
+      </w:r>
+      <w:r>
+        <w:rPr>
+          <w:rFonts w:ascii="Times New Roman" w:hAnsi="Times New Roman" w:cs="Times New Roman"/>
+          <w:bCs/>
+          <w:spacing w:val="-2"/>
+        </w:rPr>
+        <w:t>, ensuring efficient data retrieval.</w:t>
       </w:r>
     </w:p>
     <w:p>
@@ -5756,58 +5764,58 @@
           <w:bCs/>
           <w:spacing w:val="-2"/>
         </w:rPr>
-        <w:t xml:space="preserve">Utilized </w:t>
-      </w:r>
-      <w:r>
-        <w:rPr>
-          <w:rFonts w:ascii="Times New Roman" w:hAnsi="Times New Roman" w:cs="Times New Roman"/>
-          <w:b/>
-          <w:bCs/>
-          <w:spacing w:val="-2"/>
-        </w:rPr>
-        <w:t>Spring Data JPA</w:t>
-      </w:r>
-      <w:r>
-        <w:rPr>
-          <w:rFonts w:ascii="Times New Roman" w:hAnsi="Times New Roman" w:cs="Times New Roman"/>
-          <w:bCs/>
-          <w:spacing w:val="-2"/>
-        </w:rPr>
-        <w:t xml:space="preserve"> for data persistence, optimizing </w:t>
-      </w:r>
-      <w:r>
-        <w:rPr>
-          <w:rFonts w:ascii="Times New Roman" w:hAnsi="Times New Roman" w:cs="Times New Roman"/>
-          <w:b/>
-          <w:bCs/>
-          <w:spacing w:val="-2"/>
-        </w:rPr>
-        <w:t>CRUD</w:t>
-      </w:r>
-      <w:r>
-        <w:rPr>
-          <w:rFonts w:ascii="Times New Roman" w:hAnsi="Times New Roman" w:cs="Times New Roman"/>
-          <w:bCs/>
-          <w:spacing w:val="-2"/>
-        </w:rPr>
-        <w:t xml:space="preserve"> operations on relational databases such as </w:t>
-      </w:r>
-      <w:r>
-        <w:rPr>
-          <w:rFonts w:ascii="Times New Roman" w:hAnsi="Times New Roman" w:cs="Times New Roman"/>
-          <w:b/>
-          <w:bCs/>
-          <w:spacing w:val="-2"/>
-        </w:rPr>
-        <w:t>PostgreSQL</w:t>
-      </w:r>
-      <w:r>
-        <w:rPr>
-          <w:rFonts w:ascii="Times New Roman" w:hAnsi="Times New Roman" w:cs="Times New Roman"/>
-          <w:bCs/>
-          <w:spacing w:val="-2"/>
-        </w:rPr>
-        <w:t>, ensuring efficient data retrieval.</w:t>
+        <w:t xml:space="preserve">Integrated </w:t>
+      </w:r>
+      <w:r>
+        <w:rPr>
+          <w:rFonts w:ascii="Times New Roman" w:hAnsi="Times New Roman" w:cs="Times New Roman"/>
+          <w:b/>
+          <w:bCs/>
+          <w:spacing w:val="-2"/>
+        </w:rPr>
+        <w:t>Spring Security</w:t>
+      </w:r>
+      <w:r>
+        <w:rPr>
+          <w:rFonts w:ascii="Times New Roman" w:hAnsi="Times New Roman" w:cs="Times New Roman"/>
+          <w:bCs/>
+          <w:spacing w:val="-2"/>
+        </w:rPr>
+        <w:t xml:space="preserve"> with </w:t>
+      </w:r>
+      <w:r>
+        <w:rPr>
+          <w:rFonts w:ascii="Times New Roman" w:hAnsi="Times New Roman" w:cs="Times New Roman"/>
+          <w:b/>
+          <w:bCs/>
+          <w:spacing w:val="-2"/>
+        </w:rPr>
+        <w:t>JWT Authentication</w:t>
+      </w:r>
+      <w:r>
+        <w:rPr>
+          <w:rFonts w:ascii="Times New Roman" w:hAnsi="Times New Roman" w:cs="Times New Roman"/>
+          <w:bCs/>
+          <w:spacing w:val="-2"/>
+        </w:rPr>
+        <w:t xml:space="preserve"> and </w:t>
+      </w:r>
+      <w:r>
+        <w:rPr>
+          <w:rFonts w:ascii="Times New Roman" w:hAnsi="Times New Roman" w:cs="Times New Roman"/>
+          <w:b/>
+          <w:bCs/>
+          <w:spacing w:val="-2"/>
+        </w:rPr>
+        <w:t>OAuth 2.0</w:t>
+      </w:r>
+      <w:r>
+        <w:rPr>
+          <w:rFonts w:ascii="Times New Roman" w:hAnsi="Times New Roman" w:cs="Times New Roman"/>
+          <w:bCs/>
+          <w:spacing w:val="-2"/>
+        </w:rPr>
+        <w:t xml:space="preserve"> for secure, role-based access control to sensitive healthcare data.</w:t>
       </w:r>
     </w:p>
     <w:p>
@@ -5830,58 +5838,24 @@
           <w:bCs/>
           <w:spacing w:val="-2"/>
         </w:rPr>
-        <w:t xml:space="preserve">Integrated </w:t>
-      </w:r>
-      <w:r>
-        <w:rPr>
-          <w:rFonts w:ascii="Times New Roman" w:hAnsi="Times New Roman" w:cs="Times New Roman"/>
-          <w:b/>
-          <w:bCs/>
-          <w:spacing w:val="-2"/>
-        </w:rPr>
-        <w:t>Spring Security</w:t>
-      </w:r>
-      <w:r>
-        <w:rPr>
-          <w:rFonts w:ascii="Times New Roman" w:hAnsi="Times New Roman" w:cs="Times New Roman"/>
-          <w:bCs/>
-          <w:spacing w:val="-2"/>
-        </w:rPr>
-        <w:t xml:space="preserve"> with </w:t>
-      </w:r>
-      <w:r>
-        <w:rPr>
-          <w:rFonts w:ascii="Times New Roman" w:hAnsi="Times New Roman" w:cs="Times New Roman"/>
-          <w:b/>
-          <w:bCs/>
-          <w:spacing w:val="-2"/>
-        </w:rPr>
-        <w:t>JWT Authentication</w:t>
-      </w:r>
-      <w:r>
-        <w:rPr>
-          <w:rFonts w:ascii="Times New Roman" w:hAnsi="Times New Roman" w:cs="Times New Roman"/>
-          <w:bCs/>
-          <w:spacing w:val="-2"/>
-        </w:rPr>
-        <w:t xml:space="preserve"> and </w:t>
-      </w:r>
-      <w:r>
-        <w:rPr>
-          <w:rFonts w:ascii="Times New Roman" w:hAnsi="Times New Roman" w:cs="Times New Roman"/>
-          <w:b/>
-          <w:bCs/>
-          <w:spacing w:val="-2"/>
-        </w:rPr>
-        <w:t>OAuth 2.0</w:t>
-      </w:r>
-      <w:r>
-        <w:rPr>
-          <w:rFonts w:ascii="Times New Roman" w:hAnsi="Times New Roman" w:cs="Times New Roman"/>
-          <w:bCs/>
-          <w:spacing w:val="-2"/>
-        </w:rPr>
-        <w:t xml:space="preserve"> for secure, role-based access control to sensitive healthcare data.</w:t>
+        <w:t xml:space="preserve">Designed and implemented </w:t>
+      </w:r>
+      <w:r>
+        <w:rPr>
+          <w:rFonts w:ascii="Times New Roman" w:hAnsi="Times New Roman" w:cs="Times New Roman"/>
+          <w:b/>
+          <w:bCs/>
+          <w:spacing w:val="-2"/>
+        </w:rPr>
+        <w:t>Spring AOP</w:t>
+      </w:r>
+      <w:r>
+        <w:rPr>
+          <w:rFonts w:ascii="Times New Roman" w:hAnsi="Times New Roman" w:cs="Times New Roman"/>
+          <w:bCs/>
+          <w:spacing w:val="-2"/>
+        </w:rPr>
+        <w:t xml:space="preserve"> to handle cross-cutting concerns such as logging, security checks, and transaction management.</w:t>
       </w:r>
     </w:p>
     <w:p>
@@ -5904,24 +5878,24 @@
           <w:bCs/>
           <w:spacing w:val="-2"/>
         </w:rPr>
-        <w:t xml:space="preserve">Designed and implemented </w:t>
-      </w:r>
-      <w:r>
-        <w:rPr>
-          <w:rFonts w:ascii="Times New Roman" w:hAnsi="Times New Roman" w:cs="Times New Roman"/>
-          <w:b/>
-          <w:bCs/>
-          <w:spacing w:val="-2"/>
-        </w:rPr>
-        <w:t>Spring AOP</w:t>
-      </w:r>
-      <w:r>
-        <w:rPr>
-          <w:rFonts w:ascii="Times New Roman" w:hAnsi="Times New Roman" w:cs="Times New Roman"/>
-          <w:bCs/>
-          <w:spacing w:val="-2"/>
-        </w:rPr>
-        <w:t xml:space="preserve"> to handle cross-cutting concerns such as logging, security checks, and transaction management.</w:t>
+        <w:t xml:space="preserve">Implemented </w:t>
+      </w:r>
+      <w:r>
+        <w:rPr>
+          <w:rFonts w:ascii="Times New Roman" w:hAnsi="Times New Roman" w:cs="Times New Roman"/>
+          <w:b/>
+          <w:bCs/>
+          <w:spacing w:val="-2"/>
+        </w:rPr>
+        <w:t>WebSocket</w:t>
+      </w:r>
+      <w:r>
+        <w:rPr>
+          <w:rFonts w:ascii="Times New Roman" w:hAnsi="Times New Roman" w:cs="Times New Roman"/>
+          <w:bCs/>
+          <w:spacing w:val="-2"/>
+        </w:rPr>
+        <w:t xml:space="preserve"> for real-time communication, enabling live chat, appointment reminders, and emergency notifications between patients and healthcare providers.</w:t>
       </w:r>
     </w:p>
     <w:p>
@@ -5944,24 +5918,23 @@
           <w:bCs/>
           <w:spacing w:val="-2"/>
         </w:rPr>
-        <w:t xml:space="preserve">Implemented </w:t>
-      </w:r>
-      <w:r>
-        <w:rPr>
-          <w:rFonts w:ascii="Times New Roman" w:hAnsi="Times New Roman" w:cs="Times New Roman"/>
-          <w:b/>
-          <w:bCs/>
-          <w:spacing w:val="-2"/>
-        </w:rPr>
-        <w:t>WebSocket</w:t>
-      </w:r>
-      <w:r>
-        <w:rPr>
-          <w:rFonts w:ascii="Times New Roman" w:hAnsi="Times New Roman" w:cs="Times New Roman"/>
-          <w:bCs/>
-          <w:spacing w:val="-2"/>
-        </w:rPr>
-        <w:t xml:space="preserve"> for real-time communication, enabling live chat, appointment reminders, and emergency notifications between patients and healthcare providers.</w:t>
+        <w:t xml:space="preserve">Managed patient data storage using </w:t>
+      </w:r>
+      <w:r>
+        <w:rPr>
+          <w:rFonts w:ascii="Times New Roman" w:hAnsi="Times New Roman" w:cs="Times New Roman"/>
+          <w:b/>
+          <w:spacing w:val="-2"/>
+        </w:rPr>
+        <w:t>Azure Database for PostgreSQL</w:t>
+      </w:r>
+      <w:r>
+        <w:rPr>
+          <w:rFonts w:ascii="Times New Roman" w:hAnsi="Times New Roman" w:cs="Times New Roman"/>
+          <w:bCs/>
+          <w:spacing w:val="-2"/>
+        </w:rPr>
+        <w:t>, ensuring high availability and fault tolerance with features like automated backups and geo-redundant replication.</w:t>
       </w:r>
     </w:p>
     <w:p>
@@ -5984,23 +5957,23 @@
           <w:bCs/>
           <w:spacing w:val="-2"/>
         </w:rPr>
-        <w:t xml:space="preserve">Managed patient data storage using </w:t>
-      </w:r>
-      <w:r>
-        <w:rPr>
-          <w:rFonts w:ascii="Times New Roman" w:hAnsi="Times New Roman" w:cs="Times New Roman"/>
-          <w:b/>
-          <w:spacing w:val="-2"/>
-        </w:rPr>
-        <w:t>Azure Database for PostgreSQL</w:t>
-      </w:r>
-      <w:r>
-        <w:rPr>
-          <w:rFonts w:ascii="Times New Roman" w:hAnsi="Times New Roman" w:cs="Times New Roman"/>
-          <w:bCs/>
-          <w:spacing w:val="-2"/>
-        </w:rPr>
-        <w:t>, ensuring high availability and fault tolerance with features like automated backups and geo-redundant replication.</w:t>
+        <w:t xml:space="preserve">Integrated </w:t>
+      </w:r>
+      <w:r>
+        <w:rPr>
+          <w:rFonts w:ascii="Times New Roman" w:hAnsi="Times New Roman" w:cs="Times New Roman"/>
+          <w:b/>
+          <w:spacing w:val="-2"/>
+        </w:rPr>
+        <w:t>Azure Blob Storage</w:t>
+      </w:r>
+      <w:r>
+        <w:rPr>
+          <w:rFonts w:ascii="Times New Roman" w:hAnsi="Times New Roman" w:cs="Times New Roman"/>
+          <w:bCs/>
+          <w:spacing w:val="-2"/>
+        </w:rPr>
+        <w:t xml:space="preserve"> for scalable and secure file storage, managing patient documents, medical images, and lab reports.</w:t>
       </w:r>
     </w:p>
     <w:p>
@@ -6023,23 +5996,23 @@
           <w:bCs/>
           <w:spacing w:val="-2"/>
         </w:rPr>
-        <w:t xml:space="preserve">Integrated </w:t>
-      </w:r>
-      <w:r>
-        <w:rPr>
-          <w:rFonts w:ascii="Times New Roman" w:hAnsi="Times New Roman" w:cs="Times New Roman"/>
-          <w:b/>
-          <w:spacing w:val="-2"/>
-        </w:rPr>
-        <w:t>Azure Blob Storage</w:t>
-      </w:r>
-      <w:r>
-        <w:rPr>
-          <w:rFonts w:ascii="Times New Roman" w:hAnsi="Times New Roman" w:cs="Times New Roman"/>
-          <w:bCs/>
-          <w:spacing w:val="-2"/>
-        </w:rPr>
-        <w:t xml:space="preserve"> for scalable and secure file storage, managing patient documents, medical images, and lab reports.</w:t>
+        <w:t xml:space="preserve">Monitored application and infrastructure performance using </w:t>
+      </w:r>
+      <w:r>
+        <w:rPr>
+          <w:rFonts w:ascii="Times New Roman" w:hAnsi="Times New Roman" w:cs="Times New Roman"/>
+          <w:b/>
+          <w:spacing w:val="-2"/>
+        </w:rPr>
+        <w:t>Azure Monitor and Azure Metrics</w:t>
+      </w:r>
+      <w:r>
+        <w:rPr>
+          <w:rFonts w:ascii="Times New Roman" w:hAnsi="Times New Roman" w:cs="Times New Roman"/>
+          <w:bCs/>
+          <w:spacing w:val="-2"/>
+        </w:rPr>
+        <w:t>, configuring custom alerts to proactively detect and resolve performance issues.</w:t>
       </w:r>
     </w:p>
     <w:p>
@@ -6062,23 +6035,41 @@
           <w:bCs/>
           <w:spacing w:val="-2"/>
         </w:rPr>
-        <w:t xml:space="preserve">Monitored application and infrastructure performance using </w:t>
-      </w:r>
-      <w:r>
-        <w:rPr>
-          <w:rFonts w:ascii="Times New Roman" w:hAnsi="Times New Roman" w:cs="Times New Roman"/>
-          <w:b/>
-          <w:spacing w:val="-2"/>
-        </w:rPr>
-        <w:t>Azure Monitor and Azure Metrics</w:t>
-      </w:r>
-      <w:r>
-        <w:rPr>
-          <w:rFonts w:ascii="Times New Roman" w:hAnsi="Times New Roman" w:cs="Times New Roman"/>
-          <w:bCs/>
-          <w:spacing w:val="-2"/>
-        </w:rPr>
-        <w:t>, configuring custom alerts to proactively detect and resolve performance issues.</w:t>
+        <w:t xml:space="preserve">Automated deployment using </w:t>
+      </w:r>
+      <w:r>
+        <w:rPr>
+          <w:rFonts w:ascii="Times New Roman" w:hAnsi="Times New Roman" w:cs="Times New Roman"/>
+          <w:b/>
+          <w:bCs/>
+          <w:spacing w:val="-2"/>
+        </w:rPr>
+        <w:t>Docker</w:t>
+      </w:r>
+      <w:r>
+        <w:rPr>
+          <w:rFonts w:ascii="Times New Roman" w:hAnsi="Times New Roman" w:cs="Times New Roman"/>
+          <w:bCs/>
+          <w:spacing w:val="-2"/>
+        </w:rPr>
+        <w:t xml:space="preserve"> containers and </w:t>
+      </w:r>
+      <w:r>
+        <w:rPr>
+          <w:rFonts w:ascii="Times New Roman" w:hAnsi="Times New Roman" w:cs="Times New Roman"/>
+          <w:b/>
+          <w:bCs/>
+          <w:spacing w:val="-2"/>
+        </w:rPr>
+        <w:t>Kubernetes</w:t>
+      </w:r>
+      <w:r>
+        <w:rPr>
+          <w:rFonts w:ascii="Times New Roman" w:hAnsi="Times New Roman" w:cs="Times New Roman"/>
+          <w:bCs/>
+          <w:spacing w:val="-2"/>
+        </w:rPr>
+        <w:t xml:space="preserve"> for container orchestration, ensuring consistency across environments and efficient management of microservices.</w:t>
       </w:r>
     </w:p>
     <w:p>
@@ -6101,41 +6092,41 @@
           <w:bCs/>
           <w:spacing w:val="-2"/>
         </w:rPr>
-        <w:t xml:space="preserve">Automated deployment using </w:t>
-      </w:r>
-      <w:r>
-        <w:rPr>
-          <w:rFonts w:ascii="Times New Roman" w:hAnsi="Times New Roman" w:cs="Times New Roman"/>
-          <w:b/>
-          <w:bCs/>
-          <w:spacing w:val="-2"/>
-        </w:rPr>
-        <w:t>Docker</w:t>
-      </w:r>
-      <w:r>
-        <w:rPr>
-          <w:rFonts w:ascii="Times New Roman" w:hAnsi="Times New Roman" w:cs="Times New Roman"/>
-          <w:bCs/>
-          <w:spacing w:val="-2"/>
-        </w:rPr>
-        <w:t xml:space="preserve"> containers and </w:t>
-      </w:r>
-      <w:r>
-        <w:rPr>
-          <w:rFonts w:ascii="Times New Roman" w:hAnsi="Times New Roman" w:cs="Times New Roman"/>
-          <w:b/>
-          <w:bCs/>
-          <w:spacing w:val="-2"/>
-        </w:rPr>
-        <w:t>Kubernetes</w:t>
-      </w:r>
-      <w:r>
-        <w:rPr>
-          <w:rFonts w:ascii="Times New Roman" w:hAnsi="Times New Roman" w:cs="Times New Roman"/>
-          <w:bCs/>
-          <w:spacing w:val="-2"/>
-        </w:rPr>
-        <w:t xml:space="preserve"> for container orchestration, ensuring consistency across environments and efficient management of microservices.</w:t>
+        <w:t xml:space="preserve">Configured </w:t>
+      </w:r>
+      <w:r>
+        <w:rPr>
+          <w:rFonts w:ascii="Times New Roman" w:hAnsi="Times New Roman" w:cs="Times New Roman"/>
+          <w:b/>
+          <w:bCs/>
+          <w:spacing w:val="-2"/>
+        </w:rPr>
+        <w:t>CI/CD pipelines</w:t>
+      </w:r>
+      <w:r>
+        <w:rPr>
+          <w:rFonts w:ascii="Times New Roman" w:hAnsi="Times New Roman" w:cs="Times New Roman"/>
+          <w:bCs/>
+          <w:spacing w:val="-2"/>
+        </w:rPr>
+        <w:t xml:space="preserve"> using </w:t>
+      </w:r>
+      <w:r>
+        <w:rPr>
+          <w:rFonts w:ascii="Times New Roman" w:hAnsi="Times New Roman" w:cs="Times New Roman"/>
+          <w:b/>
+          <w:bCs/>
+          <w:spacing w:val="-2"/>
+        </w:rPr>
+        <w:t>Jenkins</w:t>
+      </w:r>
+      <w:r>
+        <w:rPr>
+          <w:rFonts w:ascii="Times New Roman" w:hAnsi="Times New Roman" w:cs="Times New Roman"/>
+          <w:bCs/>
+          <w:spacing w:val="-2"/>
+        </w:rPr>
+        <w:t xml:space="preserve"> for automating build, testing, and deployment processes, leading to faster release cycles.</w:t>
       </w:r>
     </w:p>
     <w:p>
@@ -6158,41 +6149,24 @@
           <w:bCs/>
           <w:spacing w:val="-2"/>
         </w:rPr>
-        <w:t xml:space="preserve">Configured </w:t>
-      </w:r>
-      <w:r>
-        <w:rPr>
-          <w:rFonts w:ascii="Times New Roman" w:hAnsi="Times New Roman" w:cs="Times New Roman"/>
-          <w:b/>
-          <w:bCs/>
-          <w:spacing w:val="-2"/>
-        </w:rPr>
-        <w:t>CI/CD pipelines</w:t>
-      </w:r>
-      <w:r>
-        <w:rPr>
-          <w:rFonts w:ascii="Times New Roman" w:hAnsi="Times New Roman" w:cs="Times New Roman"/>
-          <w:bCs/>
-          <w:spacing w:val="-2"/>
-        </w:rPr>
-        <w:t xml:space="preserve"> using </w:t>
-      </w:r>
-      <w:r>
-        <w:rPr>
-          <w:rFonts w:ascii="Times New Roman" w:hAnsi="Times New Roman" w:cs="Times New Roman"/>
-          <w:b/>
-          <w:bCs/>
-          <w:spacing w:val="-2"/>
-        </w:rPr>
-        <w:t>Jenkins</w:t>
-      </w:r>
-      <w:r>
-        <w:rPr>
-          <w:rFonts w:ascii="Times New Roman" w:hAnsi="Times New Roman" w:cs="Times New Roman"/>
-          <w:bCs/>
-          <w:spacing w:val="-2"/>
-        </w:rPr>
-        <w:t xml:space="preserve"> for automating build, testing, and deployment processes, leading to faster release cycles.</w:t>
+        <w:t xml:space="preserve">Set up deployment workflows with </w:t>
+      </w:r>
+      <w:r>
+        <w:rPr>
+          <w:rFonts w:ascii="Times New Roman" w:hAnsi="Times New Roman" w:cs="Times New Roman"/>
+          <w:b/>
+          <w:bCs/>
+          <w:spacing w:val="-2"/>
+        </w:rPr>
+        <w:t>GitHub Actions</w:t>
+      </w:r>
+      <w:r>
+        <w:rPr>
+          <w:rFonts w:ascii="Times New Roman" w:hAnsi="Times New Roman" w:cs="Times New Roman"/>
+          <w:bCs/>
+          <w:spacing w:val="-2"/>
+        </w:rPr>
+        <w:t>, streamlining code integration and reducing manual intervention.</w:t>
       </w:r>
     </w:p>
     <w:p>
@@ -6215,24 +6189,41 @@
           <w:bCs/>
           <w:spacing w:val="-2"/>
         </w:rPr>
-        <w:t xml:space="preserve">Set up deployment workflows with </w:t>
-      </w:r>
-      <w:r>
-        <w:rPr>
-          <w:rFonts w:ascii="Times New Roman" w:hAnsi="Times New Roman" w:cs="Times New Roman"/>
-          <w:b/>
-          <w:bCs/>
-          <w:spacing w:val="-2"/>
-        </w:rPr>
-        <w:t>GitHub Actions</w:t>
-      </w:r>
-      <w:r>
-        <w:rPr>
-          <w:rFonts w:ascii="Times New Roman" w:hAnsi="Times New Roman" w:cs="Times New Roman"/>
-          <w:bCs/>
-          <w:spacing w:val="-2"/>
-        </w:rPr>
-        <w:t>, streamlining code integration and reducing manual intervention.</w:t>
+        <w:t xml:space="preserve">Participated actively in </w:t>
+      </w:r>
+      <w:r>
+        <w:rPr>
+          <w:rFonts w:ascii="Times New Roman" w:hAnsi="Times New Roman" w:cs="Times New Roman"/>
+          <w:b/>
+          <w:bCs/>
+          <w:spacing w:val="-2"/>
+        </w:rPr>
+        <w:t>Agile Scrum</w:t>
+      </w:r>
+      <w:r>
+        <w:rPr>
+          <w:rFonts w:ascii="Times New Roman" w:hAnsi="Times New Roman" w:cs="Times New Roman"/>
+          <w:bCs/>
+          <w:spacing w:val="-2"/>
+        </w:rPr>
+        <w:t xml:space="preserve"> ceremonies, using </w:t>
+      </w:r>
+      <w:r>
+        <w:rPr>
+          <w:rFonts w:ascii="Times New Roman" w:hAnsi="Times New Roman" w:cs="Times New Roman"/>
+          <w:b/>
+          <w:bCs/>
+          <w:spacing w:val="-2"/>
+        </w:rPr>
+        <w:t>JIRA</w:t>
+      </w:r>
+      <w:r>
+        <w:rPr>
+          <w:rFonts w:ascii="Times New Roman" w:hAnsi="Times New Roman" w:cs="Times New Roman"/>
+          <w:bCs/>
+          <w:spacing w:val="-2"/>
+        </w:rPr>
+        <w:t xml:space="preserve"> for task and bug management to ensure project tracking and transparency.</w:t>
       </w:r>
     </w:p>
     <w:p>
@@ -6256,41 +6247,24 @@
           <w:spacing w:val="-2"/>
         </w:rPr>
         <w:lastRenderedPageBreak/>
-        <w:t xml:space="preserve">Participated actively in </w:t>
-      </w:r>
-      <w:r>
-        <w:rPr>
-          <w:rFonts w:ascii="Times New Roman" w:hAnsi="Times New Roman" w:cs="Times New Roman"/>
-          <w:b/>
-          <w:bCs/>
-          <w:spacing w:val="-2"/>
-        </w:rPr>
-        <w:t>Agile Scrum</w:t>
-      </w:r>
-      <w:r>
-        <w:rPr>
-          <w:rFonts w:ascii="Times New Roman" w:hAnsi="Times New Roman" w:cs="Times New Roman"/>
-          <w:bCs/>
-          <w:spacing w:val="-2"/>
-        </w:rPr>
-        <w:t xml:space="preserve"> ceremonies, using </w:t>
-      </w:r>
-      <w:r>
-        <w:rPr>
-          <w:rFonts w:ascii="Times New Roman" w:hAnsi="Times New Roman" w:cs="Times New Roman"/>
-          <w:b/>
-          <w:bCs/>
-          <w:spacing w:val="-2"/>
-        </w:rPr>
-        <w:t>JIRA</w:t>
-      </w:r>
-      <w:r>
-        <w:rPr>
-          <w:rFonts w:ascii="Times New Roman" w:hAnsi="Times New Roman" w:cs="Times New Roman"/>
-          <w:bCs/>
-          <w:spacing w:val="-2"/>
-        </w:rPr>
-        <w:t xml:space="preserve"> for task and bug management to ensure project tracking and transparency.</w:t>
+        <w:t xml:space="preserve">Followed </w:t>
+      </w:r>
+      <w:r>
+        <w:rPr>
+          <w:rFonts w:ascii="Times New Roman" w:hAnsi="Times New Roman" w:cs="Times New Roman"/>
+          <w:b/>
+          <w:bCs/>
+          <w:spacing w:val="-2"/>
+        </w:rPr>
+        <w:t>Test-Driven Development (TDD)</w:t>
+      </w:r>
+      <w:r>
+        <w:rPr>
+          <w:rFonts w:ascii="Times New Roman" w:hAnsi="Times New Roman" w:cs="Times New Roman"/>
+          <w:bCs/>
+          <w:spacing w:val="-2"/>
+        </w:rPr>
+        <w:t xml:space="preserve"> principles, writing tests before feature implementation to ensure code reliability and minimal defects.</w:t>
       </w:r>
     </w:p>
     <w:p>
@@ -6313,24 +6287,58 @@
           <w:bCs/>
           <w:spacing w:val="-2"/>
         </w:rPr>
-        <w:t xml:space="preserve">Followed </w:t>
-      </w:r>
-      <w:r>
-        <w:rPr>
-          <w:rFonts w:ascii="Times New Roman" w:hAnsi="Times New Roman" w:cs="Times New Roman"/>
-          <w:b/>
-          <w:bCs/>
-          <w:spacing w:val="-2"/>
-        </w:rPr>
-        <w:t>Test-Driven Development (TDD)</w:t>
-      </w:r>
-      <w:r>
-        <w:rPr>
-          <w:rFonts w:ascii="Times New Roman" w:hAnsi="Times New Roman" w:cs="Times New Roman"/>
-          <w:bCs/>
-          <w:spacing w:val="-2"/>
-        </w:rPr>
-        <w:t xml:space="preserve"> principles, writing tests before feature implementation to ensure code reliability and minimal defects.</w:t>
+        <w:t xml:space="preserve">Used </w:t>
+      </w:r>
+      <w:r>
+        <w:rPr>
+          <w:rFonts w:ascii="Times New Roman" w:hAnsi="Times New Roman" w:cs="Times New Roman"/>
+          <w:b/>
+          <w:bCs/>
+          <w:spacing w:val="-2"/>
+        </w:rPr>
+        <w:t>JUnit</w:t>
+      </w:r>
+      <w:r>
+        <w:rPr>
+          <w:rFonts w:ascii="Times New Roman" w:hAnsi="Times New Roman" w:cs="Times New Roman"/>
+          <w:bCs/>
+          <w:spacing w:val="-2"/>
+        </w:rPr>
+        <w:t xml:space="preserve"> and </w:t>
+      </w:r>
+      <w:r>
+        <w:rPr>
+          <w:rFonts w:ascii="Times New Roman" w:hAnsi="Times New Roman" w:cs="Times New Roman"/>
+          <w:b/>
+          <w:bCs/>
+          <w:spacing w:val="-2"/>
+        </w:rPr>
+        <w:t>Mockito</w:t>
+      </w:r>
+      <w:r>
+        <w:rPr>
+          <w:rFonts w:ascii="Times New Roman" w:hAnsi="Times New Roman" w:cs="Times New Roman"/>
+          <w:bCs/>
+          <w:spacing w:val="-2"/>
+        </w:rPr>
+        <w:t xml:space="preserve"> for backend unit testing, ensuring backend services were thoroughly tested, and </w:t>
+      </w:r>
+      <w:r>
+        <w:rPr>
+          <w:rFonts w:ascii="Times New Roman" w:hAnsi="Times New Roman" w:cs="Times New Roman"/>
+          <w:b/>
+          <w:bCs/>
+          <w:spacing w:val="-2"/>
+        </w:rPr>
+        <w:t>JEST</w:t>
+      </w:r>
+      <w:r>
+        <w:rPr>
+          <w:rFonts w:ascii="Times New Roman" w:hAnsi="Times New Roman" w:cs="Times New Roman"/>
+          <w:bCs/>
+          <w:spacing w:val="-2"/>
+        </w:rPr>
+        <w:t xml:space="preserve"> for frontend testing of Angular components.</w:t>
       </w:r>
     </w:p>
     <w:p>
@@ -6353,58 +6361,24 @@
           <w:bCs/>
           <w:spacing w:val="-2"/>
         </w:rPr>
-        <w:t xml:space="preserve">Used </w:t>
-      </w:r>
-      <w:r>
-        <w:rPr>
-          <w:rFonts w:ascii="Times New Roman" w:hAnsi="Times New Roman" w:cs="Times New Roman"/>
-          <w:b/>
-          <w:bCs/>
-          <w:spacing w:val="-2"/>
-        </w:rPr>
-        <w:t>JUnit</w:t>
-      </w:r>
-      <w:r>
-        <w:rPr>
-          <w:rFonts w:ascii="Times New Roman" w:hAnsi="Times New Roman" w:cs="Times New Roman"/>
-          <w:bCs/>
-          <w:spacing w:val="-2"/>
-        </w:rPr>
-        <w:t xml:space="preserve"> and </w:t>
-      </w:r>
-      <w:r>
-        <w:rPr>
-          <w:rFonts w:ascii="Times New Roman" w:hAnsi="Times New Roman" w:cs="Times New Roman"/>
-          <w:b/>
-          <w:bCs/>
-          <w:spacing w:val="-2"/>
-        </w:rPr>
-        <w:t>Mockito</w:t>
-      </w:r>
-      <w:r>
-        <w:rPr>
-          <w:rFonts w:ascii="Times New Roman" w:hAnsi="Times New Roman" w:cs="Times New Roman"/>
-          <w:bCs/>
-          <w:spacing w:val="-2"/>
-        </w:rPr>
-        <w:t xml:space="preserve"> for backend unit testing, ensuring backend services were thoroughly tested, and </w:t>
-      </w:r>
-      <w:r>
-        <w:rPr>
-          <w:rFonts w:ascii="Times New Roman" w:hAnsi="Times New Roman" w:cs="Times New Roman"/>
-          <w:b/>
-          <w:bCs/>
-          <w:spacing w:val="-2"/>
-        </w:rPr>
-        <w:t>JEST</w:t>
-      </w:r>
-      <w:r>
-        <w:rPr>
-          <w:rFonts w:ascii="Times New Roman" w:hAnsi="Times New Roman" w:cs="Times New Roman"/>
-          <w:bCs/>
-          <w:spacing w:val="-2"/>
-        </w:rPr>
-        <w:t xml:space="preserve"> for frontend testing of Angular components.</w:t>
+        <w:t xml:space="preserve">Leveraged the </w:t>
+      </w:r>
+      <w:r>
+        <w:rPr>
+          <w:rFonts w:ascii="Times New Roman" w:hAnsi="Times New Roman" w:cs="Times New Roman"/>
+          <w:b/>
+          <w:bCs/>
+          <w:spacing w:val="-2"/>
+        </w:rPr>
+        <w:t>ELK Stack</w:t>
+      </w:r>
+      <w:r>
+        <w:rPr>
+          <w:rFonts w:ascii="Times New Roman" w:hAnsi="Times New Roman" w:cs="Times New Roman"/>
+          <w:bCs/>
+          <w:spacing w:val="-2"/>
+        </w:rPr>
+        <w:t xml:space="preserve"> (Elasticsearch, Logstash, Kibana) for real-time logging and performance monitoring, enabling proactive issue tracking.</w:t>
       </w:r>
     </w:p>
     <w:p>
@@ -6427,24 +6401,24 @@
           <w:bCs/>
           <w:spacing w:val="-2"/>
         </w:rPr>
-        <w:t xml:space="preserve">Leveraged the </w:t>
-      </w:r>
-      <w:r>
-        <w:rPr>
-          <w:rFonts w:ascii="Times New Roman" w:hAnsi="Times New Roman" w:cs="Times New Roman"/>
-          <w:b/>
-          <w:bCs/>
-          <w:spacing w:val="-2"/>
-        </w:rPr>
-        <w:t>ELK Stack</w:t>
-      </w:r>
-      <w:r>
-        <w:rPr>
-          <w:rFonts w:ascii="Times New Roman" w:hAnsi="Times New Roman" w:cs="Times New Roman"/>
-          <w:bCs/>
-          <w:spacing w:val="-2"/>
-        </w:rPr>
-        <w:t xml:space="preserve"> (Elasticsearch, Logstash, Kibana) for real-time logging and performance monitoring, enabling proactive issue tracking.</w:t>
+        <w:t xml:space="preserve">Collaborated with </w:t>
+      </w:r>
+      <w:r>
+        <w:rPr>
+          <w:rFonts w:ascii="Times New Roman" w:hAnsi="Times New Roman" w:cs="Times New Roman"/>
+          <w:b/>
+          <w:bCs/>
+          <w:spacing w:val="-2"/>
+        </w:rPr>
+        <w:t>product managers</w:t>
+      </w:r>
+      <w:r>
+        <w:rPr>
+          <w:rFonts w:ascii="Times New Roman" w:hAnsi="Times New Roman" w:cs="Times New Roman"/>
+          <w:bCs/>
+          <w:spacing w:val="-2"/>
+        </w:rPr>
+        <w:t xml:space="preserve"> and stakeholders to refine feature requirements and ensure the platform met the needs of healthcare providers and patients.</w:t>
       </w:r>
     </w:p>
     <w:p>
@@ -6467,24 +6441,41 @@
           <w:bCs/>
           <w:spacing w:val="-2"/>
         </w:rPr>
-        <w:t xml:space="preserve">Collaborated with </w:t>
-      </w:r>
-      <w:r>
-        <w:rPr>
-          <w:rFonts w:ascii="Times New Roman" w:hAnsi="Times New Roman" w:cs="Times New Roman"/>
-          <w:b/>
-          <w:bCs/>
-          <w:spacing w:val="-2"/>
-        </w:rPr>
-        <w:t>product managers</w:t>
-      </w:r>
-      <w:r>
-        <w:rPr>
-          <w:rFonts w:ascii="Times New Roman" w:hAnsi="Times New Roman" w:cs="Times New Roman"/>
-          <w:bCs/>
-          <w:spacing w:val="-2"/>
-        </w:rPr>
-        <w:t xml:space="preserve"> and stakeholders to refine feature requirements and ensure the platform met the needs of healthcare providers and patients.</w:t>
+        <w:t xml:space="preserve">Conducted </w:t>
+      </w:r>
+      <w:r>
+        <w:rPr>
+          <w:rFonts w:ascii="Times New Roman" w:hAnsi="Times New Roman" w:cs="Times New Roman"/>
+          <w:b/>
+          <w:bCs/>
+          <w:spacing w:val="-2"/>
+        </w:rPr>
+        <w:t>code reviews</w:t>
+      </w:r>
+      <w:r>
+        <w:rPr>
+          <w:rFonts w:ascii="Times New Roman" w:hAnsi="Times New Roman" w:cs="Times New Roman"/>
+          <w:bCs/>
+          <w:spacing w:val="-2"/>
+        </w:rPr>
+        <w:t xml:space="preserve"> and </w:t>
+      </w:r>
+      <w:r>
+        <w:rPr>
+          <w:rFonts w:ascii="Times New Roman" w:hAnsi="Times New Roman" w:cs="Times New Roman"/>
+          <w:b/>
+          <w:bCs/>
+          <w:spacing w:val="-2"/>
+        </w:rPr>
+        <w:t>pair programming</w:t>
+      </w:r>
+      <w:r>
+        <w:rPr>
+          <w:rFonts w:ascii="Times New Roman" w:hAnsi="Times New Roman" w:cs="Times New Roman"/>
+          <w:bCs/>
+          <w:spacing w:val="-2"/>
+        </w:rPr>
+        <w:t xml:space="preserve"> sessions, promoting knowledge sharing, ensuring high code quality, and fostering best practices.</w:t>
       </w:r>
     </w:p>
     <w:p>
@@ -6499,49 +6490,268 @@
           <w:rFonts w:ascii="Times New Roman" w:hAnsi="Times New Roman" w:cs="Times New Roman"/>
           <w:bCs/>
           <w:spacing w:val="-2"/>
-        </w:rPr>
-      </w:pPr>
-      <w:r>
-        <w:rPr>
-          <w:rFonts w:ascii="Times New Roman" w:hAnsi="Times New Roman" w:cs="Times New Roman"/>
-          <w:bCs/>
-          <w:spacing w:val="-2"/>
-        </w:rPr>
-        <w:t xml:space="preserve">Conducted </w:t>
-      </w:r>
-      <w:r>
-        <w:rPr>
-          <w:rFonts w:ascii="Times New Roman" w:hAnsi="Times New Roman" w:cs="Times New Roman"/>
-          <w:b/>
-          <w:bCs/>
-          <w:spacing w:val="-2"/>
-        </w:rPr>
-        <w:t>code reviews</w:t>
-      </w:r>
-      <w:r>
-        <w:rPr>
-          <w:rFonts w:ascii="Times New Roman" w:hAnsi="Times New Roman" w:cs="Times New Roman"/>
-          <w:bCs/>
-          <w:spacing w:val="-2"/>
-        </w:rPr>
-        <w:t xml:space="preserve"> and </w:t>
-      </w:r>
-      <w:r>
-        <w:rPr>
-          <w:rFonts w:ascii="Times New Roman" w:hAnsi="Times New Roman" w:cs="Times New Roman"/>
-          <w:b/>
-          <w:bCs/>
-          <w:spacing w:val="-2"/>
-        </w:rPr>
-        <w:t>pair programming</w:t>
-      </w:r>
-      <w:r>
-        <w:rPr>
-          <w:rFonts w:ascii="Times New Roman" w:hAnsi="Times New Roman" w:cs="Times New Roman"/>
-          <w:bCs/>
-          <w:spacing w:val="-2"/>
-        </w:rPr>
-        <w:t xml:space="preserve"> sessions, promoting knowledge sharing, ensuring high code quality, and fostering best practices.</w:t>
+          <w:lang w:val="en-IN"/>
+        </w:rPr>
+      </w:pPr>
+      <w:r>
+        <w:rPr>
+          <w:rFonts w:ascii="Times New Roman" w:hAnsi="Times New Roman" w:cs="Times New Roman"/>
+          <w:bCs/>
+          <w:spacing w:val="-2"/>
+        </w:rPr>
+        <w:t>Communicated technical challenges and updates to non-technical stakeholders, ensuring alignment with business goals and timely resolution of blockers.</w:t>
+      </w:r>
+    </w:p>
+    <w:p>
+      <w:pPr>
+        <w:pStyle w:val="BodyText"/>
+        <w:spacing w:after="0"/>
+        <w:ind w:left="0" w:firstLine="0"/>
+        <w:rPr>
+          <w:rFonts w:ascii="Times New Roman" w:hAnsi="Times New Roman" w:cs="Times New Roman"/>
+          <w:b/>
+          <w:bCs/>
+        </w:rPr>
+      </w:pPr>
+    </w:p>
+    <w:p>
+      <w:pPr>
+        <w:pStyle w:val="BodyText"/>
+        <w:spacing w:after="0"/>
+        <w:ind w:left="0" w:firstLine="0"/>
+        <w:rPr>
+          <w:rFonts w:ascii="Times New Roman" w:hAnsi="Times New Roman" w:cs="Times New Roman"/>
+          <w:b/>
+          <w:bCs/>
+        </w:rPr>
+      </w:pPr>
+      <w:r>
+        <w:rPr>
+          <w:rFonts w:ascii="Times New Roman" w:hAnsi="Times New Roman" w:cs="Times New Roman"/>
+          <w:b/>
+          <w:bCs/>
+        </w:rPr>
+        <w:t>Client</w:t>
+      </w:r>
+      <w:r>
+        <w:rPr>
+          <w:rFonts w:ascii="Times New Roman" w:hAnsi="Times New Roman" w:cs="Times New Roman"/>
+          <w:b/>
+          <w:bCs/>
+        </w:rPr>
+        <w:t>:</w:t>
+      </w:r>
+      <w:r>
+        <w:rPr>
+          <w:rFonts w:ascii="Times New Roman" w:hAnsi="Times New Roman" w:cs="Times New Roman"/>
+          <w:b/>
+          <w:bCs/>
+        </w:rPr>
+        <w:t xml:space="preserve"> </w:t>
+      </w:r>
+      <w:r>
+        <w:rPr>
+          <w:rFonts w:ascii="Times New Roman" w:hAnsi="Times New Roman" w:cs="Times New Roman"/>
+          <w:b/>
+          <w:bCs/>
+        </w:rPr>
+        <w:t xml:space="preserve">Credit Suisse, NYC, NY </w:t>
+      </w:r>
+    </w:p>
+    <w:p>
+      <w:pPr>
+        <w:pStyle w:val="BodyText"/>
+        <w:spacing w:after="0"/>
+        <w:ind w:left="0" w:firstLine="0"/>
+        <w:rPr>
+          <w:rFonts w:ascii="Times New Roman" w:hAnsi="Times New Roman" w:cs="Times New Roman"/>
+          <w:b/>
+          <w:bCs/>
+        </w:rPr>
+      </w:pPr>
+      <w:r>
+        <w:rPr>
+          <w:rFonts w:ascii="Times New Roman" w:hAnsi="Times New Roman" w:cs="Times New Roman"/>
+          <w:b/>
+          <w:bCs/>
+        </w:rPr>
+        <w:t>Role:</w:t>
+      </w:r>
+      <w:r>
+        <w:rPr>
+          <w:rFonts w:ascii="Times New Roman" w:hAnsi="Times New Roman" w:cs="Times New Roman"/>
+          <w:b/>
+          <w:bCs/>
+          <w:spacing w:val="-2"/>
+          <w:lang w:val="en-IN"/>
+        </w:rPr>
+        <w:t xml:space="preserve"> </w:t>
+      </w:r>
+      <w:r>
+        <w:rPr>
+          <w:rFonts w:ascii="Times New Roman" w:hAnsi="Times New Roman" w:cs="Times New Roman"/>
+          <w:b/>
+          <w:bCs/>
+          <w:spacing w:val="-2"/>
+        </w:rPr>
+        <w:t>Software Engineer</w:t>
+      </w:r>
+    </w:p>
+    <w:p>
+      <w:pPr>
+        <w:pStyle w:val="BodyText"/>
+        <w:spacing w:after="0"/>
+        <w:ind w:left="0" w:firstLine="0"/>
+        <w:rPr>
+          <w:rFonts w:ascii="Times New Roman" w:hAnsi="Times New Roman" w:cs="Times New Roman"/>
+          <w:bCs/>
+        </w:rPr>
+      </w:pPr>
+      <w:r>
+        <w:rPr>
+          <w:rFonts w:ascii="Times New Roman" w:hAnsi="Times New Roman" w:cs="Times New Roman"/>
+          <w:b/>
+          <w:bCs/>
+        </w:rPr>
+        <w:t xml:space="preserve">Duration: </w:t>
+      </w:r>
+      <w:r>
+        <w:rPr>
+          <w:rFonts w:ascii="Times New Roman" w:hAnsi="Times New Roman" w:cs="Times New Roman"/>
+          <w:b/>
+          <w:bCs/>
+        </w:rPr>
+        <w:t>Jul</w:t>
+      </w:r>
+      <w:r>
+        <w:rPr>
+          <w:rFonts w:ascii="Times New Roman" w:hAnsi="Times New Roman" w:cs="Times New Roman"/>
+          <w:b/>
+          <w:bCs/>
+        </w:rPr>
+        <w:t xml:space="preserve"> 201</w:t>
+      </w:r>
+      <w:r>
+        <w:rPr>
+          <w:rFonts w:ascii="Times New Roman" w:hAnsi="Times New Roman" w:cs="Times New Roman"/>
+          <w:b/>
+          <w:bCs/>
+        </w:rPr>
+        <w:t>8</w:t>
+      </w:r>
+      <w:r>
+        <w:rPr>
+          <w:rFonts w:ascii="Times New Roman" w:hAnsi="Times New Roman" w:cs="Times New Roman"/>
+          <w:b/>
+          <w:bCs/>
+        </w:rPr>
+        <w:t xml:space="preserve"> – </w:t>
+      </w:r>
+      <w:r>
+        <w:rPr>
+          <w:rFonts w:ascii="Times New Roman" w:hAnsi="Times New Roman" w:cs="Times New Roman"/>
+          <w:b/>
+          <w:bCs/>
+        </w:rPr>
+        <w:t>Nov</w:t>
+      </w:r>
+      <w:r>
+        <w:rPr>
+          <w:rFonts w:ascii="Times New Roman" w:hAnsi="Times New Roman" w:cs="Times New Roman"/>
+          <w:b/>
+          <w:bCs/>
+        </w:rPr>
+        <w:t xml:space="preserve"> 201</w:t>
+      </w:r>
+      <w:r>
+        <w:rPr>
+          <w:rFonts w:ascii="Times New Roman" w:hAnsi="Times New Roman" w:cs="Times New Roman"/>
+          <w:b/>
+          <w:bCs/>
+        </w:rPr>
+        <w:t>9</w:t>
+      </w:r>
+      <w:r>
+        <w:rPr>
+          <w:rFonts w:ascii="Times New Roman" w:hAnsi="Times New Roman" w:cs="Times New Roman"/>
+          <w:bCs/>
+        </w:rPr>
+        <w:t xml:space="preserve"> </w:t>
+      </w:r>
+    </w:p>
+    <w:p>
+      <w:pPr>
+        <w:jc w:val="both"/>
+        <w:rPr>
+          <w:rFonts w:ascii="Times New Roman" w:hAnsi="Times New Roman" w:cs="Times New Roman"/>
+          <w:b/>
+          <w:spacing w:val="-2"/>
+        </w:rPr>
+      </w:pPr>
+      <w:r>
+        <w:rPr>
+          <w:rFonts w:ascii="Times New Roman" w:hAnsi="Times New Roman" w:cs="Times New Roman"/>
+          <w:b/>
+          <w:spacing w:val="-2"/>
+          <w:lang w:val="en-IN"/>
+        </w:rPr>
+        <w:t>Project:</w:t>
+      </w:r>
+      <w:r>
+        <w:rPr>
+          <w:rFonts w:ascii="Times New Roman" w:hAnsi="Times New Roman" w:cs="Times New Roman"/>
+          <w:b/>
+          <w:spacing w:val="-2"/>
+          <w:lang w:val="en-IN"/>
+        </w:rPr>
+        <w:t xml:space="preserve"> </w:t>
+      </w:r>
+      <w:r>
+        <w:rPr>
+          <w:rFonts w:ascii="Times New Roman" w:hAnsi="Times New Roman" w:cs="Times New Roman"/>
+          <w:b/>
+          <w:spacing w:val="-2"/>
+        </w:rPr>
+        <w:t>Client Trading Technology Platform</w:t>
+      </w:r>
+    </w:p>
+    <w:p>
+      <w:pPr>
+        <w:jc w:val="both"/>
+        <w:rPr>
+          <w:rFonts w:ascii="Times New Roman" w:hAnsi="Times New Roman" w:cs="Times New Roman"/>
+          <w:bCs/>
+          <w:spacing w:val="-2"/>
+          <w:lang w:val="en-IN"/>
+        </w:rPr>
+      </w:pPr>
+      <w:r>
+        <w:rPr>
+          <w:rFonts w:ascii="Times New Roman" w:hAnsi="Times New Roman" w:cs="Times New Roman"/>
+          <w:bCs/>
+          <w:spacing w:val="-2"/>
+        </w:rPr>
+        <w:t>The Client Trading Technology Platform is a high-performance, real-time trading platform designed to empower institutional traders and clients to execute and manage trades seamlessly across a wide range of financial instruments. With an emphasis on scalability, security, and speed, this platform integrates real-time market data, trade execution, and client portfolio management, delivering a robust solution for complex financial environments. The platform leverages Angular for the frontend and Java-based backend services to ensure a responsive, intuitive, and highly secure user experience.</w:t>
+      </w:r>
+    </w:p>
+    <w:p>
+      <w:pPr>
+        <w:jc w:val="both"/>
+        <w:rPr>
+          <w:rFonts w:ascii="Times New Roman" w:hAnsi="Times New Roman" w:cs="Times New Roman"/>
+          <w:b/>
+          <w:spacing w:val="-2"/>
+          <w:lang w:val="en-IN"/>
+        </w:rPr>
+      </w:pPr>
+      <w:r>
+        <w:rPr>
+          <w:rFonts w:ascii="Times New Roman" w:hAnsi="Times New Roman" w:cs="Times New Roman"/>
+          <w:b/>
+          <w:spacing w:val="-2"/>
+          <w:lang w:val="en-IN"/>
+        </w:rPr>
+        <w:t>Roles &amp; Responsibilities:</w:t>
       </w:r>
     </w:p>
     <w:p>
@@ -6556,268 +6766,32 @@
           <w:rFonts w:ascii="Times New Roman" w:hAnsi="Times New Roman" w:cs="Times New Roman"/>
           <w:bCs/>
           <w:spacing w:val="-2"/>
-          <w:lang w:val="en-IN"/>
-        </w:rPr>
-      </w:pPr>
-      <w:r>
-        <w:rPr>
-          <w:rFonts w:ascii="Times New Roman" w:hAnsi="Times New Roman" w:cs="Times New Roman"/>
-          <w:bCs/>
-          <w:spacing w:val="-2"/>
-        </w:rPr>
-        <w:t>Communicated technical challenges and updates to non-technical stakeholders, ensuring alignment with business goals and timely resolution of blockers.</w:t>
-      </w:r>
-    </w:p>
-    <w:p>
-      <w:pPr>
-        <w:pStyle w:val="BodyText"/>
-        <w:spacing w:after="0"/>
-        <w:ind w:left="0" w:firstLine="0"/>
-        <w:rPr>
-          <w:rFonts w:ascii="Times New Roman" w:hAnsi="Times New Roman" w:cs="Times New Roman"/>
-          <w:b/>
-          <w:bCs/>
-        </w:rPr>
-      </w:pPr>
-    </w:p>
-    <w:p>
-      <w:pPr>
-        <w:pStyle w:val="BodyText"/>
-        <w:spacing w:after="0"/>
-        <w:ind w:left="0" w:firstLine="0"/>
-        <w:rPr>
-          <w:rFonts w:ascii="Times New Roman" w:hAnsi="Times New Roman" w:cs="Times New Roman"/>
-          <w:b/>
-          <w:bCs/>
-        </w:rPr>
-      </w:pPr>
-      <w:r>
-        <w:rPr>
-          <w:rFonts w:ascii="Times New Roman" w:hAnsi="Times New Roman" w:cs="Times New Roman"/>
-          <w:b/>
-          <w:bCs/>
-        </w:rPr>
-        <w:t>Client</w:t>
-      </w:r>
-      <w:r>
-        <w:rPr>
-          <w:rFonts w:ascii="Times New Roman" w:hAnsi="Times New Roman" w:cs="Times New Roman"/>
-          <w:b/>
-          <w:bCs/>
-        </w:rPr>
-        <w:t>:</w:t>
-      </w:r>
-      <w:r>
-        <w:rPr>
-          <w:rFonts w:ascii="Times New Roman" w:hAnsi="Times New Roman" w:cs="Times New Roman"/>
-          <w:b/>
-          <w:bCs/>
-        </w:rPr>
-        <w:t xml:space="preserve"> </w:t>
-      </w:r>
-      <w:r>
-        <w:rPr>
-          <w:rFonts w:ascii="Times New Roman" w:hAnsi="Times New Roman" w:cs="Times New Roman"/>
-          <w:b/>
-          <w:bCs/>
-        </w:rPr>
-        <w:t xml:space="preserve">Credit Suisse, NYC, NY </w:t>
-      </w:r>
-    </w:p>
-    <w:p>
-      <w:pPr>
-        <w:pStyle w:val="BodyText"/>
-        <w:spacing w:after="0"/>
-        <w:ind w:left="0" w:firstLine="0"/>
-        <w:rPr>
-          <w:rFonts w:ascii="Times New Roman" w:hAnsi="Times New Roman" w:cs="Times New Roman"/>
-          <w:b/>
-          <w:bCs/>
-        </w:rPr>
-      </w:pPr>
-      <w:r>
-        <w:rPr>
-          <w:rFonts w:ascii="Times New Roman" w:hAnsi="Times New Roman" w:cs="Times New Roman"/>
-          <w:b/>
-          <w:bCs/>
-        </w:rPr>
-        <w:t>Role:</w:t>
-      </w:r>
-      <w:r>
-        <w:rPr>
-          <w:rFonts w:ascii="Times New Roman" w:hAnsi="Times New Roman" w:cs="Times New Roman"/>
-          <w:b/>
-          <w:bCs/>
-          <w:spacing w:val="-2"/>
-          <w:lang w:val="en-IN"/>
-        </w:rPr>
-        <w:t xml:space="preserve"> </w:t>
-      </w:r>
-      <w:r>
-        <w:rPr>
-          <w:rFonts w:ascii="Times New Roman" w:hAnsi="Times New Roman" w:cs="Times New Roman"/>
-          <w:b/>
-          <w:bCs/>
-          <w:spacing w:val="-2"/>
-        </w:rPr>
-        <w:t>Software Engineer</w:t>
-      </w:r>
-    </w:p>
-    <w:p>
-      <w:pPr>
-        <w:pStyle w:val="BodyText"/>
-        <w:spacing w:after="0"/>
-        <w:ind w:left="0" w:firstLine="0"/>
-        <w:rPr>
-          <w:rFonts w:ascii="Times New Roman" w:hAnsi="Times New Roman" w:cs="Times New Roman"/>
-          <w:bCs/>
-        </w:rPr>
-      </w:pPr>
-      <w:r>
-        <w:rPr>
-          <w:rFonts w:ascii="Times New Roman" w:hAnsi="Times New Roman" w:cs="Times New Roman"/>
-          <w:b/>
-          <w:bCs/>
-        </w:rPr>
-        <w:t xml:space="preserve">Duration: </w:t>
-      </w:r>
-      <w:r>
-        <w:rPr>
-          <w:rFonts w:ascii="Times New Roman" w:hAnsi="Times New Roman" w:cs="Times New Roman"/>
-          <w:b/>
-          <w:bCs/>
-        </w:rPr>
-        <w:t>Jul</w:t>
-      </w:r>
-      <w:r>
-        <w:rPr>
-          <w:rFonts w:ascii="Times New Roman" w:hAnsi="Times New Roman" w:cs="Times New Roman"/>
-          <w:b/>
-          <w:bCs/>
-        </w:rPr>
-        <w:t xml:space="preserve"> 201</w:t>
-      </w:r>
-      <w:r>
-        <w:rPr>
-          <w:rFonts w:ascii="Times New Roman" w:hAnsi="Times New Roman" w:cs="Times New Roman"/>
-          <w:b/>
-          <w:bCs/>
-        </w:rPr>
-        <w:t>8</w:t>
-      </w:r>
-      <w:r>
-        <w:rPr>
-          <w:rFonts w:ascii="Times New Roman" w:hAnsi="Times New Roman" w:cs="Times New Roman"/>
-          <w:b/>
-          <w:bCs/>
-        </w:rPr>
-        <w:t xml:space="preserve"> – </w:t>
-      </w:r>
-      <w:r>
-        <w:rPr>
-          <w:rFonts w:ascii="Times New Roman" w:hAnsi="Times New Roman" w:cs="Times New Roman"/>
-          <w:b/>
-          <w:bCs/>
-        </w:rPr>
-        <w:t>Nov</w:t>
-      </w:r>
-      <w:r>
-        <w:rPr>
-          <w:rFonts w:ascii="Times New Roman" w:hAnsi="Times New Roman" w:cs="Times New Roman"/>
-          <w:b/>
-          <w:bCs/>
-        </w:rPr>
-        <w:t xml:space="preserve"> 201</w:t>
-      </w:r>
-      <w:r>
-        <w:rPr>
-          <w:rFonts w:ascii="Times New Roman" w:hAnsi="Times New Roman" w:cs="Times New Roman"/>
-          <w:b/>
-          <w:bCs/>
-        </w:rPr>
-        <w:t>9</w:t>
-      </w:r>
-      <w:r>
-        <w:rPr>
-          <w:rFonts w:ascii="Times New Roman" w:hAnsi="Times New Roman" w:cs="Times New Roman"/>
-          <w:bCs/>
-        </w:rPr>
-        <w:t xml:space="preserve"> </w:t>
-      </w:r>
-    </w:p>
-    <w:p>
-      <w:pPr>
-        <w:jc w:val="both"/>
-        <w:rPr>
-          <w:rFonts w:ascii="Times New Roman" w:hAnsi="Times New Roman" w:cs="Times New Roman"/>
-          <w:b/>
-          <w:spacing w:val="-2"/>
-        </w:rPr>
-      </w:pPr>
-      <w:r>
-        <w:rPr>
-          <w:rFonts w:ascii="Times New Roman" w:hAnsi="Times New Roman" w:cs="Times New Roman"/>
-          <w:b/>
-          <w:spacing w:val="-2"/>
-          <w:lang w:val="en-IN"/>
-        </w:rPr>
-        <w:t>Project:</w:t>
-      </w:r>
-      <w:r>
-        <w:rPr>
-          <w:rFonts w:ascii="Times New Roman" w:hAnsi="Times New Roman" w:cs="Times New Roman"/>
-          <w:b/>
-          <w:spacing w:val="-2"/>
-          <w:lang w:val="en-IN"/>
-        </w:rPr>
-        <w:t xml:space="preserve"> </w:t>
-      </w:r>
-      <w:r>
-        <w:rPr>
-          <w:rFonts w:ascii="Times New Roman" w:hAnsi="Times New Roman" w:cs="Times New Roman"/>
-          <w:b/>
-          <w:spacing w:val="-2"/>
-        </w:rPr>
-        <w:t>Client Trading Technology Platform</w:t>
-      </w:r>
-    </w:p>
-    <w:p>
-      <w:pPr>
-        <w:jc w:val="both"/>
-        <w:rPr>
-          <w:rFonts w:ascii="Times New Roman" w:hAnsi="Times New Roman" w:cs="Times New Roman"/>
-          <w:bCs/>
-          <w:spacing w:val="-2"/>
-          <w:lang w:val="en-IN"/>
-        </w:rPr>
-      </w:pPr>
-      <w:r>
-        <w:rPr>
-          <w:rFonts w:ascii="Times New Roman" w:hAnsi="Times New Roman" w:cs="Times New Roman"/>
-          <w:bCs/>
-          <w:spacing w:val="-2"/>
-        </w:rPr>
-        <w:t>The Client Trading Technology Platform is a high-performance, real-time trading platform designed to empower institutional traders and clients to execute and manage trades seamlessly across a wide range of financial instruments. With an emphasis on scalability, security, and speed, this platform integrates real-time market data, trade execution, and client portfolio management, delivering a robust solution for complex financial environments. The platform leverages Angular for the frontend and Java-based backend services to ensure a responsive, intuitive, and highly secure user experience.</w:t>
-      </w:r>
-    </w:p>
-    <w:p>
-      <w:pPr>
-        <w:jc w:val="both"/>
-        <w:rPr>
-          <w:rFonts w:ascii="Times New Roman" w:hAnsi="Times New Roman" w:cs="Times New Roman"/>
-          <w:b/>
-          <w:spacing w:val="-2"/>
-          <w:lang w:val="en-IN"/>
-        </w:rPr>
-      </w:pPr>
-      <w:r>
-        <w:rPr>
-          <w:rFonts w:ascii="Times New Roman" w:hAnsi="Times New Roman" w:cs="Times New Roman"/>
-          <w:b/>
-          <w:spacing w:val="-2"/>
-          <w:lang w:val="en-IN"/>
-        </w:rPr>
-        <w:t>Roles &amp; Responsibilities:</w:t>
+        </w:rPr>
+      </w:pPr>
+      <w:r>
+        <w:rPr>
+          <w:rFonts w:ascii="Times New Roman" w:hAnsi="Times New Roman" w:cs="Times New Roman"/>
+          <w:bCs/>
+          <w:spacing w:val="-2"/>
+        </w:rPr>
+        <w:t xml:space="preserve">Developed dynamic, responsive user interfaces for the trading platform using </w:t>
+      </w:r>
+      <w:r>
+        <w:rPr>
+          <w:rFonts w:ascii="Times New Roman" w:hAnsi="Times New Roman" w:cs="Times New Roman"/>
+          <w:b/>
+          <w:bCs/>
+          <w:spacing w:val="-2"/>
+        </w:rPr>
+        <w:t>Angular</w:t>
+      </w:r>
+      <w:r>
+        <w:rPr>
+          <w:rFonts w:ascii="Times New Roman" w:hAnsi="Times New Roman" w:cs="Times New Roman"/>
+          <w:bCs/>
+          <w:spacing w:val="-2"/>
+        </w:rPr>
+        <w:t xml:space="preserve">, ensuring a smooth and user-friendly experience for traders and clients across devices. </w:t>
       </w:r>
     </w:p>
     <w:p>
@@ -6840,24 +6814,43 @@
           <w:bCs/>
           <w:spacing w:val="-2"/>
         </w:rPr>
-        <w:t xml:space="preserve">Developed dynamic, responsive user interfaces for the trading platform using </w:t>
-      </w:r>
-      <w:r>
-        <w:rPr>
-          <w:rFonts w:ascii="Times New Roman" w:hAnsi="Times New Roman" w:cs="Times New Roman"/>
-          <w:b/>
-          <w:bCs/>
-          <w:spacing w:val="-2"/>
-        </w:rPr>
-        <w:t>Angular</w:t>
-      </w:r>
-      <w:r>
-        <w:rPr>
-          <w:rFonts w:ascii="Times New Roman" w:hAnsi="Times New Roman" w:cs="Times New Roman"/>
-          <w:bCs/>
-          <w:spacing w:val="-2"/>
-        </w:rPr>
-        <w:t xml:space="preserve">, ensuring a smooth and user-friendly experience for traders and clients across devices. </w:t>
+        <w:t xml:space="preserve">Utilized </w:t>
+      </w:r>
+      <w:r>
+        <w:rPr>
+          <w:rFonts w:ascii="Times New Roman" w:hAnsi="Times New Roman" w:cs="Times New Roman"/>
+          <w:b/>
+          <w:bCs/>
+          <w:spacing w:val="-2"/>
+        </w:rPr>
+        <w:t>Angular services</w:t>
+      </w:r>
+      <w:r>
+        <w:rPr>
+          <w:rFonts w:ascii="Times New Roman" w:hAnsi="Times New Roman" w:cs="Times New Roman"/>
+          <w:bCs/>
+          <w:spacing w:val="-2"/>
+        </w:rPr>
+        <w:t xml:space="preserve"> and </w:t>
+      </w:r>
+      <w:proofErr w:type="spellStart"/>
+      <w:r>
+        <w:rPr>
+          <w:rFonts w:ascii="Times New Roman" w:hAnsi="Times New Roman" w:cs="Times New Roman"/>
+          <w:b/>
+          <w:bCs/>
+          <w:spacing w:val="-2"/>
+        </w:rPr>
+        <w:t>RxJS</w:t>
+      </w:r>
+      <w:proofErr w:type="spellEnd"/>
+      <w:r>
+        <w:rPr>
+          <w:rFonts w:ascii="Times New Roman" w:hAnsi="Times New Roman" w:cs="Times New Roman"/>
+          <w:bCs/>
+          <w:spacing w:val="-2"/>
+        </w:rPr>
+        <w:t xml:space="preserve"> to manage real-time data streams, enabling asynchronous data handling for market feeds, trade execution statuses, and client portfolio updates, ensuring seamless user experience. </w:t>
       </w:r>
     </w:p>
     <w:p>
@@ -6880,16 +6873,33 @@
           <w:bCs/>
           <w:spacing w:val="-2"/>
         </w:rPr>
-        <w:t xml:space="preserve">Utilized </w:t>
-      </w:r>
-      <w:r>
-        <w:rPr>
-          <w:rFonts w:ascii="Times New Roman" w:hAnsi="Times New Roman" w:cs="Times New Roman"/>
-          <w:b/>
-          <w:bCs/>
-          <w:spacing w:val="-2"/>
-        </w:rPr>
-        <w:t>Angular services</w:t>
+        <w:t xml:space="preserve">Designed and implemented </w:t>
+      </w:r>
+      <w:r>
+        <w:rPr>
+          <w:rFonts w:ascii="Times New Roman" w:hAnsi="Times New Roman" w:cs="Times New Roman"/>
+          <w:b/>
+          <w:bCs/>
+          <w:spacing w:val="-2"/>
+        </w:rPr>
+        <w:t>RESTful APIs</w:t>
+      </w:r>
+      <w:r>
+        <w:rPr>
+          <w:rFonts w:ascii="Times New Roman" w:hAnsi="Times New Roman" w:cs="Times New Roman"/>
+          <w:bCs/>
+          <w:spacing w:val="-2"/>
+        </w:rPr>
+        <w:t xml:space="preserve"> using </w:t>
+      </w:r>
+      <w:r>
+        <w:rPr>
+          <w:rFonts w:ascii="Times New Roman" w:hAnsi="Times New Roman" w:cs="Times New Roman"/>
+          <w:b/>
+          <w:bCs/>
+          <w:spacing w:val="-2"/>
+        </w:rPr>
+        <w:t>Java 17</w:t>
       </w:r>
       <w:r>
         <w:rPr>
@@ -6899,24 +6909,22 @@
         </w:rPr>
         <w:t xml:space="preserve"> and </w:t>
       </w:r>
-      <w:proofErr w:type="spellStart"/>
-      <w:r>
-        <w:rPr>
-          <w:rFonts w:ascii="Times New Roman" w:hAnsi="Times New Roman" w:cs="Times New Roman"/>
-          <w:b/>
-          <w:bCs/>
-          <w:spacing w:val="-2"/>
-        </w:rPr>
-        <w:t>RxJS</w:t>
-      </w:r>
-      <w:proofErr w:type="spellEnd"/>
-      <w:r>
-        <w:rPr>
-          <w:rFonts w:ascii="Times New Roman" w:hAnsi="Times New Roman" w:cs="Times New Roman"/>
-          <w:bCs/>
-          <w:spacing w:val="-2"/>
-        </w:rPr>
-        <w:t xml:space="preserve"> to manage real-time data streams, enabling asynchronous data handling for market feeds, trade execution statuses, and client portfolio updates, ensuring seamless user experience. </w:t>
+      <w:r>
+        <w:rPr>
+          <w:rFonts w:ascii="Times New Roman" w:hAnsi="Times New Roman" w:cs="Times New Roman"/>
+          <w:b/>
+          <w:bCs/>
+          <w:spacing w:val="-2"/>
+        </w:rPr>
+        <w:t>Spring Boot</w:t>
+      </w:r>
+      <w:r>
+        <w:rPr>
+          <w:rFonts w:ascii="Times New Roman" w:hAnsi="Times New Roman" w:cs="Times New Roman"/>
+          <w:bCs/>
+          <w:spacing w:val="-2"/>
+        </w:rPr>
+        <w:t xml:space="preserve">, ensuring secure, efficient communication between the frontend and backend services for real-time trade processing and market data analysis. </w:t>
       </w:r>
     </w:p>
     <w:p>
@@ -6939,41 +6947,24 @@
           <w:bCs/>
           <w:spacing w:val="-2"/>
         </w:rPr>
-        <w:t xml:space="preserve">Designed and implemented </w:t>
-      </w:r>
-      <w:r>
-        <w:rPr>
-          <w:rFonts w:ascii="Times New Roman" w:hAnsi="Times New Roman" w:cs="Times New Roman"/>
-          <w:b/>
-          <w:bCs/>
-          <w:spacing w:val="-2"/>
-        </w:rPr>
-        <w:t>RESTful APIs</w:t>
-      </w:r>
-      <w:r>
-        <w:rPr>
-          <w:rFonts w:ascii="Times New Roman" w:hAnsi="Times New Roman" w:cs="Times New Roman"/>
-          <w:bCs/>
-          <w:spacing w:val="-2"/>
-        </w:rPr>
-        <w:t xml:space="preserve"> using </w:t>
-      </w:r>
-      <w:r>
-        <w:rPr>
-          <w:rFonts w:ascii="Times New Roman" w:hAnsi="Times New Roman" w:cs="Times New Roman"/>
-          <w:b/>
-          <w:bCs/>
-          <w:spacing w:val="-2"/>
-        </w:rPr>
-        <w:t>Java 17</w:t>
-      </w:r>
-      <w:r>
-        <w:rPr>
-          <w:rFonts w:ascii="Times New Roman" w:hAnsi="Times New Roman" w:cs="Times New Roman"/>
-          <w:bCs/>
-          <w:spacing w:val="-2"/>
-        </w:rPr>
-        <w:t xml:space="preserve"> and </w:t>
+        <w:t xml:space="preserve">Developed </w:t>
+      </w:r>
+      <w:r>
+        <w:rPr>
+          <w:rFonts w:ascii="Times New Roman" w:hAnsi="Times New Roman" w:cs="Times New Roman"/>
+          <w:b/>
+          <w:bCs/>
+          <w:spacing w:val="-2"/>
+        </w:rPr>
+        <w:t>microservices</w:t>
+      </w:r>
+      <w:r>
+        <w:rPr>
+          <w:rFonts w:ascii="Times New Roman" w:hAnsi="Times New Roman" w:cs="Times New Roman"/>
+          <w:bCs/>
+          <w:spacing w:val="-2"/>
+        </w:rPr>
+        <w:t xml:space="preserve"> architecture using </w:t>
       </w:r>
       <w:r>
         <w:rPr>
@@ -6990,7 +6981,7 @@
           <w:bCs/>
           <w:spacing w:val="-2"/>
         </w:rPr>
-        <w:t xml:space="preserve">, ensuring secure, efficient communication between the frontend and backend services for real-time trade processing and market data analysis. </w:t>
+        <w:t xml:space="preserve"> to ensure a scalable, modular approach to platform components, including trade execution, risk management, and order processing services. </w:t>
       </w:r>
     </w:p>
     <w:p>
@@ -7013,41 +7004,24 @@
           <w:bCs/>
           <w:spacing w:val="-2"/>
         </w:rPr>
-        <w:t xml:space="preserve">Developed </w:t>
-      </w:r>
-      <w:r>
-        <w:rPr>
-          <w:rFonts w:ascii="Times New Roman" w:hAnsi="Times New Roman" w:cs="Times New Roman"/>
-          <w:b/>
-          <w:bCs/>
-          <w:spacing w:val="-2"/>
-        </w:rPr>
-        <w:t>microservices</w:t>
-      </w:r>
-      <w:r>
-        <w:rPr>
-          <w:rFonts w:ascii="Times New Roman" w:hAnsi="Times New Roman" w:cs="Times New Roman"/>
-          <w:bCs/>
-          <w:spacing w:val="-2"/>
-        </w:rPr>
-        <w:t xml:space="preserve"> architecture using </w:t>
-      </w:r>
-      <w:r>
-        <w:rPr>
-          <w:rFonts w:ascii="Times New Roman" w:hAnsi="Times New Roman" w:cs="Times New Roman"/>
-          <w:b/>
-          <w:bCs/>
-          <w:spacing w:val="-2"/>
-        </w:rPr>
-        <w:t>Spring Boot</w:t>
-      </w:r>
-      <w:r>
-        <w:rPr>
-          <w:rFonts w:ascii="Times New Roman" w:hAnsi="Times New Roman" w:cs="Times New Roman"/>
-          <w:bCs/>
-          <w:spacing w:val="-2"/>
-        </w:rPr>
-        <w:t xml:space="preserve"> to ensure a scalable, modular approach to platform components, including trade execution, risk management, and order processing services. </w:t>
+        <w:t xml:space="preserve">Integrated </w:t>
+      </w:r>
+      <w:r>
+        <w:rPr>
+          <w:rFonts w:ascii="Times New Roman" w:hAnsi="Times New Roman" w:cs="Times New Roman"/>
+          <w:b/>
+          <w:bCs/>
+          <w:spacing w:val="-2"/>
+        </w:rPr>
+        <w:t>RabbitMQ</w:t>
+      </w:r>
+      <w:r>
+        <w:rPr>
+          <w:rFonts w:ascii="Times New Roman" w:hAnsi="Times New Roman" w:cs="Times New Roman"/>
+          <w:bCs/>
+          <w:spacing w:val="-2"/>
+        </w:rPr>
+        <w:t xml:space="preserve"> for event-driven message queuing, enabling real-time updates on trade status, market alerts, and execution logs across distributed services.</w:t>
       </w:r>
     </w:p>
     <w:p>
@@ -7070,24 +7044,58 @@
           <w:bCs/>
           <w:spacing w:val="-2"/>
         </w:rPr>
-        <w:t xml:space="preserve">Integrated </w:t>
-      </w:r>
-      <w:r>
-        <w:rPr>
-          <w:rFonts w:ascii="Times New Roman" w:hAnsi="Times New Roman" w:cs="Times New Roman"/>
-          <w:b/>
-          <w:bCs/>
-          <w:spacing w:val="-2"/>
-        </w:rPr>
-        <w:t>RabbitMQ</w:t>
-      </w:r>
-      <w:r>
-        <w:rPr>
-          <w:rFonts w:ascii="Times New Roman" w:hAnsi="Times New Roman" w:cs="Times New Roman"/>
-          <w:bCs/>
-          <w:spacing w:val="-2"/>
-        </w:rPr>
-        <w:t xml:space="preserve"> for event-driven message queuing, enabling real-time updates on trade status, market alerts, and execution logs across distributed services.</w:t>
+        <w:t xml:space="preserve">Employed </w:t>
+      </w:r>
+      <w:r>
+        <w:rPr>
+          <w:rFonts w:ascii="Times New Roman" w:hAnsi="Times New Roman" w:cs="Times New Roman"/>
+          <w:b/>
+          <w:bCs/>
+          <w:spacing w:val="-2"/>
+        </w:rPr>
+        <w:t>Spring Security</w:t>
+      </w:r>
+      <w:r>
+        <w:rPr>
+          <w:rFonts w:ascii="Times New Roman" w:hAnsi="Times New Roman" w:cs="Times New Roman"/>
+          <w:bCs/>
+          <w:spacing w:val="-2"/>
+        </w:rPr>
+        <w:t xml:space="preserve"> and </w:t>
+      </w:r>
+      <w:r>
+        <w:rPr>
+          <w:rFonts w:ascii="Times New Roman" w:hAnsi="Times New Roman" w:cs="Times New Roman"/>
+          <w:b/>
+          <w:bCs/>
+          <w:spacing w:val="-2"/>
+        </w:rPr>
+        <w:t>OAuth 2.0</w:t>
+      </w:r>
+      <w:r>
+        <w:rPr>
+          <w:rFonts w:ascii="Times New Roman" w:hAnsi="Times New Roman" w:cs="Times New Roman"/>
+          <w:bCs/>
+          <w:spacing w:val="-2"/>
+        </w:rPr>
+        <w:t xml:space="preserve"> with </w:t>
+      </w:r>
+      <w:r>
+        <w:rPr>
+          <w:rFonts w:ascii="Times New Roman" w:hAnsi="Times New Roman" w:cs="Times New Roman"/>
+          <w:b/>
+          <w:bCs/>
+          <w:spacing w:val="-2"/>
+        </w:rPr>
+        <w:t>JWT</w:t>
+      </w:r>
+      <w:r>
+        <w:rPr>
+          <w:rFonts w:ascii="Times New Roman" w:hAnsi="Times New Roman" w:cs="Times New Roman"/>
+          <w:bCs/>
+          <w:spacing w:val="-2"/>
+        </w:rPr>
+        <w:t xml:space="preserve"> to implement secure authentication and authorization for users, ensuring the integrity and confidentiality of financial transactions and sensitive client data. </w:t>
       </w:r>
     </w:p>
     <w:p>
@@ -7110,58 +7118,24 @@
           <w:bCs/>
           <w:spacing w:val="-2"/>
         </w:rPr>
-        <w:t xml:space="preserve">Employed </w:t>
-      </w:r>
-      <w:r>
-        <w:rPr>
-          <w:rFonts w:ascii="Times New Roman" w:hAnsi="Times New Roman" w:cs="Times New Roman"/>
-          <w:b/>
-          <w:bCs/>
-          <w:spacing w:val="-2"/>
-        </w:rPr>
-        <w:t>Spring Security</w:t>
-      </w:r>
-      <w:r>
-        <w:rPr>
-          <w:rFonts w:ascii="Times New Roman" w:hAnsi="Times New Roman" w:cs="Times New Roman"/>
-          <w:bCs/>
-          <w:spacing w:val="-2"/>
-        </w:rPr>
-        <w:t xml:space="preserve"> and </w:t>
-      </w:r>
-      <w:r>
-        <w:rPr>
-          <w:rFonts w:ascii="Times New Roman" w:hAnsi="Times New Roman" w:cs="Times New Roman"/>
-          <w:b/>
-          <w:bCs/>
-          <w:spacing w:val="-2"/>
-        </w:rPr>
-        <w:t>OAuth 2.0</w:t>
-      </w:r>
-      <w:r>
-        <w:rPr>
-          <w:rFonts w:ascii="Times New Roman" w:hAnsi="Times New Roman" w:cs="Times New Roman"/>
-          <w:bCs/>
-          <w:spacing w:val="-2"/>
-        </w:rPr>
-        <w:t xml:space="preserve"> with </w:t>
-      </w:r>
-      <w:r>
-        <w:rPr>
-          <w:rFonts w:ascii="Times New Roman" w:hAnsi="Times New Roman" w:cs="Times New Roman"/>
-          <w:b/>
-          <w:bCs/>
-          <w:spacing w:val="-2"/>
-        </w:rPr>
-        <w:t>JWT</w:t>
-      </w:r>
-      <w:r>
-        <w:rPr>
-          <w:rFonts w:ascii="Times New Roman" w:hAnsi="Times New Roman" w:cs="Times New Roman"/>
-          <w:bCs/>
-          <w:spacing w:val="-2"/>
-        </w:rPr>
-        <w:t xml:space="preserve"> to implement secure authentication and authorization for users, ensuring the integrity and confidentiality of financial transactions and sensitive client data. </w:t>
+        <w:t xml:space="preserve">Worked with </w:t>
+      </w:r>
+      <w:r>
+        <w:rPr>
+          <w:rFonts w:ascii="Times New Roman" w:hAnsi="Times New Roman" w:cs="Times New Roman"/>
+          <w:b/>
+          <w:bCs/>
+          <w:spacing w:val="-2"/>
+        </w:rPr>
+        <w:t>PostgreSQL</w:t>
+      </w:r>
+      <w:r>
+        <w:rPr>
+          <w:rFonts w:ascii="Times New Roman" w:hAnsi="Times New Roman" w:cs="Times New Roman"/>
+          <w:bCs/>
+          <w:spacing w:val="-2"/>
+        </w:rPr>
+        <w:t xml:space="preserve"> to handle the storage and querying of trade data, market information, and client portfolios, optimizing database interactions to ensure performance and scalability. </w:t>
       </w:r>
     </w:p>
     <w:p>
@@ -7184,24 +7158,24 @@
           <w:bCs/>
           <w:spacing w:val="-2"/>
         </w:rPr>
-        <w:t xml:space="preserve">Worked with </w:t>
-      </w:r>
-      <w:r>
-        <w:rPr>
-          <w:rFonts w:ascii="Times New Roman" w:hAnsi="Times New Roman" w:cs="Times New Roman"/>
-          <w:b/>
-          <w:bCs/>
-          <w:spacing w:val="-2"/>
-        </w:rPr>
-        <w:t>PostgreSQL</w:t>
-      </w:r>
-      <w:r>
-        <w:rPr>
-          <w:rFonts w:ascii="Times New Roman" w:hAnsi="Times New Roman" w:cs="Times New Roman"/>
-          <w:bCs/>
-          <w:spacing w:val="-2"/>
-        </w:rPr>
-        <w:t xml:space="preserve"> to handle the storage and querying of trade data, market information, and client portfolios, optimizing database interactions to ensure performance and scalability. </w:t>
+        <w:t xml:space="preserve">Utilized </w:t>
+      </w:r>
+      <w:r>
+        <w:rPr>
+          <w:rFonts w:ascii="Times New Roman" w:hAnsi="Times New Roman" w:cs="Times New Roman"/>
+          <w:b/>
+          <w:bCs/>
+          <w:spacing w:val="-2"/>
+        </w:rPr>
+        <w:t>Spring Data JPA</w:t>
+      </w:r>
+      <w:r>
+        <w:rPr>
+          <w:rFonts w:ascii="Times New Roman" w:hAnsi="Times New Roman" w:cs="Times New Roman"/>
+          <w:bCs/>
+          <w:spacing w:val="-2"/>
+        </w:rPr>
+        <w:t xml:space="preserve"> for seamless integration between Java objects and relational database entities, improving data management and reducing boilerplate code for CRUD operations. </w:t>
       </w:r>
     </w:p>
     <w:p>
@@ -7224,24 +7198,55 @@
           <w:bCs/>
           <w:spacing w:val="-2"/>
         </w:rPr>
-        <w:t xml:space="preserve">Utilized </w:t>
-      </w:r>
-      <w:r>
-        <w:rPr>
-          <w:rFonts w:ascii="Times New Roman" w:hAnsi="Times New Roman" w:cs="Times New Roman"/>
-          <w:b/>
-          <w:bCs/>
-          <w:spacing w:val="-2"/>
-        </w:rPr>
-        <w:t>Spring Data JPA</w:t>
-      </w:r>
-      <w:r>
-        <w:rPr>
-          <w:rFonts w:ascii="Times New Roman" w:hAnsi="Times New Roman" w:cs="Times New Roman"/>
-          <w:bCs/>
-          <w:spacing w:val="-2"/>
-        </w:rPr>
-        <w:t xml:space="preserve"> for seamless integration between Java objects and relational database entities, improving data management and reducing boilerplate code for CRUD operations. </w:t>
+        <w:t xml:space="preserve">Deployed microservices on </w:t>
+      </w:r>
+      <w:r>
+        <w:rPr>
+          <w:rFonts w:ascii="Times New Roman" w:hAnsi="Times New Roman" w:cs="Times New Roman"/>
+          <w:b/>
+          <w:spacing w:val="-2"/>
+        </w:rPr>
+        <w:t>Google Compute Engine (GCE) instances</w:t>
+      </w:r>
+      <w:r>
+        <w:rPr>
+          <w:rFonts w:ascii="Times New Roman" w:hAnsi="Times New Roman" w:cs="Times New Roman"/>
+          <w:bCs/>
+          <w:spacing w:val="-2"/>
+        </w:rPr>
+        <w:t xml:space="preserve">, utilizing </w:t>
+      </w:r>
+      <w:r>
+        <w:rPr>
+          <w:rFonts w:ascii="Times New Roman" w:hAnsi="Times New Roman" w:cs="Times New Roman"/>
+          <w:b/>
+          <w:spacing w:val="-2"/>
+        </w:rPr>
+        <w:t>Google Cloud Load Balancing</w:t>
+      </w:r>
+      <w:r>
+        <w:rPr>
+          <w:rFonts w:ascii="Times New Roman" w:hAnsi="Times New Roman" w:cs="Times New Roman"/>
+          <w:bCs/>
+          <w:spacing w:val="-2"/>
+        </w:rPr>
+        <w:t xml:space="preserve"> to ensure high availability, and implemented </w:t>
+      </w:r>
+      <w:r>
+        <w:rPr>
+          <w:rFonts w:ascii="Times New Roman" w:hAnsi="Times New Roman" w:cs="Times New Roman"/>
+          <w:b/>
+          <w:spacing w:val="-2"/>
+        </w:rPr>
+        <w:t>Instance Groups with autoscaling</w:t>
+      </w:r>
+      <w:r>
+        <w:rPr>
+          <w:rFonts w:ascii="Times New Roman" w:hAnsi="Times New Roman" w:cs="Times New Roman"/>
+          <w:bCs/>
+          <w:spacing w:val="-2"/>
+        </w:rPr>
+        <w:t xml:space="preserve"> to dynamically adjust resources based on platform demand during peak trading periods.</w:t>
       </w:r>
     </w:p>
     <w:p>
@@ -7264,55 +7269,23 @@
           <w:bCs/>
           <w:spacing w:val="-2"/>
         </w:rPr>
-        <w:t xml:space="preserve">Deployed microservices on </w:t>
-      </w:r>
-      <w:r>
-        <w:rPr>
-          <w:rFonts w:ascii="Times New Roman" w:hAnsi="Times New Roman" w:cs="Times New Roman"/>
-          <w:b/>
-          <w:spacing w:val="-2"/>
-        </w:rPr>
-        <w:t>Google Compute Engine (GCE) instances</w:t>
-      </w:r>
-      <w:r>
-        <w:rPr>
-          <w:rFonts w:ascii="Times New Roman" w:hAnsi="Times New Roman" w:cs="Times New Roman"/>
-          <w:bCs/>
-          <w:spacing w:val="-2"/>
-        </w:rPr>
-        <w:t xml:space="preserve">, utilizing </w:t>
-      </w:r>
-      <w:r>
-        <w:rPr>
-          <w:rFonts w:ascii="Times New Roman" w:hAnsi="Times New Roman" w:cs="Times New Roman"/>
-          <w:b/>
-          <w:spacing w:val="-2"/>
-        </w:rPr>
-        <w:t>Google Cloud Load Balancing</w:t>
-      </w:r>
-      <w:r>
-        <w:rPr>
-          <w:rFonts w:ascii="Times New Roman" w:hAnsi="Times New Roman" w:cs="Times New Roman"/>
-          <w:bCs/>
-          <w:spacing w:val="-2"/>
-        </w:rPr>
-        <w:t xml:space="preserve"> to ensure high availability, and implemented </w:t>
-      </w:r>
-      <w:r>
-        <w:rPr>
-          <w:rFonts w:ascii="Times New Roman" w:hAnsi="Times New Roman" w:cs="Times New Roman"/>
-          <w:b/>
-          <w:spacing w:val="-2"/>
-        </w:rPr>
-        <w:t>Instance Groups with autoscaling</w:t>
-      </w:r>
-      <w:r>
-        <w:rPr>
-          <w:rFonts w:ascii="Times New Roman" w:hAnsi="Times New Roman" w:cs="Times New Roman"/>
-          <w:bCs/>
-          <w:spacing w:val="-2"/>
-        </w:rPr>
-        <w:t xml:space="preserve"> to dynamically adjust resources based on platform demand during peak trading periods.</w:t>
+        <w:t xml:space="preserve">Leveraged </w:t>
+      </w:r>
+      <w:r>
+        <w:rPr>
+          <w:rFonts w:ascii="Times New Roman" w:hAnsi="Times New Roman" w:cs="Times New Roman"/>
+          <w:b/>
+          <w:spacing w:val="-2"/>
+        </w:rPr>
+        <w:t>Google Cloud Storage (GCS)</w:t>
+      </w:r>
+      <w:r>
+        <w:rPr>
+          <w:rFonts w:ascii="Times New Roman" w:hAnsi="Times New Roman" w:cs="Times New Roman"/>
+          <w:bCs/>
+          <w:spacing w:val="-2"/>
+        </w:rPr>
+        <w:t xml:space="preserve"> for secure and scalable storage of trade logs, historical data, and market reports, ensuring easy access and compliance with data retention policies.</w:t>
       </w:r>
     </w:p>
     <w:p>
@@ -7335,23 +7308,24 @@
           <w:bCs/>
           <w:spacing w:val="-2"/>
         </w:rPr>
-        <w:t xml:space="preserve">Leveraged </w:t>
-      </w:r>
-      <w:r>
-        <w:rPr>
-          <w:rFonts w:ascii="Times New Roman" w:hAnsi="Times New Roman" w:cs="Times New Roman"/>
-          <w:b/>
-          <w:spacing w:val="-2"/>
-        </w:rPr>
-        <w:t>Google Cloud Storage (GCS)</w:t>
-      </w:r>
-      <w:r>
-        <w:rPr>
-          <w:rFonts w:ascii="Times New Roman" w:hAnsi="Times New Roman" w:cs="Times New Roman"/>
-          <w:bCs/>
-          <w:spacing w:val="-2"/>
-        </w:rPr>
-        <w:t xml:space="preserve"> for secure and scalable storage of trade logs, historical data, and market reports, ensuring easy access and compliance with data retention policies.</w:t>
+        <w:t xml:space="preserve">Integrated </w:t>
+      </w:r>
+      <w:r>
+        <w:rPr>
+          <w:rFonts w:ascii="Times New Roman" w:hAnsi="Times New Roman" w:cs="Times New Roman"/>
+          <w:b/>
+          <w:bCs/>
+          <w:spacing w:val="-2"/>
+        </w:rPr>
+        <w:t>Redis</w:t>
+      </w:r>
+      <w:r>
+        <w:rPr>
+          <w:rFonts w:ascii="Times New Roman" w:hAnsi="Times New Roman" w:cs="Times New Roman"/>
+          <w:bCs/>
+          <w:spacing w:val="-2"/>
+        </w:rPr>
+        <w:t xml:space="preserve"> for caching frequently queried data, improving the platform's performance by reducing latency during high-frequency trading activities. </w:t>
       </w:r>
     </w:p>
     <w:p>
@@ -7374,24 +7348,41 @@
           <w:bCs/>
           <w:spacing w:val="-2"/>
         </w:rPr>
-        <w:t xml:space="preserve">Integrated </w:t>
-      </w:r>
-      <w:r>
-        <w:rPr>
-          <w:rFonts w:ascii="Times New Roman" w:hAnsi="Times New Roman" w:cs="Times New Roman"/>
-          <w:b/>
-          <w:bCs/>
-          <w:spacing w:val="-2"/>
-        </w:rPr>
-        <w:t>Redis</w:t>
-      </w:r>
-      <w:r>
-        <w:rPr>
-          <w:rFonts w:ascii="Times New Roman" w:hAnsi="Times New Roman" w:cs="Times New Roman"/>
-          <w:bCs/>
-          <w:spacing w:val="-2"/>
-        </w:rPr>
-        <w:t xml:space="preserve"> for caching frequently queried data, improving the platform's performance by reducing latency during high-frequency trading activities. </w:t>
+        <w:t xml:space="preserve">Automated build, test, and deployment workflows using </w:t>
+      </w:r>
+      <w:r>
+        <w:rPr>
+          <w:rFonts w:ascii="Times New Roman" w:hAnsi="Times New Roman" w:cs="Times New Roman"/>
+          <w:b/>
+          <w:bCs/>
+          <w:spacing w:val="-2"/>
+        </w:rPr>
+        <w:t>Jenkins</w:t>
+      </w:r>
+      <w:r>
+        <w:rPr>
+          <w:rFonts w:ascii="Times New Roman" w:hAnsi="Times New Roman" w:cs="Times New Roman"/>
+          <w:bCs/>
+          <w:spacing w:val="-2"/>
+        </w:rPr>
+        <w:t xml:space="preserve"> and </w:t>
+      </w:r>
+      <w:r>
+        <w:rPr>
+          <w:rFonts w:ascii="Times New Roman" w:hAnsi="Times New Roman" w:cs="Times New Roman"/>
+          <w:b/>
+          <w:bCs/>
+          <w:spacing w:val="-2"/>
+        </w:rPr>
+        <w:t>GitLab</w:t>
+      </w:r>
+      <w:r>
+        <w:rPr>
+          <w:rFonts w:ascii="Times New Roman" w:hAnsi="Times New Roman" w:cs="Times New Roman"/>
+          <w:bCs/>
+          <w:spacing w:val="-2"/>
+        </w:rPr>
+        <w:t xml:space="preserve">, streamlining the CI/CD pipeline and ensuring consistent, fast, and reliable deployment cycles for new features and updates. </w:t>
       </w:r>
     </w:p>
     <w:p>
@@ -7414,16 +7405,16 @@
           <w:bCs/>
           <w:spacing w:val="-2"/>
         </w:rPr>
-        <w:t xml:space="preserve">Automated build, test, and deployment workflows using </w:t>
-      </w:r>
-      <w:r>
-        <w:rPr>
-          <w:rFonts w:ascii="Times New Roman" w:hAnsi="Times New Roman" w:cs="Times New Roman"/>
-          <w:b/>
-          <w:bCs/>
-          <w:spacing w:val="-2"/>
-        </w:rPr>
-        <w:t>Jenkins</w:t>
+        <w:t xml:space="preserve">Conducted unit and integration testing with </w:t>
+      </w:r>
+      <w:r>
+        <w:rPr>
+          <w:rFonts w:ascii="Times New Roman" w:hAnsi="Times New Roman" w:cs="Times New Roman"/>
+          <w:b/>
+          <w:bCs/>
+          <w:spacing w:val="-2"/>
+        </w:rPr>
+        <w:t>JUnit</w:t>
       </w:r>
       <w:r>
         <w:rPr>
@@ -7440,15 +7431,15 @@
           <w:bCs/>
           <w:spacing w:val="-2"/>
         </w:rPr>
-        <w:t>GitLab</w:t>
-      </w:r>
-      <w:r>
-        <w:rPr>
-          <w:rFonts w:ascii="Times New Roman" w:hAnsi="Times New Roman" w:cs="Times New Roman"/>
-          <w:bCs/>
-          <w:spacing w:val="-2"/>
-        </w:rPr>
-        <w:t xml:space="preserve">, streamlining the CI/CD pipeline and ensuring consistent, fast, and reliable deployment cycles for new features and updates. </w:t>
+        <w:t>Mockito</w:t>
+      </w:r>
+      <w:r>
+        <w:rPr>
+          <w:rFonts w:ascii="Times New Roman" w:hAnsi="Times New Roman" w:cs="Times New Roman"/>
+          <w:bCs/>
+          <w:spacing w:val="-2"/>
+        </w:rPr>
+        <w:t xml:space="preserve">, ensuring the reliability and accuracy of backend services, particularly trade execution and market data processing components. </w:t>
       </w:r>
     </w:p>
     <w:p>
@@ -7471,41 +7462,23 @@
           <w:bCs/>
           <w:spacing w:val="-2"/>
         </w:rPr>
-        <w:t xml:space="preserve">Conducted unit and integration testing with </w:t>
-      </w:r>
-      <w:r>
-        <w:rPr>
-          <w:rFonts w:ascii="Times New Roman" w:hAnsi="Times New Roman" w:cs="Times New Roman"/>
-          <w:b/>
-          <w:bCs/>
-          <w:spacing w:val="-2"/>
-        </w:rPr>
-        <w:t>JUnit</w:t>
-      </w:r>
-      <w:r>
-        <w:rPr>
-          <w:rFonts w:ascii="Times New Roman" w:hAnsi="Times New Roman" w:cs="Times New Roman"/>
-          <w:bCs/>
-          <w:spacing w:val="-2"/>
-        </w:rPr>
-        <w:t xml:space="preserve"> and </w:t>
-      </w:r>
-      <w:r>
-        <w:rPr>
-          <w:rFonts w:ascii="Times New Roman" w:hAnsi="Times New Roman" w:cs="Times New Roman"/>
-          <w:b/>
-          <w:bCs/>
-          <w:spacing w:val="-2"/>
-        </w:rPr>
-        <w:t>Mockito</w:t>
-      </w:r>
-      <w:r>
-        <w:rPr>
-          <w:rFonts w:ascii="Times New Roman" w:hAnsi="Times New Roman" w:cs="Times New Roman"/>
-          <w:bCs/>
-          <w:spacing w:val="-2"/>
-        </w:rPr>
-        <w:t xml:space="preserve">, ensuring the reliability and accuracy of backend services, particularly trade execution and market data processing components. </w:t>
+        <w:t xml:space="preserve">Collaborated with </w:t>
+      </w:r>
+      <w:r>
+        <w:rPr>
+          <w:rFonts w:ascii="Times New Roman" w:hAnsi="Times New Roman" w:cs="Times New Roman"/>
+          <w:b/>
+          <w:spacing w:val="-2"/>
+        </w:rPr>
+        <w:t>cross-functional teams</w:t>
+      </w:r>
+      <w:r>
+        <w:rPr>
+          <w:rFonts w:ascii="Times New Roman" w:hAnsi="Times New Roman" w:cs="Times New Roman"/>
+          <w:bCs/>
+          <w:spacing w:val="-2"/>
+        </w:rPr>
+        <w:t xml:space="preserve">, including business analysts, product owners, and QA engineers, to define feature requirements, refine technical specifications, and ensure alignment with business and compliance needs. </w:t>
       </w:r>
     </w:p>
     <w:p>
@@ -7528,23 +7501,41 @@
           <w:bCs/>
           <w:spacing w:val="-2"/>
         </w:rPr>
-        <w:t xml:space="preserve">Collaborated with </w:t>
-      </w:r>
-      <w:r>
-        <w:rPr>
-          <w:rFonts w:ascii="Times New Roman" w:hAnsi="Times New Roman" w:cs="Times New Roman"/>
-          <w:b/>
-          <w:spacing w:val="-2"/>
-        </w:rPr>
-        <w:t>cross-functional teams</w:t>
-      </w:r>
-      <w:r>
-        <w:rPr>
-          <w:rFonts w:ascii="Times New Roman" w:hAnsi="Times New Roman" w:cs="Times New Roman"/>
-          <w:bCs/>
-          <w:spacing w:val="-2"/>
-        </w:rPr>
-        <w:t xml:space="preserve">, including business analysts, product owners, and QA engineers, to define feature requirements, refine technical specifications, and ensure alignment with business and compliance needs. </w:t>
+        <w:t xml:space="preserve">Participated in </w:t>
+      </w:r>
+      <w:r>
+        <w:rPr>
+          <w:rFonts w:ascii="Times New Roman" w:hAnsi="Times New Roman" w:cs="Times New Roman"/>
+          <w:b/>
+          <w:bCs/>
+          <w:spacing w:val="-2"/>
+        </w:rPr>
+        <w:t>Agile Scrum</w:t>
+      </w:r>
+      <w:r>
+        <w:rPr>
+          <w:rFonts w:ascii="Times New Roman" w:hAnsi="Times New Roman" w:cs="Times New Roman"/>
+          <w:bCs/>
+          <w:spacing w:val="-2"/>
+        </w:rPr>
+        <w:t xml:space="preserve"> processes, including sprint planning, daily stand-ups, and retrospectives, contributing to project tracking and visibility using </w:t>
+      </w:r>
+      <w:r>
+        <w:rPr>
+          <w:rFonts w:ascii="Times New Roman" w:hAnsi="Times New Roman" w:cs="Times New Roman"/>
+          <w:b/>
+          <w:bCs/>
+          <w:spacing w:val="-2"/>
+        </w:rPr>
+        <w:t>JIRA</w:t>
+      </w:r>
+      <w:r>
+        <w:rPr>
+          <w:rFonts w:ascii="Times New Roman" w:hAnsi="Times New Roman" w:cs="Times New Roman"/>
+          <w:bCs/>
+          <w:spacing w:val="-2"/>
+        </w:rPr>
+        <w:t xml:space="preserve">. </w:t>
       </w:r>
     </w:p>
     <w:p>
@@ -7559,6 +7550,7 @@
           <w:rFonts w:ascii="Times New Roman" w:hAnsi="Times New Roman" w:cs="Times New Roman"/>
           <w:bCs/>
           <w:spacing w:val="-2"/>
+          <w:lang w:val="en-IN"/>
         </w:rPr>
       </w:pPr>
       <w:r>
@@ -7568,64 +7560,6 @@
           <w:spacing w:val="-2"/>
         </w:rPr>
         <w:lastRenderedPageBreak/>
-        <w:t xml:space="preserve">Participated in </w:t>
-      </w:r>
-      <w:r>
-        <w:rPr>
-          <w:rFonts w:ascii="Times New Roman" w:hAnsi="Times New Roman" w:cs="Times New Roman"/>
-          <w:b/>
-          <w:bCs/>
-          <w:spacing w:val="-2"/>
-        </w:rPr>
-        <w:t>Agile Scrum</w:t>
-      </w:r>
-      <w:r>
-        <w:rPr>
-          <w:rFonts w:ascii="Times New Roman" w:hAnsi="Times New Roman" w:cs="Times New Roman"/>
-          <w:bCs/>
-          <w:spacing w:val="-2"/>
-        </w:rPr>
-        <w:t xml:space="preserve"> processes, including sprint planning, daily stand-ups, and retrospectives, contributing to project tracking and visibility using </w:t>
-      </w:r>
-      <w:r>
-        <w:rPr>
-          <w:rFonts w:ascii="Times New Roman" w:hAnsi="Times New Roman" w:cs="Times New Roman"/>
-          <w:b/>
-          <w:bCs/>
-          <w:spacing w:val="-2"/>
-        </w:rPr>
-        <w:t>JIRA</w:t>
-      </w:r>
-      <w:r>
-        <w:rPr>
-          <w:rFonts w:ascii="Times New Roman" w:hAnsi="Times New Roman" w:cs="Times New Roman"/>
-          <w:bCs/>
-          <w:spacing w:val="-2"/>
-        </w:rPr>
-        <w:t xml:space="preserve">. </w:t>
-      </w:r>
-    </w:p>
-    <w:p>
-      <w:pPr>
-        <w:pStyle w:val="ListParagraph"/>
-        <w:numPr>
-          <w:ilvl w:val="0"/>
-          <w:numId w:val="14"/>
-        </w:numPr>
-        <w:jc w:val="both"/>
-        <w:rPr>
-          <w:rFonts w:ascii="Times New Roman" w:hAnsi="Times New Roman" w:cs="Times New Roman"/>
-          <w:bCs/>
-          <w:spacing w:val="-2"/>
-          <w:lang w:val="en-IN"/>
-        </w:rPr>
-      </w:pPr>
-      <w:r>
-        <w:rPr>
-          <w:rFonts w:ascii="Times New Roman" w:hAnsi="Times New Roman" w:cs="Times New Roman"/>
-          <w:bCs/>
-          <w:spacing w:val="-2"/>
-        </w:rPr>
         <w:t xml:space="preserve">Adhered to </w:t>
       </w:r>
       <w:r>

--- a/cv/Anil_Kumar_Mopidevi.docx
+++ b/cv/Anil_Kumar_Mopidevi.docx
@@ -1117,7 +1117,7 @@
                             <wp:extent cx="742950" cy="736106"/>
                             <wp:effectExtent l="0" t="0" r="0" b="6985"/>
                             <wp:docPr id="1914916517" name="Picture 8" descr="A blue hexagon with white text&#10;&#10;AI-generated content may be incorrect.">
-                              <a:hlinkClick xmlns:a="http://schemas.openxmlformats.org/drawingml/2006/main" r:id="rId13"/>
+                              <a:hlinkClick xmlns:a="http://schemas.openxmlformats.org/drawingml/2006/main" r:id="rId15"/>
                             </wp:docPr>
                             <wp:cNvGraphicFramePr>
                               <a:graphicFrameLocks xmlns:a="http://schemas.openxmlformats.org/drawingml/2006/main" noChangeAspect="1"/>
@@ -1127,12 +1127,12 @@
                                 <pic:pic xmlns:pic="http://schemas.openxmlformats.org/drawingml/2006/picture">
                                   <pic:nvPicPr>
                                     <pic:cNvPr id="1914916517" name="Picture 8" descr="A blue hexagon with white text&#10;&#10;AI-generated content may be incorrect.">
-                                      <a:hlinkClick r:id="rId13"/>
+                                      <a:hlinkClick r:id="rId15"/>
                                     </pic:cNvPr>
                                     <pic:cNvPicPr/>
                                   </pic:nvPicPr>
                                   <pic:blipFill>
-                                    <a:blip r:embed="rId14" cstate="print">
+                                    <a:blip r:embed="rId16" cstate="print">
                                       <a:extLst>
                                         <a:ext uri="{28A0092B-C50C-407E-A947-70E740481C1C}">
                                           <a14:useLocalDpi xmlns:a14="http://schemas.microsoft.com/office/drawing/2010/main" val="0"/>
@@ -12468,6 +12468,7 @@
   <w:style w:type="character" w:default="1" w:styleId="DefaultParagraphFont">
     <w:name w:val="Default Paragraph Font"/>
     <w:uiPriority w:val="1"/>
+    <w:semiHidden/>
     <w:unhideWhenUsed/>
   </w:style>
   <w:style w:type="table" w:default="1" w:styleId="TableNormal">
